--- a/zht/docx/074.content.docx
+++ b/zht/docx/074.content.docx
@@ -149,27 +149,7 @@
         <w:rPr>
           <w:lang w:val="zh_TW" w:bidi="zh_TW"/>
         </w:rPr>
-        <w:t>lv</w:t>
-      </w:r>
-      <w:r>
-        <w:rPr>
-          <w:lang w:val="zh_TW" w:bidi="zh_TW"/>
-        </w:rPr>
-      </w:r>
-    </w:p>
-    <w:p>
-      <w:pPr/>
-      <w:r>
-        <w:rPr>
-          <w:lang w:val="zh_TW" w:bidi="zh_TW"/>
-        </w:rPr>
-      </w:r>
-      <w:r>
-        <w:rPr>
-          <w:i/>
-          <w:lang w:val="zh_TW" w:bidi="zh_TW"/>
-        </w:rPr>
-        <w:t>旅行</w:t>
+        <w:t>kuang</w:t>
       </w:r>
       <w:r>
         <w:rPr>
@@ -232,7 +212,7 @@
         <w:rPr>
           <w:lang w:val="zh_TW" w:bidi="zh_TW"/>
         </w:rPr>
-        <w:t>旅行</w:t>
+        <w:t>曠野</w:t>
       </w:r>
       <w:r>
         <w:rPr>
@@ -251,18 +231,115 @@
         <w:rPr>
           <w:lang w:val="zh_TW" w:bidi="zh_TW"/>
         </w:rPr>
-        <w:t>在聖經時代，旅行者常見道路崎嶇難行，且無法通行。通常是相對較小的船隻在海上航行，且主要是軍事和商船，極少是為了簡單的旅遊交通而航行的船隻。因為沒有什麼理由需要去旅行，一般公民往往只會留在相當有限的區域內。偶爾會有群體的遷徙，有時人們因宗教節期而旅行，或為了逃避戰爭和饑荒而遷徙。</w:t>
-      </w:r>
-    </w:p>
-    <w:p>
-      <w:pPr>
-        <w:pStyle w:val="Heading3"/>
-      </w:pPr>
-      <w:r>
-        <w:rPr>
-          <w:lang w:val="zh_TW" w:bidi="zh_TW"/>
-        </w:rPr>
-        <w:t>舊約時代的旅行</w:t>
+        <w:t>空曠的荒地，通常乾旱、沙質，且無法維持植物生命，例如巴勒斯坦南部的內蓋夫（Negev，又譯：南地）沙漠。曠野中常有一些局部區域可以維持有限的生命。最常見的希伯來文「曠野（desert）」一詞意為「荒野（wilderness）」，可能與一個動詞有關，意指「驅趕」，就像牧羊人驅趕羊群去放牧一樣。在新約和七十士譯本（舊約的古希臘文譯本）中常見的希臘文詞語意指一個未圈圍、未耕種的區域，野獸在其中遊蕩（</w:t>
+      </w:r>
+      <w:hyperlink r:id="rId13">
+        <w:r>
+          <w:rPr>
+            <w:lang w:val="zh_TW" w:bidi="zh_TW"/>
+          </w:rPr>
+          <w:rPr>
+            <w:color w:val="0000EE"/>
+            <w:u w:val="single"/>
+          </w:rPr>
+          <w:t>申32:10</w:t>
+        </w:r>
+      </w:hyperlink>
+      <w:r>
+        <w:rPr>
+          <w:lang w:val="zh_TW" w:bidi="zh_TW"/>
+        </w:rPr>
+        <w:t>；</w:t>
+      </w:r>
+      <w:hyperlink r:id="rId14">
+        <w:r>
+          <w:rPr>
+            <w:lang w:val="zh_TW" w:bidi="zh_TW"/>
+          </w:rPr>
+          <w:rPr>
+            <w:color w:val="0000EE"/>
+            <w:u w:val="single"/>
+          </w:rPr>
+          <w:t>伯24:5</w:t>
+        </w:r>
+      </w:hyperlink>
+      <w:r>
+        <w:rPr>
+          <w:lang w:val="zh_TW" w:bidi="zh_TW"/>
+        </w:rPr>
+        <w:t>）。曠野有時也是牧草地（</w:t>
+      </w:r>
+      <w:hyperlink r:id="rId15">
+        <w:r>
+          <w:rPr>
+            <w:lang w:val="zh_TW" w:bidi="zh_TW"/>
+          </w:rPr>
+          <w:rPr>
+            <w:color w:val="0000EE"/>
+            <w:u w:val="single"/>
+          </w:rPr>
+          <w:t>出3:1</w:t>
+        </w:r>
+      </w:hyperlink>
+      <w:r>
+        <w:rPr>
+          <w:lang w:val="zh_TW" w:bidi="zh_TW"/>
+        </w:rPr>
+        <w:t>；</w:t>
+      </w:r>
+      <w:hyperlink r:id="rId16">
+        <w:r>
+          <w:rPr>
+            <w:lang w:val="zh_TW" w:bidi="zh_TW"/>
+          </w:rPr>
+          <w:rPr>
+            <w:color w:val="0000EE"/>
+            <w:u w:val="single"/>
+          </w:rPr>
+          <w:t>詩65:12</w:t>
+        </w:r>
+      </w:hyperlink>
+      <w:r>
+        <w:rPr>
+          <w:lang w:val="zh_TW" w:bidi="zh_TW"/>
+        </w:rPr>
+        <w:t>；</w:t>
+      </w:r>
+      <w:hyperlink r:id="rId17">
+        <w:r>
+          <w:rPr>
+            <w:lang w:val="zh_TW" w:bidi="zh_TW"/>
+          </w:rPr>
+          <w:rPr>
+            <w:color w:val="0000EE"/>
+            <w:u w:val="single"/>
+          </w:rPr>
+          <w:t>耶23:10</w:t>
+        </w:r>
+      </w:hyperlink>
+      <w:r>
+        <w:rPr>
+          <w:lang w:val="zh_TW" w:bidi="zh_TW"/>
+        </w:rPr>
+        <w:t>；</w:t>
+      </w:r>
+      <w:hyperlink r:id="rId18">
+        <w:r>
+          <w:rPr>
+            <w:lang w:val="zh_TW" w:bidi="zh_TW"/>
+          </w:rPr>
+          <w:rPr>
+            <w:color w:val="0000EE"/>
+            <w:u w:val="single"/>
+          </w:rPr>
+          <w:t>珥2:22</w:t>
+        </w:r>
+      </w:hyperlink>
+      <w:r>
+        <w:rPr>
+          <w:lang w:val="zh_TW" w:bidi="zh_TW"/>
+        </w:rPr>
+        <w:t>）。</w:t>
       </w:r>
     </w:p>
     <w:p>
@@ -276,7 +353,133 @@
         <w:rPr>
           <w:lang w:val="zh_TW" w:bidi="zh_TW"/>
         </w:rPr>
-        <w:t>有幾個描繪了以色列百姓為了放牧而在有限區域內移動的記載。約瑟的兄弟們將他們的羊群從南地帶到示劍，後來又到多坍（</w:t>
+        <w:t>聖經經常提到曠野的區域（例如，</w:t>
+      </w:r>
+      <w:hyperlink r:id="rId19">
+        <w:r>
+          <w:rPr>
+            <w:lang w:val="zh_TW" w:bidi="zh_TW"/>
+          </w:rPr>
+          <w:rPr>
+            <w:color w:val="0000EE"/>
+            <w:u w:val="single"/>
+          </w:rPr>
+          <w:t>創16:7</w:t>
+        </w:r>
+      </w:hyperlink>
+      <w:r>
+        <w:rPr>
+          <w:lang w:val="zh_TW" w:bidi="zh_TW"/>
+        </w:rPr>
+        <w:t>，</w:t>
+      </w:r>
+      <w:hyperlink r:id="rId20">
+        <w:r>
+          <w:rPr>
+            <w:lang w:val="zh_TW" w:bidi="zh_TW"/>
+          </w:rPr>
+          <w:rPr>
+            <w:color w:val="0000EE"/>
+            <w:u w:val="single"/>
+          </w:rPr>
+          <w:t>21:20</w:t>
+        </w:r>
+      </w:hyperlink>
+      <w:r>
+        <w:rPr>
+          <w:lang w:val="zh_TW" w:bidi="zh_TW"/>
+        </w:rPr>
+        <w:t>；</w:t>
+      </w:r>
+      <w:hyperlink r:id="rId21">
+        <w:r>
+          <w:rPr>
+            <w:lang w:val="zh_TW" w:bidi="zh_TW"/>
+          </w:rPr>
+          <w:rPr>
+            <w:color w:val="0000EE"/>
+            <w:u w:val="single"/>
+          </w:rPr>
+          <w:t>撒上17:28</w:t>
+        </w:r>
+      </w:hyperlink>
+      <w:r>
+        <w:rPr>
+          <w:lang w:val="zh_TW" w:bidi="zh_TW"/>
+        </w:rPr>
+        <w:t>；</w:t>
+      </w:r>
+      <w:hyperlink r:id="rId22">
+        <w:r>
+          <w:rPr>
+            <w:lang w:val="zh_TW" w:bidi="zh_TW"/>
+          </w:rPr>
+          <w:rPr>
+            <w:color w:val="0000EE"/>
+            <w:u w:val="single"/>
+          </w:rPr>
+          <w:t>太3:1</w:t>
+        </w:r>
+      </w:hyperlink>
+      <w:r>
+        <w:rPr>
+          <w:lang w:val="zh_TW" w:bidi="zh_TW"/>
+        </w:rPr>
+        <w:t>；</w:t>
+      </w:r>
+      <w:hyperlink r:id="rId23">
+        <w:r>
+          <w:rPr>
+            <w:lang w:val="zh_TW" w:bidi="zh_TW"/>
+          </w:rPr>
+          <w:rPr>
+            <w:color w:val="0000EE"/>
+            <w:u w:val="single"/>
+          </w:rPr>
+          <w:t>可1:13</w:t>
+        </w:r>
+      </w:hyperlink>
+      <w:r>
+        <w:rPr>
+          <w:lang w:val="zh_TW" w:bidi="zh_TW"/>
+        </w:rPr>
+        <w:t>；</w:t>
+      </w:r>
+      <w:hyperlink r:id="rId24">
+        <w:r>
+          <w:rPr>
+            <w:lang w:val="zh_TW" w:bidi="zh_TW"/>
+          </w:rPr>
+          <w:rPr>
+            <w:color w:val="0000EE"/>
+            <w:u w:val="single"/>
+          </w:rPr>
+          <w:t>路15:4</w:t>
+        </w:r>
+      </w:hyperlink>
+      <w:r>
+        <w:rPr>
+          <w:lang w:val="zh_TW" w:bidi="zh_TW"/>
+        </w:rPr>
+        <w:t>）。「曠野」通常是無人定居的地方（</w:t>
+      </w:r>
+      <w:hyperlink r:id="rId25">
+        <w:r>
+          <w:rPr>
+            <w:lang w:val="zh_TW" w:bidi="zh_TW"/>
+          </w:rPr>
+          <w:rPr>
+            <w:color w:val="0000EE"/>
+            <w:u w:val="single"/>
+          </w:rPr>
+          <w:t>民14:33</w:t>
+        </w:r>
+      </w:hyperlink>
+      <w:r>
+        <w:rPr>
+          <w:lang w:val="zh_TW" w:bidi="zh_TW"/>
+        </w:rPr>
+        <w:t>；</w:t>
       </w:r>
       <w:hyperlink r:id="rId13">
         <w:r>
@@ -287,14 +490,86 @@
             <w:color w:val="0000EE"/>
             <w:u w:val="single"/>
           </w:rPr>
-          <w:t>創37:12–17</w:t>
-        </w:r>
-      </w:hyperlink>
-      <w:r>
-        <w:rPr>
-          <w:lang w:val="zh_TW" w:bidi="zh_TW"/>
-        </w:rPr>
-        <w:t>），但這不過是60英里（96.5公里）。大衛曾環遊巴勒斯坦，甚至去了摩押地（</w:t>
+          <w:t>申32:10</w:t>
+        </w:r>
+      </w:hyperlink>
+      <w:r>
+        <w:rPr>
+          <w:lang w:val="zh_TW" w:bidi="zh_TW"/>
+        </w:rPr>
+        <w:t>；</w:t>
+      </w:r>
+      <w:hyperlink r:id="rId26">
+        <w:r>
+          <w:rPr>
+            <w:lang w:val="zh_TW" w:bidi="zh_TW"/>
+          </w:rPr>
+          <w:rPr>
+            <w:color w:val="0000EE"/>
+            <w:u w:val="single"/>
+          </w:rPr>
+          <w:t>伯38:26</w:t>
+        </w:r>
+      </w:hyperlink>
+      <w:r>
+        <w:rPr>
+          <w:lang w:val="zh_TW" w:bidi="zh_TW"/>
+        </w:rPr>
+        <w:t>；</w:t>
+      </w:r>
+      <w:hyperlink r:id="rId27">
+        <w:r>
+          <w:rPr>
+            <w:lang w:val="zh_TW" w:bidi="zh_TW"/>
+          </w:rPr>
+          <w:rPr>
+            <w:color w:val="0000EE"/>
+            <w:u w:val="single"/>
+          </w:rPr>
+          <w:t>箴21:19</w:t>
+        </w:r>
+      </w:hyperlink>
+      <w:r>
+        <w:rPr>
+          <w:lang w:val="zh_TW" w:bidi="zh_TW"/>
+        </w:rPr>
+        <w:t>；</w:t>
+      </w:r>
+      <w:hyperlink r:id="rId28">
+        <w:r>
+          <w:rPr>
+            <w:lang w:val="zh_TW" w:bidi="zh_TW"/>
+          </w:rPr>
+          <w:rPr>
+            <w:color w:val="0000EE"/>
+            <w:u w:val="single"/>
+          </w:rPr>
+          <w:t>耶9:2</w:t>
+        </w:r>
+      </w:hyperlink>
+      <w:r>
+        <w:rPr>
+          <w:lang w:val="zh_TW" w:bidi="zh_TW"/>
+        </w:rPr>
+        <w:t>），但卻是野生動物的棲息地：鵜鶘（</w:t>
+      </w:r>
+      <w:hyperlink r:id="rId29">
+        <w:r>
+          <w:rPr>
+            <w:lang w:val="zh_TW" w:bidi="zh_TW"/>
+          </w:rPr>
+          <w:rPr>
+            <w:color w:val="0000EE"/>
+            <w:u w:val="single"/>
+          </w:rPr>
+          <w:t>詩102:6</w:t>
+        </w:r>
+      </w:hyperlink>
+      <w:r>
+        <w:rPr>
+          <w:lang w:val="zh_TW" w:bidi="zh_TW"/>
+        </w:rPr>
+        <w:t>）、野驢（</w:t>
       </w:r>
       <w:hyperlink r:id="rId14">
         <w:r>
@@ -305,25 +580,79 @@
             <w:color w:val="0000EE"/>
             <w:u w:val="single"/>
           </w:rPr>
-          <w:t>撒上22:3</w:t>
-        </w:r>
-      </w:hyperlink>
-      <w:r>
-        <w:rPr>
-          <w:lang w:val="zh_TW" w:bidi="zh_TW"/>
-        </w:rPr>
-        <w:t>）。但支派的人從耶路撒冷西南遷到北部——就在黎巴嫩山脈南端（</w:t>
-      </w:r>
-      <w:hyperlink r:id="rId15">
-        <w:r>
-          <w:rPr>
-            <w:lang w:val="zh_TW" w:bidi="zh_TW"/>
-          </w:rPr>
-          <w:rPr>
-            <w:color w:val="0000EE"/>
-            <w:u w:val="single"/>
-          </w:rPr>
-          <w:t>士18章</w:t>
+          <w:t>伯24:5</w:t>
+        </w:r>
+      </w:hyperlink>
+      <w:r>
+        <w:rPr>
+          <w:lang w:val="zh_TW" w:bidi="zh_TW"/>
+        </w:rPr>
+        <w:t>）、野狗（</w:t>
+      </w:r>
+      <w:hyperlink r:id="rId30">
+        <w:r>
+          <w:rPr>
+            <w:lang w:val="zh_TW" w:bidi="zh_TW"/>
+          </w:rPr>
+          <w:rPr>
+            <w:color w:val="0000EE"/>
+            <w:u w:val="single"/>
+          </w:rPr>
+          <w:t>瑪1:3</w:t>
+        </w:r>
+      </w:hyperlink>
+      <w:r>
+        <w:rPr>
+          <w:lang w:val="zh_TW" w:bidi="zh_TW"/>
+        </w:rPr>
+        <w:t>）、鴕鳥（</w:t>
+      </w:r>
+      <w:hyperlink r:id="rId31">
+        <w:r>
+          <w:rPr>
+            <w:lang w:val="zh_TW" w:bidi="zh_TW"/>
+          </w:rPr>
+          <w:rPr>
+            <w:color w:val="0000EE"/>
+            <w:u w:val="single"/>
+          </w:rPr>
+          <w:t>哀4:3</w:t>
+        </w:r>
+      </w:hyperlink>
+      <w:r>
+        <w:rPr>
+          <w:lang w:val="zh_TW" w:bidi="zh_TW"/>
+        </w:rPr>
+        <w:t>）。這個詞也有比喻的用法（</w:t>
+      </w:r>
+      <w:hyperlink r:id="rId32">
+        <w:r>
+          <w:rPr>
+            <w:lang w:val="zh_TW" w:bidi="zh_TW"/>
+          </w:rPr>
+          <w:rPr>
+            <w:color w:val="0000EE"/>
+            <w:u w:val="single"/>
+          </w:rPr>
+          <w:t>何2:3</w:t>
+        </w:r>
+      </w:hyperlink>
+      <w:r>
+        <w:rPr>
+          <w:lang w:val="zh_TW" w:bidi="zh_TW"/>
+        </w:rPr>
+        <w:t>；</w:t>
+      </w:r>
+      <w:hyperlink r:id="rId33">
+        <w:r>
+          <w:rPr>
+            <w:lang w:val="zh_TW" w:bidi="zh_TW"/>
+          </w:rPr>
+          <w:rPr>
+            <w:color w:val="0000EE"/>
+            <w:u w:val="single"/>
+          </w:rPr>
+          <w:t>耶2:31</w:t>
         </w:r>
       </w:hyperlink>
       <w:r>
@@ -344,36 +673,18 @@
         <w:rPr>
           <w:lang w:val="zh_TW" w:bidi="zh_TW"/>
         </w:rPr>
-        <w:t>為了放牧、遷徙和保護而旅行的例子可謂多不勝數。這些旅行者通常會步行，但驢也被用來騎乘和作為馱運動物之用。牛用來運送重物，有時也載人（</w:t>
-      </w:r>
-      <w:hyperlink r:id="rId16">
-        <w:r>
-          <w:rPr>
-            <w:lang w:val="zh_TW" w:bidi="zh_TW"/>
-          </w:rPr>
-          <w:rPr>
-            <w:color w:val="0000EE"/>
-            <w:u w:val="single"/>
-          </w:rPr>
-          <w:t>創46:5</w:t>
-        </w:r>
-      </w:hyperlink>
-      <w:r>
-        <w:rPr>
-          <w:lang w:val="zh_TW" w:bidi="zh_TW"/>
-        </w:rPr>
-        <w:t>）。後來駱駝也成為普遍的交通工具（</w:t>
-      </w:r>
-      <w:hyperlink r:id="rId17">
-        <w:r>
-          <w:rPr>
-            <w:lang w:val="zh_TW" w:bidi="zh_TW"/>
-          </w:rPr>
-          <w:rPr>
-            <w:color w:val="0000EE"/>
-            <w:u w:val="single"/>
-          </w:rPr>
-          <w:t>王上10:2</w:t>
+        <w:t>另一個希伯來文「曠野」一詞，源自一個意為「乾燥（to be arid）」的詞根，指的是一片貧瘠、荒涼、光禿的草原（</w:t>
+      </w:r>
+      <w:hyperlink r:id="rId14">
+        <w:r>
+          <w:rPr>
+            <w:lang w:val="zh_TW" w:bidi="zh_TW"/>
+          </w:rPr>
+          <w:rPr>
+            <w:color w:val="0000EE"/>
+            <w:u w:val="single"/>
+          </w:rPr>
+          <w:t>伯24:5</w:t>
         </w:r>
       </w:hyperlink>
       <w:r>
@@ -382,34 +693,46 @@
         </w:rPr>
         <w:t>；</w:t>
       </w:r>
-      <w:hyperlink r:id="rId18">
-        <w:r>
-          <w:rPr>
-            <w:lang w:val="zh_TW" w:bidi="zh_TW"/>
-          </w:rPr>
-          <w:rPr>
-            <w:color w:val="0000EE"/>
-            <w:u w:val="single"/>
-          </w:rPr>
-          <w:t>王下8:9</w:t>
-        </w:r>
-      </w:hyperlink>
-      <w:r>
-        <w:rPr>
-          <w:lang w:val="zh_TW" w:bidi="zh_TW"/>
-        </w:rPr>
-        <w:t>）。我們對舊約時代的旅客休息地點所知甚少。舊約只有幾處提到了「住宿的地方（malon）」（</w:t>
-      </w:r>
-      <w:hyperlink r:id="rId19">
-        <w:r>
-          <w:rPr>
-            <w:lang w:val="zh_TW" w:bidi="zh_TW"/>
-          </w:rPr>
-          <w:rPr>
-            <w:color w:val="0000EE"/>
-            <w:u w:val="single"/>
-          </w:rPr>
-          <w:t>創42:27</w:t>
+      <w:hyperlink r:id="rId34">
+        <w:r>
+          <w:rPr>
+            <w:lang w:val="zh_TW" w:bidi="zh_TW"/>
+          </w:rPr>
+          <w:rPr>
+            <w:color w:val="0000EE"/>
+            <w:u w:val="single"/>
+          </w:rPr>
+          <w:t>賽33:9；</w:t>
+        </w:r>
+      </w:hyperlink>
+      <w:hyperlink r:id="rId35">
+        <w:r>
+          <w:rPr>
+            <w:lang w:val="zh_TW" w:bidi="zh_TW"/>
+          </w:rPr>
+          <w:rPr>
+            <w:color w:val="0000EE"/>
+            <w:u w:val="single"/>
+          </w:rPr>
+          <w:t>耶51:43</w:t>
+        </w:r>
+      </w:hyperlink>
+      <w:r>
+        <w:rPr>
+          <w:lang w:val="zh_TW" w:bidi="zh_TW"/>
+        </w:rPr>
+        <w:t>）。該詞的複數形式描述了摩押曠野平原的地形特徵（</w:t>
+      </w:r>
+      <w:hyperlink r:id="rId36">
+        <w:r>
+          <w:rPr>
+            <w:lang w:val="zh_TW" w:bidi="zh_TW"/>
+          </w:rPr>
+          <w:rPr>
+            <w:color w:val="0000EE"/>
+            <w:u w:val="single"/>
+          </w:rPr>
+          <w:t>民22:1</w:t>
         </w:r>
       </w:hyperlink>
       <w:r>
@@ -418,16 +741,16 @@
         </w:rPr>
         <w:t>，</w:t>
       </w:r>
-      <w:hyperlink r:id="rId20">
-        <w:r>
-          <w:rPr>
-            <w:lang w:val="zh_TW" w:bidi="zh_TW"/>
-          </w:rPr>
-          <w:rPr>
-            <w:color w:val="0000EE"/>
-            <w:u w:val="single"/>
-          </w:rPr>
-          <w:t>43:21</w:t>
+      <w:hyperlink r:id="rId37">
+        <w:r>
+          <w:rPr>
+            <w:lang w:val="zh_TW" w:bidi="zh_TW"/>
+          </w:rPr>
+          <w:rPr>
+            <w:color w:val="0000EE"/>
+            <w:u w:val="single"/>
+          </w:rPr>
+          <w:t>26:3、63</w:t>
         </w:r>
       </w:hyperlink>
       <w:r>
@@ -436,34 +759,71 @@
         </w:rPr>
         <w:t>；</w:t>
       </w:r>
-      <w:hyperlink r:id="rId21">
-        <w:r>
-          <w:rPr>
-            <w:lang w:val="zh_TW" w:bidi="zh_TW"/>
-          </w:rPr>
-          <w:rPr>
-            <w:color w:val="0000EE"/>
-            <w:u w:val="single"/>
-          </w:rPr>
-          <w:t>出4:24</w:t>
-        </w:r>
-      </w:hyperlink>
-      <w:r>
-        <w:rPr>
-          <w:lang w:val="zh_TW" w:bidi="zh_TW"/>
-        </w:rPr>
-        <w:t>）。</w:t>
-      </w:r>
-    </w:p>
-    <w:p>
-      <w:pPr>
-        <w:pStyle w:val="Heading3"/>
-      </w:pPr>
-      <w:r>
-        <w:rPr>
-          <w:lang w:val="zh_TW" w:bidi="zh_TW"/>
-        </w:rPr>
-        <w:t>新約時代的旅行</w:t>
+      <w:hyperlink r:id="rId38">
+        <w:r>
+          <w:rPr>
+            <w:lang w:val="zh_TW" w:bidi="zh_TW"/>
+          </w:rPr>
+          <w:rPr>
+            <w:color w:val="0000EE"/>
+            <w:u w:val="single"/>
+          </w:rPr>
+          <w:t>申34:1</w:t>
+        </w:r>
+      </w:hyperlink>
+      <w:r>
+        <w:rPr>
+          <w:lang w:val="zh_TW" w:bidi="zh_TW"/>
+        </w:rPr>
+        <w:t>）以及耶利哥（</w:t>
+      </w:r>
+      <w:hyperlink r:id="rId39">
+        <w:r>
+          <w:rPr>
+            <w:lang w:val="zh_TW" w:bidi="zh_TW"/>
+          </w:rPr>
+          <w:rPr>
+            <w:color w:val="0000EE"/>
+            <w:u w:val="single"/>
+          </w:rPr>
+          <w:t>書4:13，</w:t>
+        </w:r>
+      </w:hyperlink>
+      <w:hyperlink r:id="rId40">
+        <w:r>
+          <w:rPr>
+            <w:lang w:val="zh_TW" w:bidi="zh_TW"/>
+          </w:rPr>
+          <w:rPr>
+            <w:color w:val="0000EE"/>
+            <w:u w:val="single"/>
+          </w:rPr>
+          <w:t>5:10</w:t>
+        </w:r>
+      </w:hyperlink>
+      <w:r>
+        <w:rPr>
+          <w:lang w:val="zh_TW" w:bidi="zh_TW"/>
+        </w:rPr>
+        <w:t>；</w:t>
+      </w:r>
+      <w:hyperlink r:id="rId41">
+        <w:r>
+          <w:rPr>
+            <w:lang w:val="zh_TW" w:bidi="zh_TW"/>
+          </w:rPr>
+          <w:rPr>
+            <w:color w:val="0000EE"/>
+            <w:u w:val="single"/>
+          </w:rPr>
+          <w:t>王下25:5</w:t>
+        </w:r>
+      </w:hyperlink>
+      <w:r>
+        <w:rPr>
+          <w:lang w:val="zh_TW" w:bidi="zh_TW"/>
+        </w:rPr>
+        <w:t>）的地形特徵。該詞帶有定冠詞時（亞拉巴，the Arabah）指的是約旦河谷和死海周圍的平原。該地區的地理特徵有明顯對比；約旦河谷密佈著叢林般的森林，藏有野獸（包括聖經時代的獅子），而該地區又連結死海附近的草原，那裡則一直以來都是沙漠。</w:t>
       </w:r>
     </w:p>
     <w:p>
@@ -477,7 +837,385 @@
         <w:rPr>
           <w:lang w:val="zh_TW" w:bidi="zh_TW"/>
         </w:rPr>
-        <w:t>羅馬世界對旅行的了解非常通透，主要是為了在節期履行宗教義務、為了從事貿易、為了政府行政以及軍事目的。公元一世紀的基督徒傳教士是當時眾多旅行者中的一部分。</w:t>
+        <w:t>另有兩個希伯來文詞彙，分別意為「荒廢」和「毀壞」，指的是曾有人居住但後來荒涼的地區或定居點（</w:t>
+      </w:r>
+      <w:hyperlink r:id="rId42">
+        <w:r>
+          <w:rPr>
+            <w:lang w:val="zh_TW" w:bidi="zh_TW"/>
+          </w:rPr>
+          <w:rPr>
+            <w:color w:val="0000EE"/>
+            <w:u w:val="single"/>
+          </w:rPr>
+          <w:t>賽1:7</w:t>
+        </w:r>
+      </w:hyperlink>
+      <w:r>
+        <w:rPr>
+          <w:lang w:val="zh_TW" w:bidi="zh_TW"/>
+        </w:rPr>
+        <w:t>，</w:t>
+      </w:r>
+      <w:hyperlink r:id="rId43">
+        <w:r>
+          <w:rPr>
+            <w:lang w:val="zh_TW" w:bidi="zh_TW"/>
+          </w:rPr>
+          <w:rPr>
+            <w:color w:val="0000EE"/>
+            <w:u w:val="single"/>
+          </w:rPr>
+          <w:t>5:9</w:t>
+        </w:r>
+      </w:hyperlink>
+      <w:r>
+        <w:rPr>
+          <w:lang w:val="zh_TW" w:bidi="zh_TW"/>
+        </w:rPr>
+        <w:t>，</w:t>
+      </w:r>
+      <w:hyperlink r:id="rId44">
+        <w:r>
+          <w:rPr>
+            <w:lang w:val="zh_TW" w:bidi="zh_TW"/>
+          </w:rPr>
+          <w:rPr>
+            <w:color w:val="0000EE"/>
+            <w:u w:val="single"/>
+          </w:rPr>
+          <w:t>6:11</w:t>
+        </w:r>
+      </w:hyperlink>
+      <w:r>
+        <w:rPr>
+          <w:lang w:val="zh_TW" w:bidi="zh_TW"/>
+        </w:rPr>
+        <w:t>；</w:t>
+      </w:r>
+      <w:hyperlink r:id="rId45">
+        <w:r>
+          <w:rPr>
+            <w:lang w:val="zh_TW" w:bidi="zh_TW"/>
+          </w:rPr>
+          <w:rPr>
+            <w:color w:val="0000EE"/>
+            <w:u w:val="single"/>
+          </w:rPr>
+          <w:t>耶42:18</w:t>
+        </w:r>
+      </w:hyperlink>
+      <w:r>
+        <w:rPr>
+          <w:lang w:val="zh_TW" w:bidi="zh_TW"/>
+        </w:rPr>
+        <w:t>；</w:t>
+      </w:r>
+      <w:hyperlink r:id="rId46">
+        <w:r>
+          <w:rPr>
+            <w:lang w:val="zh_TW" w:bidi="zh_TW"/>
+          </w:rPr>
+          <w:rPr>
+            <w:color w:val="0000EE"/>
+            <w:u w:val="single"/>
+          </w:rPr>
+          <w:t>結35:7</w:t>
+        </w:r>
+      </w:hyperlink>
+      <w:r>
+        <w:rPr>
+          <w:lang w:val="zh_TW" w:bidi="zh_TW"/>
+        </w:rPr>
+        <w:t>）。這些詞也更廣泛地用於任何荒涼或廢棄之地（</w:t>
+      </w:r>
+      <w:hyperlink r:id="rId47">
+        <w:r>
+          <w:rPr>
+            <w:lang w:val="zh_TW" w:bidi="zh_TW"/>
+          </w:rPr>
+          <w:rPr>
+            <w:color w:val="0000EE"/>
+            <w:u w:val="single"/>
+          </w:rPr>
+          <w:t>利26:31、33</w:t>
+        </w:r>
+      </w:hyperlink>
+      <w:r>
+        <w:rPr>
+          <w:lang w:val="zh_TW" w:bidi="zh_TW"/>
+        </w:rPr>
+        <w:t>；</w:t>
+      </w:r>
+      <w:hyperlink r:id="rId48">
+        <w:r>
+          <w:rPr>
+            <w:lang w:val="zh_TW" w:bidi="zh_TW"/>
+          </w:rPr>
+          <w:rPr>
+            <w:color w:val="0000EE"/>
+            <w:u w:val="single"/>
+          </w:rPr>
+          <w:t>伯3:14</w:t>
+        </w:r>
+      </w:hyperlink>
+      <w:r>
+        <w:rPr>
+          <w:lang w:val="zh_TW" w:bidi="zh_TW"/>
+        </w:rPr>
+        <w:t>；</w:t>
+      </w:r>
+      <w:hyperlink r:id="rId49">
+        <w:r>
+          <w:rPr>
+            <w:lang w:val="zh_TW" w:bidi="zh_TW"/>
+          </w:rPr>
+          <w:rPr>
+            <w:color w:val="0000EE"/>
+            <w:u w:val="single"/>
+          </w:rPr>
+          <w:t>詩9:6</w:t>
+        </w:r>
+      </w:hyperlink>
+      <w:r>
+        <w:rPr>
+          <w:lang w:val="zh_TW" w:bidi="zh_TW"/>
+        </w:rPr>
+        <w:t>，</w:t>
+      </w:r>
+      <w:hyperlink r:id="rId50">
+        <w:r>
+          <w:rPr>
+            <w:lang w:val="zh_TW" w:bidi="zh_TW"/>
+          </w:rPr>
+          <w:rPr>
+            <w:color w:val="0000EE"/>
+            <w:u w:val="single"/>
+          </w:rPr>
+          <w:t>109:10</w:t>
+        </w:r>
+      </w:hyperlink>
+      <w:r>
+        <w:rPr>
+          <w:lang w:val="zh_TW" w:bidi="zh_TW"/>
+        </w:rPr>
+        <w:t>；</w:t>
+      </w:r>
+      <w:hyperlink r:id="rId51">
+        <w:r>
+          <w:rPr>
+            <w:lang w:val="zh_TW" w:bidi="zh_TW"/>
+          </w:rPr>
+          <w:rPr>
+            <w:color w:val="0000EE"/>
+            <w:u w:val="single"/>
+          </w:rPr>
+          <w:t>賽5:17</w:t>
+        </w:r>
+      </w:hyperlink>
+      <w:r>
+        <w:rPr>
+          <w:lang w:val="zh_TW" w:bidi="zh_TW"/>
+        </w:rPr>
+        <w:t>，</w:t>
+      </w:r>
+      <w:hyperlink r:id="rId52">
+        <w:r>
+          <w:rPr>
+            <w:lang w:val="zh_TW" w:bidi="zh_TW"/>
+          </w:rPr>
+          <w:rPr>
+            <w:color w:val="0000EE"/>
+            <w:u w:val="single"/>
+          </w:rPr>
+          <w:t>44:26</w:t>
+        </w:r>
+      </w:hyperlink>
+      <w:r>
+        <w:rPr>
+          <w:lang w:val="zh_TW" w:bidi="zh_TW"/>
+        </w:rPr>
+        <w:t>，</w:t>
+      </w:r>
+      <w:hyperlink r:id="rId53">
+        <w:r>
+          <w:rPr>
+            <w:lang w:val="zh_TW" w:bidi="zh_TW"/>
+          </w:rPr>
+          <w:rPr>
+            <w:color w:val="0000EE"/>
+            <w:u w:val="single"/>
+          </w:rPr>
+          <w:t>51:3</w:t>
+        </w:r>
+      </w:hyperlink>
+      <w:r>
+        <w:rPr>
+          <w:lang w:val="zh_TW" w:bidi="zh_TW"/>
+        </w:rPr>
+        <w:t>，</w:t>
+      </w:r>
+      <w:hyperlink r:id="rId54">
+        <w:r>
+          <w:rPr>
+            <w:lang w:val="zh_TW" w:bidi="zh_TW"/>
+          </w:rPr>
+          <w:rPr>
+            <w:color w:val="0000EE"/>
+            <w:u w:val="single"/>
+          </w:rPr>
+          <w:t>52:9</w:t>
+        </w:r>
+      </w:hyperlink>
+      <w:r>
+        <w:rPr>
+          <w:lang w:val="zh_TW" w:bidi="zh_TW"/>
+        </w:rPr>
+        <w:t>；</w:t>
+      </w:r>
+      <w:hyperlink r:id="rId55">
+        <w:r>
+          <w:rPr>
+            <w:lang w:val="zh_TW" w:bidi="zh_TW"/>
+          </w:rPr>
+          <w:rPr>
+            <w:color w:val="0000EE"/>
+            <w:u w:val="single"/>
+          </w:rPr>
+          <w:t>耶7:34</w:t>
+        </w:r>
+      </w:hyperlink>
+      <w:r>
+        <w:rPr>
+          <w:lang w:val="zh_TW" w:bidi="zh_TW"/>
+        </w:rPr>
+        <w:t>；</w:t>
+      </w:r>
+      <w:hyperlink r:id="rId56">
+        <w:r>
+          <w:rPr>
+            <w:lang w:val="zh_TW" w:bidi="zh_TW"/>
+          </w:rPr>
+          <w:rPr>
+            <w:color w:val="0000EE"/>
+            <w:u w:val="single"/>
+          </w:rPr>
+          <w:t>結5:14</w:t>
+        </w:r>
+      </w:hyperlink>
+      <w:r>
+        <w:rPr>
+          <w:lang w:val="zh_TW" w:bidi="zh_TW"/>
+        </w:rPr>
+        <w:t>）。其中一個詞也用於指出埃及的曠野（</w:t>
+      </w:r>
+      <w:hyperlink r:id="rId57">
+        <w:r>
+          <w:rPr>
+            <w:lang w:val="zh_TW" w:bidi="zh_TW"/>
+          </w:rPr>
+          <w:rPr>
+            <w:color w:val="0000EE"/>
+            <w:u w:val="single"/>
+          </w:rPr>
+          <w:t>賽48:21</w:t>
+        </w:r>
+      </w:hyperlink>
+      <w:r>
+        <w:rPr>
+          <w:lang w:val="zh_TW" w:bidi="zh_TW"/>
+        </w:rPr>
+        <w:t>）。另一個意為「荒廢」的詞（</w:t>
+      </w:r>
+      <w:hyperlink r:id="rId58">
+        <w:r>
+          <w:rPr>
+            <w:lang w:val="zh_TW" w:bidi="zh_TW"/>
+          </w:rPr>
+          <w:rPr>
+            <w:color w:val="0000EE"/>
+            <w:u w:val="single"/>
+          </w:rPr>
+          <w:t>詩78:40</w:t>
+        </w:r>
+      </w:hyperlink>
+      <w:r>
+        <w:rPr>
+          <w:lang w:val="zh_TW" w:bidi="zh_TW"/>
+        </w:rPr>
+        <w:t>；</w:t>
+      </w:r>
+      <w:hyperlink r:id="rId59">
+        <w:r>
+          <w:rPr>
+            <w:lang w:val="zh_TW" w:bidi="zh_TW"/>
+          </w:rPr>
+          <w:rPr>
+            <w:color w:val="0000EE"/>
+            <w:u w:val="single"/>
+          </w:rPr>
+          <w:t>賽43:19–20</w:t>
+        </w:r>
+      </w:hyperlink>
+      <w:r>
+        <w:rPr>
+          <w:lang w:val="zh_TW" w:bidi="zh_TW"/>
+        </w:rPr>
+        <w:t>），在加上定冠詞後，成為耶下望（Jeshimon）這個專有名詞，指的是死海以西的一片土地（</w:t>
+      </w:r>
+      <w:hyperlink r:id="rId60">
+        <w:r>
+          <w:rPr>
+            <w:lang w:val="zh_TW" w:bidi="zh_TW"/>
+          </w:rPr>
+          <w:rPr>
+            <w:color w:val="0000EE"/>
+            <w:u w:val="single"/>
+          </w:rPr>
+          <w:t>民21:20</w:t>
+        </w:r>
+      </w:hyperlink>
+      <w:r>
+        <w:rPr>
+          <w:lang w:val="zh_TW" w:bidi="zh_TW"/>
+        </w:rPr>
+        <w:t>；</w:t>
+      </w:r>
+      <w:hyperlink r:id="rId61">
+        <w:r>
+          <w:rPr>
+            <w:lang w:val="zh_TW" w:bidi="zh_TW"/>
+          </w:rPr>
+          <w:rPr>
+            <w:color w:val="0000EE"/>
+            <w:u w:val="single"/>
+          </w:rPr>
+          <w:t>撒上23:24</w:t>
+        </w:r>
+      </w:hyperlink>
+      <w:r>
+        <w:rPr>
+          <w:lang w:val="zh_TW" w:bidi="zh_TW"/>
+        </w:rPr>
+        <w:t>，</w:t>
+      </w:r>
+      <w:hyperlink r:id="rId62">
+        <w:r>
+          <w:rPr>
+            <w:lang w:val="zh_TW" w:bidi="zh_TW"/>
+          </w:rPr>
+          <w:rPr>
+            <w:color w:val="0000EE"/>
+            <w:u w:val="single"/>
+          </w:rPr>
+          <w:t>26:1</w:t>
+        </w:r>
+      </w:hyperlink>
+      <w:r>
+        <w:rPr>
+          <w:lang w:val="zh_TW" w:bidi="zh_TW"/>
+        </w:rPr>
+        <w:t xml:space="preserve">）。 </w:t>
       </w:r>
     </w:p>
     <w:p>
@@ -491,7 +1229,7 @@
         <w:rPr>
           <w:lang w:val="zh_TW" w:bidi="zh_TW"/>
         </w:rPr>
-        <w:t>羅馬和平與權威的來臨，以及精心建造的石頭道路，使旅行相對的安全快捷。相比舊約時代，旅行的方式有所改善。在羅馬帝國內，人們可以在良好的道路上長途旅行，而且相對安全。然而，仍有一些危險，特別是在海上旅行，風暴和海盜是常見的威脅（</w:t>
+        <w:t>在新約中，「曠野（wilderness）」這個名詞和「荒野（desert）」這個形容詞（</w:t>
       </w:r>
       <w:hyperlink r:id="rId22">
         <w:r>
@@ -502,7 +1240,7 @@
             <w:color w:val="0000EE"/>
             <w:u w:val="single"/>
           </w:rPr>
-          <w:t>徒15:39</w:t>
+          <w:t>太3:1</w:t>
         </w:r>
       </w:hyperlink>
       <w:r>
@@ -511,16 +1249,16 @@
         </w:rPr>
         <w:t>，</w:t>
       </w:r>
-      <w:hyperlink r:id="rId23">
-        <w:r>
-          <w:rPr>
-            <w:lang w:val="zh_TW" w:bidi="zh_TW"/>
-          </w:rPr>
-          <w:rPr>
-            <w:color w:val="0000EE"/>
-            <w:u w:val="single"/>
-          </w:rPr>
-          <w:t>18:18–22</w:t>
+      <w:hyperlink r:id="rId63">
+        <w:r>
+          <w:rPr>
+            <w:lang w:val="zh_TW" w:bidi="zh_TW"/>
+          </w:rPr>
+          <w:rPr>
+            <w:color w:val="0000EE"/>
+            <w:u w:val="single"/>
+          </w:rPr>
+          <w:t>24:26</w:t>
         </w:r>
       </w:hyperlink>
       <w:r>
@@ -529,16 +1267,16 @@
         </w:rPr>
         <w:t>；</w:t>
       </w:r>
-      <w:hyperlink r:id="rId24">
-        <w:r>
-          <w:rPr>
-            <w:lang w:val="zh_TW" w:bidi="zh_TW"/>
-          </w:rPr>
-          <w:rPr>
-            <w:color w:val="0000EE"/>
-            <w:u w:val="single"/>
-          </w:rPr>
-          <w:t>羅15:24–25</w:t>
+      <w:hyperlink r:id="rId64">
+        <w:r>
+          <w:rPr>
+            <w:lang w:val="zh_TW" w:bidi="zh_TW"/>
+          </w:rPr>
+          <w:rPr>
+            <w:color w:val="0000EE"/>
+            <w:u w:val="single"/>
+          </w:rPr>
+          <w:t>路5:16</w:t>
         </w:r>
       </w:hyperlink>
       <w:r>
@@ -547,41 +1285,41 @@
         </w:rPr>
         <w:t>；</w:t>
       </w:r>
-      <w:hyperlink r:id="rId25">
-        <w:r>
-          <w:rPr>
-            <w:lang w:val="zh_TW" w:bidi="zh_TW"/>
-          </w:rPr>
-          <w:rPr>
-            <w:color w:val="0000EE"/>
-            <w:u w:val="single"/>
-          </w:rPr>
-          <w:t>林後11:25–26</w:t>
-        </w:r>
-      </w:hyperlink>
-      <w:r>
-        <w:rPr>
-          <w:lang w:val="zh_TW" w:bidi="zh_TW"/>
-        </w:rPr>
-        <w:t>）。保羅去羅馬的海上旅程便是一個危險的例子（</w:t>
-      </w:r>
-      <w:hyperlink r:id="rId26">
-        <w:r>
-          <w:rPr>
-            <w:lang w:val="zh_TW" w:bidi="zh_TW"/>
-          </w:rPr>
-          <w:rPr>
-            <w:color w:val="0000EE"/>
-            <w:u w:val="single"/>
-          </w:rPr>
-          <w:t>徒27:1–28:14</w:t>
-        </w:r>
-      </w:hyperlink>
-      <w:r>
-        <w:rPr>
-          <w:lang w:val="zh_TW" w:bidi="zh_TW"/>
-        </w:rPr>
-        <w:t>）。</w:t>
+      <w:hyperlink r:id="rId65">
+        <w:r>
+          <w:rPr>
+            <w:lang w:val="zh_TW" w:bidi="zh_TW"/>
+          </w:rPr>
+          <w:rPr>
+            <w:color w:val="0000EE"/>
+            <w:u w:val="single"/>
+          </w:rPr>
+          <w:t>約6:31</w:t>
+        </w:r>
+      </w:hyperlink>
+      <w:r>
+        <w:rPr>
+          <w:lang w:val="zh_TW" w:bidi="zh_TW"/>
+        </w:rPr>
+        <w:t>；</w:t>
+      </w:r>
+      <w:hyperlink r:id="rId66">
+        <w:r>
+          <w:rPr>
+            <w:lang w:val="zh_TW" w:bidi="zh_TW"/>
+          </w:rPr>
+          <w:rPr>
+            <w:color w:val="0000EE"/>
+            <w:u w:val="single"/>
+          </w:rPr>
+          <w:t>徒8:26</w:t>
+        </w:r>
+      </w:hyperlink>
+      <w:r>
+        <w:rPr>
+          <w:lang w:val="zh_TW" w:bidi="zh_TW"/>
+        </w:rPr>
+        <w:t>）都源自相同的希臘文詞根。</w:t>
       </w:r>
     </w:p>
     <w:p>
@@ -595,192 +1333,18 @@
         <w:rPr>
           <w:lang w:val="zh_TW" w:bidi="zh_TW"/>
         </w:rPr>
-        <w:t>新約提到了一些徒步旅行的例子。馬利亞從加利利到猶大去探望伊利莎白（</w:t>
-      </w:r>
-      <w:hyperlink r:id="rId27">
-        <w:r>
-          <w:rPr>
-            <w:lang w:val="zh_TW" w:bidi="zh_TW"/>
-          </w:rPr>
-          <w:rPr>
-            <w:color w:val="0000EE"/>
-            <w:u w:val="single"/>
-          </w:rPr>
-          <w:t>路1:39–40、56</w:t>
-        </w:r>
-      </w:hyperlink>
-      <w:r>
-        <w:rPr>
-          <w:lang w:val="zh_TW" w:bidi="zh_TW"/>
-        </w:rPr>
-        <w:t>）。耶穌在人口普查時出生在伯利恆（</w:t>
-      </w:r>
-      <w:hyperlink r:id="rId28">
-        <w:r>
-          <w:rPr>
-            <w:lang w:val="zh_TW" w:bidi="zh_TW"/>
-          </w:rPr>
-          <w:rPr>
-            <w:color w:val="0000EE"/>
-            <w:u w:val="single"/>
-          </w:rPr>
-          <w:t>2:1–7</w:t>
-        </w:r>
-      </w:hyperlink>
-      <w:r>
-        <w:rPr>
-          <w:lang w:val="zh_TW" w:bidi="zh_TW"/>
-        </w:rPr>
-        <w:t>）；耶穌被帶到耶路撒冷以遵行猶太人潔淨的律法（</w:t>
-      </w:r>
-      <w:hyperlink r:id="rId29">
-        <w:r>
-          <w:rPr>
-            <w:lang w:val="zh_TW" w:bidi="zh_TW"/>
-          </w:rPr>
-          <w:rPr>
-            <w:color w:val="0000EE"/>
-            <w:u w:val="single"/>
-          </w:rPr>
-          <w:t>22</w:t>
-        </w:r>
-      </w:hyperlink>
-      <w:r>
-        <w:rPr>
-          <w:lang w:val="zh_TW" w:bidi="zh_TW"/>
-        </w:rPr>
-        <w:t>節）。因此，從馬利亞聖靈感孕耶穌到馬利亞潔淨的期間，往返三次拿撒勒到耶路撒冷，其距離約70英里（112.6公里）。約瑟和馬利亞每年都去耶路撒冷過逾越節（</w:t>
-      </w:r>
-      <w:hyperlink r:id="rId30">
-        <w:r>
-          <w:rPr>
-            <w:lang w:val="zh_TW" w:bidi="zh_TW"/>
-          </w:rPr>
-          <w:rPr>
-            <w:color w:val="0000EE"/>
-            <w:u w:val="single"/>
-          </w:rPr>
-          <w:t>41–51</w:t>
-        </w:r>
-      </w:hyperlink>
-      <w:r>
-        <w:rPr>
-          <w:lang w:val="zh_TW" w:bidi="zh_TW"/>
-        </w:rPr>
-        <w:t>節）。其它旅行還包括（</w:t>
-      </w:r>
-      <w:hyperlink r:id="rId31">
-        <w:r>
-          <w:rPr>
-            <w:lang w:val="zh_TW" w:bidi="zh_TW"/>
-          </w:rPr>
-          <w:rPr>
-            <w:color w:val="0000EE"/>
-            <w:u w:val="single"/>
-          </w:rPr>
-          <w:t>約2:13</w:t>
-        </w:r>
-      </w:hyperlink>
-      <w:r>
-        <w:rPr>
-          <w:lang w:val="zh_TW" w:bidi="zh_TW"/>
-        </w:rPr>
-        <w:t>，</w:t>
-      </w:r>
-      <w:hyperlink r:id="rId32">
-        <w:r>
-          <w:rPr>
-            <w:lang w:val="zh_TW" w:bidi="zh_TW"/>
-          </w:rPr>
-          <w:rPr>
-            <w:color w:val="0000EE"/>
-            <w:u w:val="single"/>
-          </w:rPr>
-          <w:t>5:1，</w:t>
-        </w:r>
-      </w:hyperlink>
-      <w:hyperlink r:id="rId33">
-        <w:r>
-          <w:rPr>
-            <w:lang w:val="zh_TW" w:bidi="zh_TW"/>
-          </w:rPr>
-          <w:rPr>
-            <w:color w:val="0000EE"/>
-            <w:u w:val="single"/>
-          </w:rPr>
-          <w:t>7:1–10</w:t>
-        </w:r>
-      </w:hyperlink>
-      <w:r>
-        <w:rPr>
-          <w:lang w:val="zh_TW" w:bidi="zh_TW"/>
-        </w:rPr>
-        <w:t>，</w:t>
-      </w:r>
-      <w:hyperlink r:id="rId34">
-        <w:r>
-          <w:rPr>
-            <w:lang w:val="zh_TW" w:bidi="zh_TW"/>
-          </w:rPr>
-          <w:rPr>
-            <w:color w:val="0000EE"/>
-            <w:u w:val="single"/>
-          </w:rPr>
-          <w:t>12:1</w:t>
-        </w:r>
-      </w:hyperlink>
-      <w:r>
-        <w:rPr>
-          <w:lang w:val="zh_TW" w:bidi="zh_TW"/>
-        </w:rPr>
-        <w:t>）耶穌曾步行從加利利到耶利哥（</w:t>
-      </w:r>
-      <w:hyperlink r:id="rId35">
-        <w:r>
-          <w:rPr>
-            <w:lang w:val="zh_TW" w:bidi="zh_TW"/>
-          </w:rPr>
-          <w:rPr>
-            <w:color w:val="0000EE"/>
-            <w:u w:val="single"/>
-          </w:rPr>
-          <w:t>可1:1–11</w:t>
-        </w:r>
-      </w:hyperlink>
-      <w:r>
-        <w:rPr>
-          <w:lang w:val="zh_TW" w:bidi="zh_TW"/>
-        </w:rPr>
-        <w:t>），也去過泰爾和西頓的地區（</w:t>
-      </w:r>
-      <w:hyperlink r:id="rId36">
-        <w:r>
-          <w:rPr>
-            <w:lang w:val="zh_TW" w:bidi="zh_TW"/>
-          </w:rPr>
-          <w:rPr>
-            <w:color w:val="0000EE"/>
-            <w:u w:val="single"/>
-          </w:rPr>
-          <w:t>7:24</w:t>
-        </w:r>
-      </w:hyperlink>
-      <w:r>
-        <w:rPr>
-          <w:lang w:val="zh_TW" w:bidi="zh_TW"/>
-        </w:rPr>
-        <w:t>）。耶穌不止一次到過撒馬利亞（</w:t>
-      </w:r>
-      <w:hyperlink r:id="rId37">
-        <w:r>
-          <w:rPr>
-            <w:lang w:val="zh_TW" w:bidi="zh_TW"/>
-          </w:rPr>
-          <w:rPr>
-            <w:color w:val="0000EE"/>
-            <w:u w:val="single"/>
-          </w:rPr>
-          <w:t>路17:11</w:t>
+        <w:t>整個聖經歷史經常被解釋為具有曠野或荒野的主題。這可以被看作是人類在伊甸園之外的領域不順服的經歷；以色列人在出埃及期間的漂流；在曠野中的純正信仰與城中軟弱、偶像崇拜之間的鬥爭。曠野被視為鬼和死亡的領域（</w:t>
+      </w:r>
+      <w:hyperlink r:id="rId67">
+        <w:r>
+          <w:rPr>
+            <w:lang w:val="zh_TW" w:bidi="zh_TW"/>
+          </w:rPr>
+          <w:rPr>
+            <w:color w:val="0000EE"/>
+            <w:u w:val="single"/>
+          </w:rPr>
+          <w:t>申32:17</w:t>
         </w:r>
       </w:hyperlink>
       <w:r>
@@ -789,70 +1353,88 @@
         </w:rPr>
         <w:t>；</w:t>
       </w:r>
-      <w:hyperlink r:id="rId38">
-        <w:r>
-          <w:rPr>
-            <w:lang w:val="zh_TW" w:bidi="zh_TW"/>
-          </w:rPr>
-          <w:rPr>
-            <w:color w:val="0000EE"/>
-            <w:u w:val="single"/>
-          </w:rPr>
-          <w:t>約4:4</w:t>
-        </w:r>
-      </w:hyperlink>
-      <w:r>
-        <w:rPr>
-          <w:lang w:val="zh_TW" w:bidi="zh_TW"/>
-        </w:rPr>
-        <w:t>）。耶穌最後一次去耶路撒冷的旅程是經由耶利哥，穿過山路上耶路撒冷（</w:t>
-      </w:r>
-      <w:hyperlink r:id="rId39">
-        <w:r>
-          <w:rPr>
-            <w:lang w:val="zh_TW" w:bidi="zh_TW"/>
-          </w:rPr>
-          <w:rPr>
-            <w:color w:val="0000EE"/>
-            <w:u w:val="single"/>
-          </w:rPr>
-          <w:t>可10:1、46</w:t>
-        </w:r>
-      </w:hyperlink>
-      <w:r>
-        <w:rPr>
-          <w:lang w:val="zh_TW" w:bidi="zh_TW"/>
-        </w:rPr>
-        <w:t>，</w:t>
-      </w:r>
-      <w:hyperlink r:id="rId40">
-        <w:r>
-          <w:rPr>
-            <w:lang w:val="zh_TW" w:bidi="zh_TW"/>
-          </w:rPr>
-          <w:rPr>
-            <w:color w:val="0000EE"/>
-            <w:u w:val="single"/>
-          </w:rPr>
-          <w:t>11:1</w:t>
-        </w:r>
-      </w:hyperlink>
-      <w:r>
-        <w:rPr>
-          <w:lang w:val="zh_TW" w:bidi="zh_TW"/>
-        </w:rPr>
-        <w:t>）。耶穌復活後的最後一次旅程是到以馬忤斯（</w:t>
-      </w:r>
-      <w:hyperlink r:id="rId41">
-        <w:r>
-          <w:rPr>
-            <w:lang w:val="zh_TW" w:bidi="zh_TW"/>
-          </w:rPr>
-          <w:rPr>
-            <w:color w:val="0000EE"/>
-            <w:u w:val="single"/>
-          </w:rPr>
-          <w:t>路24:13–35</w:t>
+      <w:hyperlink r:id="rId68">
+        <w:r>
+          <w:rPr>
+            <w:lang w:val="zh_TW" w:bidi="zh_TW"/>
+          </w:rPr>
+          <w:rPr>
+            <w:color w:val="0000EE"/>
+            <w:u w:val="single"/>
+          </w:rPr>
+          <w:t>賽34:13–14</w:t>
+        </w:r>
+      </w:hyperlink>
+      <w:r>
+        <w:rPr>
+          <w:lang w:val="zh_TW" w:bidi="zh_TW"/>
+        </w:rPr>
+        <w:t>）；其邪惡的荒野類似於創造時的原始混沌（</w:t>
+      </w:r>
+      <w:hyperlink r:id="rId69">
+        <w:r>
+          <w:rPr>
+            <w:lang w:val="zh_TW" w:bidi="zh_TW"/>
+          </w:rPr>
+          <w:rPr>
+            <w:color w:val="0000EE"/>
+            <w:u w:val="single"/>
+          </w:rPr>
+          <w:t>創1:2</w:t>
+        </w:r>
+      </w:hyperlink>
+      <w:r>
+        <w:rPr>
+          <w:lang w:val="zh_TW" w:bidi="zh_TW"/>
+        </w:rPr>
+        <w:t>；</w:t>
+      </w:r>
+      <w:hyperlink r:id="rId70">
+        <w:r>
+          <w:rPr>
+            <w:lang w:val="zh_TW" w:bidi="zh_TW"/>
+          </w:rPr>
+          <w:rPr>
+            <w:color w:val="0000EE"/>
+            <w:u w:val="single"/>
+          </w:rPr>
+          <w:t>伯26:7</w:t>
+        </w:r>
+      </w:hyperlink>
+      <w:r>
+        <w:rPr>
+          <w:lang w:val="zh_TW" w:bidi="zh_TW"/>
+        </w:rPr>
+        <w:t>）。有幾段感人的經文描述曠野谷地中生命的復興（例如，</w:t>
+      </w:r>
+      <w:hyperlink r:id="rId71">
+        <w:r>
+          <w:rPr>
+            <w:lang w:val="zh_TW" w:bidi="zh_TW"/>
+          </w:rPr>
+          <w:rPr>
+            <w:color w:val="0000EE"/>
+            <w:u w:val="single"/>
+          </w:rPr>
+          <w:t>結37章</w:t>
+        </w:r>
+      </w:hyperlink>
+      <w:r>
+        <w:rPr>
+          <w:lang w:val="zh_TW" w:bidi="zh_TW"/>
+        </w:rPr>
+        <w:t>），或荒地轉變為豐盛的花園（</w:t>
+      </w:r>
+      <w:hyperlink r:id="rId72">
+        <w:r>
+          <w:rPr>
+            <w:lang w:val="zh_TW" w:bidi="zh_TW"/>
+          </w:rPr>
+          <w:rPr>
+            <w:color w:val="0000EE"/>
+            <w:u w:val="single"/>
+          </w:rPr>
+          <w:t>賽41:18–20</w:t>
         </w:r>
       </w:hyperlink>
       <w:r>
@@ -873,72 +1455,36 @@
         <w:rPr>
           <w:lang w:val="zh_TW" w:bidi="zh_TW"/>
         </w:rPr>
-        <w:t>保羅每次宣教旅行都乘船（</w:t>
-      </w:r>
-      <w:hyperlink r:id="rId42">
-        <w:r>
-          <w:rPr>
-            <w:lang w:val="zh_TW" w:bidi="zh_TW"/>
-          </w:rPr>
-          <w:rPr>
-            <w:color w:val="0000EE"/>
-            <w:u w:val="single"/>
-          </w:rPr>
-          <w:t>徒13:1–14</w:t>
-        </w:r>
-      </w:hyperlink>
-      <w:r>
-        <w:rPr>
-          <w:lang w:val="zh_TW" w:bidi="zh_TW"/>
-        </w:rPr>
-        <w:t>，</w:t>
-      </w:r>
-      <w:hyperlink r:id="rId43">
-        <w:r>
-          <w:rPr>
-            <w:lang w:val="zh_TW" w:bidi="zh_TW"/>
-          </w:rPr>
-          <w:rPr>
-            <w:color w:val="0000EE"/>
-            <w:u w:val="single"/>
-          </w:rPr>
-          <w:t>15:41–18:22</w:t>
-        </w:r>
-      </w:hyperlink>
-      <w:r>
-        <w:rPr>
-          <w:lang w:val="zh_TW" w:bidi="zh_TW"/>
-        </w:rPr>
-        <w:t>，</w:t>
-      </w:r>
-      <w:hyperlink r:id="rId44">
-        <w:r>
-          <w:rPr>
-            <w:lang w:val="zh_TW" w:bidi="zh_TW"/>
-          </w:rPr>
-          <w:rPr>
-            <w:color w:val="0000EE"/>
-            <w:u w:val="single"/>
-          </w:rPr>
-          <w:t>18:23–21:17</w:t>
-        </w:r>
-      </w:hyperlink>
-      <w:r>
-        <w:rPr>
-          <w:lang w:val="zh_TW" w:bidi="zh_TW"/>
-        </w:rPr>
-        <w:t>），通常有朋友陪伴。他也曾在巴勒斯坦、小亞細亞和希臘半島徒步旅行。但在新約時代並非所有旅行都是徒步進行。驢子常用來馱運貨物，也經常載人。耶穌曾騎驢從伯法其到耶路撒冷，這段路程雖短但象徵意義深遠（</w:t>
-      </w:r>
-      <w:hyperlink r:id="rId45">
-        <w:r>
-          <w:rPr>
-            <w:lang w:val="zh_TW" w:bidi="zh_TW"/>
-          </w:rPr>
-          <w:rPr>
-            <w:color w:val="0000EE"/>
-            <w:u w:val="single"/>
-          </w:rPr>
-          <w:t>太21:2–7</w:t>
+        <w:t>曠野也是神與祂百姓相遇的地方（</w:t>
+      </w:r>
+      <w:hyperlink r:id="rId73">
+        <w:r>
+          <w:rPr>
+            <w:lang w:val="zh_TW" w:bidi="zh_TW"/>
+          </w:rPr>
+          <w:rPr>
+            <w:color w:val="0000EE"/>
+            <w:u w:val="single"/>
+          </w:rPr>
+          <w:t>申32:10–12</w:t>
+        </w:r>
+      </w:hyperlink>
+      <w:r>
+        <w:rPr>
+          <w:lang w:val="zh_TW" w:bidi="zh_TW"/>
+        </w:rPr>
+        <w:t>），祂在那裡看顧他們，並試煉他們的順服（</w:t>
+      </w:r>
+      <w:hyperlink r:id="rId74">
+        <w:r>
+          <w:rPr>
+            <w:lang w:val="zh_TW" w:bidi="zh_TW"/>
+          </w:rPr>
+          <w:rPr>
+            <w:color w:val="0000EE"/>
+            <w:u w:val="single"/>
+          </w:rPr>
+          <w:t>耶2:2</w:t>
         </w:r>
       </w:hyperlink>
       <w:r>
@@ -947,16 +1493,70 @@
         </w:rPr>
         <w:t>；</w:t>
       </w:r>
-      <w:hyperlink r:id="rId46">
-        <w:r>
-          <w:rPr>
-            <w:lang w:val="zh_TW" w:bidi="zh_TW"/>
-          </w:rPr>
-          <w:rPr>
-            <w:color w:val="0000EE"/>
-            <w:u w:val="single"/>
-          </w:rPr>
-          <w:t>可11:1–11</w:t>
+      <w:hyperlink r:id="rId75">
+        <w:r>
+          <w:rPr>
+            <w:lang w:val="zh_TW" w:bidi="zh_TW"/>
+          </w:rPr>
+          <w:rPr>
+            <w:color w:val="0000EE"/>
+            <w:u w:val="single"/>
+          </w:rPr>
+          <w:t>何2:14–15</w:t>
+        </w:r>
+      </w:hyperlink>
+      <w:r>
+        <w:rPr>
+          <w:lang w:val="zh_TW" w:bidi="zh_TW"/>
+        </w:rPr>
+        <w:t>）。最後，曠野是避難、潔淨和奉獻的地方。在福音書中，出埃及的曠野主題，在耶穌被試探的四十晝夜中再次出現（</w:t>
+      </w:r>
+      <w:hyperlink r:id="rId23">
+        <w:r>
+          <w:rPr>
+            <w:lang w:val="zh_TW" w:bidi="zh_TW"/>
+          </w:rPr>
+          <w:rPr>
+            <w:color w:val="0000EE"/>
+            <w:u w:val="single"/>
+          </w:rPr>
+          <w:t>可1:13</w:t>
+        </w:r>
+      </w:hyperlink>
+      <w:r>
+        <w:rPr>
+          <w:lang w:val="zh_TW" w:bidi="zh_TW"/>
+        </w:rPr>
+        <w:t>；參</w:t>
+      </w:r>
+      <w:hyperlink r:id="rId76">
+        <w:r>
+          <w:rPr>
+            <w:lang w:val="zh_TW" w:bidi="zh_TW"/>
+          </w:rPr>
+          <w:rPr>
+            <w:color w:val="0000EE"/>
+            <w:u w:val="single"/>
+          </w:rPr>
+          <w:t>詩91篇</w:t>
+        </w:r>
+      </w:hyperlink>
+      <w:r>
+        <w:rPr>
+          <w:lang w:val="zh_TW" w:bidi="zh_TW"/>
+        </w:rPr>
+        <w:t>）。早期教會的沙漠教父和中世紀的隱士，正是仿效以利亞先知和施洗約翰（</w:t>
+      </w:r>
+      <w:hyperlink r:id="rId77">
+        <w:r>
+          <w:rPr>
+            <w:lang w:val="zh_TW" w:bidi="zh_TW"/>
+          </w:rPr>
+          <w:rPr>
+            <w:color w:val="0000EE"/>
+            <w:u w:val="single"/>
+          </w:rPr>
+          <w:t>王上19:4–8</w:t>
         </w:r>
       </w:hyperlink>
       <w:r>
@@ -965,52 +1565,16 @@
         </w:rPr>
         <w:t>；</w:t>
       </w:r>
-      <w:hyperlink r:id="rId47">
-        <w:r>
-          <w:rPr>
-            <w:lang w:val="zh_TW" w:bidi="zh_TW"/>
-          </w:rPr>
-          <w:rPr>
-            <w:color w:val="0000EE"/>
-            <w:u w:val="single"/>
-          </w:rPr>
-          <w:t>約12:12–15</w:t>
-        </w:r>
-      </w:hyperlink>
-      <w:r>
-        <w:rPr>
-          <w:lang w:val="zh_TW" w:bidi="zh_TW"/>
-        </w:rPr>
-        <w:t>）。當約瑟與懷孕的馬利亞一起去伯利恆人口普查時，馬利亞很可能是騎驢而行。衣索匹亞的太監從耶路撒冷敬拜後，坐在車上，而腓利則徒步與他同行（</w:t>
-      </w:r>
-      <w:hyperlink r:id="rId48">
-        <w:r>
-          <w:rPr>
-            <w:lang w:val="zh_TW" w:bidi="zh_TW"/>
-          </w:rPr>
-          <w:rPr>
-            <w:color w:val="0000EE"/>
-            <w:u w:val="single"/>
-          </w:rPr>
-          <w:t>徒8:26–38</w:t>
-        </w:r>
-      </w:hyperlink>
-      <w:r>
-        <w:rPr>
-          <w:lang w:val="zh_TW" w:bidi="zh_TW"/>
-        </w:rPr>
-        <w:t>）。羅馬士兵既步行也大量使用馬匹。當保羅從耶路撒冷被押送到凱撒利亞時，他們為他準備了坐騎（</w:t>
-      </w:r>
-      <w:hyperlink r:id="rId49">
-        <w:r>
-          <w:rPr>
-            <w:lang w:val="zh_TW" w:bidi="zh_TW"/>
-          </w:rPr>
-          <w:rPr>
-            <w:color w:val="0000EE"/>
-            <w:u w:val="single"/>
-          </w:rPr>
-          <w:t>23:23–24</w:t>
+      <w:hyperlink r:id="rId78">
+        <w:r>
+          <w:rPr>
+            <w:lang w:val="zh_TW" w:bidi="zh_TW"/>
+          </w:rPr>
+          <w:rPr>
+            <w:color w:val="0000EE"/>
+            <w:u w:val="single"/>
+          </w:rPr>
+          <w:t>太3:1–6</w:t>
         </w:r>
       </w:hyperlink>
       <w:r>
@@ -1018,17 +1582,6 @@
           <w:lang w:val="zh_TW" w:bidi="zh_TW"/>
         </w:rPr>
         <w:t>）。</w:t>
-      </w:r>
-    </w:p>
-    <w:p>
-      <w:pPr>
-        <w:pStyle w:val="Heading3"/>
-      </w:pPr>
-      <w:r>
-        <w:rPr>
-          <w:lang w:val="zh_TW" w:bidi="zh_TW"/>
-        </w:rPr>
-        <w:t>道路與海上航線</w:t>
       </w:r>
     </w:p>
     <w:p>
@@ -1040,20 +1593,62 @@
       </w:r>
       <w:r>
         <w:rPr>
-          <w:lang w:val="zh_TW" w:bidi="zh_TW"/>
-        </w:rPr>
-        <w:t>聖經時代的道路在巴勒斯坦的地理、地形和歷史中佔有重要地位，這片土地充當了埃及與中東文明和貿易中心之間的橋樑。許多道路在商業和軍事上具有戰略意義。有些道路因為是朝聖路線而變得重要，方便前往像耶路撒冷這樣的宗教中心。聖經時代的道路主要分為三種：遠距離的國際道路、中距離的區域內道路，以及各區域或國家內部的各種道路。</w:t>
-      </w:r>
-    </w:p>
-    <w:p>
-      <w:pPr>
-        <w:pStyle w:val="Heading4"/>
-      </w:pPr>
-      <w:r>
-        <w:rPr>
-          <w:lang w:val="zh_TW" w:bidi="zh_TW"/>
-        </w:rPr>
-        <w:t>國際大路</w:t>
+          <w:i/>
+          <w:lang w:val="zh_TW" w:bidi="zh_TW"/>
+        </w:rPr>
+        <w:t>另見</w:t>
+      </w:r>
+      <w:r>
+        <w:rPr>
+          <w:lang w:val="zh_TW" w:bidi="zh_TW"/>
+        </w:rPr>
+        <w:t xml:space="preserve"> </w:t>
+      </w:r>
+      <w:r>
+        <w:rPr>
+          <w:lang w:val="zh_TW" w:bidi="zh_TW"/>
+        </w:rPr>
+        <w:t>南地</w:t>
+      </w:r>
+      <w:r>
+        <w:rPr>
+          <w:lang w:val="zh_TW" w:bidi="zh_TW"/>
+        </w:rPr>
+        <w:t>；</w:t>
+      </w:r>
+      <w:r>
+        <w:rPr>
+          <w:lang w:val="zh_TW" w:bidi="zh_TW"/>
+        </w:rPr>
+        <w:t>巴勒斯坦</w:t>
+      </w:r>
+      <w:r>
+        <w:rPr>
+          <w:lang w:val="zh_TW" w:bidi="zh_TW"/>
+        </w:rPr>
+        <w:t>；</w:t>
+      </w:r>
+      <w:r>
+        <w:rPr>
+          <w:lang w:val="zh_TW" w:bidi="zh_TW"/>
+        </w:rPr>
+        <w:t>曠野</w:t>
+      </w:r>
+      <w:r>
+        <w:rPr>
+          <w:lang w:val="zh_TW" w:bidi="zh_TW"/>
+        </w:rPr>
+        <w:t>。</w:t>
+      </w:r>
+      <w:r>
+        <w:rPr>
+          <w:lang w:val="zh_TW" w:bidi="zh_TW"/>
+        </w:rPr>
+      </w:r>
+      <w:r>
+        <w:rPr>
+          <w:lang w:val="zh_TW" w:bidi="zh_TW"/>
+        </w:rPr>
       </w:r>
     </w:p>
     <w:p>
@@ -1063,58 +1658,21 @@
           <w:lang w:val="zh_TW" w:bidi="zh_TW"/>
         </w:rPr>
       </w:r>
-      <w:r>
-        <w:rPr>
-          <w:lang w:val="zh_TW" w:bidi="zh_TW"/>
-        </w:rPr>
-        <w:t>這些道路連接了地中海沿岸與北部的底格里斯河谷和南部的美索不達米亞。一些道路將美索不達米亞與小亞細亞連接起來，另一些則通往南方的埃及，或者沿著海岸線，或者穿過約旦河和死海以東，再穿過西奈半島。早在公元前二千年初期，安納托利亞（Anatolia）和亞述之間便已存在貿易路線。顯然，</w:t>
-      </w:r>
-      <w:hyperlink r:id="rId50">
-        <w:r>
-          <w:rPr>
-            <w:lang w:val="zh_TW" w:bidi="zh_TW"/>
-          </w:rPr>
-          <w:rPr>
-            <w:color w:val="0000EE"/>
-            <w:u w:val="single"/>
-          </w:rPr>
-          <w:t>創世記第十四章</w:t>
-        </w:r>
-      </w:hyperlink>
-      <w:r>
-        <w:rPr>
-          <w:lang w:val="zh_TW" w:bidi="zh_TW"/>
-        </w:rPr>
-        <w:t>中提到的軍事行動旨在確保從美索不達米亞北部通往埃及的大貿易路線——「王的大道（King’s Highway）」的安全。來自巴比倫、亞述和波斯的軍事入侵者和旅行者會穿過敘利亞內陸，然後轉向南方進入巴勒斯坦和埃及。歐洲列強希臘和羅馬進入中東後，為東方人民開闢了另一個龐大的國際道路網絡。在羅馬時代之前，這些道路沒有用石頭鋪設，而只是開闢出來的通路。它們非常粗糙，沒有經過平整，而且在潮濕的天氣裡，許多地方無法通行。然而，這些道路顯然有「路標」和「指路碑」明確標示</w:t>
-      </w:r>
-      <w:hyperlink r:id="rId51">
-        <w:r>
-          <w:rPr>
-            <w:lang w:val="zh_TW" w:bidi="zh_TW"/>
-          </w:rPr>
-          <w:rPr>
-            <w:color w:val="0000EE"/>
-            <w:u w:val="single"/>
-          </w:rPr>
-          <w:t>（耶31:21）</w:t>
-        </w:r>
-      </w:hyperlink>
-      <w:r>
-        <w:rPr>
-          <w:lang w:val="zh_TW" w:bidi="zh_TW"/>
-        </w:rPr>
-        <w:t>。隨著羅馬人到來之後，重要的道路開始有了深厚的地基，並在表面鋪設大塊平坦的石塊。這些道路的遺跡在中東和歐洲的許多地方至今仍然可見。沿途定點設置了距離標記或里程碑。</w:t>
-      </w:r>
     </w:p>
     <w:p>
       <w:pPr>
-        <w:pStyle w:val="Heading4"/>
-      </w:pPr>
-      <w:r>
-        <w:rPr>
-          <w:lang w:val="zh_TW" w:bidi="zh_TW"/>
-        </w:rPr>
-        <w:t>巴勒斯坦的國際南北道路</w:t>
+        <w:pStyle w:val="Heading2"/>
+      </w:pPr>
+      <w:r>
+        <w:rPr>
+          <w:lang w:val="zh_TW" w:bidi="zh_TW"/>
+        </w:rPr>
+        <w:t>曠野</w:t>
+      </w:r>
+      <w:r>
+        <w:rPr>
+          <w:lang w:val="zh_TW" w:bidi="zh_TW"/>
+        </w:rPr>
       </w:r>
     </w:p>
     <w:p>
@@ -1128,97 +1686,18 @@
         <w:rPr>
           <w:lang w:val="zh_TW" w:bidi="zh_TW"/>
         </w:rPr>
-        <w:t>連接北方國家與埃及的道路都經過巴勒斯坦，這裡是一座天然的陸地橋樑。主要有三條重要的道路。沿海道路起自大馬士革，經過夏瑣，穿越以斯得倫平原，經過米吉多隘口，沿著海岸經加薩進入埃及。這很可能是「沿海的路」（</w:t>
-      </w:r>
-      <w:hyperlink r:id="rId52">
-        <w:r>
-          <w:rPr>
-            <w:lang w:val="zh_TW" w:bidi="zh_TW"/>
-          </w:rPr>
-          <w:rPr>
-            <w:color w:val="0000EE"/>
-            <w:u w:val="single"/>
-          </w:rPr>
-          <w:t>賽9:1</w:t>
-        </w:r>
-      </w:hyperlink>
-      <w:r>
-        <w:rPr>
-          <w:lang w:val="zh_TW" w:bidi="zh_TW"/>
-        </w:rPr>
-        <w:t>）。西奈道路從埃及通往南地南部，然後到加低斯巴尼亞、別是巴、希伯崙、耶路撒冷、示劍、亞柯、泰爾和西頓。紅海道路從亞喀巴灣進入巴勒斯坦地區，那裡有古代的港口以拉他和所羅門的港口以旬迦別（</w:t>
-      </w:r>
-      <w:hyperlink r:id="rId53">
-        <w:r>
-          <w:rPr>
-            <w:lang w:val="zh_TW" w:bidi="zh_TW"/>
-          </w:rPr>
-          <w:rPr>
-            <w:color w:val="0000EE"/>
-            <w:u w:val="single"/>
-          </w:rPr>
-          <w:t>民33:35</w:t>
-        </w:r>
-      </w:hyperlink>
-      <w:r>
-        <w:rPr>
-          <w:lang w:val="zh_TW" w:bidi="zh_TW"/>
-        </w:rPr>
-        <w:t>；</w:t>
-      </w:r>
-      <w:hyperlink r:id="rId54">
-        <w:r>
-          <w:rPr>
-            <w:lang w:val="zh_TW" w:bidi="zh_TW"/>
-          </w:rPr>
-          <w:rPr>
-            <w:color w:val="0000EE"/>
-            <w:u w:val="single"/>
-          </w:rPr>
-          <w:t>代下8:17</w:t>
-        </w:r>
-      </w:hyperlink>
-      <w:r>
-        <w:rPr>
-          <w:lang w:val="zh_TW" w:bidi="zh_TW"/>
-        </w:rPr>
-        <w:t>）。從那裡，這條道路經過外約旦的山區，穿過深谷，然後向北穿過哈蘭地區到達大馬士革。這是來自阿拉伯南部到大馬士革的商隊所走的路，也就是古代的「王的大道」（</w:t>
-      </w:r>
-      <w:hyperlink r:id="rId55">
-        <w:r>
-          <w:rPr>
-            <w:lang w:val="zh_TW" w:bidi="zh_TW"/>
-          </w:rPr>
-          <w:rPr>
-            <w:color w:val="0000EE"/>
-            <w:u w:val="single"/>
-          </w:rPr>
-          <w:t>民20:17</w:t>
-        </w:r>
-      </w:hyperlink>
-      <w:r>
-        <w:rPr>
-          <w:lang w:val="zh_TW" w:bidi="zh_TW"/>
-        </w:rPr>
-        <w:t>；</w:t>
-      </w:r>
-      <w:hyperlink r:id="rId56">
-        <w:r>
-          <w:rPr>
-            <w:lang w:val="zh_TW" w:bidi="zh_TW"/>
-          </w:rPr>
-          <w:rPr>
-            <w:color w:val="0000EE"/>
-            <w:u w:val="single"/>
-          </w:rPr>
-          <w:t>21:22</w:t>
-        </w:r>
-      </w:hyperlink>
-      <w:r>
-        <w:rPr>
-          <w:lang w:val="zh_TW" w:bidi="zh_TW"/>
-        </w:rPr>
-        <w:t>）。</w:t>
+        <w:t>指的是荒蕪、人跡罕至或不適合長期居住的地方。曠野可以是沙漠、山脈、森林或沼澤。</w:t>
+      </w:r>
+    </w:p>
+    <w:p>
+      <w:pPr>
+        <w:pStyle w:val="Heading3"/>
+      </w:pPr>
+      <w:r>
+        <w:rPr>
+          <w:lang w:val="zh_TW" w:bidi="zh_TW"/>
+        </w:rPr>
+        <w:t>曠野是什麼樣的？</w:t>
       </w:r>
     </w:p>
     <w:p>
@@ -1232,18 +1711,7 @@
         <w:rPr>
           <w:lang w:val="zh_TW" w:bidi="zh_TW"/>
         </w:rPr>
-        <w:t>還有一些重要性較低的南北道路。其中一條沿海道路從約帕經過凱撒利亞和多珥通往亞柯，與西奈道路相連。顯然，直到羅馬時代，凱撒利亞港口建成後，這條路才變得更為重要。沙崙平原的沼澤地區帶來了許多問題。以斯得倫平原也是沼澤地，在惡劣季節時道路常被中斷。後來在沼澤地段建造了一條高架道路。另一條路從夏瑣向北，分支通往大馬士革的主幹道。約旦谷道路繞過加利利西南部，沿約旦谷地通往耶利哥。</w:t>
-      </w:r>
-    </w:p>
-    <w:p>
-      <w:pPr>
-        <w:pStyle w:val="Heading4"/>
-      </w:pPr>
-      <w:r>
-        <w:rPr>
-          <w:lang w:val="zh_TW" w:bidi="zh_TW"/>
-        </w:rPr>
-        <w:t>東西向道路</w:t>
+        <w:t>在近東，曠野的特徵是乾燥、荒蕪，而且主要是岩石和沙地。曠野的地形崎嶇不平，且有乾涸的河床交錯其中。雖然曠野並非完全荒蕪，但依賴降雨量的多寡，曠野會在雨季時成為羊群的牧場。</w:t>
       </w:r>
     </w:p>
     <w:p>
@@ -1253,58 +1721,178 @@
           <w:lang w:val="zh_TW" w:bidi="zh_TW"/>
         </w:rPr>
       </w:r>
-      <w:r>
-        <w:rPr>
-          <w:lang w:val="zh_TW" w:bidi="zh_TW"/>
-        </w:rPr>
-        <w:t>有幾條重要的道路呈東西走向，與通往北方的主要道路相交。其中一條道路從加薩通往別是巴，然後沿著亞拉巴平原延伸，並有一條分支通往佩特拉（Petra）。另一條道路則從亞實基倫經過迦特通往希伯崙，然後到死海的隱基底。還有一條道路從約帕往東穿過亞雅崙谷（</w:t>
-      </w:r>
-      <w:hyperlink r:id="rId57">
-        <w:r>
-          <w:rPr>
-            <w:lang w:val="zh_TW" w:bidi="zh_TW"/>
-          </w:rPr>
-          <w:rPr>
-            <w:color w:val="0000EE"/>
-            <w:u w:val="single"/>
-          </w:rPr>
-          <w:t>書10:6–14</w:t>
-        </w:r>
-      </w:hyperlink>
-      <w:r>
-        <w:rPr>
-          <w:lang w:val="zh_TW" w:bidi="zh_TW"/>
-        </w:rPr>
-        <w:t>），到達伯特利，然後前往耶利哥。有一條常用的道路從約帕通往示劍，然後在亞當城（</w:t>
-      </w:r>
-      <w:hyperlink r:id="rId58">
-        <w:r>
-          <w:rPr>
-            <w:lang w:val="zh_TW" w:bidi="zh_TW"/>
-          </w:rPr>
-          <w:rPr>
-            <w:color w:val="0000EE"/>
-            <w:u w:val="single"/>
-          </w:rPr>
-          <w:t>3:16</w:t>
-        </w:r>
-      </w:hyperlink>
-      <w:r>
-        <w:rPr>
-          <w:lang w:val="zh_TW" w:bidi="zh_TW"/>
-        </w:rPr>
-        <w:t>）處穿過約旦河進入外約旦的基列地區。還有一些道路從亞柯向東通往加利利，也沿著海岸線向北通往泰爾和西頓。事實上，有許多東西走向的道路將巴勒斯坦的各個地區聯繫起來。在羅馬時代，由於軍隊的快速移動是至關重要的，因此一些舊道路得到了極大改善，並建造了新的道路。</w:t>
+      <w:hyperlink r:id="rId18">
+        <w:r>
+          <w:rPr>
+            <w:lang w:val="zh_TW" w:bidi="zh_TW"/>
+          </w:rPr>
+          <w:rPr>
+            <w:color w:val="0000EE"/>
+            <w:u w:val="single"/>
+          </w:rPr>
+          <w:t>約珥書二章22節</w:t>
+        </w:r>
+      </w:hyperlink>
+      <w:r>
+        <w:rPr>
+          <w:lang w:val="zh_TW" w:bidi="zh_TW"/>
+        </w:rPr>
+        <w:t>宣告「曠野的草發生」。</w:t>
+      </w:r>
+      <w:hyperlink r:id="rId16">
+        <w:r>
+          <w:rPr>
+            <w:lang w:val="zh_TW" w:bidi="zh_TW"/>
+          </w:rPr>
+          <w:rPr>
+            <w:color w:val="0000EE"/>
+            <w:u w:val="single"/>
+          </w:rPr>
+          <w:t>詩篇六十五篇12節</w:t>
+        </w:r>
+      </w:hyperlink>
+      <w:r>
+        <w:rPr>
+          <w:lang w:val="zh_TW" w:bidi="zh_TW"/>
+        </w:rPr>
+        <w:t>說曠野的牧場滴滿了豐盛。然而，耶利米書說「曠野的草場都枯乾了」（</w:t>
+      </w:r>
+      <w:hyperlink r:id="rId17">
+        <w:r>
+          <w:rPr>
+            <w:lang w:val="zh_TW" w:bidi="zh_TW"/>
+          </w:rPr>
+          <w:rPr>
+            <w:color w:val="0000EE"/>
+            <w:u w:val="single"/>
+          </w:rPr>
+          <w:t>耶23:10</w:t>
+        </w:r>
+      </w:hyperlink>
+      <w:r>
+        <w:rPr>
+          <w:lang w:val="zh_TW" w:bidi="zh_TW"/>
+        </w:rPr>
+        <w:t>；參</w:t>
+      </w:r>
+      <w:hyperlink r:id="rId79">
+        <w:r>
+          <w:rPr>
+            <w:lang w:val="zh_TW" w:bidi="zh_TW"/>
+          </w:rPr>
+          <w:rPr>
+            <w:color w:val="0000EE"/>
+            <w:u w:val="single"/>
+          </w:rPr>
+          <w:t>珥1:20</w:t>
+        </w:r>
+      </w:hyperlink>
+      <w:r>
+        <w:rPr>
+          <w:lang w:val="zh_TW" w:bidi="zh_TW"/>
+        </w:rPr>
+        <w:t>）。約伯提到曠野是人無法居住的地方（</w:t>
+      </w:r>
+      <w:hyperlink r:id="rId26">
+        <w:r>
+          <w:rPr>
+            <w:lang w:val="zh_TW" w:bidi="zh_TW"/>
+          </w:rPr>
+          <w:rPr>
+            <w:color w:val="0000EE"/>
+            <w:u w:val="single"/>
+          </w:rPr>
+          <w:t>伯38:26</w:t>
+        </w:r>
+      </w:hyperlink>
+      <w:r>
+        <w:rPr>
+          <w:lang w:val="zh_TW" w:bidi="zh_TW"/>
+        </w:rPr>
+        <w:t>）。曠野是各種動物和鳥類的棲息地，如野驢、豺狼、鷂鷹和鴞鳥（</w:t>
+      </w:r>
+      <w:hyperlink r:id="rId29">
+        <w:r>
+          <w:rPr>
+            <w:lang w:val="zh_TW" w:bidi="zh_TW"/>
+          </w:rPr>
+          <w:rPr>
+            <w:color w:val="0000EE"/>
+            <w:u w:val="single"/>
+          </w:rPr>
+          <w:t>詩102:6</w:t>
+        </w:r>
+      </w:hyperlink>
+      <w:r>
+        <w:rPr>
+          <w:lang w:val="zh_TW" w:bidi="zh_TW"/>
+        </w:rPr>
+        <w:t>；</w:t>
+      </w:r>
+      <w:hyperlink r:id="rId80">
+        <w:r>
+          <w:rPr>
+            <w:lang w:val="zh_TW" w:bidi="zh_TW"/>
+          </w:rPr>
+          <w:rPr>
+            <w:color w:val="0000EE"/>
+            <w:u w:val="single"/>
+          </w:rPr>
+          <w:t>耶2:24</w:t>
+        </w:r>
+      </w:hyperlink>
+      <w:r>
+        <w:rPr>
+          <w:lang w:val="zh_TW" w:bidi="zh_TW"/>
+        </w:rPr>
+        <w:t>；</w:t>
+      </w:r>
+      <w:hyperlink r:id="rId81">
+        <w:r>
+          <w:rPr>
+            <w:lang w:val="zh_TW" w:bidi="zh_TW"/>
+          </w:rPr>
+          <w:rPr>
+            <w:color w:val="0000EE"/>
+            <w:u w:val="single"/>
+          </w:rPr>
+          <w:t>賽13:22</w:t>
+        </w:r>
+      </w:hyperlink>
+      <w:r>
+        <w:rPr>
+          <w:lang w:val="zh_TW" w:bidi="zh_TW"/>
+        </w:rPr>
+        <w:t>，</w:t>
+      </w:r>
+      <w:hyperlink r:id="rId82">
+        <w:r>
+          <w:rPr>
+            <w:lang w:val="zh_TW" w:bidi="zh_TW"/>
+          </w:rPr>
+          <w:rPr>
+            <w:color w:val="0000EE"/>
+            <w:u w:val="single"/>
+          </w:rPr>
+          <w:t>34:13–15</w:t>
+        </w:r>
+      </w:hyperlink>
+      <w:r>
+        <w:rPr>
+          <w:lang w:val="zh_TW" w:bidi="zh_TW"/>
+        </w:rPr>
+        <w:t>）。</w:t>
       </w:r>
     </w:p>
     <w:p>
       <w:pPr>
-        <w:pStyle w:val="Heading4"/>
-      </w:pPr>
-      <w:r>
-        <w:rPr>
-          <w:lang w:val="zh_TW" w:bidi="zh_TW"/>
-        </w:rPr>
-        <w:t>海上航道</w:t>
+        <w:pStyle w:val="Heading3"/>
+      </w:pPr>
+      <w:r>
+        <w:rPr>
+          <w:lang w:val="zh_TW" w:bidi="zh_TW"/>
+        </w:rPr>
+        <w:t>聖經中的曠野地區名稱</w:t>
       </w:r>
     </w:p>
     <w:p>
@@ -1318,43 +1906,25 @@
         <w:rPr>
           <w:lang w:val="zh_TW" w:bidi="zh_TW"/>
         </w:rPr>
-        <w:t>以色列人與腓尼基人不同，以色列人很少使用海上航線。當所羅門計劃派船隊經紅海前往俄斐時（</w:t>
-      </w:r>
-      <w:hyperlink r:id="rId59">
-        <w:r>
-          <w:rPr>
-            <w:lang w:val="zh_TW" w:bidi="zh_TW"/>
-          </w:rPr>
-          <w:rPr>
-            <w:color w:val="0000EE"/>
-            <w:u w:val="single"/>
-          </w:rPr>
-          <w:t>王上9:26–28</w:t>
-        </w:r>
-      </w:hyperlink>
-      <w:r>
-        <w:rPr>
-          <w:lang w:val="zh_TW" w:bidi="zh_TW"/>
-        </w:rPr>
-        <w:t>），他使用了腓尼基的水手。約沙法也計劃了一次類似的遠航，但他的船隻被毀壞了（</w:t>
-      </w:r>
-      <w:hyperlink r:id="rId60">
-        <w:r>
-          <w:rPr>
-            <w:lang w:val="zh_TW" w:bidi="zh_TW"/>
-          </w:rPr>
-          <w:rPr>
-            <w:color w:val="0000EE"/>
-            <w:u w:val="single"/>
-          </w:rPr>
-          <w:t>22:48–49</w:t>
-        </w:r>
-      </w:hyperlink>
-      <w:r>
-        <w:rPr>
-          <w:lang w:val="zh_TW" w:bidi="zh_TW"/>
-        </w:rPr>
-        <w:t>）。在舊約時代，沿海貿易由非利士人和腓尼基人掌控。地中海沿岸有幾個港口，例如加薩、約帕、多珥和亞柯，但都不是很理想的港口。還有一些海上航線將地中海沿岸與埃及和遠至他施（可能是西班牙）相連。另一條沿海水路是亞喀巴灣，擁有兩個港口——服務於外約旦地區的，和服務於約旦河以西地區的以拉。所羅門的船隊以以旬迦別為母港。</w:t>
+        <w:t>某些曠野地區有具體名稱，並與特定的城、人或事件有關。例如，夏甲在別是巴的曠野中走迷了路（</w:t>
+      </w:r>
+      <w:hyperlink r:id="rId83">
+        <w:r>
+          <w:rPr>
+            <w:lang w:val="zh_TW" w:bidi="zh_TW"/>
+          </w:rPr>
+          <w:rPr>
+            <w:color w:val="0000EE"/>
+            <w:u w:val="single"/>
+          </w:rPr>
+          <w:t>創21:14</w:t>
+        </w:r>
+      </w:hyperlink>
+      <w:r>
+        <w:rPr>
+          <w:lang w:val="zh_TW" w:bidi="zh_TW"/>
+        </w:rPr>
+        <w:t>）。</w:t>
       </w:r>
     </w:p>
     <w:p>
@@ -1368,25 +1938,349 @@
         <w:rPr>
           <w:lang w:val="zh_TW" w:bidi="zh_TW"/>
         </w:rPr>
-        <w:t>到新約時代，情況發生了顯著變化。中東生產的商品被運往西方，尤其是羅馬人所使用。埃及的亞歷山大和敘利亞的安提阿處理了大量的貨物和旅客。像巴勒斯坦的小港口以及小亞細亞沿海的許多其他港口為船隻提供了避風港。為了避免繞過希臘半島的200英里（約322公里）路程，一種巧妙的計劃，就是使用拖曳小船橫跨科林斯地峽——其寬約5英里（約8公里）。即使是新約時代的最大船隻也難以抵擋海上的風暴（</w:t>
-      </w:r>
-      <w:hyperlink r:id="rId61">
-        <w:r>
-          <w:rPr>
-            <w:lang w:val="zh_TW" w:bidi="zh_TW"/>
-          </w:rPr>
-          <w:rPr>
-            <w:color w:val="0000EE"/>
-            <w:u w:val="single"/>
-          </w:rPr>
-          <w:t>徒27章</w:t>
-        </w:r>
-      </w:hyperlink>
-      <w:r>
-        <w:rPr>
-          <w:lang w:val="zh_TW" w:bidi="zh_TW"/>
-        </w:rPr>
-        <w:t>），因此海上旅行最好在風暴風險最小的時候進行，大約是從11月到3月。在適宜航海的季節裡，地中海有大量的海上交通，主要是貿易活動。糧船定期從羅馬駛往埃及和東方。</w:t>
+        <w:t>以色列人出埃及時，曾經行經或停留在幾處有名的曠野地區：</w:t>
+      </w:r>
+    </w:p>
+    <w:p>
+      <w:pPr>
+        <w:pStyle w:val="ListBullet"/>
+        <w:spacing w:line="240" w:lineRule="auto"/>
+        <w:ind w:left="720"/>
+      </w:pPr>
+      <w:r>
+        <w:rPr>
+          <w:lang w:val="zh_TW" w:bidi="zh_TW"/>
+        </w:rPr>
+      </w:r>
+      <w:r>
+        <w:rPr>
+          <w:lang w:val="zh_TW" w:bidi="zh_TW"/>
+        </w:rPr>
+        <w:t>書珥（</w:t>
+      </w:r>
+      <w:hyperlink r:id="rId84">
+        <w:r>
+          <w:rPr>
+            <w:lang w:val="zh_TW" w:bidi="zh_TW"/>
+          </w:rPr>
+          <w:rPr>
+            <w:color w:val="0000EE"/>
+            <w:u w:val="single"/>
+          </w:rPr>
+          <w:t>出15:22</w:t>
+        </w:r>
+      </w:hyperlink>
+      <w:r>
+        <w:rPr>
+          <w:lang w:val="zh_TW" w:bidi="zh_TW"/>
+        </w:rPr>
+        <w:t>）</w:t>
+      </w:r>
+    </w:p>
+    <w:p>
+      <w:pPr>
+        <w:pStyle w:val="ListBullet"/>
+        <w:spacing w:line="240" w:lineRule="auto"/>
+        <w:ind w:left="720"/>
+      </w:pPr>
+      <w:r>
+        <w:rPr>
+          <w:lang w:val="zh_TW" w:bidi="zh_TW"/>
+        </w:rPr>
+      </w:r>
+      <w:r>
+        <w:rPr>
+          <w:lang w:val="zh_TW" w:bidi="zh_TW"/>
+        </w:rPr>
+        <w:t>伊坦（</w:t>
+      </w:r>
+      <w:hyperlink r:id="rId85">
+        <w:r>
+          <w:rPr>
+            <w:lang w:val="zh_TW" w:bidi="zh_TW"/>
+          </w:rPr>
+          <w:rPr>
+            <w:color w:val="0000EE"/>
+            <w:u w:val="single"/>
+          </w:rPr>
+          <w:t>民33:8</w:t>
+        </w:r>
+      </w:hyperlink>
+      <w:r>
+        <w:rPr>
+          <w:lang w:val="zh_TW" w:bidi="zh_TW"/>
+        </w:rPr>
+        <w:t>）</w:t>
+      </w:r>
+    </w:p>
+    <w:p>
+      <w:pPr>
+        <w:pStyle w:val="ListBullet"/>
+        <w:spacing w:line="240" w:lineRule="auto"/>
+        <w:ind w:left="720"/>
+      </w:pPr>
+      <w:r>
+        <w:rPr>
+          <w:lang w:val="zh_TW" w:bidi="zh_TW"/>
+        </w:rPr>
+      </w:r>
+      <w:r>
+        <w:rPr>
+          <w:lang w:val="zh_TW" w:bidi="zh_TW"/>
+        </w:rPr>
+        <w:t>汛（</w:t>
+      </w:r>
+      <w:hyperlink r:id="rId86">
+        <w:r>
+          <w:rPr>
+            <w:lang w:val="zh_TW" w:bidi="zh_TW"/>
+          </w:rPr>
+          <w:rPr>
+            <w:color w:val="0000EE"/>
+            <w:u w:val="single"/>
+          </w:rPr>
+          <w:t>出16:1</w:t>
+        </w:r>
+      </w:hyperlink>
+      <w:r>
+        <w:rPr>
+          <w:lang w:val="zh_TW" w:bidi="zh_TW"/>
+        </w:rPr>
+        <w:t>）</w:t>
+      </w:r>
+    </w:p>
+    <w:p>
+      <w:pPr>
+        <w:pStyle w:val="ListBullet"/>
+        <w:spacing w:line="240" w:lineRule="auto"/>
+        <w:ind w:left="720"/>
+      </w:pPr>
+      <w:r>
+        <w:rPr>
+          <w:lang w:val="zh_TW" w:bidi="zh_TW"/>
+        </w:rPr>
+      </w:r>
+      <w:r>
+        <w:rPr>
+          <w:lang w:val="zh_TW" w:bidi="zh_TW"/>
+        </w:rPr>
+        <w:t>西奈（</w:t>
+      </w:r>
+      <w:hyperlink r:id="rId87">
+        <w:r>
+          <w:rPr>
+            <w:lang w:val="zh_TW" w:bidi="zh_TW"/>
+          </w:rPr>
+          <w:rPr>
+            <w:color w:val="0000EE"/>
+            <w:u w:val="single"/>
+          </w:rPr>
+          <w:t>19:1–2</w:t>
+        </w:r>
+      </w:hyperlink>
+      <w:r>
+        <w:rPr>
+          <w:lang w:val="zh_TW" w:bidi="zh_TW"/>
+        </w:rPr>
+        <w:t>）</w:t>
+      </w:r>
+    </w:p>
+    <w:p>
+      <w:pPr>
+        <w:pStyle w:val="ListBullet"/>
+        <w:spacing w:line="240" w:lineRule="auto"/>
+        <w:ind w:left="720"/>
+      </w:pPr>
+      <w:r>
+        <w:rPr>
+          <w:lang w:val="zh_TW" w:bidi="zh_TW"/>
+        </w:rPr>
+      </w:r>
+      <w:r>
+        <w:rPr>
+          <w:lang w:val="zh_TW" w:bidi="zh_TW"/>
+        </w:rPr>
+        <w:t>尋（</w:t>
+      </w:r>
+      <w:hyperlink r:id="rId88">
+        <w:r>
+          <w:rPr>
+            <w:lang w:val="zh_TW" w:bidi="zh_TW"/>
+          </w:rPr>
+          <w:rPr>
+            <w:color w:val="0000EE"/>
+            <w:u w:val="single"/>
+          </w:rPr>
+          <w:t>民13:21</w:t>
+        </w:r>
+      </w:hyperlink>
+      <w:r>
+        <w:rPr>
+          <w:lang w:val="zh_TW" w:bidi="zh_TW"/>
+        </w:rPr>
+        <w:t>，</w:t>
+      </w:r>
+      <w:hyperlink r:id="rId89">
+        <w:r>
+          <w:rPr>
+            <w:lang w:val="zh_TW" w:bidi="zh_TW"/>
+          </w:rPr>
+          <w:rPr>
+            <w:color w:val="0000EE"/>
+            <w:u w:val="single"/>
+          </w:rPr>
+          <w:t>20:1</w:t>
+        </w:r>
+      </w:hyperlink>
+      <w:r>
+        <w:rPr>
+          <w:lang w:val="zh_TW" w:bidi="zh_TW"/>
+        </w:rPr>
+        <w:t>）</w:t>
+      </w:r>
+    </w:p>
+    <w:p>
+      <w:pPr>
+        <w:pStyle w:val="ListBullet"/>
+        <w:spacing w:line="240" w:lineRule="auto"/>
+        <w:ind w:left="720"/>
+      </w:pPr>
+      <w:r>
+        <w:rPr>
+          <w:lang w:val="zh_TW" w:bidi="zh_TW"/>
+        </w:rPr>
+      </w:r>
+      <w:r>
+        <w:rPr>
+          <w:lang w:val="zh_TW" w:bidi="zh_TW"/>
+        </w:rPr>
+        <w:t>巴蘭（</w:t>
+      </w:r>
+      <w:hyperlink r:id="rId90">
+        <w:r>
+          <w:rPr>
+            <w:lang w:val="zh_TW" w:bidi="zh_TW"/>
+          </w:rPr>
+          <w:rPr>
+            <w:color w:val="0000EE"/>
+            <w:u w:val="single"/>
+          </w:rPr>
+          <w:t>13:26</w:t>
+        </w:r>
+      </w:hyperlink>
+      <w:r>
+        <w:rPr>
+          <w:lang w:val="zh_TW" w:bidi="zh_TW"/>
+        </w:rPr>
+        <w:t>）</w:t>
+      </w:r>
+    </w:p>
+    <w:p>
+      <w:pPr>
+        <w:pStyle w:val="ListBullet"/>
+        <w:spacing w:line="240" w:lineRule="auto"/>
+        <w:ind w:left="720"/>
+      </w:pPr>
+      <w:r>
+        <w:rPr>
+          <w:lang w:val="zh_TW" w:bidi="zh_TW"/>
+        </w:rPr>
+      </w:r>
+      <w:r>
+        <w:rPr>
+          <w:lang w:val="zh_TW" w:bidi="zh_TW"/>
+        </w:rPr>
+        <w:t>加低斯（</w:t>
+      </w:r>
+      <w:hyperlink r:id="rId91">
+        <w:r>
+          <w:rPr>
+            <w:lang w:val="zh_TW" w:bidi="zh_TW"/>
+          </w:rPr>
+          <w:rPr>
+            <w:color w:val="0000EE"/>
+            <w:u w:val="single"/>
+          </w:rPr>
+          <w:t>詩29:8</w:t>
+        </w:r>
+      </w:hyperlink>
+      <w:r>
+        <w:rPr>
+          <w:lang w:val="zh_TW" w:bidi="zh_TW"/>
+        </w:rPr>
+        <w:t>）</w:t>
+      </w:r>
+    </w:p>
+    <w:p>
+      <w:pPr>
+        <w:pStyle w:val="ListBullet"/>
+        <w:spacing w:line="240" w:lineRule="auto"/>
+        <w:ind w:left="720"/>
+      </w:pPr>
+      <w:r>
+        <w:rPr>
+          <w:lang w:val="zh_TW" w:bidi="zh_TW"/>
+        </w:rPr>
+      </w:r>
+      <w:r>
+        <w:rPr>
+          <w:lang w:val="zh_TW" w:bidi="zh_TW"/>
+        </w:rPr>
+        <w:t>摩押（</w:t>
+      </w:r>
+      <w:hyperlink r:id="rId92">
+        <w:r>
+          <w:rPr>
+            <w:lang w:val="zh_TW" w:bidi="zh_TW"/>
+          </w:rPr>
+          <w:rPr>
+            <w:color w:val="0000EE"/>
+            <w:u w:val="single"/>
+          </w:rPr>
+          <w:t>申2:8</w:t>
+        </w:r>
+      </w:hyperlink>
+      <w:r>
+        <w:rPr>
+          <w:lang w:val="zh_TW" w:bidi="zh_TW"/>
+        </w:rPr>
+        <w:t>）</w:t>
+      </w:r>
+    </w:p>
+    <w:p>
+      <w:pPr>
+        <w:pStyle w:val="ListBullet"/>
+        <w:spacing w:line="240" w:lineRule="auto"/>
+        <w:ind w:left="720"/>
+      </w:pPr>
+      <w:r>
+        <w:rPr>
+          <w:lang w:val="zh_TW" w:bidi="zh_TW"/>
+        </w:rPr>
+      </w:r>
+      <w:r>
+        <w:rPr>
+          <w:lang w:val="zh_TW" w:bidi="zh_TW"/>
+        </w:rPr>
+        <w:t>基底莫（</w:t>
+      </w:r>
+      <w:hyperlink r:id="rId93">
+        <w:r>
+          <w:rPr>
+            <w:lang w:val="zh_TW" w:bidi="zh_TW"/>
+          </w:rPr>
+          <w:rPr>
+            <w:color w:val="0000EE"/>
+            <w:u w:val="single"/>
+          </w:rPr>
+          <w:t>26</w:t>
+        </w:r>
+      </w:hyperlink>
+      <w:r>
+        <w:rPr>
+          <w:lang w:val="zh_TW" w:bidi="zh_TW"/>
+        </w:rPr>
+        <w:t>節）</w:t>
       </w:r>
     </w:p>
     <w:p>
@@ -1400,36 +2294,61 @@
         <w:rPr>
           <w:lang w:val="zh_TW" w:bidi="zh_TW"/>
         </w:rPr>
-        <w:t>船隻由帆驅動，必要時由奴隸划槳來補充動力。古代沉船的發現以及拉丁文和希臘文的文獻，提供了一些船隻規模大小的資料。在雅典附近發現的一座長130英尺（約39.6米）的古代乾船塢，曾用於希臘戰船，這些戰船比貨船小。羅馬作家路西亞（Lucian）提到了一艘長180英尺（約54.9米）的亞歷山大糧船，估計載重約1,200噸（約1,088.6公噸）。保羅的船上載有276人（</w:t>
-      </w:r>
-      <w:hyperlink r:id="rId62">
-        <w:r>
-          <w:rPr>
-            <w:lang w:val="zh_TW" w:bidi="zh_TW"/>
-          </w:rPr>
-          <w:rPr>
-            <w:color w:val="0000EE"/>
-            <w:u w:val="single"/>
-          </w:rPr>
-          <w:t>徒27:37</w:t>
-        </w:r>
-      </w:hyperlink>
-      <w:r>
-        <w:rPr>
-          <w:lang w:val="zh_TW" w:bidi="zh_TW"/>
-        </w:rPr>
-        <w:t>）。現代水下考古學（underwater archaeology）正在為我們提供關於這些古代船隻的寶貴信息。</w:t>
-      </w:r>
-    </w:p>
-    <w:p>
-      <w:pPr>
-        <w:pStyle w:val="Heading4"/>
-      </w:pPr>
-      <w:r>
-        <w:rPr>
-          <w:lang w:val="zh_TW" w:bidi="zh_TW"/>
-        </w:rPr>
-        <w:t>旅行的原因</w:t>
+        <w:t>當大衛逃避掃羅時，曾躲藏在西弗曠野的山地（</w:t>
+      </w:r>
+      <w:hyperlink r:id="rId94">
+        <w:r>
+          <w:rPr>
+            <w:lang w:val="zh_TW" w:bidi="zh_TW"/>
+          </w:rPr>
+          <w:rPr>
+            <w:color w:val="0000EE"/>
+            <w:u w:val="single"/>
+          </w:rPr>
+          <w:t>撒上23:14–15</w:t>
+        </w:r>
+      </w:hyperlink>
+      <w:r>
+        <w:rPr>
+          <w:lang w:val="zh_TW" w:bidi="zh_TW"/>
+        </w:rPr>
+        <w:t>）。他也在瑪雲曠野（</w:t>
+      </w:r>
+      <w:hyperlink r:id="rId95">
+        <w:r>
+          <w:rPr>
+            <w:lang w:val="zh_TW" w:bidi="zh_TW"/>
+          </w:rPr>
+          <w:rPr>
+            <w:color w:val="0000EE"/>
+            <w:u w:val="single"/>
+          </w:rPr>
+          <w:t>24–25</w:t>
+        </w:r>
+      </w:hyperlink>
+      <w:r>
+        <w:rPr>
+          <w:lang w:val="zh_TW" w:bidi="zh_TW"/>
+        </w:rPr>
+        <w:t>節）和隱基底曠野避難（</w:t>
+      </w:r>
+      <w:hyperlink r:id="rId96">
+        <w:r>
+          <w:rPr>
+            <w:lang w:val="zh_TW" w:bidi="zh_TW"/>
+          </w:rPr>
+          <w:rPr>
+            <w:color w:val="0000EE"/>
+            <w:u w:val="single"/>
+          </w:rPr>
+          <w:t>24:1</w:t>
+        </w:r>
+      </w:hyperlink>
+      <w:r>
+        <w:rPr>
+          <w:lang w:val="zh_TW" w:bidi="zh_TW"/>
+        </w:rPr>
+        <w:t>）。</w:t>
       </w:r>
     </w:p>
     <w:p>
@@ -1443,7 +2362,54 @@
         <w:rPr>
           <w:lang w:val="zh_TW" w:bidi="zh_TW"/>
         </w:rPr>
-        <w:t>在新約時代，旅行的最重要原因是貿易和商業，這不僅僅是運輸貨物。參與這些活動的有貨物代理人、監管員、貨物保險商、兌換銀錢的人，以及整個涉及貨物獲取和安全運送的專業人員隊伍。</w:t>
+        <w:t>村莊或城有時與曠野相關。</w:t>
+      </w:r>
+      <w:hyperlink r:id="rId97">
+        <w:r>
+          <w:rPr>
+            <w:lang w:val="zh_TW" w:bidi="zh_TW"/>
+          </w:rPr>
+          <w:rPr>
+            <w:color w:val="0000EE"/>
+            <w:u w:val="single"/>
+          </w:rPr>
+          <w:t>約書亞記十五章61至62節</w:t>
+        </w:r>
+      </w:hyperlink>
+      <w:r>
+        <w:rPr>
+          <w:lang w:val="zh_TW" w:bidi="zh_TW"/>
+        </w:rPr>
+        <w:t>列出了「在曠野」的六個城及其村莊。以賽亞宣告了曠野和其中的城邑未來的喜樂（</w:t>
+      </w:r>
+      <w:hyperlink r:id="rId98">
+        <w:r>
+          <w:rPr>
+            <w:lang w:val="zh_TW" w:bidi="zh_TW"/>
+          </w:rPr>
+          <w:rPr>
+            <w:color w:val="0000EE"/>
+            <w:u w:val="single"/>
+          </w:rPr>
+          <w:t>賽42:11</w:t>
+        </w:r>
+      </w:hyperlink>
+      <w:r>
+        <w:rPr>
+          <w:lang w:val="zh_TW" w:bidi="zh_TW"/>
+        </w:rPr>
+        <w:t>）。</w:t>
+      </w:r>
+    </w:p>
+    <w:p>
+      <w:pPr>
+        <w:pStyle w:val="Heading3"/>
+      </w:pPr>
+      <w:r>
+        <w:rPr>
+          <w:lang w:val="zh_TW" w:bidi="zh_TW"/>
+        </w:rPr>
+        <w:t>曠野的屬靈意義是什麼？</w:t>
       </w:r>
     </w:p>
     <w:p>
@@ -1457,7 +2423,25 @@
         <w:rPr>
           <w:lang w:val="zh_TW" w:bidi="zh_TW"/>
         </w:rPr>
-        <w:t>軍事旅行也非常頻繁。這包括偵察、採購物資、為軍隊臨時駐紮地做準備，以及運送軍隊和裝備等各種任務。</w:t>
+        <w:t>曠野與艱苦和試探有關。以利亞的生活方式和穿著，經常讓人聯想到曠野。以利亞的繼承者以利沙也曾在以東的曠野事奉（</w:t>
+      </w:r>
+      <w:hyperlink r:id="rId99">
+        <w:r>
+          <w:rPr>
+            <w:lang w:val="zh_TW" w:bidi="zh_TW"/>
+          </w:rPr>
+          <w:rPr>
+            <w:color w:val="0000EE"/>
+            <w:u w:val="single"/>
+          </w:rPr>
+          <w:t>王下3:4–27</w:t>
+        </w:r>
+      </w:hyperlink>
+      <w:r>
+        <w:rPr>
+          <w:lang w:val="zh_TW" w:bidi="zh_TW"/>
+        </w:rPr>
+        <w:t>）。</w:t>
       </w:r>
     </w:p>
     <w:p>
@@ -1471,25 +2455,133 @@
         <w:rPr>
           <w:lang w:val="zh_TW" w:bidi="zh_TW"/>
         </w:rPr>
-        <w:t>有些旅行者是因工作而變遷的商人，例如亞居拉和百基拉（</w:t>
-      </w:r>
-      <w:hyperlink r:id="rId63">
-        <w:r>
-          <w:rPr>
-            <w:lang w:val="zh_TW" w:bidi="zh_TW"/>
-          </w:rPr>
-          <w:rPr>
-            <w:color w:val="0000EE"/>
-            <w:u w:val="single"/>
-          </w:rPr>
-          <w:t>徒18:2–3</w:t>
-        </w:r>
-      </w:hyperlink>
-      <w:r>
-        <w:rPr>
-          <w:lang w:val="zh_TW" w:bidi="zh_TW"/>
-        </w:rPr>
-        <w:t>）。亞居拉從黑海的本都移居到羅馬，後來在遭遇逼迫時，他與妻子逃往哥林多。許多人也因類似原因而旅行。</w:t>
+        <w:t>以賽亞預言了施洗約翰的信息，約翰在猶大的曠野傳道（</w:t>
+      </w:r>
+      <w:hyperlink r:id="rId100">
+        <w:r>
+          <w:rPr>
+            <w:lang w:val="zh_TW" w:bidi="zh_TW"/>
+          </w:rPr>
+          <w:rPr>
+            <w:color w:val="0000EE"/>
+            <w:u w:val="single"/>
+          </w:rPr>
+          <w:t>賽40:3</w:t>
+        </w:r>
+      </w:hyperlink>
+      <w:r>
+        <w:rPr>
+          <w:lang w:val="zh_TW" w:bidi="zh_TW"/>
+        </w:rPr>
+        <w:t>；</w:t>
+      </w:r>
+      <w:hyperlink r:id="rId101">
+        <w:r>
+          <w:rPr>
+            <w:lang w:val="zh_TW" w:bidi="zh_TW"/>
+          </w:rPr>
+          <w:rPr>
+            <w:color w:val="0000EE"/>
+            <w:u w:val="single"/>
+          </w:rPr>
+          <w:t>太3:1–3</w:t>
+        </w:r>
+      </w:hyperlink>
+      <w:r>
+        <w:rPr>
+          <w:lang w:val="zh_TW" w:bidi="zh_TW"/>
+        </w:rPr>
+        <w:t>；</w:t>
+      </w:r>
+      <w:hyperlink r:id="rId102">
+        <w:r>
+          <w:rPr>
+            <w:lang w:val="zh_TW" w:bidi="zh_TW"/>
+          </w:rPr>
+          <w:rPr>
+            <w:color w:val="0000EE"/>
+            <w:u w:val="single"/>
+          </w:rPr>
+          <w:t>可1:2–4</w:t>
+        </w:r>
+      </w:hyperlink>
+      <w:r>
+        <w:rPr>
+          <w:lang w:val="zh_TW" w:bidi="zh_TW"/>
+        </w:rPr>
+        <w:t>；</w:t>
+      </w:r>
+      <w:hyperlink r:id="rId103">
+        <w:r>
+          <w:rPr>
+            <w:lang w:val="zh_TW" w:bidi="zh_TW"/>
+          </w:rPr>
+          <w:rPr>
+            <w:color w:val="0000EE"/>
+            <w:u w:val="single"/>
+          </w:rPr>
+          <w:t>路3:1–6</w:t>
+        </w:r>
+      </w:hyperlink>
+      <w:r>
+        <w:rPr>
+          <w:lang w:val="zh_TW" w:bidi="zh_TW"/>
+        </w:rPr>
+        <w:t>；</w:t>
+      </w:r>
+      <w:hyperlink r:id="rId104">
+        <w:r>
+          <w:rPr>
+            <w:lang w:val="zh_TW" w:bidi="zh_TW"/>
+          </w:rPr>
+          <w:rPr>
+            <w:color w:val="0000EE"/>
+            <w:u w:val="single"/>
+          </w:rPr>
+          <w:t>約1:23</w:t>
+        </w:r>
+      </w:hyperlink>
+      <w:r>
+        <w:rPr>
+          <w:lang w:val="zh_TW" w:bidi="zh_TW"/>
+        </w:rPr>
+        <w:t>）。耶穌被聖靈充滿，聖靈將祂引到曠野四十天，祂在那裡受到魔鬼的試探（參</w:t>
+      </w:r>
+      <w:hyperlink r:id="rId105">
+        <w:r>
+          <w:rPr>
+            <w:lang w:val="zh_TW" w:bidi="zh_TW"/>
+          </w:rPr>
+          <w:rPr>
+            <w:color w:val="0000EE"/>
+            <w:u w:val="single"/>
+          </w:rPr>
+          <w:t>路4:1–2</w:t>
+        </w:r>
+      </w:hyperlink>
+      <w:r>
+        <w:rPr>
+          <w:lang w:val="zh_TW" w:bidi="zh_TW"/>
+        </w:rPr>
+        <w:t>）。天使也在曠野服事耶穌（</w:t>
+      </w:r>
+      <w:hyperlink r:id="rId23">
+        <w:r>
+          <w:rPr>
+            <w:lang w:val="zh_TW" w:bidi="zh_TW"/>
+          </w:rPr>
+          <w:rPr>
+            <w:color w:val="0000EE"/>
+            <w:u w:val="single"/>
+          </w:rPr>
+          <w:t>可1:13</w:t>
+        </w:r>
+      </w:hyperlink>
+      <w:r>
+        <w:rPr>
+          <w:lang w:val="zh_TW" w:bidi="zh_TW"/>
+        </w:rPr>
+        <w:t>）。</w:t>
       </w:r>
     </w:p>
     <w:p>
@@ -1503,7 +2595,7 @@
         <w:rPr>
           <w:lang w:val="zh_TW" w:bidi="zh_TW"/>
         </w:rPr>
-        <w:t>宗教朝聖者們從陸路或海路前往目的地。來自各地的猶太人前往耶路撒冷參加一年一度的逾越節慶典（參</w:t>
+        <w:t>埃及的隱士和死海附近的昆蘭社區利用曠野逃避城中生活的邪惡。然而，耶穌則是利用曠野作為禱告和與父神相交之處（</w:t>
       </w:r>
       <w:hyperlink r:id="rId64">
         <w:r>
@@ -1514,14 +2606,3508 @@
             <w:color w:val="0000EE"/>
             <w:u w:val="single"/>
           </w:rPr>
-          <w:t>徒2:5–11</w:t>
-        </w:r>
-      </w:hyperlink>
-      <w:r>
-        <w:rPr>
-          <w:lang w:val="zh_TW" w:bidi="zh_TW"/>
-        </w:rPr>
-        <w:t>）。外邦人則前往以弗所、雅典和艾盧西斯（Eleusis）的宗教中心，那裡有重要的廟宇。許多較小的廟宇也吸引朝聖者。新廟宇的建造，和各類政府行政建築的建設吸引了遠道而來的工匠，建築材料也常需要運輸到施工現場。建築中使用的材料通常需要運送到工地。一些人則為了健康，前往以醫治神蹟聞名的廟宇，或是享受溫泉的療效，像迦百農或提比哩亞的溫泉。運動員也會前往重要的比賽中心，參加像奧林匹克運動會這樣的重要比賽，大批群眾則聚集觀看盛會。一些旅行者是學生或教師，他們會前往當時的學術中心——相當於古代的大學。此外，還有一些人是政府或商業的官方使者，攜帶重要文件出使。儘管有這些活動，大多數普通公民幾乎從未離開過他們家鄉幾英里以外的地方。</w:t>
+          <w:t>路5:16</w:t>
+        </w:r>
+      </w:hyperlink>
+      <w:r>
+        <w:rPr>
+          <w:lang w:val="zh_TW" w:bidi="zh_TW"/>
+        </w:rPr>
+        <w:t>）。</w:t>
+      </w:r>
+    </w:p>
+    <w:p>
+      <w:pPr/>
+      <w:r>
+        <w:rPr>
+          <w:lang w:val="zh_TW" w:bidi="zh_TW"/>
+        </w:rPr>
+      </w:r>
+      <w:r>
+        <w:rPr>
+          <w:i/>
+          <w:lang w:val="zh_TW" w:bidi="zh_TW"/>
+        </w:rPr>
+        <w:t>見</w:t>
+      </w:r>
+      <w:r>
+        <w:rPr>
+          <w:lang w:val="zh_TW" w:bidi="zh_TW"/>
+        </w:rPr>
+        <w:t>曠野</w:t>
+      </w:r>
+      <w:r>
+        <w:rPr>
+          <w:lang w:val="zh_TW" w:bidi="zh_TW"/>
+        </w:rPr>
+        <w:t>；</w:t>
+      </w:r>
+      <w:r>
+        <w:rPr>
+          <w:lang w:val="zh_TW" w:bidi="zh_TW"/>
+        </w:rPr>
+        <w:t>曠野漂流</w:t>
+      </w:r>
+      <w:r>
+        <w:rPr>
+          <w:lang w:val="zh_TW" w:bidi="zh_TW"/>
+        </w:rPr>
+        <w:t>。</w:t>
+      </w:r>
+      <w:r>
+        <w:rPr>
+          <w:lang w:val="zh_TW" w:bidi="zh_TW"/>
+        </w:rPr>
+      </w:r>
+      <w:r>
+        <w:rPr>
+          <w:lang w:val="zh_TW" w:bidi="zh_TW"/>
+        </w:rPr>
+      </w:r>
+    </w:p>
+    <w:p>
+      <w:pPr/>
+      <w:r>
+        <w:rPr>
+          <w:lang w:val="zh_TW" w:bidi="zh_TW"/>
+        </w:rPr>
+      </w:r>
+    </w:p>
+    <w:p>
+      <w:pPr>
+        <w:pStyle w:val="Heading2"/>
+      </w:pPr>
+      <w:r>
+        <w:rPr>
+          <w:lang w:val="zh_TW" w:bidi="zh_TW"/>
+        </w:rPr>
+        <w:t>礦物和金屬</w:t>
+      </w:r>
+      <w:r>
+        <w:rPr>
+          <w:lang w:val="zh_TW" w:bidi="zh_TW"/>
+        </w:rPr>
+      </w:r>
+    </w:p>
+    <w:p>
+      <w:pPr/>
+      <w:r>
+        <w:rPr>
+          <w:lang w:val="zh_TW" w:bidi="zh_TW"/>
+        </w:rPr>
+      </w:r>
+      <w:r>
+        <w:rPr>
+          <w:lang w:val="zh_TW" w:bidi="zh_TW"/>
+        </w:rPr>
+        <w:t>「礦物」指天然存在的物質，通常是礦石，必須經過開採和處理才能提煉出金屬。「金屬」則是像鐵、銅這類的化學元素，純淨、不含其它物質的污染。純淨形態的金屬通常不會自然存在於自然界中，但也有例外。</w:t>
+      </w:r>
+    </w:p>
+    <w:p>
+      <w:pPr/>
+      <w:r>
+        <w:rPr>
+          <w:lang w:val="zh_TW" w:bidi="zh_TW"/>
+        </w:rPr>
+      </w:r>
+      <w:r>
+        <w:rPr>
+          <w:lang w:val="zh_TW" w:bidi="zh_TW"/>
+        </w:rPr>
+        <w:t>在巴勒斯坦，採礦與冶煉是極其古老的技藝，遠早於以色列人到來之前就已存在。採集合適的石材（例如火石）的歷史可追溯至石器時代，採集建築石材也同樣歷史悠久。特別是金屬方面，天然金、銅與隕鐵（meteoric iron）在公元前4000年之前就已在中東地區為人認識和使用。在公元前4000年到3000年期間，人們開始逐漸發現天然銀以及銅礦與鉛礦。人們可能是在偶然的情況下發現冶煉技術，從而促成青銅等合金的製作。之後，人們又發現可以還原氧化鐵。從公元前3000年到2000年之間，相關技術有重大進展，人們懂得還原銅的硫化物和錫的氧化物，而金屬錫與銅也成為重要的貿易物品。</w:t>
+      </w:r>
+    </w:p>
+    <w:p>
+      <w:pPr/>
+      <w:r>
+        <w:rPr>
+          <w:lang w:val="zh_TW" w:bidi="zh_TW"/>
+        </w:rPr>
+      </w:r>
+      <w:r>
+        <w:rPr>
+          <w:lang w:val="zh_TW" w:bidi="zh_TW"/>
+        </w:rPr>
+        <w:t>在公元前2000年至1000年間，風箱（bellows）開始用於爐灶，人們能把鐵從礦石中還原並加以鍛造。大約在公元前1500年，人們發現用銅與鋅製造黃銅的工藝，但直到之後一段時期才逐漸變得重要。人們使用青銅已有好幾個世紀，有時會加入較高比例的錫，使其形成適合製作鏡的鏡面金屬（speculum）。到了這個時期，以色列人已在那地定居，並建立王國。從公元前1000年到基督教時代開始，金屬的生產——特別是鐵，大幅增加。人們也製造出某種形式的鋼，用來打造武器和工具。</w:t>
+      </w:r>
+    </w:p>
+    <w:p>
+      <w:pPr/>
+      <w:r>
+        <w:rPr>
+          <w:lang w:val="zh_TW" w:bidi="zh_TW"/>
+        </w:rPr>
+      </w:r>
+      <w:r>
+        <w:rPr>
+          <w:lang w:val="zh_TW" w:bidi="zh_TW"/>
+        </w:rPr>
+        <w:t>到了大衛與所羅門的時代，以色列人已掌握許多金屬提煉與加工的技術。大衛在統治時期征服了以東，而以東盛產銅與鐵（</w:t>
+      </w:r>
+      <w:hyperlink r:id="rId106">
+        <w:r>
+          <w:rPr>
+            <w:lang w:val="zh_TW" w:bidi="zh_TW"/>
+          </w:rPr>
+          <w:rPr>
+            <w:color w:val="0000EE"/>
+            <w:u w:val="single"/>
+          </w:rPr>
+          <w:t>撒下8:13–14</w:t>
+        </w:r>
+      </w:hyperlink>
+      <w:r>
+        <w:rPr>
+          <w:lang w:val="zh_TW" w:bidi="zh_TW"/>
+        </w:rPr>
+        <w:t>），約旦河谷地區的各種金屬鑄造工作亦蓬勃發展（</w:t>
+      </w:r>
+      <w:hyperlink r:id="rId107">
+        <w:r>
+          <w:rPr>
+            <w:lang w:val="zh_TW" w:bidi="zh_TW"/>
+          </w:rPr>
+          <w:rPr>
+            <w:color w:val="0000EE"/>
+            <w:u w:val="single"/>
+          </w:rPr>
+          <w:t>王上7:13–14、45–46</w:t>
+        </w:r>
+      </w:hyperlink>
+      <w:r>
+        <w:rPr>
+          <w:lang w:val="zh_TW" w:bidi="zh_TW"/>
+        </w:rPr>
+        <w:t>）。所羅門在進行這些工作時，得到腓尼基工匠希蘭協助。以色列的傳統認為冶金的起源出自土八‧該隱（</w:t>
+      </w:r>
+      <w:hyperlink r:id="rId108">
+        <w:r>
+          <w:rPr>
+            <w:lang w:val="zh_TW" w:bidi="zh_TW"/>
+          </w:rPr>
+          <w:rPr>
+            <w:color w:val="0000EE"/>
+            <w:u w:val="single"/>
+          </w:rPr>
+          <w:t>創4:22</w:t>
+        </w:r>
+      </w:hyperlink>
+      <w:r>
+        <w:rPr>
+          <w:lang w:val="zh_TW" w:bidi="zh_TW"/>
+        </w:rPr>
+        <w:t>），經文說他打造各種銅器和鐵器。</w:t>
+      </w:r>
+      <w:hyperlink r:id="rId109">
+        <w:r>
+          <w:rPr>
+            <w:lang w:val="zh_TW" w:bidi="zh_TW"/>
+          </w:rPr>
+          <w:rPr>
+            <w:color w:val="0000EE"/>
+            <w:u w:val="single"/>
+          </w:rPr>
+          <w:t>申命記八章9節</w:t>
+        </w:r>
+      </w:hyperlink>
+      <w:r>
+        <w:rPr>
+          <w:lang w:val="zh_TW" w:bidi="zh_TW"/>
+        </w:rPr>
+        <w:t>提到，以色列人要進入的那地盛產鐵與銅。</w:t>
+      </w:r>
+    </w:p>
+    <w:p>
+      <w:pPr/>
+      <w:r>
+        <w:rPr>
+          <w:lang w:val="zh_TW" w:bidi="zh_TW"/>
+        </w:rPr>
+      </w:r>
+      <w:r>
+        <w:rPr>
+          <w:lang w:val="zh_TW" w:bidi="zh_TW"/>
+        </w:rPr>
+        <w:t>雖然以色列人後來能自己進行金屬加工，但從</w:t>
+      </w:r>
+      <w:hyperlink r:id="rId110">
+        <w:r>
+          <w:rPr>
+            <w:lang w:val="zh_TW" w:bidi="zh_TW"/>
+          </w:rPr>
+          <w:rPr>
+            <w:color w:val="0000EE"/>
+            <w:u w:val="single"/>
+          </w:rPr>
+          <w:t>撒母耳記上十三章19至22節</w:t>
+        </w:r>
+      </w:hyperlink>
+      <w:r>
+        <w:rPr>
+          <w:lang w:val="zh_TW" w:bidi="zh_TW"/>
+        </w:rPr>
+        <w:t>可以看出，在非利士人統治的某段時期，他們甚至必須把農具交給敵人製作。同樣地，所羅門聖殿中禮儀器皿的製作，也由腓尼基的工匠監督（</w:t>
+      </w:r>
+      <w:hyperlink r:id="rId111">
+        <w:r>
+          <w:rPr>
+            <w:lang w:val="zh_TW" w:bidi="zh_TW"/>
+          </w:rPr>
+          <w:rPr>
+            <w:color w:val="0000EE"/>
+            <w:u w:val="single"/>
+          </w:rPr>
+          <w:t>王上7:13–50</w:t>
+        </w:r>
+      </w:hyperlink>
+      <w:r>
+        <w:rPr>
+          <w:lang w:val="zh_TW" w:bidi="zh_TW"/>
+        </w:rPr>
+        <w:t>）。</w:t>
+      </w:r>
+    </w:p>
+    <w:p>
+      <w:pPr/>
+      <w:r>
+        <w:rPr>
+          <w:lang w:val="zh_TW" w:bidi="zh_TW"/>
+        </w:rPr>
+      </w:r>
+      <w:r>
+        <w:rPr>
+          <w:lang w:val="zh_TW" w:bidi="zh_TW"/>
+        </w:rPr>
+        <w:t>礦物、金屬和寶石也是重要的貿易物品。以色列本身並不多出產這些資源，因此必須從外地進口各類材料。示巴女王來見所羅門時，她一方面處理外交事務，一方面推動貿易往來（</w:t>
+      </w:r>
+      <w:hyperlink r:id="rId112">
+        <w:r>
+          <w:rPr>
+            <w:lang w:val="zh_TW" w:bidi="zh_TW"/>
+          </w:rPr>
+          <w:rPr>
+            <w:color w:val="0000EE"/>
+            <w:u w:val="single"/>
+          </w:rPr>
+          <w:t>王上10:2、10–11</w:t>
+        </w:r>
+      </w:hyperlink>
+      <w:r>
+        <w:rPr>
+          <w:lang w:val="zh_TW" w:bidi="zh_TW"/>
+        </w:rPr>
+        <w:t>）。</w:t>
+      </w:r>
+    </w:p>
+    <w:p>
+      <w:pPr/>
+      <w:r>
+        <w:rPr>
+          <w:lang w:val="zh_TW" w:bidi="zh_TW"/>
+        </w:rPr>
+      </w:r>
+      <w:r>
+        <w:rPr>
+          <w:lang w:val="zh_TW" w:bidi="zh_TW"/>
+        </w:rPr>
+        <w:t>金屬與寶石也常成為入侵者掠奪的戰利品，其中以埃及人和亞述人最為典型，但並非只有他們如此。人們對這些物品的需求一直很大，因為農業、製造武器、製作珠寶與製作各種個人飾品都需要這些材料。</w:t>
+      </w:r>
+    </w:p>
+    <w:p>
+      <w:pPr>
+        <w:pStyle w:val="Heading3"/>
+      </w:pPr>
+      <w:r>
+        <w:rPr>
+          <w:lang w:val="zh_TW" w:bidi="zh_TW"/>
+        </w:rPr>
+        <w:t>礦物</w:t>
+      </w:r>
+    </w:p>
+    <w:p>
+      <w:pPr/>
+      <w:r>
+        <w:rPr>
+          <w:lang w:val="zh_TW" w:bidi="zh_TW"/>
+        </w:rPr>
+      </w:r>
+      <w:r>
+        <w:rPr>
+          <w:lang w:val="zh_TW" w:bidi="zh_TW"/>
+        </w:rPr>
+        <w:t>礦物是一種無機物，具有固定的化學成分與結構，有時單獨存在，有時與其它物質一起存在。「礦石」指任何含有金屬化合物的礦物或礦物集合體，只要其含量與品質足以讓金屬提煉具有商業價值，就可稱為礦石。金屬這一主要成分在自然界中通常以化合物的形式存在，例如硫化物、氧化物、碳酸鹽或其它化合物，其中以硫化物與氧化物最為常見。礦物具有多種特性，例如顏色、光澤、晶體形態、解理、斷口、硬度與密度；這些特性不但有助於辨識礦物，也決定該礦物是否適合商業與工業用途。</w:t>
+      </w:r>
+    </w:p>
+    <w:p>
+      <w:pPr>
+        <w:pStyle w:val="Heading3"/>
+      </w:pPr>
+      <w:r>
+        <w:rPr>
+          <w:lang w:val="zh_TW" w:bidi="zh_TW"/>
+        </w:rPr>
+        <w:t>金屬</w:t>
+      </w:r>
+    </w:p>
+    <w:p>
+      <w:pPr/>
+      <w:r>
+        <w:rPr>
+          <w:lang w:val="zh_TW" w:bidi="zh_TW"/>
+        </w:rPr>
+      </w:r>
+      <w:r>
+        <w:rPr>
+          <w:lang w:val="zh_TW" w:bidi="zh_TW"/>
+        </w:rPr>
+        <w:t>金屬在純淨狀態下，是化學上純單一的元素，具有固定的物理特性，例如密度、抗拉強度、晶體結構、熔點、延展性、導電性等等。金屬能與其它金屬形成合金，但這個過程會使金屬失去純度。無論在古代世界或現代世界，合金都極其重要。</w:t>
+      </w:r>
+    </w:p>
+    <w:p>
+      <w:pPr/>
+      <w:r>
+        <w:rPr>
+          <w:lang w:val="zh_TW" w:bidi="zh_TW"/>
+        </w:rPr>
+      </w:r>
+      <w:r>
+        <w:rPr>
+          <w:lang w:val="zh_TW" w:bidi="zh_TW"/>
+        </w:rPr>
+        <w:t>要取得純金屬，必須把含有金屬的礦石加以冶煉，這個過程稱為冶金（metallurgy）。古代以色列普遍使用純金屬，包括金、銀、鐵和鉛，但青銅與黃銅等合金的使用範圍更廣。</w:t>
+      </w:r>
+    </w:p>
+    <w:p>
+      <w:pPr>
+        <w:pStyle w:val="Heading4"/>
+      </w:pPr>
+      <w:r>
+        <w:rPr>
+          <w:lang w:val="zh_TW" w:bidi="zh_TW"/>
+        </w:rPr>
+        <w:t>冶金與金屬提煉</w:t>
+      </w:r>
+    </w:p>
+    <w:p>
+      <w:pPr/>
+      <w:r>
+        <w:rPr>
+          <w:lang w:val="zh_TW" w:bidi="zh_TW"/>
+        </w:rPr>
+      </w:r>
+      <w:r>
+        <w:rPr>
+          <w:lang w:val="zh_TW" w:bidi="zh_TW"/>
+        </w:rPr>
+        <w:t>大約在公元前1300年，小亞細亞的赫人發現製造堅硬熟鐵（wrought iron）的方法，後來非利士人也採用這項技術（</w:t>
+      </w:r>
+      <w:hyperlink r:id="rId113">
+        <w:r>
+          <w:rPr>
+            <w:lang w:val="zh_TW" w:bidi="zh_TW"/>
+          </w:rPr>
+          <w:rPr>
+            <w:color w:val="0000EE"/>
+            <w:u w:val="single"/>
+          </w:rPr>
+          <w:t>撒上13:19–20</w:t>
+        </w:r>
+      </w:hyperlink>
+      <w:r>
+        <w:rPr>
+          <w:lang w:val="zh_TW" w:bidi="zh_TW"/>
+        </w:rPr>
+        <w:t>）。最初，人們從簡單的爐中取得鐵後，會把鐵取出並反覆錘打，把爐渣敲出（</w:t>
+      </w:r>
+      <w:hyperlink r:id="rId114">
+        <w:r>
+          <w:rPr>
+            <w:lang w:val="zh_TW" w:bidi="zh_TW"/>
+          </w:rPr>
+          <w:rPr>
+            <w:color w:val="0000EE"/>
+            <w:u w:val="single"/>
+          </w:rPr>
+          <w:t>申4:20</w:t>
+        </w:r>
+      </w:hyperlink>
+      <w:r>
+        <w:rPr>
+          <w:lang w:val="zh_TW" w:bidi="zh_TW"/>
+        </w:rPr>
+        <w:t>；</w:t>
+      </w:r>
+      <w:hyperlink r:id="rId115">
+        <w:r>
+          <w:rPr>
+            <w:lang w:val="zh_TW" w:bidi="zh_TW"/>
+          </w:rPr>
+          <w:rPr>
+            <w:color w:val="0000EE"/>
+            <w:u w:val="single"/>
+          </w:rPr>
+          <w:t>王上8:51</w:t>
+        </w:r>
+      </w:hyperlink>
+      <w:r>
+        <w:rPr>
+          <w:lang w:val="zh_TW" w:bidi="zh_TW"/>
+        </w:rPr>
+        <w:t>；</w:t>
+      </w:r>
+      <w:hyperlink r:id="rId116">
+        <w:r>
+          <w:rPr>
+            <w:lang w:val="zh_TW" w:bidi="zh_TW"/>
+          </w:rPr>
+          <w:rPr>
+            <w:color w:val="0000EE"/>
+            <w:u w:val="single"/>
+          </w:rPr>
+          <w:t>耶11:4</w:t>
+        </w:r>
+      </w:hyperlink>
+      <w:r>
+        <w:rPr>
+          <w:lang w:val="zh_TW" w:bidi="zh_TW"/>
+        </w:rPr>
+        <w:t>）。之後，人們又在鐵中加入碳，製造出早期形式的鋼。</w:t>
+      </w:r>
+    </w:p>
+    <w:p>
+      <w:pPr/>
+      <w:r>
+        <w:rPr>
+          <w:lang w:val="zh_TW" w:bidi="zh_TW"/>
+        </w:rPr>
+      </w:r>
+      <w:r>
+        <w:rPr>
+          <w:lang w:val="zh_TW" w:bidi="zh_TW"/>
+        </w:rPr>
+        <w:t>至於鉛的硫化物礦石，人們會把它與石灰一同加熱，並讓空氣流入，使其產生混有石粒的爐渣；然後切斷空氣供應並提高溫度，最後鉛便能夠流出。</w:t>
+      </w:r>
+    </w:p>
+    <w:p>
+      <w:pPr/>
+      <w:r>
+        <w:rPr>
+          <w:lang w:val="zh_TW" w:bidi="zh_TW"/>
+        </w:rPr>
+      </w:r>
+      <w:r>
+        <w:rPr>
+          <w:lang w:val="zh_TW" w:bidi="zh_TW"/>
+        </w:rPr>
+        <w:t>舊約聖經提到開採銀礦（</w:t>
+      </w:r>
+      <w:hyperlink r:id="rId117">
+        <w:r>
+          <w:rPr>
+            <w:lang w:val="zh_TW" w:bidi="zh_TW"/>
+          </w:rPr>
+          <w:rPr>
+            <w:color w:val="0000EE"/>
+            <w:u w:val="single"/>
+          </w:rPr>
+          <w:t>伯28:1</w:t>
+        </w:r>
+      </w:hyperlink>
+      <w:r>
+        <w:rPr>
+          <w:lang w:val="zh_TW" w:bidi="zh_TW"/>
+        </w:rPr>
+        <w:t>）、提煉金屬（</w:t>
+      </w:r>
+      <w:hyperlink r:id="rId118">
+        <w:r>
+          <w:rPr>
+            <w:lang w:val="zh_TW" w:bidi="zh_TW"/>
+          </w:rPr>
+          <w:rPr>
+            <w:color w:val="0000EE"/>
+            <w:u w:val="single"/>
+          </w:rPr>
+          <w:t>亞13:9</w:t>
+        </w:r>
+      </w:hyperlink>
+      <w:r>
+        <w:rPr>
+          <w:lang w:val="zh_TW" w:bidi="zh_TW"/>
+        </w:rPr>
+        <w:t>；</w:t>
+      </w:r>
+      <w:hyperlink r:id="rId119">
+        <w:r>
+          <w:rPr>
+            <w:lang w:val="zh_TW" w:bidi="zh_TW"/>
+          </w:rPr>
+          <w:rPr>
+            <w:color w:val="0000EE"/>
+            <w:u w:val="single"/>
+          </w:rPr>
+          <w:t>瑪3:3</w:t>
+        </w:r>
+      </w:hyperlink>
+      <w:r>
+        <w:rPr>
+          <w:lang w:val="zh_TW" w:bidi="zh_TW"/>
+        </w:rPr>
+        <w:t>）、熔化廢金屬或珠寶匠留下的碎料（</w:t>
+      </w:r>
+      <w:hyperlink r:id="rId120">
+        <w:r>
+          <w:rPr>
+            <w:lang w:val="zh_TW" w:bidi="zh_TW"/>
+          </w:rPr>
+          <w:rPr>
+            <w:color w:val="0000EE"/>
+            <w:u w:val="single"/>
+          </w:rPr>
+          <w:t>結22:20–22</w:t>
+        </w:r>
+      </w:hyperlink>
+      <w:r>
+        <w:rPr>
+          <w:lang w:val="zh_TW" w:bidi="zh_TW"/>
+        </w:rPr>
+        <w:t>），以及在鼎中多次冶煉（</w:t>
+      </w:r>
+      <w:hyperlink r:id="rId121">
+        <w:r>
+          <w:rPr>
+            <w:lang w:val="zh_TW" w:bidi="zh_TW"/>
+          </w:rPr>
+          <w:rPr>
+            <w:color w:val="0000EE"/>
+            <w:u w:val="single"/>
+          </w:rPr>
+          <w:t>箴17:3，</w:t>
+        </w:r>
+      </w:hyperlink>
+      <w:hyperlink r:id="rId122">
+        <w:r>
+          <w:rPr>
+            <w:lang w:val="zh_TW" w:bidi="zh_TW"/>
+          </w:rPr>
+          <w:rPr>
+            <w:color w:val="0000EE"/>
+            <w:u w:val="single"/>
+          </w:rPr>
+          <w:t>27:21</w:t>
+        </w:r>
+      </w:hyperlink>
+      <w:r>
+        <w:rPr>
+          <w:lang w:val="zh_TW" w:bidi="zh_TW"/>
+        </w:rPr>
+        <w:t>），最終得到精煉的銀（</w:t>
+      </w:r>
+      <w:hyperlink r:id="rId123">
+        <w:r>
+          <w:rPr>
+            <w:lang w:val="zh_TW" w:bidi="zh_TW"/>
+          </w:rPr>
+          <w:rPr>
+            <w:color w:val="0000EE"/>
+            <w:u w:val="single"/>
+          </w:rPr>
+          <w:t>代上29:4</w:t>
+        </w:r>
+      </w:hyperlink>
+      <w:r>
+        <w:rPr>
+          <w:lang w:val="zh_TW" w:bidi="zh_TW"/>
+        </w:rPr>
+        <w:t>；</w:t>
+      </w:r>
+      <w:hyperlink r:id="rId124">
+        <w:r>
+          <w:rPr>
+            <w:lang w:val="zh_TW" w:bidi="zh_TW"/>
+          </w:rPr>
+          <w:rPr>
+            <w:color w:val="0000EE"/>
+            <w:u w:val="single"/>
+          </w:rPr>
+          <w:t>詩12:6</w:t>
+        </w:r>
+      </w:hyperlink>
+      <w:r>
+        <w:rPr>
+          <w:lang w:val="zh_TW" w:bidi="zh_TW"/>
+        </w:rPr>
+        <w:t>；</w:t>
+      </w:r>
+      <w:hyperlink r:id="rId125">
+        <w:r>
+          <w:rPr>
+            <w:lang w:val="zh_TW" w:bidi="zh_TW"/>
+          </w:rPr>
+          <w:rPr>
+            <w:color w:val="0000EE"/>
+            <w:u w:val="single"/>
+          </w:rPr>
+          <w:t>箴10:20</w:t>
+        </w:r>
+      </w:hyperlink>
+      <w:r>
+        <w:rPr>
+          <w:lang w:val="zh_TW" w:bidi="zh_TW"/>
+        </w:rPr>
+        <w:t>）。</w:t>
+      </w:r>
+    </w:p>
+    <w:p>
+      <w:pPr>
+        <w:pStyle w:val="Heading4"/>
+      </w:pPr>
+      <w:r>
+        <w:rPr>
+          <w:lang w:val="zh_TW" w:bidi="zh_TW"/>
+        </w:rPr>
+        <w:t>特定金屬</w:t>
+      </w:r>
+    </w:p>
+    <w:p>
+      <w:pPr/>
+      <w:r>
+        <w:rPr>
+          <w:lang w:val="zh_TW" w:bidi="zh_TW"/>
+        </w:rPr>
+      </w:r>
+      <w:r>
+        <w:rPr>
+          <w:lang w:val="zh_TW" w:bidi="zh_TW"/>
+        </w:rPr>
+        <w:t>雖然舊約聖經多處經文顯示當時的人懂得冶金，但考古資料卻相對有限。當時的加工場所規模很小，主要用來處理銅與鐵。考古記錄並不完整，但整體印象顯示：巴勒斯坦的金屬礦石相對稀少，人們必須大量依賴進口。不過，考古發掘出土了許多用來鑄造農具和軍事工具的模具。很明顯，當地能取得少量經過提煉的金屬，但大部分金屬可能仍需從外地輸入。當時，人們會把金屬加熱熔化，再把熔化的金屬倒進相應的陶質或泥質模具裡。</w:t>
+      </w:r>
+    </w:p>
+    <w:p>
+      <w:pPr/>
+      <w:r>
+        <w:rPr>
+          <w:lang w:val="zh_TW" w:bidi="zh_TW"/>
+        </w:rPr>
+      </w:r>
+      <w:r>
+        <w:rPr>
+          <w:lang w:val="zh_TW" w:bidi="zh_TW"/>
+        </w:rPr>
+        <w:t>聖經多次提到金屬，尤其是金、銀、鐵和鉛。銅的使用十分普遍，但多半以合金的形式出現，也就是青銅或黃銅。相對地，聖經較少直接提到錫，然而錫確實用於青銅的製作上。同樣地，鋅雖然是製造黃銅所需的金屬，但聖經沒有提到鋅。</w:t>
+      </w:r>
+    </w:p>
+    <w:p>
+      <w:pPr/>
+      <w:r>
+        <w:rPr>
+          <w:lang w:val="zh_TW" w:bidi="zh_TW"/>
+        </w:rPr>
+      </w:r>
+      <w:r>
+        <w:rPr>
+          <w:lang w:val="zh_TW" w:bidi="zh_TW"/>
+        </w:rPr>
+        <w:t>舊約聖經與新約聖經多次提到金，出現次數遠超過其它金屬。經文常常同時提及金與銀，而且大多數先提及銀、後提及金，反映曾有一段時期，金的價值低於銀。</w:t>
+      </w:r>
+    </w:p>
+    <w:p>
+      <w:pPr/>
+      <w:r>
+        <w:rPr>
+          <w:lang w:val="zh_TW" w:bidi="zh_TW"/>
+        </w:rPr>
+      </w:r>
+      <w:r>
+        <w:rPr>
+          <w:lang w:val="zh_TW" w:bidi="zh_TW"/>
+        </w:rPr>
+        <w:t>金用於製作個人使用的飾物（</w:t>
+      </w:r>
+      <w:hyperlink r:id="rId126">
+        <w:r>
+          <w:rPr>
+            <w:lang w:val="zh_TW" w:bidi="zh_TW"/>
+          </w:rPr>
+          <w:rPr>
+            <w:color w:val="0000EE"/>
+            <w:u w:val="single"/>
+          </w:rPr>
+          <w:t>創24:53，</w:t>
+        </w:r>
+      </w:hyperlink>
+      <w:hyperlink r:id="rId127">
+        <w:r>
+          <w:rPr>
+            <w:lang w:val="zh_TW" w:bidi="zh_TW"/>
+          </w:rPr>
+          <w:rPr>
+            <w:color w:val="0000EE"/>
+            <w:u w:val="single"/>
+          </w:rPr>
+          <w:t>41:42</w:t>
+        </w:r>
+      </w:hyperlink>
+      <w:r>
+        <w:rPr>
+          <w:lang w:val="zh_TW" w:bidi="zh_TW"/>
+        </w:rPr>
+        <w:t>；</w:t>
+      </w:r>
+      <w:hyperlink r:id="rId128">
+        <w:r>
+          <w:rPr>
+            <w:lang w:val="zh_TW" w:bidi="zh_TW"/>
+          </w:rPr>
+          <w:rPr>
+            <w:color w:val="0000EE"/>
+            <w:u w:val="single"/>
+          </w:rPr>
+          <w:t>出3:22，</w:t>
+        </w:r>
+      </w:hyperlink>
+      <w:hyperlink r:id="rId129">
+        <w:r>
+          <w:rPr>
+            <w:lang w:val="zh_TW" w:bidi="zh_TW"/>
+          </w:rPr>
+          <w:rPr>
+            <w:color w:val="0000EE"/>
+            <w:u w:val="single"/>
+          </w:rPr>
+          <w:t>11:2，</w:t>
+        </w:r>
+      </w:hyperlink>
+      <w:hyperlink r:id="rId130">
+        <w:r>
+          <w:rPr>
+            <w:lang w:val="zh_TW" w:bidi="zh_TW"/>
+          </w:rPr>
+          <w:rPr>
+            <w:color w:val="0000EE"/>
+            <w:u w:val="single"/>
+          </w:rPr>
+          <w:t>12:35</w:t>
+        </w:r>
+      </w:hyperlink>
+      <w:r>
+        <w:rPr>
+          <w:lang w:val="zh_TW" w:bidi="zh_TW"/>
+        </w:rPr>
+        <w:t>）。金在敬拜中也佔重要地位，不論在以色列或列邦都是如此。經文多次提到外邦人的假神（</w:t>
+      </w:r>
+      <w:hyperlink r:id="rId131">
+        <w:r>
+          <w:rPr>
+            <w:lang w:val="zh_TW" w:bidi="zh_TW"/>
+          </w:rPr>
+          <w:rPr>
+            <w:color w:val="0000EE"/>
+            <w:u w:val="single"/>
+          </w:rPr>
+          <w:t>出20:23，</w:t>
+        </w:r>
+      </w:hyperlink>
+      <w:hyperlink r:id="rId132">
+        <w:r>
+          <w:rPr>
+            <w:lang w:val="zh_TW" w:bidi="zh_TW"/>
+          </w:rPr>
+          <w:rPr>
+            <w:color w:val="0000EE"/>
+            <w:u w:val="single"/>
+          </w:rPr>
+          <w:t>32:2–4</w:t>
+        </w:r>
+      </w:hyperlink>
+      <w:r>
+        <w:rPr>
+          <w:lang w:val="zh_TW" w:bidi="zh_TW"/>
+        </w:rPr>
+        <w:t>；</w:t>
+      </w:r>
+      <w:hyperlink r:id="rId133">
+        <w:r>
+          <w:rPr>
+            <w:lang w:val="zh_TW" w:bidi="zh_TW"/>
+          </w:rPr>
+          <w:rPr>
+            <w:color w:val="0000EE"/>
+            <w:u w:val="single"/>
+          </w:rPr>
+          <w:t>詩115:4</w:t>
+        </w:r>
+      </w:hyperlink>
+      <w:r>
+        <w:rPr>
+          <w:lang w:val="zh_TW" w:bidi="zh_TW"/>
+        </w:rPr>
+        <w:t>；</w:t>
+      </w:r>
+      <w:hyperlink r:id="rId134">
+        <w:r>
+          <w:rPr>
+            <w:lang w:val="zh_TW" w:bidi="zh_TW"/>
+          </w:rPr>
+          <w:rPr>
+            <w:color w:val="0000EE"/>
+            <w:u w:val="single"/>
+          </w:rPr>
+          <w:t>賽2:20，</w:t>
+        </w:r>
+      </w:hyperlink>
+      <w:hyperlink r:id="rId135">
+        <w:r>
+          <w:rPr>
+            <w:lang w:val="zh_TW" w:bidi="zh_TW"/>
+          </w:rPr>
+          <w:rPr>
+            <w:color w:val="0000EE"/>
+            <w:u w:val="single"/>
+          </w:rPr>
+          <w:t>30:22，</w:t>
+        </w:r>
+      </w:hyperlink>
+      <w:hyperlink r:id="rId136">
+        <w:r>
+          <w:rPr>
+            <w:lang w:val="zh_TW" w:bidi="zh_TW"/>
+          </w:rPr>
+          <w:rPr>
+            <w:color w:val="0000EE"/>
+            <w:u w:val="single"/>
+          </w:rPr>
+          <w:t>31:7，</w:t>
+        </w:r>
+      </w:hyperlink>
+      <w:hyperlink r:id="rId137">
+        <w:r>
+          <w:rPr>
+            <w:lang w:val="zh_TW" w:bidi="zh_TW"/>
+          </w:rPr>
+          <w:rPr>
+            <w:color w:val="0000EE"/>
+            <w:u w:val="single"/>
+          </w:rPr>
+          <w:t>40:19，</w:t>
+        </w:r>
+      </w:hyperlink>
+      <w:hyperlink r:id="rId138">
+        <w:r>
+          <w:rPr>
+            <w:lang w:val="zh_TW" w:bidi="zh_TW"/>
+          </w:rPr>
+          <w:rPr>
+            <w:color w:val="0000EE"/>
+            <w:u w:val="single"/>
+          </w:rPr>
+          <w:t>46:6</w:t>
+        </w:r>
+      </w:hyperlink>
+      <w:r>
+        <w:rPr>
+          <w:lang w:val="zh_TW" w:bidi="zh_TW"/>
+        </w:rPr>
+        <w:t>；</w:t>
+      </w:r>
+      <w:hyperlink r:id="rId139">
+        <w:r>
+          <w:rPr>
+            <w:lang w:val="zh_TW" w:bidi="zh_TW"/>
+          </w:rPr>
+          <w:rPr>
+            <w:color w:val="0000EE"/>
+            <w:u w:val="single"/>
+          </w:rPr>
+          <w:t>何8:4</w:t>
+        </w:r>
+      </w:hyperlink>
+      <w:r>
+        <w:rPr>
+          <w:lang w:val="zh_TW" w:bidi="zh_TW"/>
+        </w:rPr>
+        <w:t>）。人們似乎通常先把金熔化，之後再加以雕刻，因此金製偶像既可稱為鑄成的像（</w:t>
+      </w:r>
+      <w:hyperlink r:id="rId140">
+        <w:r>
+          <w:rPr>
+            <w:lang w:val="zh_TW" w:bidi="zh_TW"/>
+          </w:rPr>
+          <w:rPr>
+            <w:color w:val="0000EE"/>
+            <w:u w:val="single"/>
+          </w:rPr>
+          <w:t>出32:24</w:t>
+        </w:r>
+      </w:hyperlink>
+      <w:r>
+        <w:rPr>
+          <w:lang w:val="zh_TW" w:bidi="zh_TW"/>
+        </w:rPr>
+        <w:t>）和雕刻的像。會幕與聖殿大量使用金：木造的約櫃裡外都包上精金（</w:t>
+      </w:r>
+      <w:hyperlink r:id="rId141">
+        <w:r>
+          <w:rPr>
+            <w:lang w:val="zh_TW" w:bidi="zh_TW"/>
+          </w:rPr>
+          <w:rPr>
+            <w:color w:val="0000EE"/>
+            <w:u w:val="single"/>
+          </w:rPr>
+          <w:t>25:11</w:t>
+        </w:r>
+      </w:hyperlink>
+      <w:r>
+        <w:rPr>
+          <w:lang w:val="zh_TW" w:bidi="zh_TW"/>
+        </w:rPr>
+        <w:t>），其它木製器具也都包上精金（</w:t>
+      </w:r>
+      <w:hyperlink r:id="rId141">
+        <w:r>
+          <w:rPr>
+            <w:lang w:val="zh_TW" w:bidi="zh_TW"/>
+          </w:rPr>
+          <w:rPr>
+            <w:color w:val="0000EE"/>
+            <w:u w:val="single"/>
+          </w:rPr>
+          <w:t>25:11</w:t>
+        </w:r>
+      </w:hyperlink>
+      <w:r>
+        <w:rPr>
+          <w:lang w:val="zh_TW" w:bidi="zh_TW"/>
+        </w:rPr>
+        <w:t>；</w:t>
+      </w:r>
+      <w:hyperlink r:id="rId142">
+        <w:r>
+          <w:rPr>
+            <w:lang w:val="zh_TW" w:bidi="zh_TW"/>
+          </w:rPr>
+          <w:rPr>
+            <w:color w:val="0000EE"/>
+            <w:u w:val="single"/>
+          </w:rPr>
+          <w:t>王上6:20–22、30</w:t>
+        </w:r>
+      </w:hyperlink>
+      <w:r>
+        <w:rPr>
+          <w:lang w:val="zh_TW" w:bidi="zh_TW"/>
+        </w:rPr>
+        <w:t>）。</w:t>
+      </w:r>
+    </w:p>
+    <w:p>
+      <w:pPr/>
+      <w:r>
+        <w:rPr>
+          <w:lang w:val="zh_TW" w:bidi="zh_TW"/>
+        </w:rPr>
+      </w:r>
+      <w:r>
+        <w:rPr>
+          <w:lang w:val="zh_TW" w:bidi="zh_TW"/>
+        </w:rPr>
+        <w:t>會幕與聖殿中所用的器皿與用具多為「精金」製作：基路伯（</w:t>
+      </w:r>
+      <w:hyperlink r:id="rId143">
+        <w:r>
+          <w:rPr>
+            <w:lang w:val="zh_TW" w:bidi="zh_TW"/>
+          </w:rPr>
+          <w:rPr>
+            <w:color w:val="0000EE"/>
+            <w:u w:val="single"/>
+          </w:rPr>
+          <w:t>出25:18，</w:t>
+        </w:r>
+      </w:hyperlink>
+      <w:hyperlink r:id="rId144">
+        <w:r>
+          <w:rPr>
+            <w:lang w:val="zh_TW" w:bidi="zh_TW"/>
+          </w:rPr>
+          <w:rPr>
+            <w:color w:val="0000EE"/>
+            <w:u w:val="single"/>
+          </w:rPr>
+          <w:t>37:7</w:t>
+        </w:r>
+      </w:hyperlink>
+      <w:r>
+        <w:rPr>
+          <w:lang w:val="zh_TW" w:bidi="zh_TW"/>
+        </w:rPr>
+        <w:t>）、施恩座（</w:t>
+      </w:r>
+      <w:hyperlink r:id="rId145">
+        <w:r>
+          <w:rPr>
+            <w:lang w:val="zh_TW" w:bidi="zh_TW"/>
+          </w:rPr>
+          <w:rPr>
+            <w:color w:val="0000EE"/>
+            <w:u w:val="single"/>
+          </w:rPr>
+          <w:t>25:17，</w:t>
+        </w:r>
+      </w:hyperlink>
+      <w:hyperlink r:id="rId146">
+        <w:r>
+          <w:rPr>
+            <w:lang w:val="zh_TW" w:bidi="zh_TW"/>
+          </w:rPr>
+          <w:rPr>
+            <w:color w:val="0000EE"/>
+            <w:u w:val="single"/>
+          </w:rPr>
+          <w:t>37:6</w:t>
+        </w:r>
+      </w:hyperlink>
+      <w:r>
+        <w:rPr>
+          <w:lang w:val="zh_TW" w:bidi="zh_TW"/>
+        </w:rPr>
+        <w:t>）、金燈台（</w:t>
+      </w:r>
+      <w:hyperlink r:id="rId147">
+        <w:r>
+          <w:rPr>
+            <w:lang w:val="zh_TW" w:bidi="zh_TW"/>
+          </w:rPr>
+          <w:rPr>
+            <w:color w:val="0000EE"/>
+            <w:u w:val="single"/>
+          </w:rPr>
+          <w:t>出25:31</w:t>
+        </w:r>
+      </w:hyperlink>
+      <w:r>
+        <w:rPr>
+          <w:lang w:val="zh_TW" w:bidi="zh_TW"/>
+        </w:rPr>
+        <w:t>；</w:t>
+      </w:r>
+      <w:hyperlink r:id="rId148">
+        <w:r>
+          <w:rPr>
+            <w:lang w:val="zh_TW" w:bidi="zh_TW"/>
+          </w:rPr>
+          <w:rPr>
+            <w:color w:val="0000EE"/>
+            <w:u w:val="single"/>
+          </w:rPr>
+          <w:t>亞4:2</w:t>
+        </w:r>
+      </w:hyperlink>
+      <w:r>
+        <w:rPr>
+          <w:lang w:val="zh_TW" w:bidi="zh_TW"/>
+        </w:rPr>
+        <w:t>）、各種器皿（</w:t>
+      </w:r>
+      <w:hyperlink r:id="rId149">
+        <w:r>
+          <w:rPr>
+            <w:lang w:val="zh_TW" w:bidi="zh_TW"/>
+          </w:rPr>
+          <w:rPr>
+            <w:color w:val="0000EE"/>
+            <w:u w:val="single"/>
+          </w:rPr>
+          <w:t>出25:38</w:t>
+        </w:r>
+      </w:hyperlink>
+      <w:r>
+        <w:rPr>
+          <w:lang w:val="zh_TW" w:bidi="zh_TW"/>
+        </w:rPr>
+        <w:t>；</w:t>
+      </w:r>
+      <w:hyperlink r:id="rId150">
+        <w:r>
+          <w:rPr>
+            <w:lang w:val="zh_TW" w:bidi="zh_TW"/>
+          </w:rPr>
+          <w:rPr>
+            <w:color w:val="0000EE"/>
+            <w:u w:val="single"/>
+          </w:rPr>
+          <w:t>王下24:13</w:t>
+        </w:r>
+      </w:hyperlink>
+      <w:r>
+        <w:rPr>
+          <w:lang w:val="zh_TW" w:bidi="zh_TW"/>
+        </w:rPr>
+        <w:t>）、懸掛以弗得的金鍊（</w:t>
+      </w:r>
+      <w:hyperlink r:id="rId151">
+        <w:r>
+          <w:rPr>
+            <w:lang w:val="zh_TW" w:bidi="zh_TW"/>
+          </w:rPr>
+          <w:rPr>
+            <w:color w:val="0000EE"/>
+            <w:u w:val="single"/>
+          </w:rPr>
+          <w:t>出28:14</w:t>
+        </w:r>
+      </w:hyperlink>
+      <w:r>
+        <w:rPr>
+          <w:lang w:val="zh_TW" w:bidi="zh_TW"/>
+        </w:rPr>
+        <w:t>），以及大祭司袍子上的金鈴鐺。大祭司的冠冕、以弗得與胸牌也都是金製的（</w:t>
+      </w:r>
+      <w:hyperlink r:id="rId152">
+        <w:r>
+          <w:rPr>
+            <w:lang w:val="zh_TW" w:bidi="zh_TW"/>
+          </w:rPr>
+          <w:rPr>
+            <w:color w:val="0000EE"/>
+            <w:u w:val="single"/>
+          </w:rPr>
+          <w:t>39:2–30</w:t>
+        </w:r>
+      </w:hyperlink>
+      <w:r>
+        <w:rPr>
+          <w:lang w:val="zh_TW" w:bidi="zh_TW"/>
+        </w:rPr>
+        <w:t>）。曠野中為製作這些器具所收的奉獻，包括重達120舍客勒的金皿（</w:t>
+      </w:r>
+      <w:hyperlink r:id="rId153">
+        <w:r>
+          <w:rPr>
+            <w:lang w:val="zh_TW" w:bidi="zh_TW"/>
+          </w:rPr>
+          <w:rPr>
+            <w:color w:val="0000EE"/>
+            <w:u w:val="single"/>
+          </w:rPr>
+          <w:t>民7:86</w:t>
+        </w:r>
+      </w:hyperlink>
+      <w:r>
+        <w:rPr>
+          <w:lang w:val="zh_TW" w:bidi="zh_TW"/>
+        </w:rPr>
+        <w:t>）。比會幕更華美的聖殿，顯然用上更多金子建成（</w:t>
+      </w:r>
+      <w:hyperlink r:id="rId154">
+        <w:r>
+          <w:rPr>
+            <w:lang w:val="zh_TW" w:bidi="zh_TW"/>
+          </w:rPr>
+          <w:rPr>
+            <w:color w:val="0000EE"/>
+            <w:u w:val="single"/>
+          </w:rPr>
+          <w:t>王上6:20–28</w:t>
+        </w:r>
+      </w:hyperlink>
+      <w:r>
+        <w:rPr>
+          <w:lang w:val="zh_TW" w:bidi="zh_TW"/>
+        </w:rPr>
+        <w:t>；</w:t>
+      </w:r>
+      <w:hyperlink r:id="rId155">
+        <w:r>
+          <w:rPr>
+            <w:lang w:val="zh_TW" w:bidi="zh_TW"/>
+          </w:rPr>
+          <w:rPr>
+            <w:color w:val="0000EE"/>
+            <w:u w:val="single"/>
+          </w:rPr>
+          <w:t>代上29:2–7</w:t>
+        </w:r>
+      </w:hyperlink>
+      <w:r>
+        <w:rPr>
+          <w:lang w:val="zh_TW" w:bidi="zh_TW"/>
+        </w:rPr>
+        <w:t>；</w:t>
+      </w:r>
+      <w:hyperlink r:id="rId156">
+        <w:r>
+          <w:rPr>
+            <w:lang w:val="zh_TW" w:bidi="zh_TW"/>
+          </w:rPr>
+          <w:rPr>
+            <w:color w:val="0000EE"/>
+            <w:u w:val="single"/>
+          </w:rPr>
+          <w:t>代下3:4–4:22</w:t>
+        </w:r>
+      </w:hyperlink>
+      <w:r>
+        <w:rPr>
+          <w:lang w:val="zh_TW" w:bidi="zh_TW"/>
+        </w:rPr>
+        <w:t>）。經文中關於會幕與聖殿所用金子的具體記載極多，難以一一列舉。聖殿中大量的金子自然吸引外敵入侵，他們往往會奪去聖殿的金子，當作戰利品帶走（</w:t>
+      </w:r>
+      <w:hyperlink r:id="rId157">
+        <w:r>
+          <w:rPr>
+            <w:lang w:val="zh_TW" w:bidi="zh_TW"/>
+          </w:rPr>
+          <w:rPr>
+            <w:color w:val="0000EE"/>
+            <w:u w:val="single"/>
+          </w:rPr>
+          <w:t>王上14:26</w:t>
+        </w:r>
+      </w:hyperlink>
+      <w:r>
+        <w:rPr>
+          <w:lang w:val="zh_TW" w:bidi="zh_TW"/>
+        </w:rPr>
+        <w:t>；</w:t>
+      </w:r>
+      <w:hyperlink r:id="rId158">
+        <w:r>
+          <w:rPr>
+            <w:lang w:val="zh_TW" w:bidi="zh_TW"/>
+          </w:rPr>
+          <w:rPr>
+            <w:color w:val="0000EE"/>
+            <w:u w:val="single"/>
+          </w:rPr>
+          <w:t>王下16:8，</w:t>
+        </w:r>
+      </w:hyperlink>
+      <w:hyperlink r:id="rId159">
+        <w:r>
+          <w:rPr>
+            <w:lang w:val="zh_TW" w:bidi="zh_TW"/>
+          </w:rPr>
+          <w:rPr>
+            <w:color w:val="0000EE"/>
+            <w:u w:val="single"/>
+          </w:rPr>
+          <w:t>18:14，</w:t>
+        </w:r>
+      </w:hyperlink>
+      <w:hyperlink r:id="rId150">
+        <w:r>
+          <w:rPr>
+            <w:lang w:val="zh_TW" w:bidi="zh_TW"/>
+          </w:rPr>
+          <w:rPr>
+            <w:color w:val="0000EE"/>
+            <w:u w:val="single"/>
+          </w:rPr>
+          <w:t>24:13，</w:t>
+        </w:r>
+      </w:hyperlink>
+      <w:hyperlink r:id="rId160">
+        <w:r>
+          <w:rPr>
+            <w:lang w:val="zh_TW" w:bidi="zh_TW"/>
+          </w:rPr>
+          <w:rPr>
+            <w:color w:val="0000EE"/>
+            <w:u w:val="single"/>
+          </w:rPr>
+          <w:t>25:15</w:t>
+        </w:r>
+      </w:hyperlink>
+      <w:r>
+        <w:rPr>
+          <w:lang w:val="zh_TW" w:bidi="zh_TW"/>
+        </w:rPr>
+        <w:t>；</w:t>
+      </w:r>
+      <w:hyperlink r:id="rId161">
+        <w:r>
+          <w:rPr>
+            <w:lang w:val="zh_TW" w:bidi="zh_TW"/>
+          </w:rPr>
+          <w:rPr>
+            <w:color w:val="0000EE"/>
+            <w:u w:val="single"/>
+          </w:rPr>
+          <w:t>代下12:9</w:t>
+        </w:r>
+      </w:hyperlink>
+      <w:r>
+        <w:rPr>
+          <w:lang w:val="zh_TW" w:bidi="zh_TW"/>
+        </w:rPr>
+        <w:t>）。</w:t>
+      </w:r>
+    </w:p>
+    <w:p>
+      <w:pPr/>
+      <w:r>
+        <w:rPr>
+          <w:lang w:val="zh_TW" w:bidi="zh_TW"/>
+        </w:rPr>
+      </w:r>
+      <w:r>
+        <w:rPr>
+          <w:lang w:val="zh_TW" w:bidi="zh_TW"/>
+        </w:rPr>
+        <w:t>金也具有商業價值。所羅門在位時，有大量金子進口到以色列，每年多達666他連得（</w:t>
+      </w:r>
+      <w:hyperlink r:id="rId162">
+        <w:r>
+          <w:rPr>
+            <w:lang w:val="zh_TW" w:bidi="zh_TW"/>
+          </w:rPr>
+          <w:rPr>
+            <w:color w:val="0000EE"/>
+            <w:u w:val="single"/>
+          </w:rPr>
+          <w:t>王上10:14</w:t>
+        </w:r>
+      </w:hyperlink>
+      <w:r>
+        <w:rPr>
+          <w:lang w:val="zh_TW" w:bidi="zh_TW"/>
+        </w:rPr>
+        <w:t>）。泰爾王希蘭曾給所羅門120他連得金子（</w:t>
+      </w:r>
+      <w:hyperlink r:id="rId163">
+        <w:r>
+          <w:rPr>
+            <w:lang w:val="zh_TW" w:bidi="zh_TW"/>
+          </w:rPr>
+          <w:rPr>
+            <w:color w:val="0000EE"/>
+            <w:u w:val="single"/>
+          </w:rPr>
+          <w:t>9:14</w:t>
+        </w:r>
+      </w:hyperlink>
+      <w:r>
+        <w:rPr>
+          <w:lang w:val="zh_TW" w:bidi="zh_TW"/>
+        </w:rPr>
+        <w:t>），但可能屬於貸款性質。所羅門確實在聖殿中使用大量金子（</w:t>
+      </w:r>
+      <w:hyperlink r:id="rId164">
+        <w:r>
+          <w:rPr>
+            <w:lang w:val="zh_TW" w:bidi="zh_TW"/>
+          </w:rPr>
+          <w:rPr>
+            <w:color w:val="0000EE"/>
+            <w:u w:val="single"/>
+          </w:rPr>
+          <w:t>10:16–17</w:t>
+        </w:r>
+      </w:hyperlink>
+      <w:r>
+        <w:rPr>
+          <w:lang w:val="zh_TW" w:bidi="zh_TW"/>
+        </w:rPr>
+        <w:t>）。金也常用來收買敵國（</w:t>
+      </w:r>
+      <w:hyperlink r:id="rId158">
+        <w:r>
+          <w:rPr>
+            <w:lang w:val="zh_TW" w:bidi="zh_TW"/>
+          </w:rPr>
+          <w:rPr>
+            <w:color w:val="0000EE"/>
+            <w:u w:val="single"/>
+          </w:rPr>
+          <w:t>王下16:8</w:t>
+        </w:r>
+      </w:hyperlink>
+      <w:r>
+        <w:rPr>
+          <w:lang w:val="zh_TW" w:bidi="zh_TW"/>
+        </w:rPr>
+        <w:t>），或作為進貢之用（</w:t>
+      </w:r>
+      <w:hyperlink r:id="rId159">
+        <w:r>
+          <w:rPr>
+            <w:lang w:val="zh_TW" w:bidi="zh_TW"/>
+          </w:rPr>
+          <w:rPr>
+            <w:color w:val="0000EE"/>
+            <w:u w:val="single"/>
+          </w:rPr>
+          <w:t>18:14</w:t>
+        </w:r>
+      </w:hyperlink>
+      <w:r>
+        <w:rPr>
+          <w:lang w:val="zh_TW" w:bidi="zh_TW"/>
+        </w:rPr>
+        <w:t>）。亞述人的編年史也證實了這點，其中記載他們從各地索取的貢物中，往往包括金子。</w:t>
+      </w:r>
+    </w:p>
+    <w:p>
+      <w:pPr/>
+      <w:r>
+        <w:rPr>
+          <w:lang w:val="zh_TW" w:bidi="zh_TW"/>
+        </w:rPr>
+      </w:r>
+      <w:r>
+        <w:rPr>
+          <w:lang w:val="zh_TW" w:bidi="zh_TW"/>
+        </w:rPr>
+        <w:t>擁有金子本身並非邪惡，但經文責備一心只想積存金子的人（</w:t>
+      </w:r>
+      <w:hyperlink r:id="rId165">
+        <w:r>
+          <w:rPr>
+            <w:lang w:val="zh_TW" w:bidi="zh_TW"/>
+          </w:rPr>
+          <w:rPr>
+            <w:color w:val="0000EE"/>
+            <w:u w:val="single"/>
+          </w:rPr>
+          <w:t>伯28:15–17</w:t>
+        </w:r>
+      </w:hyperlink>
+      <w:r>
+        <w:rPr>
+          <w:lang w:val="zh_TW" w:bidi="zh_TW"/>
+        </w:rPr>
+        <w:t>；</w:t>
+      </w:r>
+      <w:hyperlink r:id="rId166">
+        <w:r>
+          <w:rPr>
+            <w:lang w:val="zh_TW" w:bidi="zh_TW"/>
+          </w:rPr>
+          <w:rPr>
+            <w:color w:val="0000EE"/>
+            <w:u w:val="single"/>
+          </w:rPr>
+          <w:t>箴3:14，</w:t>
+        </w:r>
+      </w:hyperlink>
+      <w:hyperlink r:id="rId167">
+        <w:r>
+          <w:rPr>
+            <w:lang w:val="zh_TW" w:bidi="zh_TW"/>
+          </w:rPr>
+          <w:rPr>
+            <w:color w:val="0000EE"/>
+            <w:u w:val="single"/>
+          </w:rPr>
+          <w:t>8:10、19，</w:t>
+        </w:r>
+      </w:hyperlink>
+      <w:hyperlink r:id="rId168">
+        <w:r>
+          <w:rPr>
+            <w:lang w:val="zh_TW" w:bidi="zh_TW"/>
+          </w:rPr>
+          <w:rPr>
+            <w:color w:val="0000EE"/>
+            <w:u w:val="single"/>
+          </w:rPr>
+          <w:t>16:16</w:t>
+        </w:r>
+      </w:hyperlink>
+      <w:r>
+        <w:rPr>
+          <w:lang w:val="zh_TW" w:bidi="zh_TW"/>
+        </w:rPr>
+        <w:t>）。擁有智慧與認識神，比擁有大量金子更為寶貴（</w:t>
+      </w:r>
+      <w:hyperlink r:id="rId169">
+        <w:r>
+          <w:rPr>
+            <w:lang w:val="zh_TW" w:bidi="zh_TW"/>
+          </w:rPr>
+          <w:rPr>
+            <w:color w:val="0000EE"/>
+            <w:u w:val="single"/>
+          </w:rPr>
+          <w:t>詩19:10，</w:t>
+        </w:r>
+      </w:hyperlink>
+      <w:hyperlink r:id="rId170">
+        <w:r>
+          <w:rPr>
+            <w:lang w:val="zh_TW" w:bidi="zh_TW"/>
+          </w:rPr>
+          <w:rPr>
+            <w:color w:val="0000EE"/>
+            <w:u w:val="single"/>
+          </w:rPr>
+          <w:t>119:72、127</w:t>
+        </w:r>
+      </w:hyperlink>
+      <w:r>
+        <w:rPr>
+          <w:lang w:val="zh_TW" w:bidi="zh_TW"/>
+        </w:rPr>
+        <w:t>；</w:t>
+      </w:r>
+      <w:hyperlink r:id="rId171">
+        <w:r>
+          <w:rPr>
+            <w:lang w:val="zh_TW" w:bidi="zh_TW"/>
+          </w:rPr>
+          <w:rPr>
+            <w:color w:val="0000EE"/>
+            <w:u w:val="single"/>
+          </w:rPr>
+          <w:t>箴20:15</w:t>
+        </w:r>
+      </w:hyperlink>
+      <w:r>
+        <w:rPr>
+          <w:lang w:val="zh_TW" w:bidi="zh_TW"/>
+        </w:rPr>
+        <w:t>）。約伯拒絕把信靠放在金子上（</w:t>
+      </w:r>
+      <w:hyperlink r:id="rId172">
+        <w:r>
+          <w:rPr>
+            <w:lang w:val="zh_TW" w:bidi="zh_TW"/>
+          </w:rPr>
+          <w:rPr>
+            <w:color w:val="0000EE"/>
+            <w:u w:val="single"/>
+          </w:rPr>
+          <w:t>伯31:24</w:t>
+        </w:r>
+      </w:hyperlink>
+      <w:r>
+        <w:rPr>
+          <w:lang w:val="zh_TW" w:bidi="zh_TW"/>
+        </w:rPr>
+        <w:t>）。在審判的日子，金子也不能拯救人（</w:t>
+      </w:r>
+      <w:hyperlink r:id="rId173">
+        <w:r>
+          <w:rPr>
+            <w:lang w:val="zh_TW" w:bidi="zh_TW"/>
+          </w:rPr>
+          <w:rPr>
+            <w:color w:val="0000EE"/>
+            <w:u w:val="single"/>
+          </w:rPr>
+          <w:t>番1:18</w:t>
+        </w:r>
+      </w:hyperlink>
+      <w:r>
+        <w:rPr>
+          <w:lang w:val="zh_TW" w:bidi="zh_TW"/>
+        </w:rPr>
+        <w:t>）。</w:t>
+      </w:r>
+    </w:p>
+    <w:p>
+      <w:pPr/>
+      <w:r>
+        <w:rPr>
+          <w:lang w:val="zh_TW" w:bidi="zh_TW"/>
+        </w:rPr>
+      </w:r>
+      <w:r>
+        <w:rPr>
+          <w:lang w:val="zh_TW" w:bidi="zh_TW"/>
+        </w:rPr>
+        <w:t>新約聖經視黃金為會朽壞的物質 （</w:t>
+      </w:r>
+      <w:hyperlink r:id="rId174">
+        <w:r>
+          <w:rPr>
+            <w:lang w:val="zh_TW" w:bidi="zh_TW"/>
+          </w:rPr>
+          <w:rPr>
+            <w:color w:val="0000EE"/>
+            <w:u w:val="single"/>
+          </w:rPr>
+          <w:t>雅5:3</w:t>
+        </w:r>
+      </w:hyperlink>
+      <w:r>
+        <w:rPr>
+          <w:lang w:val="zh_TW" w:bidi="zh_TW"/>
+        </w:rPr>
+        <w:t>；</w:t>
+      </w:r>
+      <w:hyperlink r:id="rId175">
+        <w:r>
+          <w:rPr>
+            <w:lang w:val="zh_TW" w:bidi="zh_TW"/>
+          </w:rPr>
+          <w:rPr>
+            <w:color w:val="0000EE"/>
+            <w:u w:val="single"/>
+          </w:rPr>
+          <w:t>彼前1:18</w:t>
+        </w:r>
+      </w:hyperlink>
+      <w:r>
+        <w:rPr>
+          <w:lang w:val="zh_TW" w:bidi="zh_TW"/>
+        </w:rPr>
+        <w:t>），也視之為不必要的負擔 （</w:t>
+      </w:r>
+      <w:hyperlink r:id="rId176">
+        <w:r>
+          <w:rPr>
+            <w:lang w:val="zh_TW" w:bidi="zh_TW"/>
+          </w:rPr>
+          <w:rPr>
+            <w:color w:val="0000EE"/>
+            <w:u w:val="single"/>
+          </w:rPr>
+          <w:t>太10:9</w:t>
+        </w:r>
+      </w:hyperlink>
+      <w:r>
+        <w:rPr>
+          <w:lang w:val="zh_TW" w:bidi="zh_TW"/>
+        </w:rPr>
+        <w:t>；</w:t>
+      </w:r>
+      <w:hyperlink r:id="rId177">
+        <w:r>
+          <w:rPr>
+            <w:lang w:val="zh_TW" w:bidi="zh_TW"/>
+          </w:rPr>
+          <w:rPr>
+            <w:color w:val="0000EE"/>
+            <w:u w:val="single"/>
+          </w:rPr>
+          <w:t>徒3:6</w:t>
+        </w:r>
+      </w:hyperlink>
+      <w:r>
+        <w:rPr>
+          <w:lang w:val="zh_TW" w:bidi="zh_TW"/>
+        </w:rPr>
+        <w:t>）。佩戴金戒指絕非衡量人價值的標準（</w:t>
+      </w:r>
+      <w:hyperlink r:id="rId178">
+        <w:r>
+          <w:rPr>
+            <w:lang w:val="zh_TW" w:bidi="zh_TW"/>
+          </w:rPr>
+          <w:rPr>
+            <w:color w:val="0000EE"/>
+            <w:u w:val="single"/>
+          </w:rPr>
+          <w:t>雅2:2</w:t>
+        </w:r>
+      </w:hyperlink>
+      <w:r>
+        <w:rPr>
+          <w:lang w:val="zh_TW" w:bidi="zh_TW"/>
+        </w:rPr>
+        <w:t>）；事實上，保羅與彼得甚至禁止信徒佩戴金飾為裝飾 （</w:t>
+      </w:r>
+      <w:hyperlink r:id="rId179">
+        <w:r>
+          <w:rPr>
+            <w:lang w:val="zh_TW" w:bidi="zh_TW"/>
+          </w:rPr>
+          <w:rPr>
+            <w:color w:val="0000EE"/>
+            <w:u w:val="single"/>
+          </w:rPr>
+          <w:t>提前2:9</w:t>
+        </w:r>
+      </w:hyperlink>
+      <w:r>
+        <w:rPr>
+          <w:lang w:val="zh_TW" w:bidi="zh_TW"/>
+        </w:rPr>
+        <w:t>；</w:t>
+      </w:r>
+      <w:hyperlink r:id="rId180">
+        <w:r>
+          <w:rPr>
+            <w:lang w:val="zh_TW" w:bidi="zh_TW"/>
+          </w:rPr>
+          <w:rPr>
+            <w:color w:val="0000EE"/>
+            <w:u w:val="single"/>
+          </w:rPr>
+          <w:t>彼前3:3</w:t>
+        </w:r>
+      </w:hyperlink>
+      <w:r>
+        <w:rPr>
+          <w:lang w:val="zh_TW" w:bidi="zh_TW"/>
+        </w:rPr>
+        <w:t>）。</w:t>
+      </w:r>
+    </w:p>
+    <w:p>
+      <w:pPr/>
+      <w:r>
+        <w:rPr>
+          <w:lang w:val="zh_TW" w:bidi="zh_TW"/>
+        </w:rPr>
+      </w:r>
+      <w:r>
+        <w:rPr>
+          <w:lang w:val="zh_TW" w:bidi="zh_TW"/>
+        </w:rPr>
+        <w:t>使用金子本身，並不代表敬虔。</w:t>
+      </w:r>
+      <w:hyperlink r:id="rId181">
+        <w:r>
+          <w:rPr>
+            <w:lang w:val="zh_TW" w:bidi="zh_TW"/>
+          </w:rPr>
+          <w:rPr>
+            <w:color w:val="0000EE"/>
+            <w:u w:val="single"/>
+          </w:rPr>
+          <w:t>啟示錄四章4節</w:t>
+        </w:r>
+      </w:hyperlink>
+      <w:r>
+        <w:rPr>
+          <w:lang w:val="zh_TW" w:bidi="zh_TW"/>
+        </w:rPr>
+        <w:t>的長老頭戴金冠冕，但大淫婦也「用金子裝飾自己」（</w:t>
+      </w:r>
+      <w:hyperlink r:id="rId182">
+        <w:r>
+          <w:rPr>
+            <w:lang w:val="zh_TW" w:bidi="zh_TW"/>
+          </w:rPr>
+          <w:rPr>
+            <w:color w:val="0000EE"/>
+            <w:u w:val="single"/>
+          </w:rPr>
+          <w:t>啟17:4</w:t>
+        </w:r>
+      </w:hyperlink>
+      <w:r>
+        <w:rPr>
+          <w:lang w:val="zh_TW" w:bidi="zh_TW"/>
+        </w:rPr>
+        <w:t>），巴比倫這淫亂的大城也是如此（</w:t>
+      </w:r>
+      <w:hyperlink r:id="rId183">
+        <w:r>
+          <w:rPr>
+            <w:lang w:val="zh_TW" w:bidi="zh_TW"/>
+          </w:rPr>
+          <w:rPr>
+            <w:color w:val="0000EE"/>
+            <w:u w:val="single"/>
+          </w:rPr>
+          <w:t>啟18:16</w:t>
+        </w:r>
+      </w:hyperlink>
+      <w:r>
+        <w:rPr>
+          <w:lang w:val="zh_TW" w:bidi="zh_TW"/>
+        </w:rPr>
+        <w:t>）。相比之下，新約聖經也有一些正面語句提到金的價值（</w:t>
+      </w:r>
+      <w:hyperlink r:id="rId184">
+        <w:r>
+          <w:rPr>
+            <w:lang w:val="zh_TW" w:bidi="zh_TW"/>
+          </w:rPr>
+          <w:rPr>
+            <w:color w:val="0000EE"/>
+            <w:u w:val="single"/>
+          </w:rPr>
+          <w:t>啟3:18</w:t>
+        </w:r>
+      </w:hyperlink>
+      <w:r>
+        <w:rPr>
+          <w:lang w:val="zh_TW" w:bidi="zh_TW"/>
+        </w:rPr>
+        <w:t>）。博士把黃金獻給嬰孩耶穌，象徵祂的君王身分（</w:t>
+      </w:r>
+      <w:hyperlink r:id="rId185">
+        <w:r>
+          <w:rPr>
+            <w:lang w:val="zh_TW" w:bidi="zh_TW"/>
+          </w:rPr>
+          <w:rPr>
+            <w:color w:val="0000EE"/>
+            <w:u w:val="single"/>
+          </w:rPr>
+          <w:t>太2:11</w:t>
+        </w:r>
+      </w:hyperlink>
+      <w:r>
+        <w:rPr>
+          <w:lang w:val="zh_TW" w:bidi="zh_TW"/>
+        </w:rPr>
+        <w:t>），經文也說明亮如玻璃的聖城新耶路撒冷是金子所造的（</w:t>
+      </w:r>
+      <w:hyperlink r:id="rId186">
+        <w:r>
+          <w:rPr>
+            <w:lang w:val="zh_TW" w:bidi="zh_TW"/>
+          </w:rPr>
+          <w:rPr>
+            <w:color w:val="0000EE"/>
+            <w:u w:val="single"/>
+          </w:rPr>
+          <w:t>啟21:18</w:t>
+        </w:r>
+      </w:hyperlink>
+      <w:r>
+        <w:rPr>
+          <w:lang w:val="zh_TW" w:bidi="zh_TW"/>
+        </w:rPr>
+        <w:t>）。</w:t>
+      </w:r>
+    </w:p>
+    <w:p>
+      <w:pPr/>
+      <w:r>
+        <w:rPr>
+          <w:lang w:val="zh_TW" w:bidi="zh_TW"/>
+        </w:rPr>
+      </w:r>
+      <w:r>
+        <w:rPr>
+          <w:lang w:val="zh_TW" w:bidi="zh_TW"/>
+        </w:rPr>
+        <w:t>舊約聖經在多種情境中提及銀。銀是貴重金屬，早期的人甚至認為銀比金更貴重，因此人們常用銀來進行商業交易與償還債務。當時的人會把小塊的銀放在天平上，按著標準法碼的重量來計算其價值。亞伯拉罕為撒拉購買麥比拉洞作為墓地時，付了400舍客勒的銀子，並按著當時與商人通用的重量把這筆「銀子」稱足（</w:t>
+      </w:r>
+      <w:hyperlink r:id="rId187">
+        <w:r>
+          <w:rPr>
+            <w:lang w:val="zh_TW" w:bidi="zh_TW"/>
+          </w:rPr>
+          <w:rPr>
+            <w:color w:val="0000EE"/>
+            <w:u w:val="single"/>
+          </w:rPr>
+          <w:t>創23:15–16</w:t>
+        </w:r>
+      </w:hyperlink>
+      <w:r>
+        <w:rPr>
+          <w:lang w:val="zh_TW" w:bidi="zh_TW"/>
+        </w:rPr>
+        <w:t>）。約瑟的兄弟們因賣約瑟而得到20舍客勒銀子（</w:t>
+      </w:r>
+      <w:hyperlink r:id="rId188">
+        <w:r>
+          <w:rPr>
+            <w:lang w:val="zh_TW" w:bidi="zh_TW"/>
+          </w:rPr>
+          <w:rPr>
+            <w:color w:val="0000EE"/>
+            <w:u w:val="single"/>
+          </w:rPr>
+          <w:t>創37:28</w:t>
+        </w:r>
+      </w:hyperlink>
+      <w:r>
+        <w:rPr>
+          <w:lang w:val="zh_TW" w:bidi="zh_TW"/>
+        </w:rPr>
+        <w:t>），約瑟也以銀子作為禮物給便雅憫（</w:t>
+      </w:r>
+      <w:hyperlink r:id="rId189">
+        <w:r>
+          <w:rPr>
+            <w:lang w:val="zh_TW" w:bidi="zh_TW"/>
+          </w:rPr>
+          <w:rPr>
+            <w:color w:val="0000EE"/>
+            <w:u w:val="single"/>
+          </w:rPr>
+          <w:t>創45:22</w:t>
+        </w:r>
+      </w:hyperlink>
+      <w:r>
+        <w:rPr>
+          <w:lang w:val="zh_TW" w:bidi="zh_TW"/>
+        </w:rPr>
+        <w:t>）。</w:t>
+      </w:r>
+    </w:p>
+    <w:p>
+      <w:pPr/>
+      <w:r>
+        <w:rPr>
+          <w:lang w:val="zh_TW" w:bidi="zh_TW"/>
+        </w:rPr>
+      </w:r>
+      <w:r>
+        <w:rPr>
+          <w:lang w:val="zh_TW" w:bidi="zh_TW"/>
+        </w:rPr>
+        <w:t>聖經還有不少例子，說明人們會以銀支付貨物或服務（</w:t>
+      </w:r>
+      <w:hyperlink r:id="rId190">
+        <w:r>
+          <w:rPr>
+            <w:lang w:val="zh_TW" w:bidi="zh_TW"/>
+          </w:rPr>
+          <w:rPr>
+            <w:color w:val="0000EE"/>
+            <w:u w:val="single"/>
+          </w:rPr>
+          <w:t>創20:16；</w:t>
+        </w:r>
+      </w:hyperlink>
+      <w:hyperlink r:id="rId191">
+        <w:r>
+          <w:rPr>
+            <w:lang w:val="zh_TW" w:bidi="zh_TW"/>
+          </w:rPr>
+          <w:rPr>
+            <w:color w:val="0000EE"/>
+            <w:u w:val="single"/>
+          </w:rPr>
+          <w:t>出21:32；</w:t>
+        </w:r>
+      </w:hyperlink>
+      <w:hyperlink r:id="rId192">
+        <w:r>
+          <w:rPr>
+            <w:lang w:val="zh_TW" w:bidi="zh_TW"/>
+          </w:rPr>
+          <w:rPr>
+            <w:color w:val="0000EE"/>
+            <w:u w:val="single"/>
+          </w:rPr>
+          <w:t>利27:16；</w:t>
+        </w:r>
+      </w:hyperlink>
+      <w:hyperlink r:id="rId193">
+        <w:r>
+          <w:rPr>
+            <w:lang w:val="zh_TW" w:bidi="zh_TW"/>
+          </w:rPr>
+          <w:rPr>
+            <w:color w:val="0000EE"/>
+            <w:u w:val="single"/>
+          </w:rPr>
+          <w:t>書24:32；</w:t>
+        </w:r>
+      </w:hyperlink>
+      <w:hyperlink r:id="rId194">
+        <w:r>
+          <w:rPr>
+            <w:lang w:val="zh_TW" w:bidi="zh_TW"/>
+          </w:rPr>
+          <w:rPr>
+            <w:color w:val="0000EE"/>
+            <w:u w:val="single"/>
+          </w:rPr>
+          <w:t>士17:10；</w:t>
+        </w:r>
+      </w:hyperlink>
+      <w:hyperlink r:id="rId195">
+        <w:r>
+          <w:rPr>
+            <w:lang w:val="zh_TW" w:bidi="zh_TW"/>
+          </w:rPr>
+          <w:rPr>
+            <w:color w:val="0000EE"/>
+            <w:u w:val="single"/>
+          </w:rPr>
+          <w:t>撒下24:24；</w:t>
+        </w:r>
+      </w:hyperlink>
+      <w:hyperlink r:id="rId196">
+        <w:r>
+          <w:rPr>
+            <w:lang w:val="zh_TW" w:bidi="zh_TW"/>
+          </w:rPr>
+          <w:rPr>
+            <w:color w:val="0000EE"/>
+            <w:u w:val="single"/>
+          </w:rPr>
+          <w:t>尼7:72；</w:t>
+        </w:r>
+      </w:hyperlink>
+      <w:hyperlink r:id="rId197">
+        <w:r>
+          <w:rPr>
+            <w:lang w:val="zh_TW" w:bidi="zh_TW"/>
+          </w:rPr>
+          <w:rPr>
+            <w:color w:val="0000EE"/>
+            <w:u w:val="single"/>
+          </w:rPr>
+          <w:t>伯28:15；</w:t>
+        </w:r>
+      </w:hyperlink>
+      <w:hyperlink r:id="rId198">
+        <w:r>
+          <w:rPr>
+            <w:lang w:val="zh_TW" w:bidi="zh_TW"/>
+          </w:rPr>
+          <w:rPr>
+            <w:color w:val="0000EE"/>
+            <w:u w:val="single"/>
+          </w:rPr>
+          <w:t>賽7:23</w:t>
+        </w:r>
+      </w:hyperlink>
+      <w:r>
+        <w:rPr>
+          <w:lang w:val="zh_TW" w:bidi="zh_TW"/>
+        </w:rPr>
+        <w:t>，</w:t>
+      </w:r>
+      <w:hyperlink r:id="rId138">
+        <w:r>
+          <w:rPr>
+            <w:lang w:val="zh_TW" w:bidi="zh_TW"/>
+          </w:rPr>
+          <w:rPr>
+            <w:color w:val="0000EE"/>
+            <w:u w:val="single"/>
+          </w:rPr>
+          <w:t>46:6；</w:t>
+        </w:r>
+      </w:hyperlink>
+      <w:hyperlink r:id="rId199">
+        <w:r>
+          <w:rPr>
+            <w:lang w:val="zh_TW" w:bidi="zh_TW"/>
+          </w:rPr>
+          <w:rPr>
+            <w:color w:val="0000EE"/>
+            <w:u w:val="single"/>
+          </w:rPr>
+          <w:t>摩2:6</w:t>
+        </w:r>
+      </w:hyperlink>
+      <w:r>
+        <w:rPr>
+          <w:lang w:val="zh_TW" w:bidi="zh_TW"/>
+        </w:rPr>
+        <w:t>，</w:t>
+      </w:r>
+      <w:hyperlink r:id="rId200">
+        <w:r>
+          <w:rPr>
+            <w:lang w:val="zh_TW" w:bidi="zh_TW"/>
+          </w:rPr>
+          <w:rPr>
+            <w:color w:val="0000EE"/>
+            <w:u w:val="single"/>
+          </w:rPr>
+          <w:t>8:6</w:t>
+        </w:r>
+      </w:hyperlink>
+      <w:r>
+        <w:rPr>
+          <w:lang w:val="zh_TW" w:bidi="zh_TW"/>
+        </w:rPr>
+        <w:t>）。銀也是衡量人財富的重要指標（</w:t>
+      </w:r>
+      <w:hyperlink r:id="rId201">
+        <w:r>
+          <w:rPr>
+            <w:lang w:val="zh_TW" w:bidi="zh_TW"/>
+          </w:rPr>
+          <w:rPr>
+            <w:color w:val="0000EE"/>
+            <w:u w:val="single"/>
+          </w:rPr>
+          <w:t>創13:2</w:t>
+        </w:r>
+      </w:hyperlink>
+      <w:r>
+        <w:rPr>
+          <w:lang w:val="zh_TW" w:bidi="zh_TW"/>
+        </w:rPr>
+        <w:t>，</w:t>
+      </w:r>
+      <w:hyperlink r:id="rId202">
+        <w:r>
+          <w:rPr>
+            <w:lang w:val="zh_TW" w:bidi="zh_TW"/>
+          </w:rPr>
+          <w:rPr>
+            <w:color w:val="0000EE"/>
+            <w:u w:val="single"/>
+          </w:rPr>
+          <w:t>24:35；</w:t>
+        </w:r>
+      </w:hyperlink>
+      <w:hyperlink r:id="rId203">
+        <w:r>
+          <w:rPr>
+            <w:lang w:val="zh_TW" w:bidi="zh_TW"/>
+          </w:rPr>
+          <w:rPr>
+            <w:color w:val="0000EE"/>
+            <w:u w:val="single"/>
+          </w:rPr>
+          <w:t>出25:3；</w:t>
+        </w:r>
+      </w:hyperlink>
+      <w:hyperlink r:id="rId204">
+        <w:r>
+          <w:rPr>
+            <w:lang w:val="zh_TW" w:bidi="zh_TW"/>
+          </w:rPr>
+          <w:rPr>
+            <w:color w:val="0000EE"/>
+            <w:u w:val="single"/>
+          </w:rPr>
+          <w:t>民22:18；</w:t>
+        </w:r>
+      </w:hyperlink>
+      <w:hyperlink r:id="rId205">
+        <w:r>
+          <w:rPr>
+            <w:lang w:val="zh_TW" w:bidi="zh_TW"/>
+          </w:rPr>
+          <w:rPr>
+            <w:color w:val="0000EE"/>
+            <w:u w:val="single"/>
+          </w:rPr>
+          <w:t>申7:25；</w:t>
+        </w:r>
+      </w:hyperlink>
+      <w:hyperlink r:id="rId173">
+        <w:r>
+          <w:rPr>
+            <w:lang w:val="zh_TW" w:bidi="zh_TW"/>
+          </w:rPr>
+          <w:rPr>
+            <w:color w:val="0000EE"/>
+            <w:u w:val="single"/>
+          </w:rPr>
+          <w:t>番1:18；</w:t>
+        </w:r>
+      </w:hyperlink>
+      <w:hyperlink r:id="rId206">
+        <w:r>
+          <w:rPr>
+            <w:lang w:val="zh_TW" w:bidi="zh_TW"/>
+          </w:rPr>
+          <w:rPr>
+            <w:color w:val="0000EE"/>
+            <w:u w:val="single"/>
+          </w:rPr>
+          <w:t>該2:8；</w:t>
+        </w:r>
+      </w:hyperlink>
+      <w:hyperlink r:id="rId207">
+        <w:r>
+          <w:rPr>
+            <w:lang w:val="zh_TW" w:bidi="zh_TW"/>
+          </w:rPr>
+          <w:rPr>
+            <w:color w:val="0000EE"/>
+            <w:u w:val="single"/>
+          </w:rPr>
+          <w:t>亞6:11</w:t>
+        </w:r>
+      </w:hyperlink>
+      <w:r>
+        <w:rPr>
+          <w:lang w:val="zh_TW" w:bidi="zh_TW"/>
+        </w:rPr>
+        <w:t>）。</w:t>
+      </w:r>
+      <w:hyperlink r:id="rId208">
+        <w:r>
+          <w:rPr>
+            <w:lang w:val="zh_TW" w:bidi="zh_TW"/>
+          </w:rPr>
+          <w:rPr>
+            <w:color w:val="0000EE"/>
+            <w:u w:val="single"/>
+          </w:rPr>
+          <w:t>列王紀上十章21節</w:t>
+        </w:r>
+      </w:hyperlink>
+      <w:r>
+        <w:rPr>
+          <w:lang w:val="zh_TW" w:bidi="zh_TW"/>
+        </w:rPr>
+        <w:t>甚至有一句特別的記載：在所羅門的時代，「銀子算不了甚麼」，看來是因為銀的數量十分充足。入侵者常掠奪銀子作為戰利品（</w:t>
+      </w:r>
+      <w:hyperlink r:id="rId209">
+        <w:r>
+          <w:rPr>
+            <w:lang w:val="zh_TW" w:bidi="zh_TW"/>
+          </w:rPr>
+          <w:rPr>
+            <w:color w:val="0000EE"/>
+            <w:u w:val="single"/>
+          </w:rPr>
+          <w:t>書6:19</w:t>
+        </w:r>
+      </w:hyperlink>
+      <w:r>
+        <w:rPr>
+          <w:lang w:val="zh_TW" w:bidi="zh_TW"/>
+        </w:rPr>
+        <w:t>，</w:t>
+      </w:r>
+      <w:hyperlink r:id="rId210">
+        <w:r>
+          <w:rPr>
+            <w:lang w:val="zh_TW" w:bidi="zh_TW"/>
+          </w:rPr>
+          <w:rPr>
+            <w:color w:val="0000EE"/>
+            <w:u w:val="single"/>
+          </w:rPr>
+          <w:t>7:21；</w:t>
+        </w:r>
+      </w:hyperlink>
+      <w:hyperlink r:id="rId211">
+        <w:r>
+          <w:rPr>
+            <w:lang w:val="zh_TW" w:bidi="zh_TW"/>
+          </w:rPr>
+          <w:rPr>
+            <w:color w:val="0000EE"/>
+            <w:u w:val="single"/>
+          </w:rPr>
+          <w:t>王上15:18</w:t>
+        </w:r>
+      </w:hyperlink>
+      <w:r>
+        <w:rPr>
+          <w:lang w:val="zh_TW" w:bidi="zh_TW"/>
+        </w:rPr>
+        <w:t>）。有時，重要人物的杯子是用銀製作的（</w:t>
+      </w:r>
+      <w:hyperlink r:id="rId212">
+        <w:r>
+          <w:rPr>
+            <w:lang w:val="zh_TW" w:bidi="zh_TW"/>
+          </w:rPr>
+          <w:rPr>
+            <w:color w:val="0000EE"/>
+            <w:u w:val="single"/>
+          </w:rPr>
+          <w:t>創44:2</w:t>
+        </w:r>
+      </w:hyperlink>
+      <w:r>
+        <w:rPr>
+          <w:lang w:val="zh_TW" w:bidi="zh_TW"/>
+        </w:rPr>
+        <w:t>）；有時，王的冠冕也由金與銀打造（</w:t>
+      </w:r>
+      <w:hyperlink r:id="rId207">
+        <w:r>
+          <w:rPr>
+            <w:lang w:val="zh_TW" w:bidi="zh_TW"/>
+          </w:rPr>
+          <w:rPr>
+            <w:color w:val="0000EE"/>
+            <w:u w:val="single"/>
+          </w:rPr>
+          <w:t>亞6:11</w:t>
+        </w:r>
+      </w:hyperlink>
+      <w:r>
+        <w:rPr>
+          <w:lang w:val="zh_TW" w:bidi="zh_TW"/>
+        </w:rPr>
+        <w:t>）。銀在製作個人飾物中極其重要（</w:t>
+      </w:r>
+      <w:hyperlink r:id="rId126">
+        <w:r>
+          <w:rPr>
+            <w:lang w:val="zh_TW" w:bidi="zh_TW"/>
+          </w:rPr>
+          <w:rPr>
+            <w:color w:val="0000EE"/>
+            <w:u w:val="single"/>
+          </w:rPr>
+          <w:t>創24:53；</w:t>
+        </w:r>
+      </w:hyperlink>
+      <w:hyperlink r:id="rId128">
+        <w:r>
+          <w:rPr>
+            <w:lang w:val="zh_TW" w:bidi="zh_TW"/>
+          </w:rPr>
+          <w:rPr>
+            <w:color w:val="0000EE"/>
+            <w:u w:val="single"/>
+          </w:rPr>
+          <w:t>出3:22</w:t>
+        </w:r>
+      </w:hyperlink>
+      <w:r>
+        <w:rPr>
+          <w:lang w:val="zh_TW" w:bidi="zh_TW"/>
+        </w:rPr>
+        <w:t>，</w:t>
+      </w:r>
+      <w:hyperlink r:id="rId130">
+        <w:r>
+          <w:rPr>
+            <w:lang w:val="zh_TW" w:bidi="zh_TW"/>
+          </w:rPr>
+          <w:rPr>
+            <w:color w:val="0000EE"/>
+            <w:u w:val="single"/>
+          </w:rPr>
+          <w:t>12:35</w:t>
+        </w:r>
+      </w:hyperlink>
+      <w:r>
+        <w:rPr>
+          <w:lang w:val="zh_TW" w:bidi="zh_TW"/>
+        </w:rPr>
+        <w:t>），其中一例便是在金飾上鑲嵌銀子作為裝飾（</w:t>
+      </w:r>
+      <w:hyperlink r:id="rId213">
+        <w:r>
+          <w:rPr>
+            <w:lang w:val="zh_TW" w:bidi="zh_TW"/>
+          </w:rPr>
+          <w:rPr>
+            <w:color w:val="0000EE"/>
+            <w:u w:val="single"/>
+          </w:rPr>
+          <w:t>歌1:11</w:t>
+        </w:r>
+      </w:hyperlink>
+      <w:r>
+        <w:rPr>
+          <w:lang w:val="zh_TW" w:bidi="zh_TW"/>
+        </w:rPr>
+        <w:t>）。</w:t>
+      </w:r>
+    </w:p>
+    <w:p>
+      <w:pPr/>
+      <w:r>
+        <w:rPr>
+          <w:lang w:val="zh_TW" w:bidi="zh_TW"/>
+        </w:rPr>
+      </w:r>
+      <w:r>
+        <w:rPr>
+          <w:lang w:val="zh_TW" w:bidi="zh_TW"/>
+        </w:rPr>
+        <w:t>人們常用提煉銀子的過程，比喻神試驗人的心（</w:t>
+      </w:r>
+      <w:hyperlink r:id="rId214">
+        <w:r>
+          <w:rPr>
+            <w:lang w:val="zh_TW" w:bidi="zh_TW"/>
+          </w:rPr>
+          <w:rPr>
+            <w:color w:val="0000EE"/>
+            <w:u w:val="single"/>
+          </w:rPr>
+          <w:t>詩66:10</w:t>
+        </w:r>
+      </w:hyperlink>
+      <w:r>
+        <w:rPr>
+          <w:lang w:val="zh_TW" w:bidi="zh_TW"/>
+        </w:rPr>
+        <w:t>；</w:t>
+      </w:r>
+      <w:hyperlink r:id="rId215">
+        <w:r>
+          <w:rPr>
+            <w:lang w:val="zh_TW" w:bidi="zh_TW"/>
+          </w:rPr>
+          <w:rPr>
+            <w:color w:val="0000EE"/>
+            <w:u w:val="single"/>
+          </w:rPr>
+          <w:t>賽48:10</w:t>
+        </w:r>
+      </w:hyperlink>
+      <w:r>
+        <w:rPr>
+          <w:lang w:val="zh_TW" w:bidi="zh_TW"/>
+        </w:rPr>
+        <w:t>），而銀子變黑和變質則象徵品格敗壞（</w:t>
+      </w:r>
+      <w:hyperlink r:id="rId216">
+        <w:r>
+          <w:rPr>
+            <w:lang w:val="zh_TW" w:bidi="zh_TW"/>
+          </w:rPr>
+          <w:rPr>
+            <w:color w:val="0000EE"/>
+            <w:u w:val="single"/>
+          </w:rPr>
+          <w:t>賽1:22</w:t>
+        </w:r>
+      </w:hyperlink>
+      <w:r>
+        <w:rPr>
+          <w:lang w:val="zh_TW" w:bidi="zh_TW"/>
+        </w:rPr>
+        <w:t>；</w:t>
+      </w:r>
+      <w:hyperlink r:id="rId217">
+        <w:r>
+          <w:rPr>
+            <w:lang w:val="zh_TW" w:bidi="zh_TW"/>
+          </w:rPr>
+          <w:rPr>
+            <w:color w:val="0000EE"/>
+            <w:u w:val="single"/>
+          </w:rPr>
+          <w:t>耶6:30</w:t>
+        </w:r>
+      </w:hyperlink>
+      <w:r>
+        <w:rPr>
+          <w:lang w:val="zh_TW" w:bidi="zh_TW"/>
+        </w:rPr>
+        <w:t>）。經文把神的話描述為純淨的銀，在爐中煉得「純淨」。儘管銀極其寶貴，智慧仍遠勝銀子（</w:t>
+      </w:r>
+      <w:hyperlink r:id="rId197">
+        <w:r>
+          <w:rPr>
+            <w:lang w:val="zh_TW" w:bidi="zh_TW"/>
+          </w:rPr>
+          <w:rPr>
+            <w:color w:val="0000EE"/>
+            <w:u w:val="single"/>
+          </w:rPr>
+          <w:t>伯28:15</w:t>
+        </w:r>
+      </w:hyperlink>
+      <w:r>
+        <w:rPr>
+          <w:lang w:val="zh_TW" w:bidi="zh_TW"/>
+        </w:rPr>
+        <w:t>；</w:t>
+      </w:r>
+      <w:hyperlink r:id="rId166">
+        <w:r>
+          <w:rPr>
+            <w:lang w:val="zh_TW" w:bidi="zh_TW"/>
+          </w:rPr>
+          <w:rPr>
+            <w:color w:val="0000EE"/>
+            <w:u w:val="single"/>
+          </w:rPr>
+          <w:t>箴3:14</w:t>
+        </w:r>
+      </w:hyperlink>
+      <w:r>
+        <w:rPr>
+          <w:lang w:val="zh_TW" w:bidi="zh_TW"/>
+        </w:rPr>
+        <w:t>，</w:t>
+      </w:r>
+      <w:hyperlink r:id="rId218">
+        <w:r>
+          <w:rPr>
+            <w:lang w:val="zh_TW" w:bidi="zh_TW"/>
+          </w:rPr>
+          <w:rPr>
+            <w:color w:val="0000EE"/>
+            <w:u w:val="single"/>
+          </w:rPr>
+          <w:t>8:19</w:t>
+        </w:r>
+      </w:hyperlink>
+      <w:r>
+        <w:rPr>
+          <w:lang w:val="zh_TW" w:bidi="zh_TW"/>
+        </w:rPr>
+        <w:t>，</w:t>
+      </w:r>
+      <w:hyperlink r:id="rId125">
+        <w:r>
+          <w:rPr>
+            <w:lang w:val="zh_TW" w:bidi="zh_TW"/>
+          </w:rPr>
+          <w:rPr>
+            <w:color w:val="0000EE"/>
+            <w:u w:val="single"/>
+          </w:rPr>
+          <w:t>10:20</w:t>
+        </w:r>
+      </w:hyperlink>
+      <w:r>
+        <w:rPr>
+          <w:lang w:val="zh_TW" w:bidi="zh_TW"/>
+        </w:rPr>
+        <w:t>，</w:t>
+      </w:r>
+      <w:hyperlink r:id="rId168">
+        <w:r>
+          <w:rPr>
+            <w:lang w:val="zh_TW" w:bidi="zh_TW"/>
+          </w:rPr>
+          <w:rPr>
+            <w:color w:val="0000EE"/>
+            <w:u w:val="single"/>
+          </w:rPr>
+          <w:t>16:16</w:t>
+        </w:r>
+      </w:hyperlink>
+      <w:r>
+        <w:rPr>
+          <w:lang w:val="zh_TW" w:bidi="zh_TW"/>
+        </w:rPr>
+        <w:t>，</w:t>
+      </w:r>
+      <w:hyperlink r:id="rId219">
+        <w:r>
+          <w:rPr>
+            <w:lang w:val="zh_TW" w:bidi="zh_TW"/>
+          </w:rPr>
+          <w:rPr>
+            <w:color w:val="0000EE"/>
+            <w:u w:val="single"/>
+          </w:rPr>
+          <w:t>22:1</w:t>
+        </w:r>
+      </w:hyperlink>
+      <w:r>
+        <w:rPr>
+          <w:lang w:val="zh_TW" w:bidi="zh_TW"/>
+        </w:rPr>
+        <w:t>，</w:t>
+      </w:r>
+      <w:hyperlink r:id="rId220">
+        <w:r>
+          <w:rPr>
+            <w:lang w:val="zh_TW" w:bidi="zh_TW"/>
+          </w:rPr>
+          <w:rPr>
+            <w:color w:val="0000EE"/>
+            <w:u w:val="single"/>
+          </w:rPr>
+          <w:t>25:11</w:t>
+        </w:r>
+      </w:hyperlink>
+      <w:r>
+        <w:rPr>
+          <w:lang w:val="zh_TW" w:bidi="zh_TW"/>
+        </w:rPr>
+        <w:t>）。</w:t>
+      </w:r>
+    </w:p>
+    <w:p>
+      <w:pPr/>
+      <w:r>
+        <w:rPr>
+          <w:lang w:val="zh_TW" w:bidi="zh_TW"/>
+        </w:rPr>
+      </w:r>
+      <w:hyperlink r:id="rId109">
+        <w:r>
+          <w:rPr>
+            <w:lang w:val="zh_TW" w:bidi="zh_TW"/>
+          </w:rPr>
+          <w:rPr>
+            <w:color w:val="0000EE"/>
+            <w:u w:val="single"/>
+          </w:rPr>
+          <w:t>申命記八章9節</w:t>
+        </w:r>
+      </w:hyperlink>
+      <w:r>
+        <w:rPr>
+          <w:lang w:val="zh_TW" w:bidi="zh_TW"/>
+        </w:rPr>
+        <w:t>提到天然的銅，但那處經文可能是指某種含銅的礦石。聖經中更常見的則是黃銅，也就是銅與鋅的合金。然而，對中期和晚期青銅器時代（約公元前2000–1200年）所出土、以銅為基礎的器具進行化學分析後，可知這些材料其實是青銅。因此，有英文譯本提到的黃銅（brass），實際上就是青銅。</w:t>
+      </w:r>
+    </w:p>
+    <w:p>
+      <w:pPr/>
+      <w:r>
+        <w:rPr>
+          <w:lang w:val="zh_TW" w:bidi="zh_TW"/>
+        </w:rPr>
+      </w:r>
+      <w:r>
+        <w:rPr>
+          <w:lang w:val="zh_TW" w:bidi="zh_TW"/>
+        </w:rPr>
+        <w:t>到新約聖經時代，人們廣泛使用銅的合金形式（青銅和黃銅）。青銅貨幣十分普遍，而</w:t>
+      </w:r>
+      <w:hyperlink r:id="rId176">
+        <w:r>
+          <w:rPr>
+            <w:lang w:val="zh_TW" w:bidi="zh_TW"/>
+          </w:rPr>
+          <w:rPr>
+            <w:color w:val="0000EE"/>
+            <w:u w:val="single"/>
+          </w:rPr>
+          <w:t>馬太福音十章9節</w:t>
+        </w:r>
+      </w:hyperlink>
+      <w:r>
+        <w:rPr>
+          <w:lang w:val="zh_TW" w:bidi="zh_TW"/>
+        </w:rPr>
+        <w:t>提到的可能正是這類青銅錢。寡婦所投入的兩個小錢就是極小的青銅幣——「雷普頓（lepton）」。青銅的器皿與用具同樣很常見（</w:t>
+      </w:r>
+      <w:hyperlink r:id="rId221">
+        <w:r>
+          <w:rPr>
+            <w:lang w:val="zh_TW" w:bidi="zh_TW"/>
+          </w:rPr>
+          <w:rPr>
+            <w:color w:val="0000EE"/>
+            <w:u w:val="single"/>
+          </w:rPr>
+          <w:t>啟9:20，</w:t>
+        </w:r>
+      </w:hyperlink>
+      <w:hyperlink r:id="rId222">
+        <w:r>
+          <w:rPr>
+            <w:lang w:val="zh_TW" w:bidi="zh_TW"/>
+          </w:rPr>
+          <w:rPr>
+            <w:color w:val="0000EE"/>
+            <w:u w:val="single"/>
+          </w:rPr>
+          <w:t>18:12</w:t>
+        </w:r>
+      </w:hyperlink>
+      <w:r>
+        <w:rPr>
+          <w:lang w:val="zh_TW" w:bidi="zh_TW"/>
+        </w:rPr>
+        <w:t>）。</w:t>
+      </w:r>
+      <w:hyperlink r:id="rId223">
+        <w:r>
+          <w:rPr>
+            <w:lang w:val="zh_TW" w:bidi="zh_TW"/>
+          </w:rPr>
+          <w:rPr>
+            <w:color w:val="0000EE"/>
+            <w:u w:val="single"/>
+          </w:rPr>
+          <w:t>哥林多前書十三章1節</w:t>
+        </w:r>
+      </w:hyperlink>
+      <w:r>
+        <w:rPr>
+          <w:lang w:val="zh_TW" w:bidi="zh_TW"/>
+        </w:rPr>
+        <w:t>中提到的「鳴的鑼」很可能指黃銅，這種明亮發光的合金常用於製作樂器。在約翰於啟示錄異象中（</w:t>
+      </w:r>
+      <w:hyperlink r:id="rId224">
+        <w:r>
+          <w:rPr>
+            <w:lang w:val="zh_TW" w:bidi="zh_TW"/>
+          </w:rPr>
+          <w:rPr>
+            <w:color w:val="0000EE"/>
+            <w:u w:val="single"/>
+          </w:rPr>
+          <w:t>啟1:15，</w:t>
+        </w:r>
+      </w:hyperlink>
+      <w:hyperlink r:id="rId225">
+        <w:r>
+          <w:rPr>
+            <w:lang w:val="zh_TW" w:bidi="zh_TW"/>
+          </w:rPr>
+          <w:rPr>
+            <w:color w:val="0000EE"/>
+            <w:u w:val="single"/>
+          </w:rPr>
+          <w:t>2:18</w:t>
+        </w:r>
+      </w:hyperlink>
+      <w:r>
+        <w:rPr>
+          <w:lang w:val="zh_TW" w:bidi="zh_TW"/>
+        </w:rPr>
+        <w:t>），人子的腳發出精煉黃銅（和合本為「銅」）般的光澤。</w:t>
+      </w:r>
+    </w:p>
+    <w:p>
+      <w:pPr/>
+      <w:r>
+        <w:rPr>
+          <w:lang w:val="zh_TW" w:bidi="zh_TW"/>
+        </w:rPr>
+      </w:r>
+      <w:r>
+        <w:rPr>
+          <w:lang w:val="zh_TW" w:bidi="zh_TW"/>
+        </w:rPr>
+        <w:t>巴勒斯坦的鐵器時代大約始於公元前1200年，也就是士師時期，雖然埃及在王朝形成之前的時代，人們就已知曉天然鐵。考古證據顯示，赫人在約公元前1400年發現了冶煉鐵礦的方法。非利士人似乎在約公元前1300年把鐵帶入巴勒斯坦。以色列人在摩西時代與米甸人的爭戰中，獲得大量貢物，其中包括鐵（</w:t>
+      </w:r>
+      <w:hyperlink r:id="rId226">
+        <w:r>
+          <w:rPr>
+            <w:lang w:val="zh_TW" w:bidi="zh_TW"/>
+          </w:rPr>
+          <w:rPr>
+            <w:color w:val="0000EE"/>
+            <w:u w:val="single"/>
+          </w:rPr>
+          <w:t>民31:22</w:t>
+        </w:r>
+      </w:hyperlink>
+      <w:r>
+        <w:rPr>
+          <w:lang w:val="zh_TW" w:bidi="zh_TW"/>
+        </w:rPr>
+        <w:t>）。以色列人攻取耶利哥時，戰利品中也包含鐵（</w:t>
+      </w:r>
+      <w:hyperlink r:id="rId227">
+        <w:r>
+          <w:rPr>
+            <w:lang w:val="zh_TW" w:bidi="zh_TW"/>
+          </w:rPr>
+          <w:rPr>
+            <w:color w:val="0000EE"/>
+            <w:u w:val="single"/>
+          </w:rPr>
+          <w:t>書6:24</w:t>
+        </w:r>
+      </w:hyperlink>
+      <w:r>
+        <w:rPr>
+          <w:lang w:val="zh_TW" w:bidi="zh_TW"/>
+        </w:rPr>
+        <w:t>）。瑪拿西半支派所得的戰利品也有鐵（</w:t>
+      </w:r>
+      <w:hyperlink r:id="rId228">
+        <w:r>
+          <w:rPr>
+            <w:lang w:val="zh_TW" w:bidi="zh_TW"/>
+          </w:rPr>
+          <w:rPr>
+            <w:color w:val="0000EE"/>
+            <w:u w:val="single"/>
+          </w:rPr>
+          <w:t>22:8</w:t>
+        </w:r>
+      </w:hyperlink>
+      <w:r>
+        <w:rPr>
+          <w:lang w:val="zh_TW" w:bidi="zh_TW"/>
+        </w:rPr>
+        <w:t>）。在士師時代，迦南人擁有鐵車作為武器（</w:t>
+      </w:r>
+      <w:hyperlink r:id="rId229">
+        <w:r>
+          <w:rPr>
+            <w:lang w:val="zh_TW" w:bidi="zh_TW"/>
+          </w:rPr>
+          <w:rPr>
+            <w:color w:val="0000EE"/>
+            <w:u w:val="single"/>
+          </w:rPr>
+          <w:t>書17:16–18</w:t>
+        </w:r>
+      </w:hyperlink>
+      <w:r>
+        <w:rPr>
+          <w:lang w:val="zh_TW" w:bidi="zh_TW"/>
+        </w:rPr>
+        <w:t>；</w:t>
+      </w:r>
+      <w:hyperlink r:id="rId230">
+        <w:r>
+          <w:rPr>
+            <w:lang w:val="zh_TW" w:bidi="zh_TW"/>
+          </w:rPr>
+          <w:rPr>
+            <w:color w:val="0000EE"/>
+            <w:u w:val="single"/>
+          </w:rPr>
+          <w:t>士1:19</w:t>
+        </w:r>
+      </w:hyperlink>
+      <w:r>
+        <w:rPr>
+          <w:lang w:val="zh_TW" w:bidi="zh_TW"/>
+        </w:rPr>
+        <w:t>；</w:t>
+      </w:r>
+      <w:hyperlink r:id="rId231">
+        <w:r>
+          <w:rPr>
+            <w:lang w:val="zh_TW" w:bidi="zh_TW"/>
+          </w:rPr>
+          <w:rPr>
+            <w:color w:val="0000EE"/>
+            <w:u w:val="single"/>
+          </w:rPr>
+          <w:t>4:3</w:t>
+        </w:r>
+      </w:hyperlink>
+      <w:r>
+        <w:rPr>
+          <w:lang w:val="zh_TW" w:bidi="zh_TW"/>
+        </w:rPr>
+        <w:t>）。</w:t>
+      </w:r>
+    </w:p>
+    <w:p>
+      <w:pPr/>
+      <w:r>
+        <w:rPr>
+          <w:lang w:val="zh_TW" w:bidi="zh_TW"/>
+        </w:rPr>
+      </w:r>
+      <w:r>
+        <w:rPr>
+          <w:lang w:val="zh_TW" w:bidi="zh_TW"/>
+        </w:rPr>
+        <w:t>這些早期的記載顯示，鐵在鐵器時代開始便傳入當地。非利士人獨佔當地的鐵的使用權（</w:t>
+      </w:r>
+      <w:hyperlink r:id="rId232">
+        <w:r>
+          <w:rPr>
+            <w:lang w:val="zh_TW" w:bidi="zh_TW"/>
+          </w:rPr>
+          <w:rPr>
+            <w:color w:val="0000EE"/>
+            <w:u w:val="single"/>
+          </w:rPr>
+          <w:t>撒上13:19–21</w:t>
+        </w:r>
+      </w:hyperlink>
+      <w:r>
+        <w:rPr>
+          <w:lang w:val="zh_TW" w:bidi="zh_TW"/>
+        </w:rPr>
+        <w:t>），他們的勇士歌利亞也使用鐵槍（</w:t>
+      </w:r>
+      <w:hyperlink r:id="rId233">
+        <w:r>
+          <w:rPr>
+            <w:lang w:val="zh_TW" w:bidi="zh_TW"/>
+          </w:rPr>
+          <w:rPr>
+            <w:color w:val="0000EE"/>
+            <w:u w:val="single"/>
+          </w:rPr>
+          <w:t>17:7</w:t>
+        </w:r>
+      </w:hyperlink>
+      <w:r>
+        <w:rPr>
+          <w:lang w:val="zh_TW" w:bidi="zh_TW"/>
+        </w:rPr>
+        <w:t>）。然而，以色列人很快便學會使用鐵（</w:t>
+      </w:r>
+      <w:hyperlink r:id="rId234">
+        <w:r>
+          <w:rPr>
+            <w:lang w:val="zh_TW" w:bidi="zh_TW"/>
+          </w:rPr>
+          <w:rPr>
+            <w:color w:val="0000EE"/>
+            <w:u w:val="single"/>
+          </w:rPr>
+          <w:t>撒下12:31，</w:t>
+        </w:r>
+      </w:hyperlink>
+      <w:hyperlink r:id="rId235">
+        <w:r>
+          <w:rPr>
+            <w:lang w:val="zh_TW" w:bidi="zh_TW"/>
+          </w:rPr>
+          <w:rPr>
+            <w:color w:val="0000EE"/>
+            <w:u w:val="single"/>
+          </w:rPr>
+          <w:t>23:7</w:t>
+        </w:r>
+      </w:hyperlink>
+      <w:r>
+        <w:rPr>
+          <w:lang w:val="zh_TW" w:bidi="zh_TW"/>
+        </w:rPr>
+        <w:t>）。顯然，到所羅門時代，人們已廣泛使用鐵；建造聖殿的人不得使用鐵製工具這一點，我們由此就能看出當時鐵器的盛行程度（</w:t>
+      </w:r>
+      <w:hyperlink r:id="rId236">
+        <w:r>
+          <w:rPr>
+            <w:lang w:val="zh_TW" w:bidi="zh_TW"/>
+          </w:rPr>
+          <w:rPr>
+            <w:color w:val="0000EE"/>
+            <w:u w:val="single"/>
+          </w:rPr>
+          <w:t>王上6:7</w:t>
+        </w:r>
+      </w:hyperlink>
+      <w:r>
+        <w:rPr>
+          <w:lang w:val="zh_TW" w:bidi="zh_TW"/>
+        </w:rPr>
+        <w:t>）。在亞哈的時代，假先知西底家用鐵角指向亞蘭，並預言他們將被擊敗（</w:t>
+      </w:r>
+      <w:hyperlink r:id="rId237">
+        <w:r>
+          <w:rPr>
+            <w:lang w:val="zh_TW" w:bidi="zh_TW"/>
+          </w:rPr>
+          <w:rPr>
+            <w:color w:val="0000EE"/>
+            <w:u w:val="single"/>
+          </w:rPr>
+          <w:t>22:11</w:t>
+        </w:r>
+      </w:hyperlink>
+      <w:r>
+        <w:rPr>
+          <w:lang w:val="zh_TW" w:bidi="zh_TW"/>
+        </w:rPr>
+        <w:t>）。</w:t>
+      </w:r>
+    </w:p>
+    <w:p>
+      <w:pPr/>
+      <w:r>
+        <w:rPr>
+          <w:lang w:val="zh_TW" w:bidi="zh_TW"/>
+        </w:rPr>
+      </w:r>
+      <w:r>
+        <w:rPr>
+          <w:lang w:val="zh_TW" w:bidi="zh_TW"/>
+        </w:rPr>
+        <w:t>公元前八世紀的先知以賽亞提到鐵 （</w:t>
+      </w:r>
+      <w:hyperlink r:id="rId238">
+        <w:r>
+          <w:rPr>
+            <w:lang w:val="zh_TW" w:bidi="zh_TW"/>
+          </w:rPr>
+          <w:rPr>
+            <w:color w:val="0000EE"/>
+            <w:u w:val="single"/>
+          </w:rPr>
+          <w:t>賽10:34</w:t>
+        </w:r>
+      </w:hyperlink>
+      <w:r>
+        <w:rPr>
+          <w:lang w:val="zh_TW" w:bidi="zh_TW"/>
+        </w:rPr>
+        <w:t>），後來耶利米也在多處經文中提及這種金屬（</w:t>
+      </w:r>
+      <w:hyperlink r:id="rId239">
+        <w:r>
+          <w:rPr>
+            <w:lang w:val="zh_TW" w:bidi="zh_TW"/>
+          </w:rPr>
+          <w:rPr>
+            <w:color w:val="0000EE"/>
+            <w:u w:val="single"/>
+          </w:rPr>
+          <w:t>耶1:18，</w:t>
+        </w:r>
+      </w:hyperlink>
+      <w:hyperlink r:id="rId240">
+        <w:r>
+          <w:rPr>
+            <w:lang w:val="zh_TW" w:bidi="zh_TW"/>
+          </w:rPr>
+          <w:rPr>
+            <w:color w:val="0000EE"/>
+            <w:u w:val="single"/>
+          </w:rPr>
+          <w:t>6:28，</w:t>
+        </w:r>
+      </w:hyperlink>
+      <w:hyperlink r:id="rId116">
+        <w:r>
+          <w:rPr>
+            <w:lang w:val="zh_TW" w:bidi="zh_TW"/>
+          </w:rPr>
+          <w:rPr>
+            <w:color w:val="0000EE"/>
+            <w:u w:val="single"/>
+          </w:rPr>
+          <w:t>11:4，</w:t>
+        </w:r>
+      </w:hyperlink>
+      <w:hyperlink r:id="rId241">
+        <w:r>
+          <w:rPr>
+            <w:lang w:val="zh_TW" w:bidi="zh_TW"/>
+          </w:rPr>
+          <w:rPr>
+            <w:color w:val="0000EE"/>
+            <w:u w:val="single"/>
+          </w:rPr>
+          <w:t>15:12，</w:t>
+        </w:r>
+      </w:hyperlink>
+      <w:hyperlink r:id="rId242">
+        <w:r>
+          <w:rPr>
+            <w:lang w:val="zh_TW" w:bidi="zh_TW"/>
+          </w:rPr>
+          <w:rPr>
+            <w:color w:val="0000EE"/>
+            <w:u w:val="single"/>
+          </w:rPr>
+          <w:t>17:1，</w:t>
+        </w:r>
+      </w:hyperlink>
+      <w:hyperlink r:id="rId243">
+        <w:r>
+          <w:rPr>
+            <w:lang w:val="zh_TW" w:bidi="zh_TW"/>
+          </w:rPr>
+          <w:rPr>
+            <w:color w:val="0000EE"/>
+            <w:u w:val="single"/>
+          </w:rPr>
+          <w:t>28:13–14</w:t>
+        </w:r>
+      </w:hyperlink>
+      <w:r>
+        <w:rPr>
+          <w:lang w:val="zh_TW" w:bidi="zh_TW"/>
+        </w:rPr>
+        <w:t>）。以西結在他的象徵行動中使用了一塊鐵板（</w:t>
+      </w:r>
+      <w:hyperlink r:id="rId244">
+        <w:r>
+          <w:rPr>
+            <w:lang w:val="zh_TW" w:bidi="zh_TW"/>
+          </w:rPr>
+          <w:rPr>
+            <w:color w:val="0000EE"/>
+            <w:u w:val="single"/>
+          </w:rPr>
+          <w:t>結4:3</w:t>
+        </w:r>
+      </w:hyperlink>
+      <w:r>
+        <w:rPr>
+          <w:lang w:val="zh_TW" w:bidi="zh_TW"/>
+        </w:rPr>
+        <w:t>），又在敘述冶煉過程時提到鐵（</w:t>
+      </w:r>
+      <w:hyperlink r:id="rId245">
+        <w:r>
+          <w:rPr>
+            <w:lang w:val="zh_TW" w:bidi="zh_TW"/>
+          </w:rPr>
+          <w:rPr>
+            <w:color w:val="0000EE"/>
+            <w:u w:val="single"/>
+          </w:rPr>
+          <w:t>22:18、20</w:t>
+        </w:r>
+      </w:hyperlink>
+      <w:r>
+        <w:rPr>
+          <w:lang w:val="zh_TW" w:bidi="zh_TW"/>
+        </w:rPr>
+        <w:t>），並把鐵列為貿易物品之一（</w:t>
+      </w:r>
+      <w:hyperlink r:id="rId246">
+        <w:r>
+          <w:rPr>
+            <w:lang w:val="zh_TW" w:bidi="zh_TW"/>
+          </w:rPr>
+          <w:rPr>
+            <w:color w:val="0000EE"/>
+            <w:u w:val="single"/>
+          </w:rPr>
+          <w:t>27:12、19</w:t>
+        </w:r>
+      </w:hyperlink>
+      <w:r>
+        <w:rPr>
+          <w:lang w:val="zh_TW" w:bidi="zh_TW"/>
+        </w:rPr>
+        <w:t>）。先知阿摩司提到鐵製的打糧器具（</w:t>
+      </w:r>
+      <w:hyperlink r:id="rId247">
+        <w:r>
+          <w:rPr>
+            <w:lang w:val="zh_TW" w:bidi="zh_TW"/>
+          </w:rPr>
+          <w:rPr>
+            <w:color w:val="0000EE"/>
+            <w:u w:val="single"/>
+          </w:rPr>
+          <w:t>摩1:3</w:t>
+        </w:r>
+      </w:hyperlink>
+      <w:r>
+        <w:rPr>
+          <w:lang w:val="zh_TW" w:bidi="zh_TW"/>
+        </w:rPr>
+        <w:t>）。彌迦則用鐵象徵軍事的力量（</w:t>
+      </w:r>
+      <w:hyperlink r:id="rId248">
+        <w:r>
+          <w:rPr>
+            <w:lang w:val="zh_TW" w:bidi="zh_TW"/>
+          </w:rPr>
+          <w:rPr>
+            <w:color w:val="0000EE"/>
+            <w:u w:val="single"/>
+          </w:rPr>
+          <w:t>彌4:13</w:t>
+        </w:r>
+      </w:hyperlink>
+      <w:r>
+        <w:rPr>
+          <w:lang w:val="zh_TW" w:bidi="zh_TW"/>
+        </w:rPr>
+        <w:t>）。但以理書也多次提及鐵（</w:t>
+      </w:r>
+      <w:hyperlink r:id="rId249">
+        <w:r>
+          <w:rPr>
+            <w:lang w:val="zh_TW" w:bidi="zh_TW"/>
+          </w:rPr>
+          <w:rPr>
+            <w:color w:val="0000EE"/>
+            <w:u w:val="single"/>
+          </w:rPr>
+          <w:t>但2:33–35、40–45，</w:t>
+        </w:r>
+      </w:hyperlink>
+      <w:hyperlink r:id="rId250">
+        <w:r>
+          <w:rPr>
+            <w:lang w:val="zh_TW" w:bidi="zh_TW"/>
+          </w:rPr>
+          <w:rPr>
+            <w:color w:val="0000EE"/>
+            <w:u w:val="single"/>
+          </w:rPr>
+          <w:t>4:15、23，</w:t>
+        </w:r>
+      </w:hyperlink>
+      <w:hyperlink r:id="rId251">
+        <w:r>
+          <w:rPr>
+            <w:lang w:val="zh_TW" w:bidi="zh_TW"/>
+          </w:rPr>
+          <w:rPr>
+            <w:color w:val="0000EE"/>
+            <w:u w:val="single"/>
+          </w:rPr>
+          <w:t>7:7、19</w:t>
+        </w:r>
+      </w:hyperlink>
+      <w:r>
+        <w:rPr>
+          <w:lang w:val="zh_TW" w:bidi="zh_TW"/>
+        </w:rPr>
+        <w:t>）。</w:t>
+      </w:r>
+    </w:p>
+    <w:p>
+      <w:pPr/>
+      <w:r>
+        <w:rPr>
+          <w:lang w:val="zh_TW" w:bidi="zh_TW"/>
+        </w:rPr>
+      </w:r>
+      <w:r>
+        <w:rPr>
+          <w:lang w:val="zh_TW" w:bidi="zh_TW"/>
+        </w:rPr>
+        <w:t>到了羅馬時代，鐵製武器成為戰爭中最常見的兵器。人們也用鐵門來封閉監獄（</w:t>
+      </w:r>
+      <w:hyperlink r:id="rId252">
+        <w:r>
+          <w:rPr>
+            <w:lang w:val="zh_TW" w:bidi="zh_TW"/>
+          </w:rPr>
+          <w:rPr>
+            <w:color w:val="0000EE"/>
+            <w:u w:val="single"/>
+          </w:rPr>
+          <w:t>徒12:10</w:t>
+        </w:r>
+      </w:hyperlink>
+      <w:r>
+        <w:rPr>
+          <w:lang w:val="zh_TW" w:bidi="zh_TW"/>
+        </w:rPr>
+        <w:t>），經文以象徵方式描述強勢的統治者以鐵杖施行權柄（</w:t>
+      </w:r>
+      <w:hyperlink r:id="rId253">
+        <w:r>
+          <w:rPr>
+            <w:lang w:val="zh_TW" w:bidi="zh_TW"/>
+          </w:rPr>
+          <w:rPr>
+            <w:color w:val="0000EE"/>
+            <w:u w:val="single"/>
+          </w:rPr>
+          <w:t>啟2:27，</w:t>
+        </w:r>
+      </w:hyperlink>
+      <w:hyperlink r:id="rId254">
+        <w:r>
+          <w:rPr>
+            <w:lang w:val="zh_TW" w:bidi="zh_TW"/>
+          </w:rPr>
+          <w:rPr>
+            <w:color w:val="0000EE"/>
+            <w:u w:val="single"/>
+          </w:rPr>
+          <w:t>9:9，</w:t>
+        </w:r>
+      </w:hyperlink>
+      <w:hyperlink r:id="rId255">
+        <w:r>
+          <w:rPr>
+            <w:lang w:val="zh_TW" w:bidi="zh_TW"/>
+          </w:rPr>
+          <w:rPr>
+            <w:color w:val="0000EE"/>
+            <w:u w:val="single"/>
+          </w:rPr>
+          <w:t>12:5，</w:t>
+        </w:r>
+      </w:hyperlink>
+      <w:hyperlink r:id="rId256">
+        <w:r>
+          <w:rPr>
+            <w:lang w:val="zh_TW" w:bidi="zh_TW"/>
+          </w:rPr>
+          <w:rPr>
+            <w:color w:val="0000EE"/>
+            <w:u w:val="single"/>
+          </w:rPr>
+          <w:t>19:15</w:t>
+        </w:r>
+      </w:hyperlink>
+      <w:r>
+        <w:rPr>
+          <w:lang w:val="zh_TW" w:bidi="zh_TW"/>
+        </w:rPr>
+        <w:t>）。「鐵」一詞也出現在多種比喻中：冶煉鐵象徵試煉與苦難（</w:t>
+      </w:r>
+      <w:hyperlink r:id="rId114">
+        <w:r>
+          <w:rPr>
+            <w:lang w:val="zh_TW" w:bidi="zh_TW"/>
+          </w:rPr>
+          <w:rPr>
+            <w:color w:val="0000EE"/>
+            <w:u w:val="single"/>
+          </w:rPr>
+          <w:t>申4:20</w:t>
+        </w:r>
+      </w:hyperlink>
+      <w:r>
+        <w:rPr>
+          <w:lang w:val="zh_TW" w:bidi="zh_TW"/>
+        </w:rPr>
+        <w:t>；</w:t>
+      </w:r>
+      <w:hyperlink r:id="rId115">
+        <w:r>
+          <w:rPr>
+            <w:lang w:val="zh_TW" w:bidi="zh_TW"/>
+          </w:rPr>
+          <w:rPr>
+            <w:color w:val="0000EE"/>
+            <w:u w:val="single"/>
+          </w:rPr>
+          <w:t>王上8:51</w:t>
+        </w:r>
+      </w:hyperlink>
+      <w:r>
+        <w:rPr>
+          <w:lang w:val="zh_TW" w:bidi="zh_TW"/>
+        </w:rPr>
+        <w:t>；</w:t>
+      </w:r>
+      <w:hyperlink r:id="rId116">
+        <w:r>
+          <w:rPr>
+            <w:lang w:val="zh_TW" w:bidi="zh_TW"/>
+          </w:rPr>
+          <w:rPr>
+            <w:color w:val="0000EE"/>
+            <w:u w:val="single"/>
+          </w:rPr>
+          <w:t>耶11:4</w:t>
+        </w:r>
+      </w:hyperlink>
+      <w:r>
+        <w:rPr>
+          <w:lang w:val="zh_TW" w:bidi="zh_TW"/>
+        </w:rPr>
+        <w:t>；</w:t>
+      </w:r>
+      <w:hyperlink r:id="rId257">
+        <w:r>
+          <w:rPr>
+            <w:lang w:val="zh_TW" w:bidi="zh_TW"/>
+          </w:rPr>
+          <w:rPr>
+            <w:color w:val="0000EE"/>
+            <w:u w:val="single"/>
+          </w:rPr>
+          <w:t>結22:18</w:t>
+        </w:r>
+      </w:hyperlink>
+      <w:r>
+        <w:rPr>
+          <w:lang w:val="zh_TW" w:bidi="zh_TW"/>
+        </w:rPr>
+        <w:t>），鐵柱象徵剛強（</w:t>
+      </w:r>
+      <w:hyperlink r:id="rId239">
+        <w:r>
+          <w:rPr>
+            <w:lang w:val="zh_TW" w:bidi="zh_TW"/>
+          </w:rPr>
+          <w:rPr>
+            <w:color w:val="0000EE"/>
+            <w:u w:val="single"/>
+          </w:rPr>
+          <w:t>耶1:18</w:t>
+        </w:r>
+      </w:hyperlink>
+      <w:r>
+        <w:rPr>
+          <w:lang w:val="zh_TW" w:bidi="zh_TW"/>
+        </w:rPr>
+        <w:t>），鐵杖象徵嚴厲的管治（</w:t>
+      </w:r>
+      <w:hyperlink r:id="rId258">
+        <w:r>
+          <w:rPr>
+            <w:lang w:val="zh_TW" w:bidi="zh_TW"/>
+          </w:rPr>
+          <w:rPr>
+            <w:color w:val="0000EE"/>
+            <w:u w:val="single"/>
+          </w:rPr>
+          <w:t>詩2:9</w:t>
+        </w:r>
+      </w:hyperlink>
+      <w:r>
+        <w:rPr>
+          <w:lang w:val="zh_TW" w:bidi="zh_TW"/>
+        </w:rPr>
+        <w:t>；</w:t>
+      </w:r>
+      <w:hyperlink r:id="rId253">
+        <w:r>
+          <w:rPr>
+            <w:lang w:val="zh_TW" w:bidi="zh_TW"/>
+          </w:rPr>
+          <w:rPr>
+            <w:color w:val="0000EE"/>
+            <w:u w:val="single"/>
+          </w:rPr>
+          <w:t>啟2:27，</w:t>
+        </w:r>
+      </w:hyperlink>
+      <w:hyperlink r:id="rId255">
+        <w:r>
+          <w:rPr>
+            <w:lang w:val="zh_TW" w:bidi="zh_TW"/>
+          </w:rPr>
+          <w:rPr>
+            <w:color w:val="0000EE"/>
+            <w:u w:val="single"/>
+          </w:rPr>
+          <w:t>12:5，</w:t>
+        </w:r>
+      </w:hyperlink>
+      <w:hyperlink r:id="rId256">
+        <w:r>
+          <w:rPr>
+            <w:lang w:val="zh_TW" w:bidi="zh_TW"/>
+          </w:rPr>
+          <w:rPr>
+            <w:color w:val="0000EE"/>
+            <w:u w:val="single"/>
+          </w:rPr>
+          <w:t>19:15</w:t>
+        </w:r>
+      </w:hyperlink>
+      <w:r>
+        <w:rPr>
+          <w:lang w:val="zh_TW" w:bidi="zh_TW"/>
+        </w:rPr>
+        <w:t>）。</w:t>
+      </w:r>
+    </w:p>
+    <w:p>
+      <w:pPr/>
+      <w:r>
+        <w:rPr>
+          <w:lang w:val="zh_TW" w:bidi="zh_TW"/>
+        </w:rPr>
+      </w:r>
+      <w:r>
+        <w:rPr>
+          <w:i/>
+          <w:lang w:val="zh_TW" w:bidi="zh_TW"/>
+        </w:rPr>
+        <w:t>另見</w:t>
+      </w:r>
+      <w:r>
+        <w:rPr>
+          <w:lang w:val="zh_TW" w:bidi="zh_TW"/>
+        </w:rPr>
+        <w:t>銅匠；</w:t>
+      </w:r>
+      <w:r>
+        <w:rPr>
+          <w:lang w:val="zh_TW" w:bidi="zh_TW"/>
+        </w:rPr>
+        <w:t>金匠；</w:t>
+      </w:r>
+      <w:r>
+        <w:rPr>
+          <w:lang w:val="zh_TW" w:bidi="zh_TW"/>
+        </w:rPr>
+        <w:t>鐵匠；</w:t>
+      </w:r>
+      <w:r>
+        <w:rPr>
+          <w:lang w:val="zh_TW" w:bidi="zh_TW"/>
+        </w:rPr>
+        <w:t>石匠，石工；</w:t>
+      </w:r>
+      <w:r>
+        <w:rPr>
+          <w:lang w:val="zh_TW" w:bidi="zh_TW"/>
+        </w:rPr>
+        <w:t>銀匠；珍貴的</w:t>
+      </w:r>
+      <w:r>
+        <w:rPr>
+          <w:lang w:val="zh_TW" w:bidi="zh_TW"/>
+        </w:rPr>
+        <w:t>寶石</w:t>
+      </w:r>
+      <w:r>
+        <w:rPr>
+          <w:lang w:val="zh_TW" w:bidi="zh_TW"/>
+        </w:rPr>
+        <w:t>。</w:t>
       </w:r>
       <w:r>
         <w:rPr>

--- a/zht/docx/074.content.docx
+++ b/zht/docx/074.content.docx
@@ -149,7 +149,7 @@
         <w:rPr>
           <w:lang w:val="zh_TW" w:bidi="zh_TW"/>
         </w:rPr>
-        <w:t>ke</w:t>
+        <w:t>kao</w:t>
       </w:r>
       <w:r>
         <w:rPr>
@@ -212,7 +212,7 @@
         <w:rPr>
           <w:lang w:val="zh_TW" w:bidi="zh_TW"/>
         </w:rPr>
-        <w:t>克里特</w:t>
+        <w:t>考古學與聖經</w:t>
       </w:r>
       <w:r>
         <w:rPr>
@@ -231,7 +231,19 @@
         <w:rPr>
           <w:lang w:val="zh_TW" w:bidi="zh_TW"/>
         </w:rPr>
-        <w:t>地中海第四大島嶼，位於希臘東南約60英里（或97公里），土耳其西南約110英里（或177公里）處。它從東到西全長160英里（或257.4公里）。寬度約36英里（或58公里），面積為3,200平方英里（或5,149平方公里）。島上有一條山脈，中央是神聖的伊達山（海拔9,000英尺或2,742米）。這些山脈陡峭地延伸到南海岸，因此大多數居民居住在較為平緩的北坡上。</w:t>
+        <w:t>考古學是透過發掘與研究實物遺跡，來探究古代人類歷史的學科。聖經考古學的研究對象，則集中於近東（中東）地區與聖經有關的出土文物與建築遺跡。這些遺跡包括埋藏的文物（古代物品）、廢墟與紀念碑。其中一些文物帶有古代語言的銘文（文字），學者需要仔細研究這些銘文才能理解其內容。其它物品則是日常生活用品，如破碎的陶片、燒焦的木材、玩具與工具。所有這些出土物品，都必須放在它們所屬的歷史時期，方能正確理解。</w:t>
+      </w:r>
+    </w:p>
+    <w:p>
+      <w:pPr>
+        <w:pStyle w:val="Heading3"/>
+      </w:pPr>
+      <w:r>
+        <w:rPr>
+          <w:b/>
+          <w:lang w:val="zh_TW" w:bidi="zh_TW"/>
+        </w:rPr>
+        <w:t>考古學的發現</w:t>
       </w:r>
     </w:p>
     <w:p>
@@ -245,7 +257,290 @@
         <w:rPr>
           <w:lang w:val="zh_TW" w:bidi="zh_TW"/>
         </w:rPr>
-        <w:t>克里特島在基督教會的歷史上具有重要意義。當保羅作為囚犯前往羅馬時，船在佳澳避風港避風（</w:t>
+        <w:t>許多重大的考古發現其實是偶然發生的。例如，一個敘利亞農夫在耕種時挖掘出古城烏加里特（Ugarit）。一個貝都因人為尋找走失的山羊，在山洞中發現了死海古卷（Dead Sea Scrolls）。公元1887年，一個埃及婦女在尋找泥磚作為肥料時發現了阿瑪爾那泥板（Amarna tablets）。公元1945年，埃及人在拿戈瑪第附近尋找鳥糞時，發現了重要的諾斯底抄本。然而，偶然的發現並不能取代仔細而有系統的考古研究。</w:t>
+      </w:r>
+    </w:p>
+    <w:p>
+      <w:pPr/>
+      <w:r>
+        <w:rPr>
+          <w:lang w:val="zh_TW" w:bidi="zh_TW"/>
+        </w:rPr>
+      </w:r>
+      <w:r>
+        <w:rPr>
+          <w:lang w:val="zh_TW" w:bidi="zh_TW"/>
+        </w:rPr>
+        <w:t>今天，考古學家會用航拍與電子儀器仔細勘察潛在的遺址，這些方法可以探測地下的遺物。文物的年代則依據出土的地層，以及其它方法（如放射性碳定年法〔radiocarbon dating〕）來判斷。考古學的目標，是建立一條時間線，準確反映文物與遺址歷史。</w:t>
+      </w:r>
+    </w:p>
+    <w:p>
+      <w:pPr>
+        <w:pStyle w:val="Heading3"/>
+      </w:pPr>
+      <w:r>
+        <w:rPr>
+          <w:b/>
+          <w:lang w:val="zh_TW" w:bidi="zh_TW"/>
+        </w:rPr>
+        <w:t>考古學在理解聖經中的角色</w:t>
+      </w:r>
+    </w:p>
+    <w:p>
+      <w:pPr/>
+      <w:r>
+        <w:rPr>
+          <w:lang w:val="zh_TW" w:bidi="zh_TW"/>
+        </w:rPr>
+      </w:r>
+      <w:r>
+        <w:rPr>
+          <w:lang w:val="zh_TW" w:bidi="zh_TW"/>
+        </w:rPr>
+        <w:t>考古學家與學者把這些文物，視為真實和具體證據，能見證古代人類的生活。雖然學者對它們的解釋可能會有不同，但這些遺物仍然是直接的歷史見證。重要的是，人們應當把這些古代遺物當作證據來理解，而不可以操控它們去迎合個人對歷史、文化或宗教的理論。近東的考古學透過提供客觀的背景資料，幫助我們理解聖經。</w:t>
+      </w:r>
+    </w:p>
+    <w:p>
+      <w:pPr/>
+      <w:r>
+        <w:rPr>
+          <w:lang w:val="zh_TW" w:bidi="zh_TW"/>
+        </w:rPr>
+      </w:r>
+      <w:r>
+        <w:rPr>
+          <w:lang w:val="zh_TW" w:bidi="zh_TW"/>
+        </w:rPr>
+        <w:t>例如，如果一件帶有文字的文物，被鑑定為出現在公元前3000年左右，就表明當時已經存在書寫。這意味著舊約聖經的早期作者確實能他們的故事寫下來，而我們可以視之為他們的書寫。考古發現顯示，摩西傳統上被認為是聖經前五卷的作者，可能是使用：</w:t>
+      </w:r>
+    </w:p>
+    <w:p>
+      <w:pPr>
+        <w:pStyle w:val="ListBullet"/>
+        <w:spacing w:line="240" w:lineRule="auto"/>
+        <w:ind w:left="720"/>
+      </w:pPr>
+      <w:r>
+        <w:rPr>
+          <w:lang w:val="zh_TW" w:bidi="zh_TW"/>
+        </w:rPr>
+      </w:r>
+      <w:r>
+        <w:rPr>
+          <w:lang w:val="zh_TW" w:bidi="zh_TW"/>
+        </w:rPr>
+        <w:t>埃及象形文字（Egyptian hieroglyphics），</w:t>
+      </w:r>
+    </w:p>
+    <w:p>
+      <w:pPr>
+        <w:pStyle w:val="ListBullet"/>
+        <w:spacing w:line="240" w:lineRule="auto"/>
+        <w:ind w:left="720"/>
+      </w:pPr>
+      <w:r>
+        <w:rPr>
+          <w:lang w:val="zh_TW" w:bidi="zh_TW"/>
+        </w:rPr>
+      </w:r>
+      <w:r>
+        <w:rPr>
+          <w:lang w:val="zh_TW" w:bidi="zh_TW"/>
+        </w:rPr>
+        <w:t>巴比倫楔形文字（Babylonian cuneiform），以及</w:t>
+      </w:r>
+    </w:p>
+    <w:p>
+      <w:pPr>
+        <w:pStyle w:val="ListBullet"/>
+        <w:spacing w:line="240" w:lineRule="auto"/>
+        <w:ind w:left="720"/>
+      </w:pPr>
+      <w:r>
+        <w:rPr>
+          <w:lang w:val="zh_TW" w:bidi="zh_TW"/>
+        </w:rPr>
+      </w:r>
+      <w:r>
+        <w:rPr>
+          <w:lang w:val="zh_TW" w:bidi="zh_TW"/>
+        </w:rPr>
+        <w:t>迦南方言（包括希伯來文）。</w:t>
+      </w:r>
+    </w:p>
+    <w:p>
+      <w:pPr/>
+      <w:r>
+        <w:rPr>
+          <w:lang w:val="zh_TW" w:bidi="zh_TW"/>
+        </w:rPr>
+      </w:r>
+      <w:r>
+        <w:rPr>
+          <w:lang w:val="zh_TW" w:bidi="zh_TW"/>
+        </w:rPr>
+        <w:t>任何忽視這些證據的聖經理論，都很可能是不正確的。</w:t>
+      </w:r>
+    </w:p>
+    <w:p>
+      <w:pPr>
+        <w:pStyle w:val="Heading3"/>
+      </w:pPr>
+      <w:r>
+        <w:rPr>
+          <w:lang w:val="zh_TW" w:bidi="zh_TW"/>
+        </w:rPr>
+        <w:t>概述</w:t>
+      </w:r>
+    </w:p>
+    <w:p>
+      <w:pPr>
+        <w:pStyle w:val="ListBullet"/>
+        <w:spacing w:line="240" w:lineRule="auto"/>
+        <w:ind w:left="720"/>
+      </w:pPr>
+      <w:r>
+        <w:rPr>
+          <w:lang w:val="zh_TW" w:bidi="zh_TW"/>
+        </w:rPr>
+      </w:r>
+      <w:r>
+        <w:rPr>
+          <w:b/>
+          <w:u w:val="single"/>
+          <w:lang w:val="zh_TW" w:bidi="zh_TW"/>
+        </w:rPr>
+        <w:t>考古學與日常生活</w:t>
+      </w:r>
+    </w:p>
+    <w:p>
+      <w:pPr>
+        <w:pStyle w:val="ListBullet"/>
+        <w:spacing w:line="240" w:lineRule="auto"/>
+        <w:ind w:left="720"/>
+      </w:pPr>
+      <w:r>
+        <w:rPr>
+          <w:lang w:val="zh_TW" w:bidi="zh_TW"/>
+        </w:rPr>
+      </w:r>
+      <w:r>
+        <w:rPr>
+          <w:b/>
+          <w:u w:val="single"/>
+          <w:lang w:val="zh_TW" w:bidi="zh_TW"/>
+        </w:rPr>
+        <w:t>考古學與宗教</w:t>
+      </w:r>
+    </w:p>
+    <w:p>
+      <w:pPr>
+        <w:pStyle w:val="ListBullet"/>
+        <w:spacing w:line="240" w:lineRule="auto"/>
+        <w:ind w:left="720"/>
+      </w:pPr>
+      <w:r>
+        <w:rPr>
+          <w:lang w:val="zh_TW" w:bidi="zh_TW"/>
+        </w:rPr>
+      </w:r>
+      <w:r>
+        <w:rPr>
+          <w:b/>
+          <w:u w:val="single"/>
+          <w:lang w:val="zh_TW" w:bidi="zh_TW"/>
+        </w:rPr>
+        <w:t>考古學與戰爭</w:t>
+      </w:r>
+    </w:p>
+    <w:p>
+      <w:pPr>
+        <w:pStyle w:val="ListBullet"/>
+        <w:spacing w:line="240" w:lineRule="auto"/>
+        <w:ind w:left="720"/>
+      </w:pPr>
+      <w:r>
+        <w:rPr>
+          <w:lang w:val="zh_TW" w:bidi="zh_TW"/>
+        </w:rPr>
+      </w:r>
+      <w:r>
+        <w:rPr>
+          <w:b/>
+          <w:u w:val="single"/>
+          <w:lang w:val="zh_TW" w:bidi="zh_TW"/>
+        </w:rPr>
+        <w:t>考古學與文學</w:t>
+      </w:r>
+    </w:p>
+    <w:p>
+      <w:pPr>
+        <w:pStyle w:val="ListBullet"/>
+        <w:spacing w:line="240" w:lineRule="auto"/>
+        <w:ind w:left="720"/>
+      </w:pPr>
+      <w:r>
+        <w:rPr>
+          <w:lang w:val="zh_TW" w:bidi="zh_TW"/>
+        </w:rPr>
+      </w:r>
+      <w:r>
+        <w:rPr>
+          <w:b/>
+          <w:u w:val="single"/>
+          <w:lang w:val="zh_TW" w:bidi="zh_TW"/>
+        </w:rPr>
+        <w:t>考古學與語言</w:t>
+      </w:r>
+    </w:p>
+    <w:p>
+      <w:pPr>
+        <w:pStyle w:val="Heading3"/>
+      </w:pPr>
+      <w:r>
+        <w:rPr>
+          <w:lang w:val="zh_TW" w:bidi="zh_TW"/>
+        </w:rPr>
+        <w:t>考古學與日常生活</w:t>
+      </w:r>
+    </w:p>
+    <w:p>
+      <w:pPr/>
+      <w:r>
+        <w:rPr>
+          <w:lang w:val="zh_TW" w:bidi="zh_TW"/>
+        </w:rPr>
+      </w:r>
+      <w:r>
+        <w:rPr>
+          <w:lang w:val="zh_TW" w:bidi="zh_TW"/>
+        </w:rPr>
+        <w:t>考古學揭示了古代人日常生活的面貌。考古發掘（挖掘現場）顯示，在新石器時代（Neolithic period，晚期石器時代），人們居住在以枝條編織而成的簡單小屋裡，其中一些小屋內部還有裝飾。亞伯拉罕時代的吾珥，中產階級的住宅甚至以現代標準來看也相當雅緻。克諾索（Knossos）、波塞波利斯（Persepolis）、瑪里（Mari）和坎提爾（Qantir）等地的宮殿遺跡，展現了當年的輝煌。織布是最古老的人類工藝之一，甚至在古代就已普遍實行，東方地毯的織造技術起源於美索不達米亞。陶器——無論是素燒的還是帶有裝飾的，也是另一種古代工藝。</w:t>
+      </w:r>
+    </w:p>
+    <w:p>
+      <w:pPr>
+        <w:pStyle w:val="Heading4"/>
+      </w:pPr>
+      <w:r>
+        <w:rPr>
+          <w:lang w:val="zh_TW" w:bidi="zh_TW"/>
+        </w:rPr>
+        <w:t>社會風俗</w:t>
+      </w:r>
+    </w:p>
+    <w:p>
+      <w:pPr/>
+      <w:r>
+        <w:rPr>
+          <w:lang w:val="zh_TW" w:bidi="zh_TW"/>
+        </w:rPr>
+      </w:r>
+      <w:r>
+        <w:rPr>
+          <w:lang w:val="zh_TW" w:bidi="zh_TW"/>
+        </w:rPr>
+        <w:t>考古學也釐清了聖經提到的某些社會風俗。例如，亞伯蘭與妻子的婢女夏甲生子，符合努西（Nuzi）當地的習俗，並不被視為不道德。領養的做法，像亞伯蘭收養以利以謝（</w:t>
       </w:r>
       <w:hyperlink r:id="rId13">
         <w:r>
@@ -256,14 +551,14 @@
             <w:color w:val="0000EE"/>
             <w:u w:val="single"/>
           </w:rPr>
-          <w:t>徒27:8</w:t>
+          <w:t>創15:2–4</w:t>
         </w:r>
       </w:hyperlink>
       <w:r>
         <w:rPr>
           <w:lang w:val="zh_TW" w:bidi="zh_TW"/>
         </w:rPr>
-        <w:t>）。船試圖到達更大的港口菲尼基（</w:t>
+        <w:t>），我們能透過努西的文獻理解得更加透徹。這些文獻記載，沒有孩子的夫妻會收養一名僕人，讓他成為繼承人。這些被收養的人會成為家中的長子，但若後來有親生子出生，被收養的人就可能失去這些權利。來自努西、烏加里特和亞拉拿（Alalakh）的文獻也說明了長子的權利，以及人們如何交換這些權利，這正如</w:t>
       </w:r>
       <w:hyperlink r:id="rId14">
         <w:r>
@@ -274,15 +569,9 @@
             <w:color w:val="0000EE"/>
             <w:u w:val="single"/>
           </w:rPr>
-          <w:t>12</w:t>
+          <w:t>創</w:t>
         </w:r>
       </w:hyperlink>
-      <w:r>
-        <w:rPr>
-          <w:lang w:val="zh_TW" w:bidi="zh_TW"/>
-        </w:rPr>
-        <w:t>節），但被暴風吹離航線，並在克里特西南海岸的一個名為高大島的地方避風（</w:t>
-      </w:r>
       <w:hyperlink r:id="rId15">
         <w:r>
           <w:rPr>
@@ -292,14 +581,304 @@
             <w:color w:val="0000EE"/>
             <w:u w:val="single"/>
           </w:rPr>
-          <w:t>16</w:t>
+          <w:t>世記二十五章31至34節</w:t>
         </w:r>
       </w:hyperlink>
       <w:r>
         <w:rPr>
           <w:lang w:val="zh_TW" w:bidi="zh_TW"/>
         </w:rPr>
-        <w:t>節）。保羅在羅馬監禁後可能到訪過克里特島，因為他在給提多的信中說：「我從前留你在克里特」（</w:t>
+        <w:t>所記載的。</w:t>
+      </w:r>
+    </w:p>
+    <w:p>
+      <w:pPr>
+        <w:pStyle w:val="Heading4"/>
+      </w:pPr>
+      <w:r>
+        <w:rPr>
+          <w:lang w:val="zh_TW" w:bidi="zh_TW"/>
+        </w:rPr>
+        <w:t>貿易</w:t>
+      </w:r>
+    </w:p>
+    <w:p>
+      <w:pPr/>
+      <w:r>
+        <w:rPr>
+          <w:lang w:val="zh_TW" w:bidi="zh_TW"/>
+        </w:rPr>
+      </w:r>
+      <w:r>
+        <w:rPr>
+          <w:lang w:val="zh_TW" w:bidi="zh_TW"/>
+        </w:rPr>
+        <w:t>聖經時期的工作與貿易情況，透過各種考古發現得以呈現。例如，在貝尼哈桑（Beni Hasan）出土的一幅稱為「畫面（tableau）」的圖像（約公元前1900年製作）展示閃族人將貨物帶到埃及，可能是作為金屬工匠。其它資料則描繪了各樣活動，如：</w:t>
+      </w:r>
+    </w:p>
+    <w:p>
+      <w:pPr>
+        <w:pStyle w:val="ListBullet"/>
+        <w:spacing w:line="240" w:lineRule="auto"/>
+        <w:ind w:left="720"/>
+      </w:pPr>
+      <w:r>
+        <w:rPr>
+          <w:lang w:val="zh_TW" w:bidi="zh_TW"/>
+        </w:rPr>
+      </w:r>
+      <w:r>
+        <w:rPr>
+          <w:lang w:val="zh_TW" w:bidi="zh_TW"/>
+        </w:rPr>
+        <w:t>打獵</w:t>
+      </w:r>
+    </w:p>
+    <w:p>
+      <w:pPr>
+        <w:pStyle w:val="ListBullet"/>
+        <w:spacing w:line="240" w:lineRule="auto"/>
+        <w:ind w:left="720"/>
+      </w:pPr>
+      <w:r>
+        <w:rPr>
+          <w:lang w:val="zh_TW" w:bidi="zh_TW"/>
+        </w:rPr>
+      </w:r>
+      <w:r>
+        <w:rPr>
+          <w:lang w:val="zh_TW" w:bidi="zh_TW"/>
+        </w:rPr>
+        <w:t>捕魚</w:t>
+      </w:r>
+    </w:p>
+    <w:p>
+      <w:pPr>
+        <w:pStyle w:val="ListBullet"/>
+        <w:spacing w:line="240" w:lineRule="auto"/>
+        <w:ind w:left="720"/>
+      </w:pPr>
+      <w:r>
+        <w:rPr>
+          <w:lang w:val="zh_TW" w:bidi="zh_TW"/>
+        </w:rPr>
+      </w:r>
+      <w:r>
+        <w:rPr>
+          <w:lang w:val="zh_TW" w:bidi="zh_TW"/>
+        </w:rPr>
+        <w:t>造磚</w:t>
+      </w:r>
+    </w:p>
+    <w:p>
+      <w:pPr>
+        <w:pStyle w:val="ListBullet"/>
+        <w:spacing w:line="240" w:lineRule="auto"/>
+        <w:ind w:left="720"/>
+      </w:pPr>
+      <w:r>
+        <w:rPr>
+          <w:lang w:val="zh_TW" w:bidi="zh_TW"/>
+        </w:rPr>
+      </w:r>
+      <w:r>
+        <w:rPr>
+          <w:lang w:val="zh_TW" w:bidi="zh_TW"/>
+        </w:rPr>
+        <w:t>農耕</w:t>
+      </w:r>
+    </w:p>
+    <w:p>
+      <w:pPr>
+        <w:pStyle w:val="ListBullet"/>
+        <w:spacing w:line="240" w:lineRule="auto"/>
+        <w:ind w:left="720"/>
+      </w:pPr>
+      <w:r>
+        <w:rPr>
+          <w:lang w:val="zh_TW" w:bidi="zh_TW"/>
+        </w:rPr>
+      </w:r>
+      <w:r>
+        <w:rPr>
+          <w:lang w:val="zh_TW" w:bidi="zh_TW"/>
+        </w:rPr>
+        <w:t>陶器製作</w:t>
+      </w:r>
+    </w:p>
+    <w:p>
+      <w:pPr/>
+      <w:r>
+        <w:rPr>
+          <w:lang w:val="zh_TW" w:bidi="zh_TW"/>
+        </w:rPr>
+      </w:r>
+      <w:r>
+        <w:rPr>
+          <w:lang w:val="zh_TW" w:bidi="zh_TW"/>
+        </w:rPr>
+        <w:t>這些資料同時也提供關於服飾的資訊，例如在500年後的埃及壁畫中，閃族人向法老進貢，所穿的衣服樣式與早期相比幾乎沒有改變。然而，以色列人禁止製作人像或神像。</w:t>
+      </w:r>
+    </w:p>
+    <w:p>
+      <w:pPr>
+        <w:pStyle w:val="Heading4"/>
+      </w:pPr>
+      <w:r>
+        <w:rPr>
+          <w:lang w:val="zh_TW" w:bidi="zh_TW"/>
+        </w:rPr>
+        <w:t>陶器碎片</w:t>
+      </w:r>
+    </w:p>
+    <w:p>
+      <w:pPr/>
+      <w:r>
+        <w:rPr>
+          <w:lang w:val="zh_TW" w:bidi="zh_TW"/>
+        </w:rPr>
+      </w:r>
+      <w:r>
+        <w:rPr>
+          <w:lang w:val="zh_TW" w:bidi="zh_TW"/>
+        </w:rPr>
+        <w:t>最常見的日常文物是陶片（potsherds，破碎的陶器），人們常把它們用作書寫材料。例如，「拉吉書簡（Lachish letters）」是一系列從公元前587年北方前哨所寫的軍事信件，就是寫在陶片上的。甚至在新約聖經時期，陶片仍被用來書寫，因為它比蒲草紙更耐用，比蠟版（wax tablets）更方便。在埃及，考古學家發現了筆、調色盤和墨水。人們又再在昆蘭發現用來書寫死海古卷的墨水。</w:t>
+      </w:r>
+    </w:p>
+    <w:p>
+      <w:pPr>
+        <w:pStyle w:val="Heading4"/>
+      </w:pPr>
+      <w:r>
+        <w:rPr>
+          <w:lang w:val="zh_TW" w:bidi="zh_TW"/>
+        </w:rPr>
+        <w:t>遊戲</w:t>
+      </w:r>
+    </w:p>
+    <w:p>
+      <w:pPr/>
+      <w:r>
+        <w:rPr>
+          <w:lang w:val="zh_TW" w:bidi="zh_TW"/>
+        </w:rPr>
+      </w:r>
+      <w:r>
+        <w:rPr>
+          <w:lang w:val="zh_TW" w:bidi="zh_TW"/>
+        </w:rPr>
+        <w:t>考古發現還包括來自古代的遊戲和玩具。例如，貝尼哈桑的一幅墓穴壁畫（約公元前2000年）中，描繪了埃及女孩玩球的場景。底比斯（Thebes）的一座神廟浮雕顯示蘭塞三世（Ramses III）在下棋。後期的埃及孩童玩一種用小石子進行的遊戲，可能是雙陸棋（backgammon）的早期版本。在米吉多（Megiddo）出土了一個象牙製的遊戲板，上面有孔，可能是用來插入小木樁，年代大約在公元前1200年。近東出土的兒童玩具與現代玩具並沒有太大不同。考古發現的玩具包括：</w:t>
+      </w:r>
+    </w:p>
+    <w:p>
+      <w:pPr>
+        <w:pStyle w:val="ListBullet"/>
+        <w:spacing w:line="240" w:lineRule="auto"/>
+        <w:ind w:left="720"/>
+      </w:pPr>
+      <w:r>
+        <w:rPr>
+          <w:lang w:val="zh_TW" w:bidi="zh_TW"/>
+        </w:rPr>
+      </w:r>
+      <w:r>
+        <w:rPr>
+          <w:lang w:val="zh_TW" w:bidi="zh_TW"/>
+        </w:rPr>
+        <w:t>哨子</w:t>
+      </w:r>
+    </w:p>
+    <w:p>
+      <w:pPr>
+        <w:pStyle w:val="ListBullet"/>
+        <w:spacing w:line="240" w:lineRule="auto"/>
+        <w:ind w:left="720"/>
+      </w:pPr>
+      <w:r>
+        <w:rPr>
+          <w:lang w:val="zh_TW" w:bidi="zh_TW"/>
+        </w:rPr>
+      </w:r>
+      <w:r>
+        <w:rPr>
+          <w:lang w:val="zh_TW" w:bidi="zh_TW"/>
+        </w:rPr>
+        <w:t>球</w:t>
+      </w:r>
+    </w:p>
+    <w:p>
+      <w:pPr>
+        <w:pStyle w:val="ListBullet"/>
+        <w:spacing w:line="240" w:lineRule="auto"/>
+        <w:ind w:left="720"/>
+      </w:pPr>
+      <w:r>
+        <w:rPr>
+          <w:lang w:val="zh_TW" w:bidi="zh_TW"/>
+        </w:rPr>
+      </w:r>
+      <w:r>
+        <w:rPr>
+          <w:lang w:val="zh_TW" w:bidi="zh_TW"/>
+        </w:rPr>
+        <w:t>戰車模型</w:t>
+      </w:r>
+    </w:p>
+    <w:p>
+      <w:pPr>
+        <w:pStyle w:val="ListBullet"/>
+        <w:spacing w:line="240" w:lineRule="auto"/>
+        <w:ind w:left="720"/>
+      </w:pPr>
+      <w:r>
+        <w:rPr>
+          <w:lang w:val="zh_TW" w:bidi="zh_TW"/>
+        </w:rPr>
+      </w:r>
+      <w:r>
+        <w:rPr>
+          <w:lang w:val="zh_TW" w:bidi="zh_TW"/>
+        </w:rPr>
+        <w:t>裝在輪子上的動物</w:t>
+      </w:r>
+    </w:p>
+    <w:p>
+      <w:pPr/>
+      <w:r>
+        <w:rPr>
+          <w:lang w:val="zh_TW" w:bidi="zh_TW"/>
+        </w:rPr>
+      </w:r>
+      <w:r>
+        <w:rPr>
+          <w:lang w:val="zh_TW" w:bidi="zh_TW"/>
+        </w:rPr>
+        <w:t>埃及墓穴壁畫也描繪了成人的運動，如摔角、射箭和賽跑。</w:t>
+      </w:r>
+    </w:p>
+    <w:p>
+      <w:pPr>
+        <w:pStyle w:val="Heading4"/>
+      </w:pPr>
+      <w:r>
+        <w:rPr>
+          <w:lang w:val="zh_TW" w:bidi="zh_TW"/>
+        </w:rPr>
+        <w:t>防腐處理</w:t>
+      </w:r>
+    </w:p>
+    <w:p>
+      <w:pPr/>
+      <w:r>
+        <w:rPr>
+          <w:lang w:val="zh_TW" w:bidi="zh_TW"/>
+        </w:rPr>
+      </w:r>
+      <w:r>
+        <w:rPr>
+          <w:lang w:val="zh_TW" w:bidi="zh_TW"/>
+        </w:rPr>
+        <w:t>防腐是保存遺體的過程。</w:t>
       </w:r>
       <w:hyperlink r:id="rId16">
         <w:r>
@@ -310,14 +889,67 @@
             <w:color w:val="0000EE"/>
             <w:u w:val="single"/>
           </w:rPr>
-          <w:t>多1:5</w:t>
+          <w:t>創世記五十章2至3、26節</w:t>
         </w:r>
       </w:hyperlink>
       <w:r>
         <w:rPr>
           <w:lang w:val="zh_TW" w:bidi="zh_TW"/>
         </w:rPr>
-        <w:t>）。基於此和其他證據，許多學者認為保羅在第二次監禁及處決之前已獲釋，並有一段長期的事工（</w:t>
+        <w:t>記載雅各與約瑟遺體的防腐處理，正是埃及由來已久的習俗。雅各被埋葬在麥比拉的洞穴中，與他的列祖同葬。雖然這個地點是已知的，但因為它對阿拉伯人來說是聖地，所以無法進行考古挖掘。公元1931年，在橄欖山的一處古代希伯來墓地出土了一則碑銘，上面寫著：「猶大王烏西雅的骸骨安置於此──請勿打開。」這塊碑銘的年代可追溯到基督時期。這顯示，考古學家在耶路撒冷挖掘時發現了烏西雅王的墓，而他的遺骨被移到另一處安葬。</w:t>
+      </w:r>
+    </w:p>
+    <w:p>
+      <w:pPr/>
+      <w:r>
+        <w:rPr>
+          <w:lang w:val="zh_TW" w:bidi="zh_TW"/>
+        </w:rPr>
+      </w:r>
+      <w:r>
+        <w:rPr>
+          <w:lang w:val="zh_TW" w:bidi="zh_TW"/>
+        </w:rPr>
+        <w:t>考古學家還證實，用來封住耶穌墳墓入口的石門，約在公元前100年至公元100年間相當普遍，這與福音書的記載相符。</w:t>
+      </w:r>
+    </w:p>
+    <w:p>
+      <w:pPr>
+        <w:pStyle w:val="Heading3"/>
+      </w:pPr>
+      <w:r>
+        <w:rPr>
+          <w:lang w:val="zh_TW" w:bidi="zh_TW"/>
+        </w:rPr>
+        <w:t>考古學與宗教</w:t>
+      </w:r>
+    </w:p>
+    <w:p>
+      <w:pPr/>
+      <w:r>
+        <w:rPr>
+          <w:lang w:val="zh_TW" w:bidi="zh_TW"/>
+        </w:rPr>
+      </w:r>
+      <w:r>
+        <w:rPr>
+          <w:lang w:val="zh_TW" w:bidi="zh_TW"/>
+        </w:rPr>
+        <w:t>考古學又提供洞見，讓我們理解聖經宗教與敬拜的本質。早在亞伯蘭離開吾珥去跟隨獨一真神之前，非猶太的美索不達米亞人已經敬拜各樣的神。他們把這些神看作天空之神。這樣的背景，使以色列先祖與他們的神之間的關係更容易理解。蘭塞二世（Ramses II）的浮雕，展示了在埃及軍營中的神帳，表明人們在移動的神廟裡敬拜異教的神。公元前七世紀的腓尼基（Phoenician）文獻也提到用牛拉動的移動神廟。這樣的背景支持了「以色列人在曠野的會幕並非後來的發明」這一觀點。</w:t>
+      </w:r>
+    </w:p>
+    <w:p>
+      <w:pPr/>
+      <w:r>
+        <w:rPr>
+          <w:lang w:val="zh_TW" w:bidi="zh_TW"/>
+        </w:rPr>
+      </w:r>
+      <w:r>
+        <w:rPr>
+          <w:lang w:val="zh_TW" w:bidi="zh_TW"/>
+        </w:rPr>
+        <w:t>考古學也證實在巴比倫被擄之前，已有歌唱者參與敬拜的傳統。數世紀以來，巴勒斯坦人以音樂才華聞名。來自烏加里特的拉斯珊拉（Ras Shamra）的泥板中，保存著與希伯來詩篇相似的宗教詩歌。所羅門的聖殿由腓尼基工匠建造，其設計（見</w:t>
       </w:r>
       <w:hyperlink r:id="rId17">
         <w:r>
@@ -328,14 +960,39 @@
             <w:color w:val="0000EE"/>
             <w:u w:val="single"/>
           </w:rPr>
-          <w:t>提後4:6</w:t>
+          <w:t>王上6章</w:t>
         </w:r>
       </w:hyperlink>
       <w:r>
         <w:rPr>
           <w:lang w:val="zh_TW" w:bidi="zh_TW"/>
         </w:rPr>
-        <w:t>）。保羅對克里特島的人評價不高，他引用他們自己的一位詩人說他們是「常說謊話，乃是惡獸，又饞又懶。」（</w:t>
+        <w:t>）與一座公元前八世紀小聖堂相似，該小聖堂位於敘利亞泰納特遺址（Tel Tainat）。耶路撒冷的哭牆被認為包含了尼希米時期的石塊，但在城中沒有發現所羅門聖殿根基的痕跡。從公元70年被毀的希律聖殿中，發現了一些石材，這些殘塊為聖殿結構提供了寶貴的資訊。雖然在基督時代的巴勒斯坦有許多猶太會堂，但考古發現的遺跡卻很少。</w:t>
+      </w:r>
+    </w:p>
+    <w:p>
+      <w:pPr>
+        <w:pStyle w:val="Heading3"/>
+      </w:pPr>
+      <w:r>
+        <w:rPr>
+          <w:lang w:val="zh_TW" w:bidi="zh_TW"/>
+        </w:rPr>
+        <w:t>考古學與戰爭</w:t>
+      </w:r>
+    </w:p>
+    <w:p>
+      <w:pPr/>
+      <w:r>
+        <w:rPr>
+          <w:lang w:val="zh_TW" w:bidi="zh_TW"/>
+        </w:rPr>
+      </w:r>
+      <w:r>
+        <w:rPr>
+          <w:lang w:val="zh_TW" w:bidi="zh_TW"/>
+        </w:rPr>
+        <w:t>考古學大大增進了我們對古代戰爭的理解，而戰爭正是聖經中的一個重要主題。古代近東民族把戰爭看作列邦之神彼此之間的爭戰。服兵役被視為神聖的事，軍兵也因此備受尊敬。神作為萬軍之耶和華，被視為以色列軍隊的元帥。祂可以吩咐完全毀滅一座城，這種做法被稱為「毀滅（the ban）」，如耶利哥的情況（</w:t>
       </w:r>
       <w:hyperlink r:id="rId18">
         <w:r>
@@ -346,14 +1003,86 @@
             <w:color w:val="0000EE"/>
             <w:u w:val="single"/>
           </w:rPr>
-          <w:t>提1:12</w:t>
+          <w:t>書6:17、24</w:t>
         </w:r>
       </w:hyperlink>
       <w:r>
         <w:rPr>
           <w:lang w:val="zh_TW" w:bidi="zh_TW"/>
         </w:rPr>
-        <w:t>）。但福音在那裡必定產生了相當大的影響，因為今天提多的名字在當地許多村莊、教堂和修道院中備受尊崇。</w:t>
+        <w:t>）。戰爭遵循一些既定的規則。如果一座城受到威脅，城裡的居民可以投降，保全性命，但財物會被奪走。若選擇抵抗，就要冒著被徹底毀滅的風險。常見的戰爭戰術包括：</w:t>
+      </w:r>
+    </w:p>
+    <w:p>
+      <w:pPr>
+        <w:pStyle w:val="ListBullet"/>
+        <w:spacing w:line="240" w:lineRule="auto"/>
+        <w:ind w:left="720"/>
+      </w:pPr>
+      <w:r>
+        <w:rPr>
+          <w:lang w:val="zh_TW" w:bidi="zh_TW"/>
+        </w:rPr>
+      </w:r>
+      <w:r>
+        <w:rPr>
+          <w:lang w:val="zh_TW" w:bidi="zh_TW"/>
+        </w:rPr>
+        <w:t>正面攻擊（直接攻擊）</w:t>
+      </w:r>
+    </w:p>
+    <w:p>
+      <w:pPr>
+        <w:pStyle w:val="ListBullet"/>
+        <w:spacing w:line="240" w:lineRule="auto"/>
+        <w:ind w:left="720"/>
+      </w:pPr>
+      <w:r>
+        <w:rPr>
+          <w:lang w:val="zh_TW" w:bidi="zh_TW"/>
+        </w:rPr>
+      </w:r>
+      <w:r>
+        <w:rPr>
+          <w:lang w:val="zh_TW" w:bidi="zh_TW"/>
+        </w:rPr>
+        <w:t>派遣探子</w:t>
+      </w:r>
+    </w:p>
+    <w:p>
+      <w:pPr>
+        <w:pStyle w:val="ListBullet"/>
+        <w:spacing w:line="240" w:lineRule="auto"/>
+        <w:ind w:left="720"/>
+      </w:pPr>
+      <w:r>
+        <w:rPr>
+          <w:lang w:val="zh_TW" w:bidi="zh_TW"/>
+        </w:rPr>
+      </w:r>
+      <w:r>
+        <w:rPr>
+          <w:lang w:val="zh_TW" w:bidi="zh_TW"/>
+        </w:rPr>
+        <w:t>伏擊</w:t>
+      </w:r>
+    </w:p>
+    <w:p>
+      <w:pPr>
+        <w:pStyle w:val="ListBullet"/>
+        <w:spacing w:line="240" w:lineRule="auto"/>
+        <w:ind w:left="720"/>
+      </w:pPr>
+      <w:r>
+        <w:rPr>
+          <w:lang w:val="zh_TW" w:bidi="zh_TW"/>
+        </w:rPr>
+      </w:r>
+      <w:r>
+        <w:rPr>
+          <w:lang w:val="zh_TW" w:bidi="zh_TW"/>
+        </w:rPr>
+        <w:t>巡邏</w:t>
       </w:r>
     </w:p>
     <w:p>
@@ -367,80 +1096,7 @@
         <w:rPr>
           <w:lang w:val="zh_TW" w:bidi="zh_TW"/>
         </w:rPr>
-        <w:t>由於其地理位置和土地相對肥沃，克里特島在戰爭和商業上具有重要價值。該島於公元前67年被羅馬征服，成為一個獨立的省份。居民在羅馬人和後來的希臘基督徒（拜占庭人）統治下繁榮昌盛。撒拉遜人（穆斯林）佔領該島超過一個世紀（公元823–960年）。經歷了數個世紀的基督徒領導後，它被土耳其蘇丹征服，文明逐漸衰退（公元1669–1898年）。在公元20世紀，克里特島一直是希臘的一部分，僅在第二次世界大戰期間被德國佔領過一段時間。</w:t>
-      </w:r>
-      <w:r>
-        <w:rPr>
-          <w:lang w:val="zh_TW" w:bidi="zh_TW"/>
-        </w:rPr>
-      </w:r>
-      <w:r>
-        <w:rPr>
-          <w:lang w:val="zh_TW" w:bidi="zh_TW"/>
-        </w:rPr>
-      </w:r>
-    </w:p>
-    <w:p>
-      <w:pPr/>
-      <w:r>
-        <w:rPr>
-          <w:lang w:val="zh_TW" w:bidi="zh_TW"/>
-        </w:rPr>
-      </w:r>
-    </w:p>
-    <w:p>
-      <w:pPr>
-        <w:pStyle w:val="Heading2"/>
-      </w:pPr>
-      <w:r>
-        <w:rPr>
-          <w:lang w:val="zh_TW" w:bidi="zh_TW"/>
-        </w:rPr>
-        <w:t>客店</w:t>
-      </w:r>
-      <w:r>
-        <w:rPr>
-          <w:lang w:val="zh_TW" w:bidi="zh_TW"/>
-        </w:rPr>
-      </w:r>
-    </w:p>
-    <w:p>
-      <w:pPr/>
-      <w:r>
-        <w:rPr>
-          <w:lang w:val="zh_TW" w:bidi="zh_TW"/>
-        </w:rPr>
-      </w:r>
-      <w:r>
-        <w:rPr>
-          <w:lang w:val="zh_TW" w:bidi="zh_TW"/>
-        </w:rPr>
-        <w:t>客店是供旅人行程中過夜歇息的地方。後來，客店的形式有所改變，從簡單的避身之所，逐漸發展成較接近今日旅館的場所。</w:t>
-      </w:r>
-    </w:p>
-    <w:p>
-      <w:pPr>
-        <w:pStyle w:val="Heading3"/>
-      </w:pPr>
-      <w:r>
-        <w:rPr>
-          <w:lang w:val="zh_TW" w:bidi="zh_TW"/>
-        </w:rPr>
-        <w:t>舊約聖經中的客店</w:t>
-      </w:r>
-    </w:p>
-    <w:p>
-      <w:pPr/>
-      <w:r>
-        <w:rPr>
-          <w:lang w:val="zh_TW" w:bidi="zh_TW"/>
-        </w:rPr>
-      </w:r>
-      <w:r>
-        <w:rPr>
-          <w:lang w:val="zh_TW" w:bidi="zh_TW"/>
-        </w:rPr>
-        <w:t>在較早期的英文聖經譯本中，客店（inn）一詞在舊約聖經裡出現三次。其中兩次是記載約瑟的兄弟在往返埃及與迦南的途中，於夜間歇息（</w:t>
+        <w:t>有時戰爭會以單對單的方式決定勝負，就像大衛與歌利亞的故事（</w:t>
       </w:r>
       <w:hyperlink r:id="rId19">
         <w:r>
@@ -451,14 +1107,46 @@
             <w:color w:val="0000EE"/>
             <w:u w:val="single"/>
           </w:rPr>
-          <w:t>創42:27</w:t>
+          <w:t>撒上17:38–54</w:t>
         </w:r>
       </w:hyperlink>
       <w:r>
         <w:rPr>
           <w:lang w:val="zh_TW" w:bidi="zh_TW"/>
         </w:rPr>
-        <w:t>，</w:t>
+        <w:t>）。</w:t>
+      </w:r>
+    </w:p>
+    <w:p>
+      <w:pPr/>
+      <w:r>
+        <w:rPr>
+          <w:lang w:val="zh_TW" w:bidi="zh_TW"/>
+        </w:rPr>
+      </w:r>
+      <w:r>
+        <w:rPr>
+          <w:lang w:val="zh_TW" w:bidi="zh_TW"/>
+        </w:rPr>
+        <w:t>古代的浮雕和紀念碑大量描繪盔甲與武器。</w:t>
+      </w:r>
+    </w:p>
+    <w:p>
+      <w:pPr>
+        <w:pStyle w:val="ListBullet"/>
+        <w:spacing w:line="240" w:lineRule="auto"/>
+        <w:ind w:left="720"/>
+      </w:pPr>
+      <w:r>
+        <w:rPr>
+          <w:lang w:val="zh_TW" w:bidi="zh_TW"/>
+        </w:rPr>
+      </w:r>
+      <w:r>
+        <w:rPr>
+          <w:lang w:val="zh_TW" w:bidi="zh_TW"/>
+        </w:rPr>
+        <w:t>來自吾珥的一頂金盔，是蘇美人（Sumerian）軍事裝備的傑出例子。相比之下，卡納克（Karnak）的一座墓牆描繪了較小的赫人頭盔。最初，以色列軍隊中只有領袖佩戴金屬頭盔（見</w:t>
       </w:r>
       <w:hyperlink r:id="rId20">
         <w:r>
@@ -469,14 +1157,14 @@
             <w:color w:val="0000EE"/>
             <w:u w:val="single"/>
           </w:rPr>
-          <w:t>43:21</w:t>
+          <w:t>撒上17:38</w:t>
         </w:r>
       </w:hyperlink>
       <w:r>
         <w:rPr>
           <w:lang w:val="zh_TW" w:bidi="zh_TW"/>
         </w:rPr>
-        <w:t>；譯註：和合本譯為「住宿的地方」）。第三次出現是在摩西從米甸返回埃及、要帶領以色列的百姓時（</w:t>
+        <w:t>）。但是，到西流古（Seleucid）帝國時期，所有以色列軍兵都配戴銅盔（</w:t>
       </w:r>
       <w:hyperlink r:id="rId21">
         <w:r>
@@ -487,42 +1175,32 @@
             <w:color w:val="0000EE"/>
             <w:u w:val="single"/>
           </w:rPr>
-          <w:t>出4:24</w:t>
+          <w:t>馬加比一書6:35</w:t>
         </w:r>
       </w:hyperlink>
       <w:r>
         <w:rPr>
           <w:lang w:val="zh_TW" w:bidi="zh_TW"/>
         </w:rPr>
-        <w:t>；譯註：和合本譯為「住宿的地方」）。</w:t>
-      </w:r>
-    </w:p>
-    <w:p>
-      <w:pPr/>
-      <w:r>
-        <w:rPr>
-          <w:lang w:val="zh_TW" w:bidi="zh_TW"/>
-        </w:rPr>
-      </w:r>
-      <w:r>
-        <w:rPr>
-          <w:lang w:val="zh_TW" w:bidi="zh_TW"/>
-        </w:rPr>
-        <w:t>有些英文譯本將這些經文全都譯為住宿的地方（lodging place）。在亞伯拉罕與摩西的時代，近東地區並沒有我們今日所理解的客店。我們對客店的概念是指旅人可以付費住宿的公共場所。</w:t>
-      </w:r>
-    </w:p>
-    <w:p>
-      <w:pPr/>
-      <w:r>
-        <w:rPr>
-          <w:lang w:val="zh_TW" w:bidi="zh_TW"/>
-        </w:rPr>
-      </w:r>
-      <w:r>
-        <w:rPr>
-          <w:lang w:val="zh_TW" w:bidi="zh_TW"/>
-        </w:rPr>
-        <w:t>在有人定居的地區，旅人通常可以期待當地居民接待他們、提供住宿之處。在整個近東，為旅人提供住宿是一項重要的責任（見</w:t>
+        <w:t>）。羅馬軍兵則普遍佩戴皮革或銅製頭盔。</w:t>
+      </w:r>
+    </w:p>
+    <w:p>
+      <w:pPr>
+        <w:pStyle w:val="ListBullet"/>
+        <w:spacing w:line="240" w:lineRule="auto"/>
+        <w:ind w:left="720"/>
+      </w:pPr>
+      <w:r>
+        <w:rPr>
+          <w:lang w:val="zh_TW" w:bidi="zh_TW"/>
+        </w:rPr>
+      </w:r>
+      <w:r>
+        <w:rPr>
+          <w:lang w:val="zh_TW" w:bidi="zh_TW"/>
+        </w:rPr>
+        <w:t>以色列人使用兩種盾牌：步兵使用大盾，弓箭手使用小盾（</w:t>
       </w:r>
       <w:hyperlink r:id="rId22">
         <w:r>
@@ -533,14 +1211,26 @@
             <w:color w:val="0000EE"/>
             <w:u w:val="single"/>
           </w:rPr>
-          <w:t>創19:1–3</w:t>
+          <w:t>代下14:8</w:t>
         </w:r>
       </w:hyperlink>
       <w:r>
         <w:rPr>
           <w:lang w:val="zh_TW" w:bidi="zh_TW"/>
         </w:rPr>
-        <w:t>；</w:t>
+        <w:t>）。這些盾牌一般以木材和皮革製成，也有一些是銅製的。</w:t>
+      </w:r>
+    </w:p>
+    <w:p>
+      <w:pPr>
+        <w:pStyle w:val="ListBullet"/>
+        <w:spacing w:line="240" w:lineRule="auto"/>
+        <w:ind w:left="720"/>
+      </w:pPr>
+      <w:r>
+        <w:rPr>
+          <w:lang w:val="zh_TW" w:bidi="zh_TW"/>
+        </w:rPr>
       </w:r>
       <w:hyperlink r:id="rId23">
         <w:r>
@@ -551,14 +1241,50 @@
             <w:color w:val="0000EE"/>
             <w:u w:val="single"/>
           </w:rPr>
-          <w:t>士19:15–21</w:t>
+          <w:t>耶利米書四十六章4節</w:t>
         </w:r>
       </w:hyperlink>
       <w:r>
         <w:rPr>
           <w:lang w:val="zh_TW" w:bidi="zh_TW"/>
         </w:rPr>
-        <w:t>）。在荒涼無人的地方，旅人就自己搭建住處（</w:t>
+        <w:t>所提到的鱗甲，在近東至少自公元前十五世紀起就已使用，這可從亞拉拿和烏加里特的考古發現得到證實。</w:t>
+      </w:r>
+    </w:p>
+    <w:p>
+      <w:pPr>
+        <w:pStyle w:val="ListBullet"/>
+        <w:spacing w:line="240" w:lineRule="auto"/>
+        <w:ind w:left="720"/>
+      </w:pPr>
+      <w:r>
+        <w:rPr>
+          <w:lang w:val="zh_TW" w:bidi="zh_TW"/>
+        </w:rPr>
+      </w:r>
+      <w:r>
+        <w:rPr>
+          <w:lang w:val="zh_TW" w:bidi="zh_TW"/>
+        </w:rPr>
+        <w:t>劍與槍是以色列人武器的重要部分，形狀與尺寸多樣。在基拉耳發現了製劍的爐子，而拉吉與米吉多則出土了青銅器時代的匕首。</w:t>
+      </w:r>
+    </w:p>
+    <w:p>
+      <w:pPr>
+        <w:pStyle w:val="ListBullet"/>
+        <w:spacing w:line="240" w:lineRule="auto"/>
+        <w:ind w:left="720"/>
+      </w:pPr>
+      <w:r>
+        <w:rPr>
+          <w:lang w:val="zh_TW" w:bidi="zh_TW"/>
+        </w:rPr>
+      </w:r>
+      <w:r>
+        <w:rPr>
+          <w:lang w:val="zh_TW" w:bidi="zh_TW"/>
+        </w:rPr>
+        <w:t>複合式的亞細亞弓比早期使用的簡單的弓有所改進。公元前1300年至900年間帶有銘文的箭頭表明，當時已有成隊的弓箭手（見</w:t>
       </w:r>
       <w:hyperlink r:id="rId24">
         <w:r>
@@ -569,14 +1295,75 @@
             <w:color w:val="0000EE"/>
             <w:u w:val="single"/>
           </w:rPr>
-          <w:t>創28:11</w:t>
+          <w:t>賽21:17</w:t>
         </w:r>
       </w:hyperlink>
       <w:r>
         <w:rPr>
           <w:lang w:val="zh_TW" w:bidi="zh_TW"/>
         </w:rPr>
-        <w:t>），也會自行攜帶食物（</w:t>
+        <w:t>）。</w:t>
+      </w:r>
+    </w:p>
+    <w:p>
+      <w:pPr/>
+      <w:r>
+        <w:rPr>
+          <w:lang w:val="zh_TW" w:bidi="zh_TW"/>
+        </w:rPr>
+      </w:r>
+      <w:r>
+        <w:rPr>
+          <w:lang w:val="zh_TW" w:bidi="zh_TW"/>
+        </w:rPr>
+        <w:t>新約聖經對軍事裝備則著墨甚少。</w:t>
+      </w:r>
+    </w:p>
+    <w:p>
+      <w:pPr>
+        <w:pStyle w:val="Heading3"/>
+      </w:pPr>
+      <w:r>
+        <w:rPr>
+          <w:lang w:val="zh_TW" w:bidi="zh_TW"/>
+        </w:rPr>
+        <w:t>考古學與文學</w:t>
+      </w:r>
+    </w:p>
+    <w:p>
+      <w:pPr/>
+      <w:r>
+        <w:rPr>
+          <w:lang w:val="zh_TW" w:bidi="zh_TW"/>
+        </w:rPr>
+      </w:r>
+      <w:r>
+        <w:rPr>
+          <w:lang w:val="zh_TW" w:bidi="zh_TW"/>
+        </w:rPr>
+        <w:t>考古發現為許多類型的聖經文學提供平行例證。例如，拉斯珊拉的挖掘中出土了詩歌與散文的泥版，這些泥版的文法和文學形式與希伯來詩篇相似。如今可以確定，像摩西五經中的詳細律法，在摩西時代之前就已存在。</w:t>
+      </w:r>
+    </w:p>
+    <w:p>
+      <w:pPr/>
+      <w:r>
+        <w:rPr>
+          <w:lang w:val="zh_TW" w:bidi="zh_TW"/>
+        </w:rPr>
+      </w:r>
+      <w:r>
+        <w:rPr>
+          <w:lang w:val="zh_TW" w:bidi="zh_TW"/>
+        </w:rPr>
+        <w:t>大約公元前十九世紀的殘缺蘇美人法典（Sumerian codes），如漢謨拉比法典（Code of Hammurabi），在形式和風格上與摩西律法相似。漢謨拉比法典用300條律例闡述公義的原則，目的是要藉由法律與秩序來規範社會。它的文體很有特色：以詩歌形式的序言開始，接著是法律正文，最後以非詩歌的措辭寫成的結語收尾。這種三段式的結構，不僅出現在約伯記中，也出現在較近代的著作裡。</w:t>
+      </w:r>
+    </w:p>
+    <w:p>
+      <w:pPr/>
+      <w:r>
+        <w:rPr>
+          <w:lang w:val="zh_TW" w:bidi="zh_TW"/>
+        </w:rPr>
       </w:r>
       <w:hyperlink r:id="rId25">
         <w:r>
@@ -587,41 +1374,50 @@
             <w:color w:val="0000EE"/>
             <w:u w:val="single"/>
           </w:rPr>
-          <w:t>書9:11–13</w:t>
+          <w:t>出埃及記二十章1至17節</w:t>
         </w:r>
       </w:hyperlink>
       <w:r>
         <w:rPr>
           <w:lang w:val="zh_TW" w:bidi="zh_TW"/>
         </w:rPr>
-        <w:t>）。</w:t>
-      </w:r>
-    </w:p>
-    <w:p>
-      <w:pPr/>
-      <w:r>
-        <w:rPr>
-          <w:lang w:val="zh_TW" w:bidi="zh_TW"/>
-        </w:rPr>
-      </w:r>
-      <w:r>
-        <w:rPr>
-          <w:lang w:val="zh_TW" w:bidi="zh_TW"/>
-        </w:rPr>
-        <w:t>我們不確定真正的客店何時在巴勒斯坦出現。有些人認為客店的概念來自外地，因為猶太人用來表示「客店」的詞語源自希臘文與拉丁文。較早的文獻，如他爾根（Targum）和約瑟夫（Josephus，</w:t>
-      </w:r>
-      <w:r>
-        <w:rPr>
-          <w:i/>
-          <w:lang w:val="zh_TW" w:bidi="zh_TW"/>
-        </w:rPr>
-        <w:t>猶太古史記</w:t>
-      </w:r>
-      <w:r>
-        <w:rPr>
-          <w:lang w:val="zh_TW" w:bidi="zh_TW"/>
-        </w:rPr>
-        <w:t xml:space="preserve"> 5.1.12）都將喇合稱為開客店的人（</w:t>
+        <w:t>的約的結構，申命記中更完整的形式，與公元前二千年波格斯凱（Boghazkôy）出土的赫人附庸條約的結構相似。這些條約都有固定格式，而這種格式也能在舊約聖經的多處經文裡看到，例如：</w:t>
+      </w:r>
+    </w:p>
+    <w:p>
+      <w:pPr>
+        <w:pStyle w:val="ListBullet"/>
+        <w:spacing w:line="240" w:lineRule="auto"/>
+        <w:ind w:left="720"/>
+      </w:pPr>
+      <w:r>
+        <w:rPr>
+          <w:lang w:val="zh_TW" w:bidi="zh_TW"/>
+        </w:rPr>
+      </w:r>
+      <w:hyperlink r:id="rId25">
+        <w:r>
+          <w:rPr>
+            <w:lang w:val="zh_TW" w:bidi="zh_TW"/>
+          </w:rPr>
+          <w:rPr>
+            <w:color w:val="0000EE"/>
+            <w:u w:val="single"/>
+          </w:rPr>
+          <w:t>出埃及記二十章1至17節</w:t>
+        </w:r>
+      </w:hyperlink>
+    </w:p>
+    <w:p>
+      <w:pPr>
+        <w:pStyle w:val="ListBullet"/>
+        <w:spacing w:line="240" w:lineRule="auto"/>
+        <w:ind w:left="720"/>
+      </w:pPr>
+      <w:r>
+        <w:rPr>
+          <w:lang w:val="zh_TW" w:bidi="zh_TW"/>
+        </w:rPr>
       </w:r>
       <w:hyperlink r:id="rId26">
         <w:r>
@@ -632,53 +1428,20 @@
             <w:color w:val="0000EE"/>
             <w:u w:val="single"/>
           </w:rPr>
-          <w:t>書2:1</w:t>
+          <w:t>利未記十八章1至30節</w:t>
         </w:r>
       </w:hyperlink>
-      <w:r>
-        <w:rPr>
-          <w:lang w:val="zh_TW" w:bidi="zh_TW"/>
-        </w:rPr>
-        <w:t>）。不過，在約書亞的時代，很可能尚未存在真正意義上的客店。然而，在近東地區可以找到相似的例子，有些婦女經營某種場所，為旅人同時提供住宿與性服務。</w:t>
-      </w:r>
-    </w:p>
-    <w:p>
-      <w:pPr>
-        <w:pStyle w:val="Heading3"/>
-      </w:pPr>
-      <w:r>
-        <w:rPr>
-          <w:lang w:val="zh_TW" w:bidi="zh_TW"/>
-        </w:rPr>
-        <w:t>新約聖經中的客店</w:t>
-      </w:r>
-    </w:p>
-    <w:p>
-      <w:pPr/>
-      <w:r>
-        <w:rPr>
-          <w:lang w:val="zh_TW" w:bidi="zh_TW"/>
-        </w:rPr>
-      </w:r>
-      <w:r>
-        <w:rPr>
-          <w:lang w:val="zh_TW" w:bidi="zh_TW"/>
-        </w:rPr>
-        <w:t>我們知道，希臘式的客店早在公元前5世紀就已存在，並且在受希臘文化影響的地區逐漸普及。這類客店通常環境不太舒適，也缺乏安全保障。</w:t>
-      </w:r>
-    </w:p>
-    <w:p>
-      <w:pPr/>
-      <w:r>
-        <w:rPr>
-          <w:lang w:val="zh_TW" w:bidi="zh_TW"/>
-        </w:rPr>
-      </w:r>
-      <w:r>
-        <w:rPr>
-          <w:lang w:val="zh_TW" w:bidi="zh_TW"/>
-        </w:rPr>
-        <w:t>這種有「店主」的「客店」，正是好撒馬利亞人將遭搶劫的人帶去的地方（</w:t>
+    </w:p>
+    <w:p>
+      <w:pPr>
+        <w:pStyle w:val="ListBullet"/>
+        <w:spacing w:line="240" w:lineRule="auto"/>
+        <w:ind w:left="720"/>
+      </w:pPr>
+      <w:r>
+        <w:rPr>
+          <w:lang w:val="zh_TW" w:bidi="zh_TW"/>
+        </w:rPr>
       </w:r>
       <w:hyperlink r:id="rId27">
         <w:r>
@@ -689,56 +1452,20 @@
             <w:color w:val="0000EE"/>
             <w:u w:val="single"/>
           </w:rPr>
-          <w:t>路10:34–35</w:t>
+          <w:t>申命記一章1節至三十一章30節</w:t>
         </w:r>
       </w:hyperlink>
-      <w:r>
-        <w:rPr>
-          <w:lang w:val="zh_TW" w:bidi="zh_TW"/>
-        </w:rPr>
-        <w:t>）。這類客店很可能類似汗舍（khan，城內的小型客店）或商隊驛站（caravansary，位於城的邊緣、特別設在貿易路線旁的較大型客店）。這些設施可見於敘利亞一帶的貿易路線上，長期以來都相當常見。</w:t>
-      </w:r>
-    </w:p>
-    <w:p>
-      <w:pPr/>
-      <w:r>
-        <w:rPr>
-          <w:lang w:val="zh_TW" w:bidi="zh_TW"/>
-        </w:rPr>
-      </w:r>
-      <w:r>
-        <w:rPr>
-          <w:lang w:val="zh_TW" w:bidi="zh_TW"/>
-        </w:rPr>
-        <w:t>這些客店多半是方形建築，中間設有露天的院子，提供水源與遮蔽之處，但旅人通常自備食物，有時也會帶著自己的鋪蓋。好撒馬利亞人顯然期待店主照顧那位受傷的人。至於這種作法是否屬於常態，或只是因為情況緊急而採取的特例，則不容易判斷。</w:t>
-      </w:r>
-    </w:p>
-    <w:p>
-      <w:pPr/>
-      <w:r>
-        <w:rPr>
-          <w:lang w:val="zh_TW" w:bidi="zh_TW"/>
-        </w:rPr>
-      </w:r>
-      <w:r>
-        <w:rPr>
-          <w:lang w:val="zh_TW" w:bidi="zh_TW"/>
-        </w:rPr>
-        <w:t>耶穌在好撒馬利亞人的比喻中所提到的那間客店，人們長久以來認為它就是哈特魯爾汗舍（Khan Hathrur）。它位於耶路撒冷與耶利哥之間的中途位置。不過，現今所見的建築，很可能只是在同一地點先後興建的多座建築之一。</w:t>
-      </w:r>
-    </w:p>
-    <w:p>
-      <w:pPr/>
-      <w:r>
-        <w:rPr>
-          <w:lang w:val="zh_TW" w:bidi="zh_TW"/>
-        </w:rPr>
-      </w:r>
-      <w:r>
-        <w:rPr>
-          <w:lang w:val="zh_TW" w:bidi="zh_TW"/>
-        </w:rPr>
-        <w:t>新約聖經中還有兩處著名的經文，提到不同類型的住宿之處。第一，來自羅馬的基督徒在三館這個歇腳之處迎接身為囚犯的保羅，三館距離羅馬約53公里（33英里），是兩條道路交會的地方（</w:t>
+    </w:p>
+    <w:p>
+      <w:pPr>
+        <w:pStyle w:val="ListBullet"/>
+        <w:spacing w:line="240" w:lineRule="auto"/>
+        <w:ind w:left="720"/>
+      </w:pPr>
+      <w:r>
+        <w:rPr>
+          <w:lang w:val="zh_TW" w:bidi="zh_TW"/>
+        </w:rPr>
       </w:r>
       <w:hyperlink r:id="rId28">
         <w:r>
@@ -749,14 +1476,36 @@
             <w:color w:val="0000EE"/>
             <w:u w:val="single"/>
           </w:rPr>
-          <w:t>徒28:15</w:t>
+          <w:t>耶利米書三十一章31至37節</w:t>
         </w:r>
       </w:hyperlink>
-      <w:r>
-        <w:rPr>
-          <w:lang w:val="zh_TW" w:bidi="zh_TW"/>
-        </w:rPr>
-        <w:t>）。第二，是那間沒有地方接待約瑟和馬利亞的「客店」（</w:t>
+    </w:p>
+    <w:p>
+      <w:pPr/>
+      <w:r>
+        <w:rPr>
+          <w:lang w:val="zh_TW" w:bidi="zh_TW"/>
+        </w:rPr>
+      </w:r>
+      <w:r>
+        <w:rPr>
+          <w:lang w:val="zh_TW" w:bidi="zh_TW"/>
+        </w:rPr>
+        <w:t>創世記也包含了與美索不達米亞文學傳統相似的元素。例如，反覆出現的片語「……的後代記在下面」。這個片語與其上下文在美索不達米亞泥版上被用作「尾語」（colophons，相當於現代書籍的出版資料）。這個片語以及來自努西等地的家譜顯示，創世記前半部簡短的文體與蘇美人的歷史寫作相似。</w:t>
+      </w:r>
+    </w:p>
+    <w:p>
+      <w:pPr/>
+      <w:r>
+        <w:rPr>
+          <w:lang w:val="zh_TW" w:bidi="zh_TW"/>
+        </w:rPr>
+      </w:r>
+      <w:r>
+        <w:rPr>
+          <w:lang w:val="zh_TW" w:bidi="zh_TW"/>
+        </w:rPr>
+        <w:t>希伯來智慧文學（如箴言）也能在其它古代文獻中找到相似之處。例如，埃及的「阿曼尼摩比的訓誨（Instruction of Amenemope）」與</w:t>
       </w:r>
       <w:hyperlink r:id="rId29">
         <w:r>
@@ -767,14 +1516,28 @@
             <w:color w:val="0000EE"/>
             <w:u w:val="single"/>
           </w:rPr>
-          <w:t>路2:7</w:t>
+          <w:t>箴言二十二章17至二十四章22節</w:t>
         </w:r>
       </w:hyperlink>
       <w:r>
         <w:rPr>
           <w:lang w:val="zh_TW" w:bidi="zh_TW"/>
         </w:rPr>
-        <w:t>）。這個詞語在某些英文譯本中譯為客房（guestchamber），而另一些譯本則譯為客房（guest room）（</w:t>
+        <w:t>有相似之處，然而學者仍然爭論，是否有一卷書影響另一卷書，還是兩者都源自更早且已經失傳的資料。</w:t>
+      </w:r>
+    </w:p>
+    <w:p>
+      <w:pPr/>
+      <w:r>
+        <w:rPr>
+          <w:lang w:val="zh_TW" w:bidi="zh_TW"/>
+        </w:rPr>
+      </w:r>
+      <w:r>
+        <w:rPr>
+          <w:lang w:val="zh_TW" w:bidi="zh_TW"/>
+        </w:rPr>
+        <w:t>古代世界的書信形式常在聖經中出現（例如：</w:t>
       </w:r>
       <w:hyperlink r:id="rId30">
         <w:r>
@@ -785,7 +1548,7 @@
             <w:color w:val="0000EE"/>
             <w:u w:val="single"/>
           </w:rPr>
-          <w:t>可14:14</w:t>
+          <w:t>撒下11章</w:t>
         </w:r>
       </w:hyperlink>
       <w:r>
@@ -803,28 +1566,14 @@
             <w:color w:val="0000EE"/>
             <w:u w:val="single"/>
           </w:rPr>
-          <w:t>路22:11</w:t>
+          <w:t>王上21章</w:t>
         </w:r>
       </w:hyperlink>
       <w:r>
         <w:rPr>
           <w:lang w:val="zh_TW" w:bidi="zh_TW"/>
         </w:rPr>
-        <w:t>）。</w:t>
-      </w:r>
-    </w:p>
-    <w:p>
-      <w:pPr/>
-      <w:r>
-        <w:rPr>
-          <w:lang w:val="zh_TW" w:bidi="zh_TW"/>
-        </w:rPr>
-      </w:r>
-      <w:r>
-        <w:rPr>
-          <w:lang w:val="zh_TW" w:bidi="zh_TW"/>
-        </w:rPr>
-        <w:t>耶路撒冷的猶太人以能夠為所有前來守逾越節的訪客提供足夠的客房而感到自豪。而前來守五旬節的人群同樣能獲得接待（</w:t>
+        <w:t>；</w:t>
       </w:r>
       <w:hyperlink r:id="rId32">
         <w:r>
@@ -835,14 +1584,74 @@
             <w:color w:val="0000EE"/>
             <w:u w:val="single"/>
           </w:rPr>
-          <w:t>徒2:6–11</w:t>
+          <w:t>王下5:10、20</w:t>
         </w:r>
       </w:hyperlink>
       <w:r>
         <w:rPr>
           <w:lang w:val="zh_TW" w:bidi="zh_TW"/>
         </w:rPr>
-        <w:t>）。看來，約瑟和馬利亞為了數點人數來到伯利恆時，也期望能找到這樣的住宿之處，但所有客房都已經客滿。</w:t>
+        <w:t>；</w:t>
+      </w:r>
+      <w:hyperlink r:id="rId33">
+        <w:r>
+          <w:rPr>
+            <w:lang w:val="zh_TW" w:bidi="zh_TW"/>
+          </w:rPr>
+          <w:rPr>
+            <w:color w:val="0000EE"/>
+            <w:u w:val="single"/>
+          </w:rPr>
+          <w:t>拉4:6–7</w:t>
+        </w:r>
+      </w:hyperlink>
+      <w:r>
+        <w:rPr>
+          <w:lang w:val="zh_TW" w:bidi="zh_TW"/>
+        </w:rPr>
+        <w:t>；</w:t>
+      </w:r>
+      <w:hyperlink r:id="rId34">
+        <w:r>
+          <w:rPr>
+            <w:lang w:val="zh_TW" w:bidi="zh_TW"/>
+          </w:rPr>
+          <w:rPr>
+            <w:color w:val="0000EE"/>
+            <w:u w:val="single"/>
+          </w:rPr>
+          <w:t>尼2:7</w:t>
+        </w:r>
+      </w:hyperlink>
+      <w:r>
+        <w:rPr>
+          <w:lang w:val="zh_TW" w:bidi="zh_TW"/>
+        </w:rPr>
+        <w:t>）。這種形式出現於埃及蒲草紙中，如澤農（Zenon）文獻，並且也見於希臘著作，如柏拉圖（Plato）的書信。柏拉圖約公元前354年的第七書信（</w:t>
+      </w:r>
+      <w:r>
+        <w:rPr>
+          <w:i/>
+          <w:lang w:val="zh_TW" w:bidi="zh_TW"/>
+        </w:rPr>
+        <w:t>Seventh Letter</w:t>
+      </w:r>
+      <w:r>
+        <w:rPr>
+          <w:lang w:val="zh_TW" w:bidi="zh_TW"/>
+        </w:rPr>
+        <w:t>）在形式上與使徒保羅的書信相似。柏拉圖的第七書信試圖糾正人對他教導的誤解，而保羅的書信（特別是腓利門書）有時也帶有類似的個人色彩，與一些埃及書信的性質相近。</w:t>
+      </w:r>
+    </w:p>
+    <w:p>
+      <w:pPr>
+        <w:pStyle w:val="Heading3"/>
+      </w:pPr>
+      <w:r>
+        <w:rPr>
+          <w:lang w:val="zh_TW" w:bidi="zh_TW"/>
+        </w:rPr>
+        <w:t>考古學與語言學</w:t>
       </w:r>
     </w:p>
     <w:p>
@@ -854,22 +1663,139 @@
       </w:r>
       <w:r>
         <w:rPr>
+          <w:lang w:val="zh_TW" w:bidi="zh_TW"/>
+        </w:rPr>
+        <w:t>透過考古學復原的古代語言，有助於我們理解舊約聖經。舊約聖經中的許多片語原本源自蘇美文（Sumerian）或亞甲文亞喀得文（Akkadian）。例如，</w:t>
+      </w:r>
+      <w:hyperlink r:id="rId35">
+        <w:r>
+          <w:rPr>
+            <w:lang w:val="zh_TW" w:bidi="zh_TW"/>
+          </w:rPr>
+          <w:rPr>
+            <w:color w:val="0000EE"/>
+            <w:u w:val="single"/>
+          </w:rPr>
+          <w:t>創世記一章1節</w:t>
+        </w:r>
+      </w:hyperlink>
+      <w:r>
+        <w:rPr>
+          <w:lang w:val="zh_TW" w:bidi="zh_TW"/>
+        </w:rPr>
+        <w:t>中的片語「天地」。在蘇美文中，這個表達是</w:t>
+      </w:r>
+      <w:r>
+        <w:rPr>
           <w:i/>
           <w:lang w:val="zh_TW" w:bidi="zh_TW"/>
         </w:rPr>
-        <w:t>另見</w:t>
-      </w:r>
-      <w:r>
-        <w:rPr>
-          <w:lang w:val="zh_TW" w:bidi="zh_TW"/>
-        </w:rPr>
-        <w:t>旅行</w:t>
-      </w:r>
+        <w:t>an-ki</w:t>
+      </w:r>
+      <w:r>
+        <w:rPr>
+          <w:lang w:val="zh_TW" w:bidi="zh_TW"/>
+        </w:rPr>
+        <w:t>，意為「宇宙」。這個片語使用兩個相對的詞語來表達整體，這種文學手法也見於</w:t>
+      </w:r>
+      <w:hyperlink r:id="rId36">
+        <w:r>
+          <w:rPr>
+            <w:lang w:val="zh_TW" w:bidi="zh_TW"/>
+          </w:rPr>
+          <w:rPr>
+            <w:color w:val="0000EE"/>
+            <w:u w:val="single"/>
+          </w:rPr>
+          <w:t>啟示錄二十二章13節</w:t>
+        </w:r>
+      </w:hyperlink>
       <w:r>
         <w:rPr>
           <w:lang w:val="zh_TW" w:bidi="zh_TW"/>
         </w:rPr>
         <w:t>。</w:t>
+      </w:r>
+    </w:p>
+    <w:p>
+      <w:pPr/>
+      <w:r>
+        <w:rPr>
+          <w:lang w:val="zh_TW" w:bidi="zh_TW"/>
+        </w:rPr>
+      </w:r>
+      <w:r>
+        <w:rPr>
+          <w:lang w:val="zh_TW" w:bidi="zh_TW"/>
+        </w:rPr>
+        <w:t>烏加里特文和以巴拉文（Eblaic）都是與希伯來文密切相關的西閃族方言。這些方言能提供洞見，幫助我們認識希伯來詩歌的難解語言，並顯示其保存古代迦南的表達方式。亞蘭文的研究也澄清了舊約聖經某些部分的語言，例如以斯拉記和但以理書，這些是用帝國亞蘭文寫成的。出土於公元前五至四世紀的埃及象島（Elephantine）蒲草紙文獻，支持這些經文成書時間較早的說法。</w:t>
+      </w:r>
+    </w:p>
+    <w:p>
+      <w:pPr/>
+      <w:r>
+        <w:rPr>
+          <w:lang w:val="zh_TW" w:bidi="zh_TW"/>
+        </w:rPr>
+      </w:r>
+      <w:r>
+        <w:rPr>
+          <w:lang w:val="zh_TW" w:bidi="zh_TW"/>
+        </w:rPr>
+        <w:t>新約聖經是以通用希臘文（koine）寫成的，這是近東和羅馬帝國的通用語言。新約聖經的希臘文常帶有隱含的閃族文表達，若未能辨識，可能會導致錯譯。</w:t>
+      </w:r>
+    </w:p>
+    <w:p>
+      <w:pPr>
+        <w:pStyle w:val="Heading3"/>
+      </w:pPr>
+      <w:r>
+        <w:rPr>
+          <w:lang w:val="zh_TW" w:bidi="zh_TW"/>
+        </w:rPr>
+        <w:t>聖經研究的重要性</w:t>
+      </w:r>
+    </w:p>
+    <w:p>
+      <w:pPr/>
+      <w:r>
+        <w:rPr>
+          <w:lang w:val="zh_TW" w:bidi="zh_TW"/>
+        </w:rPr>
+      </w:r>
+      <w:r>
+        <w:rPr>
+          <w:lang w:val="zh_TW" w:bidi="zh_TW"/>
+        </w:rPr>
+        <w:t>考古發現大大擴展了我們對古代世界的認識，使我們能夠看見聖經人物是真實的歷史人物。這些人生活在充滿壓力與文化成就的時代，他們並非傳說中的人物，卻會為生活的難題而掙扎。有時候，他們得以看見神全能至聖的異象，他們和他們的民族會得著引導，並得著幫助，以致在歷史中成就祂的旨意。</w:t>
+      </w:r>
+    </w:p>
+    <w:p>
+      <w:pPr/>
+      <w:r>
+        <w:rPr>
+          <w:lang w:val="zh_TW" w:bidi="zh_TW"/>
+        </w:rPr>
+      </w:r>
+      <w:r>
+        <w:rPr>
+          <w:lang w:val="zh_TW" w:bidi="zh_TW"/>
+        </w:rPr>
+        <w:t>考古學顯示，以色列人必須放在古代近東的更廣闊背景下來研究，是多元民族、龐大文化的一部分，其中包含蘇美人和愛琴海人（Aegeans）等。這研究必須以客觀的態度進行，我們必須依據證據來理解聖經中的事件和生活。雖然考古學的解釋與聖經證據之間偶有衝突，但這些情況很少，並且隨著更多資料出土而逐漸減少。</w:t>
+      </w:r>
+    </w:p>
+    <w:p>
+      <w:pPr/>
+      <w:r>
+        <w:rPr>
+          <w:lang w:val="zh_TW" w:bidi="zh_TW"/>
+        </w:rPr>
+      </w:r>
+      <w:r>
+        <w:rPr>
+          <w:lang w:val="zh_TW" w:bidi="zh_TW"/>
+        </w:rPr>
+        <w:t>考古學不能證明或否定聖經的屬靈真理，但它確實印證了以色列人的歷史，澄清了舊約聖經和新約聖經先前不確定的多個詞語和傳統。這樣，考古學為那些指向耶穌基督生平的預言提供了堅實的歷史背景。</w:t>
       </w:r>
       <w:r>
         <w:rPr>

--- a/zht/docx/074.content.docx
+++ b/zht/docx/074.content.docx
@@ -149,7 +149,7 @@
         <w:rPr>
           <w:lang w:val="zh_TW" w:bidi="zh_TW"/>
         </w:rPr>
-        <w:t>kao</w:t>
+        <w:t>jun</w:t>
       </w:r>
       <w:r>
         <w:rPr>
@@ -212,7 +212,7 @@
         <w:rPr>
           <w:lang w:val="zh_TW" w:bidi="zh_TW"/>
         </w:rPr>
-        <w:t>考古學與聖經</w:t>
+        <w:t>君王大道</w:t>
       </w:r>
       <w:r>
         <w:rPr>
@@ -231,316 +231,7 @@
         <w:rPr>
           <w:lang w:val="zh_TW" w:bidi="zh_TW"/>
         </w:rPr>
-        <w:t>考古學是透過發掘與研究實物遺跡，來探究古代人類歷史的學科。聖經考古學的研究對象，則集中於近東（中東）地區與聖經有關的出土文物與建築遺跡。這些遺跡包括埋藏的文物（古代物品）、廢墟與紀念碑。其中一些文物帶有古代語言的銘文（文字），學者需要仔細研究這些銘文才能理解其內容。其它物品則是日常生活用品，如破碎的陶片、燒焦的木材、玩具與工具。所有這些出土物品，都必須放在它們所屬的歷史時期，方能正確理解。</w:t>
-      </w:r>
-    </w:p>
-    <w:p>
-      <w:pPr>
-        <w:pStyle w:val="Heading3"/>
-      </w:pPr>
-      <w:r>
-        <w:rPr>
-          <w:b/>
-          <w:lang w:val="zh_TW" w:bidi="zh_TW"/>
-        </w:rPr>
-        <w:t>考古學的發現</w:t>
-      </w:r>
-    </w:p>
-    <w:p>
-      <w:pPr/>
-      <w:r>
-        <w:rPr>
-          <w:lang w:val="zh_TW" w:bidi="zh_TW"/>
-        </w:rPr>
-      </w:r>
-      <w:r>
-        <w:rPr>
-          <w:lang w:val="zh_TW" w:bidi="zh_TW"/>
-        </w:rPr>
-        <w:t>許多重大的考古發現其實是偶然發生的。例如，一個敘利亞農夫在耕種時挖掘出古城烏加里特（Ugarit）。一個貝都因人為尋找走失的山羊，在山洞中發現了死海古卷（Dead Sea Scrolls）。公元1887年，一個埃及婦女在尋找泥磚作為肥料時發現了阿瑪爾那泥板（Amarna tablets）。公元1945年，埃及人在拿戈瑪第附近尋找鳥糞時，發現了重要的諾斯底抄本。然而，偶然的發現並不能取代仔細而有系統的考古研究。</w:t>
-      </w:r>
-    </w:p>
-    <w:p>
-      <w:pPr/>
-      <w:r>
-        <w:rPr>
-          <w:lang w:val="zh_TW" w:bidi="zh_TW"/>
-        </w:rPr>
-      </w:r>
-      <w:r>
-        <w:rPr>
-          <w:lang w:val="zh_TW" w:bidi="zh_TW"/>
-        </w:rPr>
-        <w:t>今天，考古學家會用航拍與電子儀器仔細勘察潛在的遺址，這些方法可以探測地下的遺物。文物的年代則依據出土的地層，以及其它方法（如放射性碳定年法〔radiocarbon dating〕）來判斷。考古學的目標，是建立一條時間線，準確反映文物與遺址歷史。</w:t>
-      </w:r>
-    </w:p>
-    <w:p>
-      <w:pPr>
-        <w:pStyle w:val="Heading3"/>
-      </w:pPr>
-      <w:r>
-        <w:rPr>
-          <w:b/>
-          <w:lang w:val="zh_TW" w:bidi="zh_TW"/>
-        </w:rPr>
-        <w:t>考古學在理解聖經中的角色</w:t>
-      </w:r>
-    </w:p>
-    <w:p>
-      <w:pPr/>
-      <w:r>
-        <w:rPr>
-          <w:lang w:val="zh_TW" w:bidi="zh_TW"/>
-        </w:rPr>
-      </w:r>
-      <w:r>
-        <w:rPr>
-          <w:lang w:val="zh_TW" w:bidi="zh_TW"/>
-        </w:rPr>
-        <w:t>考古學家與學者把這些文物，視為真實和具體證據，能見證古代人類的生活。雖然學者對它們的解釋可能會有不同，但這些遺物仍然是直接的歷史見證。重要的是，人們應當把這些古代遺物當作證據來理解，而不可以操控它們去迎合個人對歷史、文化或宗教的理論。近東的考古學透過提供客觀的背景資料，幫助我們理解聖經。</w:t>
-      </w:r>
-    </w:p>
-    <w:p>
-      <w:pPr/>
-      <w:r>
-        <w:rPr>
-          <w:lang w:val="zh_TW" w:bidi="zh_TW"/>
-        </w:rPr>
-      </w:r>
-      <w:r>
-        <w:rPr>
-          <w:lang w:val="zh_TW" w:bidi="zh_TW"/>
-        </w:rPr>
-        <w:t>例如，如果一件帶有文字的文物，被鑑定為出現在公元前3000年左右，就表明當時已經存在書寫。這意味著舊約聖經的早期作者確實能他們的故事寫下來，而我們可以視之為他們的書寫。考古發現顯示，摩西傳統上被認為是聖經前五卷的作者，可能是使用：</w:t>
-      </w:r>
-    </w:p>
-    <w:p>
-      <w:pPr>
-        <w:pStyle w:val="ListBullet"/>
-        <w:spacing w:line="240" w:lineRule="auto"/>
-        <w:ind w:left="720"/>
-      </w:pPr>
-      <w:r>
-        <w:rPr>
-          <w:lang w:val="zh_TW" w:bidi="zh_TW"/>
-        </w:rPr>
-      </w:r>
-      <w:r>
-        <w:rPr>
-          <w:lang w:val="zh_TW" w:bidi="zh_TW"/>
-        </w:rPr>
-        <w:t>埃及象形文字（Egyptian hieroglyphics），</w:t>
-      </w:r>
-    </w:p>
-    <w:p>
-      <w:pPr>
-        <w:pStyle w:val="ListBullet"/>
-        <w:spacing w:line="240" w:lineRule="auto"/>
-        <w:ind w:left="720"/>
-      </w:pPr>
-      <w:r>
-        <w:rPr>
-          <w:lang w:val="zh_TW" w:bidi="zh_TW"/>
-        </w:rPr>
-      </w:r>
-      <w:r>
-        <w:rPr>
-          <w:lang w:val="zh_TW" w:bidi="zh_TW"/>
-        </w:rPr>
-        <w:t>巴比倫楔形文字（Babylonian cuneiform），以及</w:t>
-      </w:r>
-    </w:p>
-    <w:p>
-      <w:pPr>
-        <w:pStyle w:val="ListBullet"/>
-        <w:spacing w:line="240" w:lineRule="auto"/>
-        <w:ind w:left="720"/>
-      </w:pPr>
-      <w:r>
-        <w:rPr>
-          <w:lang w:val="zh_TW" w:bidi="zh_TW"/>
-        </w:rPr>
-      </w:r>
-      <w:r>
-        <w:rPr>
-          <w:lang w:val="zh_TW" w:bidi="zh_TW"/>
-        </w:rPr>
-        <w:t>迦南方言（包括希伯來文）。</w:t>
-      </w:r>
-    </w:p>
-    <w:p>
-      <w:pPr/>
-      <w:r>
-        <w:rPr>
-          <w:lang w:val="zh_TW" w:bidi="zh_TW"/>
-        </w:rPr>
-      </w:r>
-      <w:r>
-        <w:rPr>
-          <w:lang w:val="zh_TW" w:bidi="zh_TW"/>
-        </w:rPr>
-        <w:t>任何忽視這些證據的聖經理論，都很可能是不正確的。</w:t>
-      </w:r>
-    </w:p>
-    <w:p>
-      <w:pPr>
-        <w:pStyle w:val="Heading3"/>
-      </w:pPr>
-      <w:r>
-        <w:rPr>
-          <w:lang w:val="zh_TW" w:bidi="zh_TW"/>
-        </w:rPr>
-        <w:t>概述</w:t>
-      </w:r>
-    </w:p>
-    <w:p>
-      <w:pPr>
-        <w:pStyle w:val="ListBullet"/>
-        <w:spacing w:line="240" w:lineRule="auto"/>
-        <w:ind w:left="720"/>
-      </w:pPr>
-      <w:r>
-        <w:rPr>
-          <w:lang w:val="zh_TW" w:bidi="zh_TW"/>
-        </w:rPr>
-      </w:r>
-      <w:r>
-        <w:rPr>
-          <w:b/>
-          <w:u w:val="single"/>
-          <w:lang w:val="zh_TW" w:bidi="zh_TW"/>
-        </w:rPr>
-        <w:t>考古學與日常生活</w:t>
-      </w:r>
-    </w:p>
-    <w:p>
-      <w:pPr>
-        <w:pStyle w:val="ListBullet"/>
-        <w:spacing w:line="240" w:lineRule="auto"/>
-        <w:ind w:left="720"/>
-      </w:pPr>
-      <w:r>
-        <w:rPr>
-          <w:lang w:val="zh_TW" w:bidi="zh_TW"/>
-        </w:rPr>
-      </w:r>
-      <w:r>
-        <w:rPr>
-          <w:b/>
-          <w:u w:val="single"/>
-          <w:lang w:val="zh_TW" w:bidi="zh_TW"/>
-        </w:rPr>
-        <w:t>考古學與宗教</w:t>
-      </w:r>
-    </w:p>
-    <w:p>
-      <w:pPr>
-        <w:pStyle w:val="ListBullet"/>
-        <w:spacing w:line="240" w:lineRule="auto"/>
-        <w:ind w:left="720"/>
-      </w:pPr>
-      <w:r>
-        <w:rPr>
-          <w:lang w:val="zh_TW" w:bidi="zh_TW"/>
-        </w:rPr>
-      </w:r>
-      <w:r>
-        <w:rPr>
-          <w:b/>
-          <w:u w:val="single"/>
-          <w:lang w:val="zh_TW" w:bidi="zh_TW"/>
-        </w:rPr>
-        <w:t>考古學與戰爭</w:t>
-      </w:r>
-    </w:p>
-    <w:p>
-      <w:pPr>
-        <w:pStyle w:val="ListBullet"/>
-        <w:spacing w:line="240" w:lineRule="auto"/>
-        <w:ind w:left="720"/>
-      </w:pPr>
-      <w:r>
-        <w:rPr>
-          <w:lang w:val="zh_TW" w:bidi="zh_TW"/>
-        </w:rPr>
-      </w:r>
-      <w:r>
-        <w:rPr>
-          <w:b/>
-          <w:u w:val="single"/>
-          <w:lang w:val="zh_TW" w:bidi="zh_TW"/>
-        </w:rPr>
-        <w:t>考古學與文學</w:t>
-      </w:r>
-    </w:p>
-    <w:p>
-      <w:pPr>
-        <w:pStyle w:val="ListBullet"/>
-        <w:spacing w:line="240" w:lineRule="auto"/>
-        <w:ind w:left="720"/>
-      </w:pPr>
-      <w:r>
-        <w:rPr>
-          <w:lang w:val="zh_TW" w:bidi="zh_TW"/>
-        </w:rPr>
-      </w:r>
-      <w:r>
-        <w:rPr>
-          <w:b/>
-          <w:u w:val="single"/>
-          <w:lang w:val="zh_TW" w:bidi="zh_TW"/>
-        </w:rPr>
-        <w:t>考古學與語言</w:t>
-      </w:r>
-    </w:p>
-    <w:p>
-      <w:pPr>
-        <w:pStyle w:val="Heading3"/>
-      </w:pPr>
-      <w:r>
-        <w:rPr>
-          <w:lang w:val="zh_TW" w:bidi="zh_TW"/>
-        </w:rPr>
-        <w:t>考古學與日常生活</w:t>
-      </w:r>
-    </w:p>
-    <w:p>
-      <w:pPr/>
-      <w:r>
-        <w:rPr>
-          <w:lang w:val="zh_TW" w:bidi="zh_TW"/>
-        </w:rPr>
-      </w:r>
-      <w:r>
-        <w:rPr>
-          <w:lang w:val="zh_TW" w:bidi="zh_TW"/>
-        </w:rPr>
-        <w:t>考古學揭示了古代人日常生活的面貌。考古發掘（挖掘現場）顯示，在新石器時代（Neolithic period，晚期石器時代），人們居住在以枝條編織而成的簡單小屋裡，其中一些小屋內部還有裝飾。亞伯拉罕時代的吾珥，中產階級的住宅甚至以現代標準來看也相當雅緻。克諾索（Knossos）、波塞波利斯（Persepolis）、瑪里（Mari）和坎提爾（Qantir）等地的宮殿遺跡，展現了當年的輝煌。織布是最古老的人類工藝之一，甚至在古代就已普遍實行，東方地毯的織造技術起源於美索不達米亞。陶器——無論是素燒的還是帶有裝飾的，也是另一種古代工藝。</w:t>
-      </w:r>
-    </w:p>
-    <w:p>
-      <w:pPr>
-        <w:pStyle w:val="Heading4"/>
-      </w:pPr>
-      <w:r>
-        <w:rPr>
-          <w:lang w:val="zh_TW" w:bidi="zh_TW"/>
-        </w:rPr>
-        <w:t>社會風俗</w:t>
-      </w:r>
-    </w:p>
-    <w:p>
-      <w:pPr/>
-      <w:r>
-        <w:rPr>
-          <w:lang w:val="zh_TW" w:bidi="zh_TW"/>
-        </w:rPr>
-      </w:r>
-      <w:r>
-        <w:rPr>
-          <w:lang w:val="zh_TW" w:bidi="zh_TW"/>
-        </w:rPr>
-        <w:t>考古學也釐清了聖經提到的某些社會風俗。例如，亞伯蘭與妻子的婢女夏甲生子，符合努西（Nuzi）當地的習俗，並不被視為不道德。領養的做法，像亞伯蘭收養以利以謝（</w:t>
+        <w:t>君王大道（King's Highway）是一條貫穿南北、橫越外約旦高原的主要幹道。在舊約聖經中僅出現兩次，皆是以色列人經過以東（</w:t>
       </w:r>
       <w:hyperlink r:id="rId13">
         <w:r>
@@ -551,14 +242,14 @@
             <w:color w:val="0000EE"/>
             <w:u w:val="single"/>
           </w:rPr>
-          <w:t>創15:2–4</w:t>
+          <w:t>民20:17</w:t>
         </w:r>
       </w:hyperlink>
       <w:r>
         <w:rPr>
           <w:lang w:val="zh_TW" w:bidi="zh_TW"/>
         </w:rPr>
-        <w:t>），我們能透過努西的文獻理解得更加透徹。這些文獻記載，沒有孩子的夫妻會收養一名僕人，讓他成為繼承人。這些被收養的人會成為家中的長子，但若後來有親生子出生，被收養的人就可能失去這些權利。來自努西、烏加里特和亞拉拿（Alalakh）的文獻也說明了長子的權利，以及人們如何交換這些權利，這正如</w:t>
+        <w:t>）及亞摩利人的希實本（</w:t>
       </w:r>
       <w:hyperlink r:id="rId14">
         <w:r>
@@ -569,9 +260,15 @@
             <w:color w:val="0000EE"/>
             <w:u w:val="single"/>
           </w:rPr>
-          <w:t>創</w:t>
+          <w:t>21:22</w:t>
         </w:r>
       </w:hyperlink>
+      <w:r>
+        <w:rPr>
+          <w:lang w:val="zh_TW" w:bidi="zh_TW"/>
+        </w:rPr>
+        <w:t>）時，請求使用這條道路。這條路有時也簡稱為「大道」（</w:t>
+      </w:r>
       <w:hyperlink r:id="rId15">
         <w:r>
           <w:rPr>
@@ -581,304 +278,14 @@
             <w:color w:val="0000EE"/>
             <w:u w:val="single"/>
           </w:rPr>
-          <w:t>世記二十五章31至34節</w:t>
+          <w:t>20:19</w:t>
         </w:r>
       </w:hyperlink>
       <w:r>
         <w:rPr>
           <w:lang w:val="zh_TW" w:bidi="zh_TW"/>
         </w:rPr>
-        <w:t>所記載的。</w:t>
-      </w:r>
-    </w:p>
-    <w:p>
-      <w:pPr>
-        <w:pStyle w:val="Heading4"/>
-      </w:pPr>
-      <w:r>
-        <w:rPr>
-          <w:lang w:val="zh_TW" w:bidi="zh_TW"/>
-        </w:rPr>
-        <w:t>貿易</w:t>
-      </w:r>
-    </w:p>
-    <w:p>
-      <w:pPr/>
-      <w:r>
-        <w:rPr>
-          <w:lang w:val="zh_TW" w:bidi="zh_TW"/>
-        </w:rPr>
-      </w:r>
-      <w:r>
-        <w:rPr>
-          <w:lang w:val="zh_TW" w:bidi="zh_TW"/>
-        </w:rPr>
-        <w:t>聖經時期的工作與貿易情況，透過各種考古發現得以呈現。例如，在貝尼哈桑（Beni Hasan）出土的一幅稱為「畫面（tableau）」的圖像（約公元前1900年製作）展示閃族人將貨物帶到埃及，可能是作為金屬工匠。其它資料則描繪了各樣活動，如：</w:t>
-      </w:r>
-    </w:p>
-    <w:p>
-      <w:pPr>
-        <w:pStyle w:val="ListBullet"/>
-        <w:spacing w:line="240" w:lineRule="auto"/>
-        <w:ind w:left="720"/>
-      </w:pPr>
-      <w:r>
-        <w:rPr>
-          <w:lang w:val="zh_TW" w:bidi="zh_TW"/>
-        </w:rPr>
-      </w:r>
-      <w:r>
-        <w:rPr>
-          <w:lang w:val="zh_TW" w:bidi="zh_TW"/>
-        </w:rPr>
-        <w:t>打獵</w:t>
-      </w:r>
-    </w:p>
-    <w:p>
-      <w:pPr>
-        <w:pStyle w:val="ListBullet"/>
-        <w:spacing w:line="240" w:lineRule="auto"/>
-        <w:ind w:left="720"/>
-      </w:pPr>
-      <w:r>
-        <w:rPr>
-          <w:lang w:val="zh_TW" w:bidi="zh_TW"/>
-        </w:rPr>
-      </w:r>
-      <w:r>
-        <w:rPr>
-          <w:lang w:val="zh_TW" w:bidi="zh_TW"/>
-        </w:rPr>
-        <w:t>捕魚</w:t>
-      </w:r>
-    </w:p>
-    <w:p>
-      <w:pPr>
-        <w:pStyle w:val="ListBullet"/>
-        <w:spacing w:line="240" w:lineRule="auto"/>
-        <w:ind w:left="720"/>
-      </w:pPr>
-      <w:r>
-        <w:rPr>
-          <w:lang w:val="zh_TW" w:bidi="zh_TW"/>
-        </w:rPr>
-      </w:r>
-      <w:r>
-        <w:rPr>
-          <w:lang w:val="zh_TW" w:bidi="zh_TW"/>
-        </w:rPr>
-        <w:t>造磚</w:t>
-      </w:r>
-    </w:p>
-    <w:p>
-      <w:pPr>
-        <w:pStyle w:val="ListBullet"/>
-        <w:spacing w:line="240" w:lineRule="auto"/>
-        <w:ind w:left="720"/>
-      </w:pPr>
-      <w:r>
-        <w:rPr>
-          <w:lang w:val="zh_TW" w:bidi="zh_TW"/>
-        </w:rPr>
-      </w:r>
-      <w:r>
-        <w:rPr>
-          <w:lang w:val="zh_TW" w:bidi="zh_TW"/>
-        </w:rPr>
-        <w:t>農耕</w:t>
-      </w:r>
-    </w:p>
-    <w:p>
-      <w:pPr>
-        <w:pStyle w:val="ListBullet"/>
-        <w:spacing w:line="240" w:lineRule="auto"/>
-        <w:ind w:left="720"/>
-      </w:pPr>
-      <w:r>
-        <w:rPr>
-          <w:lang w:val="zh_TW" w:bidi="zh_TW"/>
-        </w:rPr>
-      </w:r>
-      <w:r>
-        <w:rPr>
-          <w:lang w:val="zh_TW" w:bidi="zh_TW"/>
-        </w:rPr>
-        <w:t>陶器製作</w:t>
-      </w:r>
-    </w:p>
-    <w:p>
-      <w:pPr/>
-      <w:r>
-        <w:rPr>
-          <w:lang w:val="zh_TW" w:bidi="zh_TW"/>
-        </w:rPr>
-      </w:r>
-      <w:r>
-        <w:rPr>
-          <w:lang w:val="zh_TW" w:bidi="zh_TW"/>
-        </w:rPr>
-        <w:t>這些資料同時也提供關於服飾的資訊，例如在500年後的埃及壁畫中，閃族人向法老進貢，所穿的衣服樣式與早期相比幾乎沒有改變。然而，以色列人禁止製作人像或神像。</w:t>
-      </w:r>
-    </w:p>
-    <w:p>
-      <w:pPr>
-        <w:pStyle w:val="Heading4"/>
-      </w:pPr>
-      <w:r>
-        <w:rPr>
-          <w:lang w:val="zh_TW" w:bidi="zh_TW"/>
-        </w:rPr>
-        <w:t>陶器碎片</w:t>
-      </w:r>
-    </w:p>
-    <w:p>
-      <w:pPr/>
-      <w:r>
-        <w:rPr>
-          <w:lang w:val="zh_TW" w:bidi="zh_TW"/>
-        </w:rPr>
-      </w:r>
-      <w:r>
-        <w:rPr>
-          <w:lang w:val="zh_TW" w:bidi="zh_TW"/>
-        </w:rPr>
-        <w:t>最常見的日常文物是陶片（potsherds，破碎的陶器），人們常把它們用作書寫材料。例如，「拉吉書簡（Lachish letters）」是一系列從公元前587年北方前哨所寫的軍事信件，就是寫在陶片上的。甚至在新約聖經時期，陶片仍被用來書寫，因為它比蒲草紙更耐用，比蠟版（wax tablets）更方便。在埃及，考古學家發現了筆、調色盤和墨水。人們又再在昆蘭發現用來書寫死海古卷的墨水。</w:t>
-      </w:r>
-    </w:p>
-    <w:p>
-      <w:pPr>
-        <w:pStyle w:val="Heading4"/>
-      </w:pPr>
-      <w:r>
-        <w:rPr>
-          <w:lang w:val="zh_TW" w:bidi="zh_TW"/>
-        </w:rPr>
-        <w:t>遊戲</w:t>
-      </w:r>
-    </w:p>
-    <w:p>
-      <w:pPr/>
-      <w:r>
-        <w:rPr>
-          <w:lang w:val="zh_TW" w:bidi="zh_TW"/>
-        </w:rPr>
-      </w:r>
-      <w:r>
-        <w:rPr>
-          <w:lang w:val="zh_TW" w:bidi="zh_TW"/>
-        </w:rPr>
-        <w:t>考古發現還包括來自古代的遊戲和玩具。例如，貝尼哈桑的一幅墓穴壁畫（約公元前2000年）中，描繪了埃及女孩玩球的場景。底比斯（Thebes）的一座神廟浮雕顯示蘭塞三世（Ramses III）在下棋。後期的埃及孩童玩一種用小石子進行的遊戲，可能是雙陸棋（backgammon）的早期版本。在米吉多（Megiddo）出土了一個象牙製的遊戲板，上面有孔，可能是用來插入小木樁，年代大約在公元前1200年。近東出土的兒童玩具與現代玩具並沒有太大不同。考古發現的玩具包括：</w:t>
-      </w:r>
-    </w:p>
-    <w:p>
-      <w:pPr>
-        <w:pStyle w:val="ListBullet"/>
-        <w:spacing w:line="240" w:lineRule="auto"/>
-        <w:ind w:left="720"/>
-      </w:pPr>
-      <w:r>
-        <w:rPr>
-          <w:lang w:val="zh_TW" w:bidi="zh_TW"/>
-        </w:rPr>
-      </w:r>
-      <w:r>
-        <w:rPr>
-          <w:lang w:val="zh_TW" w:bidi="zh_TW"/>
-        </w:rPr>
-        <w:t>哨子</w:t>
-      </w:r>
-    </w:p>
-    <w:p>
-      <w:pPr>
-        <w:pStyle w:val="ListBullet"/>
-        <w:spacing w:line="240" w:lineRule="auto"/>
-        <w:ind w:left="720"/>
-      </w:pPr>
-      <w:r>
-        <w:rPr>
-          <w:lang w:val="zh_TW" w:bidi="zh_TW"/>
-        </w:rPr>
-      </w:r>
-      <w:r>
-        <w:rPr>
-          <w:lang w:val="zh_TW" w:bidi="zh_TW"/>
-        </w:rPr>
-        <w:t>球</w:t>
-      </w:r>
-    </w:p>
-    <w:p>
-      <w:pPr>
-        <w:pStyle w:val="ListBullet"/>
-        <w:spacing w:line="240" w:lineRule="auto"/>
-        <w:ind w:left="720"/>
-      </w:pPr>
-      <w:r>
-        <w:rPr>
-          <w:lang w:val="zh_TW" w:bidi="zh_TW"/>
-        </w:rPr>
-      </w:r>
-      <w:r>
-        <w:rPr>
-          <w:lang w:val="zh_TW" w:bidi="zh_TW"/>
-        </w:rPr>
-        <w:t>戰車模型</w:t>
-      </w:r>
-    </w:p>
-    <w:p>
-      <w:pPr>
-        <w:pStyle w:val="ListBullet"/>
-        <w:spacing w:line="240" w:lineRule="auto"/>
-        <w:ind w:left="720"/>
-      </w:pPr>
-      <w:r>
-        <w:rPr>
-          <w:lang w:val="zh_TW" w:bidi="zh_TW"/>
-        </w:rPr>
-      </w:r>
-      <w:r>
-        <w:rPr>
-          <w:lang w:val="zh_TW" w:bidi="zh_TW"/>
-        </w:rPr>
-        <w:t>裝在輪子上的動物</w:t>
-      </w:r>
-    </w:p>
-    <w:p>
-      <w:pPr/>
-      <w:r>
-        <w:rPr>
-          <w:lang w:val="zh_TW" w:bidi="zh_TW"/>
-        </w:rPr>
-      </w:r>
-      <w:r>
-        <w:rPr>
-          <w:lang w:val="zh_TW" w:bidi="zh_TW"/>
-        </w:rPr>
-        <w:t>埃及墓穴壁畫也描繪了成人的運動，如摔角、射箭和賽跑。</w:t>
-      </w:r>
-    </w:p>
-    <w:p>
-      <w:pPr>
-        <w:pStyle w:val="Heading4"/>
-      </w:pPr>
-      <w:r>
-        <w:rPr>
-          <w:lang w:val="zh_TW" w:bidi="zh_TW"/>
-        </w:rPr>
-        <w:t>防腐處理</w:t>
-      </w:r>
-    </w:p>
-    <w:p>
-      <w:pPr/>
-      <w:r>
-        <w:rPr>
-          <w:lang w:val="zh_TW" w:bidi="zh_TW"/>
-        </w:rPr>
-      </w:r>
-      <w:r>
-        <w:rPr>
-          <w:lang w:val="zh_TW" w:bidi="zh_TW"/>
-        </w:rPr>
-        <w:t>防腐是保存遺體的過程。</w:t>
+        <w:t>）。北段稱為「巴珊」（</w:t>
       </w:r>
       <w:hyperlink r:id="rId16">
         <w:r>
@@ -889,67 +296,14 @@
             <w:color w:val="0000EE"/>
             <w:u w:val="single"/>
           </w:rPr>
-          <w:t>創世記五十章2至3、26節</w:t>
+          <w:t>民21:33</w:t>
         </w:r>
       </w:hyperlink>
       <w:r>
         <w:rPr>
           <w:lang w:val="zh_TW" w:bidi="zh_TW"/>
         </w:rPr>
-        <w:t>記載雅各與約瑟遺體的防腐處理，正是埃及由來已久的習俗。雅各被埋葬在麥比拉的洞穴中，與他的列祖同葬。雖然這個地點是已知的，但因為它對阿拉伯人來說是聖地，所以無法進行考古挖掘。公元1931年，在橄欖山的一處古代希伯來墓地出土了一則碑銘，上面寫著：「猶大王烏西雅的骸骨安置於此──請勿打開。」這塊碑銘的年代可追溯到基督時期。這顯示，考古學家在耶路撒冷挖掘時發現了烏西雅王的墓，而他的遺骨被移到另一處安葬。</w:t>
-      </w:r>
-    </w:p>
-    <w:p>
-      <w:pPr/>
-      <w:r>
-        <w:rPr>
-          <w:lang w:val="zh_TW" w:bidi="zh_TW"/>
-        </w:rPr>
-      </w:r>
-      <w:r>
-        <w:rPr>
-          <w:lang w:val="zh_TW" w:bidi="zh_TW"/>
-        </w:rPr>
-        <w:t>考古學家還證實，用來封住耶穌墳墓入口的石門，約在公元前100年至公元100年間相當普遍，這與福音書的記載相符。</w:t>
-      </w:r>
-    </w:p>
-    <w:p>
-      <w:pPr>
-        <w:pStyle w:val="Heading3"/>
-      </w:pPr>
-      <w:r>
-        <w:rPr>
-          <w:lang w:val="zh_TW" w:bidi="zh_TW"/>
-        </w:rPr>
-        <w:t>考古學與宗教</w:t>
-      </w:r>
-    </w:p>
-    <w:p>
-      <w:pPr/>
-      <w:r>
-        <w:rPr>
-          <w:lang w:val="zh_TW" w:bidi="zh_TW"/>
-        </w:rPr>
-      </w:r>
-      <w:r>
-        <w:rPr>
-          <w:lang w:val="zh_TW" w:bidi="zh_TW"/>
-        </w:rPr>
-        <w:t>考古學又提供洞見，讓我們理解聖經宗教與敬拜的本質。早在亞伯蘭離開吾珥去跟隨獨一真神之前，非猶太的美索不達米亞人已經敬拜各樣的神。他們把這些神看作天空之神。這樣的背景，使以色列先祖與他們的神之間的關係更容易理解。蘭塞二世（Ramses II）的浮雕，展示了在埃及軍營中的神帳，表明人們在移動的神廟裡敬拜異教的神。公元前七世紀的腓尼基（Phoenician）文獻也提到用牛拉動的移動神廟。這樣的背景支持了「以色列人在曠野的會幕並非後來的發明」這一觀點。</w:t>
-      </w:r>
-    </w:p>
-    <w:p>
-      <w:pPr/>
-      <w:r>
-        <w:rPr>
-          <w:lang w:val="zh_TW" w:bidi="zh_TW"/>
-        </w:rPr>
-      </w:r>
-      <w:r>
-        <w:rPr>
-          <w:lang w:val="zh_TW" w:bidi="zh_TW"/>
-        </w:rPr>
-        <w:t>考古學也證實在巴比倫被擄之前，已有歌唱者參與敬拜的傳統。數世紀以來，巴勒斯坦人以音樂才華聞名。來自烏加里特的拉斯珊拉（Ras Shamra）的泥板中，保存著與希伯來詩篇相似的宗教詩歌。所羅門的聖殿由腓尼基工匠建造，其設計（見</w:t>
+        <w:t>；</w:t>
       </w:r>
       <w:hyperlink r:id="rId17">
         <w:r>
@@ -960,154 +314,7 @@
             <w:color w:val="0000EE"/>
             <w:u w:val="single"/>
           </w:rPr>
-          <w:t>王上6章</w:t>
-        </w:r>
-      </w:hyperlink>
-      <w:r>
-        <w:rPr>
-          <w:lang w:val="zh_TW" w:bidi="zh_TW"/>
-        </w:rPr>
-        <w:t>）與一座公元前八世紀小聖堂相似，該小聖堂位於敘利亞泰納特遺址（Tel Tainat）。耶路撒冷的哭牆被認為包含了尼希米時期的石塊，但在城中沒有發現所羅門聖殿根基的痕跡。從公元70年被毀的希律聖殿中，發現了一些石材，這些殘塊為聖殿結構提供了寶貴的資訊。雖然在基督時代的巴勒斯坦有許多猶太會堂，但考古發現的遺跡卻很少。</w:t>
-      </w:r>
-    </w:p>
-    <w:p>
-      <w:pPr>
-        <w:pStyle w:val="Heading3"/>
-      </w:pPr>
-      <w:r>
-        <w:rPr>
-          <w:lang w:val="zh_TW" w:bidi="zh_TW"/>
-        </w:rPr>
-        <w:t>考古學與戰爭</w:t>
-      </w:r>
-    </w:p>
-    <w:p>
-      <w:pPr/>
-      <w:r>
-        <w:rPr>
-          <w:lang w:val="zh_TW" w:bidi="zh_TW"/>
-        </w:rPr>
-      </w:r>
-      <w:r>
-        <w:rPr>
-          <w:lang w:val="zh_TW" w:bidi="zh_TW"/>
-        </w:rPr>
-        <w:t>考古學大大增進了我們對古代戰爭的理解，而戰爭正是聖經中的一個重要主題。古代近東民族把戰爭看作列邦之神彼此之間的爭戰。服兵役被視為神聖的事，軍兵也因此備受尊敬。神作為萬軍之耶和華，被視為以色列軍隊的元帥。祂可以吩咐完全毀滅一座城，這種做法被稱為「毀滅（the ban）」，如耶利哥的情況（</w:t>
-      </w:r>
-      <w:hyperlink r:id="rId18">
-        <w:r>
-          <w:rPr>
-            <w:lang w:val="zh_TW" w:bidi="zh_TW"/>
-          </w:rPr>
-          <w:rPr>
-            <w:color w:val="0000EE"/>
-            <w:u w:val="single"/>
-          </w:rPr>
-          <w:t>書6:17、24</w:t>
-        </w:r>
-      </w:hyperlink>
-      <w:r>
-        <w:rPr>
-          <w:lang w:val="zh_TW" w:bidi="zh_TW"/>
-        </w:rPr>
-        <w:t>）。戰爭遵循一些既定的規則。如果一座城受到威脅，城裡的居民可以投降，保全性命，但財物會被奪走。若選擇抵抗，就要冒著被徹底毀滅的風險。常見的戰爭戰術包括：</w:t>
-      </w:r>
-    </w:p>
-    <w:p>
-      <w:pPr>
-        <w:pStyle w:val="ListBullet"/>
-        <w:spacing w:line="240" w:lineRule="auto"/>
-        <w:ind w:left="720"/>
-      </w:pPr>
-      <w:r>
-        <w:rPr>
-          <w:lang w:val="zh_TW" w:bidi="zh_TW"/>
-        </w:rPr>
-      </w:r>
-      <w:r>
-        <w:rPr>
-          <w:lang w:val="zh_TW" w:bidi="zh_TW"/>
-        </w:rPr>
-        <w:t>正面攻擊（直接攻擊）</w:t>
-      </w:r>
-    </w:p>
-    <w:p>
-      <w:pPr>
-        <w:pStyle w:val="ListBullet"/>
-        <w:spacing w:line="240" w:lineRule="auto"/>
-        <w:ind w:left="720"/>
-      </w:pPr>
-      <w:r>
-        <w:rPr>
-          <w:lang w:val="zh_TW" w:bidi="zh_TW"/>
-        </w:rPr>
-      </w:r>
-      <w:r>
-        <w:rPr>
-          <w:lang w:val="zh_TW" w:bidi="zh_TW"/>
-        </w:rPr>
-        <w:t>派遣探子</w:t>
-      </w:r>
-    </w:p>
-    <w:p>
-      <w:pPr>
-        <w:pStyle w:val="ListBullet"/>
-        <w:spacing w:line="240" w:lineRule="auto"/>
-        <w:ind w:left="720"/>
-      </w:pPr>
-      <w:r>
-        <w:rPr>
-          <w:lang w:val="zh_TW" w:bidi="zh_TW"/>
-        </w:rPr>
-      </w:r>
-      <w:r>
-        <w:rPr>
-          <w:lang w:val="zh_TW" w:bidi="zh_TW"/>
-        </w:rPr>
-        <w:t>伏擊</w:t>
-      </w:r>
-    </w:p>
-    <w:p>
-      <w:pPr>
-        <w:pStyle w:val="ListBullet"/>
-        <w:spacing w:line="240" w:lineRule="auto"/>
-        <w:ind w:left="720"/>
-      </w:pPr>
-      <w:r>
-        <w:rPr>
-          <w:lang w:val="zh_TW" w:bidi="zh_TW"/>
-        </w:rPr>
-      </w:r>
-      <w:r>
-        <w:rPr>
-          <w:lang w:val="zh_TW" w:bidi="zh_TW"/>
-        </w:rPr>
-        <w:t>巡邏</w:t>
-      </w:r>
-    </w:p>
-    <w:p>
-      <w:pPr/>
-      <w:r>
-        <w:rPr>
-          <w:lang w:val="zh_TW" w:bidi="zh_TW"/>
-        </w:rPr>
-      </w:r>
-      <w:r>
-        <w:rPr>
-          <w:lang w:val="zh_TW" w:bidi="zh_TW"/>
-        </w:rPr>
-        <w:t>有時戰爭會以單對單的方式決定勝負，就像大衛與歌利亞的故事（</w:t>
-      </w:r>
-      <w:hyperlink r:id="rId19">
-        <w:r>
-          <w:rPr>
-            <w:lang w:val="zh_TW" w:bidi="zh_TW"/>
-          </w:rPr>
-          <w:rPr>
-            <w:color w:val="0000EE"/>
-            <w:u w:val="single"/>
-          </w:rPr>
-          <w:t>撒上17:38–54</w:t>
+          <w:t>申3:1</w:t>
         </w:r>
       </w:hyperlink>
       <w:r>
@@ -1128,27 +335,9 @@
         <w:rPr>
           <w:lang w:val="zh_TW" w:bidi="zh_TW"/>
         </w:rPr>
-        <w:t>古代的浮雕和紀念碑大量描繪盔甲與武器。</w:t>
+        <w:t>這條公路將大馬士革與穿過漢志（Hijaz）通往南阿拉伯的商隊路線連接起來，打通與香料、香膏及其它珍貴異域珍品的產地貿易網絡（</w:t>
       </w:r>
-    </w:p>
-    <w:p>
-      <w:pPr>
-        <w:pStyle w:val="ListBullet"/>
-        <w:spacing w:line="240" w:lineRule="auto"/>
-        <w:ind w:left="720"/>
-      </w:pPr>
-      <w:r>
-        <w:rPr>
-          <w:lang w:val="zh_TW" w:bidi="zh_TW"/>
-        </w:rPr>
-      </w:r>
-      <w:r>
-        <w:rPr>
-          <w:lang w:val="zh_TW" w:bidi="zh_TW"/>
-        </w:rPr>
-        <w:t>來自吾珥的一頂金盔，是蘇美人（Sumerian）軍事裝備的傑出例子。相比之下，卡納克（Karnak）的一座墓牆描繪了較小的赫人頭盔。最初，以色列軍隊中只有領袖佩戴金屬頭盔（見</w:t>
-      </w:r>
-      <w:hyperlink r:id="rId20">
+      <w:hyperlink r:id="rId18">
         <w:r>
           <w:rPr>
             <w:lang w:val="zh_TW" w:bidi="zh_TW"/>
@@ -1157,16 +346,16 @@
             <w:color w:val="0000EE"/>
             <w:u w:val="single"/>
           </w:rPr>
-          <w:t>撒上17:38</w:t>
+          <w:t>王上10:2</w:t>
         </w:r>
       </w:hyperlink>
       <w:r>
         <w:rPr>
           <w:lang w:val="zh_TW" w:bidi="zh_TW"/>
         </w:rPr>
-        <w:t>）。但是，到西流古（Seleucid）帝國時期，所有以色列軍兵都配戴銅盔（</w:t>
+        <w:t>；</w:t>
       </w:r>
-      <w:hyperlink r:id="rId21">
+      <w:hyperlink r:id="rId19">
         <w:r>
           <w:rPr>
             <w:lang w:val="zh_TW" w:bidi="zh_TW"/>
@@ -1175,134 +364,14 @@
             <w:color w:val="0000EE"/>
             <w:u w:val="single"/>
           </w:rPr>
-          <w:t>馬加比一書6:35</w:t>
+          <w:t>結27:22</w:t>
         </w:r>
       </w:hyperlink>
       <w:r>
         <w:rPr>
           <w:lang w:val="zh_TW" w:bidi="zh_TW"/>
         </w:rPr>
-        <w:t>）。羅馬軍兵則普遍佩戴皮革或銅製頭盔。</w:t>
-      </w:r>
-    </w:p>
-    <w:p>
-      <w:pPr>
-        <w:pStyle w:val="ListBullet"/>
-        <w:spacing w:line="240" w:lineRule="auto"/>
-        <w:ind w:left="720"/>
-      </w:pPr>
-      <w:r>
-        <w:rPr>
-          <w:lang w:val="zh_TW" w:bidi="zh_TW"/>
-        </w:rPr>
-      </w:r>
-      <w:r>
-        <w:rPr>
-          <w:lang w:val="zh_TW" w:bidi="zh_TW"/>
-        </w:rPr>
-        <w:t>以色列人使用兩種盾牌：步兵使用大盾，弓箭手使用小盾（</w:t>
-      </w:r>
-      <w:hyperlink r:id="rId22">
-        <w:r>
-          <w:rPr>
-            <w:lang w:val="zh_TW" w:bidi="zh_TW"/>
-          </w:rPr>
-          <w:rPr>
-            <w:color w:val="0000EE"/>
-            <w:u w:val="single"/>
-          </w:rPr>
-          <w:t>代下14:8</w:t>
-        </w:r>
-      </w:hyperlink>
-      <w:r>
-        <w:rPr>
-          <w:lang w:val="zh_TW" w:bidi="zh_TW"/>
-        </w:rPr>
-        <w:t>）。這些盾牌一般以木材和皮革製成，也有一些是銅製的。</w:t>
-      </w:r>
-    </w:p>
-    <w:p>
-      <w:pPr>
-        <w:pStyle w:val="ListBullet"/>
-        <w:spacing w:line="240" w:lineRule="auto"/>
-        <w:ind w:left="720"/>
-      </w:pPr>
-      <w:r>
-        <w:rPr>
-          <w:lang w:val="zh_TW" w:bidi="zh_TW"/>
-        </w:rPr>
-      </w:r>
-      <w:hyperlink r:id="rId23">
-        <w:r>
-          <w:rPr>
-            <w:lang w:val="zh_TW" w:bidi="zh_TW"/>
-          </w:rPr>
-          <w:rPr>
-            <w:color w:val="0000EE"/>
-            <w:u w:val="single"/>
-          </w:rPr>
-          <w:t>耶利米書四十六章4節</w:t>
-        </w:r>
-      </w:hyperlink>
-      <w:r>
-        <w:rPr>
-          <w:lang w:val="zh_TW" w:bidi="zh_TW"/>
-        </w:rPr>
-        <w:t>所提到的鱗甲，在近東至少自公元前十五世紀起就已使用，這可從亞拉拿和烏加里特的考古發現得到證實。</w:t>
-      </w:r>
-    </w:p>
-    <w:p>
-      <w:pPr>
-        <w:pStyle w:val="ListBullet"/>
-        <w:spacing w:line="240" w:lineRule="auto"/>
-        <w:ind w:left="720"/>
-      </w:pPr>
-      <w:r>
-        <w:rPr>
-          <w:lang w:val="zh_TW" w:bidi="zh_TW"/>
-        </w:rPr>
-      </w:r>
-      <w:r>
-        <w:rPr>
-          <w:lang w:val="zh_TW" w:bidi="zh_TW"/>
-        </w:rPr>
-        <w:t>劍與槍是以色列人武器的重要部分，形狀與尺寸多樣。在基拉耳發現了製劍的爐子，而拉吉與米吉多則出土了青銅器時代的匕首。</w:t>
-      </w:r>
-    </w:p>
-    <w:p>
-      <w:pPr>
-        <w:pStyle w:val="ListBullet"/>
-        <w:spacing w:line="240" w:lineRule="auto"/>
-        <w:ind w:left="720"/>
-      </w:pPr>
-      <w:r>
-        <w:rPr>
-          <w:lang w:val="zh_TW" w:bidi="zh_TW"/>
-        </w:rPr>
-      </w:r>
-      <w:r>
-        <w:rPr>
-          <w:lang w:val="zh_TW" w:bidi="zh_TW"/>
-        </w:rPr>
-        <w:t>複合式的亞細亞弓比早期使用的簡單的弓有所改進。公元前1300年至900年間帶有銘文的箭頭表明，當時已有成隊的弓箭手（見</w:t>
-      </w:r>
-      <w:hyperlink r:id="rId24">
-        <w:r>
-          <w:rPr>
-            <w:lang w:val="zh_TW" w:bidi="zh_TW"/>
-          </w:rPr>
-          <w:rPr>
-            <w:color w:val="0000EE"/>
-            <w:u w:val="single"/>
-          </w:rPr>
-          <w:t>賽21:17</w:t>
-        </w:r>
-      </w:hyperlink>
-      <w:r>
-        <w:rPr>
-          <w:lang w:val="zh_TW" w:bidi="zh_TW"/>
-        </w:rPr>
-        <w:t>）。</w:t>
+        <w:t>）。因此，控制這條道路是以色列與其敵對國家地緣政治的重要因素。</w:t>
       </w:r>
     </w:p>
     <w:p>
@@ -1316,18 +385,7 @@
         <w:rPr>
           <w:lang w:val="zh_TW" w:bidi="zh_TW"/>
         </w:rPr>
-        <w:t>新約聖經對軍事裝備則著墨甚少。</w:t>
-      </w:r>
-    </w:p>
-    <w:p>
-      <w:pPr>
-        <w:pStyle w:val="Heading3"/>
-      </w:pPr>
-      <w:r>
-        <w:rPr>
-          <w:lang w:val="zh_TW" w:bidi="zh_TW"/>
-        </w:rPr>
-        <w:t>考古學與文學</w:t>
+        <w:t>當地地形使得通行路線只能沿兩條平行道路行進。整個外約旦高原存在一個雙重分水嶺。一個是由自東向西切穿山地的較短的溪流形成；這些溪流留下的分水嶺大約位於約旦河谷以東13至16英里（約21至26公里）。較大的溪流，如雅穆河、雅博河、亞嫩谷和撒烈溪，則從東方約25到30英里（40到48公里）處開始，河道多先向北流後再轉向西流。若要從更東側繞開這些大河谷，繞過這些河流的東側路線必須沿北阿拉伯沙漠的邊緣行進。雖然後者路線較易行，但沿途水源與可補給的聚落較少；前者位於西側分水嶺，水源充足且沿線有主要城鎮，但商隊必須穿越四條大峽谷的陡峭山谷。</w:t>
       </w:r>
     </w:p>
     <w:p>
@@ -1341,31 +399,9 @@
         <w:rPr>
           <w:lang w:val="zh_TW" w:bidi="zh_TW"/>
         </w:rPr>
-        <w:t>考古發現為許多類型的聖經文學提供平行例證。例如，拉斯珊拉的挖掘中出土了詩歌與散文的泥版，這些泥版的文法和文學形式與希伯來詩篇相似。如今可以確定，像摩西五經中的詳細律法，在摩西時代之前就已存在。</w:t>
+        <w:t>沿著此路線最早的行動記錄見於</w:t>
       </w:r>
-    </w:p>
-    <w:p>
-      <w:pPr/>
-      <w:r>
-        <w:rPr>
-          <w:lang w:val="zh_TW" w:bidi="zh_TW"/>
-        </w:rPr>
-      </w:r>
-      <w:r>
-        <w:rPr>
-          <w:lang w:val="zh_TW" w:bidi="zh_TW"/>
-        </w:rPr>
-        <w:t>大約公元前十九世紀的殘缺蘇美人法典（Sumerian codes），如漢謨拉比法典（Code of Hammurabi），在形式和風格上與摩西律法相似。漢謨拉比法典用300條律例闡述公義的原則，目的是要藉由法律與秩序來規範社會。它的文體很有特色：以詩歌形式的序言開始，接著是法律正文，最後以非詩歌的措辭寫成的結語收尾。這種三段式的結構，不僅出現在約伯記中，也出現在較近代的著作裡。</w:t>
-      </w:r>
-    </w:p>
-    <w:p>
-      <w:pPr/>
-      <w:r>
-        <w:rPr>
-          <w:lang w:val="zh_TW" w:bidi="zh_TW"/>
-        </w:rPr>
-      </w:r>
-      <w:hyperlink r:id="rId25">
+      <w:hyperlink r:id="rId20">
         <w:r>
           <w:rPr>
             <w:lang w:val="zh_TW" w:bidi="zh_TW"/>
@@ -1374,28 +410,16 @@
             <w:color w:val="0000EE"/>
             <w:u w:val="single"/>
           </w:rPr>
-          <w:t>出埃及記二十章1至17節</w:t>
+          <w:t>創世記十四章</w:t>
         </w:r>
       </w:hyperlink>
       <w:r>
         <w:rPr>
           <w:lang w:val="zh_TW" w:bidi="zh_TW"/>
         </w:rPr>
-        <w:t>的約的結構，申命記中更完整的形式，與公元前二千年波格斯凱（Boghazkôy）出土的赫人附庸條約的結構相似。這些條約都有固定格式，而這種格式也能在舊約聖經的多處經文裡看到，例如：</w:t>
+        <w:t>：四王聯軍自巴珊都城亞斯他錄出發，至基列北部的哈麥，再到摩押高原的沙微‧基列亭，最後至西珥山，直到伊勒‧巴蘭。族長們很可能在往返迦南時也多循此道；雅各曾經由基列而行（</w:t>
       </w:r>
-    </w:p>
-    <w:p>
-      <w:pPr>
-        <w:pStyle w:val="ListBullet"/>
-        <w:spacing w:line="240" w:lineRule="auto"/>
-        <w:ind w:left="720"/>
-      </w:pPr>
-      <w:r>
-        <w:rPr>
-          <w:lang w:val="zh_TW" w:bidi="zh_TW"/>
-        </w:rPr>
-      </w:r>
-      <w:hyperlink r:id="rId25">
+      <w:hyperlink r:id="rId21">
         <w:r>
           <w:rPr>
             <w:lang w:val="zh_TW" w:bidi="zh_TW"/>
@@ -1404,22 +428,16 @@
             <w:color w:val="0000EE"/>
             <w:u w:val="single"/>
           </w:rPr>
-          <w:t>出埃及記二十章1至17節</w:t>
+          <w:t>創31:21</w:t>
         </w:r>
       </w:hyperlink>
-    </w:p>
-    <w:p>
-      <w:pPr>
-        <w:pStyle w:val="ListBullet"/>
-        <w:spacing w:line="240" w:lineRule="auto"/>
-        <w:ind w:left="720"/>
-      </w:pPr>
       <w:r>
         <w:rPr>
           <w:lang w:val="zh_TW" w:bidi="zh_TW"/>
         </w:rPr>
+        <w:t>），並在約旦河東的疏割建立基地，然後渡過約旦河進入迦南（</w:t>
       </w:r>
-      <w:hyperlink r:id="rId26">
+      <w:hyperlink r:id="rId22">
         <w:r>
           <w:rPr>
             <w:lang w:val="zh_TW" w:bidi="zh_TW"/>
@@ -1428,374 +446,14 @@
             <w:color w:val="0000EE"/>
             <w:u w:val="single"/>
           </w:rPr>
-          <w:t>利未記十八章1至30節</w:t>
-        </w:r>
-      </w:hyperlink>
-    </w:p>
-    <w:p>
-      <w:pPr>
-        <w:pStyle w:val="ListBullet"/>
-        <w:spacing w:line="240" w:lineRule="auto"/>
-        <w:ind w:left="720"/>
-      </w:pPr>
-      <w:r>
-        <w:rPr>
-          <w:lang w:val="zh_TW" w:bidi="zh_TW"/>
-        </w:rPr>
-      </w:r>
-      <w:hyperlink r:id="rId27">
-        <w:r>
-          <w:rPr>
-            <w:lang w:val="zh_TW" w:bidi="zh_TW"/>
-          </w:rPr>
-          <w:rPr>
-            <w:color w:val="0000EE"/>
-            <w:u w:val="single"/>
-          </w:rPr>
-          <w:t>申命記一章1節至三十一章30節</w:t>
-        </w:r>
-      </w:hyperlink>
-    </w:p>
-    <w:p>
-      <w:pPr>
-        <w:pStyle w:val="ListBullet"/>
-        <w:spacing w:line="240" w:lineRule="auto"/>
-        <w:ind w:left="720"/>
-      </w:pPr>
-      <w:r>
-        <w:rPr>
-          <w:lang w:val="zh_TW" w:bidi="zh_TW"/>
-        </w:rPr>
-      </w:r>
-      <w:hyperlink r:id="rId28">
-        <w:r>
-          <w:rPr>
-            <w:lang w:val="zh_TW" w:bidi="zh_TW"/>
-          </w:rPr>
-          <w:rPr>
-            <w:color w:val="0000EE"/>
-            <w:u w:val="single"/>
-          </w:rPr>
-          <w:t>耶利米書三十一章31至37節</w:t>
-        </w:r>
-      </w:hyperlink>
-    </w:p>
-    <w:p>
-      <w:pPr/>
-      <w:r>
-        <w:rPr>
-          <w:lang w:val="zh_TW" w:bidi="zh_TW"/>
-        </w:rPr>
-      </w:r>
-      <w:r>
-        <w:rPr>
-          <w:lang w:val="zh_TW" w:bidi="zh_TW"/>
-        </w:rPr>
-        <w:t>創世記也包含了與美索不達米亞文學傳統相似的元素。例如，反覆出現的片語「……的後代記在下面」。這個片語與其上下文在美索不達米亞泥版上被用作「尾語」（colophons，相當於現代書籍的出版資料）。這個片語以及來自努西等地的家譜顯示，創世記前半部簡短的文體與蘇美人的歷史寫作相似。</w:t>
-      </w:r>
-    </w:p>
-    <w:p>
-      <w:pPr/>
-      <w:r>
-        <w:rPr>
-          <w:lang w:val="zh_TW" w:bidi="zh_TW"/>
-        </w:rPr>
-      </w:r>
-      <w:r>
-        <w:rPr>
-          <w:lang w:val="zh_TW" w:bidi="zh_TW"/>
-        </w:rPr>
-        <w:t>希伯來智慧文學（如箴言）也能在其它古代文獻中找到相似之處。例如，埃及的「阿曼尼摩比的訓誨（Instruction of Amenemope）」與</w:t>
-      </w:r>
-      <w:hyperlink r:id="rId29">
-        <w:r>
-          <w:rPr>
-            <w:lang w:val="zh_TW" w:bidi="zh_TW"/>
-          </w:rPr>
-          <w:rPr>
-            <w:color w:val="0000EE"/>
-            <w:u w:val="single"/>
-          </w:rPr>
-          <w:t>箴言二十二章17至二十四章22節</w:t>
+          <w:t>33:17</w:t>
         </w:r>
       </w:hyperlink>
       <w:r>
         <w:rPr>
           <w:lang w:val="zh_TW" w:bidi="zh_TW"/>
         </w:rPr>
-        <w:t>有相似之處，然而學者仍然爭論，是否有一卷書影響另一卷書，還是兩者都源自更早且已經失傳的資料。</w:t>
-      </w:r>
-    </w:p>
-    <w:p>
-      <w:pPr/>
-      <w:r>
-        <w:rPr>
-          <w:lang w:val="zh_TW" w:bidi="zh_TW"/>
-        </w:rPr>
-      </w:r>
-      <w:r>
-        <w:rPr>
-          <w:lang w:val="zh_TW" w:bidi="zh_TW"/>
-        </w:rPr>
-        <w:t>古代世界的書信形式常在聖經中出現（例如：</w:t>
-      </w:r>
-      <w:hyperlink r:id="rId30">
-        <w:r>
-          <w:rPr>
-            <w:lang w:val="zh_TW" w:bidi="zh_TW"/>
-          </w:rPr>
-          <w:rPr>
-            <w:color w:val="0000EE"/>
-            <w:u w:val="single"/>
-          </w:rPr>
-          <w:t>撒下11章</w:t>
-        </w:r>
-      </w:hyperlink>
-      <w:r>
-        <w:rPr>
-          <w:lang w:val="zh_TW" w:bidi="zh_TW"/>
-        </w:rPr>
-        <w:t>；</w:t>
-      </w:r>
-      <w:hyperlink r:id="rId31">
-        <w:r>
-          <w:rPr>
-            <w:lang w:val="zh_TW" w:bidi="zh_TW"/>
-          </w:rPr>
-          <w:rPr>
-            <w:color w:val="0000EE"/>
-            <w:u w:val="single"/>
-          </w:rPr>
-          <w:t>王上21章</w:t>
-        </w:r>
-      </w:hyperlink>
-      <w:r>
-        <w:rPr>
-          <w:lang w:val="zh_TW" w:bidi="zh_TW"/>
-        </w:rPr>
-        <w:t>；</w:t>
-      </w:r>
-      <w:hyperlink r:id="rId32">
-        <w:r>
-          <w:rPr>
-            <w:lang w:val="zh_TW" w:bidi="zh_TW"/>
-          </w:rPr>
-          <w:rPr>
-            <w:color w:val="0000EE"/>
-            <w:u w:val="single"/>
-          </w:rPr>
-          <w:t>王下5:10、20</w:t>
-        </w:r>
-      </w:hyperlink>
-      <w:r>
-        <w:rPr>
-          <w:lang w:val="zh_TW" w:bidi="zh_TW"/>
-        </w:rPr>
-        <w:t>；</w:t>
-      </w:r>
-      <w:hyperlink r:id="rId33">
-        <w:r>
-          <w:rPr>
-            <w:lang w:val="zh_TW" w:bidi="zh_TW"/>
-          </w:rPr>
-          <w:rPr>
-            <w:color w:val="0000EE"/>
-            <w:u w:val="single"/>
-          </w:rPr>
-          <w:t>拉4:6–7</w:t>
-        </w:r>
-      </w:hyperlink>
-      <w:r>
-        <w:rPr>
-          <w:lang w:val="zh_TW" w:bidi="zh_TW"/>
-        </w:rPr>
-        <w:t>；</w:t>
-      </w:r>
-      <w:hyperlink r:id="rId34">
-        <w:r>
-          <w:rPr>
-            <w:lang w:val="zh_TW" w:bidi="zh_TW"/>
-          </w:rPr>
-          <w:rPr>
-            <w:color w:val="0000EE"/>
-            <w:u w:val="single"/>
-          </w:rPr>
-          <w:t>尼2:7</w:t>
-        </w:r>
-      </w:hyperlink>
-      <w:r>
-        <w:rPr>
-          <w:lang w:val="zh_TW" w:bidi="zh_TW"/>
-        </w:rPr>
-        <w:t>）。這種形式出現於埃及蒲草紙中，如澤農（Zenon）文獻，並且也見於希臘著作，如柏拉圖（Plato）的書信。柏拉圖約公元前354年的第七書信（</w:t>
-      </w:r>
-      <w:r>
-        <w:rPr>
-          <w:i/>
-          <w:lang w:val="zh_TW" w:bidi="zh_TW"/>
-        </w:rPr>
-        <w:t>Seventh Letter</w:t>
-      </w:r>
-      <w:r>
-        <w:rPr>
-          <w:lang w:val="zh_TW" w:bidi="zh_TW"/>
-        </w:rPr>
-        <w:t>）在形式上與使徒保羅的書信相似。柏拉圖的第七書信試圖糾正人對他教導的誤解，而保羅的書信（特別是腓利門書）有時也帶有類似的個人色彩，與一些埃及書信的性質相近。</w:t>
-      </w:r>
-    </w:p>
-    <w:p>
-      <w:pPr>
-        <w:pStyle w:val="Heading3"/>
-      </w:pPr>
-      <w:r>
-        <w:rPr>
-          <w:lang w:val="zh_TW" w:bidi="zh_TW"/>
-        </w:rPr>
-        <w:t>考古學與語言學</w:t>
-      </w:r>
-    </w:p>
-    <w:p>
-      <w:pPr/>
-      <w:r>
-        <w:rPr>
-          <w:lang w:val="zh_TW" w:bidi="zh_TW"/>
-        </w:rPr>
-      </w:r>
-      <w:r>
-        <w:rPr>
-          <w:lang w:val="zh_TW" w:bidi="zh_TW"/>
-        </w:rPr>
-        <w:t>透過考古學復原的古代語言，有助於我們理解舊約聖經。舊約聖經中的許多片語原本源自蘇美文（Sumerian）或亞甲文亞喀得文（Akkadian）。例如，</w:t>
-      </w:r>
-      <w:hyperlink r:id="rId35">
-        <w:r>
-          <w:rPr>
-            <w:lang w:val="zh_TW" w:bidi="zh_TW"/>
-          </w:rPr>
-          <w:rPr>
-            <w:color w:val="0000EE"/>
-            <w:u w:val="single"/>
-          </w:rPr>
-          <w:t>創世記一章1節</w:t>
-        </w:r>
-      </w:hyperlink>
-      <w:r>
-        <w:rPr>
-          <w:lang w:val="zh_TW" w:bidi="zh_TW"/>
-        </w:rPr>
-        <w:t>中的片語「天地」。在蘇美文中，這個表達是</w:t>
-      </w:r>
-      <w:r>
-        <w:rPr>
-          <w:i/>
-          <w:lang w:val="zh_TW" w:bidi="zh_TW"/>
-        </w:rPr>
-        <w:t>an-ki</w:t>
-      </w:r>
-      <w:r>
-        <w:rPr>
-          <w:lang w:val="zh_TW" w:bidi="zh_TW"/>
-        </w:rPr>
-        <w:t>，意為「宇宙」。這個片語使用兩個相對的詞語來表達整體，這種文學手法也見於</w:t>
-      </w:r>
-      <w:hyperlink r:id="rId36">
-        <w:r>
-          <w:rPr>
-            <w:lang w:val="zh_TW" w:bidi="zh_TW"/>
-          </w:rPr>
-          <w:rPr>
-            <w:color w:val="0000EE"/>
-            <w:u w:val="single"/>
-          </w:rPr>
-          <w:t>啟示錄二十二章13節</w:t>
-        </w:r>
-      </w:hyperlink>
-      <w:r>
-        <w:rPr>
-          <w:lang w:val="zh_TW" w:bidi="zh_TW"/>
-        </w:rPr>
-        <w:t>。</w:t>
-      </w:r>
-    </w:p>
-    <w:p>
-      <w:pPr/>
-      <w:r>
-        <w:rPr>
-          <w:lang w:val="zh_TW" w:bidi="zh_TW"/>
-        </w:rPr>
-      </w:r>
-      <w:r>
-        <w:rPr>
-          <w:lang w:val="zh_TW" w:bidi="zh_TW"/>
-        </w:rPr>
-        <w:t>烏加里特文和以巴拉文（Eblaic）都是與希伯來文密切相關的西閃族方言。這些方言能提供洞見，幫助我們認識希伯來詩歌的難解語言，並顯示其保存古代迦南的表達方式。亞蘭文的研究也澄清了舊約聖經某些部分的語言，例如以斯拉記和但以理書，這些是用帝國亞蘭文寫成的。出土於公元前五至四世紀的埃及象島（Elephantine）蒲草紙文獻，支持這些經文成書時間較早的說法。</w:t>
-      </w:r>
-    </w:p>
-    <w:p>
-      <w:pPr/>
-      <w:r>
-        <w:rPr>
-          <w:lang w:val="zh_TW" w:bidi="zh_TW"/>
-        </w:rPr>
-      </w:r>
-      <w:r>
-        <w:rPr>
-          <w:lang w:val="zh_TW" w:bidi="zh_TW"/>
-        </w:rPr>
-        <w:t>新約聖經是以通用希臘文（koine）寫成的，這是近東和羅馬帝國的通用語言。新約聖經的希臘文常帶有隱含的閃族文表達，若未能辨識，可能會導致錯譯。</w:t>
-      </w:r>
-    </w:p>
-    <w:p>
-      <w:pPr>
-        <w:pStyle w:val="Heading3"/>
-      </w:pPr>
-      <w:r>
-        <w:rPr>
-          <w:lang w:val="zh_TW" w:bidi="zh_TW"/>
-        </w:rPr>
-        <w:t>聖經研究的重要性</w:t>
-      </w:r>
-    </w:p>
-    <w:p>
-      <w:pPr/>
-      <w:r>
-        <w:rPr>
-          <w:lang w:val="zh_TW" w:bidi="zh_TW"/>
-        </w:rPr>
-      </w:r>
-      <w:r>
-        <w:rPr>
-          <w:lang w:val="zh_TW" w:bidi="zh_TW"/>
-        </w:rPr>
-        <w:t>考古發現大大擴展了我們對古代世界的認識，使我們能夠看見聖經人物是真實的歷史人物。這些人生活在充滿壓力與文化成就的時代，他們並非傳說中的人物，卻會為生活的難題而掙扎。有時候，他們得以看見神全能至聖的異象，他們和他們的民族會得著引導，並得著幫助，以致在歷史中成就祂的旨意。</w:t>
-      </w:r>
-    </w:p>
-    <w:p>
-      <w:pPr/>
-      <w:r>
-        <w:rPr>
-          <w:lang w:val="zh_TW" w:bidi="zh_TW"/>
-        </w:rPr>
-      </w:r>
-      <w:r>
-        <w:rPr>
-          <w:lang w:val="zh_TW" w:bidi="zh_TW"/>
-        </w:rPr>
-        <w:t>考古學顯示，以色列人必須放在古代近東的更廣闊背景下來研究，是多元民族、龐大文化的一部分，其中包含蘇美人和愛琴海人（Aegeans）等。這研究必須以客觀的態度進行，我們必須依據證據來理解聖經中的事件和生活。雖然考古學的解釋與聖經證據之間偶有衝突，但這些情況很少，並且隨著更多資料出土而逐漸減少。</w:t>
-      </w:r>
-    </w:p>
-    <w:p>
-      <w:pPr/>
-      <w:r>
-        <w:rPr>
-          <w:lang w:val="zh_TW" w:bidi="zh_TW"/>
-        </w:rPr>
-      </w:r>
-      <w:r>
-        <w:rPr>
-          <w:lang w:val="zh_TW" w:bidi="zh_TW"/>
-        </w:rPr>
-        <w:t>考古學不能證明或否定聖經的屬靈真理，但它確實印證了以色列人的歷史，澄清了舊約聖經和新約聖經先前不確定的多個詞語和傳統。這樣，考古學為那些指向耶穌基督生平的預言提供了堅實的歷史背景。</w:t>
+        <w:t>）。</w:t>
       </w:r>
       <w:r>
         <w:rPr>

--- a/zht/docx/074.content.docx
+++ b/zht/docx/074.content.docx
@@ -19,7 +19,7 @@
         <w:rPr>
           <w:lang w:val="zh_TW" w:bidi="zh_TW"/>
         </w:rPr>
-        <w:t>Resource: Tyndale Open Bible Dictionary</w:t>
+        <w:t>Resource: Aquifer Open Bible Dictionary</w:t>
       </w:r>
       <w:r>
         <w:rPr>
@@ -112,7 +112,7 @@
         <w:rPr>
           <w:lang w:val="zh_TW" w:bidi="zh_TW"/>
         </w:rPr>
-        <w:t>Tyndale Open Bible Dictionary</w:t>
+        <w:t>Aquifer Open Bible Dictionary</w:t>
       </w:r>
     </w:p>
     <w:p>

--- a/zht/docx/074.content.docx
+++ b/zht/docx/074.content.docx
@@ -149,7 +149,7 @@
         <w:rPr>
           <w:lang w:val="zh_TW" w:bidi="zh_TW"/>
         </w:rPr>
-        <w:t>jun</w:t>
+        <w:t>jiu</w:t>
       </w:r>
       <w:r>
         <w:rPr>
@@ -212,7 +212,7 @@
         <w:rPr>
           <w:lang w:val="zh_TW" w:bidi="zh_TW"/>
         </w:rPr>
-        <w:t>君王大道</w:t>
+        <w:t>酒</w:t>
       </w:r>
       <w:r>
         <w:rPr>
@@ -231,97 +231,18 @@
         <w:rPr>
           <w:lang w:val="zh_TW" w:bidi="zh_TW"/>
         </w:rPr>
-        <w:t>君王大道（King's Highway）是一條貫穿南北、橫越外約旦高原的主要幹道。在舊約聖經中僅出現兩次，皆是以色列人經過以東（</w:t>
-      </w:r>
-      <w:hyperlink r:id="rId13">
-        <w:r>
-          <w:rPr>
-            <w:lang w:val="zh_TW" w:bidi="zh_TW"/>
-          </w:rPr>
-          <w:rPr>
-            <w:color w:val="0000EE"/>
-            <w:u w:val="single"/>
-          </w:rPr>
-          <w:t>民20:17</w:t>
-        </w:r>
-      </w:hyperlink>
-      <w:r>
-        <w:rPr>
-          <w:lang w:val="zh_TW" w:bidi="zh_TW"/>
-        </w:rPr>
-        <w:t>）及亞摩利人的希實本（</w:t>
-      </w:r>
-      <w:hyperlink r:id="rId14">
-        <w:r>
-          <w:rPr>
-            <w:lang w:val="zh_TW" w:bidi="zh_TW"/>
-          </w:rPr>
-          <w:rPr>
-            <w:color w:val="0000EE"/>
-            <w:u w:val="single"/>
-          </w:rPr>
-          <w:t>21:22</w:t>
-        </w:r>
-      </w:hyperlink>
-      <w:r>
-        <w:rPr>
-          <w:lang w:val="zh_TW" w:bidi="zh_TW"/>
-        </w:rPr>
-        <w:t>）時，請求使用這條道路。這條路有時也簡稱為「大道」（</w:t>
-      </w:r>
-      <w:hyperlink r:id="rId15">
-        <w:r>
-          <w:rPr>
-            <w:lang w:val="zh_TW" w:bidi="zh_TW"/>
-          </w:rPr>
-          <w:rPr>
-            <w:color w:val="0000EE"/>
-            <w:u w:val="single"/>
-          </w:rPr>
-          <w:t>20:19</w:t>
-        </w:r>
-      </w:hyperlink>
-      <w:r>
-        <w:rPr>
-          <w:lang w:val="zh_TW" w:bidi="zh_TW"/>
-        </w:rPr>
-        <w:t>）。北段稱為「巴珊」（</w:t>
-      </w:r>
-      <w:hyperlink r:id="rId16">
-        <w:r>
-          <w:rPr>
-            <w:lang w:val="zh_TW" w:bidi="zh_TW"/>
-          </w:rPr>
-          <w:rPr>
-            <w:color w:val="0000EE"/>
-            <w:u w:val="single"/>
-          </w:rPr>
-          <w:t>民21:33</w:t>
-        </w:r>
-      </w:hyperlink>
-      <w:r>
-        <w:rPr>
-          <w:lang w:val="zh_TW" w:bidi="zh_TW"/>
-        </w:rPr>
-        <w:t>；</w:t>
-      </w:r>
-      <w:hyperlink r:id="rId17">
-        <w:r>
-          <w:rPr>
-            <w:lang w:val="zh_TW" w:bidi="zh_TW"/>
-          </w:rPr>
-          <w:rPr>
-            <w:color w:val="0000EE"/>
-            <w:u w:val="single"/>
-          </w:rPr>
-          <w:t>申3:1</w:t>
-        </w:r>
-      </w:hyperlink>
-      <w:r>
-        <w:rPr>
-          <w:lang w:val="zh_TW" w:bidi="zh_TW"/>
-        </w:rPr>
-        <w:t>）。</w:t>
+        <w:t>由發酵的葡萄汁製成的飲料。</w:t>
+      </w:r>
+    </w:p>
+    <w:p>
+      <w:pPr>
+        <w:pStyle w:val="Heading3"/>
+      </w:pPr>
+      <w:r>
+        <w:rPr>
+          <w:lang w:val="zh_TW" w:bidi="zh_TW"/>
+        </w:rPr>
+        <w:t>起源</w:t>
       </w:r>
     </w:p>
     <w:p>
@@ -335,43 +256,25 @@
         <w:rPr>
           <w:lang w:val="zh_TW" w:bidi="zh_TW"/>
         </w:rPr>
-        <w:t>這條公路將大馬士革與穿過漢志（Hijaz）通往南阿拉伯的商隊路線連接起來，打通與香料、香膏及其它珍貴異域珍品的產地貿易網絡（</w:t>
-      </w:r>
-      <w:hyperlink r:id="rId18">
-        <w:r>
-          <w:rPr>
-            <w:lang w:val="zh_TW" w:bidi="zh_TW"/>
-          </w:rPr>
-          <w:rPr>
-            <w:color w:val="0000EE"/>
-            <w:u w:val="single"/>
-          </w:rPr>
-          <w:t>王上10:2</w:t>
-        </w:r>
-      </w:hyperlink>
-      <w:r>
-        <w:rPr>
-          <w:lang w:val="zh_TW" w:bidi="zh_TW"/>
-        </w:rPr>
-        <w:t>；</w:t>
-      </w:r>
-      <w:hyperlink r:id="rId19">
-        <w:r>
-          <w:rPr>
-            <w:lang w:val="zh_TW" w:bidi="zh_TW"/>
-          </w:rPr>
-          <w:rPr>
-            <w:color w:val="0000EE"/>
-            <w:u w:val="single"/>
-          </w:rPr>
-          <w:t>結27:22</w:t>
-        </w:r>
-      </w:hyperlink>
-      <w:r>
-        <w:rPr>
-          <w:lang w:val="zh_TW" w:bidi="zh_TW"/>
-        </w:rPr>
-        <w:t>）。因此，控制這條道路是以色列與其敵對國家地緣政治的重要因素。</w:t>
+        <w:t>挪亞是最早醲造酒的人之一（</w:t>
+      </w:r>
+      <w:hyperlink r:id="rId13">
+        <w:r>
+          <w:rPr>
+            <w:lang w:val="zh_TW" w:bidi="zh_TW"/>
+          </w:rPr>
+          <w:rPr>
+            <w:color w:val="0000EE"/>
+            <w:u w:val="single"/>
+          </w:rPr>
+          <w:t>創9:21</w:t>
+        </w:r>
+      </w:hyperlink>
+      <w:r>
+        <w:rPr>
+          <w:lang w:val="zh_TW" w:bidi="zh_TW"/>
+        </w:rPr>
+        <w:t>），據推測他是在亞拉臘山的山坡上釀酒的。但釀酒並不限於那個地區，因為埃及以及後來的希臘都喜歡這種飲料。事實上，在史前時期的美索不達米亞就已經有釀酒技術，並在公元前3000年之前傳入埃及。</w:t>
       </w:r>
     </w:p>
     <w:p>
@@ -385,7 +288,18 @@
         <w:rPr>
           <w:lang w:val="zh_TW" w:bidi="zh_TW"/>
         </w:rPr>
-        <w:t>當地地形使得通行路線只能沿兩條平行道路行進。整個外約旦高原存在一個雙重分水嶺。一個是由自東向西切穿山地的較短的溪流形成；這些溪流留下的分水嶺大約位於約旦河谷以東13至16英里（約21至26公里）。較大的溪流，如雅穆河、雅博河、亞嫩谷和撒烈溪，則從東方約25到30英里（40到48公里）處開始，河道多先向北流後再轉向西流。若要從更東側繞開這些大河谷，繞過這些河流的東側路線必須沿北阿拉伯沙漠的邊緣行進。雖然後者路線較易行，但沿途水源與可補給的聚落較少；前者位於西側分水嶺，水源充足且沿線有主要城鎮，但商隊必須穿越四條大峽谷的陡峭山谷。</w:t>
+        <w:t>「酒」這個詞可能與葡萄樹、葡萄園和黑葡萄的詞語有關。葡萄樹是帶來酒的植物，在近東世界中常被認為是「生命樹」。在埃及和美索不達米亞，據信有一位女神保護葡萄樹。位於亞述西北部山區的女神西里斯（Siris）被稱為「天上生命樹的女主人」。以諾一書三十二章4節稱葡萄樹為知識樹。根據猶太傳統，葡萄樹在洪水中被挪亞保留下來。</w:t>
+      </w:r>
+    </w:p>
+    <w:p>
+      <w:pPr>
+        <w:pStyle w:val="Heading3"/>
+      </w:pPr>
+      <w:r>
+        <w:rPr>
+          <w:lang w:val="zh_TW" w:bidi="zh_TW"/>
+        </w:rPr>
+        <w:t>釀酒的過程</w:t>
       </w:r>
     </w:p>
     <w:p>
@@ -399,7 +313,373 @@
         <w:rPr>
           <w:lang w:val="zh_TW" w:bidi="zh_TW"/>
         </w:rPr>
-        <w:t>沿著此路線最早的行動記錄見於</w:t>
+        <w:t>現存關於釀酒技術的古代文獻很少，早期葡萄種植者的知識主要來自少數植物學家的經驗和興趣。亞里士多德有天賦的學生埃雷索斯的泰奧弗拉斯托斯（Theophrastus of Eresos）寫了一本名為</w:t>
+      </w:r>
+      <w:r>
+        <w:rPr>
+          <w:i/>
+          <w:lang w:val="zh_TW" w:bidi="zh_TW"/>
+        </w:rPr>
+        <w:t>植物研究（Enquiry into Plants）</w:t>
+      </w:r>
+      <w:r>
+        <w:rPr>
+          <w:lang w:val="zh_TW" w:bidi="zh_TW"/>
+        </w:rPr>
+        <w:t>的書，展示了實踐經驗和理論的結合。後來，他還寫了</w:t>
+      </w:r>
+      <w:r>
+        <w:rPr>
+          <w:i/>
+          <w:lang w:val="zh_TW" w:bidi="zh_TW"/>
+        </w:rPr>
+        <w:t>植物的生命（On the Life of Plants）</w:t>
+      </w:r>
+      <w:r>
+        <w:rPr>
+          <w:lang w:val="zh_TW" w:bidi="zh_TW"/>
+        </w:rPr>
+        <w:t>，這是一部詳細觀察釀酒過程的作品。他關於何時種植、如何修剪、反對嫁接的觀點，以及如何照顧葡萄樹的想法，都展示了希臘人的天賦。他們將葡萄栽培提升為一門科學，這門科學在過去的2200年裡幾乎未曾改變。</w:t>
+      </w:r>
+    </w:p>
+    <w:p>
+      <w:pPr/>
+      <w:r>
+        <w:rPr>
+          <w:lang w:val="zh_TW" w:bidi="zh_TW"/>
+        </w:rPr>
+      </w:r>
+      <w:r>
+        <w:rPr>
+          <w:lang w:val="zh_TW" w:bidi="zh_TW"/>
+        </w:rPr>
+        <w:t>希臘葡萄種植者非常小心地確保他們的農作物成功種植。葡萄藤貼近地面生長，而不是被支撐起來。因此，會吃掉葡萄的老鼠和狐狸特別令人討厭，並且種植者必須頻繁除草來保持土壤中沒有雜草。但他們的方法總體上非常有效。</w:t>
+      </w:r>
+    </w:p>
+    <w:p>
+      <w:pPr/>
+      <w:r>
+        <w:rPr>
+          <w:lang w:val="zh_TW" w:bidi="zh_TW"/>
+        </w:rPr>
+      </w:r>
+      <w:r>
+        <w:rPr>
+          <w:lang w:val="zh_TW" w:bidi="zh_TW"/>
+        </w:rPr>
+        <w:t>每年九月初，葡萄會在平原地區被採收，而在月底則會在山區進行。在最初的載歌載舞慶祝節日中，工人們將成串的葡萄送到釀酒壓榨機中，這些壓榨機是傾斜向一角的低水泥槽。之後，工人們會用腳踩踏葡萄。第一道</w:t>
+      </w:r>
+      <w:r>
+        <w:rPr>
+          <w:i/>
+          <w:lang w:val="zh_TW" w:bidi="zh_TW"/>
+        </w:rPr>
+        <w:t>榨汁</w:t>
+      </w:r>
+      <w:r>
+        <w:rPr>
+          <w:lang w:val="zh_TW" w:bidi="zh_TW"/>
+        </w:rPr>
+        <w:t>（must，壓榨出的汁液）非常珍貴，因為可以用它釀造出最優質的酒。剩餘的果汁則是通過擠壓裝在布袋中的踩過的葡萄來提取的。第三類酒則是通過將剩下的葡萄與水混合甚至煮沸後提取的，這類酒通常只有窮人飲用。</w:t>
+      </w:r>
+    </w:p>
+    <w:p>
+      <w:pPr/>
+      <w:r>
+        <w:rPr>
+          <w:lang w:val="zh_TW" w:bidi="zh_TW"/>
+        </w:rPr>
+      </w:r>
+      <w:r>
+        <w:rPr>
+          <w:lang w:val="zh_TW" w:bidi="zh_TW"/>
+        </w:rPr>
+        <w:t>希臘人後來發明了橫樑壓榨機（beam press），長橫樑的一端有轉動部分，另一端懸掛著重石，用來壓榨多層葡萄。在古代近東地區使用了不同的葡萄壓榨方法，但即使在希臘，踩踏葡萄始終是最受歡迎的方式。</w:t>
+      </w:r>
+    </w:p>
+    <w:p>
+      <w:pPr/>
+      <w:r>
+        <w:rPr>
+          <w:lang w:val="zh_TW" w:bidi="zh_TW"/>
+        </w:rPr>
+      </w:r>
+      <w:r>
+        <w:rPr>
+          <w:lang w:val="zh_TW" w:bidi="zh_TW"/>
+        </w:rPr>
+        <w:t>在希臘，發酵期通常為六個月，在此期間液體不斷被撇去。然而，在古代近東，發酵過程通常在三到四天內完成，最佳發酵溫度為77度。古人知道繼續發酵會產生酸性。</w:t>
+      </w:r>
+    </w:p>
+    <w:p>
+      <w:pPr/>
+      <w:r>
+        <w:rPr>
+          <w:lang w:val="zh_TW" w:bidi="zh_TW"/>
+        </w:rPr>
+      </w:r>
+      <w:r>
+        <w:rPr>
+          <w:lang w:val="zh_TW" w:bidi="zh_TW"/>
+        </w:rPr>
+        <w:t>在達到所需的發酵效果後，酒會被轉移到皮囊或陶罐中，以便運輸或銷售。把手和塞子上印有種類/品牌（brand）、產地和年份。此時，酒通過穿孔金屬篩網或布過濾，以消除沙粒或昆蟲等污染物。</w:t>
+      </w:r>
+    </w:p>
+    <w:p>
+      <w:pPr>
+        <w:pStyle w:val="Heading3"/>
+      </w:pPr>
+      <w:r>
+        <w:rPr>
+          <w:lang w:val="zh_TW" w:bidi="zh_TW"/>
+        </w:rPr>
+        <w:t>酒的種類</w:t>
+      </w:r>
+    </w:p>
+    <w:p>
+      <w:pPr/>
+      <w:r>
+        <w:rPr>
+          <w:lang w:val="zh_TW" w:bidi="zh_TW"/>
+        </w:rPr>
+      </w:r>
+      <w:r>
+        <w:rPr>
+          <w:lang w:val="zh_TW" w:bidi="zh_TW"/>
+        </w:rPr>
+        <w:t>古代詩人討論了許多不同種類的酒，亞他那修（Athenaeus）提到85種不同的品種。蓋倫（Galen）列舉了60種，普林尼（Pliny）提到150種，而斯特拉波（Strabo）提到30種。酒根據不同的顏色（黑色、紅色、白色或黃色）和口味（乾、澀、淡或甜）來區分。聖經記載了各種酒，例如黎巴嫩和黑本的酒。希伯崙和撒馬利亞以釀酒聞名。希伯來文至少有九個不同的詞來表示酒，而希臘文有四個在新約中被提及。</w:t>
+      </w:r>
+    </w:p>
+    <w:p>
+      <w:pPr>
+        <w:pStyle w:val="Heading3"/>
+      </w:pPr>
+      <w:r>
+        <w:rPr>
+          <w:lang w:val="zh_TW" w:bidi="zh_TW"/>
+        </w:rPr>
+        <w:t>酒的性質</w:t>
+      </w:r>
+    </w:p>
+    <w:p>
+      <w:pPr/>
+      <w:r>
+        <w:rPr>
+          <w:lang w:val="zh_TW" w:bidi="zh_TW"/>
+        </w:rPr>
+      </w:r>
+      <w:r>
+        <w:rPr>
+          <w:lang w:val="zh_TW" w:bidi="zh_TW"/>
+        </w:rPr>
+        <w:t>很少有人會質疑至少在舊約中有些酒是經過發酵的。然而，一些學者認為古代世界某些形式的酒未經發酵。他們對比了兩個希伯來文詞語，得出結論認為其中一個特定的詞語僅指新鮮葡萄汁（</w:t>
+      </w:r>
+      <w:hyperlink r:id="rId14">
+        <w:r>
+          <w:rPr>
+            <w:lang w:val="zh_TW" w:bidi="zh_TW"/>
+          </w:rPr>
+          <w:rPr>
+            <w:color w:val="0000EE"/>
+            <w:u w:val="single"/>
+          </w:rPr>
+          <w:t>箴3:10</w:t>
+        </w:r>
+      </w:hyperlink>
+      <w:r>
+        <w:rPr>
+          <w:lang w:val="zh_TW" w:bidi="zh_TW"/>
+        </w:rPr>
+        <w:t>；</w:t>
+      </w:r>
+      <w:hyperlink r:id="rId15">
+        <w:r>
+          <w:rPr>
+            <w:lang w:val="zh_TW" w:bidi="zh_TW"/>
+          </w:rPr>
+          <w:rPr>
+            <w:color w:val="0000EE"/>
+            <w:u w:val="single"/>
+          </w:rPr>
+          <w:t>何9:2</w:t>
+        </w:r>
+      </w:hyperlink>
+      <w:r>
+        <w:rPr>
+          <w:lang w:val="zh_TW" w:bidi="zh_TW"/>
+        </w:rPr>
+        <w:t>；</w:t>
+      </w:r>
+      <w:hyperlink r:id="rId16">
+        <w:r>
+          <w:rPr>
+            <w:lang w:val="zh_TW" w:bidi="zh_TW"/>
+          </w:rPr>
+          <w:rPr>
+            <w:color w:val="0000EE"/>
+            <w:u w:val="single"/>
+          </w:rPr>
+          <w:t>珥2:24</w:t>
+        </w:r>
+      </w:hyperlink>
+      <w:r>
+        <w:rPr>
+          <w:lang w:val="zh_TW" w:bidi="zh_TW"/>
+        </w:rPr>
+        <w:t>；</w:t>
+      </w:r>
+      <w:hyperlink r:id="rId17">
+        <w:r>
+          <w:rPr>
+            <w:lang w:val="zh_TW" w:bidi="zh_TW"/>
+          </w:rPr>
+          <w:rPr>
+            <w:color w:val="0000EE"/>
+            <w:u w:val="single"/>
+          </w:rPr>
+          <w:t>彌6:15</w:t>
+        </w:r>
+      </w:hyperlink>
+      <w:r>
+        <w:rPr>
+          <w:lang w:val="zh_TW" w:bidi="zh_TW"/>
+        </w:rPr>
+        <w:t>）。然而，這一觀點並沒有得到確定，理由如下：（1）希伯來文詞語主要出現在中性語境中；（2）該詞語在某些語境中明確包含了發酵飲料（例如，</w:t>
+      </w:r>
+      <w:hyperlink r:id="rId18">
+        <w:r>
+          <w:rPr>
+            <w:lang w:val="zh_TW" w:bidi="zh_TW"/>
+          </w:rPr>
+          <w:rPr>
+            <w:color w:val="0000EE"/>
+            <w:u w:val="single"/>
+          </w:rPr>
+          <w:t>創27:28</w:t>
+        </w:r>
+      </w:hyperlink>
+      <w:r>
+        <w:rPr>
+          <w:lang w:val="zh_TW" w:bidi="zh_TW"/>
+        </w:rPr>
+        <w:t>；</w:t>
+      </w:r>
+      <w:hyperlink r:id="rId19">
+        <w:r>
+          <w:rPr>
+            <w:lang w:val="zh_TW" w:bidi="zh_TW"/>
+          </w:rPr>
+          <w:rPr>
+            <w:color w:val="0000EE"/>
+            <w:u w:val="single"/>
+          </w:rPr>
+          <w:t>何4:11</w:t>
+        </w:r>
+      </w:hyperlink>
+      <w:r>
+        <w:rPr>
+          <w:lang w:val="zh_TW" w:bidi="zh_TW"/>
+        </w:rPr>
+        <w:t>；</w:t>
+      </w:r>
+      <w:hyperlink r:id="rId17">
+        <w:r>
+          <w:rPr>
+            <w:lang w:val="zh_TW" w:bidi="zh_TW"/>
+          </w:rPr>
+          <w:rPr>
+            <w:color w:val="0000EE"/>
+            <w:u w:val="single"/>
+          </w:rPr>
+          <w:t>彌6:15</w:t>
+        </w:r>
+      </w:hyperlink>
+      <w:r>
+        <w:rPr>
+          <w:lang w:val="zh_TW" w:bidi="zh_TW"/>
+        </w:rPr>
+        <w:t>）；（3）烏加里特文（Ugaritic）中的平行詞語確實指發酵酒；（4）七十士譯本的對應詞指的是發酵酒；（5）古代近東的發酵過程不像希臘，只需大約三天；（6）米示拿沒有提供任何有關使用未發酵酒的證據。因此，保存未經發酵的酒在當時可能是近乎不可能的任務。仔細研究所有的希伯來文詞語（以及它們的閃族同源詞）和希臘語文詞語可以證明，古代人幾乎不了解未發酵的酒。</w:t>
+      </w:r>
+    </w:p>
+    <w:p>
+      <w:pPr/>
+      <w:r>
+        <w:rPr>
+          <w:lang w:val="zh_TW" w:bidi="zh_TW"/>
+        </w:rPr>
+      </w:r>
+      <w:r>
+        <w:rPr>
+          <w:lang w:val="zh_TW" w:bidi="zh_TW"/>
+        </w:rPr>
+        <w:t>有大量證據表明，雖然酒總是經過發酵的，但在古典和希臘化世界中，通常會將酒與水混合。酒儲存在稱為雙耳瓶（amphorae）的大罐中</w:t>
+      </w:r>
+      <w:r>
+        <w:rPr>
+          <w:i/>
+          <w:lang w:val="zh_TW" w:bidi="zh_TW"/>
+        </w:rPr>
+        <w:t>，</w:t>
+      </w:r>
+      <w:r>
+        <w:rPr>
+          <w:lang w:val="zh_TW" w:bidi="zh_TW"/>
+        </w:rPr>
+        <w:t>從這些罐中將酒通過濾器倒入稱為克拉泰（krater）的大混合碗中</w:t>
+      </w:r>
+      <w:r>
+        <w:rPr>
+          <w:i/>
+          <w:lang w:val="zh_TW" w:bidi="zh_TW"/>
+        </w:rPr>
+        <w:t>。</w:t>
+      </w:r>
+      <w:r>
+        <w:rPr>
+          <w:lang w:val="zh_TW" w:bidi="zh_TW"/>
+        </w:rPr>
+        <w:t>這樣，酒與水混合後，才倒入飲用碗或杯中。</w:t>
+      </w:r>
+    </w:p>
+    <w:p>
+      <w:pPr/>
+      <w:r>
+        <w:rPr>
+          <w:lang w:val="zh_TW" w:bidi="zh_TW"/>
+        </w:rPr>
+      </w:r>
+      <w:r>
+        <w:rPr>
+          <w:lang w:val="zh_TW" w:bidi="zh_TW"/>
+        </w:rPr>
+        <w:t>酒與水的比例各不相同。最稀釋的比例為20比1，原因是酒太濃（荷馬，</w:t>
+      </w:r>
+      <w:r>
+        <w:rPr>
+          <w:i/>
+          <w:lang w:val="zh_TW" w:bidi="zh_TW"/>
+        </w:rPr>
+        <w:t>奧德賽</w:t>
+      </w:r>
+      <w:r>
+        <w:rPr>
+          <w:lang w:val="zh_TW" w:bidi="zh_TW"/>
+        </w:rPr>
+        <w:t>10.208）。</w:t>
+      </w:r>
+    </w:p>
+    <w:p>
+      <w:pPr/>
+      <w:r>
+        <w:rPr>
+          <w:lang w:val="zh_TW" w:bidi="zh_TW"/>
+        </w:rPr>
+      </w:r>
+      <w:r>
+        <w:rPr>
+          <w:lang w:val="zh_TW" w:bidi="zh_TW"/>
+        </w:rPr>
+        <w:t>在西地中海世界中，「酒」一詞指的是酒與水的混合物。如果想提及未混水的酒，則需要加上「未摻水」的詞語。對於希臘人來說，喝未摻水的酒被認為是野蠻的行為。然而，證據似乎表明在舊約時代，酒是未經稀釋的。聖經中並未提及將酒與水混合的做法。將水與酒稀釋象徵著靈性上的變質（</w:t>
       </w:r>
       <w:hyperlink r:id="rId20">
         <w:r>
@@ -410,14 +690,28 @@
             <w:color w:val="0000EE"/>
             <w:u w:val="single"/>
           </w:rPr>
-          <w:t>創世記十四章</w:t>
-        </w:r>
-      </w:hyperlink>
-      <w:r>
-        <w:rPr>
-          <w:lang w:val="zh_TW" w:bidi="zh_TW"/>
-        </w:rPr>
-        <w:t>：四王聯軍自巴珊都城亞斯他錄出發，至基列北部的哈麥，再到摩押高原的沙微‧基列亭，最後至西珥山，直到伊勒‧巴蘭。族長們很可能在往返迦南時也多循此道；雅各曾經由基列而行（</w:t>
+          <w:t>賽1:22</w:t>
+        </w:r>
+      </w:hyperlink>
+      <w:r>
+        <w:rPr>
+          <w:lang w:val="zh_TW" w:bidi="zh_TW"/>
+        </w:rPr>
+        <w:t>）。到了羅馬時代，這一態度有所改變。米示拿假設水與酒的比例為二比一；然而，後來的塔木德則提到三比一的比例。自然發酵的酒精度可達15%。如果按三份水對一份酒的比例稀釋，酒精含量仍可達5%，這仍然相當濃烈。</w:t>
+      </w:r>
+    </w:p>
+    <w:p>
+      <w:pPr/>
+      <w:r>
+        <w:rPr>
+          <w:lang w:val="zh_TW" w:bidi="zh_TW"/>
+        </w:rPr>
+      </w:r>
+      <w:r>
+        <w:rPr>
+          <w:lang w:val="zh_TW" w:bidi="zh_TW"/>
+        </w:rPr>
+        <w:t>酒不僅與水混合，還與其他成分混合，類似於今天的調酒。一個例子可以在荷馬的《荷馬德墨忒爾頌歌》（Hymn to Demeter）中看到，女神拒絕純酒，並希望飲料混合麵粉、水和薄荷。濃酒也常常與弱酒混合，產生更強烈的飲品。這就是聖經中「調酒」的意思（</w:t>
       </w:r>
       <w:hyperlink r:id="rId21">
         <w:r>
@@ -428,14 +722,14 @@
             <w:color w:val="0000EE"/>
             <w:u w:val="single"/>
           </w:rPr>
-          <w:t>創31:21</w:t>
-        </w:r>
-      </w:hyperlink>
-      <w:r>
-        <w:rPr>
-          <w:lang w:val="zh_TW" w:bidi="zh_TW"/>
-        </w:rPr>
-        <w:t>），並在約旦河東的疏割建立基地，然後渡過約旦河進入迦南（</w:t>
+          <w:t>詩75:8</w:t>
+        </w:r>
+      </w:hyperlink>
+      <w:r>
+        <w:rPr>
+          <w:lang w:val="zh_TW" w:bidi="zh_TW"/>
+        </w:rPr>
+        <w:t>；</w:t>
       </w:r>
       <w:hyperlink r:id="rId22">
         <w:r>
@@ -446,7 +740,414 @@
             <w:color w:val="0000EE"/>
             <w:u w:val="single"/>
           </w:rPr>
-          <w:t>33:17</w:t>
+          <w:t>賽5:22</w:t>
+        </w:r>
+      </w:hyperlink>
+      <w:r>
+        <w:rPr>
+          <w:lang w:val="zh_TW" w:bidi="zh_TW"/>
+        </w:rPr>
+        <w:t>；</w:t>
+      </w:r>
+      <w:hyperlink r:id="rId23">
+        <w:r>
+          <w:rPr>
+            <w:lang w:val="zh_TW" w:bidi="zh_TW"/>
+          </w:rPr>
+          <w:rPr>
+            <w:color w:val="0000EE"/>
+            <w:u w:val="single"/>
+          </w:rPr>
+          <w:t>啟18:6</w:t>
+        </w:r>
+      </w:hyperlink>
+      <w:r>
+        <w:rPr>
+          <w:lang w:val="zh_TW" w:bidi="zh_TW"/>
+        </w:rPr>
+        <w:t>，</w:t>
+      </w:r>
+      <w:hyperlink r:id="rId24">
+        <w:r>
+          <w:rPr>
+            <w:lang w:val="zh_TW" w:bidi="zh_TW"/>
+          </w:rPr>
+          <w:rPr>
+            <w:color w:val="0000EE"/>
+            <w:u w:val="single"/>
+          </w:rPr>
+          <w:t>19:13–15</w:t>
+        </w:r>
+      </w:hyperlink>
+      <w:r>
+        <w:rPr>
+          <w:lang w:val="zh_TW" w:bidi="zh_TW"/>
+        </w:rPr>
+        <w:t>）。有時候，新酒糖分高，被蒸發後，濃縮的汁液與酒混合以提高酒精含量。</w:t>
+      </w:r>
+    </w:p>
+    <w:p>
+      <w:pPr/>
+      <w:r>
+        <w:rPr>
+          <w:lang w:val="zh_TW" w:bidi="zh_TW"/>
+        </w:rPr>
+      </w:r>
+      <w:r>
+        <w:rPr>
+          <w:lang w:val="zh_TW" w:bidi="zh_TW"/>
+        </w:rPr>
+        <w:t>聖經中未提及將水與酒混合是為了使其更安全飲用，這一觀點是現代的理解。古代世界中很少出現現代所說的水污染問題，儘管偶爾也會有這種問題。古代有許多關於新鮮井水、泉水和流動水源的例子，而且當時也有淨化污水的方法。</w:t>
+      </w:r>
+    </w:p>
+    <w:p>
+      <w:pPr>
+        <w:pStyle w:val="Heading3"/>
+      </w:pPr>
+      <w:r>
+        <w:rPr>
+          <w:lang w:val="zh_TW" w:bidi="zh_TW"/>
+        </w:rPr>
+        <w:t>舊約中的酒</w:t>
+      </w:r>
+    </w:p>
+    <w:p>
+      <w:pPr/>
+      <w:r>
+        <w:rPr>
+          <w:lang w:val="zh_TW" w:bidi="zh_TW"/>
+        </w:rPr>
+      </w:r>
+      <w:r>
+        <w:rPr>
+          <w:lang w:val="zh_TW" w:bidi="zh_TW"/>
+        </w:rPr>
+        <w:t>從上述證據來看，舊約中的酒通常不會與水混合，且在適量飲用時被視為有益的。</w:t>
+      </w:r>
+      <w:hyperlink r:id="rId25">
+        <w:r>
+          <w:rPr>
+            <w:lang w:val="zh_TW" w:bidi="zh_TW"/>
+          </w:rPr>
+          <w:rPr>
+            <w:color w:val="0000EE"/>
+            <w:u w:val="single"/>
+          </w:rPr>
+          <w:t>士師記九章13節</w:t>
+        </w:r>
+      </w:hyperlink>
+      <w:r>
+        <w:rPr>
+          <w:lang w:val="zh_TW" w:bidi="zh_TW"/>
+        </w:rPr>
+        <w:t>提到酒是「使神和人喜樂的」。</w:t>
+      </w:r>
+      <w:hyperlink r:id="rId26">
+        <w:r>
+          <w:rPr>
+            <w:lang w:val="zh_TW" w:bidi="zh_TW"/>
+          </w:rPr>
+          <w:rPr>
+            <w:color w:val="0000EE"/>
+            <w:u w:val="single"/>
+          </w:rPr>
+          <w:t>詩篇一〇四篇15節</w:t>
+        </w:r>
+      </w:hyperlink>
+      <w:r>
+        <w:rPr>
+          <w:lang w:val="zh_TW" w:bidi="zh_TW"/>
+        </w:rPr>
+        <w:t>也類似地描述酒：「酒能悅人心」（另參</w:t>
+      </w:r>
+      <w:hyperlink r:id="rId27">
+        <w:r>
+          <w:rPr>
+            <w:lang w:val="zh_TW" w:bidi="zh_TW"/>
+          </w:rPr>
+          <w:rPr>
+            <w:color w:val="0000EE"/>
+            <w:u w:val="single"/>
+          </w:rPr>
+          <w:t>斯1:10</w:t>
+        </w:r>
+      </w:hyperlink>
+      <w:r>
+        <w:rPr>
+          <w:lang w:val="zh_TW" w:bidi="zh_TW"/>
+        </w:rPr>
+        <w:t>；</w:t>
+      </w:r>
+      <w:hyperlink r:id="rId28">
+        <w:r>
+          <w:rPr>
+            <w:lang w:val="zh_TW" w:bidi="zh_TW"/>
+          </w:rPr>
+          <w:rPr>
+            <w:color w:val="0000EE"/>
+            <w:u w:val="single"/>
+          </w:rPr>
+          <w:t>傳10:19</w:t>
+        </w:r>
+      </w:hyperlink>
+      <w:r>
+        <w:rPr>
+          <w:lang w:val="zh_TW" w:bidi="zh_TW"/>
+        </w:rPr>
+        <w:t>；</w:t>
+      </w:r>
+      <w:hyperlink r:id="rId29">
+        <w:r>
+          <w:rPr>
+            <w:lang w:val="zh_TW" w:bidi="zh_TW"/>
+          </w:rPr>
+          <w:rPr>
+            <w:color w:val="0000EE"/>
+            <w:u w:val="single"/>
+          </w:rPr>
+          <w:t>賽55:1–2</w:t>
+        </w:r>
+      </w:hyperlink>
+      <w:r>
+        <w:rPr>
+          <w:lang w:val="zh_TW" w:bidi="zh_TW"/>
+        </w:rPr>
+        <w:t>；</w:t>
+      </w:r>
+      <w:hyperlink r:id="rId30">
+        <w:r>
+          <w:rPr>
+            <w:lang w:val="zh_TW" w:bidi="zh_TW"/>
+          </w:rPr>
+          <w:rPr>
+            <w:color w:val="0000EE"/>
+            <w:u w:val="single"/>
+          </w:rPr>
+          <w:t>亞10:7</w:t>
+        </w:r>
+      </w:hyperlink>
+      <w:r>
+        <w:rPr>
+          <w:lang w:val="zh_TW" w:bidi="zh_TW"/>
+        </w:rPr>
+        <w:t>）。適量飲酒被認為是正常且受歡迎的生活方式（</w:t>
+      </w:r>
+      <w:hyperlink r:id="rId31">
+        <w:r>
+          <w:rPr>
+            <w:lang w:val="zh_TW" w:bidi="zh_TW"/>
+          </w:rPr>
+          <w:rPr>
+            <w:color w:val="0000EE"/>
+            <w:u w:val="single"/>
+          </w:rPr>
+          <w:t>創14:18；</w:t>
+        </w:r>
+      </w:hyperlink>
+      <w:hyperlink r:id="rId32">
+        <w:r>
+          <w:rPr>
+            <w:lang w:val="zh_TW" w:bidi="zh_TW"/>
+          </w:rPr>
+          <w:rPr>
+            <w:color w:val="0000EE"/>
+            <w:u w:val="single"/>
+          </w:rPr>
+          <w:t>士19:19</w:t>
+        </w:r>
+      </w:hyperlink>
+      <w:r>
+        <w:rPr>
+          <w:lang w:val="zh_TW" w:bidi="zh_TW"/>
+        </w:rPr>
+        <w:t>；</w:t>
+      </w:r>
+      <w:hyperlink r:id="rId33">
+        <w:r>
+          <w:rPr>
+            <w:lang w:val="zh_TW" w:bidi="zh_TW"/>
+          </w:rPr>
+          <w:rPr>
+            <w:color w:val="0000EE"/>
+            <w:u w:val="single"/>
+          </w:rPr>
+          <w:t>撒上16:20</w:t>
+        </w:r>
+      </w:hyperlink>
+      <w:r>
+        <w:rPr>
+          <w:lang w:val="zh_TW" w:bidi="zh_TW"/>
+        </w:rPr>
+        <w:t>）。然而，利未人在聖殿服事時（</w:t>
+      </w:r>
+      <w:hyperlink r:id="rId34">
+        <w:r>
+          <w:rPr>
+            <w:lang w:val="zh_TW" w:bidi="zh_TW"/>
+          </w:rPr>
+          <w:rPr>
+            <w:color w:val="0000EE"/>
+            <w:u w:val="single"/>
+          </w:rPr>
+          <w:t>利10:8–9</w:t>
+        </w:r>
+      </w:hyperlink>
+      <w:r>
+        <w:rPr>
+          <w:lang w:val="zh_TW" w:bidi="zh_TW"/>
+        </w:rPr>
+        <w:t>）被禁止喝酒，拿細耳人（</w:t>
+      </w:r>
+      <w:hyperlink r:id="rId35">
+        <w:r>
+          <w:rPr>
+            <w:lang w:val="zh_TW" w:bidi="zh_TW"/>
+          </w:rPr>
+          <w:rPr>
+            <w:color w:val="0000EE"/>
+            <w:u w:val="single"/>
+          </w:rPr>
+          <w:t>民6:3</w:t>
+        </w:r>
+      </w:hyperlink>
+      <w:r>
+        <w:rPr>
+          <w:lang w:val="zh_TW" w:bidi="zh_TW"/>
+        </w:rPr>
+        <w:t>）和利甲族人（</w:t>
+      </w:r>
+      <w:hyperlink r:id="rId36">
+        <w:r>
+          <w:rPr>
+            <w:lang w:val="zh_TW" w:bidi="zh_TW"/>
+          </w:rPr>
+          <w:rPr>
+            <w:color w:val="0000EE"/>
+            <w:u w:val="single"/>
+          </w:rPr>
+          <w:t>耶35:1–6</w:t>
+        </w:r>
+      </w:hyperlink>
+      <w:r>
+        <w:rPr>
+          <w:lang w:val="zh_TW" w:bidi="zh_TW"/>
+        </w:rPr>
+        <w:t>）也被禁止喝酒。</w:t>
+      </w:r>
+    </w:p>
+    <w:p>
+      <w:pPr/>
+      <w:r>
+        <w:rPr>
+          <w:lang w:val="zh_TW" w:bidi="zh_TW"/>
+        </w:rPr>
+      </w:r>
+      <w:r>
+        <w:rPr>
+          <w:lang w:val="zh_TW" w:bidi="zh_TW"/>
+        </w:rPr>
+        <w:t>酒在舊約世界中有許多用途。「奠祭」所用的就是酒（</w:t>
+      </w:r>
+      <w:hyperlink r:id="rId37">
+        <w:r>
+          <w:rPr>
+            <w:lang w:val="zh_TW" w:bidi="zh_TW"/>
+          </w:rPr>
+          <w:rPr>
+            <w:color w:val="0000EE"/>
+            <w:u w:val="single"/>
+          </w:rPr>
+          <w:t>出29:40</w:t>
+        </w:r>
+      </w:hyperlink>
+      <w:r>
+        <w:rPr>
+          <w:lang w:val="zh_TW" w:bidi="zh_TW"/>
+        </w:rPr>
+        <w:t>；</w:t>
+      </w:r>
+      <w:hyperlink r:id="rId38">
+        <w:r>
+          <w:rPr>
+            <w:lang w:val="zh_TW" w:bidi="zh_TW"/>
+          </w:rPr>
+          <w:rPr>
+            <w:color w:val="0000EE"/>
+            <w:u w:val="single"/>
+          </w:rPr>
+          <w:t>利23:13</w:t>
+        </w:r>
+      </w:hyperlink>
+      <w:r>
+        <w:rPr>
+          <w:lang w:val="zh_TW" w:bidi="zh_TW"/>
+        </w:rPr>
+        <w:t>），而獻祭時，敬拜者經常會帶來酒（</w:t>
+      </w:r>
+      <w:hyperlink r:id="rId39">
+        <w:r>
+          <w:rPr>
+            <w:lang w:val="zh_TW" w:bidi="zh_TW"/>
+          </w:rPr>
+          <w:rPr>
+            <w:color w:val="0000EE"/>
+            <w:u w:val="single"/>
+          </w:rPr>
+          <w:t>撒上1:24</w:t>
+        </w:r>
+      </w:hyperlink>
+      <w:r>
+        <w:rPr>
+          <w:lang w:val="zh_TW" w:bidi="zh_TW"/>
+        </w:rPr>
+        <w:t>）。此外，聖殿中也存有酒，以作為獻祭之用（</w:t>
+      </w:r>
+      <w:hyperlink r:id="rId40">
+        <w:r>
+          <w:rPr>
+            <w:lang w:val="zh_TW" w:bidi="zh_TW"/>
+          </w:rPr>
+          <w:rPr>
+            <w:color w:val="0000EE"/>
+            <w:u w:val="single"/>
+          </w:rPr>
+          <w:t>代上9:29</w:t>
+        </w:r>
+      </w:hyperlink>
+      <w:r>
+        <w:rPr>
+          <w:lang w:val="zh_TW" w:bidi="zh_TW"/>
+        </w:rPr>
+        <w:t>）。有時，酒會用來幫助體弱和生病的人（</w:t>
+      </w:r>
+      <w:hyperlink r:id="rId41">
+        <w:r>
+          <w:rPr>
+            <w:lang w:val="zh_TW" w:bidi="zh_TW"/>
+          </w:rPr>
+          <w:rPr>
+            <w:color w:val="0000EE"/>
+            <w:u w:val="single"/>
+          </w:rPr>
+          <w:t>撒下16:2</w:t>
+        </w:r>
+      </w:hyperlink>
+      <w:r>
+        <w:rPr>
+          <w:lang w:val="zh_TW" w:bidi="zh_TW"/>
+        </w:rPr>
+        <w:t>；</w:t>
+      </w:r>
+      <w:hyperlink r:id="rId42">
+        <w:r>
+          <w:rPr>
+            <w:lang w:val="zh_TW" w:bidi="zh_TW"/>
+          </w:rPr>
+          <w:rPr>
+            <w:color w:val="0000EE"/>
+            <w:u w:val="single"/>
+          </w:rPr>
+          <w:t>箴31:6</w:t>
         </w:r>
       </w:hyperlink>
       <w:r>
@@ -454,6 +1155,4501 @@
           <w:lang w:val="zh_TW" w:bidi="zh_TW"/>
         </w:rPr>
         <w:t>）。</w:t>
+      </w:r>
+    </w:p>
+    <w:p>
+      <w:pPr/>
+      <w:r>
+        <w:rPr>
+          <w:lang w:val="zh_TW" w:bidi="zh_TW"/>
+        </w:rPr>
+      </w:r>
+      <w:r>
+        <w:rPr>
+          <w:lang w:val="zh_TW" w:bidi="zh_TW"/>
+        </w:rPr>
+        <w:t>舊約中的「濃酒」似乎與美索不達米亞的棗酒有密切關係。這種棗酒糖分含量高，酒精含量也應相當高。舊約中使用了一個希伯來文詞語來專指濃酒（</w:t>
+      </w:r>
+      <w:hyperlink r:id="rId43">
+        <w:r>
+          <w:rPr>
+            <w:lang w:val="zh_TW" w:bidi="zh_TW"/>
+          </w:rPr>
+          <w:rPr>
+            <w:color w:val="0000EE"/>
+            <w:u w:val="single"/>
+          </w:rPr>
+          <w:t>利10:9；</w:t>
+        </w:r>
+      </w:hyperlink>
+      <w:hyperlink r:id="rId44">
+        <w:r>
+          <w:rPr>
+            <w:lang w:val="zh_TW" w:bidi="zh_TW"/>
+          </w:rPr>
+          <w:rPr>
+            <w:color w:val="0000EE"/>
+            <w:u w:val="single"/>
+          </w:rPr>
+          <w:t>申29:6</w:t>
+        </w:r>
+      </w:hyperlink>
+      <w:r>
+        <w:rPr>
+          <w:lang w:val="zh_TW" w:bidi="zh_TW"/>
+        </w:rPr>
+        <w:t>；</w:t>
+      </w:r>
+      <w:hyperlink r:id="rId45">
+        <w:r>
+          <w:rPr>
+            <w:lang w:val="zh_TW" w:bidi="zh_TW"/>
+          </w:rPr>
+          <w:rPr>
+            <w:color w:val="0000EE"/>
+            <w:u w:val="single"/>
+          </w:rPr>
+          <w:t>撒上1:15；</w:t>
+        </w:r>
+      </w:hyperlink>
+      <w:hyperlink r:id="rId46">
+        <w:r>
+          <w:rPr>
+            <w:lang w:val="zh_TW" w:bidi="zh_TW"/>
+          </w:rPr>
+          <w:rPr>
+            <w:color w:val="0000EE"/>
+            <w:u w:val="single"/>
+          </w:rPr>
+          <w:t>箴20:1</w:t>
+        </w:r>
+      </w:hyperlink>
+      <w:r>
+        <w:rPr>
+          <w:lang w:val="zh_TW" w:bidi="zh_TW"/>
+        </w:rPr>
+        <w:t>，</w:t>
+      </w:r>
+      <w:hyperlink r:id="rId42">
+        <w:r>
+          <w:rPr>
+            <w:lang w:val="zh_TW" w:bidi="zh_TW"/>
+          </w:rPr>
+          <w:rPr>
+            <w:color w:val="0000EE"/>
+            <w:u w:val="single"/>
+          </w:rPr>
+          <w:t>31:6</w:t>
+        </w:r>
+      </w:hyperlink>
+      <w:r>
+        <w:rPr>
+          <w:lang w:val="zh_TW" w:bidi="zh_TW"/>
+        </w:rPr>
+        <w:t>；</w:t>
+      </w:r>
+      <w:hyperlink r:id="rId47">
+        <w:r>
+          <w:rPr>
+            <w:lang w:val="zh_TW" w:bidi="zh_TW"/>
+          </w:rPr>
+          <w:rPr>
+            <w:color w:val="0000EE"/>
+            <w:u w:val="single"/>
+          </w:rPr>
+          <w:t>賽29:9</w:t>
+        </w:r>
+      </w:hyperlink>
+      <w:r>
+        <w:rPr>
+          <w:lang w:val="zh_TW" w:bidi="zh_TW"/>
+        </w:rPr>
+        <w:t>）。在烏加里特文中有一個對應的詞，翻譯為「醉」，與通常的酒這個詞對應。</w:t>
+      </w:r>
+    </w:p>
+    <w:p>
+      <w:pPr/>
+      <w:r>
+        <w:rPr>
+          <w:lang w:val="zh_TW" w:bidi="zh_TW"/>
+        </w:rPr>
+      </w:r>
+      <w:r>
+        <w:rPr>
+          <w:lang w:val="zh_TW" w:bidi="zh_TW"/>
+        </w:rPr>
+        <w:t>對於酗酒的負面反應在舊約中比比皆是。以賽亞譴責那些酗酒的人（</w:t>
+      </w:r>
+      <w:hyperlink r:id="rId48">
+        <w:r>
+          <w:rPr>
+            <w:lang w:val="zh_TW" w:bidi="zh_TW"/>
+          </w:rPr>
+          <w:rPr>
+            <w:color w:val="0000EE"/>
+            <w:u w:val="single"/>
+          </w:rPr>
+          <w:t>賽28:1–8</w:t>
+        </w:r>
+      </w:hyperlink>
+      <w:r>
+        <w:rPr>
+          <w:lang w:val="zh_TW" w:bidi="zh_TW"/>
+        </w:rPr>
+        <w:t>）。聖經中有許多關於酗酒的警告（</w:t>
+      </w:r>
+      <w:hyperlink r:id="rId46">
+        <w:r>
+          <w:rPr>
+            <w:lang w:val="zh_TW" w:bidi="zh_TW"/>
+          </w:rPr>
+          <w:rPr>
+            <w:color w:val="0000EE"/>
+            <w:u w:val="single"/>
+          </w:rPr>
+          <w:t>箴20:1</w:t>
+        </w:r>
+      </w:hyperlink>
+      <w:r>
+        <w:rPr>
+          <w:lang w:val="zh_TW" w:bidi="zh_TW"/>
+        </w:rPr>
+        <w:t>，</w:t>
+      </w:r>
+      <w:hyperlink r:id="rId49">
+        <w:r>
+          <w:rPr>
+            <w:lang w:val="zh_TW" w:bidi="zh_TW"/>
+          </w:rPr>
+          <w:rPr>
+            <w:color w:val="0000EE"/>
+            <w:u w:val="single"/>
+          </w:rPr>
+          <w:t>21:17</w:t>
+        </w:r>
+      </w:hyperlink>
+      <w:r>
+        <w:rPr>
+          <w:lang w:val="zh_TW" w:bidi="zh_TW"/>
+        </w:rPr>
+        <w:t>，</w:t>
+      </w:r>
+      <w:hyperlink r:id="rId50">
+        <w:r>
+          <w:rPr>
+            <w:lang w:val="zh_TW" w:bidi="zh_TW"/>
+          </w:rPr>
+          <w:rPr>
+            <w:color w:val="0000EE"/>
+            <w:u w:val="single"/>
+          </w:rPr>
+          <w:t>23:20–21</w:t>
+        </w:r>
+      </w:hyperlink>
+      <w:r>
+        <w:rPr>
+          <w:lang w:val="zh_TW" w:bidi="zh_TW"/>
+        </w:rPr>
+        <w:t>，</w:t>
+      </w:r>
+      <w:hyperlink r:id="rId51">
+        <w:r>
+          <w:rPr>
+            <w:lang w:val="zh_TW" w:bidi="zh_TW"/>
+          </w:rPr>
+          <w:rPr>
+            <w:color w:val="0000EE"/>
+            <w:u w:val="single"/>
+          </w:rPr>
+          <w:t>23:32–34</w:t>
+        </w:r>
+      </w:hyperlink>
+      <w:r>
+        <w:rPr>
+          <w:lang w:val="zh_TW" w:bidi="zh_TW"/>
+        </w:rPr>
+        <w:t>）。</w:t>
+      </w:r>
+    </w:p>
+    <w:p>
+      <w:pPr>
+        <w:pStyle w:val="Heading3"/>
+      </w:pPr>
+      <w:r>
+        <w:rPr>
+          <w:lang w:val="zh_TW" w:bidi="zh_TW"/>
+        </w:rPr>
+        <w:t>新約中的酒</w:t>
+      </w:r>
+    </w:p>
+    <w:p>
+      <w:pPr/>
+      <w:r>
+        <w:rPr>
+          <w:lang w:val="zh_TW" w:bidi="zh_TW"/>
+        </w:rPr>
+      </w:r>
+      <w:r>
+        <w:rPr>
+          <w:lang w:val="zh_TW" w:bidi="zh_TW"/>
+        </w:rPr>
+        <w:t>新約中的酒是一種發酵飲料，通常會與不同量的水混合。它也混有苦膽（</w:t>
+      </w:r>
+      <w:hyperlink r:id="rId52">
+        <w:r>
+          <w:rPr>
+            <w:lang w:val="zh_TW" w:bidi="zh_TW"/>
+          </w:rPr>
+          <w:rPr>
+            <w:color w:val="0000EE"/>
+            <w:u w:val="single"/>
+          </w:rPr>
+          <w:t>太27:34</w:t>
+        </w:r>
+      </w:hyperlink>
+      <w:r>
+        <w:rPr>
+          <w:lang w:val="zh_TW" w:bidi="zh_TW"/>
+        </w:rPr>
+        <w:t>）和沒藥（</w:t>
+      </w:r>
+      <w:hyperlink r:id="rId53">
+        <w:r>
+          <w:rPr>
+            <w:lang w:val="zh_TW" w:bidi="zh_TW"/>
+          </w:rPr>
+          <w:rPr>
+            <w:color w:val="0000EE"/>
+            <w:u w:val="single"/>
+          </w:rPr>
+          <w:t>可15:23</w:t>
+        </w:r>
+      </w:hyperlink>
+      <w:r>
+        <w:rPr>
+          <w:lang w:val="zh_TW" w:bidi="zh_TW"/>
+        </w:rPr>
+        <w:t>）。有證據強烈表明，在主的晚餐中使用的酒是水和酒的混合物，比例大概是三比一，這符合米示拿的規定。「葡萄汁」（</w:t>
+      </w:r>
+      <w:hyperlink r:id="rId54">
+        <w:r>
+          <w:rPr>
+            <w:lang w:val="zh_TW" w:bidi="zh_TW"/>
+          </w:rPr>
+          <w:rPr>
+            <w:color w:val="0000EE"/>
+            <w:u w:val="single"/>
+          </w:rPr>
+          <w:t>太26:27–29</w:t>
+        </w:r>
+      </w:hyperlink>
+      <w:r>
+        <w:rPr>
+          <w:lang w:val="zh_TW" w:bidi="zh_TW"/>
+        </w:rPr>
+        <w:t>）通常被解釋為新鮮的葡萄汁。然而，新鮮的葡萄汁幾乎是不可能找到的。</w:t>
+      </w:r>
+    </w:p>
+    <w:p>
+      <w:pPr/>
+      <w:r>
+        <w:rPr>
+          <w:lang w:val="zh_TW" w:bidi="zh_TW"/>
+        </w:rPr>
+      </w:r>
+      <w:r>
+        <w:rPr>
+          <w:lang w:val="zh_TW" w:bidi="zh_TW"/>
+        </w:rPr>
+        <w:t>新約與舊約一樣，強烈反對酗酒。聖經的勸告是不要醉酒（</w:t>
+      </w:r>
+      <w:hyperlink r:id="rId55">
+        <w:r>
+          <w:rPr>
+            <w:lang w:val="zh_TW" w:bidi="zh_TW"/>
+          </w:rPr>
+          <w:rPr>
+            <w:color w:val="0000EE"/>
+            <w:u w:val="single"/>
+          </w:rPr>
+          <w:t>弗5:18</w:t>
+        </w:r>
+      </w:hyperlink>
+      <w:r>
+        <w:rPr>
+          <w:lang w:val="zh_TW" w:bidi="zh_TW"/>
+        </w:rPr>
+        <w:t>；</w:t>
+      </w:r>
+      <w:hyperlink r:id="rId56">
+        <w:r>
+          <w:rPr>
+            <w:lang w:val="zh_TW" w:bidi="zh_TW"/>
+          </w:rPr>
+          <w:rPr>
+            <w:color w:val="0000EE"/>
+            <w:u w:val="single"/>
+          </w:rPr>
+          <w:t>彼前4:3</w:t>
+        </w:r>
+      </w:hyperlink>
+      <w:r>
+        <w:rPr>
+          <w:lang w:val="zh_TW" w:bidi="zh_TW"/>
+        </w:rPr>
+        <w:t>）。教會的領袖應該在飲酒方面保持節制（</w:t>
+      </w:r>
+      <w:hyperlink r:id="rId57">
+        <w:r>
+          <w:rPr>
+            <w:lang w:val="zh_TW" w:bidi="zh_TW"/>
+          </w:rPr>
+          <w:rPr>
+            <w:color w:val="0000EE"/>
+            <w:u w:val="single"/>
+          </w:rPr>
+          <w:t>提前3:3、8</w:t>
+        </w:r>
+      </w:hyperlink>
+      <w:r>
+        <w:rPr>
+          <w:lang w:val="zh_TW" w:bidi="zh_TW"/>
+        </w:rPr>
+        <w:t>；</w:t>
+      </w:r>
+      <w:hyperlink r:id="rId58">
+        <w:r>
+          <w:rPr>
+            <w:lang w:val="zh_TW" w:bidi="zh_TW"/>
+          </w:rPr>
+          <w:rPr>
+            <w:color w:val="0000EE"/>
+            <w:u w:val="single"/>
+          </w:rPr>
+          <w:t>多1:7</w:t>
+        </w:r>
+      </w:hyperlink>
+      <w:r>
+        <w:rPr>
+          <w:lang w:val="zh_TW" w:bidi="zh_TW"/>
+        </w:rPr>
+        <w:t>）；希臘文意指他們不應該「沉溺於酒（not be addicted to wine）」。</w:t>
+      </w:r>
+    </w:p>
+    <w:p>
+      <w:pPr/>
+      <w:r>
+        <w:rPr>
+          <w:lang w:val="zh_TW" w:bidi="zh_TW"/>
+        </w:rPr>
+      </w:r>
+      <w:r>
+        <w:rPr>
+          <w:i/>
+          <w:lang w:val="zh_TW" w:bidi="zh_TW"/>
+        </w:rPr>
+        <w:t>另見</w:t>
+      </w:r>
+      <w:r>
+        <w:rPr>
+          <w:lang w:val="zh_TW" w:bidi="zh_TW"/>
+        </w:rPr>
+        <w:t xml:space="preserve"> </w:t>
+      </w:r>
+      <w:r>
+        <w:rPr>
+          <w:lang w:val="zh_TW" w:bidi="zh_TW"/>
+        </w:rPr>
+        <w:t>葡萄樹，葡萄園</w:t>
+      </w:r>
+      <w:r>
+        <w:rPr>
+          <w:lang w:val="zh_TW" w:bidi="zh_TW"/>
+        </w:rPr>
+        <w:t>；</w:t>
+      </w:r>
+      <w:r>
+        <w:rPr>
+          <w:lang w:val="zh_TW" w:bidi="zh_TW"/>
+        </w:rPr>
+        <w:t>酒榨</w:t>
+      </w:r>
+      <w:r>
+        <w:rPr>
+          <w:lang w:val="zh_TW" w:bidi="zh_TW"/>
+        </w:rPr>
+        <w:t>。</w:t>
+      </w:r>
+      <w:r>
+        <w:rPr>
+          <w:lang w:val="zh_TW" w:bidi="zh_TW"/>
+        </w:rPr>
+      </w:r>
+      <w:r>
+        <w:rPr>
+          <w:lang w:val="zh_TW" w:bidi="zh_TW"/>
+        </w:rPr>
+      </w:r>
+    </w:p>
+    <w:p>
+      <w:pPr/>
+      <w:r>
+        <w:rPr>
+          <w:lang w:val="zh_TW" w:bidi="zh_TW"/>
+        </w:rPr>
+      </w:r>
+    </w:p>
+    <w:p>
+      <w:pPr>
+        <w:pStyle w:val="Heading2"/>
+      </w:pPr>
+      <w:r>
+        <w:rPr>
+          <w:lang w:val="zh_TW" w:bidi="zh_TW"/>
+        </w:rPr>
+        <w:t>酒政</w:t>
+      </w:r>
+      <w:r>
+        <w:rPr>
+          <w:lang w:val="zh_TW" w:bidi="zh_TW"/>
+        </w:rPr>
+      </w:r>
+    </w:p>
+    <w:p>
+      <w:pPr/>
+      <w:r>
+        <w:rPr>
+          <w:lang w:val="zh_TW" w:bidi="zh_TW"/>
+        </w:rPr>
+      </w:r>
+      <w:r>
+        <w:rPr>
+          <w:lang w:val="zh_TW" w:bidi="zh_TW"/>
+        </w:rPr>
+        <w:t>這是</w:t>
+      </w:r>
+      <w:hyperlink r:id="rId59">
+        <w:r>
+          <w:rPr>
+            <w:lang w:val="zh_TW" w:bidi="zh_TW"/>
+          </w:rPr>
+          <w:rPr>
+            <w:color w:val="0000EE"/>
+            <w:u w:val="single"/>
+          </w:rPr>
+          <w:t>創世記四十</w:t>
+        </w:r>
+      </w:hyperlink>
+      <w:r>
+        <w:rPr>
+          <w:lang w:val="zh_TW" w:bidi="zh_TW"/>
+        </w:rPr>
+        <w:t>和</w:t>
+      </w:r>
+      <w:hyperlink r:id="rId60">
+        <w:r>
+          <w:rPr>
+            <w:lang w:val="zh_TW" w:bidi="zh_TW"/>
+          </w:rPr>
+          <w:rPr>
+            <w:color w:val="0000EE"/>
+            <w:u w:val="single"/>
+          </w:rPr>
+          <w:t>四十一章</w:t>
+        </w:r>
+      </w:hyperlink>
+      <w:r>
+        <w:rPr>
+          <w:lang w:val="zh_TW" w:bidi="zh_TW"/>
+        </w:rPr>
+        <w:t>中一個希伯來文詞語的譯法，意思是「司酒」或「嘗酒的人」。</w:t>
+      </w:r>
+      <w:r>
+        <w:rPr>
+          <w:i/>
+          <w:lang w:val="zh_TW" w:bidi="zh_TW"/>
+        </w:rPr>
+        <w:t xml:space="preserve">見 </w:t>
+      </w:r>
+      <w:r>
+        <w:rPr>
+          <w:lang w:val="zh_TW" w:bidi="zh_TW"/>
+        </w:rPr>
+        <w:t>酒政</w:t>
+      </w:r>
+      <w:r>
+        <w:rPr>
+          <w:lang w:val="zh_TW" w:bidi="zh_TW"/>
+        </w:rPr>
+        <w:t>。</w:t>
+      </w:r>
+      <w:r>
+        <w:rPr>
+          <w:lang w:val="zh_TW" w:bidi="zh_TW"/>
+        </w:rPr>
+      </w:r>
+      <w:r>
+        <w:rPr>
+          <w:lang w:val="zh_TW" w:bidi="zh_TW"/>
+        </w:rPr>
+      </w:r>
+    </w:p>
+    <w:p>
+      <w:pPr/>
+      <w:r>
+        <w:rPr>
+          <w:lang w:val="zh_TW" w:bidi="zh_TW"/>
+        </w:rPr>
+      </w:r>
+    </w:p>
+    <w:p>
+      <w:pPr>
+        <w:pStyle w:val="Heading2"/>
+      </w:pPr>
+      <w:r>
+        <w:rPr>
+          <w:lang w:val="zh_TW" w:bidi="zh_TW"/>
+        </w:rPr>
+        <w:t>救恩</w:t>
+      </w:r>
+      <w:r>
+        <w:rPr>
+          <w:lang w:val="zh_TW" w:bidi="zh_TW"/>
+        </w:rPr>
+      </w:r>
+    </w:p>
+    <w:p>
+      <w:pPr/>
+      <w:r>
+        <w:rPr>
+          <w:lang w:val="zh_TW" w:bidi="zh_TW"/>
+        </w:rPr>
+      </w:r>
+      <w:r>
+        <w:rPr>
+          <w:lang w:val="zh_TW" w:bidi="zh_TW"/>
+        </w:rPr>
+        <w:t>神拯救人脫離罪惡和死亡的方法。聖經不僅啟示了神，還揭示了神拯救世人的計劃。從這個意義上說，救恩是舊約和新約中的一個主要主題。</w:t>
+      </w:r>
+    </w:p>
+    <w:p>
+      <w:pPr>
+        <w:pStyle w:val="Heading3"/>
+      </w:pPr>
+      <w:r>
+        <w:rPr>
+          <w:lang w:val="zh_TW" w:bidi="zh_TW"/>
+        </w:rPr>
+        <w:t>在舊約中</w:t>
+      </w:r>
+    </w:p>
+    <w:p>
+      <w:pPr/>
+      <w:r>
+        <w:rPr>
+          <w:lang w:val="zh_TW" w:bidi="zh_TW"/>
+        </w:rPr>
+      </w:r>
+      <w:r>
+        <w:rPr>
+          <w:lang w:val="zh_TW" w:bidi="zh_TW"/>
+        </w:rPr>
+        <w:t>救恩的概念在舊約和新約中都通過不同的術語和情境來表達。在幾個希伯來文詞彙中，意為「拯救」或「救助」的動詞</w:t>
+      </w:r>
+      <w:r>
+        <w:rPr>
+          <w:i/>
+          <w:lang w:val="zh_TW" w:bidi="zh_TW"/>
+        </w:rPr>
+        <w:t>yasha'</w:t>
+      </w:r>
+      <w:r>
+        <w:rPr>
+          <w:lang w:val="zh_TW" w:bidi="zh_TW"/>
+        </w:rPr>
+        <w:t xml:space="preserve"> 及其衍生詞最常被翻譯為英文的save（拯救）或salvation（救恩）。在英文聖經中，這些詞彙的出現頻率取決於所考慮的版本。例如，在舊約中，「救恩」在庇哩亞聖經（Berean Standard Bible）出現116次，在和合本聖經中出現78次。救恩在舊約中並未作為一個專門術語使用，可指個人或神。如參孫（</w:t>
+      </w:r>
+      <w:hyperlink r:id="rId61">
+        <w:r>
+          <w:rPr>
+            <w:lang w:val="zh_TW" w:bidi="zh_TW"/>
+          </w:rPr>
+          <w:rPr>
+            <w:color w:val="0000EE"/>
+            <w:u w:val="single"/>
+          </w:rPr>
+          <w:t>士13:5</w:t>
+        </w:r>
+      </w:hyperlink>
+      <w:r>
+        <w:rPr>
+          <w:lang w:val="zh_TW" w:bidi="zh_TW"/>
+        </w:rPr>
+        <w:t>）或大衛（</w:t>
+      </w:r>
+      <w:hyperlink r:id="rId62">
+        <w:r>
+          <w:rPr>
+            <w:lang w:val="zh_TW" w:bidi="zh_TW"/>
+          </w:rPr>
+          <w:rPr>
+            <w:color w:val="0000EE"/>
+            <w:u w:val="single"/>
+          </w:rPr>
+          <w:t>撒下8:6</w:t>
+        </w:r>
+      </w:hyperlink>
+      <w:r>
+        <w:rPr>
+          <w:lang w:val="zh_TW" w:bidi="zh_TW"/>
+        </w:rPr>
+        <w:t>）這樣的領袖被耶和華使用為神的子民帶來拯救。</w:t>
+      </w:r>
+    </w:p>
+    <w:p>
+      <w:pPr/>
+      <w:r>
+        <w:rPr>
+          <w:lang w:val="zh_TW" w:bidi="zh_TW"/>
+        </w:rPr>
+      </w:r>
+      <w:r>
+        <w:rPr>
+          <w:lang w:val="zh_TW" w:bidi="zh_TW"/>
+        </w:rPr>
+        <w:t>以色列的救恩觀念植根於出埃及的歷史經歷。這個重要的時刻是親眼見證耶和華的救恩（</w:t>
+      </w:r>
+      <w:hyperlink r:id="rId63">
+        <w:r>
+          <w:rPr>
+            <w:lang w:val="zh_TW" w:bidi="zh_TW"/>
+          </w:rPr>
+          <w:rPr>
+            <w:color w:val="0000EE"/>
+            <w:u w:val="single"/>
+          </w:rPr>
+          <w:t>出14:13</w:t>
+        </w:r>
+      </w:hyperlink>
+      <w:r>
+        <w:rPr>
+          <w:lang w:val="zh_TW" w:bidi="zh_TW"/>
+        </w:rPr>
+        <w:t>）的機會。詩人（</w:t>
+      </w:r>
+      <w:hyperlink r:id="rId64">
+        <w:r>
+          <w:rPr>
+            <w:lang w:val="zh_TW" w:bidi="zh_TW"/>
+          </w:rPr>
+          <w:rPr>
+            <w:color w:val="0000EE"/>
+            <w:u w:val="single"/>
+          </w:rPr>
+          <w:t>詩106:8</w:t>
+        </w:r>
+      </w:hyperlink>
+      <w:r>
+        <w:rPr>
+          <w:lang w:val="zh_TW" w:bidi="zh_TW"/>
+        </w:rPr>
+        <w:t>）和先知（</w:t>
+      </w:r>
+      <w:hyperlink r:id="rId65">
+        <w:r>
+          <w:rPr>
+            <w:lang w:val="zh_TW" w:bidi="zh_TW"/>
+          </w:rPr>
+          <w:rPr>
+            <w:color w:val="0000EE"/>
+            <w:u w:val="single"/>
+          </w:rPr>
+          <w:t>賽43:3</w:t>
+        </w:r>
+      </w:hyperlink>
+      <w:r>
+        <w:rPr>
+          <w:lang w:val="zh_TW" w:bidi="zh_TW"/>
+        </w:rPr>
+        <w:t>；</w:t>
+      </w:r>
+      <w:hyperlink r:id="rId66">
+        <w:r>
+          <w:rPr>
+            <w:lang w:val="zh_TW" w:bidi="zh_TW"/>
+          </w:rPr>
+          <w:rPr>
+            <w:color w:val="0000EE"/>
+            <w:u w:val="single"/>
+          </w:rPr>
+          <w:t>何13:4</w:t>
+        </w:r>
+      </w:hyperlink>
+      <w:r>
+        <w:rPr>
+          <w:lang w:val="zh_TW" w:bidi="zh_TW"/>
+        </w:rPr>
+        <w:t>）後來在回顧出埃及的經歷時重申了神的救恩。以色列對救恩的理解是在歷史事件中形成的，例如在公元前701年西拿基立攻打耶路撒冷時，耶和華宣告祂會為自己的名的緣故拯救耶路撒冷城（</w:t>
+      </w:r>
+      <w:hyperlink r:id="rId67">
+        <w:r>
+          <w:rPr>
+            <w:lang w:val="zh_TW" w:bidi="zh_TW"/>
+          </w:rPr>
+          <w:rPr>
+            <w:color w:val="0000EE"/>
+            <w:u w:val="single"/>
+          </w:rPr>
+          <w:t>王下19:34</w:t>
+        </w:r>
+      </w:hyperlink>
+      <w:r>
+        <w:rPr>
+          <w:lang w:val="zh_TW" w:bidi="zh_TW"/>
+        </w:rPr>
+        <w:t>；參</w:t>
+      </w:r>
+      <w:hyperlink r:id="rId68">
+        <w:r>
+          <w:rPr>
+            <w:lang w:val="zh_TW" w:bidi="zh_TW"/>
+          </w:rPr>
+          <w:rPr>
+            <w:color w:val="0000EE"/>
+            <w:u w:val="single"/>
+          </w:rPr>
+          <w:t>18:30、35</w:t>
+        </w:r>
+      </w:hyperlink>
+      <w:r>
+        <w:rPr>
+          <w:lang w:val="zh_TW" w:bidi="zh_TW"/>
+        </w:rPr>
+        <w:t>）。以色列人通過不同領袖和情境目睹神的救恩，這也印證了他們對神是拯救的神的認識。</w:t>
+      </w:r>
+    </w:p>
+    <w:p>
+      <w:pPr/>
+      <w:r>
+        <w:rPr>
+          <w:lang w:val="zh_TW" w:bidi="zh_TW"/>
+        </w:rPr>
+      </w:r>
+      <w:r>
+        <w:rPr>
+          <w:lang w:val="zh_TW" w:bidi="zh_TW"/>
+        </w:rPr>
+        <w:t>以色列對神拯救的回應主要是讚美，這在詩篇（</w:t>
+      </w:r>
+      <w:hyperlink r:id="rId69">
+        <w:r>
+          <w:rPr>
+            <w:lang w:val="zh_TW" w:bidi="zh_TW"/>
+          </w:rPr>
+          <w:rPr>
+            <w:color w:val="0000EE"/>
+            <w:u w:val="single"/>
+          </w:rPr>
+          <w:t>詩3:8</w:t>
+        </w:r>
+      </w:hyperlink>
+      <w:r>
+        <w:rPr>
+          <w:lang w:val="zh_TW" w:bidi="zh_TW"/>
+        </w:rPr>
+        <w:t>，</w:t>
+      </w:r>
+      <w:hyperlink r:id="rId70">
+        <w:r>
+          <w:rPr>
+            <w:lang w:val="zh_TW" w:bidi="zh_TW"/>
+          </w:rPr>
+          <w:rPr>
+            <w:color w:val="0000EE"/>
+            <w:u w:val="single"/>
+          </w:rPr>
+          <w:t>9:14</w:t>
+        </w:r>
+      </w:hyperlink>
+      <w:r>
+        <w:rPr>
+          <w:lang w:val="zh_TW" w:bidi="zh_TW"/>
+        </w:rPr>
+        <w:t>，</w:t>
+      </w:r>
+      <w:hyperlink r:id="rId71">
+        <w:r>
+          <w:rPr>
+            <w:lang w:val="zh_TW" w:bidi="zh_TW"/>
+          </w:rPr>
+          <w:rPr>
+            <w:color w:val="0000EE"/>
+            <w:u w:val="single"/>
+          </w:rPr>
+          <w:t>21:1</w:t>
+        </w:r>
+      </w:hyperlink>
+      <w:r>
+        <w:rPr>
+          <w:lang w:val="zh_TW" w:bidi="zh_TW"/>
+        </w:rPr>
+        <w:t>）和早期的詩歌中經常可見（</w:t>
+      </w:r>
+      <w:hyperlink r:id="rId72">
+        <w:r>
+          <w:rPr>
+            <w:lang w:val="zh_TW" w:bidi="zh_TW"/>
+          </w:rPr>
+          <w:rPr>
+            <w:color w:val="0000EE"/>
+            <w:u w:val="single"/>
+          </w:rPr>
+          <w:t>出15:2</w:t>
+        </w:r>
+      </w:hyperlink>
+      <w:r>
+        <w:rPr>
+          <w:lang w:val="zh_TW" w:bidi="zh_TW"/>
+        </w:rPr>
+        <w:t>；</w:t>
+      </w:r>
+      <w:hyperlink r:id="rId73">
+        <w:r>
+          <w:rPr>
+            <w:lang w:val="zh_TW" w:bidi="zh_TW"/>
+          </w:rPr>
+          <w:rPr>
+            <w:color w:val="0000EE"/>
+            <w:u w:val="single"/>
+          </w:rPr>
+          <w:t>撒上2:1</w:t>
+        </w:r>
+      </w:hyperlink>
+      <w:r>
+        <w:rPr>
+          <w:lang w:val="zh_TW" w:bidi="zh_TW"/>
+        </w:rPr>
+        <w:t>）。此外，他們向耶和華祈求和尋求祂的拯救——無論是從敵人（</w:t>
+      </w:r>
+      <w:hyperlink r:id="rId74">
+        <w:r>
+          <w:rPr>
+            <w:lang w:val="zh_TW" w:bidi="zh_TW"/>
+          </w:rPr>
+          <w:rPr>
+            <w:color w:val="0000EE"/>
+            <w:u w:val="single"/>
+          </w:rPr>
+          <w:t>詩35:3</w:t>
+        </w:r>
+      </w:hyperlink>
+      <w:r>
+        <w:rPr>
+          <w:lang w:val="zh_TW" w:bidi="zh_TW"/>
+        </w:rPr>
+        <w:t>，</w:t>
+      </w:r>
+      <w:hyperlink r:id="rId75">
+        <w:r>
+          <w:rPr>
+            <w:lang w:val="zh_TW" w:bidi="zh_TW"/>
+          </w:rPr>
+          <w:rPr>
+            <w:color w:val="0000EE"/>
+            <w:u w:val="single"/>
+          </w:rPr>
+          <w:t>38:22</w:t>
+        </w:r>
+      </w:hyperlink>
+      <w:r>
+        <w:rPr>
+          <w:lang w:val="zh_TW" w:bidi="zh_TW"/>
+        </w:rPr>
+        <w:t>）、疾病（</w:t>
+      </w:r>
+      <w:hyperlink r:id="rId76">
+        <w:r>
+          <w:rPr>
+            <w:lang w:val="zh_TW" w:bidi="zh_TW"/>
+          </w:rPr>
+          <w:rPr>
+            <w:color w:val="0000EE"/>
+            <w:u w:val="single"/>
+          </w:rPr>
+          <w:t>69:29</w:t>
+        </w:r>
+      </w:hyperlink>
+      <w:r>
+        <w:rPr>
+          <w:lang w:val="zh_TW" w:bidi="zh_TW"/>
+        </w:rPr>
+        <w:t>），還是戰爭（</w:t>
+      </w:r>
+      <w:hyperlink r:id="rId77">
+        <w:r>
+          <w:rPr>
+            <w:lang w:val="zh_TW" w:bidi="zh_TW"/>
+          </w:rPr>
+          <w:rPr>
+            <w:color w:val="0000EE"/>
+            <w:u w:val="single"/>
+          </w:rPr>
+          <w:t>140:7，</w:t>
+        </w:r>
+      </w:hyperlink>
+      <w:hyperlink r:id="rId78">
+        <w:r>
+          <w:rPr>
+            <w:lang w:val="zh_TW" w:bidi="zh_TW"/>
+          </w:rPr>
+          <w:rPr>
+            <w:color w:val="0000EE"/>
+            <w:u w:val="single"/>
+          </w:rPr>
+          <w:t>144:10–11</w:t>
+        </w:r>
+      </w:hyperlink>
+      <w:r>
+        <w:rPr>
+          <w:lang w:val="zh_TW" w:bidi="zh_TW"/>
+        </w:rPr>
+        <w:t>）中得救——並且在信心中期待神的拯救（</w:t>
+      </w:r>
+      <w:hyperlink r:id="rId79">
+        <w:r>
+          <w:rPr>
+            <w:lang w:val="zh_TW" w:bidi="zh_TW"/>
+          </w:rPr>
+          <w:rPr>
+            <w:color w:val="0000EE"/>
+            <w:u w:val="single"/>
+          </w:rPr>
+          <w:t>35:9</w:t>
+        </w:r>
+      </w:hyperlink>
+      <w:r>
+        <w:rPr>
+          <w:lang w:val="zh_TW" w:bidi="zh_TW"/>
+        </w:rPr>
+        <w:t>，</w:t>
+      </w:r>
+      <w:hyperlink r:id="rId80">
+        <w:r>
+          <w:rPr>
+            <w:lang w:val="zh_TW" w:bidi="zh_TW"/>
+          </w:rPr>
+          <w:rPr>
+            <w:color w:val="0000EE"/>
+            <w:u w:val="single"/>
+          </w:rPr>
+          <w:t>65:5</w:t>
+        </w:r>
+      </w:hyperlink>
+      <w:r>
+        <w:rPr>
+          <w:lang w:val="zh_TW" w:bidi="zh_TW"/>
+        </w:rPr>
+        <w:t>）。</w:t>
+      </w:r>
+    </w:p>
+    <w:p>
+      <w:pPr/>
+      <w:r>
+        <w:rPr>
+          <w:lang w:val="zh_TW" w:bidi="zh_TW"/>
+        </w:rPr>
+      </w:r>
+      <w:r>
+        <w:rPr>
+          <w:lang w:val="zh_TW" w:bidi="zh_TW"/>
+        </w:rPr>
+        <w:t>先知強調救恩的末世（終末〔end-time〕）層面。神過去的偉大作為顯明了祂的拯救大能，這也促使人們期待神未來的拯救工作。這種對未來的盼望是對以色列民族的（</w:t>
+      </w:r>
+      <w:hyperlink r:id="rId81">
+        <w:r>
+          <w:rPr>
+            <w:lang w:val="zh_TW" w:bidi="zh_TW"/>
+          </w:rPr>
+          <w:rPr>
+            <w:color w:val="0000EE"/>
+            <w:u w:val="single"/>
+          </w:rPr>
+          <w:t>賽45:17</w:t>
+        </w:r>
+      </w:hyperlink>
+      <w:r>
+        <w:rPr>
+          <w:lang w:val="zh_TW" w:bidi="zh_TW"/>
+        </w:rPr>
+        <w:t>），但也是對普世救贖的預期（</w:t>
+      </w:r>
+      <w:hyperlink r:id="rId82">
+        <w:r>
+          <w:rPr>
+            <w:lang w:val="zh_TW" w:bidi="zh_TW"/>
+          </w:rPr>
+          <w:rPr>
+            <w:color w:val="0000EE"/>
+            <w:u w:val="single"/>
+          </w:rPr>
+          <w:t>49:6</w:t>
+        </w:r>
+      </w:hyperlink>
+      <w:r>
+        <w:rPr>
+          <w:lang w:val="zh_TW" w:bidi="zh_TW"/>
+        </w:rPr>
+        <w:t>）。先知們期待從巴比倫的被擄中得拯救並歸回（</w:t>
+      </w:r>
+      <w:hyperlink r:id="rId83">
+        <w:r>
+          <w:rPr>
+            <w:lang w:val="zh_TW" w:bidi="zh_TW"/>
+          </w:rPr>
+          <w:rPr>
+            <w:color w:val="0000EE"/>
+            <w:u w:val="single"/>
+          </w:rPr>
+          <w:t>賽49:25–26</w:t>
+        </w:r>
+      </w:hyperlink>
+      <w:r>
+        <w:rPr>
+          <w:lang w:val="zh_TW" w:bidi="zh_TW"/>
+        </w:rPr>
+        <w:t>；</w:t>
+      </w:r>
+      <w:hyperlink r:id="rId84">
+        <w:r>
+          <w:rPr>
+            <w:lang w:val="zh_TW" w:bidi="zh_TW"/>
+          </w:rPr>
+          <w:rPr>
+            <w:color w:val="0000EE"/>
+            <w:u w:val="single"/>
+          </w:rPr>
+          <w:t>耶46:27</w:t>
+        </w:r>
+      </w:hyperlink>
+      <w:r>
+        <w:rPr>
+          <w:lang w:val="zh_TW" w:bidi="zh_TW"/>
+        </w:rPr>
+        <w:t>），但他們也談到未來永恆的救恩（</w:t>
+      </w:r>
+      <w:hyperlink r:id="rId81">
+        <w:r>
+          <w:rPr>
+            <w:lang w:val="zh_TW" w:bidi="zh_TW"/>
+          </w:rPr>
+          <w:rPr>
+            <w:color w:val="0000EE"/>
+            <w:u w:val="single"/>
+          </w:rPr>
+          <w:t>賽45:17</w:t>
+        </w:r>
+      </w:hyperlink>
+      <w:r>
+        <w:rPr>
+          <w:lang w:val="zh_TW" w:bidi="zh_TW"/>
+        </w:rPr>
+        <w:t>，</w:t>
+      </w:r>
+      <w:hyperlink r:id="rId85">
+        <w:r>
+          <w:rPr>
+            <w:lang w:val="zh_TW" w:bidi="zh_TW"/>
+          </w:rPr>
+          <w:rPr>
+            <w:color w:val="0000EE"/>
+            <w:u w:val="single"/>
+          </w:rPr>
+          <w:t>51:6–8</w:t>
+        </w:r>
+      </w:hyperlink>
+      <w:r>
+        <w:rPr>
+          <w:lang w:val="zh_TW" w:bidi="zh_TW"/>
+        </w:rPr>
+        <w:t>）。彌賽亞的盼望，體現在那些預言有關個人將帶來神的救恩的經文中。以賽亞提到僕人將救恩帶到地極（</w:t>
+      </w:r>
+      <w:hyperlink r:id="rId82">
+        <w:r>
+          <w:rPr>
+            <w:lang w:val="zh_TW" w:bidi="zh_TW"/>
+          </w:rPr>
+          <w:rPr>
+            <w:color w:val="0000EE"/>
+            <w:u w:val="single"/>
+          </w:rPr>
+          <w:t>49:6</w:t>
+        </w:r>
+      </w:hyperlink>
+      <w:r>
+        <w:rPr>
+          <w:lang w:val="zh_TW" w:bidi="zh_TW"/>
+        </w:rPr>
+        <w:t>），而耶利米寫到神公義的苗裔帶來拯救（</w:t>
+      </w:r>
+      <w:hyperlink r:id="rId86">
+        <w:r>
+          <w:rPr>
+            <w:lang w:val="zh_TW" w:bidi="zh_TW"/>
+          </w:rPr>
+          <w:rPr>
+            <w:color w:val="0000EE"/>
+            <w:u w:val="single"/>
+          </w:rPr>
+          <w:t>耶23:5–6</w:t>
+        </w:r>
+      </w:hyperlink>
+      <w:r>
+        <w:rPr>
+          <w:lang w:val="zh_TW" w:bidi="zh_TW"/>
+        </w:rPr>
+        <w:t>）。</w:t>
+      </w:r>
+      <w:hyperlink r:id="rId87">
+        <w:r>
+          <w:rPr>
+            <w:lang w:val="zh_TW" w:bidi="zh_TW"/>
+          </w:rPr>
+          <w:rPr>
+            <w:color w:val="0000EE"/>
+            <w:u w:val="single"/>
+          </w:rPr>
+          <w:t>撒迦利亞書九章9節</w:t>
+        </w:r>
+      </w:hyperlink>
+      <w:r>
+        <w:rPr>
+          <w:lang w:val="zh_TW" w:bidi="zh_TW"/>
+        </w:rPr>
+        <w:t>提到帶來救恩的君王，反映了這個彌賽亞的主題，並在</w:t>
+      </w:r>
+      <w:hyperlink r:id="rId88">
+        <w:r>
+          <w:rPr>
+            <w:lang w:val="zh_TW" w:bidi="zh_TW"/>
+          </w:rPr>
+          <w:rPr>
+            <w:color w:val="0000EE"/>
+            <w:u w:val="single"/>
+          </w:rPr>
+          <w:t>馬太福音二十一章4至5節</w:t>
+        </w:r>
+      </w:hyperlink>
+      <w:r>
+        <w:rPr>
+          <w:lang w:val="zh_TW" w:bidi="zh_TW"/>
+        </w:rPr>
+        <w:t>中應用在耶穌基督身上。</w:t>
+      </w:r>
+    </w:p>
+    <w:p>
+      <w:pPr>
+        <w:pStyle w:val="Heading3"/>
+      </w:pPr>
+      <w:r>
+        <w:rPr>
+          <w:lang w:val="zh_TW" w:bidi="zh_TW"/>
+        </w:rPr>
+        <w:t>在新約中</w:t>
+      </w:r>
+    </w:p>
+    <w:p>
+      <w:pPr/>
+      <w:r>
+        <w:rPr>
+          <w:lang w:val="zh_TW" w:bidi="zh_TW"/>
+        </w:rPr>
+      </w:r>
+      <w:r>
+        <w:rPr>
+          <w:lang w:val="zh_TW" w:bidi="zh_TW"/>
+        </w:rPr>
+        <w:t>在古典希臘文中，動詞sozo（「拯救」）和名詞soteria（「救恩」）用於表示「拯救」、「救助」或「救恩」，甚至是「福祉」或「健康」。七十士譯本最常使用sozo來翻譯希伯來文的yasha‘（「拯救」），而新約主要使用sozo及其衍生詞來表示救恩的概念。</w:t>
+      </w:r>
+    </w:p>
+    <w:p>
+      <w:pPr/>
+      <w:r>
+        <w:rPr>
+          <w:lang w:val="zh_TW" w:bidi="zh_TW"/>
+        </w:rPr>
+      </w:r>
+      <w:r>
+        <w:rPr>
+          <w:lang w:val="zh_TW" w:bidi="zh_TW"/>
+        </w:rPr>
+        <w:t>這些希臘文詞彙在新約中通常是神學性的用法，但也有非神學用法的例子。在</w:t>
+      </w:r>
+      <w:hyperlink r:id="rId89">
+        <w:r>
+          <w:rPr>
+            <w:lang w:val="zh_TW" w:bidi="zh_TW"/>
+          </w:rPr>
+          <w:rPr>
+            <w:color w:val="0000EE"/>
+            <w:u w:val="single"/>
+          </w:rPr>
+          <w:t>使徒行傳第二十七章</w:t>
+        </w:r>
+      </w:hyperlink>
+      <w:r>
+        <w:rPr>
+          <w:lang w:val="zh_TW" w:bidi="zh_TW"/>
+        </w:rPr>
+        <w:t>，這些詞彙用來描述兵丁、水手和囚犯在船難中受到威脅並獲得拯救（</w:t>
+      </w:r>
+      <w:hyperlink r:id="rId90">
+        <w:r>
+          <w:rPr>
+            <w:lang w:val="zh_TW" w:bidi="zh_TW"/>
+          </w:rPr>
+          <w:rPr>
+            <w:color w:val="0000EE"/>
+            <w:u w:val="single"/>
+          </w:rPr>
+          <w:t>20、31</w:t>
+        </w:r>
+      </w:hyperlink>
+      <w:r>
+        <w:rPr>
+          <w:lang w:val="zh_TW" w:bidi="zh_TW"/>
+        </w:rPr>
+        <w:t>節），以及他們的健康狀況（</w:t>
+      </w:r>
+      <w:hyperlink r:id="rId91">
+        <w:r>
+          <w:rPr>
+            <w:lang w:val="zh_TW" w:bidi="zh_TW"/>
+          </w:rPr>
+          <w:rPr>
+            <w:color w:val="0000EE"/>
+            <w:u w:val="single"/>
+          </w:rPr>
+          <w:t>34</w:t>
+        </w:r>
+      </w:hyperlink>
+      <w:r>
+        <w:rPr>
+          <w:lang w:val="zh_TW" w:bidi="zh_TW"/>
+        </w:rPr>
+        <w:t>節）。</w:t>
+      </w:r>
+    </w:p>
+    <w:p>
+      <w:pPr/>
+      <w:r>
+        <w:rPr>
+          <w:lang w:val="zh_TW" w:bidi="zh_TW"/>
+        </w:rPr>
+      </w:r>
+      <w:r>
+        <w:rPr>
+          <w:lang w:val="zh_TW" w:bidi="zh_TW"/>
+        </w:rPr>
+        <w:t>在福音書中，「救恩」明顯與舊約的救恩概念相關；在撒迦利亞的預言中（</w:t>
+      </w:r>
+      <w:hyperlink r:id="rId92">
+        <w:r>
+          <w:rPr>
+            <w:lang w:val="zh_TW" w:bidi="zh_TW"/>
+          </w:rPr>
+          <w:rPr>
+            <w:color w:val="0000EE"/>
+            <w:u w:val="single"/>
+          </w:rPr>
+          <w:t>路1:69、71</w:t>
+        </w:r>
+      </w:hyperlink>
+      <w:r>
+        <w:rPr>
+          <w:lang w:val="zh_TW" w:bidi="zh_TW"/>
+        </w:rPr>
+        <w:t>；參</w:t>
+      </w:r>
+      <w:hyperlink r:id="rId93">
+        <w:r>
+          <w:rPr>
+            <w:lang w:val="zh_TW" w:bidi="zh_TW"/>
+          </w:rPr>
+          <w:rPr>
+            <w:color w:val="0000EE"/>
+            <w:u w:val="single"/>
+          </w:rPr>
+          <w:t>詩106:10</w:t>
+        </w:r>
+      </w:hyperlink>
+      <w:r>
+        <w:rPr>
+          <w:lang w:val="zh_TW" w:bidi="zh_TW"/>
+        </w:rPr>
+        <w:t>，</w:t>
+      </w:r>
+      <w:hyperlink r:id="rId94">
+        <w:r>
+          <w:rPr>
+            <w:lang w:val="zh_TW" w:bidi="zh_TW"/>
+          </w:rPr>
+          <w:rPr>
+            <w:color w:val="0000EE"/>
+            <w:u w:val="single"/>
+          </w:rPr>
+          <w:t>132:17</w:t>
+        </w:r>
+      </w:hyperlink>
+      <w:r>
+        <w:rPr>
+          <w:lang w:val="zh_TW" w:bidi="zh_TW"/>
+        </w:rPr>
+        <w:t>）和在西面讚美神的詩歌中（</w:t>
+      </w:r>
+      <w:hyperlink r:id="rId95">
+        <w:r>
+          <w:rPr>
+            <w:lang w:val="zh_TW" w:bidi="zh_TW"/>
+          </w:rPr>
+          <w:rPr>
+            <w:color w:val="0000EE"/>
+            <w:u w:val="single"/>
+          </w:rPr>
+          <w:t>路2:30</w:t>
+        </w:r>
+      </w:hyperlink>
+      <w:r>
+        <w:rPr>
+          <w:lang w:val="zh_TW" w:bidi="zh_TW"/>
+        </w:rPr>
+        <w:t>），「救恩」被應用於基督的來臨。雖然soteria在福音書中並不常見，但救恩的概念在耶穌關於進入神國的教導中得到體現（</w:t>
+      </w:r>
+      <w:hyperlink r:id="rId96">
+        <w:r>
+          <w:rPr>
+            <w:lang w:val="zh_TW" w:bidi="zh_TW"/>
+          </w:rPr>
+          <w:rPr>
+            <w:color w:val="0000EE"/>
+            <w:u w:val="single"/>
+          </w:rPr>
+          <w:t>太19:24–26</w:t>
+        </w:r>
+      </w:hyperlink>
+      <w:r>
+        <w:rPr>
+          <w:lang w:val="zh_TW" w:bidi="zh_TW"/>
+        </w:rPr>
+        <w:t>），以及在耶穌醫治的神蹟中隱含了救恩的概念（</w:t>
+      </w:r>
+      <w:hyperlink r:id="rId97">
+        <w:r>
+          <w:rPr>
+            <w:lang w:val="zh_TW" w:bidi="zh_TW"/>
+          </w:rPr>
+          <w:rPr>
+            <w:color w:val="0000EE"/>
+            <w:u w:val="single"/>
+          </w:rPr>
+          <w:t>路17:19</w:t>
+        </w:r>
+      </w:hyperlink>
+      <w:r>
+        <w:rPr>
+          <w:lang w:val="zh_TW" w:bidi="zh_TW"/>
+        </w:rPr>
+        <w:t>，</w:t>
+      </w:r>
+      <w:hyperlink r:id="rId98">
+        <w:r>
+          <w:rPr>
+            <w:lang w:val="zh_TW" w:bidi="zh_TW"/>
+          </w:rPr>
+          <w:rPr>
+            <w:color w:val="0000EE"/>
+            <w:u w:val="single"/>
+          </w:rPr>
+          <w:t>18:42</w:t>
+        </w:r>
+      </w:hyperlink>
+      <w:r>
+        <w:rPr>
+          <w:lang w:val="zh_TW" w:bidi="zh_TW"/>
+        </w:rPr>
+        <w:t>）。</w:t>
+      </w:r>
+    </w:p>
+    <w:p>
+      <w:pPr/>
+      <w:r>
+        <w:rPr>
+          <w:lang w:val="zh_TW" w:bidi="zh_TW"/>
+        </w:rPr>
+      </w:r>
+      <w:r>
+        <w:rPr>
+          <w:lang w:val="zh_TW" w:bidi="zh_TW"/>
+        </w:rPr>
+        <w:t>新約聖經教導救恩的根源在於耶穌基督（</w:t>
+      </w:r>
+      <w:hyperlink r:id="rId99">
+        <w:r>
+          <w:rPr>
+            <w:lang w:val="zh_TW" w:bidi="zh_TW"/>
+          </w:rPr>
+          <w:rPr>
+            <w:color w:val="0000EE"/>
+            <w:u w:val="single"/>
+          </w:rPr>
+          <w:t>提後2:10</w:t>
+        </w:r>
+      </w:hyperlink>
+      <w:r>
+        <w:rPr>
+          <w:lang w:val="zh_TW" w:bidi="zh_TW"/>
+        </w:rPr>
+        <w:t>；</w:t>
+      </w:r>
+      <w:hyperlink r:id="rId100">
+        <w:r>
+          <w:rPr>
+            <w:lang w:val="zh_TW" w:bidi="zh_TW"/>
+          </w:rPr>
+          <w:rPr>
+            <w:color w:val="0000EE"/>
+            <w:u w:val="single"/>
+          </w:rPr>
+          <w:t>來5:9</w:t>
+        </w:r>
+      </w:hyperlink>
+      <w:r>
+        <w:rPr>
+          <w:lang w:val="zh_TW" w:bidi="zh_TW"/>
+        </w:rPr>
+        <w:t>），祂是救恩的「創始者」和中保（</w:t>
+      </w:r>
+      <w:hyperlink r:id="rId101">
+        <w:r>
+          <w:rPr>
+            <w:lang w:val="zh_TW" w:bidi="zh_TW"/>
+          </w:rPr>
+          <w:rPr>
+            <w:color w:val="0000EE"/>
+            <w:u w:val="single"/>
+          </w:rPr>
+          <w:t>來2:10</w:t>
+        </w:r>
+      </w:hyperlink>
+      <w:r>
+        <w:rPr>
+          <w:lang w:val="zh_TW" w:bidi="zh_TW"/>
+        </w:rPr>
+        <w:t>，</w:t>
+      </w:r>
+      <w:hyperlink r:id="rId102">
+        <w:r>
+          <w:rPr>
+            <w:lang w:val="zh_TW" w:bidi="zh_TW"/>
+          </w:rPr>
+          <w:rPr>
+            <w:color w:val="0000EE"/>
+            <w:u w:val="single"/>
+          </w:rPr>
+          <w:t>7:25</w:t>
+        </w:r>
+      </w:hyperlink>
+      <w:r>
+        <w:rPr>
+          <w:lang w:val="zh_TW" w:bidi="zh_TW"/>
+        </w:rPr>
+        <w:t>）。救恩是神的工作（</w:t>
+      </w:r>
+      <w:hyperlink r:id="rId103">
+        <w:r>
+          <w:rPr>
+            <w:lang w:val="zh_TW" w:bidi="zh_TW"/>
+          </w:rPr>
+          <w:rPr>
+            <w:color w:val="0000EE"/>
+            <w:u w:val="single"/>
+          </w:rPr>
+          <w:t>帖前5:9</w:t>
+        </w:r>
+      </w:hyperlink>
+      <w:r>
+        <w:rPr>
+          <w:lang w:val="zh_TW" w:bidi="zh_TW"/>
+        </w:rPr>
+        <w:t>），是神的恩典所賜（</w:t>
+      </w:r>
+      <w:hyperlink r:id="rId104">
+        <w:r>
+          <w:rPr>
+            <w:lang w:val="zh_TW" w:bidi="zh_TW"/>
+          </w:rPr>
+          <w:rPr>
+            <w:color w:val="0000EE"/>
+            <w:u w:val="single"/>
+          </w:rPr>
+          <w:t>弗2:8–9</w:t>
+        </w:r>
+      </w:hyperlink>
+      <w:r>
+        <w:rPr>
+          <w:lang w:val="zh_TW" w:bidi="zh_TW"/>
+        </w:rPr>
+        <w:t>）。救恩的信息包含在聖經中（</w:t>
+      </w:r>
+      <w:hyperlink r:id="rId105">
+        <w:r>
+          <w:rPr>
+            <w:lang w:val="zh_TW" w:bidi="zh_TW"/>
+          </w:rPr>
+          <w:rPr>
+            <w:color w:val="0000EE"/>
+            <w:u w:val="single"/>
+          </w:rPr>
+          <w:t>提後3:15</w:t>
+        </w:r>
+      </w:hyperlink>
+      <w:r>
+        <w:rPr>
+          <w:lang w:val="zh_TW" w:bidi="zh_TW"/>
+        </w:rPr>
+        <w:t>），並由宣講真理之道的人傳揚（</w:t>
+      </w:r>
+      <w:hyperlink r:id="rId106">
+        <w:r>
+          <w:rPr>
+            <w:lang w:val="zh_TW" w:bidi="zh_TW"/>
+          </w:rPr>
+          <w:rPr>
+            <w:color w:val="0000EE"/>
+            <w:u w:val="single"/>
+          </w:rPr>
+          <w:t>弗1:13</w:t>
+        </w:r>
+      </w:hyperlink>
+      <w:r>
+        <w:rPr>
+          <w:lang w:val="zh_TW" w:bidi="zh_TW"/>
+        </w:rPr>
+        <w:t>）。適當的回應是悔改（</w:t>
+      </w:r>
+      <w:hyperlink r:id="rId107">
+        <w:r>
+          <w:rPr>
+            <w:lang w:val="zh_TW" w:bidi="zh_TW"/>
+          </w:rPr>
+          <w:rPr>
+            <w:color w:val="0000EE"/>
+            <w:u w:val="single"/>
+          </w:rPr>
+          <w:t>林後7:10</w:t>
+        </w:r>
+      </w:hyperlink>
+      <w:r>
+        <w:rPr>
+          <w:lang w:val="zh_TW" w:bidi="zh_TW"/>
+        </w:rPr>
+        <w:t>）和信心（</w:t>
+      </w:r>
+      <w:hyperlink r:id="rId105">
+        <w:r>
+          <w:rPr>
+            <w:lang w:val="zh_TW" w:bidi="zh_TW"/>
+          </w:rPr>
+          <w:rPr>
+            <w:color w:val="0000EE"/>
+            <w:u w:val="single"/>
+          </w:rPr>
+          <w:t>提後3:15</w:t>
+        </w:r>
+      </w:hyperlink>
+      <w:r>
+        <w:rPr>
+          <w:lang w:val="zh_TW" w:bidi="zh_TW"/>
+        </w:rPr>
+        <w:t>；</w:t>
+      </w:r>
+      <w:hyperlink r:id="rId108">
+        <w:r>
+          <w:rPr>
+            <w:lang w:val="zh_TW" w:bidi="zh_TW"/>
+          </w:rPr>
+          <w:rPr>
+            <w:color w:val="0000EE"/>
+            <w:u w:val="single"/>
+          </w:rPr>
+          <w:t>彼前1:9</w:t>
+        </w:r>
+      </w:hyperlink>
+      <w:r>
+        <w:rPr>
+          <w:lang w:val="zh_TW" w:bidi="zh_TW"/>
+        </w:rPr>
+        <w:t>）。這也是早期教會在宣講救主耶穌時的教導（</w:t>
+      </w:r>
+      <w:hyperlink r:id="rId109">
+        <w:r>
+          <w:rPr>
+            <w:lang w:val="zh_TW" w:bidi="zh_TW"/>
+          </w:rPr>
+          <w:rPr>
+            <w:color w:val="0000EE"/>
+            <w:u w:val="single"/>
+          </w:rPr>
+          <w:t>徒4:12，</w:t>
+        </w:r>
+      </w:hyperlink>
+      <w:hyperlink r:id="rId110">
+        <w:r>
+          <w:rPr>
+            <w:lang w:val="zh_TW" w:bidi="zh_TW"/>
+          </w:rPr>
+          <w:rPr>
+            <w:color w:val="0000EE"/>
+            <w:u w:val="single"/>
+          </w:rPr>
+          <w:t>13:23–26</w:t>
+        </w:r>
+      </w:hyperlink>
+      <w:r>
+        <w:rPr>
+          <w:lang w:val="zh_TW" w:bidi="zh_TW"/>
+        </w:rPr>
+        <w:t>，</w:t>
+      </w:r>
+      <w:hyperlink r:id="rId111">
+        <w:r>
+          <w:rPr>
+            <w:lang w:val="zh_TW" w:bidi="zh_TW"/>
+          </w:rPr>
+          <w:rPr>
+            <w:color w:val="0000EE"/>
+            <w:u w:val="single"/>
+          </w:rPr>
+          <w:t>16:30–31</w:t>
+        </w:r>
+      </w:hyperlink>
+      <w:r>
+        <w:rPr>
+          <w:lang w:val="zh_TW" w:bidi="zh_TW"/>
+        </w:rPr>
+        <w:t>）。保羅特別強調神救恩的普世性（</w:t>
+      </w:r>
+      <w:hyperlink r:id="rId112">
+        <w:r>
+          <w:rPr>
+            <w:lang w:val="zh_TW" w:bidi="zh_TW"/>
+          </w:rPr>
+          <w:rPr>
+            <w:color w:val="0000EE"/>
+            <w:u w:val="single"/>
+          </w:rPr>
+          <w:t>羅1:16</w:t>
+        </w:r>
+      </w:hyperlink>
+      <w:r>
+        <w:rPr>
+          <w:lang w:val="zh_TW" w:bidi="zh_TW"/>
+        </w:rPr>
+        <w:t>；</w:t>
+      </w:r>
+      <w:hyperlink r:id="rId113">
+        <w:r>
+          <w:rPr>
+            <w:lang w:val="zh_TW" w:bidi="zh_TW"/>
+          </w:rPr>
+          <w:rPr>
+            <w:color w:val="0000EE"/>
+            <w:u w:val="single"/>
+          </w:rPr>
+          <w:t>多2:11</w:t>
+        </w:r>
+      </w:hyperlink>
+      <w:r>
+        <w:rPr>
+          <w:lang w:val="zh_TW" w:bidi="zh_TW"/>
+        </w:rPr>
+        <w:t>）。他的心願是猶太人得救（</w:t>
+      </w:r>
+      <w:hyperlink r:id="rId114">
+        <w:r>
+          <w:rPr>
+            <w:lang w:val="zh_TW" w:bidi="zh_TW"/>
+          </w:rPr>
+          <w:rPr>
+            <w:color w:val="0000EE"/>
+            <w:u w:val="single"/>
+          </w:rPr>
+          <w:t>羅10:1</w:t>
+        </w:r>
+      </w:hyperlink>
+      <w:r>
+        <w:rPr>
+          <w:lang w:val="zh_TW" w:bidi="zh_TW"/>
+        </w:rPr>
+        <w:t>），雖然他主要向外邦人傳講救恩的信息（</w:t>
+      </w:r>
+      <w:hyperlink r:id="rId115">
+        <w:r>
+          <w:rPr>
+            <w:lang w:val="zh_TW" w:bidi="zh_TW"/>
+          </w:rPr>
+          <w:rPr>
+            <w:color w:val="0000EE"/>
+            <w:u w:val="single"/>
+          </w:rPr>
+          <w:t>11:11–13</w:t>
+        </w:r>
+      </w:hyperlink>
+      <w:r>
+        <w:rPr>
+          <w:lang w:val="zh_TW" w:bidi="zh_TW"/>
+        </w:rPr>
+        <w:t>）。</w:t>
+      </w:r>
+    </w:p>
+    <w:p>
+      <w:pPr/>
+      <w:r>
+        <w:rPr>
+          <w:lang w:val="zh_TW" w:bidi="zh_TW"/>
+        </w:rPr>
+      </w:r>
+      <w:r>
+        <w:rPr>
+          <w:lang w:val="zh_TW" w:bidi="zh_TW"/>
+        </w:rPr>
+        <w:t>在聖經中，還有許多與救恩概念相關的詞彙。重生是指在基督裡得著新生命（「重生」，</w:t>
+      </w:r>
+      <w:hyperlink r:id="rId116">
+        <w:r>
+          <w:rPr>
+            <w:lang w:val="zh_TW" w:bidi="zh_TW"/>
+          </w:rPr>
+          <w:rPr>
+            <w:color w:val="0000EE"/>
+            <w:u w:val="single"/>
+          </w:rPr>
+          <w:t>約3:3</w:t>
+        </w:r>
+      </w:hyperlink>
+      <w:r>
+        <w:rPr>
+          <w:lang w:val="zh_TW" w:bidi="zh_TW"/>
+        </w:rPr>
+        <w:t>）。稱義是指人在神面前的合法地位，而救贖則更多是指救恩的方法——付上代價，使人回到神面前。和好指的是關係的改變，而贖罪則喚起了舊約的獻祭制度，並指向神憤怒的轉離。這些術語和其它術語與聖經中的救恩概念有一些共同之處，都是指向救主耶穌基督的位格和工作。</w:t>
+      </w:r>
+    </w:p>
+    <w:p>
+      <w:pPr/>
+      <w:r>
+        <w:rPr>
+          <w:lang w:val="zh_TW" w:bidi="zh_TW"/>
+        </w:rPr>
+      </w:r>
+      <w:r>
+        <w:rPr>
+          <w:i/>
+          <w:lang w:val="zh_TW" w:bidi="zh_TW"/>
+        </w:rPr>
+        <w:t>另見</w:t>
+      </w:r>
+      <w:r>
+        <w:rPr>
+          <w:lang w:val="zh_TW" w:bidi="zh_TW"/>
+        </w:rPr>
+        <w:t xml:space="preserve"> </w:t>
+      </w:r>
+      <w:r>
+        <w:rPr>
+          <w:lang w:val="zh_TW" w:bidi="zh_TW"/>
+        </w:rPr>
+        <w:t>稱義、被稱義</w:t>
+      </w:r>
+      <w:r>
+        <w:rPr>
+          <w:lang w:val="zh_TW" w:bidi="zh_TW"/>
+        </w:rPr>
+        <w:t>；</w:t>
+      </w:r>
+      <w:r>
+        <w:rPr>
+          <w:lang w:val="zh_TW" w:bidi="zh_TW"/>
+        </w:rPr>
+        <w:t>和好</w:t>
+      </w:r>
+      <w:r>
+        <w:rPr>
+          <w:lang w:val="zh_TW" w:bidi="zh_TW"/>
+        </w:rPr>
+        <w:t>；</w:t>
+      </w:r>
+      <w:r>
+        <w:rPr>
+          <w:lang w:val="zh_TW" w:bidi="zh_TW"/>
+        </w:rPr>
+        <w:t>救贖主、救贖</w:t>
+      </w:r>
+      <w:r>
+        <w:rPr>
+          <w:lang w:val="zh_TW" w:bidi="zh_TW"/>
+        </w:rPr>
+        <w:t>；</w:t>
+      </w:r>
+      <w:r>
+        <w:rPr>
+          <w:lang w:val="zh_TW" w:bidi="zh_TW"/>
+        </w:rPr>
+        <w:t>救主</w:t>
+      </w:r>
+      <w:r>
+        <w:rPr>
+          <w:lang w:val="zh_TW" w:bidi="zh_TW"/>
+        </w:rPr>
+        <w:t>。</w:t>
+      </w:r>
+      <w:r>
+        <w:rPr>
+          <w:lang w:val="zh_TW" w:bidi="zh_TW"/>
+        </w:rPr>
+      </w:r>
+      <w:r>
+        <w:rPr>
+          <w:lang w:val="zh_TW" w:bidi="zh_TW"/>
+        </w:rPr>
+      </w:r>
+    </w:p>
+    <w:p>
+      <w:pPr/>
+      <w:r>
+        <w:rPr>
+          <w:lang w:val="zh_TW" w:bidi="zh_TW"/>
+        </w:rPr>
+      </w:r>
+    </w:p>
+    <w:p>
+      <w:pPr>
+        <w:pStyle w:val="Heading2"/>
+      </w:pPr>
+      <w:r>
+        <w:rPr>
+          <w:lang w:val="zh_TW" w:bidi="zh_TW"/>
+        </w:rPr>
+        <w:t>救贖者，救贖</w:t>
+      </w:r>
+      <w:r>
+        <w:rPr>
+          <w:lang w:val="zh_TW" w:bidi="zh_TW"/>
+        </w:rPr>
+      </w:r>
+    </w:p>
+    <w:p>
+      <w:pPr/>
+      <w:r>
+        <w:rPr>
+          <w:lang w:val="zh_TW" w:bidi="zh_TW"/>
+        </w:rPr>
+      </w:r>
+      <w:r>
+        <w:rPr>
+          <w:lang w:val="zh_TW" w:bidi="zh_TW"/>
+        </w:rPr>
+        <w:t>英文詞源自拉丁字根，意為「買回」，因此意指透過支付贖價，釋放任何財物、物品或人。在希臘語中，該字根意為「付贖價」或「釋放」。表達從鎖鏈、奴役或獄中釋放，就會運用該詞。</w:t>
+      </w:r>
+    </w:p>
+    <w:p>
+      <w:pPr>
+        <w:pStyle w:val="Heading3"/>
+      </w:pPr>
+      <w:r>
+        <w:rPr>
+          <w:lang w:val="zh_TW" w:bidi="zh_TW"/>
+        </w:rPr>
+        <w:t>舊約聖經和新約聖經詞語</w:t>
+      </w:r>
+    </w:p>
+    <w:p>
+      <w:pPr/>
+      <w:r>
+        <w:rPr>
+          <w:lang w:val="zh_TW" w:bidi="zh_TW"/>
+        </w:rPr>
+      </w:r>
+      <w:r>
+        <w:rPr>
+          <w:lang w:val="zh_TW" w:bidi="zh_TW"/>
+        </w:rPr>
+        <w:t>要全面理解救贖的概念，就有必要查看舊約。根據不同的情況，希伯來語會使用了三個不同的詞來傳達救贖概念。這些救贖用語的含義，基於現代文化所不熟悉的法律、社會和宗教習俗。我們需要了解這些文化才能理解這些詞彙及其用法。</w:t>
+      </w:r>
+    </w:p>
+    <w:p>
+      <w:pPr/>
+      <w:r>
+        <w:rPr>
+          <w:lang w:val="zh_TW" w:bidi="zh_TW"/>
+        </w:rPr>
+      </w:r>
+      <w:r>
+        <w:rPr>
+          <w:lang w:val="zh_TW" w:bidi="zh_TW"/>
+        </w:rPr>
+        <w:t>第一個用於救贖的詞語，具有法律語境。當一隻動物替代（或救贖）一個人或另一隻動物時，會用動詞「padah」。從這個詞根衍生出的名詞，意味著贖價或所支付的價格。當一個活生生的生命——不論是人或動物——需要被救贖的時候，就必須有替代之物或付出相應的代價。否則，動物就必須被殺（</w:t>
+      </w:r>
+      <w:hyperlink r:id="rId117">
+        <w:r>
+          <w:rPr>
+            <w:lang w:val="zh_TW" w:bidi="zh_TW"/>
+          </w:rPr>
+          <w:rPr>
+            <w:color w:val="0000EE"/>
+            <w:u w:val="single"/>
+          </w:rPr>
+          <w:t>出13:13</w:t>
+        </w:r>
+      </w:hyperlink>
+      <w:r>
+        <w:rPr>
+          <w:lang w:val="zh_TW" w:bidi="zh_TW"/>
+        </w:rPr>
+        <w:t>，</w:t>
+      </w:r>
+      <w:hyperlink r:id="rId118">
+        <w:r>
+          <w:rPr>
+            <w:lang w:val="zh_TW" w:bidi="zh_TW"/>
+          </w:rPr>
+          <w:rPr>
+            <w:color w:val="0000EE"/>
+            <w:u w:val="single"/>
+          </w:rPr>
+          <w:t>34:20</w:t>
+        </w:r>
+      </w:hyperlink>
+      <w:r>
+        <w:rPr>
+          <w:lang w:val="zh_TW" w:bidi="zh_TW"/>
+        </w:rPr>
+        <w:t>）。然而，律法從來不允許在這些情況下以人命（殺人）作為替代。人必須被贖回，沒有例外。</w:t>
+      </w:r>
+    </w:p>
+    <w:p>
+      <w:pPr/>
+      <w:r>
+        <w:rPr>
+          <w:lang w:val="zh_TW" w:bidi="zh_TW"/>
+        </w:rPr>
+      </w:r>
+      <w:r>
+        <w:rPr>
+          <w:lang w:val="zh_TW" w:bidi="zh_TW"/>
+        </w:rPr>
+        <w:t>「padah」這個詞也被用在其他形式的贖金或拯救上。例如，它可以指有人付出代價來釋放以色列的奴隸，也可以用來描述以贖金拯救一個陷入危險中的人（</w:t>
+      </w:r>
+      <w:hyperlink r:id="rId119">
+        <w:r>
+          <w:rPr>
+            <w:lang w:val="zh_TW" w:bidi="zh_TW"/>
+          </w:rPr>
+          <w:rPr>
+            <w:color w:val="0000EE"/>
+            <w:u w:val="single"/>
+          </w:rPr>
+          <w:t>出21:8</w:t>
+        </w:r>
+      </w:hyperlink>
+      <w:r>
+        <w:rPr>
+          <w:lang w:val="zh_TW" w:bidi="zh_TW"/>
+        </w:rPr>
+        <w:t>；</w:t>
+      </w:r>
+      <w:hyperlink r:id="rId120">
+        <w:r>
+          <w:rPr>
+            <w:lang w:val="zh_TW" w:bidi="zh_TW"/>
+          </w:rPr>
+          <w:rPr>
+            <w:color w:val="0000EE"/>
+            <w:u w:val="single"/>
+          </w:rPr>
+          <w:t>伯6:23</w:t>
+        </w:r>
+      </w:hyperlink>
+      <w:r>
+        <w:rPr>
+          <w:lang w:val="zh_TW" w:bidi="zh_TW"/>
+        </w:rPr>
+        <w:t>）。</w:t>
+      </w:r>
+    </w:p>
+    <w:p>
+      <w:pPr/>
+      <w:r>
+        <w:rPr>
+          <w:lang w:val="zh_TW" w:bidi="zh_TW"/>
+        </w:rPr>
+      </w:r>
+      <w:r>
+        <w:rPr>
+          <w:lang w:val="zh_TW" w:bidi="zh_TW"/>
+        </w:rPr>
+        <w:t>救贖的概念對於長子具有特殊意義。頭生的，無論是人還是獸，都屬於神。理論上，長子是要獻給神的。許多動物的情況確實如此，但人的長子和一些動物會被贖回（</w:t>
+      </w:r>
+      <w:hyperlink r:id="rId117">
+        <w:r>
+          <w:rPr>
+            <w:lang w:val="zh_TW" w:bidi="zh_TW"/>
+          </w:rPr>
+          <w:rPr>
+            <w:color w:val="0000EE"/>
+            <w:u w:val="single"/>
+          </w:rPr>
+          <w:t>出13:13</w:t>
+        </w:r>
+      </w:hyperlink>
+      <w:r>
+        <w:rPr>
+          <w:lang w:val="zh_TW" w:bidi="zh_TW"/>
+        </w:rPr>
+        <w:t>，</w:t>
+      </w:r>
+      <w:hyperlink r:id="rId118">
+        <w:r>
+          <w:rPr>
+            <w:lang w:val="zh_TW" w:bidi="zh_TW"/>
+          </w:rPr>
+          <w:rPr>
+            <w:color w:val="0000EE"/>
+            <w:u w:val="single"/>
+          </w:rPr>
+          <w:t>34:20</w:t>
+        </w:r>
+      </w:hyperlink>
+      <w:r>
+        <w:rPr>
+          <w:lang w:val="zh_TW" w:bidi="zh_TW"/>
+        </w:rPr>
+        <w:t>；</w:t>
+      </w:r>
+      <w:hyperlink r:id="rId121">
+        <w:r>
+          <w:rPr>
+            <w:lang w:val="zh_TW" w:bidi="zh_TW"/>
+          </w:rPr>
+          <w:rPr>
+            <w:color w:val="0000EE"/>
+            <w:u w:val="single"/>
+          </w:rPr>
+          <w:t>民18:15–16</w:t>
+        </w:r>
+      </w:hyperlink>
+      <w:r>
+        <w:rPr>
+          <w:lang w:val="zh_TW" w:bidi="zh_TW"/>
+        </w:rPr>
+        <w:t>）。贖回長子的時候，會用動物代贖，後來則會支付贖價（</w:t>
+      </w:r>
+      <w:hyperlink r:id="rId122">
+        <w:r>
+          <w:rPr>
+            <w:lang w:val="zh_TW" w:bidi="zh_TW"/>
+          </w:rPr>
+          <w:rPr>
+            <w:color w:val="0000EE"/>
+            <w:u w:val="single"/>
+          </w:rPr>
+          <w:t>民18:16</w:t>
+        </w:r>
+      </w:hyperlink>
+      <w:r>
+        <w:rPr>
+          <w:lang w:val="zh_TW" w:bidi="zh_TW"/>
+        </w:rPr>
+        <w:t>）。</w:t>
+      </w:r>
+    </w:p>
+    <w:p>
+      <w:pPr/>
+      <w:r>
+        <w:rPr>
+          <w:lang w:val="zh_TW" w:bidi="zh_TW"/>
+        </w:rPr>
+      </w:r>
+      <w:r>
+        <w:rPr>
+          <w:lang w:val="zh_TW" w:bidi="zh_TW"/>
+        </w:rPr>
+        <w:t>第二個所用的詞是希伯來詞根ga’al，主要用於與家庭規則和義務，以及律法所規定家族產業的權利和責任。比如，假如家庭成員失去一塊產業，最近的親屬既有權利也有義務贖回這產業。這種贖回權保護了家族的產業。從這個詞根衍生出的名詞相當於英文的「贖回」（redemption），而買回財產的人是go’el或買贖者。</w:t>
+      </w:r>
+    </w:p>
+    <w:p>
+      <w:pPr/>
+      <w:r>
+        <w:rPr>
+          <w:lang w:val="zh_TW" w:bidi="zh_TW"/>
+        </w:rPr>
+      </w:r>
+      <w:r>
+        <w:rPr>
+          <w:lang w:val="zh_TW" w:bidi="zh_TW"/>
+        </w:rPr>
+        <w:t>一個以色列人若因負債，被迫賣身為奴，可以由近親或他自己贖回（</w:t>
+      </w:r>
+      <w:hyperlink r:id="rId123">
+        <w:r>
+          <w:rPr>
+            <w:lang w:val="zh_TW" w:bidi="zh_TW"/>
+          </w:rPr>
+          <w:rPr>
+            <w:color w:val="0000EE"/>
+            <w:u w:val="single"/>
+          </w:rPr>
+          <w:t>利25:47–49</w:t>
+        </w:r>
+      </w:hyperlink>
+      <w:r>
+        <w:rPr>
+          <w:lang w:val="zh_TW" w:bidi="zh_TW"/>
+        </w:rPr>
+        <w:t>）。土地也可以以同樣的方式贖回（</w:t>
+      </w:r>
+      <w:hyperlink r:id="rId124">
+        <w:r>
+          <w:rPr>
+            <w:lang w:val="zh_TW" w:bidi="zh_TW"/>
+          </w:rPr>
+          <w:rPr>
+            <w:color w:val="0000EE"/>
+            <w:u w:val="single"/>
+          </w:rPr>
+          <w:t>25:25–28</w:t>
+        </w:r>
+      </w:hyperlink>
+      <w:r>
+        <w:rPr>
+          <w:lang w:val="zh_TW" w:bidi="zh_TW"/>
+        </w:rPr>
+        <w:t>；</w:t>
+      </w:r>
+      <w:hyperlink r:id="rId125">
+        <w:r>
+          <w:rPr>
+            <w:lang w:val="zh_TW" w:bidi="zh_TW"/>
+          </w:rPr>
+          <w:rPr>
+            <w:color w:val="0000EE"/>
+            <w:u w:val="single"/>
+          </w:rPr>
+          <w:t>耶32:6–9</w:t>
+        </w:r>
+      </w:hyperlink>
+      <w:r>
+        <w:rPr>
+          <w:lang w:val="zh_TW" w:bidi="zh_TW"/>
+        </w:rPr>
+        <w:t>）。</w:t>
+      </w:r>
+    </w:p>
+    <w:p>
+      <w:pPr/>
+      <w:r>
+        <w:rPr>
+          <w:lang w:val="zh_TW" w:bidi="zh_TW"/>
+        </w:rPr>
+      </w:r>
+      <w:r>
+        <w:rPr>
+          <w:lang w:val="zh_TW" w:bidi="zh_TW"/>
+        </w:rPr>
+        <w:t>在特定情況下，贖回的權利也擴展至人。人有義務娶他兄弟的寡婦，這是眾所周知的。在路得記中，贖回的權利擴展至遠親。在這個故事中，波阿斯不僅贖回產業，還贖回路得，她成為他的妻子（</w:t>
+      </w:r>
+      <w:hyperlink r:id="rId126">
+        <w:r>
+          <w:rPr>
+            <w:lang w:val="zh_TW" w:bidi="zh_TW"/>
+          </w:rPr>
+          <w:rPr>
+            <w:color w:val="0000EE"/>
+            <w:u w:val="single"/>
+          </w:rPr>
+          <w:t>得3:13</w:t>
+        </w:r>
+      </w:hyperlink>
+      <w:r>
+        <w:rPr>
+          <w:lang w:val="zh_TW" w:bidi="zh_TW"/>
+        </w:rPr>
+        <w:t>，</w:t>
+      </w:r>
+      <w:hyperlink r:id="rId127">
+        <w:r>
+          <w:rPr>
+            <w:lang w:val="zh_TW" w:bidi="zh_TW"/>
+          </w:rPr>
+          <w:rPr>
+            <w:color w:val="0000EE"/>
+            <w:u w:val="single"/>
+          </w:rPr>
+          <w:t>4:1–6</w:t>
+        </w:r>
+      </w:hyperlink>
+      <w:r>
+        <w:rPr>
+          <w:lang w:val="zh_TW" w:bidi="zh_TW"/>
+        </w:rPr>
+        <w:t>）。</w:t>
+      </w:r>
+    </w:p>
+    <w:p>
+      <w:pPr/>
+      <w:r>
+        <w:rPr>
+          <w:lang w:val="zh_TW" w:bidi="zh_TW"/>
+        </w:rPr>
+      </w:r>
+      <w:r>
+        <w:rPr>
+          <w:lang w:val="zh_TW" w:bidi="zh_TW"/>
+        </w:rPr>
+        <w:t>希伯來語使用的第三個詞，是動詞根kaphar</w:t>
+      </w:r>
+      <w:r>
+        <w:rPr>
+          <w:i/>
+          <w:lang w:val="zh_TW" w:bidi="zh_TW"/>
+        </w:rPr>
+        <w:t>，</w:t>
+      </w:r>
+      <w:r>
+        <w:rPr>
+          <w:lang w:val="zh_TW" w:bidi="zh_TW"/>
+        </w:rPr>
+        <w:t>意思是「遮蓋」。從這個詞根衍生出來的詞彙意指遮蓋罪、贖罪或補償。從中衍生出的名詞kopher</w:t>
+      </w:r>
+      <w:r>
+        <w:rPr>
+          <w:i/>
+          <w:lang w:val="zh_TW" w:bidi="zh_TW"/>
+        </w:rPr>
+        <w:t>，</w:t>
+      </w:r>
+      <w:r>
+        <w:rPr>
+          <w:lang w:val="zh_TW" w:bidi="zh_TW"/>
+        </w:rPr>
+        <w:t>在宗教意義上使用時，意指遮蓋罪的代價。</w:t>
+      </w:r>
+    </w:p>
+    <w:p>
+      <w:pPr/>
+      <w:r>
+        <w:rPr>
+          <w:lang w:val="zh_TW" w:bidi="zh_TW"/>
+        </w:rPr>
+      </w:r>
+      <w:r>
+        <w:rPr>
+          <w:lang w:val="zh_TW" w:bidi="zh_TW"/>
+        </w:rPr>
+        <w:t>這個詞用來指代，人為任何該治死的生命所支付的代價。一個上佳的例子是，牛的主人要為其牛隻</w:t>
+      </w:r>
+      <w:r>
+        <w:rPr>
+          <w:lang w:val="zh_TW" w:bidi="zh_TW"/>
+        </w:rPr>
+        <w:t>觸</w:t>
+      </w:r>
+      <w:r>
+        <w:rPr>
+          <w:lang w:val="zh_TW" w:bidi="zh_TW"/>
+        </w:rPr>
+        <w:t>死別人而支付贖價。根據律法，主人應該被治死，但他可以通過支付所需的價銀來贖回自己（</w:t>
+      </w:r>
+      <w:hyperlink r:id="rId128">
+        <w:r>
+          <w:rPr>
+            <w:lang w:val="zh_TW" w:bidi="zh_TW"/>
+          </w:rPr>
+          <w:rPr>
+            <w:color w:val="0000EE"/>
+            <w:u w:val="single"/>
+          </w:rPr>
+          <w:t>出21:28–32</w:t>
+        </w:r>
+      </w:hyperlink>
+      <w:r>
+        <w:rPr>
+          <w:lang w:val="zh_TW" w:bidi="zh_TW"/>
+        </w:rPr>
+        <w:t>）。</w:t>
+      </w:r>
+    </w:p>
+    <w:p>
+      <w:pPr/>
+      <w:r>
+        <w:rPr>
+          <w:lang w:val="zh_TW" w:bidi="zh_TW"/>
+        </w:rPr>
+      </w:r>
+      <w:r>
+        <w:rPr>
+          <w:lang w:val="zh_TW" w:bidi="zh_TW"/>
+        </w:rPr>
+        <w:t>在七十士譯本中，這三個希伯來詞彙被翻譯為不同的希臘詞。字根 padah 和 gaʾal 通常翻譯成 lutroō（「救贖、釋放、拯救」）及其相關名詞 lutron（「贖金」）。字根 kaphar 則多半譯作「贖罪」，例如 exilaskomai。雖然這些詞在希伯來語中各有不同，但希臘文的翻譯突顯了它們共同的重點：救贖必然涉及付出的代價，帶來拯救，或使人獲得自由。</w:t>
+      </w:r>
+    </w:p>
+    <w:p>
+      <w:pPr>
+        <w:pStyle w:val="Heading3"/>
+      </w:pPr>
+      <w:r>
+        <w:rPr>
+          <w:lang w:val="zh_TW" w:bidi="zh_TW"/>
+        </w:rPr>
+        <w:t>神是救贖者</w:t>
+      </w:r>
+    </w:p>
+    <w:p>
+      <w:pPr/>
+      <w:r>
+        <w:rPr>
+          <w:lang w:val="zh_TW" w:bidi="zh_TW"/>
+        </w:rPr>
+      </w:r>
+      <w:r>
+        <w:rPr>
+          <w:lang w:val="zh_TW" w:bidi="zh_TW"/>
+        </w:rPr>
+        <w:t>在舊約中，神救贖的對象通常是整體的百姓或國族，而不是個人。這種國家救贖概念的開端，見於神將百姓從埃及的奴役釋放出來。雖然他們為奴，但他們的神救贖了他們（</w:t>
+      </w:r>
+      <w:hyperlink r:id="rId129">
+        <w:r>
+          <w:rPr>
+            <w:lang w:val="zh_TW" w:bidi="zh_TW"/>
+          </w:rPr>
+          <w:rPr>
+            <w:color w:val="0000EE"/>
+            <w:u w:val="single"/>
+          </w:rPr>
+          <w:t>出6:6</w:t>
+        </w:r>
+      </w:hyperlink>
+      <w:r>
+        <w:rPr>
+          <w:lang w:val="zh_TW" w:bidi="zh_TW"/>
+        </w:rPr>
+        <w:t>；</w:t>
+      </w:r>
+      <w:hyperlink r:id="rId130">
+        <w:r>
+          <w:rPr>
+            <w:lang w:val="zh_TW" w:bidi="zh_TW"/>
+          </w:rPr>
+          <w:rPr>
+            <w:color w:val="0000EE"/>
+            <w:u w:val="single"/>
+          </w:rPr>
+          <w:t>申15:15</w:t>
+        </w:r>
+      </w:hyperlink>
+      <w:r>
+        <w:rPr>
+          <w:lang w:val="zh_TW" w:bidi="zh_TW"/>
+        </w:rPr>
+        <w:t>）。</w:t>
+      </w:r>
+    </w:p>
+    <w:p>
+      <w:pPr/>
+      <w:r>
+        <w:rPr>
+          <w:lang w:val="zh_TW" w:bidi="zh_TW"/>
+        </w:rPr>
+      </w:r>
+      <w:r>
+        <w:rPr>
+          <w:lang w:val="zh_TW" w:bidi="zh_TW"/>
+        </w:rPr>
+        <w:t>正如用於贖回或贖買的詞語所指，其中涉及固定贖金或代贖另一個生命。當救贖概念以神為主體，祂用大能或能力來救贖，就不需要支付贖金：「</w:t>
+      </w:r>
+      <w:r>
+        <w:rPr>
+          <w:lang w:val="zh_TW" w:bidi="zh_TW"/>
+        </w:rPr>
+        <w:t>我是耶和華；我要用伸出來的膀臂……救贖你們脫離他們的重擔，不做他們的苦工</w:t>
+      </w:r>
+      <w:r>
+        <w:rPr>
+          <w:lang w:val="zh_TW" w:bidi="zh_TW"/>
+        </w:rPr>
+        <w:t>」（</w:t>
+      </w:r>
+      <w:hyperlink r:id="rId129">
+        <w:r>
+          <w:rPr>
+            <w:lang w:val="zh_TW" w:bidi="zh_TW"/>
+          </w:rPr>
+          <w:rPr>
+            <w:color w:val="0000EE"/>
+            <w:u w:val="single"/>
+          </w:rPr>
+          <w:t>出6:6</w:t>
+        </w:r>
+      </w:hyperlink>
+      <w:r>
+        <w:rPr>
+          <w:lang w:val="zh_TW" w:bidi="zh_TW"/>
+        </w:rPr>
+        <w:t>；參</w:t>
+      </w:r>
+      <w:hyperlink r:id="rId130">
+        <w:r>
+          <w:rPr>
+            <w:lang w:val="zh_TW" w:bidi="zh_TW"/>
+          </w:rPr>
+          <w:rPr>
+            <w:color w:val="0000EE"/>
+            <w:u w:val="single"/>
+          </w:rPr>
+          <w:t>申15:15</w:t>
+        </w:r>
+      </w:hyperlink>
+      <w:r>
+        <w:rPr>
+          <w:lang w:val="zh_TW" w:bidi="zh_TW"/>
+        </w:rPr>
+        <w:t>）。同樣的想法延續至其他有需要和拯救的時刻，比如被擄時期。神是國族的拯救者（比如，</w:t>
+      </w:r>
+      <w:hyperlink r:id="rId131">
+        <w:r>
+          <w:rPr>
+            <w:lang w:val="zh_TW" w:bidi="zh_TW"/>
+          </w:rPr>
+          <w:rPr>
+            <w:color w:val="0000EE"/>
+            <w:u w:val="single"/>
+          </w:rPr>
+          <w:t>賽29:22</w:t>
+        </w:r>
+      </w:hyperlink>
+      <w:r>
+        <w:rPr>
+          <w:lang w:val="zh_TW" w:bidi="zh_TW"/>
+        </w:rPr>
+        <w:t>，</w:t>
+      </w:r>
+      <w:hyperlink r:id="rId132">
+        <w:r>
+          <w:rPr>
+            <w:lang w:val="zh_TW" w:bidi="zh_TW"/>
+          </w:rPr>
+          <w:rPr>
+            <w:color w:val="0000EE"/>
+            <w:u w:val="single"/>
+          </w:rPr>
+          <w:t>35:10</w:t>
+        </w:r>
+      </w:hyperlink>
+      <w:r>
+        <w:rPr>
+          <w:lang w:val="zh_TW" w:bidi="zh_TW"/>
+        </w:rPr>
+        <w:t>，</w:t>
+      </w:r>
+      <w:hyperlink r:id="rId133">
+        <w:r>
+          <w:rPr>
+            <w:lang w:val="zh_TW" w:bidi="zh_TW"/>
+          </w:rPr>
+          <w:rPr>
+            <w:color w:val="0000EE"/>
+            <w:u w:val="single"/>
+          </w:rPr>
+          <w:t>43:1</w:t>
+        </w:r>
+      </w:hyperlink>
+      <w:r>
+        <w:rPr>
+          <w:lang w:val="zh_TW" w:bidi="zh_TW"/>
+        </w:rPr>
+        <w:t>，</w:t>
+      </w:r>
+      <w:hyperlink r:id="rId134">
+        <w:r>
+          <w:rPr>
+            <w:lang w:val="zh_TW" w:bidi="zh_TW"/>
+          </w:rPr>
+          <w:rPr>
+            <w:color w:val="0000EE"/>
+            <w:u w:val="single"/>
+          </w:rPr>
+          <w:t>44:22</w:t>
+        </w:r>
+      </w:hyperlink>
+      <w:r>
+        <w:rPr>
+          <w:lang w:val="zh_TW" w:bidi="zh_TW"/>
+        </w:rPr>
+        <w:t>；</w:t>
+      </w:r>
+      <w:hyperlink r:id="rId135">
+        <w:r>
+          <w:rPr>
+            <w:lang w:val="zh_TW" w:bidi="zh_TW"/>
+          </w:rPr>
+          <w:rPr>
+            <w:color w:val="0000EE"/>
+            <w:u w:val="single"/>
+          </w:rPr>
+          <w:t>耶31:11</w:t>
+        </w:r>
+      </w:hyperlink>
+      <w:r>
+        <w:rPr>
+          <w:lang w:val="zh_TW" w:bidi="zh_TW"/>
+        </w:rPr>
+        <w:t>）。</w:t>
+      </w:r>
+    </w:p>
+    <w:p>
+      <w:pPr/>
+      <w:r>
+        <w:rPr>
+          <w:lang w:val="zh_TW" w:bidi="zh_TW"/>
+        </w:rPr>
+      </w:r>
+      <w:r>
+        <w:rPr>
+          <w:lang w:val="zh_TW" w:bidi="zh_TW"/>
+        </w:rPr>
+        <w:t>同樣，經文沒有任何暗示神為釋放祂的子民而付上贖金。神以自己的大能救贖。「</w:t>
+      </w:r>
+      <w:r>
+        <w:rPr>
+          <w:lang w:val="zh_TW" w:bidi="zh_TW"/>
+        </w:rPr>
+        <w:t>耶和華如此說</w:t>
+      </w:r>
+      <w:r>
+        <w:rPr>
+          <w:lang w:val="zh_TW" w:bidi="zh_TW"/>
+        </w:rPr>
+        <w:t>：『</w:t>
+      </w:r>
+      <w:r>
+        <w:rPr>
+          <w:lang w:val="zh_TW" w:bidi="zh_TW"/>
+        </w:rPr>
+        <w:t>你們是無價被賣的，也必無銀被贖</w:t>
+      </w:r>
+      <w:r>
+        <w:rPr>
+          <w:lang w:val="zh_TW" w:bidi="zh_TW"/>
+        </w:rPr>
+        <w:t>』」（</w:t>
+      </w:r>
+      <w:hyperlink r:id="rId136">
+        <w:r>
+          <w:rPr>
+            <w:lang w:val="zh_TW" w:bidi="zh_TW"/>
+          </w:rPr>
+          <w:rPr>
+            <w:color w:val="0000EE"/>
+            <w:u w:val="single"/>
+          </w:rPr>
+          <w:t>賽52:3</w:t>
+        </w:r>
+      </w:hyperlink>
+      <w:r>
+        <w:rPr>
+          <w:lang w:val="zh_TW" w:bidi="zh_TW"/>
+        </w:rPr>
+        <w:t>）。當居魯士讓百姓自由時，同樣沒有支付贖價（</w:t>
+      </w:r>
+      <w:hyperlink r:id="rId137">
+        <w:r>
+          <w:rPr>
+            <w:lang w:val="zh_TW" w:bidi="zh_TW"/>
+          </w:rPr>
+          <w:rPr>
+            <w:color w:val="0000EE"/>
+            <w:u w:val="single"/>
+          </w:rPr>
+          <w:t>45:13</w:t>
+        </w:r>
+      </w:hyperlink>
+      <w:r>
+        <w:rPr>
+          <w:lang w:val="zh_TW" w:bidi="zh_TW"/>
+        </w:rPr>
+        <w:t>）。</w:t>
+      </w:r>
+    </w:p>
+    <w:p>
+      <w:pPr/>
+      <w:r>
+        <w:rPr>
+          <w:lang w:val="zh_TW" w:bidi="zh_TW"/>
+        </w:rPr>
+      </w:r>
+      <w:r>
+        <w:rPr>
+          <w:lang w:val="zh_TW" w:bidi="zh_TW"/>
+        </w:rPr>
+        <w:t>在基督教社群中，尤其是在教會的早期，出現了需要支付贖金來贖罪的想法。事實上，人們經常被教導說，罪人實際上是被撒但囚禁。基督的死是神支付給撒但的贖金，以釋放罪人。這種教導並沒有聖經支持。基督的死是一種贖罪或挽回的行為，但這並不意味著祂的死是支付給撒但的贖金。聖經沒有任何地方，描繪神與撒但進行這樣的商業交易。十字架的救贖工作肯定屬於神的奧秘。</w:t>
+      </w:r>
+    </w:p>
+    <w:p>
+      <w:pPr>
+        <w:pStyle w:val="Heading3"/>
+      </w:pPr>
+      <w:r>
+        <w:rPr>
+          <w:lang w:val="zh_TW" w:bidi="zh_TW"/>
+        </w:rPr>
+        <w:t>救贖與彌賽亞</w:t>
+      </w:r>
+    </w:p>
+    <w:p>
+      <w:pPr/>
+      <w:r>
+        <w:rPr>
+          <w:lang w:val="zh_TW" w:bidi="zh_TW"/>
+        </w:rPr>
+      </w:r>
+      <w:r>
+        <w:rPr>
+          <w:lang w:val="zh_TW" w:bidi="zh_TW"/>
+        </w:rPr>
+        <w:t>在舊約中，救贖與彌賽亞的盼望密切相關。從出埃及的時候起，神就被啟示是拯救者。在被擄期間，救贖的盼望非常強烈。先知不斷言說神為救贖者或拯救者。這個盼望最終會透過神的受膏者，即彌賽亞來成就，祂就是大衛的後裔（</w:t>
+      </w:r>
+      <w:hyperlink r:id="rId138">
+        <w:r>
+          <w:rPr>
+            <w:lang w:val="zh_TW" w:bidi="zh_TW"/>
+          </w:rPr>
+          <w:rPr>
+            <w:color w:val="0000EE"/>
+            <w:u w:val="single"/>
+          </w:rPr>
+          <w:t>賽9:1–6</w:t>
+        </w:r>
+      </w:hyperlink>
+      <w:r>
+        <w:rPr>
+          <w:lang w:val="zh_TW" w:bidi="zh_TW"/>
+        </w:rPr>
+        <w:t>，</w:t>
+      </w:r>
+      <w:hyperlink r:id="rId139">
+        <w:r>
+          <w:rPr>
+            <w:lang w:val="zh_TW" w:bidi="zh_TW"/>
+          </w:rPr>
+          <w:rPr>
+            <w:color w:val="0000EE"/>
+            <w:u w:val="single"/>
+          </w:rPr>
+          <w:t>11:1–9</w:t>
+        </w:r>
+      </w:hyperlink>
+      <w:r>
+        <w:rPr>
+          <w:lang w:val="zh_TW" w:bidi="zh_TW"/>
+        </w:rPr>
+        <w:t>；</w:t>
+      </w:r>
+      <w:hyperlink r:id="rId86">
+        <w:r>
+          <w:rPr>
+            <w:lang w:val="zh_TW" w:bidi="zh_TW"/>
+          </w:rPr>
+          <w:rPr>
+            <w:color w:val="0000EE"/>
+            <w:u w:val="single"/>
+          </w:rPr>
+          <w:t>耶23:5–6</w:t>
+        </w:r>
+      </w:hyperlink>
+      <w:r>
+        <w:rPr>
+          <w:lang w:val="zh_TW" w:bidi="zh_TW"/>
+        </w:rPr>
+        <w:t>）。</w:t>
+      </w:r>
+    </w:p>
+    <w:p>
+      <w:pPr/>
+      <w:r>
+        <w:rPr>
+          <w:lang w:val="zh_TW" w:bidi="zh_TW"/>
+        </w:rPr>
+      </w:r>
+      <w:r>
+        <w:rPr>
+          <w:lang w:val="zh_TW" w:bidi="zh_TW"/>
+        </w:rPr>
+        <w:t>彌賽亞的盼望在被擄和逼迫期間變得更加強烈。事實上，在漫長的逼迫時期中，這種對彌賽亞拯救者的盼望，比以往任何時候都更強烈。這段時期通常被稱為兩約之間，持續了大約四個世紀，從最後一位先知直到施洗約翰和耶穌時代。</w:t>
+      </w:r>
+    </w:p>
+    <w:p>
+      <w:pPr/>
+      <w:r>
+        <w:rPr>
+          <w:lang w:val="zh_TW" w:bidi="zh_TW"/>
+        </w:rPr>
+      </w:r>
+      <w:r>
+        <w:rPr>
+          <w:lang w:val="zh_TW" w:bidi="zh_TW"/>
+        </w:rPr>
+        <w:t>基督徒相信在耶穌基督（或耶穌彌賽亞）裡，我們看到舊約救贖概念的實現。救贖的意象在福音書非常明顯。施洗約翰將拿撒勒的耶穌，描繪為應驗了神救贖的國度（</w:t>
+      </w:r>
+      <w:hyperlink r:id="rId140">
+        <w:r>
+          <w:rPr>
+            <w:lang w:val="zh_TW" w:bidi="zh_TW"/>
+          </w:rPr>
+          <w:rPr>
+            <w:color w:val="0000EE"/>
+            <w:u w:val="single"/>
+          </w:rPr>
+          <w:t>太3:12</w:t>
+        </w:r>
+      </w:hyperlink>
+      <w:r>
+        <w:rPr>
+          <w:lang w:val="zh_TW" w:bidi="zh_TW"/>
+        </w:rPr>
+        <w:t>），因此是以色列的彌賽亞。耶穌這位人子的來臨，是要捨命作多人的贖價（</w:t>
+      </w:r>
+      <w:hyperlink r:id="rId141">
+        <w:r>
+          <w:rPr>
+            <w:lang w:val="zh_TW" w:bidi="zh_TW"/>
+          </w:rPr>
+          <w:rPr>
+            <w:color w:val="0000EE"/>
+            <w:u w:val="single"/>
+          </w:rPr>
+          <w:t>太20:28</w:t>
+        </w:r>
+      </w:hyperlink>
+      <w:r>
+        <w:rPr>
+          <w:lang w:val="zh_TW" w:bidi="zh_TW"/>
+        </w:rPr>
+        <w:t>；</w:t>
+      </w:r>
+      <w:hyperlink r:id="rId142">
+        <w:r>
+          <w:rPr>
+            <w:lang w:val="zh_TW" w:bidi="zh_TW"/>
+          </w:rPr>
+          <w:rPr>
+            <w:color w:val="0000EE"/>
+            <w:u w:val="single"/>
+          </w:rPr>
+          <w:t>可10:45</w:t>
+        </w:r>
+      </w:hyperlink>
+      <w:r>
+        <w:rPr>
+          <w:lang w:val="zh_TW" w:bidi="zh_TW"/>
+        </w:rPr>
+        <w:t>）。彌賽亞的工作是代贖和具替代意義的。</w:t>
+      </w:r>
+    </w:p>
+    <w:p>
+      <w:pPr/>
+      <w:r>
+        <w:rPr>
+          <w:lang w:val="zh_TW" w:bidi="zh_TW"/>
+        </w:rPr>
+      </w:r>
+      <w:r>
+        <w:rPr>
+          <w:lang w:val="zh_TW" w:bidi="zh_TW"/>
+        </w:rPr>
+        <w:t>同樣的思想尤其見保羅著作。基督是向父獻上的挽回祭（</w:t>
+      </w:r>
+      <w:hyperlink r:id="rId143">
+        <w:r>
+          <w:rPr>
+            <w:lang w:val="zh_TW" w:bidi="zh_TW"/>
+          </w:rPr>
+          <w:rPr>
+            <w:color w:val="0000EE"/>
+            <w:u w:val="single"/>
+          </w:rPr>
+          <w:t>羅3:25</w:t>
+        </w:r>
+      </w:hyperlink>
+      <w:r>
+        <w:rPr>
+          <w:lang w:val="zh_TW" w:bidi="zh_TW"/>
+        </w:rPr>
+        <w:t>）。救贖是藉耶穌捨去生命（</w:t>
+      </w:r>
+      <w:hyperlink r:id="rId144">
+        <w:r>
+          <w:rPr>
+            <w:lang w:val="zh_TW" w:bidi="zh_TW"/>
+          </w:rPr>
+          <w:rPr>
+            <w:color w:val="0000EE"/>
+            <w:u w:val="single"/>
+          </w:rPr>
+          <w:t>徒20:28</w:t>
+        </w:r>
+      </w:hyperlink>
+      <w:r>
+        <w:rPr>
+          <w:lang w:val="zh_TW" w:bidi="zh_TW"/>
+        </w:rPr>
+        <w:t>），買贖百姓（</w:t>
+      </w:r>
+      <w:hyperlink r:id="rId145">
+        <w:r>
+          <w:rPr>
+            <w:lang w:val="zh_TW" w:bidi="zh_TW"/>
+          </w:rPr>
+          <w:rPr>
+            <w:color w:val="0000EE"/>
+            <w:u w:val="single"/>
+          </w:rPr>
+          <w:t>彼前2:9</w:t>
+        </w:r>
+      </w:hyperlink>
+      <w:r>
+        <w:rPr>
+          <w:lang w:val="zh_TW" w:bidi="zh_TW"/>
+        </w:rPr>
+        <w:t>；另見</w:t>
+      </w:r>
+      <w:hyperlink r:id="rId146">
+        <w:r>
+          <w:rPr>
+            <w:lang w:val="zh_TW" w:bidi="zh_TW"/>
+          </w:rPr>
+          <w:rPr>
+            <w:color w:val="0000EE"/>
+            <w:u w:val="single"/>
+          </w:rPr>
+          <w:t>林前7:22–24</w:t>
+        </w:r>
+      </w:hyperlink>
+      <w:r>
+        <w:rPr>
+          <w:lang w:val="zh_TW" w:bidi="zh_TW"/>
+        </w:rPr>
+        <w:t>；</w:t>
+      </w:r>
+      <w:hyperlink r:id="rId147">
+        <w:r>
+          <w:rPr>
+            <w:lang w:val="zh_TW" w:bidi="zh_TW"/>
+          </w:rPr>
+          <w:rPr>
+            <w:color w:val="0000EE"/>
+            <w:u w:val="single"/>
+          </w:rPr>
+          <w:t>林後5:14–17</w:t>
+        </w:r>
+      </w:hyperlink>
+      <w:r>
+        <w:rPr>
+          <w:lang w:val="zh_TW" w:bidi="zh_TW"/>
+        </w:rPr>
+        <w:t>）。這些都是用來表達救贖或贖罪核心思想的詞語或表達方式。耶穌基督是在自己身上，成就聖經救贖概念的人，並藉著祂的犧牲為罪人賜下救贖。</w:t>
+      </w:r>
+    </w:p>
+    <w:p>
+      <w:pPr/>
+      <w:r>
+        <w:rPr>
+          <w:lang w:val="zh_TW" w:bidi="zh_TW"/>
+        </w:rPr>
+      </w:r>
+      <w:r>
+        <w:rPr>
+          <w:lang w:val="zh_TW" w:bidi="zh_TW"/>
+        </w:rPr>
+        <w:t>救贖的概念對神的百姓有深刻意義。在舊約中，這概念說明了一個真理：神是其立約百姓的救主。雖然以色列因否認神的律法而陷入罪中，但神並沒有毀滅他們，而是在他們悔改時再悅納他們。</w:t>
+      </w:r>
+    </w:p>
+    <w:p>
+      <w:pPr/>
+      <w:r>
+        <w:rPr>
+          <w:lang w:val="zh_TW" w:bidi="zh_TW"/>
+        </w:rPr>
+      </w:r>
+      <w:r>
+        <w:rPr>
+          <w:lang w:val="zh_TW" w:bidi="zh_TW"/>
+        </w:rPr>
+        <w:t>尤其是在在先知書中，神的救贖工作會藉彌賽亞及其救贖的犧牲來完成。耶穌的追隨者相信祂是彌賽亞，會為整個世界提供救贖。與救贖的概念相伴的是神的愛，這是得著永生的基礎（</w:t>
+      </w:r>
+      <w:hyperlink r:id="rId148">
+        <w:r>
+          <w:rPr>
+            <w:lang w:val="zh_TW" w:bidi="zh_TW"/>
+          </w:rPr>
+          <w:rPr>
+            <w:color w:val="0000EE"/>
+            <w:u w:val="single"/>
+          </w:rPr>
+          <w:t>約3:16</w:t>
+        </w:r>
+      </w:hyperlink>
+      <w:r>
+        <w:rPr>
+          <w:lang w:val="zh_TW" w:bidi="zh_TW"/>
+        </w:rPr>
+        <w:t>）。相信的人會從罪的束縛中解脫，並再次得著救贖之神的喜悅。</w:t>
+      </w:r>
+    </w:p>
+    <w:p>
+      <w:pPr/>
+      <w:r>
+        <w:rPr>
+          <w:lang w:val="zh_TW" w:bidi="zh_TW"/>
+        </w:rPr>
+      </w:r>
+      <w:r>
+        <w:rPr>
+          <w:i/>
+          <w:lang w:val="zh_TW" w:bidi="zh_TW"/>
+        </w:rPr>
+        <w:t>另見</w:t>
+      </w:r>
+      <w:r>
+        <w:rPr>
+          <w:lang w:val="zh_TW" w:bidi="zh_TW"/>
+        </w:rPr>
+        <w:t xml:space="preserve"> </w:t>
+      </w:r>
+      <w:r>
+        <w:rPr>
+          <w:lang w:val="zh_TW" w:bidi="zh_TW"/>
+        </w:rPr>
+        <w:t>贖罪</w:t>
+      </w:r>
+      <w:r>
+        <w:rPr>
+          <w:lang w:val="zh_TW" w:bidi="zh_TW"/>
+        </w:rPr>
+        <w:t>、</w:t>
+      </w:r>
+      <w:r>
+        <w:rPr>
+          <w:lang w:val="zh_TW" w:bidi="zh_TW"/>
+        </w:rPr>
+        <w:t>贖價</w:t>
+      </w:r>
+      <w:r>
+        <w:rPr>
+          <w:lang w:val="zh_TW" w:bidi="zh_TW"/>
+        </w:rPr>
+        <w:t>、</w:t>
+      </w:r>
+      <w:r>
+        <w:rPr>
+          <w:lang w:val="zh_TW" w:bidi="zh_TW"/>
+        </w:rPr>
+        <w:t>救恩</w:t>
+      </w:r>
+      <w:r>
+        <w:rPr>
+          <w:lang w:val="zh_TW" w:bidi="zh_TW"/>
+        </w:rPr>
+        <w:t>。</w:t>
+      </w:r>
+      <w:r>
+        <w:rPr>
+          <w:lang w:val="zh_TW" w:bidi="zh_TW"/>
+        </w:rPr>
+      </w:r>
+      <w:r>
+        <w:rPr>
+          <w:lang w:val="zh_TW" w:bidi="zh_TW"/>
+        </w:rPr>
+      </w:r>
+    </w:p>
+    <w:p>
+      <w:pPr/>
+      <w:r>
+        <w:rPr>
+          <w:lang w:val="zh_TW" w:bidi="zh_TW"/>
+        </w:rPr>
+      </w:r>
+    </w:p>
+    <w:p>
+      <w:pPr>
+        <w:pStyle w:val="Heading2"/>
+      </w:pPr>
+      <w:r>
+        <w:rPr>
+          <w:lang w:val="zh_TW" w:bidi="zh_TW"/>
+        </w:rPr>
+        <w:t>救主</w:t>
+      </w:r>
+      <w:r>
+        <w:rPr>
+          <w:lang w:val="zh_TW" w:bidi="zh_TW"/>
+        </w:rPr>
+      </w:r>
+    </w:p>
+    <w:p>
+      <w:pPr/>
+      <w:r>
+        <w:rPr>
+          <w:lang w:val="zh_TW" w:bidi="zh_TW"/>
+        </w:rPr>
+      </w:r>
+      <w:r>
+        <w:rPr>
+          <w:lang w:val="zh_TW" w:bidi="zh_TW"/>
+        </w:rPr>
+        <w:t>施行拯救或救援的那一位。「救主（savior）」這個詞在聖經中最常用來指神和耶穌基督。將耶穌理解為救主是接受聖經信息的一個關鍵真理。英文聖經在舊約中使用savior（救主）來翻譯希伯來文詞語</w:t>
+      </w:r>
+      <w:r>
+        <w:rPr>
+          <w:i/>
+          <w:lang w:val="zh_TW" w:bidi="zh_TW"/>
+        </w:rPr>
+        <w:t>yasha'</w:t>
+      </w:r>
+      <w:r>
+        <w:rPr>
+          <w:lang w:val="zh_TW" w:bidi="zh_TW"/>
+        </w:rPr>
+        <w:t xml:space="preserve"> 的各種形式，這個詞的意思是「拯救（save）」、「救助（deliver）」或「救援（rescue）」。通常，「救主」這個詞用來翻譯動詞 </w:t>
+      </w:r>
+      <w:r>
+        <w:rPr>
+          <w:i/>
+          <w:lang w:val="zh_TW" w:bidi="zh_TW"/>
+        </w:rPr>
+        <w:t xml:space="preserve">moshia‘ </w:t>
+      </w:r>
+      <w:r>
+        <w:rPr>
+          <w:lang w:val="zh_TW" w:bidi="zh_TW"/>
+        </w:rPr>
+        <w:t>的分詞形式 ，意思是「施行拯救的那一位」。以這種方式使用時，「救主」在舊約中出現13或14次，具體數量取決於所使用的譯本。</w:t>
+      </w:r>
+    </w:p>
+    <w:p>
+      <w:pPr/>
+      <w:r>
+        <w:rPr>
+          <w:lang w:val="zh_TW" w:bidi="zh_TW"/>
+        </w:rPr>
+      </w:r>
+      <w:r>
+        <w:rPr>
+          <w:lang w:val="zh_TW" w:bidi="zh_TW"/>
+        </w:rPr>
+        <w:t>「救主」這個詞的基本理解是那位實行拯救或救援的人，這在</w:t>
+      </w:r>
+      <w:hyperlink r:id="rId149">
+        <w:r>
+          <w:rPr>
+            <w:lang w:val="zh_TW" w:bidi="zh_TW"/>
+          </w:rPr>
+          <w:rPr>
+            <w:color w:val="0000EE"/>
+            <w:u w:val="single"/>
+          </w:rPr>
+          <w:t>申命記二十二章27節</w:t>
+        </w:r>
+      </w:hyperlink>
+      <w:r>
+        <w:rPr>
+          <w:lang w:val="zh_TW" w:bidi="zh_TW"/>
+        </w:rPr>
+        <w:t>得到體現，那裡的律法預見一種在需要時沒有救助者在附近的情況。</w:t>
+      </w:r>
+      <w:r>
+        <w:rPr>
+          <w:i/>
+          <w:lang w:val="zh_TW" w:bidi="zh_TW"/>
+        </w:rPr>
+        <w:t>Moshia‘</w:t>
+      </w:r>
+      <w:r>
+        <w:rPr>
+          <w:lang w:val="zh_TW" w:bidi="zh_TW"/>
+        </w:rPr>
+        <w:t xml:space="preserve"> 這個詞也應用於個人身上，例如俄陀聶和以笏都被稱為「拯救者」（</w:t>
+      </w:r>
+      <w:hyperlink r:id="rId150">
+        <w:r>
+          <w:rPr>
+            <w:lang w:val="zh_TW" w:bidi="zh_TW"/>
+          </w:rPr>
+          <w:rPr>
+            <w:color w:val="0000EE"/>
+            <w:u w:val="single"/>
+          </w:rPr>
+          <w:t>士3:9、15</w:t>
+        </w:r>
+      </w:hyperlink>
+      <w:r>
+        <w:rPr>
+          <w:lang w:val="zh_TW" w:bidi="zh_TW"/>
+        </w:rPr>
+        <w:t>），而</w:t>
+      </w:r>
+      <w:hyperlink r:id="rId151">
+        <w:r>
+          <w:rPr>
+            <w:lang w:val="zh_TW" w:bidi="zh_TW"/>
+          </w:rPr>
+          <w:rPr>
+            <w:color w:val="0000EE"/>
+            <w:u w:val="single"/>
+          </w:rPr>
+          <w:t>尼希米記九章27節</w:t>
+        </w:r>
+      </w:hyperlink>
+      <w:r>
+        <w:rPr>
+          <w:lang w:val="zh_TW" w:bidi="zh_TW"/>
+        </w:rPr>
+        <w:t>提到神所差遣的士師們被稱為神所差遣的拯救者。</w:t>
+      </w:r>
+      <w:hyperlink r:id="rId152">
+        <w:r>
+          <w:rPr>
+            <w:lang w:val="zh_TW" w:bidi="zh_TW"/>
+          </w:rPr>
+          <w:rPr>
+            <w:color w:val="0000EE"/>
+            <w:u w:val="single"/>
+          </w:rPr>
+          <w:t>列王紀下十三章5節</w:t>
+        </w:r>
+      </w:hyperlink>
+      <w:r>
+        <w:rPr>
+          <w:lang w:val="zh_TW" w:bidi="zh_TW"/>
+        </w:rPr>
+        <w:t>記載了主給以色列一位救主，指的是他們從亞蘭人手中得救。有些人認為這位拯救者是指猶大王耶羅波安二世；另一些人則認為是一位外邦君王，通常是哈馬的扎基爾（Zakir）王。然而，經文並未明確指出這位救主是誰。經文的重點在於神為祂的子民差遣了這位拯救者。在舊約中，大多數提到「救主」的經文是指神自己是以色列的救主，即使這個稱謂有時被用於其他人身上，也會明確指出這是神差遣或興起的。以色列人明白神是他們的救主，並在讚美的詩歌中（</w:t>
+      </w:r>
+      <w:hyperlink r:id="rId153">
+        <w:r>
+          <w:rPr>
+            <w:lang w:val="zh_TW" w:bidi="zh_TW"/>
+          </w:rPr>
+          <w:rPr>
+            <w:color w:val="0000EE"/>
+            <w:u w:val="single"/>
+          </w:rPr>
+          <w:t>詩17:7</w:t>
+        </w:r>
+      </w:hyperlink>
+      <w:r>
+        <w:rPr>
+          <w:lang w:val="zh_TW" w:bidi="zh_TW"/>
+        </w:rPr>
+        <w:t>，</w:t>
+      </w:r>
+      <w:hyperlink r:id="rId154">
+        <w:r>
+          <w:rPr>
+            <w:lang w:val="zh_TW" w:bidi="zh_TW"/>
+          </w:rPr>
+          <w:rPr>
+            <w:color w:val="0000EE"/>
+            <w:u w:val="single"/>
+          </w:rPr>
+          <w:t>106:1–12</w:t>
+        </w:r>
+      </w:hyperlink>
+      <w:r>
+        <w:rPr>
+          <w:lang w:val="zh_TW" w:bidi="zh_TW"/>
+        </w:rPr>
+        <w:t>）和求救的呼聲中宣告這一點（</w:t>
+      </w:r>
+      <w:hyperlink r:id="rId155">
+        <w:r>
+          <w:rPr>
+            <w:lang w:val="zh_TW" w:bidi="zh_TW"/>
+          </w:rPr>
+          <w:rPr>
+            <w:color w:val="0000EE"/>
+            <w:u w:val="single"/>
+          </w:rPr>
+          <w:t>耶14:8</w:t>
+        </w:r>
+      </w:hyperlink>
+      <w:r>
+        <w:rPr>
+          <w:lang w:val="zh_TW" w:bidi="zh_TW"/>
+        </w:rPr>
+        <w:t>）。大衛這樣稱頌神：「是我的高臺，是我的避難所。我的救主」（</w:t>
+      </w:r>
+      <w:hyperlink r:id="rId156">
+        <w:r>
+          <w:rPr>
+            <w:lang w:val="zh_TW" w:bidi="zh_TW"/>
+          </w:rPr>
+          <w:rPr>
+            <w:color w:val="0000EE"/>
+            <w:u w:val="single"/>
+          </w:rPr>
+          <w:t>撒下22:3</w:t>
+        </w:r>
+      </w:hyperlink>
+      <w:r>
+        <w:rPr>
+          <w:lang w:val="zh_TW" w:bidi="zh_TW"/>
+        </w:rPr>
+        <w:t>）。詩篇的作者經常稱頌耶和華為他們的「幫助」或「拯救」（</w:t>
+      </w:r>
+      <w:hyperlink r:id="rId157">
+        <w:r>
+          <w:rPr>
+            <w:lang w:val="zh_TW" w:bidi="zh_TW"/>
+          </w:rPr>
+          <w:rPr>
+            <w:color w:val="0000EE"/>
+            <w:u w:val="single"/>
+          </w:rPr>
+          <w:t>詩27:9</w:t>
+        </w:r>
+      </w:hyperlink>
+      <w:r>
+        <w:rPr>
+          <w:lang w:val="zh_TW" w:bidi="zh_TW"/>
+        </w:rPr>
+        <w:t>，</w:t>
+      </w:r>
+      <w:hyperlink r:id="rId75">
+        <w:r>
+          <w:rPr>
+            <w:lang w:val="zh_TW" w:bidi="zh_TW"/>
+          </w:rPr>
+          <w:rPr>
+            <w:color w:val="0000EE"/>
+            <w:u w:val="single"/>
+          </w:rPr>
+          <w:t>38:22</w:t>
+        </w:r>
+      </w:hyperlink>
+      <w:r>
+        <w:rPr>
+          <w:lang w:val="zh_TW" w:bidi="zh_TW"/>
+        </w:rPr>
+        <w:t>，</w:t>
+      </w:r>
+      <w:hyperlink r:id="rId158">
+        <w:r>
+          <w:rPr>
+            <w:lang w:val="zh_TW" w:bidi="zh_TW"/>
+          </w:rPr>
+          <w:rPr>
+            <w:color w:val="0000EE"/>
+            <w:u w:val="single"/>
+          </w:rPr>
+          <w:t>42:5、11</w:t>
+        </w:r>
+      </w:hyperlink>
+      <w:r>
+        <w:rPr>
+          <w:lang w:val="zh_TW" w:bidi="zh_TW"/>
+        </w:rPr>
+        <w:t>，</w:t>
+      </w:r>
+      <w:hyperlink r:id="rId80">
+        <w:r>
+          <w:rPr>
+            <w:lang w:val="zh_TW" w:bidi="zh_TW"/>
+          </w:rPr>
+          <w:rPr>
+            <w:color w:val="0000EE"/>
+            <w:u w:val="single"/>
+          </w:rPr>
+          <w:t>65:5</w:t>
+        </w:r>
+      </w:hyperlink>
+      <w:r>
+        <w:rPr>
+          <w:lang w:val="zh_TW" w:bidi="zh_TW"/>
+        </w:rPr>
+        <w:t>，</w:t>
+      </w:r>
+      <w:hyperlink r:id="rId159">
+        <w:r>
+          <w:rPr>
+            <w:lang w:val="zh_TW" w:bidi="zh_TW"/>
+          </w:rPr>
+          <w:rPr>
+            <w:color w:val="0000EE"/>
+            <w:u w:val="single"/>
+          </w:rPr>
+          <w:t>68:19</w:t>
+        </w:r>
+      </w:hyperlink>
+      <w:r>
+        <w:rPr>
+          <w:lang w:val="zh_TW" w:bidi="zh_TW"/>
+        </w:rPr>
+        <w:t>，</w:t>
+      </w:r>
+      <w:hyperlink r:id="rId160">
+        <w:r>
+          <w:rPr>
+            <w:lang w:val="zh_TW" w:bidi="zh_TW"/>
+          </w:rPr>
+          <w:rPr>
+            <w:color w:val="0000EE"/>
+            <w:u w:val="single"/>
+          </w:rPr>
+          <w:t>79:9</w:t>
+        </w:r>
+      </w:hyperlink>
+      <w:r>
+        <w:rPr>
+          <w:lang w:val="zh_TW" w:bidi="zh_TW"/>
+        </w:rPr>
+        <w:t>，</w:t>
+      </w:r>
+      <w:hyperlink r:id="rId161">
+        <w:r>
+          <w:rPr>
+            <w:lang w:val="zh_TW" w:bidi="zh_TW"/>
+          </w:rPr>
+          <w:rPr>
+            <w:color w:val="0000EE"/>
+            <w:u w:val="single"/>
+          </w:rPr>
+          <w:t>85:4</w:t>
+        </w:r>
+      </w:hyperlink>
+      <w:r>
+        <w:rPr>
+          <w:lang w:val="zh_TW" w:bidi="zh_TW"/>
+        </w:rPr>
+        <w:t>，</w:t>
+      </w:r>
+      <w:hyperlink r:id="rId162">
+        <w:r>
+          <w:rPr>
+            <w:lang w:val="zh_TW" w:bidi="zh_TW"/>
+          </w:rPr>
+          <w:rPr>
+            <w:color w:val="0000EE"/>
+            <w:u w:val="single"/>
+          </w:rPr>
+          <w:t>89:26</w:t>
+        </w:r>
+      </w:hyperlink>
+      <w:r>
+        <w:rPr>
+          <w:lang w:val="zh_TW" w:bidi="zh_TW"/>
+        </w:rPr>
+        <w:t>）。對以色列人來說，出埃及無疑是他們最偉大的拯救經歷，並奠定了他們認識神是救主的基礎。詩篇的作者在回憶以色列鑄造金牛犢的罪時，宣告說：「忘了神—他們的救主；他曾在埃及行大事」（</w:t>
+      </w:r>
+      <w:hyperlink r:id="rId163">
+        <w:r>
+          <w:rPr>
+            <w:lang w:val="zh_TW" w:bidi="zh_TW"/>
+          </w:rPr>
+          <w:rPr>
+            <w:color w:val="0000EE"/>
+            <w:u w:val="single"/>
+          </w:rPr>
+          <w:t>詩106:21</w:t>
+        </w:r>
+      </w:hyperlink>
+      <w:r>
+        <w:rPr>
+          <w:lang w:val="zh_TW" w:bidi="zh_TW"/>
+        </w:rPr>
+        <w:t>；參</w:t>
+      </w:r>
+      <w:hyperlink r:id="rId164">
+        <w:r>
+          <w:rPr>
+            <w:lang w:val="zh_TW" w:bidi="zh_TW"/>
+          </w:rPr>
+          <w:rPr>
+            <w:color w:val="0000EE"/>
+            <w:u w:val="single"/>
+          </w:rPr>
+          <w:t>賽63:11</w:t>
+        </w:r>
+      </w:hyperlink>
+      <w:r>
+        <w:rPr>
+          <w:lang w:val="zh_TW" w:bidi="zh_TW"/>
+        </w:rPr>
+        <w:t>；</w:t>
+      </w:r>
+      <w:hyperlink r:id="rId165">
+        <w:r>
+          <w:rPr>
+            <w:lang w:val="zh_TW" w:bidi="zh_TW"/>
+          </w:rPr>
+          <w:rPr>
+            <w:color w:val="0000EE"/>
+            <w:u w:val="single"/>
+          </w:rPr>
+          <w:t>何13:4–6</w:t>
+        </w:r>
+      </w:hyperlink>
+      <w:r>
+        <w:rPr>
+          <w:lang w:val="zh_TW" w:bidi="zh_TW"/>
+        </w:rPr>
+        <w:t>）。在以賽亞書中，「救主」這個稱謂經常用來強調神的獨一性。神被視為唯一的救主，與外邦的神祇和偶像形成鮮明對比：「惟有我是耶和華； 除我以外沒有救主。我曾指示，我曾拯救，我曾說明，並且在你們中間沒有別神。 」（</w:t>
+      </w:r>
+      <w:hyperlink r:id="rId166">
+        <w:r>
+          <w:rPr>
+            <w:lang w:val="zh_TW" w:bidi="zh_TW"/>
+          </w:rPr>
+          <w:rPr>
+            <w:color w:val="0000EE"/>
+            <w:u w:val="single"/>
+          </w:rPr>
+          <w:t>賽43:11–12</w:t>
+        </w:r>
+      </w:hyperlink>
+      <w:r>
+        <w:rPr>
+          <w:lang w:val="zh_TW" w:bidi="zh_TW"/>
+        </w:rPr>
+        <w:t>）。以賽亞進一步指出，神會藉著以色列未來的祝福與復興，顯明祂自己為救主（</w:t>
+      </w:r>
+      <w:hyperlink r:id="rId167">
+        <w:r>
+          <w:rPr>
+            <w:lang w:val="zh_TW" w:bidi="zh_TW"/>
+          </w:rPr>
+          <w:rPr>
+            <w:color w:val="0000EE"/>
+            <w:u w:val="single"/>
+          </w:rPr>
+          <w:t>49:26</w:t>
+        </w:r>
+      </w:hyperlink>
+      <w:r>
+        <w:rPr>
+          <w:lang w:val="zh_TW" w:bidi="zh_TW"/>
+        </w:rPr>
+        <w:t>，</w:t>
+      </w:r>
+      <w:hyperlink r:id="rId168">
+        <w:r>
+          <w:rPr>
+            <w:lang w:val="zh_TW" w:bidi="zh_TW"/>
+          </w:rPr>
+          <w:rPr>
+            <w:color w:val="0000EE"/>
+            <w:u w:val="single"/>
+          </w:rPr>
+          <w:t>60:16</w:t>
+        </w:r>
+      </w:hyperlink>
+      <w:r>
+        <w:rPr>
+          <w:lang w:val="zh_TW" w:bidi="zh_TW"/>
+        </w:rPr>
+        <w:t>）。雖然「救主」這個稱謂在舊約中並未直接應用於彌賽亞，但像</w:t>
+      </w:r>
+      <w:hyperlink r:id="rId87">
+        <w:r>
+          <w:rPr>
+            <w:lang w:val="zh_TW" w:bidi="zh_TW"/>
+          </w:rPr>
+          <w:rPr>
+            <w:color w:val="0000EE"/>
+            <w:u w:val="single"/>
+          </w:rPr>
+          <w:t>撒迦利亞書九章9節</w:t>
+        </w:r>
+      </w:hyperlink>
+      <w:r>
+        <w:rPr>
+          <w:lang w:val="zh_TW" w:bidi="zh_TW"/>
+        </w:rPr>
+        <w:t>這樣的經文暗示了神的受膏者將是一位拯救者。一些次經使用「救主」來稱呼神，有些則使用「永恆的救主」（</w:t>
+      </w:r>
+      <w:hyperlink r:id="rId169">
+        <w:r>
+          <w:rPr>
+            <w:lang w:val="zh_TW" w:bidi="zh_TW"/>
+          </w:rPr>
+          <w:rPr>
+            <w:color w:val="0000EE"/>
+            <w:u w:val="single"/>
+          </w:rPr>
+          <w:t>巴錄書4:22</w:t>
+        </w:r>
+      </w:hyperlink>
+      <w:r>
+        <w:rPr>
+          <w:lang w:val="zh_TW" w:bidi="zh_TW"/>
+        </w:rPr>
+        <w:t>）或「以色列永遠的救主」（</w:t>
+      </w:r>
+      <w:hyperlink r:id="rId170">
+        <w:r>
+          <w:rPr>
+            <w:lang w:val="zh_TW" w:bidi="zh_TW"/>
+          </w:rPr>
+          <w:rPr>
+            <w:color w:val="0000EE"/>
+            <w:u w:val="single"/>
+          </w:rPr>
+          <w:t>馬加比三書7:16</w:t>
+        </w:r>
+      </w:hyperlink>
+      <w:r>
+        <w:rPr>
+          <w:lang w:val="zh_TW" w:bidi="zh_TW"/>
+        </w:rPr>
+        <w:t>）這崇高的稱號。這種後期的用法也說明了神是能拯救以色列的那一位。</w:t>
+      </w:r>
+    </w:p>
+    <w:p>
+      <w:pPr/>
+      <w:r>
+        <w:rPr>
+          <w:lang w:val="zh_TW" w:bidi="zh_TW"/>
+        </w:rPr>
+      </w:r>
+      <w:r>
+        <w:rPr>
+          <w:lang w:val="zh_TW" w:bidi="zh_TW"/>
+        </w:rPr>
+        <w:t>希臘文獻中使用的soter（「救主」、「拯救者」來自動詞sozo，意思是「拯救」、「救援」）同時指神和人。例如，希羅多德一度將雅典人稱為希臘的「救主」（</w:t>
+      </w:r>
+      <w:r>
+        <w:rPr>
+          <w:i/>
+          <w:lang w:val="zh_TW" w:bidi="zh_TW"/>
+        </w:rPr>
+        <w:t>波斯戰爭Persian Wars</w:t>
+      </w:r>
+      <w:r>
+        <w:rPr>
+          <w:lang w:val="zh_TW" w:bidi="zh_TW"/>
+        </w:rPr>
+        <w:t>7.139.5）。在七十士譯本中，soter（「救主」）用來翻譯希伯來文yasha‘（「拯救」）的各種形式。Soter在新約中出現24次，並且專門用於神和耶穌基督（8次用於神，16次用於基督）。soter在新約出現的24次中，10次出現在書信中，5次出現在彼得後書中。在</w:t>
+      </w:r>
+      <w:hyperlink r:id="rId171">
+        <w:r>
+          <w:rPr>
+            <w:lang w:val="zh_TW" w:bidi="zh_TW"/>
+          </w:rPr>
+          <w:rPr>
+            <w:color w:val="0000EE"/>
+            <w:u w:val="single"/>
+          </w:rPr>
+          <w:t>路加福音一章47節</w:t>
+        </w:r>
+      </w:hyperlink>
+      <w:r>
+        <w:rPr>
+          <w:lang w:val="zh_TW" w:bidi="zh_TW"/>
+        </w:rPr>
+        <w:t>，馬利亞在她的讚美詩中稱頌神為救主，這反映了舊約的影響。耶穌的名字（希臘文是約書亞）意思是「主是拯救」，這名字是預表耶穌作為救主的功能（</w:t>
+      </w:r>
+      <w:hyperlink r:id="rId172">
+        <w:r>
+          <w:rPr>
+            <w:lang w:val="zh_TW" w:bidi="zh_TW"/>
+          </w:rPr>
+          <w:rPr>
+            <w:color w:val="0000EE"/>
+            <w:u w:val="single"/>
+          </w:rPr>
+          <w:t>太1:21</w:t>
+        </w:r>
+      </w:hyperlink>
+      <w:r>
+        <w:rPr>
+          <w:lang w:val="zh_TW" w:bidi="zh_TW"/>
+        </w:rPr>
+        <w:t>）。作為救主，耶穌完成了神所應許的救贖計劃（</w:t>
+      </w:r>
+      <w:hyperlink r:id="rId173">
+        <w:r>
+          <w:rPr>
+            <w:lang w:val="zh_TW" w:bidi="zh_TW"/>
+          </w:rPr>
+          <w:rPr>
+            <w:color w:val="0000EE"/>
+            <w:u w:val="single"/>
+          </w:rPr>
+          <w:t>徒13:23</w:t>
+        </w:r>
+      </w:hyperlink>
+      <w:r>
+        <w:rPr>
+          <w:lang w:val="zh_TW" w:bidi="zh_TW"/>
+        </w:rPr>
+        <w:t>；</w:t>
+      </w:r>
+      <w:hyperlink r:id="rId174">
+        <w:r>
+          <w:rPr>
+            <w:lang w:val="zh_TW" w:bidi="zh_TW"/>
+          </w:rPr>
+          <w:rPr>
+            <w:color w:val="0000EE"/>
+            <w:u w:val="single"/>
+          </w:rPr>
+          <w:t>多3:4</w:t>
+        </w:r>
+      </w:hyperlink>
+      <w:r>
+        <w:rPr>
+          <w:lang w:val="zh_TW" w:bidi="zh_TW"/>
+        </w:rPr>
+        <w:t>），為人類提供了救贖（</w:t>
+      </w:r>
+      <w:hyperlink r:id="rId175">
+        <w:r>
+          <w:rPr>
+            <w:lang w:val="zh_TW" w:bidi="zh_TW"/>
+          </w:rPr>
+          <w:rPr>
+            <w:color w:val="0000EE"/>
+            <w:u w:val="single"/>
+          </w:rPr>
+          <w:t>多2:13–14</w:t>
+        </w:r>
+      </w:hyperlink>
+      <w:r>
+        <w:rPr>
+          <w:lang w:val="zh_TW" w:bidi="zh_TW"/>
+        </w:rPr>
+        <w:t>），並成為信徒的盼望（</w:t>
+      </w:r>
+      <w:hyperlink r:id="rId176">
+        <w:r>
+          <w:rPr>
+            <w:lang w:val="zh_TW" w:bidi="zh_TW"/>
+          </w:rPr>
+          <w:rPr>
+            <w:color w:val="0000EE"/>
+            <w:u w:val="single"/>
+          </w:rPr>
+          <w:t>腓3:20–21</w:t>
+        </w:r>
+      </w:hyperlink>
+      <w:r>
+        <w:rPr>
+          <w:lang w:val="zh_TW" w:bidi="zh_TW"/>
+        </w:rPr>
+        <w:t>）。「救主」這個詞本身固有的概念是救人或將人從危險中拯救到安全的位置。耶穌已經將信徒從罪和死中拯救出來，帶入到永生和生命中（</w:t>
+      </w:r>
+      <w:hyperlink r:id="rId177">
+        <w:r>
+          <w:rPr>
+            <w:lang w:val="zh_TW" w:bidi="zh_TW"/>
+          </w:rPr>
+          <w:rPr>
+            <w:color w:val="0000EE"/>
+            <w:u w:val="single"/>
+          </w:rPr>
+          <w:t>提後1:10</w:t>
+        </w:r>
+      </w:hyperlink>
+      <w:r>
+        <w:rPr>
+          <w:lang w:val="zh_TW" w:bidi="zh_TW"/>
+        </w:rPr>
+        <w:t>）。雖然耶穌從未稱自己為救主（soter），但天使在耶穌降生時宣告祂為救主（</w:t>
+      </w:r>
+      <w:hyperlink r:id="rId178">
+        <w:r>
+          <w:rPr>
+            <w:lang w:val="zh_TW" w:bidi="zh_TW"/>
+          </w:rPr>
+          <w:rPr>
+            <w:color w:val="0000EE"/>
+            <w:u w:val="single"/>
+          </w:rPr>
+          <w:t>路2:11</w:t>
+        </w:r>
+      </w:hyperlink>
+      <w:r>
+        <w:rPr>
+          <w:lang w:val="zh_TW" w:bidi="zh_TW"/>
+        </w:rPr>
+        <w:t>），聽到耶穌話語的人承認耶穌是救主（</w:t>
+      </w:r>
+      <w:hyperlink r:id="rId179">
+        <w:r>
+          <w:rPr>
+            <w:lang w:val="zh_TW" w:bidi="zh_TW"/>
+          </w:rPr>
+          <w:rPr>
+            <w:color w:val="0000EE"/>
+            <w:u w:val="single"/>
+          </w:rPr>
+          <w:t>約4:42</w:t>
+        </w:r>
+      </w:hyperlink>
+      <w:r>
+        <w:rPr>
+          <w:lang w:val="zh_TW" w:bidi="zh_TW"/>
+        </w:rPr>
+        <w:t>），早期教會也宣告耶穌為救主（</w:t>
+      </w:r>
+      <w:hyperlink r:id="rId180">
+        <w:r>
+          <w:rPr>
+            <w:lang w:val="zh_TW" w:bidi="zh_TW"/>
+          </w:rPr>
+          <w:rPr>
+            <w:color w:val="0000EE"/>
+            <w:u w:val="single"/>
+          </w:rPr>
+          <w:t>徒5:31</w:t>
+        </w:r>
+      </w:hyperlink>
+      <w:r>
+        <w:rPr>
+          <w:lang w:val="zh_TW" w:bidi="zh_TW"/>
+        </w:rPr>
+        <w:t>，</w:t>
+      </w:r>
+      <w:hyperlink r:id="rId173">
+        <w:r>
+          <w:rPr>
+            <w:lang w:val="zh_TW" w:bidi="zh_TW"/>
+          </w:rPr>
+          <w:rPr>
+            <w:color w:val="0000EE"/>
+            <w:u w:val="single"/>
+          </w:rPr>
+          <w:t>13:23</w:t>
+        </w:r>
+      </w:hyperlink>
+      <w:r>
+        <w:rPr>
+          <w:lang w:val="zh_TW" w:bidi="zh_TW"/>
+        </w:rPr>
+        <w:t>）。救恩是耶穌使命的核心（</w:t>
+      </w:r>
+      <w:hyperlink r:id="rId181">
+        <w:r>
+          <w:rPr>
+            <w:lang w:val="zh_TW" w:bidi="zh_TW"/>
+          </w:rPr>
+          <w:rPr>
+            <w:color w:val="0000EE"/>
+            <w:u w:val="single"/>
+          </w:rPr>
+          <w:t>路19:10</w:t>
+        </w:r>
+      </w:hyperlink>
+      <w:r>
+        <w:rPr>
+          <w:lang w:val="zh_TW" w:bidi="zh_TW"/>
+        </w:rPr>
+        <w:t>）。保羅教導說，基督是教會現在（</w:t>
+      </w:r>
+      <w:hyperlink r:id="rId182">
+        <w:r>
+          <w:rPr>
+            <w:lang w:val="zh_TW" w:bidi="zh_TW"/>
+          </w:rPr>
+          <w:rPr>
+            <w:color w:val="0000EE"/>
+            <w:u w:val="single"/>
+          </w:rPr>
+          <w:t>弗5:23</w:t>
+        </w:r>
+      </w:hyperlink>
+      <w:r>
+        <w:rPr>
+          <w:lang w:val="zh_TW" w:bidi="zh_TW"/>
+        </w:rPr>
+        <w:t>）和將來（</w:t>
+      </w:r>
+      <w:hyperlink r:id="rId183">
+        <w:r>
+          <w:rPr>
+            <w:lang w:val="zh_TW" w:bidi="zh_TW"/>
+          </w:rPr>
+          <w:rPr>
+            <w:color w:val="0000EE"/>
+            <w:u w:val="single"/>
+          </w:rPr>
+          <w:t>腓3:20</w:t>
+        </w:r>
+      </w:hyperlink>
+      <w:r>
+        <w:rPr>
+          <w:lang w:val="zh_TW" w:bidi="zh_TW"/>
+        </w:rPr>
+        <w:t>）的救主。</w:t>
+      </w:r>
+    </w:p>
+    <w:p>
+      <w:pPr/>
+      <w:r>
+        <w:rPr>
+          <w:lang w:val="zh_TW" w:bidi="zh_TW"/>
+        </w:rPr>
+      </w:r>
+      <w:r>
+        <w:rPr>
+          <w:lang w:val="zh_TW" w:bidi="zh_TW"/>
+        </w:rPr>
+        <w:t>救主這個稱謂在教牧書信中應用於神，並且明確地代表神是所有人的救主（</w:t>
+      </w:r>
+      <w:hyperlink r:id="rId184">
+        <w:r>
+          <w:rPr>
+            <w:lang w:val="zh_TW" w:bidi="zh_TW"/>
+          </w:rPr>
+          <w:rPr>
+            <w:color w:val="0000EE"/>
+            <w:u w:val="single"/>
+          </w:rPr>
+          <w:t>提前2:3</w:t>
+        </w:r>
+      </w:hyperlink>
+      <w:r>
+        <w:rPr>
+          <w:lang w:val="zh_TW" w:bidi="zh_TW"/>
+        </w:rPr>
+        <w:t>，</w:t>
+      </w:r>
+      <w:hyperlink r:id="rId185">
+        <w:r>
+          <w:rPr>
+            <w:lang w:val="zh_TW" w:bidi="zh_TW"/>
+          </w:rPr>
+          <w:rPr>
+            <w:color w:val="0000EE"/>
+            <w:u w:val="single"/>
+          </w:rPr>
+          <w:t>4:10</w:t>
+        </w:r>
+      </w:hyperlink>
+      <w:r>
+        <w:rPr>
+          <w:lang w:val="zh_TW" w:bidi="zh_TW"/>
+        </w:rPr>
+        <w:t>）。教牧書信還明確地稱耶穌為救主（</w:t>
+      </w:r>
+      <w:hyperlink r:id="rId177">
+        <w:r>
+          <w:rPr>
+            <w:lang w:val="zh_TW" w:bidi="zh_TW"/>
+          </w:rPr>
+          <w:rPr>
+            <w:color w:val="0000EE"/>
+            <w:u w:val="single"/>
+          </w:rPr>
+          <w:t>提後1:10</w:t>
+        </w:r>
+      </w:hyperlink>
+      <w:r>
+        <w:rPr>
+          <w:lang w:val="zh_TW" w:bidi="zh_TW"/>
+        </w:rPr>
+        <w:t>；</w:t>
+      </w:r>
+      <w:hyperlink r:id="rId186">
+        <w:r>
+          <w:rPr>
+            <w:lang w:val="zh_TW" w:bidi="zh_TW"/>
+          </w:rPr>
+          <w:rPr>
+            <w:color w:val="0000EE"/>
+            <w:u w:val="single"/>
+          </w:rPr>
+          <w:t>多3:6</w:t>
+        </w:r>
+      </w:hyperlink>
+      <w:r>
+        <w:rPr>
+          <w:lang w:val="zh_TW" w:bidi="zh_TW"/>
+        </w:rPr>
+        <w:t>），在某些情況下也宣稱祂耶穌是神—救主（</w:t>
+      </w:r>
+      <w:hyperlink r:id="rId187">
+        <w:r>
+          <w:rPr>
+            <w:lang w:val="zh_TW" w:bidi="zh_TW"/>
+          </w:rPr>
+          <w:rPr>
+            <w:color w:val="0000EE"/>
+            <w:u w:val="single"/>
+          </w:rPr>
+          <w:t>多2:13，</w:t>
+        </w:r>
+      </w:hyperlink>
+      <w:hyperlink r:id="rId188">
+        <w:r>
+          <w:rPr>
+            <w:lang w:val="zh_TW" w:bidi="zh_TW"/>
+          </w:rPr>
+          <w:rPr>
+            <w:color w:val="0000EE"/>
+            <w:u w:val="single"/>
+          </w:rPr>
+          <w:t>3:4–6</w:t>
+        </w:r>
+      </w:hyperlink>
+      <w:r>
+        <w:rPr>
+          <w:lang w:val="zh_TW" w:bidi="zh_TW"/>
+        </w:rPr>
+        <w:t>）在整卷彼得後書中，救主是耶穌基督的稱謂（例如，</w:t>
+      </w:r>
+      <w:hyperlink r:id="rId189">
+        <w:r>
+          <w:rPr>
+            <w:lang w:val="zh_TW" w:bidi="zh_TW"/>
+          </w:rPr>
+          <w:rPr>
+            <w:color w:val="0000EE"/>
+            <w:u w:val="single"/>
+          </w:rPr>
+          <w:t>彼後2:20</w:t>
+        </w:r>
+      </w:hyperlink>
+      <w:r>
+        <w:rPr>
+          <w:lang w:val="zh_TW" w:bidi="zh_TW"/>
+        </w:rPr>
+        <w:t>）。約翰在他的第一封書信中，用這個詞來描述耶穌是父差來拯救世人的救主（</w:t>
+      </w:r>
+      <w:hyperlink r:id="rId190">
+        <w:r>
+          <w:rPr>
+            <w:lang w:val="zh_TW" w:bidi="zh_TW"/>
+          </w:rPr>
+          <w:rPr>
+            <w:color w:val="0000EE"/>
+            <w:u w:val="single"/>
+          </w:rPr>
+          <w:t>約一4:14</w:t>
+        </w:r>
+      </w:hyperlink>
+      <w:r>
+        <w:rPr>
+          <w:lang w:val="zh_TW" w:bidi="zh_TW"/>
+        </w:rPr>
+        <w:t>）。</w:t>
+      </w:r>
+    </w:p>
+    <w:p>
+      <w:pPr/>
+      <w:r>
+        <w:rPr>
+          <w:lang w:val="zh_TW" w:bidi="zh_TW"/>
+        </w:rPr>
+      </w:r>
+      <w:r>
+        <w:rPr>
+          <w:i/>
+          <w:lang w:val="zh_TW" w:bidi="zh_TW"/>
+        </w:rPr>
+        <w:t>另見</w:t>
+      </w:r>
+      <w:r>
+        <w:rPr>
+          <w:lang w:val="zh_TW" w:bidi="zh_TW"/>
+        </w:rPr>
+        <w:t xml:space="preserve"> </w:t>
+      </w:r>
+      <w:r>
+        <w:rPr>
+          <w:lang w:val="zh_TW" w:bidi="zh_TW"/>
+        </w:rPr>
+        <w:t>救恩</w:t>
+      </w:r>
+      <w:r>
+        <w:rPr>
+          <w:lang w:val="zh_TW" w:bidi="zh_TW"/>
+        </w:rPr>
+        <w:t>。</w:t>
+      </w:r>
+      <w:r>
+        <w:rPr>
+          <w:lang w:val="zh_TW" w:bidi="zh_TW"/>
+        </w:rPr>
+      </w:r>
+      <w:r>
+        <w:rPr>
+          <w:lang w:val="zh_TW" w:bidi="zh_TW"/>
+        </w:rPr>
+      </w:r>
+    </w:p>
+    <w:p>
+      <w:pPr/>
+      <w:r>
+        <w:rPr>
+          <w:lang w:val="zh_TW" w:bidi="zh_TW"/>
+        </w:rPr>
+      </w:r>
+    </w:p>
+    <w:p>
+      <w:pPr>
+        <w:pStyle w:val="Heading2"/>
+      </w:pPr>
+      <w:r>
+        <w:rPr>
+          <w:lang w:val="zh_TW" w:bidi="zh_TW"/>
+        </w:rPr>
+        <w:t>舊人與新人</w:t>
+      </w:r>
+      <w:r>
+        <w:rPr>
+          <w:lang w:val="zh_TW" w:bidi="zh_TW"/>
+        </w:rPr>
+      </w:r>
+    </w:p>
+    <w:p>
+      <w:pPr/>
+      <w:r>
+        <w:rPr>
+          <w:lang w:val="zh_TW" w:bidi="zh_TW"/>
+        </w:rPr>
+      </w:r>
+      <w:r>
+        <w:rPr>
+          <w:lang w:val="zh_TW" w:bidi="zh_TW"/>
+        </w:rPr>
+        <w:t>聖經用這個概念，描述人在基督裡的狀態。人按照神的形像被造，目的是要與祂相交（</w:t>
+      </w:r>
+      <w:hyperlink r:id="rId191">
+        <w:r>
+          <w:rPr>
+            <w:lang w:val="zh_TW" w:bidi="zh_TW"/>
+          </w:rPr>
+          <w:rPr>
+            <w:color w:val="0000EE"/>
+            <w:u w:val="single"/>
+          </w:rPr>
+          <w:t>創1:26–27</w:t>
+        </w:r>
+      </w:hyperlink>
+      <w:r>
+        <w:rPr>
+          <w:lang w:val="zh_TW" w:bidi="zh_TW"/>
+        </w:rPr>
+        <w:t>）。神曾在具體的情境中，向亞當和夏娃表明祂的旨意（</w:t>
+      </w:r>
+      <w:hyperlink r:id="rId192">
+        <w:r>
+          <w:rPr>
+            <w:lang w:val="zh_TW" w:bidi="zh_TW"/>
+          </w:rPr>
+          <w:rPr>
+            <w:color w:val="0000EE"/>
+            <w:u w:val="single"/>
+          </w:rPr>
+          <w:t>創2:15–17</w:t>
+        </w:r>
+      </w:hyperlink>
+      <w:r>
+        <w:rPr>
+          <w:lang w:val="zh_TW" w:bidi="zh_TW"/>
+        </w:rPr>
+        <w:t>），然而他們卻運用自由意志，違背了神的命令（</w:t>
+      </w:r>
+      <w:hyperlink r:id="rId193">
+        <w:r>
+          <w:rPr>
+            <w:lang w:val="zh_TW" w:bidi="zh_TW"/>
+          </w:rPr>
+          <w:rPr>
+            <w:color w:val="0000EE"/>
+            <w:u w:val="single"/>
+          </w:rPr>
+          <w:t>創3:1–7</w:t>
+        </w:r>
+      </w:hyperlink>
+      <w:r>
+        <w:rPr>
+          <w:lang w:val="zh_TW" w:bidi="zh_TW"/>
+        </w:rPr>
+        <w:t>）。因此，人類都死在罪中（</w:t>
+      </w:r>
+      <w:hyperlink r:id="rId194">
+        <w:r>
+          <w:rPr>
+            <w:lang w:val="zh_TW" w:bidi="zh_TW"/>
+          </w:rPr>
+          <w:rPr>
+            <w:color w:val="0000EE"/>
+            <w:u w:val="single"/>
+          </w:rPr>
+          <w:t>羅5:12–21</w:t>
+        </w:r>
+      </w:hyperlink>
+      <w:r>
+        <w:rPr>
+          <w:lang w:val="zh_TW" w:bidi="zh_TW"/>
+        </w:rPr>
+        <w:t>；</w:t>
+      </w:r>
+      <w:hyperlink r:id="rId195">
+        <w:r>
+          <w:rPr>
+            <w:lang w:val="zh_TW" w:bidi="zh_TW"/>
+          </w:rPr>
+          <w:rPr>
+            <w:color w:val="0000EE"/>
+            <w:u w:val="single"/>
+          </w:rPr>
+          <w:t>弗2:1–3</w:t>
+        </w:r>
+      </w:hyperlink>
+      <w:r>
+        <w:rPr>
+          <w:lang w:val="zh_TW" w:bidi="zh_TW"/>
+        </w:rPr>
+        <w:t>）。亞當和夏娃的罪被傳遞給全人類（即原罪），人生來就帶有犯罪的傾向（</w:t>
+      </w:r>
+      <w:hyperlink r:id="rId196">
+        <w:r>
+          <w:rPr>
+            <w:lang w:val="zh_TW" w:bidi="zh_TW"/>
+          </w:rPr>
+          <w:rPr>
+            <w:color w:val="0000EE"/>
+            <w:u w:val="single"/>
+          </w:rPr>
+          <w:t>詩51:5</w:t>
+        </w:r>
+      </w:hyperlink>
+      <w:r>
+        <w:rPr>
+          <w:lang w:val="zh_TW" w:bidi="zh_TW"/>
+        </w:rPr>
+        <w:t>），一旦達到道德責任的年齡，人便會開始犯罪。保羅稱這種狀態為「舊人」，舊人雖然可以遵守部份律法，並作出善行，但舊人永遠無法靠自己所做足夠的善事來換取救恩。舊人必須被更新為「新人」，否則將承受罪的惡果。唯有神能成就這種徹底的改變，人只能憑信心領受神白白的恩典。</w:t>
+      </w:r>
+    </w:p>
+    <w:p>
+      <w:pPr/>
+      <w:r>
+        <w:rPr>
+          <w:lang w:val="zh_TW" w:bidi="zh_TW"/>
+        </w:rPr>
+      </w:r>
+      <w:r>
+        <w:rPr>
+          <w:lang w:val="zh_TW" w:bidi="zh_TW"/>
+        </w:rPr>
+        <w:t>大衛在</w:t>
+      </w:r>
+      <w:hyperlink r:id="rId197">
+        <w:r>
+          <w:rPr>
+            <w:lang w:val="zh_TW" w:bidi="zh_TW"/>
+          </w:rPr>
+          <w:rPr>
+            <w:color w:val="0000EE"/>
+            <w:u w:val="single"/>
+          </w:rPr>
+          <w:t>詩篇五十一篇</w:t>
+        </w:r>
+      </w:hyperlink>
+      <w:r>
+        <w:rPr>
+          <w:lang w:val="zh_TW" w:bidi="zh_TW"/>
+        </w:rPr>
+        <w:t>中向神呼求，求祂除去自己罪孽的罪咎。在第</w:t>
+      </w:r>
+      <w:hyperlink r:id="rId198">
+        <w:r>
+          <w:rPr>
+            <w:lang w:val="zh_TW" w:bidi="zh_TW"/>
+          </w:rPr>
+          <w:rPr>
+            <w:color w:val="0000EE"/>
+            <w:u w:val="single"/>
+          </w:rPr>
+          <w:t>10</w:t>
+        </w:r>
+      </w:hyperlink>
+      <w:r>
+        <w:rPr>
+          <w:lang w:val="zh_TW" w:bidi="zh_TW"/>
+        </w:rPr>
+        <w:t>節，他懇求說：「神啊，求你為我造清潔的心，使我裡面重新有正直的靈。」神在</w:t>
+      </w:r>
+      <w:hyperlink r:id="rId199">
+        <w:r>
+          <w:rPr>
+            <w:lang w:val="zh_TW" w:bidi="zh_TW"/>
+          </w:rPr>
+          <w:rPr>
+            <w:color w:val="0000EE"/>
+            <w:u w:val="single"/>
+          </w:rPr>
+          <w:t>以西結書十一章19節</w:t>
+        </w:r>
+      </w:hyperlink>
+      <w:r>
+        <w:rPr>
+          <w:lang w:val="zh_TW" w:bidi="zh_TW"/>
+        </w:rPr>
+        <w:t>，</w:t>
+      </w:r>
+      <w:hyperlink r:id="rId200">
+        <w:r>
+          <w:rPr>
+            <w:lang w:val="zh_TW" w:bidi="zh_TW"/>
+          </w:rPr>
+          <w:rPr>
+            <w:color w:val="0000EE"/>
+            <w:u w:val="single"/>
+          </w:rPr>
+          <w:t>十八章31節</w:t>
+        </w:r>
+      </w:hyperlink>
+      <w:r>
+        <w:rPr>
+          <w:lang w:val="zh_TW" w:bidi="zh_TW"/>
+        </w:rPr>
+        <w:t>和</w:t>
+      </w:r>
+      <w:hyperlink r:id="rId201">
+        <w:r>
+          <w:rPr>
+            <w:lang w:val="zh_TW" w:bidi="zh_TW"/>
+          </w:rPr>
+          <w:rPr>
+            <w:color w:val="0000EE"/>
+            <w:u w:val="single"/>
+          </w:rPr>
+          <w:t>三十六章26節</w:t>
+        </w:r>
+      </w:hyperlink>
+      <w:r>
+        <w:rPr>
+          <w:lang w:val="zh_TW" w:bidi="zh_TW"/>
+        </w:rPr>
+        <w:t>中，應許悔改的罪人一顆新心和新靈。在</w:t>
+      </w:r>
+      <w:hyperlink r:id="rId202">
+        <w:r>
+          <w:rPr>
+            <w:lang w:val="zh_TW" w:bidi="zh_TW"/>
+          </w:rPr>
+          <w:rPr>
+            <w:color w:val="0000EE"/>
+            <w:u w:val="single"/>
+          </w:rPr>
+          <w:t>羅馬書六章5至11節</w:t>
+        </w:r>
+      </w:hyperlink>
+      <w:r>
+        <w:rPr>
+          <w:lang w:val="zh_TW" w:bidi="zh_TW"/>
+        </w:rPr>
+        <w:t>中，保羅指出舊人已經與基督同釘十字架，因此他得出結論：「這樣，你們向罪也當看自己是死的；向神在基督耶穌裡，卻當看自己是活的」（</w:t>
+      </w:r>
+      <w:hyperlink r:id="rId203">
+        <w:r>
+          <w:rPr>
+            <w:lang w:val="zh_TW" w:bidi="zh_TW"/>
+          </w:rPr>
+          <w:rPr>
+            <w:color w:val="0000EE"/>
+            <w:u w:val="single"/>
+          </w:rPr>
+          <w:t>6:11</w:t>
+        </w:r>
+      </w:hyperlink>
+      <w:r>
+        <w:rPr>
+          <w:lang w:val="zh_TW" w:bidi="zh_TW"/>
+        </w:rPr>
+        <w:t>）。在</w:t>
+      </w:r>
+      <w:hyperlink r:id="rId204">
+        <w:r>
+          <w:rPr>
+            <w:lang w:val="zh_TW" w:bidi="zh_TW"/>
+          </w:rPr>
+          <w:rPr>
+            <w:color w:val="0000EE"/>
+            <w:u w:val="single"/>
+          </w:rPr>
+          <w:t>以弗所書四章22至24節</w:t>
+        </w:r>
+      </w:hyperlink>
+      <w:r>
+        <w:rPr>
+          <w:lang w:val="zh_TW" w:bidi="zh_TW"/>
+        </w:rPr>
+        <w:t>和</w:t>
+      </w:r>
+      <w:hyperlink r:id="rId205">
+        <w:r>
+          <w:rPr>
+            <w:lang w:val="zh_TW" w:bidi="zh_TW"/>
+          </w:rPr>
+          <w:rPr>
+            <w:color w:val="0000EE"/>
+            <w:u w:val="single"/>
+          </w:rPr>
+          <w:t>歌羅西書三章9至10節</w:t>
+        </w:r>
+      </w:hyperlink>
+      <w:r>
+        <w:rPr>
+          <w:lang w:val="zh_TW" w:bidi="zh_TW"/>
+        </w:rPr>
+        <w:t>中，他教導信徒明白，他們已經脫去舊人，穿上新人。耶穌也將這種徹底的改變稱為「重生」——不是肉身的第二次出生（正如尼哥底母所誤解的），而是屬靈的出生（</w:t>
+      </w:r>
+      <w:hyperlink r:id="rId206">
+        <w:r>
+          <w:rPr>
+            <w:lang w:val="zh_TW" w:bidi="zh_TW"/>
+          </w:rPr>
+          <w:rPr>
+            <w:color w:val="0000EE"/>
+            <w:u w:val="single"/>
+          </w:rPr>
+          <w:t>約3:6</w:t>
+        </w:r>
+      </w:hyperlink>
+      <w:r>
+        <w:rPr>
+          <w:lang w:val="zh_TW" w:bidi="zh_TW"/>
+        </w:rPr>
+        <w:t>）。唯有神的恩典能將舊人變成新人，舊人是藉著信心接受神的恩典，但這信心本身也是神的恩賜（</w:t>
+      </w:r>
+      <w:hyperlink r:id="rId207">
+        <w:r>
+          <w:rPr>
+            <w:lang w:val="zh_TW" w:bidi="zh_TW"/>
+          </w:rPr>
+          <w:rPr>
+            <w:color w:val="0000EE"/>
+            <w:u w:val="single"/>
+          </w:rPr>
+          <w:t>弗2:8</w:t>
+        </w:r>
+      </w:hyperlink>
+      <w:r>
+        <w:rPr>
+          <w:lang w:val="zh_TW" w:bidi="zh_TW"/>
+        </w:rPr>
+        <w:t>）。新人因此成為神的兒女。然而，新人並非立刻完全無瑕。他仍須在今生與罪爭戰，不斷努力追求聖潔，越來越接近完全成聖的理想。他只有在將來的復活裡才會達到那完全（</w:t>
+      </w:r>
+      <w:hyperlink r:id="rId208">
+        <w:r>
+          <w:rPr>
+            <w:lang w:val="zh_TW" w:bidi="zh_TW"/>
+          </w:rPr>
+          <w:rPr>
+            <w:color w:val="0000EE"/>
+            <w:u w:val="single"/>
+          </w:rPr>
+          <w:t>林前15:42–45</w:t>
+        </w:r>
+      </w:hyperlink>
+      <w:r>
+        <w:rPr>
+          <w:lang w:val="zh_TW" w:bidi="zh_TW"/>
+        </w:rPr>
+        <w:t>），到那時「一切都更新了」（</w:t>
+      </w:r>
+      <w:hyperlink r:id="rId209">
+        <w:r>
+          <w:rPr>
+            <w:lang w:val="zh_TW" w:bidi="zh_TW"/>
+          </w:rPr>
+          <w:rPr>
+            <w:color w:val="0000EE"/>
+            <w:u w:val="single"/>
+          </w:rPr>
+          <w:t>啟21:5</w:t>
+        </w:r>
+      </w:hyperlink>
+      <w:r>
+        <w:rPr>
+          <w:lang w:val="zh_TW" w:bidi="zh_TW"/>
+        </w:rPr>
+        <w:t>）。</w:t>
+      </w:r>
+    </w:p>
+    <w:p>
+      <w:pPr/>
+      <w:r>
+        <w:rPr>
+          <w:lang w:val="zh_TW" w:bidi="zh_TW"/>
+        </w:rPr>
+      </w:r>
+      <w:r>
+        <w:rPr>
+          <w:i/>
+          <w:lang w:val="zh_TW" w:bidi="zh_TW"/>
+        </w:rPr>
+        <w:t>另見</w:t>
+      </w:r>
+      <w:r>
+        <w:rPr>
+          <w:lang w:val="zh_TW" w:bidi="zh_TW"/>
+        </w:rPr>
+        <w:t>亞當（人）</w:t>
+      </w:r>
+      <w:r>
+        <w:rPr>
+          <w:lang w:val="zh_TW" w:bidi="zh_TW"/>
+        </w:rPr>
+        <w:t>、</w:t>
+      </w:r>
+      <w:r>
+        <w:rPr>
+          <w:lang w:val="zh_TW" w:bidi="zh_TW"/>
+        </w:rPr>
+        <w:t>人</w:t>
+      </w:r>
+      <w:r>
+        <w:rPr>
+          <w:lang w:val="zh_TW" w:bidi="zh_TW"/>
+        </w:rPr>
+        <w:t>、</w:t>
+      </w:r>
+      <w:r>
+        <w:rPr>
+          <w:lang w:val="zh_TW" w:bidi="zh_TW"/>
+        </w:rPr>
+        <w:t>屬血氣的人</w:t>
+      </w:r>
+      <w:r>
+        <w:rPr>
+          <w:lang w:val="zh_TW" w:bidi="zh_TW"/>
+        </w:rPr>
+        <w:t>、</w:t>
+      </w:r>
+      <w:r>
+        <w:rPr>
+          <w:lang w:val="zh_TW" w:bidi="zh_TW"/>
+        </w:rPr>
+        <w:t>重生</w:t>
+      </w:r>
+      <w:r>
+        <w:rPr>
+          <w:lang w:val="zh_TW" w:bidi="zh_TW"/>
+        </w:rPr>
+        <w:t>。</w:t>
       </w:r>
       <w:r>
         <w:rPr>

--- a/zht/docx/074.content.docx
+++ b/zht/docx/074.content.docx
@@ -149,7 +149,7 @@
         <w:rPr>
           <w:lang w:val="zh_TW" w:bidi="zh_TW"/>
         </w:rPr>
-        <w:t>jiu</w:t>
+        <w:t>jin</w:t>
       </w:r>
       <w:r>
         <w:rPr>
@@ -212,7 +212,7 @@
         <w:rPr>
           <w:lang w:val="zh_TW" w:bidi="zh_TW"/>
         </w:rPr>
-        <w:t>酒</w:t>
+        <w:t>金錢</w:t>
       </w:r>
       <w:r>
         <w:rPr>
@@ -231,18 +231,7 @@
         <w:rPr>
           <w:lang w:val="zh_TW" w:bidi="zh_TW"/>
         </w:rPr>
-        <w:t>由發酵的葡萄汁製成的飲料。</w:t>
-      </w:r>
-    </w:p>
-    <w:p>
-      <w:pPr>
-        <w:pStyle w:val="Heading3"/>
-      </w:pPr>
-      <w:r>
-        <w:rPr>
-          <w:lang w:val="zh_TW" w:bidi="zh_TW"/>
-        </w:rPr>
-        <w:t>起源</w:t>
+        <w:t>交換媒介、價值衡量單位及支付方式。</w:t>
       </w:r>
     </w:p>
     <w:p>
@@ -256,7 +245,7 @@
         <w:rPr>
           <w:lang w:val="zh_TW" w:bidi="zh_TW"/>
         </w:rPr>
-        <w:t>挪亞是最早醲造酒的人之一（</w:t>
+        <w:t>金錢的發展起初是為了提供一種便利的交換媒介，以補充並逐步取代以物易物；然而這兩種制度在許多世紀中同時並行。從族長時代直到今天，財富常會以物資與貴金屬來衡量，尤其是金與銀；它們至今仍是普遍可接受的交換媒介。</w:t>
       </w:r>
       <w:hyperlink r:id="rId13">
         <w:r>
@@ -267,14 +256,26 @@
             <w:color w:val="0000EE"/>
             <w:u w:val="single"/>
           </w:rPr>
-          <w:t>創9:21</w:t>
+          <w:t>創世記十三章2節</w:t>
         </w:r>
       </w:hyperlink>
       <w:r>
         <w:rPr>
           <w:lang w:val="zh_TW" w:bidi="zh_TW"/>
         </w:rPr>
-        <w:t>），據推測他是在亞拉臘山的山坡上釀酒的。但釀酒並不限於那個地區，因為埃及以及後來的希臘都喜歡這種飲料。事實上，在史前時期的美索不達米亞就已經有釀酒技術，並在公元前3000年之前傳入埃及。</w:t>
+        <w:t>中就描述亞伯拉罕「</w:t>
+      </w:r>
+      <w:r>
+        <w:rPr>
+          <w:lang w:val="zh_TW" w:bidi="zh_TW"/>
+        </w:rPr>
+        <w:t>亞伯蘭的金、銀、牲畜極多。</w:t>
+      </w:r>
+      <w:r>
+        <w:rPr>
+          <w:lang w:val="zh_TW" w:bidi="zh_TW"/>
+        </w:rPr>
+        <w:t>」</w:t>
       </w:r>
     </w:p>
     <w:p>
@@ -288,18 +289,147 @@
         <w:rPr>
           <w:lang w:val="zh_TW" w:bidi="zh_TW"/>
         </w:rPr>
-        <w:t>「酒」這個詞可能與葡萄樹、葡萄園和黑葡萄的詞語有關。葡萄樹是帶來酒的植物，在近東世界中常被認為是「生命樹」。在埃及和美索不達米亞，據信有一位女神保護葡萄樹。位於亞述西北部山區的女神西里斯（Siris）被稱為「天上生命樹的女主人」。以諾一書三十二章4節稱葡萄樹為知識樹。根據猶太傳統，葡萄樹在洪水中被挪亞保留下來。</w:t>
-      </w:r>
-    </w:p>
-    <w:p>
-      <w:pPr>
-        <w:pStyle w:val="Heading3"/>
-      </w:pPr>
-      <w:r>
-        <w:rPr>
-          <w:lang w:val="zh_TW" w:bidi="zh_TW"/>
-        </w:rPr>
-        <w:t>釀酒的過程</w:t>
+        <w:t>在遊牧或半遊牧社會中，財富往往是以牲畜數量來衡量；因此，雖然其體積龐大，牲畜本身</w:t>
+      </w:r>
+      <w:r>
+        <w:rPr>
+          <w:lang w:val="zh_TW" w:bidi="zh_TW"/>
+        </w:rPr>
+        <w:t>成了一種容易被接受、也易於估值的交換媒介</w:t>
+      </w:r>
+      <w:r>
+        <w:rPr>
+          <w:lang w:val="zh_TW" w:bidi="zh_TW"/>
+        </w:rPr>
+        <w:t xml:space="preserve">。牲畜在價值、財富與交換標準上的重要性，甚至可從拉丁文的金錢一詞 </w:t>
+      </w:r>
+      <w:r>
+        <w:rPr>
+          <w:i/>
+          <w:lang w:val="zh_TW" w:bidi="zh_TW"/>
+        </w:rPr>
+        <w:t>pecunia</w:t>
+      </w:r>
+      <w:r>
+        <w:rPr>
+          <w:lang w:val="zh_TW" w:bidi="zh_TW"/>
+        </w:rPr>
+        <w:t xml:space="preserve"> 看出：它直接源自 </w:t>
+      </w:r>
+      <w:r>
+        <w:rPr>
+          <w:i/>
+          <w:lang w:val="zh_TW" w:bidi="zh_TW"/>
+        </w:rPr>
+        <w:t>pecus</w:t>
+      </w:r>
+      <w:r>
+        <w:rPr>
+          <w:lang w:val="zh_TW" w:bidi="zh_TW"/>
+        </w:rPr>
+        <w:t>（意為「牛」）。在宗教用途上，以牲畜繳納稅賦或奉獻尤其被看為是合宜的；這不但提高了牲畜作為交換媒介的普遍性，也使聖殿在某種意義上成為大型牲畜群（以及較小動物與農產）的集散與置放之處。若某些物品無法直接用於聖殿禮儀，便可透過交易換取所需的物資。相較於動物（如羊、驢），易腐敗的食物較不受歡迎；但木材、酒與蜂蜜仍</w:t>
+      </w:r>
+      <w:r>
+        <w:rPr>
+          <w:lang w:val="zh_TW" w:bidi="zh_TW"/>
+        </w:rPr>
+        <w:t>經常被作為一種貨幣形式使用</w:t>
+      </w:r>
+      <w:r>
+        <w:rPr>
+          <w:lang w:val="zh_TW" w:bidi="zh_TW"/>
+        </w:rPr>
+        <w:t>（</w:t>
+      </w:r>
+      <w:hyperlink r:id="rId14">
+        <w:r>
+          <w:rPr>
+            <w:lang w:val="zh_TW" w:bidi="zh_TW"/>
+          </w:rPr>
+          <w:rPr>
+            <w:color w:val="0000EE"/>
+            <w:u w:val="single"/>
+          </w:rPr>
+          <w:t>撒上8:15</w:t>
+        </w:r>
+      </w:hyperlink>
+      <w:r>
+        <w:rPr>
+          <w:lang w:val="zh_TW" w:bidi="zh_TW"/>
+        </w:rPr>
+        <w:t>；</w:t>
+      </w:r>
+      <w:hyperlink r:id="rId15">
+        <w:r>
+          <w:rPr>
+            <w:lang w:val="zh_TW" w:bidi="zh_TW"/>
+          </w:rPr>
+          <w:rPr>
+            <w:color w:val="0000EE"/>
+            <w:u w:val="single"/>
+          </w:rPr>
+          <w:t>王下3:4</w:t>
+        </w:r>
+      </w:hyperlink>
+      <w:r>
+        <w:rPr>
+          <w:lang w:val="zh_TW" w:bidi="zh_TW"/>
+        </w:rPr>
+        <w:t>；</w:t>
+      </w:r>
+      <w:hyperlink r:id="rId16">
+        <w:r>
+          <w:rPr>
+            <w:lang w:val="zh_TW" w:bidi="zh_TW"/>
+          </w:rPr>
+          <w:rPr>
+            <w:color w:val="0000EE"/>
+            <w:u w:val="single"/>
+          </w:rPr>
+          <w:t>結45:13–16</w:t>
+        </w:r>
+      </w:hyperlink>
+      <w:r>
+        <w:rPr>
+          <w:lang w:val="zh_TW" w:bidi="zh_TW"/>
+        </w:rPr>
+        <w:t>）。公私稅賦、進貢與各樣債務，都可用此類方式清償。所羅門為建殿之事酬謝泰爾王希蘭，就以小麥與橄欖油支付（</w:t>
+      </w:r>
+      <w:hyperlink r:id="rId17">
+        <w:r>
+          <w:rPr>
+            <w:lang w:val="zh_TW" w:bidi="zh_TW"/>
+          </w:rPr>
+          <w:rPr>
+            <w:color w:val="0000EE"/>
+            <w:u w:val="single"/>
+          </w:rPr>
+          <w:t>王上5:11</w:t>
+        </w:r>
+      </w:hyperlink>
+      <w:r>
+        <w:rPr>
+          <w:lang w:val="zh_TW" w:bidi="zh_TW"/>
+        </w:rPr>
+        <w:t>），在公元前八世紀，稅賦也常以罐裝的酒或橄欖油作為繳納形式。</w:t>
+      </w:r>
+      <w:hyperlink r:id="rId15">
+        <w:r>
+          <w:rPr>
+            <w:lang w:val="zh_TW" w:bidi="zh_TW"/>
+          </w:rPr>
+          <w:rPr>
+            <w:color w:val="0000EE"/>
+            <w:u w:val="single"/>
+          </w:rPr>
+          <w:t>列王紀下三章4節</w:t>
+        </w:r>
+      </w:hyperlink>
+      <w:r>
+        <w:rPr>
+          <w:lang w:val="zh_TW" w:bidi="zh_TW"/>
+        </w:rPr>
+        <w:t>中則記載了以羊和羊毛作為貢品的的情形。</w:t>
       </w:r>
     </w:p>
     <w:p>
@@ -313,33 +443,7 @@
         <w:rPr>
           <w:lang w:val="zh_TW" w:bidi="zh_TW"/>
         </w:rPr>
-        <w:t>現存關於釀酒技術的古代文獻很少，早期葡萄種植者的知識主要來自少數植物學家的經驗和興趣。亞里士多德有天賦的學生埃雷索斯的泰奧弗拉斯托斯（Theophrastus of Eresos）寫了一本名為</w:t>
-      </w:r>
-      <w:r>
-        <w:rPr>
-          <w:i/>
-          <w:lang w:val="zh_TW" w:bidi="zh_TW"/>
-        </w:rPr>
-        <w:t>植物研究（Enquiry into Plants）</w:t>
-      </w:r>
-      <w:r>
-        <w:rPr>
-          <w:lang w:val="zh_TW" w:bidi="zh_TW"/>
-        </w:rPr>
-        <w:t>的書，展示了實踐經驗和理論的結合。後來，他還寫了</w:t>
-      </w:r>
-      <w:r>
-        <w:rPr>
-          <w:i/>
-          <w:lang w:val="zh_TW" w:bidi="zh_TW"/>
-        </w:rPr>
-        <w:t>植物的生命（On the Life of Plants）</w:t>
-      </w:r>
-      <w:r>
-        <w:rPr>
-          <w:lang w:val="zh_TW" w:bidi="zh_TW"/>
-        </w:rPr>
-        <w:t>，這是一部詳細觀察釀酒過程的作品。他關於何時種植、如何修剪、反對嫁接的觀點，以及如何照顧葡萄樹的想法，都展示了希臘人的天賦。他們將葡萄栽培提升為一門科學，這門科學在過去的2200年裡幾乎未曾改變。</w:t>
+        <w:t>上述各種交換媒介皆屬可量度或可計數之物，人們也嘗試建立它們彼此之間的標準兌換比率。</w:t>
       </w:r>
     </w:p>
     <w:p>
@@ -353,7 +457,73 @@
         <w:rPr>
           <w:lang w:val="zh_TW" w:bidi="zh_TW"/>
         </w:rPr>
-        <w:t>希臘葡萄種植者非常小心地確保他們的農作物成功種植。葡萄藤貼近地面生長，而不是被支撐起來。因此，會吃掉葡萄的老鼠和狐狸特別令人討厭，並且種植者必須頻繁除草來保持土壤中沒有雜草。但他們的方法總體上非常有效。</w:t>
+        <w:t>在古代近東，銀是較容易取得的貴金屬，</w:t>
+      </w:r>
+      <w:r>
+        <w:rPr>
+          <w:lang w:val="zh_TW" w:bidi="zh_TW"/>
+        </w:rPr>
+        <w:t>因此在買賣中最常被提及，起初是按重量計算，後來則以鑄幣的形式使用</w:t>
+      </w:r>
+      <w:r>
+        <w:rPr>
+          <w:lang w:val="zh_TW" w:bidi="zh_TW"/>
+        </w:rPr>
+        <w:t>。聖經中最早提到以銀作為交換媒介的例子之一，是在</w:t>
+      </w:r>
+      <w:hyperlink r:id="rId18">
+        <w:r>
+          <w:rPr>
+            <w:lang w:val="zh_TW" w:bidi="zh_TW"/>
+          </w:rPr>
+          <w:rPr>
+            <w:color w:val="0000EE"/>
+            <w:u w:val="single"/>
+          </w:rPr>
+          <w:t>創世記二十章14至16節</w:t>
+        </w:r>
+      </w:hyperlink>
+      <w:r>
+        <w:rPr>
+          <w:lang w:val="zh_TW" w:bidi="zh_TW"/>
+        </w:rPr>
+        <w:t>：亞伯拉罕除了得到牲畜與奴僕，還收受了一千銀子。亞伯拉罕又用了四百舍客勒購買麥比拉田與洞穴（</w:t>
+      </w:r>
+      <w:hyperlink r:id="rId19">
+        <w:r>
+          <w:rPr>
+            <w:lang w:val="zh_TW" w:bidi="zh_TW"/>
+          </w:rPr>
+          <w:rPr>
+            <w:color w:val="0000EE"/>
+            <w:u w:val="single"/>
+          </w:rPr>
+          <w:t>創23:15–16</w:t>
+        </w:r>
+      </w:hyperlink>
+      <w:r>
+        <w:rPr>
+          <w:lang w:val="zh_TW" w:bidi="zh_TW"/>
+        </w:rPr>
+        <w:t>），按照當時的慣例，銀子須在賣主面前秤重，並由見證人核驗（參</w:t>
+      </w:r>
+      <w:hyperlink r:id="rId20">
+        <w:r>
+          <w:rPr>
+            <w:lang w:val="zh_TW" w:bidi="zh_TW"/>
+          </w:rPr>
+          <w:rPr>
+            <w:color w:val="0000EE"/>
+            <w:u w:val="single"/>
+          </w:rPr>
+          <w:t>耶32:9–10</w:t>
+        </w:r>
+      </w:hyperlink>
+      <w:r>
+        <w:rPr>
+          <w:lang w:val="zh_TW" w:bidi="zh_TW"/>
+        </w:rPr>
+        <w:t>）。</w:t>
       </w:r>
     </w:p>
     <w:p>
@@ -367,20 +537,117 @@
         <w:rPr>
           <w:lang w:val="zh_TW" w:bidi="zh_TW"/>
         </w:rPr>
-        <w:t>每年九月初，葡萄會在平原地區被採收，而在月底則會在山區進行。在最初的載歌載舞慶祝節日中，工人們將成串的葡萄送到釀酒壓榨機中，這些壓榨機是傾斜向一角的低水泥槽。之後，工人們會用腳踩踏葡萄。第一道</w:t>
+        <w:t>由於這些事件約在公元前二千年，「舍客勒」一詞在此不應理解為後期所熟悉的硬幣名稱，而是指某一固定重量的銀。後來，約瑟的兄長們以二十舍客勒銀子把他賣給了旅行的商人（</w:t>
+      </w:r>
+      <w:hyperlink r:id="rId21">
+        <w:r>
+          <w:rPr>
+            <w:lang w:val="zh_TW" w:bidi="zh_TW"/>
+          </w:rPr>
+          <w:rPr>
+            <w:color w:val="0000EE"/>
+            <w:u w:val="single"/>
+          </w:rPr>
+          <w:t>創37:28</w:t>
+        </w:r>
+      </w:hyperlink>
+      <w:r>
+        <w:rPr>
+          <w:lang w:val="zh_TW" w:bidi="zh_TW"/>
+        </w:rPr>
+        <w:t>）。此外，</w:t>
+      </w:r>
+      <w:hyperlink r:id="rId22">
+        <w:r>
+          <w:rPr>
+            <w:lang w:val="zh_TW" w:bidi="zh_TW"/>
+          </w:rPr>
+          <w:rPr>
+            <w:color w:val="0000EE"/>
+            <w:u w:val="single"/>
+          </w:rPr>
+          <w:t>創世記三十三章19節</w:t>
+        </w:r>
+      </w:hyperlink>
+      <w:r>
+        <w:rPr>
+          <w:lang w:val="zh_TW" w:bidi="zh_TW"/>
+        </w:rPr>
+        <w:t>提到另一種金屬重量單位——</w:t>
       </w:r>
       <w:r>
         <w:rPr>
           <w:i/>
           <w:lang w:val="zh_TW" w:bidi="zh_TW"/>
         </w:rPr>
-        <w:t>榨汁</w:t>
-      </w:r>
-      <w:r>
-        <w:rPr>
-          <w:lang w:val="zh_TW" w:bidi="zh_TW"/>
-        </w:rPr>
-        <w:t>（must，壓榨出的汁液）非常珍貴，因為可以用它釀造出最優質的酒。剩餘的果汁則是通過擠壓裝在布袋中的踩過的葡萄來提取的。第三類酒則是通過將剩下的葡萄與水混合甚至煮沸後提取的，這類酒通常只有窮人飲用。</w:t>
+        <w:t>克斯塔</w:t>
+      </w:r>
+      <w:r>
+        <w:rPr>
+          <w:lang w:val="zh_TW" w:bidi="zh_TW"/>
+        </w:rPr>
+        <w:t>（</w:t>
+      </w:r>
+      <w:r>
+        <w:rPr>
+          <w:i/>
+          <w:lang w:val="zh_TW" w:bidi="zh_TW"/>
+        </w:rPr>
+        <w:t>kesitah</w:t>
+      </w:r>
+      <w:r>
+        <w:rPr>
+          <w:lang w:val="zh_TW" w:bidi="zh_TW"/>
+        </w:rPr>
+        <w:t>；譯註：和合本未譯為「</w:t>
+      </w:r>
+      <w:r>
+        <w:rPr>
+          <w:lang w:val="zh_TW" w:bidi="zh_TW"/>
+        </w:rPr>
+        <w:t>一百塊銀子」</w:t>
+      </w:r>
+      <w:r>
+        <w:rPr>
+          <w:lang w:val="zh_TW" w:bidi="zh_TW"/>
+        </w:rPr>
+        <w:t>）——與雅各購買一塊田地有關；這個用語在</w:t>
+      </w:r>
+      <w:hyperlink r:id="rId23">
+        <w:r>
+          <w:rPr>
+            <w:lang w:val="zh_TW" w:bidi="zh_TW"/>
+          </w:rPr>
+          <w:rPr>
+            <w:color w:val="0000EE"/>
+            <w:u w:val="single"/>
+          </w:rPr>
+          <w:t>約書亞記二十四章32節</w:t>
+        </w:r>
+      </w:hyperlink>
+      <w:r>
+        <w:rPr>
+          <w:lang w:val="zh_TW" w:bidi="zh_TW"/>
+        </w:rPr>
+        <w:t>和</w:t>
+      </w:r>
+      <w:hyperlink r:id="rId24">
+        <w:r>
+          <w:rPr>
+            <w:lang w:val="zh_TW" w:bidi="zh_TW"/>
+          </w:rPr>
+          <w:rPr>
+            <w:color w:val="0000EE"/>
+            <w:u w:val="single"/>
+          </w:rPr>
+          <w:t>約伯記四十二章11節</w:t>
+        </w:r>
+      </w:hyperlink>
+      <w:r>
+        <w:rPr>
+          <w:lang w:val="zh_TW" w:bidi="zh_TW"/>
+        </w:rPr>
+        <w:t>中再次出現（譯註：和合本未譯出此單位）。這個單位可能代表相當於一隻羊的貨幣價值的數量。</w:t>
       </w:r>
     </w:p>
     <w:p>
@@ -394,7 +661,19 @@
         <w:rPr>
           <w:lang w:val="zh_TW" w:bidi="zh_TW"/>
         </w:rPr>
-        <w:t>希臘人後來發明了橫樑壓榨機（beam press），長橫樑的一端有轉動部分，另一端懸掛著重石，用來壓榨多層葡萄。在古代近東地區使用了不同的葡萄壓榨方法，但即使在希臘，踩踏葡萄始終是最受歡迎的方式。</w:t>
+        <w:t>隨著時間的推移，大型牲畜與實物作為交換媒介顯得笨重不便，金屬</w:t>
+      </w:r>
+      <w:r>
+        <w:rPr>
+          <w:lang w:val="zh_TW" w:bidi="zh_TW"/>
+        </w:rPr>
+        <w:t>因此逐漸受到青睞</w:t>
+      </w:r>
+      <w:r>
+        <w:rPr>
+          <w:lang w:val="zh_TW" w:bidi="zh_TW"/>
+        </w:rPr>
+        <w:t>。然而，大量貴金屬的運輸仍是一大難題，因此人們需要設計出便於辨識、取用與存放有價金屬的方式。</w:t>
       </w:r>
     </w:p>
     <w:p>
@@ -408,7 +687,79 @@
         <w:rPr>
           <w:lang w:val="zh_TW" w:bidi="zh_TW"/>
         </w:rPr>
-        <w:t>在希臘，發酵期通常為六個月，在此期間液體不斷被撇去。然而，在古代近東，發酵過程通常在三到四天內完成，最佳發酵溫度為77度。古人知道繼續發酵會產生酸性。</w:t>
+        <w:t>多年來，交易用金屬被設計為較一致的形狀。埃及浮雕顯示出銀可堆疊或捆綁成束；雅各的兒子們從埃及買糧，也可能是以類似方式運送銀錢（</w:t>
+      </w:r>
+      <w:hyperlink r:id="rId25">
+        <w:r>
+          <w:rPr>
+            <w:lang w:val="zh_TW" w:bidi="zh_TW"/>
+          </w:rPr>
+          <w:rPr>
+            <w:color w:val="0000EE"/>
+            <w:u w:val="single"/>
+          </w:rPr>
+          <w:t>創42:35</w:t>
+        </w:r>
+      </w:hyperlink>
+      <w:r>
+        <w:rPr>
+          <w:lang w:val="zh_TW" w:bidi="zh_TW"/>
+        </w:rPr>
+        <w:t>）。大約在公元前1500年，已有鑄成錠、條、舌形或動物頭形的金屬塊流通，亦有金圓片與金線圈。最受歡迎、也最容易被接受的金屬貨幣形式，往往是那些野被設計為首飾的物件。米甸人的戰利品中包括金鍊子、手鐲、印戒與耳環（</w:t>
+      </w:r>
+      <w:hyperlink r:id="rId26">
+        <w:r>
+          <w:rPr>
+            <w:lang w:val="zh_TW" w:bidi="zh_TW"/>
+          </w:rPr>
+          <w:rPr>
+            <w:color w:val="0000EE"/>
+            <w:u w:val="single"/>
+          </w:rPr>
+          <w:t>民31:50</w:t>
+        </w:r>
+      </w:hyperlink>
+      <w:r>
+        <w:rPr>
+          <w:lang w:val="zh_TW" w:bidi="zh_TW"/>
+        </w:rPr>
+        <w:t>）。其中手鐲與戒指很可能具有相對標準化的重量，因而可直接充當貨幣使用。利百加從未婚夫所得的禮物，也以特定重量呈現：半舍客勒重的金環，以及兩個共重十舍客勒的金手鐲（</w:t>
+      </w:r>
+      <w:hyperlink r:id="rId27">
+        <w:r>
+          <w:rPr>
+            <w:lang w:val="zh_TW" w:bidi="zh_TW"/>
+          </w:rPr>
+          <w:rPr>
+            <w:color w:val="0000EE"/>
+            <w:u w:val="single"/>
+          </w:rPr>
+          <w:t>創24:22</w:t>
+        </w:r>
+      </w:hyperlink>
+      <w:r>
+        <w:rPr>
+          <w:lang w:val="zh_TW" w:bidi="zh_TW"/>
+        </w:rPr>
+        <w:t>）。約伯從親族那裡得到一個金環（</w:t>
+      </w:r>
+      <w:hyperlink r:id="rId24">
+        <w:r>
+          <w:rPr>
+            <w:lang w:val="zh_TW" w:bidi="zh_TW"/>
+          </w:rPr>
+          <w:rPr>
+            <w:color w:val="0000EE"/>
+            <w:u w:val="single"/>
+          </w:rPr>
+          <w:t>伯42:11</w:t>
+        </w:r>
+      </w:hyperlink>
+      <w:r>
+        <w:rPr>
+          <w:lang w:val="zh_TW" w:bidi="zh_TW"/>
+        </w:rPr>
+        <w:t>），若金環不代表某種固定貨幣的價值，眾人不太可能不約而同送出同類型的禮物。</w:t>
       </w:r>
     </w:p>
     <w:p>
@@ -418,22 +769,35 @@
           <w:lang w:val="zh_TW" w:bidi="zh_TW"/>
         </w:rPr>
       </w:r>
-      <w:r>
-        <w:rPr>
-          <w:lang w:val="zh_TW" w:bidi="zh_TW"/>
-        </w:rPr>
-        <w:t>在達到所需的發酵效果後，酒會被轉移到皮囊或陶罐中，以便運輸或銷售。把手和塞子上印有種類/品牌（brand）、產地和年份。此時，酒通過穿孔金屬篩網或布過濾，以消除沙粒或昆蟲等污染物。</w:t>
-      </w:r>
-    </w:p>
-    <w:p>
-      <w:pPr>
-        <w:pStyle w:val="Heading3"/>
-      </w:pPr>
-      <w:r>
-        <w:rPr>
-          <w:lang w:val="zh_TW" w:bidi="zh_TW"/>
-        </w:rPr>
-        <w:t>酒的種類</w:t>
+      <w:hyperlink r:id="rId28">
+        <w:r>
+          <w:rPr>
+            <w:lang w:val="zh_TW" w:bidi="zh_TW"/>
+          </w:rPr>
+          <w:rPr>
+            <w:color w:val="0000EE"/>
+            <w:u w:val="single"/>
+          </w:rPr>
+          <w:t>申命記十四章25節</w:t>
+        </w:r>
+      </w:hyperlink>
+      <w:r>
+        <w:rPr>
+          <w:lang w:val="zh_TW" w:bidi="zh_TW"/>
+        </w:rPr>
+        <w:t>中提到「</w:t>
+      </w:r>
+      <w:r>
+        <w:rPr>
+          <w:lang w:val="zh_TW" w:bidi="zh_TW"/>
+        </w:rPr>
+        <w:t>將銀子包起來</w:t>
+      </w:r>
+      <w:r>
+        <w:rPr>
+          <w:lang w:val="zh_TW" w:bidi="zh_TW"/>
+        </w:rPr>
+        <w:t>」，這暗示著可以將銀條綁在一起或將銀環串起來。無論是哪種方式，運輸都會更加方便。</w:t>
       </w:r>
     </w:p>
     <w:p>
@@ -447,18 +811,67 @@
         <w:rPr>
           <w:lang w:val="zh_TW" w:bidi="zh_TW"/>
         </w:rPr>
-        <w:t>古代詩人討論了許多不同種類的酒，亞他那修（Athenaeus）提到85種不同的品種。蓋倫（Galen）列舉了60種，普林尼（Pliny）提到150種，而斯特拉波（Strabo）提到30種。酒根據不同的顏色（黑色、紅色、白色或黃色）和口味（乾、澀、淡或甜）來區分。聖經記載了各種酒，例如黎巴嫩和黑本的酒。希伯崙和撒馬利亞以釀酒聞名。希伯來文至少有九個不同的詞來表示酒，而希臘文有四個在新約中被提及。</w:t>
-      </w:r>
-    </w:p>
-    <w:p>
-      <w:pPr>
-        <w:pStyle w:val="Heading3"/>
-      </w:pPr>
-      <w:r>
-        <w:rPr>
-          <w:lang w:val="zh_TW" w:bidi="zh_TW"/>
-        </w:rPr>
-        <w:t>酒的性質</w:t>
+        <w:t>摩西時代提到的銀重量價值可以從購買力的角度來理解。一隻公羊可以用兩舍客勒購買，而五十舍客勒是約一賀梅珥（homer）大麥的價格（</w:t>
+      </w:r>
+      <w:hyperlink r:id="rId29">
+        <w:r>
+          <w:rPr>
+            <w:lang w:val="zh_TW" w:bidi="zh_TW"/>
+          </w:rPr>
+          <w:rPr>
+            <w:color w:val="0000EE"/>
+            <w:u w:val="single"/>
+          </w:rPr>
+          <w:t>利27:16</w:t>
+        </w:r>
+      </w:hyperlink>
+      <w:r>
+        <w:rPr>
+          <w:lang w:val="zh_TW" w:bidi="zh_TW"/>
+        </w:rPr>
+        <w:t>）。在以利沙的時代的豐收年，一舍客勒可以買到一</w:t>
+      </w:r>
+      <w:r>
+        <w:rPr>
+          <w:lang w:val="zh_TW" w:bidi="zh_TW"/>
+        </w:rPr>
+        <w:t>細亞（seah）</w:t>
+      </w:r>
+      <w:r>
+        <w:rPr>
+          <w:lang w:val="zh_TW" w:bidi="zh_TW"/>
+        </w:rPr>
+        <w:t>細麵或二</w:t>
+      </w:r>
+      <w:r>
+        <w:rPr>
+          <w:lang w:val="zh_TW" w:bidi="zh_TW"/>
+        </w:rPr>
+        <w:t>細亞</w:t>
+      </w:r>
+      <w:r>
+        <w:rPr>
+          <w:lang w:val="zh_TW" w:bidi="zh_TW"/>
+        </w:rPr>
+        <w:t>的大麥（</w:t>
+      </w:r>
+      <w:hyperlink r:id="rId30">
+        <w:r>
+          <w:rPr>
+            <w:lang w:val="zh_TW" w:bidi="zh_TW"/>
+          </w:rPr>
+          <w:rPr>
+            <w:color w:val="0000EE"/>
+            <w:u w:val="single"/>
+          </w:rPr>
+          <w:t>王下7:16</w:t>
+        </w:r>
+      </w:hyperlink>
+      <w:r>
+        <w:rPr>
+          <w:lang w:val="zh_TW" w:bidi="zh_TW"/>
+        </w:rPr>
+        <w:t>）。當然，這類貨幣估值會受到供需問題等經濟因素的影響。</w:t>
       </w:r>
     </w:p>
     <w:p>
@@ -472,133 +885,7 @@
         <w:rPr>
           <w:lang w:val="zh_TW" w:bidi="zh_TW"/>
         </w:rPr>
-        <w:t>很少有人會質疑至少在舊約中有些酒是經過發酵的。然而，一些學者認為古代世界某些形式的酒未經發酵。他們對比了兩個希伯來文詞語，得出結論認為其中一個特定的詞語僅指新鮮葡萄汁（</w:t>
-      </w:r>
-      <w:hyperlink r:id="rId14">
-        <w:r>
-          <w:rPr>
-            <w:lang w:val="zh_TW" w:bidi="zh_TW"/>
-          </w:rPr>
-          <w:rPr>
-            <w:color w:val="0000EE"/>
-            <w:u w:val="single"/>
-          </w:rPr>
-          <w:t>箴3:10</w:t>
-        </w:r>
-      </w:hyperlink>
-      <w:r>
-        <w:rPr>
-          <w:lang w:val="zh_TW" w:bidi="zh_TW"/>
-        </w:rPr>
-        <w:t>；</w:t>
-      </w:r>
-      <w:hyperlink r:id="rId15">
-        <w:r>
-          <w:rPr>
-            <w:lang w:val="zh_TW" w:bidi="zh_TW"/>
-          </w:rPr>
-          <w:rPr>
-            <w:color w:val="0000EE"/>
-            <w:u w:val="single"/>
-          </w:rPr>
-          <w:t>何9:2</w:t>
-        </w:r>
-      </w:hyperlink>
-      <w:r>
-        <w:rPr>
-          <w:lang w:val="zh_TW" w:bidi="zh_TW"/>
-        </w:rPr>
-        <w:t>；</w:t>
-      </w:r>
-      <w:hyperlink r:id="rId16">
-        <w:r>
-          <w:rPr>
-            <w:lang w:val="zh_TW" w:bidi="zh_TW"/>
-          </w:rPr>
-          <w:rPr>
-            <w:color w:val="0000EE"/>
-            <w:u w:val="single"/>
-          </w:rPr>
-          <w:t>珥2:24</w:t>
-        </w:r>
-      </w:hyperlink>
-      <w:r>
-        <w:rPr>
-          <w:lang w:val="zh_TW" w:bidi="zh_TW"/>
-        </w:rPr>
-        <w:t>；</w:t>
-      </w:r>
-      <w:hyperlink r:id="rId17">
-        <w:r>
-          <w:rPr>
-            <w:lang w:val="zh_TW" w:bidi="zh_TW"/>
-          </w:rPr>
-          <w:rPr>
-            <w:color w:val="0000EE"/>
-            <w:u w:val="single"/>
-          </w:rPr>
-          <w:t>彌6:15</w:t>
-        </w:r>
-      </w:hyperlink>
-      <w:r>
-        <w:rPr>
-          <w:lang w:val="zh_TW" w:bidi="zh_TW"/>
-        </w:rPr>
-        <w:t>）。然而，這一觀點並沒有得到確定，理由如下：（1）希伯來文詞語主要出現在中性語境中；（2）該詞語在某些語境中明確包含了發酵飲料（例如，</w:t>
-      </w:r>
-      <w:hyperlink r:id="rId18">
-        <w:r>
-          <w:rPr>
-            <w:lang w:val="zh_TW" w:bidi="zh_TW"/>
-          </w:rPr>
-          <w:rPr>
-            <w:color w:val="0000EE"/>
-            <w:u w:val="single"/>
-          </w:rPr>
-          <w:t>創27:28</w:t>
-        </w:r>
-      </w:hyperlink>
-      <w:r>
-        <w:rPr>
-          <w:lang w:val="zh_TW" w:bidi="zh_TW"/>
-        </w:rPr>
-        <w:t>；</w:t>
-      </w:r>
-      <w:hyperlink r:id="rId19">
-        <w:r>
-          <w:rPr>
-            <w:lang w:val="zh_TW" w:bidi="zh_TW"/>
-          </w:rPr>
-          <w:rPr>
-            <w:color w:val="0000EE"/>
-            <w:u w:val="single"/>
-          </w:rPr>
-          <w:t>何4:11</w:t>
-        </w:r>
-      </w:hyperlink>
-      <w:r>
-        <w:rPr>
-          <w:lang w:val="zh_TW" w:bidi="zh_TW"/>
-        </w:rPr>
-        <w:t>；</w:t>
-      </w:r>
-      <w:hyperlink r:id="rId17">
-        <w:r>
-          <w:rPr>
-            <w:lang w:val="zh_TW" w:bidi="zh_TW"/>
-          </w:rPr>
-          <w:rPr>
-            <w:color w:val="0000EE"/>
-            <w:u w:val="single"/>
-          </w:rPr>
-          <w:t>彌6:15</w:t>
-        </w:r>
-      </w:hyperlink>
-      <w:r>
-        <w:rPr>
-          <w:lang w:val="zh_TW" w:bidi="zh_TW"/>
-        </w:rPr>
-        <w:t>）；（3）烏加里特文（Ugaritic）中的平行詞語確實指發酵酒；（4）七十士譯本的對應詞指的是發酵酒；（5）古代近東的發酵過程不像希臘，只需大約三天；（6）米示拿沒有提供任何有關使用未發酵酒的證據。因此，保存未經發酵的酒在當時可能是近乎不可能的任務。仔細研究所有的希伯來文詞語（以及它們的閃族同源詞）和希臘語文詞語可以證明，古代人幾乎不了解未發酵的酒。</w:t>
+        <w:t>目測估算在判斷貨幣價值時並不準確，且毫無疑問，在金屬稱重和檢查中，欺詐行為相當普遍。稱重是重大交易的必要程序，但也十分耗時。為確保重量——通常是青銅、鐵或經加工的石塊——的準確度，這些石塊上常帶有某種印記。這種做法一旦普及，人們就能很自然就會進一步將印記標記在作為貨幣的金屬物件本身（如舌形塊、金屬條、手鐲等）上。下一步，便是把銀塊加以打印以證明其貨幣價值，這就是硬幣的前身。在被擄時期以前的古代近東並無硬幣的概念。因此，任何在此之前提到的金錢，無論有無印記，都指的是金條、手鐲、戒指或其它金屬物品。</w:t>
       </w:r>
     </w:p>
     <w:p>
@@ -612,33 +899,7 @@
         <w:rPr>
           <w:lang w:val="zh_TW" w:bidi="zh_TW"/>
         </w:rPr>
-        <w:t>有大量證據表明，雖然酒總是經過發酵的，但在古典和希臘化世界中，通常會將酒與水混合。酒儲存在稱為雙耳瓶（amphorae）的大罐中</w:t>
-      </w:r>
-      <w:r>
-        <w:rPr>
-          <w:i/>
-          <w:lang w:val="zh_TW" w:bidi="zh_TW"/>
-        </w:rPr>
-        <w:t>，</w:t>
-      </w:r>
-      <w:r>
-        <w:rPr>
-          <w:lang w:val="zh_TW" w:bidi="zh_TW"/>
-        </w:rPr>
-        <w:t>從這些罐中將酒通過濾器倒入稱為克拉泰（krater）的大混合碗中</w:t>
-      </w:r>
-      <w:r>
-        <w:rPr>
-          <w:i/>
-          <w:lang w:val="zh_TW" w:bidi="zh_TW"/>
-        </w:rPr>
-        <w:t>。</w:t>
-      </w:r>
-      <w:r>
-        <w:rPr>
-          <w:lang w:val="zh_TW" w:bidi="zh_TW"/>
-        </w:rPr>
-        <w:t>這樣，酒與水混合後，才倒入飲用碗或杯中。</w:t>
+        <w:t>最早的鑄幣來自小亞細亞的呂底亞王國，傳統上歸功於該地極富有的統治者哥羅塞（Croesus；公元前560至546年）。呂底亞硬幣多以銀金礦（electrum，天然金銀合金）鑄造，上面刻有獅子和公牛的圖案；與多數早期硬幣相似，其背面僅有一個打孔印記。</w:t>
       </w:r>
     </w:p>
     <w:p>
@@ -652,20 +913,7 @@
         <w:rPr>
           <w:lang w:val="zh_TW" w:bidi="zh_TW"/>
         </w:rPr>
-        <w:t>酒與水的比例各不相同。最稀釋的比例為20比1，原因是酒太濃（荷馬，</w:t>
-      </w:r>
-      <w:r>
-        <w:rPr>
-          <w:i/>
-          <w:lang w:val="zh_TW" w:bidi="zh_TW"/>
-        </w:rPr>
-        <w:t>奧德賽</w:t>
-      </w:r>
-      <w:r>
-        <w:rPr>
-          <w:lang w:val="zh_TW" w:bidi="zh_TW"/>
-        </w:rPr>
-        <w:t>10.208）。</w:t>
+        <w:t>最初硬幣不僅代表價值，其重量本身也相當於其所含金銀的價值。因此，許多早期硬幣曾受到一些古代懷疑者的嚴格測試，他們希望確保硬幣是純銀，而非外部鍍銀的廉價金屬。</w:t>
       </w:r>
     </w:p>
     <w:p>
@@ -679,25 +927,7 @@
         <w:rPr>
           <w:lang w:val="zh_TW" w:bidi="zh_TW"/>
         </w:rPr>
-        <w:t>在西地中海世界中，「酒」一詞指的是酒與水的混合物。如果想提及未混水的酒，則需要加上「未摻水」的詞語。對於希臘人來說，喝未摻水的酒被認為是野蠻的行為。然而，證據似乎表明在舊約時代，酒是未經稀釋的。聖經中並未提及將酒與水混合的做法。將水與酒稀釋象徵著靈性上的變質（</w:t>
-      </w:r>
-      <w:hyperlink r:id="rId20">
-        <w:r>
-          <w:rPr>
-            <w:lang w:val="zh_TW" w:bidi="zh_TW"/>
-          </w:rPr>
-          <w:rPr>
-            <w:color w:val="0000EE"/>
-            <w:u w:val="single"/>
-          </w:rPr>
-          <w:t>賽1:22</w:t>
-        </w:r>
-      </w:hyperlink>
-      <w:r>
-        <w:rPr>
-          <w:lang w:val="zh_TW" w:bidi="zh_TW"/>
-        </w:rPr>
-        <w:t>）。到了羅馬時代，這一態度有所改變。米示拿假設水與酒的比例為二比一；然而，後來的塔木德則提到三比一的比例。自然發酵的酒精度可達15%。如果按三份水對一份酒的比例稀釋，酒精含量仍可達5%，這仍然相當濃烈。</w:t>
+        <w:t>銀或金的純度也會影響硬幣的流通與接受程度。故在希臘羅馬時期，泰爾所發行的「四德拉克馬」（tetradrachma）因金屬純度而成了最廣泛被接受的銀幣之一。</w:t>
       </w:r>
     </w:p>
     <w:p>
@@ -711,79 +941,7 @@
         <w:rPr>
           <w:lang w:val="zh_TW" w:bidi="zh_TW"/>
         </w:rPr>
-        <w:t>酒不僅與水混合，還與其他成分混合，類似於今天的調酒。一個例子可以在荷馬的《荷馬德墨忒爾頌歌》（Hymn to Demeter）中看到，女神拒絕純酒，並希望飲料混合麵粉、水和薄荷。濃酒也常常與弱酒混合，產生更強烈的飲品。這就是聖經中「調酒」的意思（</w:t>
-      </w:r>
-      <w:hyperlink r:id="rId21">
-        <w:r>
-          <w:rPr>
-            <w:lang w:val="zh_TW" w:bidi="zh_TW"/>
-          </w:rPr>
-          <w:rPr>
-            <w:color w:val="0000EE"/>
-            <w:u w:val="single"/>
-          </w:rPr>
-          <w:t>詩75:8</w:t>
-        </w:r>
-      </w:hyperlink>
-      <w:r>
-        <w:rPr>
-          <w:lang w:val="zh_TW" w:bidi="zh_TW"/>
-        </w:rPr>
-        <w:t>；</w:t>
-      </w:r>
-      <w:hyperlink r:id="rId22">
-        <w:r>
-          <w:rPr>
-            <w:lang w:val="zh_TW" w:bidi="zh_TW"/>
-          </w:rPr>
-          <w:rPr>
-            <w:color w:val="0000EE"/>
-            <w:u w:val="single"/>
-          </w:rPr>
-          <w:t>賽5:22</w:t>
-        </w:r>
-      </w:hyperlink>
-      <w:r>
-        <w:rPr>
-          <w:lang w:val="zh_TW" w:bidi="zh_TW"/>
-        </w:rPr>
-        <w:t>；</w:t>
-      </w:r>
-      <w:hyperlink r:id="rId23">
-        <w:r>
-          <w:rPr>
-            <w:lang w:val="zh_TW" w:bidi="zh_TW"/>
-          </w:rPr>
-          <w:rPr>
-            <w:color w:val="0000EE"/>
-            <w:u w:val="single"/>
-          </w:rPr>
-          <w:t>啟18:6</w:t>
-        </w:r>
-      </w:hyperlink>
-      <w:r>
-        <w:rPr>
-          <w:lang w:val="zh_TW" w:bidi="zh_TW"/>
-        </w:rPr>
-        <w:t>，</w:t>
-      </w:r>
-      <w:hyperlink r:id="rId24">
-        <w:r>
-          <w:rPr>
-            <w:lang w:val="zh_TW" w:bidi="zh_TW"/>
-          </w:rPr>
-          <w:rPr>
-            <w:color w:val="0000EE"/>
-            <w:u w:val="single"/>
-          </w:rPr>
-          <w:t>19:13–15</w:t>
-        </w:r>
-      </w:hyperlink>
-      <w:r>
-        <w:rPr>
-          <w:lang w:val="zh_TW" w:bidi="zh_TW"/>
-        </w:rPr>
-        <w:t>）。有時候，新酒糖分高，被蒸發後，濃縮的汁液與酒混合以提高酒精含量。</w:t>
+        <w:t>硬幣的使用並未使稱重完全消失；因自硬幣在公元前六世紀硬幣出現以來，刮削、剪邊的詐騙行為極為常見，並困擾著後續所有的鑄幣。直到十八世紀末的英國，藉著在較貴重的硬幣邊緣刻溝（milling / reeding）的工藝，才有效抑制此問題。</w:t>
       </w:r>
     </w:p>
     <w:p>
@@ -797,18 +955,25 @@
         <w:rPr>
           <w:lang w:val="zh_TW" w:bidi="zh_TW"/>
         </w:rPr>
-        <w:t>聖經中未提及將水與酒混合是為了使其更安全飲用，這一觀點是現代的理解。古代世界中很少出現現代所說的水污染問題，儘管偶爾也會有這種問題。古代有許多關於新鮮井水、泉水和流動水源的例子，而且當時也有淨化污水的方法。</w:t>
-      </w:r>
-    </w:p>
-    <w:p>
-      <w:pPr>
-        <w:pStyle w:val="Heading3"/>
-      </w:pPr>
-      <w:r>
-        <w:rPr>
-          <w:lang w:val="zh_TW" w:bidi="zh_TW"/>
-        </w:rPr>
-        <w:t>舊約中的酒</w:t>
+        <w:t>在公元前六世紀，當猶太人自巴比倫被擄歸回時，硬幣以及其它形式的金銀也用於重建耶路撒冷聖殿的捐獻中。文中提到的金幣為「達利克（daric）」；此詞顯然是源於波斯大流士一世（Darius I ，公元前521–486年）之名，並廣為通行，甚至出現在較晚撰寫、卻追述更早時代的經文中（參</w:t>
+      </w:r>
+      <w:hyperlink r:id="rId31">
+        <w:r>
+          <w:rPr>
+            <w:lang w:val="zh_TW" w:bidi="zh_TW"/>
+          </w:rPr>
+          <w:rPr>
+            <w:color w:val="0000EE"/>
+            <w:u w:val="single"/>
+          </w:rPr>
+          <w:t>代上29:7</w:t>
+        </w:r>
+      </w:hyperlink>
+      <w:r>
+        <w:rPr>
+          <w:lang w:val="zh_TW" w:bidi="zh_TW"/>
+        </w:rPr>
+        <w:t>）。</w:t>
       </w:r>
     </w:p>
     <w:p>
@@ -822,217 +987,7 @@
         <w:rPr>
           <w:lang w:val="zh_TW" w:bidi="zh_TW"/>
         </w:rPr>
-        <w:t>從上述證據來看，舊約中的酒通常不會與水混合，且在適量飲用時被視為有益的。</w:t>
-      </w:r>
-      <w:hyperlink r:id="rId25">
-        <w:r>
-          <w:rPr>
-            <w:lang w:val="zh_TW" w:bidi="zh_TW"/>
-          </w:rPr>
-          <w:rPr>
-            <w:color w:val="0000EE"/>
-            <w:u w:val="single"/>
-          </w:rPr>
-          <w:t>士師記九章13節</w:t>
-        </w:r>
-      </w:hyperlink>
-      <w:r>
-        <w:rPr>
-          <w:lang w:val="zh_TW" w:bidi="zh_TW"/>
-        </w:rPr>
-        <w:t>提到酒是「使神和人喜樂的」。</w:t>
-      </w:r>
-      <w:hyperlink r:id="rId26">
-        <w:r>
-          <w:rPr>
-            <w:lang w:val="zh_TW" w:bidi="zh_TW"/>
-          </w:rPr>
-          <w:rPr>
-            <w:color w:val="0000EE"/>
-            <w:u w:val="single"/>
-          </w:rPr>
-          <w:t>詩篇一〇四篇15節</w:t>
-        </w:r>
-      </w:hyperlink>
-      <w:r>
-        <w:rPr>
-          <w:lang w:val="zh_TW" w:bidi="zh_TW"/>
-        </w:rPr>
-        <w:t>也類似地描述酒：「酒能悅人心」（另參</w:t>
-      </w:r>
-      <w:hyperlink r:id="rId27">
-        <w:r>
-          <w:rPr>
-            <w:lang w:val="zh_TW" w:bidi="zh_TW"/>
-          </w:rPr>
-          <w:rPr>
-            <w:color w:val="0000EE"/>
-            <w:u w:val="single"/>
-          </w:rPr>
-          <w:t>斯1:10</w:t>
-        </w:r>
-      </w:hyperlink>
-      <w:r>
-        <w:rPr>
-          <w:lang w:val="zh_TW" w:bidi="zh_TW"/>
-        </w:rPr>
-        <w:t>；</w:t>
-      </w:r>
-      <w:hyperlink r:id="rId28">
-        <w:r>
-          <w:rPr>
-            <w:lang w:val="zh_TW" w:bidi="zh_TW"/>
-          </w:rPr>
-          <w:rPr>
-            <w:color w:val="0000EE"/>
-            <w:u w:val="single"/>
-          </w:rPr>
-          <w:t>傳10:19</w:t>
-        </w:r>
-      </w:hyperlink>
-      <w:r>
-        <w:rPr>
-          <w:lang w:val="zh_TW" w:bidi="zh_TW"/>
-        </w:rPr>
-        <w:t>；</w:t>
-      </w:r>
-      <w:hyperlink r:id="rId29">
-        <w:r>
-          <w:rPr>
-            <w:lang w:val="zh_TW" w:bidi="zh_TW"/>
-          </w:rPr>
-          <w:rPr>
-            <w:color w:val="0000EE"/>
-            <w:u w:val="single"/>
-          </w:rPr>
-          <w:t>賽55:1–2</w:t>
-        </w:r>
-      </w:hyperlink>
-      <w:r>
-        <w:rPr>
-          <w:lang w:val="zh_TW" w:bidi="zh_TW"/>
-        </w:rPr>
-        <w:t>；</w:t>
-      </w:r>
-      <w:hyperlink r:id="rId30">
-        <w:r>
-          <w:rPr>
-            <w:lang w:val="zh_TW" w:bidi="zh_TW"/>
-          </w:rPr>
-          <w:rPr>
-            <w:color w:val="0000EE"/>
-            <w:u w:val="single"/>
-          </w:rPr>
-          <w:t>亞10:7</w:t>
-        </w:r>
-      </w:hyperlink>
-      <w:r>
-        <w:rPr>
-          <w:lang w:val="zh_TW" w:bidi="zh_TW"/>
-        </w:rPr>
-        <w:t>）。適量飲酒被認為是正常且受歡迎的生活方式（</w:t>
-      </w:r>
-      <w:hyperlink r:id="rId31">
-        <w:r>
-          <w:rPr>
-            <w:lang w:val="zh_TW" w:bidi="zh_TW"/>
-          </w:rPr>
-          <w:rPr>
-            <w:color w:val="0000EE"/>
-            <w:u w:val="single"/>
-          </w:rPr>
-          <w:t>創14:18；</w:t>
-        </w:r>
-      </w:hyperlink>
-      <w:hyperlink r:id="rId32">
-        <w:r>
-          <w:rPr>
-            <w:lang w:val="zh_TW" w:bidi="zh_TW"/>
-          </w:rPr>
-          <w:rPr>
-            <w:color w:val="0000EE"/>
-            <w:u w:val="single"/>
-          </w:rPr>
-          <w:t>士19:19</w:t>
-        </w:r>
-      </w:hyperlink>
-      <w:r>
-        <w:rPr>
-          <w:lang w:val="zh_TW" w:bidi="zh_TW"/>
-        </w:rPr>
-        <w:t>；</w:t>
-      </w:r>
-      <w:hyperlink r:id="rId33">
-        <w:r>
-          <w:rPr>
-            <w:lang w:val="zh_TW" w:bidi="zh_TW"/>
-          </w:rPr>
-          <w:rPr>
-            <w:color w:val="0000EE"/>
-            <w:u w:val="single"/>
-          </w:rPr>
-          <w:t>撒上16:20</w:t>
-        </w:r>
-      </w:hyperlink>
-      <w:r>
-        <w:rPr>
-          <w:lang w:val="zh_TW" w:bidi="zh_TW"/>
-        </w:rPr>
-        <w:t>）。然而，利未人在聖殿服事時（</w:t>
-      </w:r>
-      <w:hyperlink r:id="rId34">
-        <w:r>
-          <w:rPr>
-            <w:lang w:val="zh_TW" w:bidi="zh_TW"/>
-          </w:rPr>
-          <w:rPr>
-            <w:color w:val="0000EE"/>
-            <w:u w:val="single"/>
-          </w:rPr>
-          <w:t>利10:8–9</w:t>
-        </w:r>
-      </w:hyperlink>
-      <w:r>
-        <w:rPr>
-          <w:lang w:val="zh_TW" w:bidi="zh_TW"/>
-        </w:rPr>
-        <w:t>）被禁止喝酒，拿細耳人（</w:t>
-      </w:r>
-      <w:hyperlink r:id="rId35">
-        <w:r>
-          <w:rPr>
-            <w:lang w:val="zh_TW" w:bidi="zh_TW"/>
-          </w:rPr>
-          <w:rPr>
-            <w:color w:val="0000EE"/>
-            <w:u w:val="single"/>
-          </w:rPr>
-          <w:t>民6:3</w:t>
-        </w:r>
-      </w:hyperlink>
-      <w:r>
-        <w:rPr>
-          <w:lang w:val="zh_TW" w:bidi="zh_TW"/>
-        </w:rPr>
-        <w:t>）和利甲族人（</w:t>
-      </w:r>
-      <w:hyperlink r:id="rId36">
-        <w:r>
-          <w:rPr>
-            <w:lang w:val="zh_TW" w:bidi="zh_TW"/>
-          </w:rPr>
-          <w:rPr>
-            <w:color w:val="0000EE"/>
-            <w:u w:val="single"/>
-          </w:rPr>
-          <w:t>耶35:1–6</w:t>
-        </w:r>
-      </w:hyperlink>
-      <w:r>
-        <w:rPr>
-          <w:lang w:val="zh_TW" w:bidi="zh_TW"/>
-        </w:rPr>
-        <w:t>）也被禁止喝酒。</w:t>
+        <w:t>在公元前六世紀之前，具備製造硬幣所需技能的工匠很少，因此最早的達里克金幣可能是在撒狄（Sardis）鑄造的。當波斯人佔領該地區時，接管了鑄幣廠，但生產方式仍照舊進行。</w:t>
       </w:r>
     </w:p>
     <w:p>
@@ -1046,115 +1001,7 @@
         <w:rPr>
           <w:lang w:val="zh_TW" w:bidi="zh_TW"/>
         </w:rPr>
-        <w:t>酒在舊約世界中有許多用途。「奠祭」所用的就是酒（</w:t>
-      </w:r>
-      <w:hyperlink r:id="rId37">
-        <w:r>
-          <w:rPr>
-            <w:lang w:val="zh_TW" w:bidi="zh_TW"/>
-          </w:rPr>
-          <w:rPr>
-            <w:color w:val="0000EE"/>
-            <w:u w:val="single"/>
-          </w:rPr>
-          <w:t>出29:40</w:t>
-        </w:r>
-      </w:hyperlink>
-      <w:r>
-        <w:rPr>
-          <w:lang w:val="zh_TW" w:bidi="zh_TW"/>
-        </w:rPr>
-        <w:t>；</w:t>
-      </w:r>
-      <w:hyperlink r:id="rId38">
-        <w:r>
-          <w:rPr>
-            <w:lang w:val="zh_TW" w:bidi="zh_TW"/>
-          </w:rPr>
-          <w:rPr>
-            <w:color w:val="0000EE"/>
-            <w:u w:val="single"/>
-          </w:rPr>
-          <w:t>利23:13</w:t>
-        </w:r>
-      </w:hyperlink>
-      <w:r>
-        <w:rPr>
-          <w:lang w:val="zh_TW" w:bidi="zh_TW"/>
-        </w:rPr>
-        <w:t>），而獻祭時，敬拜者經常會帶來酒（</w:t>
-      </w:r>
-      <w:hyperlink r:id="rId39">
-        <w:r>
-          <w:rPr>
-            <w:lang w:val="zh_TW" w:bidi="zh_TW"/>
-          </w:rPr>
-          <w:rPr>
-            <w:color w:val="0000EE"/>
-            <w:u w:val="single"/>
-          </w:rPr>
-          <w:t>撒上1:24</w:t>
-        </w:r>
-      </w:hyperlink>
-      <w:r>
-        <w:rPr>
-          <w:lang w:val="zh_TW" w:bidi="zh_TW"/>
-        </w:rPr>
-        <w:t>）。此外，聖殿中也存有酒，以作為獻祭之用（</w:t>
-      </w:r>
-      <w:hyperlink r:id="rId40">
-        <w:r>
-          <w:rPr>
-            <w:lang w:val="zh_TW" w:bidi="zh_TW"/>
-          </w:rPr>
-          <w:rPr>
-            <w:color w:val="0000EE"/>
-            <w:u w:val="single"/>
-          </w:rPr>
-          <w:t>代上9:29</w:t>
-        </w:r>
-      </w:hyperlink>
-      <w:r>
-        <w:rPr>
-          <w:lang w:val="zh_TW" w:bidi="zh_TW"/>
-        </w:rPr>
-        <w:t>）。有時，酒會用來幫助體弱和生病的人（</w:t>
-      </w:r>
-      <w:hyperlink r:id="rId41">
-        <w:r>
-          <w:rPr>
-            <w:lang w:val="zh_TW" w:bidi="zh_TW"/>
-          </w:rPr>
-          <w:rPr>
-            <w:color w:val="0000EE"/>
-            <w:u w:val="single"/>
-          </w:rPr>
-          <w:t>撒下16:2</w:t>
-        </w:r>
-      </w:hyperlink>
-      <w:r>
-        <w:rPr>
-          <w:lang w:val="zh_TW" w:bidi="zh_TW"/>
-        </w:rPr>
-        <w:t>；</w:t>
-      </w:r>
-      <w:hyperlink r:id="rId42">
-        <w:r>
-          <w:rPr>
-            <w:lang w:val="zh_TW" w:bidi="zh_TW"/>
-          </w:rPr>
-          <w:rPr>
-            <w:color w:val="0000EE"/>
-            <w:u w:val="single"/>
-          </w:rPr>
-          <w:t>箴31:6</w:t>
-        </w:r>
-      </w:hyperlink>
-      <w:r>
-        <w:rPr>
-          <w:lang w:val="zh_TW" w:bidi="zh_TW"/>
-        </w:rPr>
-        <w:t>）。</w:t>
+        <w:t>波斯帝國西部地區可能較常使用銀幣而非金幣。根據一些傳統說法，鑄幣在希臘埃伊納島（Aegina）發展的時間，大約與呂底亞人首次採用硬幣概念的時期相當。目前出土可考的最早希臘銀幣之一可追溯至公元前六世紀，鑄造於希臘北部。</w:t>
       </w:r>
     </w:p>
     <w:p>
@@ -1168,103 +1015,7 @@
         <w:rPr>
           <w:lang w:val="zh_TW" w:bidi="zh_TW"/>
         </w:rPr>
-        <w:t>舊約中的「濃酒」似乎與美索不達米亞的棗酒有密切關係。這種棗酒糖分含量高，酒精含量也應相當高。舊約中使用了一個希伯來文詞語來專指濃酒（</w:t>
-      </w:r>
-      <w:hyperlink r:id="rId43">
-        <w:r>
-          <w:rPr>
-            <w:lang w:val="zh_TW" w:bidi="zh_TW"/>
-          </w:rPr>
-          <w:rPr>
-            <w:color w:val="0000EE"/>
-            <w:u w:val="single"/>
-          </w:rPr>
-          <w:t>利10:9；</w:t>
-        </w:r>
-      </w:hyperlink>
-      <w:hyperlink r:id="rId44">
-        <w:r>
-          <w:rPr>
-            <w:lang w:val="zh_TW" w:bidi="zh_TW"/>
-          </w:rPr>
-          <w:rPr>
-            <w:color w:val="0000EE"/>
-            <w:u w:val="single"/>
-          </w:rPr>
-          <w:t>申29:6</w:t>
-        </w:r>
-      </w:hyperlink>
-      <w:r>
-        <w:rPr>
-          <w:lang w:val="zh_TW" w:bidi="zh_TW"/>
-        </w:rPr>
-        <w:t>；</w:t>
-      </w:r>
-      <w:hyperlink r:id="rId45">
-        <w:r>
-          <w:rPr>
-            <w:lang w:val="zh_TW" w:bidi="zh_TW"/>
-          </w:rPr>
-          <w:rPr>
-            <w:color w:val="0000EE"/>
-            <w:u w:val="single"/>
-          </w:rPr>
-          <w:t>撒上1:15；</w:t>
-        </w:r>
-      </w:hyperlink>
-      <w:hyperlink r:id="rId46">
-        <w:r>
-          <w:rPr>
-            <w:lang w:val="zh_TW" w:bidi="zh_TW"/>
-          </w:rPr>
-          <w:rPr>
-            <w:color w:val="0000EE"/>
-            <w:u w:val="single"/>
-          </w:rPr>
-          <w:t>箴20:1</w:t>
-        </w:r>
-      </w:hyperlink>
-      <w:r>
-        <w:rPr>
-          <w:lang w:val="zh_TW" w:bidi="zh_TW"/>
-        </w:rPr>
-        <w:t>，</w:t>
-      </w:r>
-      <w:hyperlink r:id="rId42">
-        <w:r>
-          <w:rPr>
-            <w:lang w:val="zh_TW" w:bidi="zh_TW"/>
-          </w:rPr>
-          <w:rPr>
-            <w:color w:val="0000EE"/>
-            <w:u w:val="single"/>
-          </w:rPr>
-          <w:t>31:6</w:t>
-        </w:r>
-      </w:hyperlink>
-      <w:r>
-        <w:rPr>
-          <w:lang w:val="zh_TW" w:bidi="zh_TW"/>
-        </w:rPr>
-        <w:t>；</w:t>
-      </w:r>
-      <w:hyperlink r:id="rId47">
-        <w:r>
-          <w:rPr>
-            <w:lang w:val="zh_TW" w:bidi="zh_TW"/>
-          </w:rPr>
-          <w:rPr>
-            <w:color w:val="0000EE"/>
-            <w:u w:val="single"/>
-          </w:rPr>
-          <w:t>賽29:9</w:t>
-        </w:r>
-      </w:hyperlink>
-      <w:r>
-        <w:rPr>
-          <w:lang w:val="zh_TW" w:bidi="zh_TW"/>
-        </w:rPr>
-        <w:t>）。在烏加里特文中有一個對應的詞，翻譯為「醉」，與通常的酒這個詞對應。</w:t>
+        <w:t>當時流通的還有公元前五世紀雅典四德拉克馬硬幣，其正反兩面皆有模具，硬幣上描繪了雅典娜女神（Athena）頭像和雅典娜的貓頭鷹（Owl of Athena）。</w:t>
       </w:r>
     </w:p>
     <w:p>
@@ -1278,108 +1029,7 @@
         <w:rPr>
           <w:lang w:val="zh_TW" w:bidi="zh_TW"/>
         </w:rPr>
-        <w:t>對於酗酒的負面反應在舊約中比比皆是。以賽亞譴責那些酗酒的人（</w:t>
-      </w:r>
-      <w:hyperlink r:id="rId48">
-        <w:r>
-          <w:rPr>
-            <w:lang w:val="zh_TW" w:bidi="zh_TW"/>
-          </w:rPr>
-          <w:rPr>
-            <w:color w:val="0000EE"/>
-            <w:u w:val="single"/>
-          </w:rPr>
-          <w:t>賽28:1–8</w:t>
-        </w:r>
-      </w:hyperlink>
-      <w:r>
-        <w:rPr>
-          <w:lang w:val="zh_TW" w:bidi="zh_TW"/>
-        </w:rPr>
-        <w:t>）。聖經中有許多關於酗酒的警告（</w:t>
-      </w:r>
-      <w:hyperlink r:id="rId46">
-        <w:r>
-          <w:rPr>
-            <w:lang w:val="zh_TW" w:bidi="zh_TW"/>
-          </w:rPr>
-          <w:rPr>
-            <w:color w:val="0000EE"/>
-            <w:u w:val="single"/>
-          </w:rPr>
-          <w:t>箴20:1</w:t>
-        </w:r>
-      </w:hyperlink>
-      <w:r>
-        <w:rPr>
-          <w:lang w:val="zh_TW" w:bidi="zh_TW"/>
-        </w:rPr>
-        <w:t>，</w:t>
-      </w:r>
-      <w:hyperlink r:id="rId49">
-        <w:r>
-          <w:rPr>
-            <w:lang w:val="zh_TW" w:bidi="zh_TW"/>
-          </w:rPr>
-          <w:rPr>
-            <w:color w:val="0000EE"/>
-            <w:u w:val="single"/>
-          </w:rPr>
-          <w:t>21:17</w:t>
-        </w:r>
-      </w:hyperlink>
-      <w:r>
-        <w:rPr>
-          <w:lang w:val="zh_TW" w:bidi="zh_TW"/>
-        </w:rPr>
-        <w:t>，</w:t>
-      </w:r>
-      <w:hyperlink r:id="rId50">
-        <w:r>
-          <w:rPr>
-            <w:lang w:val="zh_TW" w:bidi="zh_TW"/>
-          </w:rPr>
-          <w:rPr>
-            <w:color w:val="0000EE"/>
-            <w:u w:val="single"/>
-          </w:rPr>
-          <w:t>23:20–21</w:t>
-        </w:r>
-      </w:hyperlink>
-      <w:r>
-        <w:rPr>
-          <w:lang w:val="zh_TW" w:bidi="zh_TW"/>
-        </w:rPr>
-        <w:t>，</w:t>
-      </w:r>
-      <w:hyperlink r:id="rId51">
-        <w:r>
-          <w:rPr>
-            <w:lang w:val="zh_TW" w:bidi="zh_TW"/>
-          </w:rPr>
-          <w:rPr>
-            <w:color w:val="0000EE"/>
-            <w:u w:val="single"/>
-          </w:rPr>
-          <w:t>23:32–34</w:t>
-        </w:r>
-      </w:hyperlink>
-      <w:r>
-        <w:rPr>
-          <w:lang w:val="zh_TW" w:bidi="zh_TW"/>
-        </w:rPr>
-        <w:t>）。</w:t>
-      </w:r>
-    </w:p>
-    <w:p>
-      <w:pPr>
-        <w:pStyle w:val="Heading3"/>
-      </w:pPr>
-      <w:r>
-        <w:rPr>
-          <w:lang w:val="zh_TW" w:bidi="zh_TW"/>
-        </w:rPr>
-        <w:t>新約中的酒</w:t>
+        <w:t>雖然許多同時期硬幣的含銀量下降，雅典四德拉克馬卻長期維持高純度；在政治動盪、地方貨幣純度可疑的地區，自然提高了其接受度。由於含銀量穩定，且希臘勢力迅速擴張，雅典四德拉克馬在約二百年間幾乎是以同一方式持續鑄造並使用；許多這類硬幣在整個東地中海地區的寶藏中都有出土。</w:t>
       </w:r>
     </w:p>
     <w:p>
@@ -1393,61 +1043,7 @@
         <w:rPr>
           <w:lang w:val="zh_TW" w:bidi="zh_TW"/>
         </w:rPr>
-        <w:t>新約中的酒是一種發酵飲料，通常會與不同量的水混合。它也混有苦膽（</w:t>
-      </w:r>
-      <w:hyperlink r:id="rId52">
-        <w:r>
-          <w:rPr>
-            <w:lang w:val="zh_TW" w:bidi="zh_TW"/>
-          </w:rPr>
-          <w:rPr>
-            <w:color w:val="0000EE"/>
-            <w:u w:val="single"/>
-          </w:rPr>
-          <w:t>太27:34</w:t>
-        </w:r>
-      </w:hyperlink>
-      <w:r>
-        <w:rPr>
-          <w:lang w:val="zh_TW" w:bidi="zh_TW"/>
-        </w:rPr>
-        <w:t>）和沒藥（</w:t>
-      </w:r>
-      <w:hyperlink r:id="rId53">
-        <w:r>
-          <w:rPr>
-            <w:lang w:val="zh_TW" w:bidi="zh_TW"/>
-          </w:rPr>
-          <w:rPr>
-            <w:color w:val="0000EE"/>
-            <w:u w:val="single"/>
-          </w:rPr>
-          <w:t>可15:23</w:t>
-        </w:r>
-      </w:hyperlink>
-      <w:r>
-        <w:rPr>
-          <w:lang w:val="zh_TW" w:bidi="zh_TW"/>
-        </w:rPr>
-        <w:t>）。有證據強烈表明，在主的晚餐中使用的酒是水和酒的混合物，比例大概是三比一，這符合米示拿的規定。「葡萄汁」（</w:t>
-      </w:r>
-      <w:hyperlink r:id="rId54">
-        <w:r>
-          <w:rPr>
-            <w:lang w:val="zh_TW" w:bidi="zh_TW"/>
-          </w:rPr>
-          <w:rPr>
-            <w:color w:val="0000EE"/>
-            <w:u w:val="single"/>
-          </w:rPr>
-          <w:t>太26:27–29</w:t>
-        </w:r>
-      </w:hyperlink>
-      <w:r>
-        <w:rPr>
-          <w:lang w:val="zh_TW" w:bidi="zh_TW"/>
-        </w:rPr>
-        <w:t>）通常被解釋為新鮮的葡萄汁。然而，新鮮的葡萄汁幾乎是不可能找到的。</w:t>
+        <w:t>毫無疑問，到公元前四世紀時，猶太地已有當地的鑄幣廠，因考古發掘出了仿雅典四德拉克馬的銀幣，但其上刻有「伊胡得（Jehud）」字樣。</w:t>
       </w:r>
     </w:p>
     <w:p>
@@ -1461,79 +1057,7 @@
         <w:rPr>
           <w:lang w:val="zh_TW" w:bidi="zh_TW"/>
         </w:rPr>
-        <w:t>新約與舊約一樣，強烈反對酗酒。聖經的勸告是不要醉酒（</w:t>
-      </w:r>
-      <w:hyperlink r:id="rId55">
-        <w:r>
-          <w:rPr>
-            <w:lang w:val="zh_TW" w:bidi="zh_TW"/>
-          </w:rPr>
-          <w:rPr>
-            <w:color w:val="0000EE"/>
-            <w:u w:val="single"/>
-          </w:rPr>
-          <w:t>弗5:18</w:t>
-        </w:r>
-      </w:hyperlink>
-      <w:r>
-        <w:rPr>
-          <w:lang w:val="zh_TW" w:bidi="zh_TW"/>
-        </w:rPr>
-        <w:t>；</w:t>
-      </w:r>
-      <w:hyperlink r:id="rId56">
-        <w:r>
-          <w:rPr>
-            <w:lang w:val="zh_TW" w:bidi="zh_TW"/>
-          </w:rPr>
-          <w:rPr>
-            <w:color w:val="0000EE"/>
-            <w:u w:val="single"/>
-          </w:rPr>
-          <w:t>彼前4:3</w:t>
-        </w:r>
-      </w:hyperlink>
-      <w:r>
-        <w:rPr>
-          <w:lang w:val="zh_TW" w:bidi="zh_TW"/>
-        </w:rPr>
-        <w:t>）。教會的領袖應該在飲酒方面保持節制（</w:t>
-      </w:r>
-      <w:hyperlink r:id="rId57">
-        <w:r>
-          <w:rPr>
-            <w:lang w:val="zh_TW" w:bidi="zh_TW"/>
-          </w:rPr>
-          <w:rPr>
-            <w:color w:val="0000EE"/>
-            <w:u w:val="single"/>
-          </w:rPr>
-          <w:t>提前3:3、8</w:t>
-        </w:r>
-      </w:hyperlink>
-      <w:r>
-        <w:rPr>
-          <w:lang w:val="zh_TW" w:bidi="zh_TW"/>
-        </w:rPr>
-        <w:t>；</w:t>
-      </w:r>
-      <w:hyperlink r:id="rId58">
-        <w:r>
-          <w:rPr>
-            <w:lang w:val="zh_TW" w:bidi="zh_TW"/>
-          </w:rPr>
-          <w:rPr>
-            <w:color w:val="0000EE"/>
-            <w:u w:val="single"/>
-          </w:rPr>
-          <w:t>多1:7</w:t>
-        </w:r>
-      </w:hyperlink>
-      <w:r>
-        <w:rPr>
-          <w:lang w:val="zh_TW" w:bidi="zh_TW"/>
-        </w:rPr>
-        <w:t>）；希臘文意指他們不應該「沉溺於酒（not be addicted to wine）」。</w:t>
+        <w:t>由於希臘和羅馬時代貿易的廣泛發展，來自大城市的硬幣在地中海沿岸地區普遍被接受。這些硬幣在內陸地區也得到青睞，尤其是商路穿越之處，或屬於較大帝國統治範圍的區域。</w:t>
       </w:r>
     </w:p>
     <w:p>
@@ -1545,50 +1069,9 @@
       </w:r>
       <w:r>
         <w:rPr>
-          <w:i/>
-          <w:lang w:val="zh_TW" w:bidi="zh_TW"/>
-        </w:rPr>
-        <w:t>另見</w:t>
-      </w:r>
-      <w:r>
-        <w:rPr>
-          <w:lang w:val="zh_TW" w:bidi="zh_TW"/>
-        </w:rPr>
-        <w:t xml:space="preserve"> </w:t>
-      </w:r>
-      <w:r>
-        <w:rPr>
-          <w:lang w:val="zh_TW" w:bidi="zh_TW"/>
-        </w:rPr>
-        <w:t>葡萄樹，葡萄園</w:t>
-      </w:r>
-      <w:r>
-        <w:rPr>
-          <w:lang w:val="zh_TW" w:bidi="zh_TW"/>
-        </w:rPr>
-        <w:t>；</w:t>
-      </w:r>
-      <w:r>
-        <w:rPr>
-          <w:lang w:val="zh_TW" w:bidi="zh_TW"/>
-        </w:rPr>
-        <w:t>酒榨</w:t>
-      </w:r>
-      <w:r>
-        <w:rPr>
-          <w:lang w:val="zh_TW" w:bidi="zh_TW"/>
-        </w:rPr>
-        <w:t>。</w:t>
-      </w:r>
-      <w:r>
-        <w:rPr>
-          <w:lang w:val="zh_TW" w:bidi="zh_TW"/>
-        </w:rPr>
-      </w:r>
-      <w:r>
-        <w:rPr>
-          <w:lang w:val="zh_TW" w:bidi="zh_TW"/>
-        </w:rPr>
+          <w:lang w:val="zh_TW" w:bidi="zh_TW"/>
+        </w:rPr>
+        <w:t>在公元前四世紀末，迦薩、約帕和泰爾設立了鑄幣廠以生產當地貨幣。在這個時期，西頓繼續作為銀幣的重要供應地，這一地位自公元前五世紀以來一直保持不變。</w:t>
       </w:r>
     </w:p>
     <w:p>
@@ -1598,21 +1081,11 @@
           <w:lang w:val="zh_TW" w:bidi="zh_TW"/>
         </w:rPr>
       </w:r>
-    </w:p>
-    <w:p>
-      <w:pPr>
-        <w:pStyle w:val="Heading2"/>
-      </w:pPr>
-      <w:r>
-        <w:rPr>
-          <w:lang w:val="zh_TW" w:bidi="zh_TW"/>
-        </w:rPr>
-        <w:t>酒政</w:t>
-      </w:r>
-      <w:r>
-        <w:rPr>
-          <w:lang w:val="zh_TW" w:bidi="zh_TW"/>
-        </w:rPr>
+      <w:r>
+        <w:rPr>
+          <w:lang w:val="zh_TW" w:bidi="zh_TW"/>
+        </w:rPr>
+        <w:t>當西流古王朝（Seleucids）在公元前198年取得猶太地控制權後，因敘利亞人試圖將猶太人希臘化，一個政治動盪時期便開始了。猶太人對希臘文化的反感與對傳統信仰干涉的抵抗日益升高，終於在馬加比家族之父瑪他提亞的領導下，於公元前167年發起了一場游擊起義。</w:t>
       </w:r>
     </w:p>
     <w:p>
@@ -1626,9 +1099,9 @@
         <w:rPr>
           <w:lang w:val="zh_TW" w:bidi="zh_TW"/>
         </w:rPr>
-        <w:t>這是</w:t>
-      </w:r>
-      <w:hyperlink r:id="rId59">
+        <w:t>當戰情一度有利於馬加比人時，敘利亞王安提阿古（Antiochus ）授予西門·馬加比（Simon Maccabeus）鑄造自己錢幣的權利（</w:t>
+      </w:r>
+      <w:hyperlink r:id="rId32">
         <w:r>
           <w:rPr>
             <w:lang w:val="zh_TW" w:bidi="zh_TW"/>
@@ -1637,61 +1110,14 @@
             <w:color w:val="0000EE"/>
             <w:u w:val="single"/>
           </w:rPr>
-          <w:t>創世記四十</w:t>
+          <w:t>馬加比一書15:6</w:t>
         </w:r>
       </w:hyperlink>
       <w:r>
         <w:rPr>
           <w:lang w:val="zh_TW" w:bidi="zh_TW"/>
         </w:rPr>
-        <w:t>和</w:t>
-      </w:r>
-      <w:hyperlink r:id="rId60">
-        <w:r>
-          <w:rPr>
-            <w:lang w:val="zh_TW" w:bidi="zh_TW"/>
-          </w:rPr>
-          <w:rPr>
-            <w:color w:val="0000EE"/>
-            <w:u w:val="single"/>
-          </w:rPr>
-          <w:t>四十一章</w:t>
-        </w:r>
-      </w:hyperlink>
-      <w:r>
-        <w:rPr>
-          <w:lang w:val="zh_TW" w:bidi="zh_TW"/>
-        </w:rPr>
-        <w:t>中一個希伯來文詞語的譯法，意思是「司酒」或「嘗酒的人」。</w:t>
-      </w:r>
-      <w:r>
-        <w:rPr>
-          <w:i/>
-          <w:lang w:val="zh_TW" w:bidi="zh_TW"/>
-        </w:rPr>
-        <w:t xml:space="preserve">見 </w:t>
-      </w:r>
-      <w:r>
-        <w:rPr>
-          <w:lang w:val="zh_TW" w:bidi="zh_TW"/>
-        </w:rPr>
-        <w:t>酒政</w:t>
-      </w:r>
-      <w:r>
-        <w:rPr>
-          <w:lang w:val="zh_TW" w:bidi="zh_TW"/>
-        </w:rPr>
-        <w:t>。</w:t>
-      </w:r>
-      <w:r>
-        <w:rPr>
-          <w:lang w:val="zh_TW" w:bidi="zh_TW"/>
-        </w:rPr>
-      </w:r>
-      <w:r>
-        <w:rPr>
-          <w:lang w:val="zh_TW" w:bidi="zh_TW"/>
-        </w:rPr>
+        <w:t>），但在他能夠利用這一象徵獨立的權利之前，權力的平衡再次改變。猶太地再次成為附庸國，鑄幣許可也迅速被撤回。</w:t>
       </w:r>
     </w:p>
     <w:p>
@@ -1701,21 +1127,11 @@
           <w:lang w:val="zh_TW" w:bidi="zh_TW"/>
         </w:rPr>
       </w:r>
-    </w:p>
-    <w:p>
-      <w:pPr>
-        <w:pStyle w:val="Heading2"/>
-      </w:pPr>
-      <w:r>
-        <w:rPr>
-          <w:lang w:val="zh_TW" w:bidi="zh_TW"/>
-        </w:rPr>
-        <w:t>救恩</w:t>
-      </w:r>
-      <w:r>
-        <w:rPr>
-          <w:lang w:val="zh_TW" w:bidi="zh_TW"/>
-        </w:rPr>
+      <w:r>
+        <w:rPr>
+          <w:lang w:val="zh_TW" w:bidi="zh_TW"/>
+        </w:rPr>
+        <w:t>西門・馬加比的兒子約翰・許爾堪（John Hyrcanus）成功擊敗衰弱的敘利亞人，並在公元前129年宣告獨立。大約在公元前110年鑄造的小型青銅幣，正面刻有花冠，並附上「約哈難（Johanan）大祭司與猶太人的會眾」的銘文；背面則展示了帶有罌粟頭的雙重豐饒之角（double cornucopia），二者皆是希臘象徵豐饒的圖案。這些錢幣被視為最早出現的猶太錢幣。</w:t>
       </w:r>
     </w:p>
     <w:p>
@@ -1729,18 +1145,7 @@
         <w:rPr>
           <w:lang w:val="zh_TW" w:bidi="zh_TW"/>
         </w:rPr>
-        <w:t>神拯救人脫離罪惡和死亡的方法。聖經不僅啟示了神，還揭示了神拯救世人的計劃。從這個意義上說，救恩是舊約和新約中的一個主要主題。</w:t>
-      </w:r>
-    </w:p>
-    <w:p>
-      <w:pPr>
-        <w:pStyle w:val="Heading3"/>
-      </w:pPr>
-      <w:r>
-        <w:rPr>
-          <w:lang w:val="zh_TW" w:bidi="zh_TW"/>
-        </w:rPr>
-        <w:t>在舊約中</w:t>
+        <w:t>由於缺乏熟練的工匠和良好的鑄幣廠，這些硬幣造型簡單樸素也就不足為奇。因此，它們與當時許多硬幣複雜且精美的設計風格迥異。</w:t>
       </w:r>
     </w:p>
     <w:p>
@@ -1754,56 +1159,7 @@
         <w:rPr>
           <w:lang w:val="zh_TW" w:bidi="zh_TW"/>
         </w:rPr>
-        <w:t>救恩的概念在舊約和新約中都通過不同的術語和情境來表達。在幾個希伯來文詞彙中，意為「拯救」或「救助」的動詞</w:t>
-      </w:r>
-      <w:r>
-        <w:rPr>
-          <w:i/>
-          <w:lang w:val="zh_TW" w:bidi="zh_TW"/>
-        </w:rPr>
-        <w:t>yasha'</w:t>
-      </w:r>
-      <w:r>
-        <w:rPr>
-          <w:lang w:val="zh_TW" w:bidi="zh_TW"/>
-        </w:rPr>
-        <w:t xml:space="preserve"> 及其衍生詞最常被翻譯為英文的save（拯救）或salvation（救恩）。在英文聖經中，這些詞彙的出現頻率取決於所考慮的版本。例如，在舊約中，「救恩」在庇哩亞聖經（Berean Standard Bible）出現116次，在和合本聖經中出現78次。救恩在舊約中並未作為一個專門術語使用，可指個人或神。如參孫（</w:t>
-      </w:r>
-      <w:hyperlink r:id="rId61">
-        <w:r>
-          <w:rPr>
-            <w:lang w:val="zh_TW" w:bidi="zh_TW"/>
-          </w:rPr>
-          <w:rPr>
-            <w:color w:val="0000EE"/>
-            <w:u w:val="single"/>
-          </w:rPr>
-          <w:t>士13:5</w:t>
-        </w:r>
-      </w:hyperlink>
-      <w:r>
-        <w:rPr>
-          <w:lang w:val="zh_TW" w:bidi="zh_TW"/>
-        </w:rPr>
-        <w:t>）或大衛（</w:t>
-      </w:r>
-      <w:hyperlink r:id="rId62">
-        <w:r>
-          <w:rPr>
-            <w:lang w:val="zh_TW" w:bidi="zh_TW"/>
-          </w:rPr>
-          <w:rPr>
-            <w:color w:val="0000EE"/>
-            <w:u w:val="single"/>
-          </w:rPr>
-          <w:t>撒下8:6</w:t>
-        </w:r>
-      </w:hyperlink>
-      <w:r>
-        <w:rPr>
-          <w:lang w:val="zh_TW" w:bidi="zh_TW"/>
-        </w:rPr>
-        <w:t>）這樣的領袖被耶和華使用為神的子民帶來拯救。</w:t>
+        <w:t>同時，根據西流古的命令，泰爾和西頓的腓尼基城市繼續鑄造銀幣。直到羅馬時代，這些銀幣在巴勒斯坦的日常使用中一直是最受歡迎的，並且與羅馬貨幣長期並行流通。</w:t>
       </w:r>
     </w:p>
     <w:p>
@@ -1815,117 +1171,56 @@
       </w:r>
       <w:r>
         <w:rPr>
-          <w:lang w:val="zh_TW" w:bidi="zh_TW"/>
-        </w:rPr>
-        <w:t>以色列的救恩觀念植根於出埃及的歷史經歷。這個重要的時刻是親眼見證耶和華的救恩（</w:t>
-      </w:r>
-      <w:hyperlink r:id="rId63">
-        <w:r>
-          <w:rPr>
-            <w:lang w:val="zh_TW" w:bidi="zh_TW"/>
-          </w:rPr>
-          <w:rPr>
-            <w:color w:val="0000EE"/>
-            <w:u w:val="single"/>
-          </w:rPr>
-          <w:t>出14:13</w:t>
-        </w:r>
-      </w:hyperlink>
-      <w:r>
-        <w:rPr>
-          <w:lang w:val="zh_TW" w:bidi="zh_TW"/>
-        </w:rPr>
-        <w:t>）的機會。詩人（</w:t>
-      </w:r>
-      <w:hyperlink r:id="rId64">
-        <w:r>
-          <w:rPr>
-            <w:lang w:val="zh_TW" w:bidi="zh_TW"/>
-          </w:rPr>
-          <w:rPr>
-            <w:color w:val="0000EE"/>
-            <w:u w:val="single"/>
-          </w:rPr>
-          <w:t>詩106:8</w:t>
-        </w:r>
-      </w:hyperlink>
-      <w:r>
-        <w:rPr>
-          <w:lang w:val="zh_TW" w:bidi="zh_TW"/>
-        </w:rPr>
-        <w:t>）和先知（</w:t>
-      </w:r>
-      <w:hyperlink r:id="rId65">
-        <w:r>
-          <w:rPr>
-            <w:lang w:val="zh_TW" w:bidi="zh_TW"/>
-          </w:rPr>
-          <w:rPr>
-            <w:color w:val="0000EE"/>
-            <w:u w:val="single"/>
-          </w:rPr>
-          <w:t>賽43:3</w:t>
-        </w:r>
-      </w:hyperlink>
+          <w:i/>
+          <w:lang w:val="zh_TW" w:bidi="zh_TW"/>
+        </w:rPr>
+        <w:t>另見</w:t>
+      </w:r>
+      <w:r>
+        <w:rPr>
+          <w:lang w:val="zh_TW" w:bidi="zh_TW"/>
+        </w:rPr>
+        <w:t>銀行業者、銀行業</w:t>
+      </w:r>
       <w:r>
         <w:rPr>
           <w:lang w:val="zh_TW" w:bidi="zh_TW"/>
         </w:rPr>
         <w:t>；</w:t>
       </w:r>
-      <w:hyperlink r:id="rId66">
-        <w:r>
-          <w:rPr>
-            <w:lang w:val="zh_TW" w:bidi="zh_TW"/>
-          </w:rPr>
-          <w:rPr>
-            <w:color w:val="0000EE"/>
-            <w:u w:val="single"/>
-          </w:rPr>
-          <w:t>何13:4</w:t>
-        </w:r>
-      </w:hyperlink>
-      <w:r>
-        <w:rPr>
-          <w:lang w:val="zh_TW" w:bidi="zh_TW"/>
-        </w:rPr>
-        <w:t>）後來在回顧出埃及的經歷時重申了神的救恩。以色列對救恩的理解是在歷史事件中形成的，例如在公元前701年西拿基立攻打耶路撒冷時，耶和華宣告祂會為自己的名的緣故拯救耶路撒冷城（</w:t>
-      </w:r>
-      <w:hyperlink r:id="rId67">
-        <w:r>
-          <w:rPr>
-            <w:lang w:val="zh_TW" w:bidi="zh_TW"/>
-          </w:rPr>
-          <w:rPr>
-            <w:color w:val="0000EE"/>
-            <w:u w:val="single"/>
-          </w:rPr>
-          <w:t>王下19:34</w:t>
-        </w:r>
-      </w:hyperlink>
-      <w:r>
-        <w:rPr>
-          <w:lang w:val="zh_TW" w:bidi="zh_TW"/>
-        </w:rPr>
-        <w:t>；參</w:t>
-      </w:r>
-      <w:hyperlink r:id="rId68">
-        <w:r>
-          <w:rPr>
-            <w:lang w:val="zh_TW" w:bidi="zh_TW"/>
-          </w:rPr>
-          <w:rPr>
-            <w:color w:val="0000EE"/>
-            <w:u w:val="single"/>
-          </w:rPr>
-          <w:t>18:30、35</w:t>
-        </w:r>
-      </w:hyperlink>
-      <w:r>
-        <w:rPr>
-          <w:lang w:val="zh_TW" w:bidi="zh_TW"/>
-        </w:rPr>
-        <w:t>）。以色列人通過不同領袖和情境目睹神的救恩，這也印證了他們對神是拯救的神的認識。</w:t>
+      <w:r>
+        <w:rPr>
+          <w:lang w:val="zh_TW" w:bidi="zh_TW"/>
+        </w:rPr>
+        <w:t>銀錢</w:t>
+      </w:r>
+      <w:r>
+        <w:rPr>
+          <w:lang w:val="zh_TW" w:bidi="zh_TW"/>
+        </w:rPr>
+        <w:t>；</w:t>
+      </w:r>
+      <w:r>
+        <w:rPr>
+          <w:lang w:val="zh_TW" w:bidi="zh_TW"/>
+        </w:rPr>
+        <w:t>錢幣兌換者</w:t>
+      </w:r>
+      <w:r>
+        <w:rPr>
+          <w:lang w:val="zh_TW" w:bidi="zh_TW"/>
+        </w:rPr>
+        <w:t>。</w:t>
+      </w:r>
+      <w:r>
+        <w:rPr>
+          <w:lang w:val="zh_TW" w:bidi="zh_TW"/>
+        </w:rPr>
+      </w:r>
+      <w:r>
+        <w:rPr>
+          <w:lang w:val="zh_TW" w:bidi="zh_TW"/>
+        </w:rPr>
       </w:r>
     </w:p>
     <w:p>
@@ -1935,221 +1230,21 @@
           <w:lang w:val="zh_TW" w:bidi="zh_TW"/>
         </w:rPr>
       </w:r>
-      <w:r>
-        <w:rPr>
-          <w:lang w:val="zh_TW" w:bidi="zh_TW"/>
-        </w:rPr>
-        <w:t>以色列對神拯救的回應主要是讚美，這在詩篇（</w:t>
-      </w:r>
-      <w:hyperlink r:id="rId69">
-        <w:r>
-          <w:rPr>
-            <w:lang w:val="zh_TW" w:bidi="zh_TW"/>
-          </w:rPr>
-          <w:rPr>
-            <w:color w:val="0000EE"/>
-            <w:u w:val="single"/>
-          </w:rPr>
-          <w:t>詩3:8</w:t>
-        </w:r>
-      </w:hyperlink>
-      <w:r>
-        <w:rPr>
-          <w:lang w:val="zh_TW" w:bidi="zh_TW"/>
-        </w:rPr>
-        <w:t>，</w:t>
-      </w:r>
-      <w:hyperlink r:id="rId70">
-        <w:r>
-          <w:rPr>
-            <w:lang w:val="zh_TW" w:bidi="zh_TW"/>
-          </w:rPr>
-          <w:rPr>
-            <w:color w:val="0000EE"/>
-            <w:u w:val="single"/>
-          </w:rPr>
-          <w:t>9:14</w:t>
-        </w:r>
-      </w:hyperlink>
-      <w:r>
-        <w:rPr>
-          <w:lang w:val="zh_TW" w:bidi="zh_TW"/>
-        </w:rPr>
-        <w:t>，</w:t>
-      </w:r>
-      <w:hyperlink r:id="rId71">
-        <w:r>
-          <w:rPr>
-            <w:lang w:val="zh_TW" w:bidi="zh_TW"/>
-          </w:rPr>
-          <w:rPr>
-            <w:color w:val="0000EE"/>
-            <w:u w:val="single"/>
-          </w:rPr>
-          <w:t>21:1</w:t>
-        </w:r>
-      </w:hyperlink>
-      <w:r>
-        <w:rPr>
-          <w:lang w:val="zh_TW" w:bidi="zh_TW"/>
-        </w:rPr>
-        <w:t>）和早期的詩歌中經常可見（</w:t>
-      </w:r>
-      <w:hyperlink r:id="rId72">
-        <w:r>
-          <w:rPr>
-            <w:lang w:val="zh_TW" w:bidi="zh_TW"/>
-          </w:rPr>
-          <w:rPr>
-            <w:color w:val="0000EE"/>
-            <w:u w:val="single"/>
-          </w:rPr>
-          <w:t>出15:2</w:t>
-        </w:r>
-      </w:hyperlink>
-      <w:r>
-        <w:rPr>
-          <w:lang w:val="zh_TW" w:bidi="zh_TW"/>
-        </w:rPr>
-        <w:t>；</w:t>
-      </w:r>
-      <w:hyperlink r:id="rId73">
-        <w:r>
-          <w:rPr>
-            <w:lang w:val="zh_TW" w:bidi="zh_TW"/>
-          </w:rPr>
-          <w:rPr>
-            <w:color w:val="0000EE"/>
-            <w:u w:val="single"/>
-          </w:rPr>
-          <w:t>撒上2:1</w:t>
-        </w:r>
-      </w:hyperlink>
-      <w:r>
-        <w:rPr>
-          <w:lang w:val="zh_TW" w:bidi="zh_TW"/>
-        </w:rPr>
-        <w:t>）。此外，他們向耶和華祈求和尋求祂的拯救——無論是從敵人（</w:t>
-      </w:r>
-      <w:hyperlink r:id="rId74">
-        <w:r>
-          <w:rPr>
-            <w:lang w:val="zh_TW" w:bidi="zh_TW"/>
-          </w:rPr>
-          <w:rPr>
-            <w:color w:val="0000EE"/>
-            <w:u w:val="single"/>
-          </w:rPr>
-          <w:t>詩35:3</w:t>
-        </w:r>
-      </w:hyperlink>
-      <w:r>
-        <w:rPr>
-          <w:lang w:val="zh_TW" w:bidi="zh_TW"/>
-        </w:rPr>
-        <w:t>，</w:t>
-      </w:r>
-      <w:hyperlink r:id="rId75">
-        <w:r>
-          <w:rPr>
-            <w:lang w:val="zh_TW" w:bidi="zh_TW"/>
-          </w:rPr>
-          <w:rPr>
-            <w:color w:val="0000EE"/>
-            <w:u w:val="single"/>
-          </w:rPr>
-          <w:t>38:22</w:t>
-        </w:r>
-      </w:hyperlink>
-      <w:r>
-        <w:rPr>
-          <w:lang w:val="zh_TW" w:bidi="zh_TW"/>
-        </w:rPr>
-        <w:t>）、疾病（</w:t>
-      </w:r>
-      <w:hyperlink r:id="rId76">
-        <w:r>
-          <w:rPr>
-            <w:lang w:val="zh_TW" w:bidi="zh_TW"/>
-          </w:rPr>
-          <w:rPr>
-            <w:color w:val="0000EE"/>
-            <w:u w:val="single"/>
-          </w:rPr>
-          <w:t>69:29</w:t>
-        </w:r>
-      </w:hyperlink>
-      <w:r>
-        <w:rPr>
-          <w:lang w:val="zh_TW" w:bidi="zh_TW"/>
-        </w:rPr>
-        <w:t>），還是戰爭（</w:t>
-      </w:r>
-      <w:hyperlink r:id="rId77">
-        <w:r>
-          <w:rPr>
-            <w:lang w:val="zh_TW" w:bidi="zh_TW"/>
-          </w:rPr>
-          <w:rPr>
-            <w:color w:val="0000EE"/>
-            <w:u w:val="single"/>
-          </w:rPr>
-          <w:t>140:7，</w:t>
-        </w:r>
-      </w:hyperlink>
-      <w:hyperlink r:id="rId78">
-        <w:r>
-          <w:rPr>
-            <w:lang w:val="zh_TW" w:bidi="zh_TW"/>
-          </w:rPr>
-          <w:rPr>
-            <w:color w:val="0000EE"/>
-            <w:u w:val="single"/>
-          </w:rPr>
-          <w:t>144:10–11</w:t>
-        </w:r>
-      </w:hyperlink>
-      <w:r>
-        <w:rPr>
-          <w:lang w:val="zh_TW" w:bidi="zh_TW"/>
-        </w:rPr>
-        <w:t>）中得救——並且在信心中期待神的拯救（</w:t>
-      </w:r>
-      <w:hyperlink r:id="rId79">
-        <w:r>
-          <w:rPr>
-            <w:lang w:val="zh_TW" w:bidi="zh_TW"/>
-          </w:rPr>
-          <w:rPr>
-            <w:color w:val="0000EE"/>
-            <w:u w:val="single"/>
-          </w:rPr>
-          <w:t>35:9</w:t>
-        </w:r>
-      </w:hyperlink>
-      <w:r>
-        <w:rPr>
-          <w:lang w:val="zh_TW" w:bidi="zh_TW"/>
-        </w:rPr>
-        <w:t>，</w:t>
-      </w:r>
-      <w:hyperlink r:id="rId80">
-        <w:r>
-          <w:rPr>
-            <w:lang w:val="zh_TW" w:bidi="zh_TW"/>
-          </w:rPr>
-          <w:rPr>
-            <w:color w:val="0000EE"/>
-            <w:u w:val="single"/>
-          </w:rPr>
-          <w:t>65:5</w:t>
-        </w:r>
-      </w:hyperlink>
-      <w:r>
-        <w:rPr>
-          <w:lang w:val="zh_TW" w:bidi="zh_TW"/>
-        </w:rPr>
-        <w:t>）。</w:t>
+    </w:p>
+    <w:p>
+      <w:pPr>
+        <w:pStyle w:val="Heading2"/>
+      </w:pPr>
+      <w:r>
+        <w:rPr>
+          <w:lang w:val="zh_TW" w:bidi="zh_TW"/>
+        </w:rPr>
+        <w:t>金屬工匠</w:t>
+      </w:r>
+      <w:r>
+        <w:rPr>
+          <w:lang w:val="zh_TW" w:bidi="zh_TW"/>
+        </w:rPr>
       </w:r>
     </w:p>
     <w:p>
@@ -2163,9 +1258,9 @@
         <w:rPr>
           <w:lang w:val="zh_TW" w:bidi="zh_TW"/>
         </w:rPr>
-        <w:t>先知強調救恩的末世（終末〔end-time〕）層面。神過去的偉大作為顯明了祂的拯救大能，這也促使人們期待神未來的拯救工作。這種對未來的盼望是對以色列民族的（</w:t>
-      </w:r>
-      <w:hyperlink r:id="rId81">
+        <w:t>金屬工人；即鐵匠。聖經中最早被提及的金屬工匠是土八‧該隱（</w:t>
+      </w:r>
+      <w:hyperlink r:id="rId33">
         <w:r>
           <w:rPr>
             <w:lang w:val="zh_TW" w:bidi="zh_TW"/>
@@ -2174,16 +1269,16 @@
             <w:color w:val="0000EE"/>
             <w:u w:val="single"/>
           </w:rPr>
-          <w:t>賽45:17</w:t>
+          <w:t>創4:22</w:t>
         </w:r>
       </w:hyperlink>
       <w:r>
         <w:rPr>
           <w:lang w:val="zh_TW" w:bidi="zh_TW"/>
         </w:rPr>
-        <w:t>），但也是對普世救贖的預期（</w:t>
-      </w:r>
-      <w:hyperlink r:id="rId82">
+        <w:t>）。這個詞涵蓋了各種類型的金屬工匠：銅、青銅、鐵、銀和金。銀匠在</w:t>
+      </w:r>
+      <w:hyperlink r:id="rId34">
         <w:r>
           <w:rPr>
             <w:lang w:val="zh_TW" w:bidi="zh_TW"/>
@@ -2192,16 +1287,16 @@
             <w:color w:val="0000EE"/>
             <w:u w:val="single"/>
           </w:rPr>
-          <w:t>49:6</w:t>
+          <w:t>士師記十七章4節</w:t>
         </w:r>
       </w:hyperlink>
       <w:r>
         <w:rPr>
           <w:lang w:val="zh_TW" w:bidi="zh_TW"/>
         </w:rPr>
-        <w:t>）。先知們期待從巴比倫的被擄中得拯救並歸回（</w:t>
-      </w:r>
-      <w:hyperlink r:id="rId83">
+        <w:t>和</w:t>
+      </w:r>
+      <w:hyperlink r:id="rId35">
         <w:r>
           <w:rPr>
             <w:lang w:val="zh_TW" w:bidi="zh_TW"/>
@@ -2210,16 +1305,16 @@
             <w:color w:val="0000EE"/>
             <w:u w:val="single"/>
           </w:rPr>
-          <w:t>賽49:25–26</w:t>
+          <w:t>使徒行傳十九章24節</w:t>
         </w:r>
       </w:hyperlink>
       <w:r>
         <w:rPr>
           <w:lang w:val="zh_TW" w:bidi="zh_TW"/>
         </w:rPr>
-        <w:t>；</w:t>
-      </w:r>
-      <w:hyperlink r:id="rId84">
+        <w:t>中提到。直至撒母耳時期，以色列境內的鐵匠稀少，甚至可能不存在，以致以色列人必須到非利士人的鐵匠那裡，打磨他們的鐵製工具（</w:t>
+      </w:r>
+      <w:hyperlink r:id="rId36">
         <w:r>
           <w:rPr>
             <w:lang w:val="zh_TW" w:bidi="zh_TW"/>
@@ -2228,16 +1323,16 @@
             <w:color w:val="0000EE"/>
             <w:u w:val="single"/>
           </w:rPr>
-          <w:t>耶46:27</w:t>
+          <w:t>撒上13:19</w:t>
         </w:r>
       </w:hyperlink>
       <w:r>
         <w:rPr>
           <w:lang w:val="zh_TW" w:bidi="zh_TW"/>
         </w:rPr>
-        <w:t>），但他們也談到未來永恆的救恩（</w:t>
-      </w:r>
-      <w:hyperlink r:id="rId81">
+        <w:t>）。到了列王時代，以色列的鐵匠十分活躍，但後來被尼布甲尼撒擄走（</w:t>
+      </w:r>
+      <w:hyperlink r:id="rId37">
         <w:r>
           <w:rPr>
             <w:lang w:val="zh_TW" w:bidi="zh_TW"/>
@@ -2246,16 +1341,16 @@
             <w:color w:val="0000EE"/>
             <w:u w:val="single"/>
           </w:rPr>
-          <w:t>賽45:17</w:t>
+          <w:t>王下24:14–16</w:t>
         </w:r>
       </w:hyperlink>
       <w:r>
         <w:rPr>
           <w:lang w:val="zh_TW" w:bidi="zh_TW"/>
         </w:rPr>
-        <w:t>，</w:t>
-      </w:r>
-      <w:hyperlink r:id="rId85">
+        <w:t>；</w:t>
+      </w:r>
+      <w:hyperlink r:id="rId38">
         <w:r>
           <w:rPr>
             <w:lang w:val="zh_TW" w:bidi="zh_TW"/>
@@ -2264,16 +1359,16 @@
             <w:color w:val="0000EE"/>
             <w:u w:val="single"/>
           </w:rPr>
-          <w:t>51:6–8</w:t>
+          <w:t>耶24:1</w:t>
         </w:r>
       </w:hyperlink>
       <w:r>
         <w:rPr>
           <w:lang w:val="zh_TW" w:bidi="zh_TW"/>
         </w:rPr>
-        <w:t>）。彌賽亞的盼望，體現在那些預言有關個人將帶來神的救恩的經文中。以賽亞提到僕人將救恩帶到地極（</w:t>
-      </w:r>
-      <w:hyperlink r:id="rId82">
+        <w:t>，</w:t>
+      </w:r>
+      <w:hyperlink r:id="rId39">
         <w:r>
           <w:rPr>
             <w:lang w:val="zh_TW" w:bidi="zh_TW"/>
@@ -2282,16 +1377,16 @@
             <w:color w:val="0000EE"/>
             <w:u w:val="single"/>
           </w:rPr>
-          <w:t>49:6</w:t>
+          <w:t>29:2</w:t>
         </w:r>
       </w:hyperlink>
       <w:r>
         <w:rPr>
           <w:lang w:val="zh_TW" w:bidi="zh_TW"/>
         </w:rPr>
-        <w:t>），而耶利米寫到神公義的苗裔帶來拯救（</w:t>
-      </w:r>
-      <w:hyperlink r:id="rId86">
+        <w:t>）。關於鐵匠工作的細節在多處經文中有所描述（</w:t>
+      </w:r>
+      <w:hyperlink r:id="rId40">
         <w:r>
           <w:rPr>
             <w:lang w:val="zh_TW" w:bidi="zh_TW"/>
@@ -2300,16 +1395,16 @@
             <w:color w:val="0000EE"/>
             <w:u w:val="single"/>
           </w:rPr>
-          <w:t>耶23:5–6</w:t>
+          <w:t>箴25:4</w:t>
         </w:r>
       </w:hyperlink>
       <w:r>
         <w:rPr>
           <w:lang w:val="zh_TW" w:bidi="zh_TW"/>
         </w:rPr>
-        <w:t>）。</w:t>
-      </w:r>
-      <w:hyperlink r:id="rId87">
+        <w:t>；</w:t>
+      </w:r>
+      <w:hyperlink r:id="rId41">
         <w:r>
           <w:rPr>
             <w:lang w:val="zh_TW" w:bidi="zh_TW"/>
@@ -2318,16 +1413,16 @@
             <w:color w:val="0000EE"/>
             <w:u w:val="single"/>
           </w:rPr>
-          <w:t>撒迦利亞書九章9節</w:t>
+          <w:t>賽44:12</w:t>
         </w:r>
       </w:hyperlink>
       <w:r>
         <w:rPr>
           <w:lang w:val="zh_TW" w:bidi="zh_TW"/>
         </w:rPr>
-        <w:t>提到帶來救恩的君王，反映了這個彌賽亞的主題，並在</w:t>
-      </w:r>
-      <w:hyperlink r:id="rId88">
+        <w:t>，</w:t>
+      </w:r>
+      <w:hyperlink r:id="rId42">
         <w:r>
           <w:rPr>
             <w:lang w:val="zh_TW" w:bidi="zh_TW"/>
@@ -2336,25 +1431,32 @@
             <w:color w:val="0000EE"/>
             <w:u w:val="single"/>
           </w:rPr>
-          <w:t>馬太福音二十一章4至5節</w:t>
+          <w:t>54:16</w:t>
         </w:r>
       </w:hyperlink>
       <w:r>
         <w:rPr>
           <w:lang w:val="zh_TW" w:bidi="zh_TW"/>
         </w:rPr>
-        <w:t>中應用在耶穌基督身上。</w:t>
-      </w:r>
-    </w:p>
-    <w:p>
-      <w:pPr>
-        <w:pStyle w:val="Heading3"/>
-      </w:pPr>
-      <w:r>
-        <w:rPr>
-          <w:lang w:val="zh_TW" w:bidi="zh_TW"/>
-        </w:rPr>
-        <w:t>在新約中</w:t>
+        <w:t>）。在</w:t>
+      </w:r>
+      <w:hyperlink r:id="rId43">
+        <w:r>
+          <w:rPr>
+            <w:lang w:val="zh_TW" w:bidi="zh_TW"/>
+          </w:rPr>
+          <w:rPr>
+            <w:color w:val="0000EE"/>
+            <w:u w:val="single"/>
+          </w:rPr>
+          <w:t>撒迦利亞書一章20節</w:t>
+        </w:r>
+      </w:hyperlink>
+      <w:r>
+        <w:rPr>
+          <w:lang w:val="zh_TW" w:bidi="zh_TW"/>
+        </w:rPr>
+        <w:t>中提到的匠人可能是鐵匠或鍛工。</w:t>
       </w:r>
     </w:p>
     <w:p>
@@ -2366,9 +1468,44 @@
       </w:r>
       <w:r>
         <w:rPr>
-          <w:lang w:val="zh_TW" w:bidi="zh_TW"/>
-        </w:rPr>
-        <w:t>在古典希臘文中，動詞sozo（「拯救」）和名詞soteria（「救恩」）用於表示「拯救」、「救助」或「救恩」，甚至是「福祉」或「健康」。七十士譯本最常使用sozo來翻譯希伯來文的yasha‘（「拯救」），而新約主要使用sozo及其衍生詞來表示救恩的概念。</w:t>
+          <w:i/>
+          <w:lang w:val="zh_TW" w:bidi="zh_TW"/>
+        </w:rPr>
+        <w:t>另見</w:t>
+      </w:r>
+      <w:r>
+        <w:rPr>
+          <w:lang w:val="zh_TW" w:bidi="zh_TW"/>
+        </w:rPr>
+        <w:t>礦物和金屬</w:t>
+      </w:r>
+      <w:r>
+        <w:rPr>
+          <w:lang w:val="zh_TW" w:bidi="zh_TW"/>
+        </w:rPr>
+        <w:t>；</w:t>
+      </w:r>
+      <w:r>
+        <w:rPr>
+          <w:lang w:val="zh_TW" w:bidi="zh_TW"/>
+        </w:rPr>
+        <w:t>珍貴的寶石</w:t>
+      </w:r>
+      <w:r>
+        <w:rPr>
+          <w:lang w:val="zh_TW" w:bidi="zh_TW"/>
+        </w:rPr>
+        <w:t>。</w:t>
+      </w:r>
+      <w:r>
+        <w:rPr>
+          <w:lang w:val="zh_TW" w:bidi="zh_TW"/>
+        </w:rPr>
+      </w:r>
+      <w:r>
+        <w:rPr>
+          <w:lang w:val="zh_TW" w:bidi="zh_TW"/>
+        </w:rPr>
       </w:r>
     </w:p>
     <w:p>
@@ -2378,65 +1515,21 @@
           <w:lang w:val="zh_TW" w:bidi="zh_TW"/>
         </w:rPr>
       </w:r>
-      <w:r>
-        <w:rPr>
-          <w:lang w:val="zh_TW" w:bidi="zh_TW"/>
-        </w:rPr>
-        <w:t>這些希臘文詞彙在新約中通常是神學性的用法，但也有非神學用法的例子。在</w:t>
-      </w:r>
-      <w:hyperlink r:id="rId89">
-        <w:r>
-          <w:rPr>
-            <w:lang w:val="zh_TW" w:bidi="zh_TW"/>
-          </w:rPr>
-          <w:rPr>
-            <w:color w:val="0000EE"/>
-            <w:u w:val="single"/>
-          </w:rPr>
-          <w:t>使徒行傳第二十七章</w:t>
-        </w:r>
-      </w:hyperlink>
-      <w:r>
-        <w:rPr>
-          <w:lang w:val="zh_TW" w:bidi="zh_TW"/>
-        </w:rPr>
-        <w:t>，這些詞彙用來描述兵丁、水手和囚犯在船難中受到威脅並獲得拯救（</w:t>
-      </w:r>
-      <w:hyperlink r:id="rId90">
-        <w:r>
-          <w:rPr>
-            <w:lang w:val="zh_TW" w:bidi="zh_TW"/>
-          </w:rPr>
-          <w:rPr>
-            <w:color w:val="0000EE"/>
-            <w:u w:val="single"/>
-          </w:rPr>
-          <w:t>20、31</w:t>
-        </w:r>
-      </w:hyperlink>
-      <w:r>
-        <w:rPr>
-          <w:lang w:val="zh_TW" w:bidi="zh_TW"/>
-        </w:rPr>
-        <w:t>節），以及他們的健康狀況（</w:t>
-      </w:r>
-      <w:hyperlink r:id="rId91">
-        <w:r>
-          <w:rPr>
-            <w:lang w:val="zh_TW" w:bidi="zh_TW"/>
-          </w:rPr>
-          <w:rPr>
-            <w:color w:val="0000EE"/>
-            <w:u w:val="single"/>
-          </w:rPr>
-          <w:t>34</w:t>
-        </w:r>
-      </w:hyperlink>
-      <w:r>
-        <w:rPr>
-          <w:lang w:val="zh_TW" w:bidi="zh_TW"/>
-        </w:rPr>
-        <w:t>節）。</w:t>
+    </w:p>
+    <w:p>
+      <w:pPr>
+        <w:pStyle w:val="Heading2"/>
+      </w:pPr>
+      <w:r>
+        <w:rPr>
+          <w:lang w:val="zh_TW" w:bidi="zh_TW"/>
+        </w:rPr>
+        <w:t>金字塔型廟宇</w:t>
+      </w:r>
+      <w:r>
+        <w:rPr>
+          <w:lang w:val="zh_TW" w:bidi="zh_TW"/>
+        </w:rPr>
       </w:r>
     </w:p>
     <w:p>
@@ -2450,133 +1543,7 @@
         <w:rPr>
           <w:lang w:val="zh_TW" w:bidi="zh_TW"/>
         </w:rPr>
-        <w:t>在福音書中，「救恩」明顯與舊約的救恩概念相關；在撒迦利亞的預言中（</w:t>
-      </w:r>
-      <w:hyperlink r:id="rId92">
-        <w:r>
-          <w:rPr>
-            <w:lang w:val="zh_TW" w:bidi="zh_TW"/>
-          </w:rPr>
-          <w:rPr>
-            <w:color w:val="0000EE"/>
-            <w:u w:val="single"/>
-          </w:rPr>
-          <w:t>路1:69、71</w:t>
-        </w:r>
-      </w:hyperlink>
-      <w:r>
-        <w:rPr>
-          <w:lang w:val="zh_TW" w:bidi="zh_TW"/>
-        </w:rPr>
-        <w:t>；參</w:t>
-      </w:r>
-      <w:hyperlink r:id="rId93">
-        <w:r>
-          <w:rPr>
-            <w:lang w:val="zh_TW" w:bidi="zh_TW"/>
-          </w:rPr>
-          <w:rPr>
-            <w:color w:val="0000EE"/>
-            <w:u w:val="single"/>
-          </w:rPr>
-          <w:t>詩106:10</w:t>
-        </w:r>
-      </w:hyperlink>
-      <w:r>
-        <w:rPr>
-          <w:lang w:val="zh_TW" w:bidi="zh_TW"/>
-        </w:rPr>
-        <w:t>，</w:t>
-      </w:r>
-      <w:hyperlink r:id="rId94">
-        <w:r>
-          <w:rPr>
-            <w:lang w:val="zh_TW" w:bidi="zh_TW"/>
-          </w:rPr>
-          <w:rPr>
-            <w:color w:val="0000EE"/>
-            <w:u w:val="single"/>
-          </w:rPr>
-          <w:t>132:17</w:t>
-        </w:r>
-      </w:hyperlink>
-      <w:r>
-        <w:rPr>
-          <w:lang w:val="zh_TW" w:bidi="zh_TW"/>
-        </w:rPr>
-        <w:t>）和在西面讚美神的詩歌中（</w:t>
-      </w:r>
-      <w:hyperlink r:id="rId95">
-        <w:r>
-          <w:rPr>
-            <w:lang w:val="zh_TW" w:bidi="zh_TW"/>
-          </w:rPr>
-          <w:rPr>
-            <w:color w:val="0000EE"/>
-            <w:u w:val="single"/>
-          </w:rPr>
-          <w:t>路2:30</w:t>
-        </w:r>
-      </w:hyperlink>
-      <w:r>
-        <w:rPr>
-          <w:lang w:val="zh_TW" w:bidi="zh_TW"/>
-        </w:rPr>
-        <w:t>），「救恩」被應用於基督的來臨。雖然soteria在福音書中並不常見，但救恩的概念在耶穌關於進入神國的教導中得到體現（</w:t>
-      </w:r>
-      <w:hyperlink r:id="rId96">
-        <w:r>
-          <w:rPr>
-            <w:lang w:val="zh_TW" w:bidi="zh_TW"/>
-          </w:rPr>
-          <w:rPr>
-            <w:color w:val="0000EE"/>
-            <w:u w:val="single"/>
-          </w:rPr>
-          <w:t>太19:24–26</w:t>
-        </w:r>
-      </w:hyperlink>
-      <w:r>
-        <w:rPr>
-          <w:lang w:val="zh_TW" w:bidi="zh_TW"/>
-        </w:rPr>
-        <w:t>），以及在耶穌醫治的神蹟中隱含了救恩的概念（</w:t>
-      </w:r>
-      <w:hyperlink r:id="rId97">
-        <w:r>
-          <w:rPr>
-            <w:lang w:val="zh_TW" w:bidi="zh_TW"/>
-          </w:rPr>
-          <w:rPr>
-            <w:color w:val="0000EE"/>
-            <w:u w:val="single"/>
-          </w:rPr>
-          <w:t>路17:19</w:t>
-        </w:r>
-      </w:hyperlink>
-      <w:r>
-        <w:rPr>
-          <w:lang w:val="zh_TW" w:bidi="zh_TW"/>
-        </w:rPr>
-        <w:t>，</w:t>
-      </w:r>
-      <w:hyperlink r:id="rId98">
-        <w:r>
-          <w:rPr>
-            <w:lang w:val="zh_TW" w:bidi="zh_TW"/>
-          </w:rPr>
-          <w:rPr>
-            <w:color w:val="0000EE"/>
-            <w:u w:val="single"/>
-          </w:rPr>
-          <w:t>18:42</w:t>
-        </w:r>
-      </w:hyperlink>
-      <w:r>
-        <w:rPr>
-          <w:lang w:val="zh_TW" w:bidi="zh_TW"/>
-        </w:rPr>
-        <w:t>）。</w:t>
+        <w:t>這個詞的意思是「廟塔」。金字塔型廟宇的外觀與埃及的階梯金字塔相似，主要用於崇拜。</w:t>
       </w:r>
     </w:p>
     <w:p>
@@ -2590,9 +1557,9 @@
         <w:rPr>
           <w:lang w:val="zh_TW" w:bidi="zh_TW"/>
         </w:rPr>
-        <w:t>新約聖經教導救恩的根源在於耶穌基督（</w:t>
-      </w:r>
-      <w:hyperlink r:id="rId99">
+        <w:t>美索不達米亞的大城市中經常建有金字塔型廟宇。一般認為，巴別塔就是以這類建築為原型而建造的（</w:t>
+      </w:r>
+      <w:hyperlink r:id="rId44">
         <w:r>
           <w:rPr>
             <w:lang w:val="zh_TW" w:bidi="zh_TW"/>
@@ -2601,307 +1568,7 @@
             <w:color w:val="0000EE"/>
             <w:u w:val="single"/>
           </w:rPr>
-          <w:t>提後2:10</w:t>
-        </w:r>
-      </w:hyperlink>
-      <w:r>
-        <w:rPr>
-          <w:lang w:val="zh_TW" w:bidi="zh_TW"/>
-        </w:rPr>
-        <w:t>；</w:t>
-      </w:r>
-      <w:hyperlink r:id="rId100">
-        <w:r>
-          <w:rPr>
-            <w:lang w:val="zh_TW" w:bidi="zh_TW"/>
-          </w:rPr>
-          <w:rPr>
-            <w:color w:val="0000EE"/>
-            <w:u w:val="single"/>
-          </w:rPr>
-          <w:t>來5:9</w:t>
-        </w:r>
-      </w:hyperlink>
-      <w:r>
-        <w:rPr>
-          <w:lang w:val="zh_TW" w:bidi="zh_TW"/>
-        </w:rPr>
-        <w:t>），祂是救恩的「創始者」和中保（</w:t>
-      </w:r>
-      <w:hyperlink r:id="rId101">
-        <w:r>
-          <w:rPr>
-            <w:lang w:val="zh_TW" w:bidi="zh_TW"/>
-          </w:rPr>
-          <w:rPr>
-            <w:color w:val="0000EE"/>
-            <w:u w:val="single"/>
-          </w:rPr>
-          <w:t>來2:10</w:t>
-        </w:r>
-      </w:hyperlink>
-      <w:r>
-        <w:rPr>
-          <w:lang w:val="zh_TW" w:bidi="zh_TW"/>
-        </w:rPr>
-        <w:t>，</w:t>
-      </w:r>
-      <w:hyperlink r:id="rId102">
-        <w:r>
-          <w:rPr>
-            <w:lang w:val="zh_TW" w:bidi="zh_TW"/>
-          </w:rPr>
-          <w:rPr>
-            <w:color w:val="0000EE"/>
-            <w:u w:val="single"/>
-          </w:rPr>
-          <w:t>7:25</w:t>
-        </w:r>
-      </w:hyperlink>
-      <w:r>
-        <w:rPr>
-          <w:lang w:val="zh_TW" w:bidi="zh_TW"/>
-        </w:rPr>
-        <w:t>）。救恩是神的工作（</w:t>
-      </w:r>
-      <w:hyperlink r:id="rId103">
-        <w:r>
-          <w:rPr>
-            <w:lang w:val="zh_TW" w:bidi="zh_TW"/>
-          </w:rPr>
-          <w:rPr>
-            <w:color w:val="0000EE"/>
-            <w:u w:val="single"/>
-          </w:rPr>
-          <w:t>帖前5:9</w:t>
-        </w:r>
-      </w:hyperlink>
-      <w:r>
-        <w:rPr>
-          <w:lang w:val="zh_TW" w:bidi="zh_TW"/>
-        </w:rPr>
-        <w:t>），是神的恩典所賜（</w:t>
-      </w:r>
-      <w:hyperlink r:id="rId104">
-        <w:r>
-          <w:rPr>
-            <w:lang w:val="zh_TW" w:bidi="zh_TW"/>
-          </w:rPr>
-          <w:rPr>
-            <w:color w:val="0000EE"/>
-            <w:u w:val="single"/>
-          </w:rPr>
-          <w:t>弗2:8–9</w:t>
-        </w:r>
-      </w:hyperlink>
-      <w:r>
-        <w:rPr>
-          <w:lang w:val="zh_TW" w:bidi="zh_TW"/>
-        </w:rPr>
-        <w:t>）。救恩的信息包含在聖經中（</w:t>
-      </w:r>
-      <w:hyperlink r:id="rId105">
-        <w:r>
-          <w:rPr>
-            <w:lang w:val="zh_TW" w:bidi="zh_TW"/>
-          </w:rPr>
-          <w:rPr>
-            <w:color w:val="0000EE"/>
-            <w:u w:val="single"/>
-          </w:rPr>
-          <w:t>提後3:15</w:t>
-        </w:r>
-      </w:hyperlink>
-      <w:r>
-        <w:rPr>
-          <w:lang w:val="zh_TW" w:bidi="zh_TW"/>
-        </w:rPr>
-        <w:t>），並由宣講真理之道的人傳揚（</w:t>
-      </w:r>
-      <w:hyperlink r:id="rId106">
-        <w:r>
-          <w:rPr>
-            <w:lang w:val="zh_TW" w:bidi="zh_TW"/>
-          </w:rPr>
-          <w:rPr>
-            <w:color w:val="0000EE"/>
-            <w:u w:val="single"/>
-          </w:rPr>
-          <w:t>弗1:13</w:t>
-        </w:r>
-      </w:hyperlink>
-      <w:r>
-        <w:rPr>
-          <w:lang w:val="zh_TW" w:bidi="zh_TW"/>
-        </w:rPr>
-        <w:t>）。適當的回應是悔改（</w:t>
-      </w:r>
-      <w:hyperlink r:id="rId107">
-        <w:r>
-          <w:rPr>
-            <w:lang w:val="zh_TW" w:bidi="zh_TW"/>
-          </w:rPr>
-          <w:rPr>
-            <w:color w:val="0000EE"/>
-            <w:u w:val="single"/>
-          </w:rPr>
-          <w:t>林後7:10</w:t>
-        </w:r>
-      </w:hyperlink>
-      <w:r>
-        <w:rPr>
-          <w:lang w:val="zh_TW" w:bidi="zh_TW"/>
-        </w:rPr>
-        <w:t>）和信心（</w:t>
-      </w:r>
-      <w:hyperlink r:id="rId105">
-        <w:r>
-          <w:rPr>
-            <w:lang w:val="zh_TW" w:bidi="zh_TW"/>
-          </w:rPr>
-          <w:rPr>
-            <w:color w:val="0000EE"/>
-            <w:u w:val="single"/>
-          </w:rPr>
-          <w:t>提後3:15</w:t>
-        </w:r>
-      </w:hyperlink>
-      <w:r>
-        <w:rPr>
-          <w:lang w:val="zh_TW" w:bidi="zh_TW"/>
-        </w:rPr>
-        <w:t>；</w:t>
-      </w:r>
-      <w:hyperlink r:id="rId108">
-        <w:r>
-          <w:rPr>
-            <w:lang w:val="zh_TW" w:bidi="zh_TW"/>
-          </w:rPr>
-          <w:rPr>
-            <w:color w:val="0000EE"/>
-            <w:u w:val="single"/>
-          </w:rPr>
-          <w:t>彼前1:9</w:t>
-        </w:r>
-      </w:hyperlink>
-      <w:r>
-        <w:rPr>
-          <w:lang w:val="zh_TW" w:bidi="zh_TW"/>
-        </w:rPr>
-        <w:t>）。這也是早期教會在宣講救主耶穌時的教導（</w:t>
-      </w:r>
-      <w:hyperlink r:id="rId109">
-        <w:r>
-          <w:rPr>
-            <w:lang w:val="zh_TW" w:bidi="zh_TW"/>
-          </w:rPr>
-          <w:rPr>
-            <w:color w:val="0000EE"/>
-            <w:u w:val="single"/>
-          </w:rPr>
-          <w:t>徒4:12，</w:t>
-        </w:r>
-      </w:hyperlink>
-      <w:hyperlink r:id="rId110">
-        <w:r>
-          <w:rPr>
-            <w:lang w:val="zh_TW" w:bidi="zh_TW"/>
-          </w:rPr>
-          <w:rPr>
-            <w:color w:val="0000EE"/>
-            <w:u w:val="single"/>
-          </w:rPr>
-          <w:t>13:23–26</w:t>
-        </w:r>
-      </w:hyperlink>
-      <w:r>
-        <w:rPr>
-          <w:lang w:val="zh_TW" w:bidi="zh_TW"/>
-        </w:rPr>
-        <w:t>，</w:t>
-      </w:r>
-      <w:hyperlink r:id="rId111">
-        <w:r>
-          <w:rPr>
-            <w:lang w:val="zh_TW" w:bidi="zh_TW"/>
-          </w:rPr>
-          <w:rPr>
-            <w:color w:val="0000EE"/>
-            <w:u w:val="single"/>
-          </w:rPr>
-          <w:t>16:30–31</w:t>
-        </w:r>
-      </w:hyperlink>
-      <w:r>
-        <w:rPr>
-          <w:lang w:val="zh_TW" w:bidi="zh_TW"/>
-        </w:rPr>
-        <w:t>）。保羅特別強調神救恩的普世性（</w:t>
-      </w:r>
-      <w:hyperlink r:id="rId112">
-        <w:r>
-          <w:rPr>
-            <w:lang w:val="zh_TW" w:bidi="zh_TW"/>
-          </w:rPr>
-          <w:rPr>
-            <w:color w:val="0000EE"/>
-            <w:u w:val="single"/>
-          </w:rPr>
-          <w:t>羅1:16</w:t>
-        </w:r>
-      </w:hyperlink>
-      <w:r>
-        <w:rPr>
-          <w:lang w:val="zh_TW" w:bidi="zh_TW"/>
-        </w:rPr>
-        <w:t>；</w:t>
-      </w:r>
-      <w:hyperlink r:id="rId113">
-        <w:r>
-          <w:rPr>
-            <w:lang w:val="zh_TW" w:bidi="zh_TW"/>
-          </w:rPr>
-          <w:rPr>
-            <w:color w:val="0000EE"/>
-            <w:u w:val="single"/>
-          </w:rPr>
-          <w:t>多2:11</w:t>
-        </w:r>
-      </w:hyperlink>
-      <w:r>
-        <w:rPr>
-          <w:lang w:val="zh_TW" w:bidi="zh_TW"/>
-        </w:rPr>
-        <w:t>）。他的心願是猶太人得救（</w:t>
-      </w:r>
-      <w:hyperlink r:id="rId114">
-        <w:r>
-          <w:rPr>
-            <w:lang w:val="zh_TW" w:bidi="zh_TW"/>
-          </w:rPr>
-          <w:rPr>
-            <w:color w:val="0000EE"/>
-            <w:u w:val="single"/>
-          </w:rPr>
-          <w:t>羅10:1</w:t>
-        </w:r>
-      </w:hyperlink>
-      <w:r>
-        <w:rPr>
-          <w:lang w:val="zh_TW" w:bidi="zh_TW"/>
-        </w:rPr>
-        <w:t>），雖然他主要向外邦人傳講救恩的信息（</w:t>
-      </w:r>
-      <w:hyperlink r:id="rId115">
-        <w:r>
-          <w:rPr>
-            <w:lang w:val="zh_TW" w:bidi="zh_TW"/>
-          </w:rPr>
-          <w:rPr>
-            <w:color w:val="0000EE"/>
-            <w:u w:val="single"/>
-          </w:rPr>
-          <w:t>11:11–13</w:t>
+          <w:t>創11:1–9</w:t>
         </w:r>
       </w:hyperlink>
       <w:r>
@@ -2922,25 +1589,7 @@
         <w:rPr>
           <w:lang w:val="zh_TW" w:bidi="zh_TW"/>
         </w:rPr>
-        <w:t>在聖經中，還有許多與救恩概念相關的詞彙。重生是指在基督裡得著新生命（「重生」，</w:t>
-      </w:r>
-      <w:hyperlink r:id="rId116">
-        <w:r>
-          <w:rPr>
-            <w:lang w:val="zh_TW" w:bidi="zh_TW"/>
-          </w:rPr>
-          <w:rPr>
-            <w:color w:val="0000EE"/>
-            <w:u w:val="single"/>
-          </w:rPr>
-          <w:t>約3:3</w:t>
-        </w:r>
-      </w:hyperlink>
-      <w:r>
-        <w:rPr>
-          <w:lang w:val="zh_TW" w:bidi="zh_TW"/>
-        </w:rPr>
-        <w:t>）。稱義是指人在神面前的合法地位，而救贖則更多是指救恩的方法——付上代價，使人回到神面前。和好指的是關係的改變，而贖罪則喚起了舊約的獻祭制度，並指向神憤怒的轉離。這些術語和其它術語與聖經中的救恩概念有一些共同之處，都是指向救主耶穌基督的位格和工作。</w:t>
+        <w:t>當時的人們普遍相信神靈居住在高處，因此認為在丘陵或山上崇拜更為合適。然而，美索不達米亞地區既沒有丘陵，也缺乏合適的建築石材。於是美索不達米亞人便用泥磚建築。這些由泥磚築成的金字塔型廟宇被設計成仿山丘的形態，讓崇拜者或祭司能夠藉此更接近神靈。</w:t>
       </w:r>
     </w:p>
     <w:p>
@@ -2952,2704 +1601,9 @@
       </w:r>
       <w:r>
         <w:rPr>
-          <w:i/>
-          <w:lang w:val="zh_TW" w:bidi="zh_TW"/>
-        </w:rPr>
-        <w:t>另見</w:t>
-      </w:r>
-      <w:r>
-        <w:rPr>
-          <w:lang w:val="zh_TW" w:bidi="zh_TW"/>
-        </w:rPr>
-        <w:t xml:space="preserve"> </w:t>
-      </w:r>
-      <w:r>
-        <w:rPr>
-          <w:lang w:val="zh_TW" w:bidi="zh_TW"/>
-        </w:rPr>
-        <w:t>稱義、被稱義</w:t>
-      </w:r>
-      <w:r>
-        <w:rPr>
-          <w:lang w:val="zh_TW" w:bidi="zh_TW"/>
-        </w:rPr>
-        <w:t>；</w:t>
-      </w:r>
-      <w:r>
-        <w:rPr>
-          <w:lang w:val="zh_TW" w:bidi="zh_TW"/>
-        </w:rPr>
-        <w:t>和好</w:t>
-      </w:r>
-      <w:r>
-        <w:rPr>
-          <w:lang w:val="zh_TW" w:bidi="zh_TW"/>
-        </w:rPr>
-        <w:t>；</w:t>
-      </w:r>
-      <w:r>
-        <w:rPr>
-          <w:lang w:val="zh_TW" w:bidi="zh_TW"/>
-        </w:rPr>
-        <w:t>救贖主、救贖</w:t>
-      </w:r>
-      <w:r>
-        <w:rPr>
-          <w:lang w:val="zh_TW" w:bidi="zh_TW"/>
-        </w:rPr>
-        <w:t>；</w:t>
-      </w:r>
-      <w:r>
-        <w:rPr>
-          <w:lang w:val="zh_TW" w:bidi="zh_TW"/>
-        </w:rPr>
-        <w:t>救主</w:t>
-      </w:r>
-      <w:r>
-        <w:rPr>
-          <w:lang w:val="zh_TW" w:bidi="zh_TW"/>
-        </w:rPr>
-        <w:t>。</w:t>
-      </w:r>
-      <w:r>
-        <w:rPr>
-          <w:lang w:val="zh_TW" w:bidi="zh_TW"/>
-        </w:rPr>
-      </w:r>
-      <w:r>
-        <w:rPr>
-          <w:lang w:val="zh_TW" w:bidi="zh_TW"/>
-        </w:rPr>
-      </w:r>
-    </w:p>
-    <w:p>
-      <w:pPr/>
-      <w:r>
-        <w:rPr>
-          <w:lang w:val="zh_TW" w:bidi="zh_TW"/>
-        </w:rPr>
-      </w:r>
-    </w:p>
-    <w:p>
-      <w:pPr>
-        <w:pStyle w:val="Heading2"/>
-      </w:pPr>
-      <w:r>
-        <w:rPr>
-          <w:lang w:val="zh_TW" w:bidi="zh_TW"/>
-        </w:rPr>
-        <w:t>救贖者，救贖</w:t>
-      </w:r>
-      <w:r>
-        <w:rPr>
-          <w:lang w:val="zh_TW" w:bidi="zh_TW"/>
-        </w:rPr>
-      </w:r>
-    </w:p>
-    <w:p>
-      <w:pPr/>
-      <w:r>
-        <w:rPr>
-          <w:lang w:val="zh_TW" w:bidi="zh_TW"/>
-        </w:rPr>
-      </w:r>
-      <w:r>
-        <w:rPr>
-          <w:lang w:val="zh_TW" w:bidi="zh_TW"/>
-        </w:rPr>
-        <w:t>英文詞源自拉丁字根，意為「買回」，因此意指透過支付贖價，釋放任何財物、物品或人。在希臘語中，該字根意為「付贖價」或「釋放」。表達從鎖鏈、奴役或獄中釋放，就會運用該詞。</w:t>
-      </w:r>
-    </w:p>
-    <w:p>
-      <w:pPr>
-        <w:pStyle w:val="Heading3"/>
-      </w:pPr>
-      <w:r>
-        <w:rPr>
-          <w:lang w:val="zh_TW" w:bidi="zh_TW"/>
-        </w:rPr>
-        <w:t>舊約聖經和新約聖經詞語</w:t>
-      </w:r>
-    </w:p>
-    <w:p>
-      <w:pPr/>
-      <w:r>
-        <w:rPr>
-          <w:lang w:val="zh_TW" w:bidi="zh_TW"/>
-        </w:rPr>
-      </w:r>
-      <w:r>
-        <w:rPr>
-          <w:lang w:val="zh_TW" w:bidi="zh_TW"/>
-        </w:rPr>
-        <w:t>要全面理解救贖的概念，就有必要查看舊約。根據不同的情況，希伯來語會使用了三個不同的詞來傳達救贖概念。這些救贖用語的含義，基於現代文化所不熟悉的法律、社會和宗教習俗。我們需要了解這些文化才能理解這些詞彙及其用法。</w:t>
-      </w:r>
-    </w:p>
-    <w:p>
-      <w:pPr/>
-      <w:r>
-        <w:rPr>
-          <w:lang w:val="zh_TW" w:bidi="zh_TW"/>
-        </w:rPr>
-      </w:r>
-      <w:r>
-        <w:rPr>
-          <w:lang w:val="zh_TW" w:bidi="zh_TW"/>
-        </w:rPr>
-        <w:t>第一個用於救贖的詞語，具有法律語境。當一隻動物替代（或救贖）一個人或另一隻動物時，會用動詞「padah」。從這個詞根衍生出的名詞，意味著贖價或所支付的價格。當一個活生生的生命——不論是人或動物——需要被救贖的時候，就必須有替代之物或付出相應的代價。否則，動物就必須被殺（</w:t>
-      </w:r>
-      <w:hyperlink r:id="rId117">
-        <w:r>
-          <w:rPr>
-            <w:lang w:val="zh_TW" w:bidi="zh_TW"/>
-          </w:rPr>
-          <w:rPr>
-            <w:color w:val="0000EE"/>
-            <w:u w:val="single"/>
-          </w:rPr>
-          <w:t>出13:13</w:t>
-        </w:r>
-      </w:hyperlink>
-      <w:r>
-        <w:rPr>
-          <w:lang w:val="zh_TW" w:bidi="zh_TW"/>
-        </w:rPr>
-        <w:t>，</w:t>
-      </w:r>
-      <w:hyperlink r:id="rId118">
-        <w:r>
-          <w:rPr>
-            <w:lang w:val="zh_TW" w:bidi="zh_TW"/>
-          </w:rPr>
-          <w:rPr>
-            <w:color w:val="0000EE"/>
-            <w:u w:val="single"/>
-          </w:rPr>
-          <w:t>34:20</w:t>
-        </w:r>
-      </w:hyperlink>
-      <w:r>
-        <w:rPr>
-          <w:lang w:val="zh_TW" w:bidi="zh_TW"/>
-        </w:rPr>
-        <w:t>）。然而，律法從來不允許在這些情況下以人命（殺人）作為替代。人必須被贖回，沒有例外。</w:t>
-      </w:r>
-    </w:p>
-    <w:p>
-      <w:pPr/>
-      <w:r>
-        <w:rPr>
-          <w:lang w:val="zh_TW" w:bidi="zh_TW"/>
-        </w:rPr>
-      </w:r>
-      <w:r>
-        <w:rPr>
-          <w:lang w:val="zh_TW" w:bidi="zh_TW"/>
-        </w:rPr>
-        <w:t>「padah」這個詞也被用在其他形式的贖金或拯救上。例如，它可以指有人付出代價來釋放以色列的奴隸，也可以用來描述以贖金拯救一個陷入危險中的人（</w:t>
-      </w:r>
-      <w:hyperlink r:id="rId119">
-        <w:r>
-          <w:rPr>
-            <w:lang w:val="zh_TW" w:bidi="zh_TW"/>
-          </w:rPr>
-          <w:rPr>
-            <w:color w:val="0000EE"/>
-            <w:u w:val="single"/>
-          </w:rPr>
-          <w:t>出21:8</w:t>
-        </w:r>
-      </w:hyperlink>
-      <w:r>
-        <w:rPr>
-          <w:lang w:val="zh_TW" w:bidi="zh_TW"/>
-        </w:rPr>
-        <w:t>；</w:t>
-      </w:r>
-      <w:hyperlink r:id="rId120">
-        <w:r>
-          <w:rPr>
-            <w:lang w:val="zh_TW" w:bidi="zh_TW"/>
-          </w:rPr>
-          <w:rPr>
-            <w:color w:val="0000EE"/>
-            <w:u w:val="single"/>
-          </w:rPr>
-          <w:t>伯6:23</w:t>
-        </w:r>
-      </w:hyperlink>
-      <w:r>
-        <w:rPr>
-          <w:lang w:val="zh_TW" w:bidi="zh_TW"/>
-        </w:rPr>
-        <w:t>）。</w:t>
-      </w:r>
-    </w:p>
-    <w:p>
-      <w:pPr/>
-      <w:r>
-        <w:rPr>
-          <w:lang w:val="zh_TW" w:bidi="zh_TW"/>
-        </w:rPr>
-      </w:r>
-      <w:r>
-        <w:rPr>
-          <w:lang w:val="zh_TW" w:bidi="zh_TW"/>
-        </w:rPr>
-        <w:t>救贖的概念對於長子具有特殊意義。頭生的，無論是人還是獸，都屬於神。理論上，長子是要獻給神的。許多動物的情況確實如此，但人的長子和一些動物會被贖回（</w:t>
-      </w:r>
-      <w:hyperlink r:id="rId117">
-        <w:r>
-          <w:rPr>
-            <w:lang w:val="zh_TW" w:bidi="zh_TW"/>
-          </w:rPr>
-          <w:rPr>
-            <w:color w:val="0000EE"/>
-            <w:u w:val="single"/>
-          </w:rPr>
-          <w:t>出13:13</w:t>
-        </w:r>
-      </w:hyperlink>
-      <w:r>
-        <w:rPr>
-          <w:lang w:val="zh_TW" w:bidi="zh_TW"/>
-        </w:rPr>
-        <w:t>，</w:t>
-      </w:r>
-      <w:hyperlink r:id="rId118">
-        <w:r>
-          <w:rPr>
-            <w:lang w:val="zh_TW" w:bidi="zh_TW"/>
-          </w:rPr>
-          <w:rPr>
-            <w:color w:val="0000EE"/>
-            <w:u w:val="single"/>
-          </w:rPr>
-          <w:t>34:20</w:t>
-        </w:r>
-      </w:hyperlink>
-      <w:r>
-        <w:rPr>
-          <w:lang w:val="zh_TW" w:bidi="zh_TW"/>
-        </w:rPr>
-        <w:t>；</w:t>
-      </w:r>
-      <w:hyperlink r:id="rId121">
-        <w:r>
-          <w:rPr>
-            <w:lang w:val="zh_TW" w:bidi="zh_TW"/>
-          </w:rPr>
-          <w:rPr>
-            <w:color w:val="0000EE"/>
-            <w:u w:val="single"/>
-          </w:rPr>
-          <w:t>民18:15–16</w:t>
-        </w:r>
-      </w:hyperlink>
-      <w:r>
-        <w:rPr>
-          <w:lang w:val="zh_TW" w:bidi="zh_TW"/>
-        </w:rPr>
-        <w:t>）。贖回長子的時候，會用動物代贖，後來則會支付贖價（</w:t>
-      </w:r>
-      <w:hyperlink r:id="rId122">
-        <w:r>
-          <w:rPr>
-            <w:lang w:val="zh_TW" w:bidi="zh_TW"/>
-          </w:rPr>
-          <w:rPr>
-            <w:color w:val="0000EE"/>
-            <w:u w:val="single"/>
-          </w:rPr>
-          <w:t>民18:16</w:t>
-        </w:r>
-      </w:hyperlink>
-      <w:r>
-        <w:rPr>
-          <w:lang w:val="zh_TW" w:bidi="zh_TW"/>
-        </w:rPr>
-        <w:t>）。</w:t>
-      </w:r>
-    </w:p>
-    <w:p>
-      <w:pPr/>
-      <w:r>
-        <w:rPr>
-          <w:lang w:val="zh_TW" w:bidi="zh_TW"/>
-        </w:rPr>
-      </w:r>
-      <w:r>
-        <w:rPr>
-          <w:lang w:val="zh_TW" w:bidi="zh_TW"/>
-        </w:rPr>
-        <w:t>第二個所用的詞是希伯來詞根ga’al，主要用於與家庭規則和義務，以及律法所規定家族產業的權利和責任。比如，假如家庭成員失去一塊產業，最近的親屬既有權利也有義務贖回這產業。這種贖回權保護了家族的產業。從這個詞根衍生出的名詞相當於英文的「贖回」（redemption），而買回財產的人是go’el或買贖者。</w:t>
-      </w:r>
-    </w:p>
-    <w:p>
-      <w:pPr/>
-      <w:r>
-        <w:rPr>
-          <w:lang w:val="zh_TW" w:bidi="zh_TW"/>
-        </w:rPr>
-      </w:r>
-      <w:r>
-        <w:rPr>
-          <w:lang w:val="zh_TW" w:bidi="zh_TW"/>
-        </w:rPr>
-        <w:t>一個以色列人若因負債，被迫賣身為奴，可以由近親或他自己贖回（</w:t>
-      </w:r>
-      <w:hyperlink r:id="rId123">
-        <w:r>
-          <w:rPr>
-            <w:lang w:val="zh_TW" w:bidi="zh_TW"/>
-          </w:rPr>
-          <w:rPr>
-            <w:color w:val="0000EE"/>
-            <w:u w:val="single"/>
-          </w:rPr>
-          <w:t>利25:47–49</w:t>
-        </w:r>
-      </w:hyperlink>
-      <w:r>
-        <w:rPr>
-          <w:lang w:val="zh_TW" w:bidi="zh_TW"/>
-        </w:rPr>
-        <w:t>）。土地也可以以同樣的方式贖回（</w:t>
-      </w:r>
-      <w:hyperlink r:id="rId124">
-        <w:r>
-          <w:rPr>
-            <w:lang w:val="zh_TW" w:bidi="zh_TW"/>
-          </w:rPr>
-          <w:rPr>
-            <w:color w:val="0000EE"/>
-            <w:u w:val="single"/>
-          </w:rPr>
-          <w:t>25:25–28</w:t>
-        </w:r>
-      </w:hyperlink>
-      <w:r>
-        <w:rPr>
-          <w:lang w:val="zh_TW" w:bidi="zh_TW"/>
-        </w:rPr>
-        <w:t>；</w:t>
-      </w:r>
-      <w:hyperlink r:id="rId125">
-        <w:r>
-          <w:rPr>
-            <w:lang w:val="zh_TW" w:bidi="zh_TW"/>
-          </w:rPr>
-          <w:rPr>
-            <w:color w:val="0000EE"/>
-            <w:u w:val="single"/>
-          </w:rPr>
-          <w:t>耶32:6–9</w:t>
-        </w:r>
-      </w:hyperlink>
-      <w:r>
-        <w:rPr>
-          <w:lang w:val="zh_TW" w:bidi="zh_TW"/>
-        </w:rPr>
-        <w:t>）。</w:t>
-      </w:r>
-    </w:p>
-    <w:p>
-      <w:pPr/>
-      <w:r>
-        <w:rPr>
-          <w:lang w:val="zh_TW" w:bidi="zh_TW"/>
-        </w:rPr>
-      </w:r>
-      <w:r>
-        <w:rPr>
-          <w:lang w:val="zh_TW" w:bidi="zh_TW"/>
-        </w:rPr>
-        <w:t>在特定情況下，贖回的權利也擴展至人。人有義務娶他兄弟的寡婦，這是眾所周知的。在路得記中，贖回的權利擴展至遠親。在這個故事中，波阿斯不僅贖回產業，還贖回路得，她成為他的妻子（</w:t>
-      </w:r>
-      <w:hyperlink r:id="rId126">
-        <w:r>
-          <w:rPr>
-            <w:lang w:val="zh_TW" w:bidi="zh_TW"/>
-          </w:rPr>
-          <w:rPr>
-            <w:color w:val="0000EE"/>
-            <w:u w:val="single"/>
-          </w:rPr>
-          <w:t>得3:13</w:t>
-        </w:r>
-      </w:hyperlink>
-      <w:r>
-        <w:rPr>
-          <w:lang w:val="zh_TW" w:bidi="zh_TW"/>
-        </w:rPr>
-        <w:t>，</w:t>
-      </w:r>
-      <w:hyperlink r:id="rId127">
-        <w:r>
-          <w:rPr>
-            <w:lang w:val="zh_TW" w:bidi="zh_TW"/>
-          </w:rPr>
-          <w:rPr>
-            <w:color w:val="0000EE"/>
-            <w:u w:val="single"/>
-          </w:rPr>
-          <w:t>4:1–6</w:t>
-        </w:r>
-      </w:hyperlink>
-      <w:r>
-        <w:rPr>
-          <w:lang w:val="zh_TW" w:bidi="zh_TW"/>
-        </w:rPr>
-        <w:t>）。</w:t>
-      </w:r>
-    </w:p>
-    <w:p>
-      <w:pPr/>
-      <w:r>
-        <w:rPr>
-          <w:lang w:val="zh_TW" w:bidi="zh_TW"/>
-        </w:rPr>
-      </w:r>
-      <w:r>
-        <w:rPr>
-          <w:lang w:val="zh_TW" w:bidi="zh_TW"/>
-        </w:rPr>
-        <w:t>希伯來語使用的第三個詞，是動詞根kaphar</w:t>
-      </w:r>
-      <w:r>
-        <w:rPr>
-          <w:i/>
-          <w:lang w:val="zh_TW" w:bidi="zh_TW"/>
-        </w:rPr>
-        <w:t>，</w:t>
-      </w:r>
-      <w:r>
-        <w:rPr>
-          <w:lang w:val="zh_TW" w:bidi="zh_TW"/>
-        </w:rPr>
-        <w:t>意思是「遮蓋」。從這個詞根衍生出來的詞彙意指遮蓋罪、贖罪或補償。從中衍生出的名詞kopher</w:t>
-      </w:r>
-      <w:r>
-        <w:rPr>
-          <w:i/>
-          <w:lang w:val="zh_TW" w:bidi="zh_TW"/>
-        </w:rPr>
-        <w:t>，</w:t>
-      </w:r>
-      <w:r>
-        <w:rPr>
-          <w:lang w:val="zh_TW" w:bidi="zh_TW"/>
-        </w:rPr>
-        <w:t>在宗教意義上使用時，意指遮蓋罪的代價。</w:t>
-      </w:r>
-    </w:p>
-    <w:p>
-      <w:pPr/>
-      <w:r>
-        <w:rPr>
-          <w:lang w:val="zh_TW" w:bidi="zh_TW"/>
-        </w:rPr>
-      </w:r>
-      <w:r>
-        <w:rPr>
-          <w:lang w:val="zh_TW" w:bidi="zh_TW"/>
-        </w:rPr>
-        <w:t>這個詞用來指代，人為任何該治死的生命所支付的代價。一個上佳的例子是，牛的主人要為其牛隻</w:t>
-      </w:r>
-      <w:r>
-        <w:rPr>
-          <w:lang w:val="zh_TW" w:bidi="zh_TW"/>
-        </w:rPr>
-        <w:t>觸</w:t>
-      </w:r>
-      <w:r>
-        <w:rPr>
-          <w:lang w:val="zh_TW" w:bidi="zh_TW"/>
-        </w:rPr>
-        <w:t>死別人而支付贖價。根據律法，主人應該被治死，但他可以通過支付所需的價銀來贖回自己（</w:t>
-      </w:r>
-      <w:hyperlink r:id="rId128">
-        <w:r>
-          <w:rPr>
-            <w:lang w:val="zh_TW" w:bidi="zh_TW"/>
-          </w:rPr>
-          <w:rPr>
-            <w:color w:val="0000EE"/>
-            <w:u w:val="single"/>
-          </w:rPr>
-          <w:t>出21:28–32</w:t>
-        </w:r>
-      </w:hyperlink>
-      <w:r>
-        <w:rPr>
-          <w:lang w:val="zh_TW" w:bidi="zh_TW"/>
-        </w:rPr>
-        <w:t>）。</w:t>
-      </w:r>
-    </w:p>
-    <w:p>
-      <w:pPr/>
-      <w:r>
-        <w:rPr>
-          <w:lang w:val="zh_TW" w:bidi="zh_TW"/>
-        </w:rPr>
-      </w:r>
-      <w:r>
-        <w:rPr>
-          <w:lang w:val="zh_TW" w:bidi="zh_TW"/>
-        </w:rPr>
-        <w:t>在七十士譯本中，這三個希伯來詞彙被翻譯為不同的希臘詞。字根 padah 和 gaʾal 通常翻譯成 lutroō（「救贖、釋放、拯救」）及其相關名詞 lutron（「贖金」）。字根 kaphar 則多半譯作「贖罪」，例如 exilaskomai。雖然這些詞在希伯來語中各有不同，但希臘文的翻譯突顯了它們共同的重點：救贖必然涉及付出的代價，帶來拯救，或使人獲得自由。</w:t>
-      </w:r>
-    </w:p>
-    <w:p>
-      <w:pPr>
-        <w:pStyle w:val="Heading3"/>
-      </w:pPr>
-      <w:r>
-        <w:rPr>
-          <w:lang w:val="zh_TW" w:bidi="zh_TW"/>
-        </w:rPr>
-        <w:t>神是救贖者</w:t>
-      </w:r>
-    </w:p>
-    <w:p>
-      <w:pPr/>
-      <w:r>
-        <w:rPr>
-          <w:lang w:val="zh_TW" w:bidi="zh_TW"/>
-        </w:rPr>
-      </w:r>
-      <w:r>
-        <w:rPr>
-          <w:lang w:val="zh_TW" w:bidi="zh_TW"/>
-        </w:rPr>
-        <w:t>在舊約中，神救贖的對象通常是整體的百姓或國族，而不是個人。這種國家救贖概念的開端，見於神將百姓從埃及的奴役釋放出來。雖然他們為奴，但他們的神救贖了他們（</w:t>
-      </w:r>
-      <w:hyperlink r:id="rId129">
-        <w:r>
-          <w:rPr>
-            <w:lang w:val="zh_TW" w:bidi="zh_TW"/>
-          </w:rPr>
-          <w:rPr>
-            <w:color w:val="0000EE"/>
-            <w:u w:val="single"/>
-          </w:rPr>
-          <w:t>出6:6</w:t>
-        </w:r>
-      </w:hyperlink>
-      <w:r>
-        <w:rPr>
-          <w:lang w:val="zh_TW" w:bidi="zh_TW"/>
-        </w:rPr>
-        <w:t>；</w:t>
-      </w:r>
-      <w:hyperlink r:id="rId130">
-        <w:r>
-          <w:rPr>
-            <w:lang w:val="zh_TW" w:bidi="zh_TW"/>
-          </w:rPr>
-          <w:rPr>
-            <w:color w:val="0000EE"/>
-            <w:u w:val="single"/>
-          </w:rPr>
-          <w:t>申15:15</w:t>
-        </w:r>
-      </w:hyperlink>
-      <w:r>
-        <w:rPr>
-          <w:lang w:val="zh_TW" w:bidi="zh_TW"/>
-        </w:rPr>
-        <w:t>）。</w:t>
-      </w:r>
-    </w:p>
-    <w:p>
-      <w:pPr/>
-      <w:r>
-        <w:rPr>
-          <w:lang w:val="zh_TW" w:bidi="zh_TW"/>
-        </w:rPr>
-      </w:r>
-      <w:r>
-        <w:rPr>
-          <w:lang w:val="zh_TW" w:bidi="zh_TW"/>
-        </w:rPr>
-        <w:t>正如用於贖回或贖買的詞語所指，其中涉及固定贖金或代贖另一個生命。當救贖概念以神為主體，祂用大能或能力來救贖，就不需要支付贖金：「</w:t>
-      </w:r>
-      <w:r>
-        <w:rPr>
-          <w:lang w:val="zh_TW" w:bidi="zh_TW"/>
-        </w:rPr>
-        <w:t>我是耶和華；我要用伸出來的膀臂……救贖你們脫離他們的重擔，不做他們的苦工</w:t>
-      </w:r>
-      <w:r>
-        <w:rPr>
-          <w:lang w:val="zh_TW" w:bidi="zh_TW"/>
-        </w:rPr>
-        <w:t>」（</w:t>
-      </w:r>
-      <w:hyperlink r:id="rId129">
-        <w:r>
-          <w:rPr>
-            <w:lang w:val="zh_TW" w:bidi="zh_TW"/>
-          </w:rPr>
-          <w:rPr>
-            <w:color w:val="0000EE"/>
-            <w:u w:val="single"/>
-          </w:rPr>
-          <w:t>出6:6</w:t>
-        </w:r>
-      </w:hyperlink>
-      <w:r>
-        <w:rPr>
-          <w:lang w:val="zh_TW" w:bidi="zh_TW"/>
-        </w:rPr>
-        <w:t>；參</w:t>
-      </w:r>
-      <w:hyperlink r:id="rId130">
-        <w:r>
-          <w:rPr>
-            <w:lang w:val="zh_TW" w:bidi="zh_TW"/>
-          </w:rPr>
-          <w:rPr>
-            <w:color w:val="0000EE"/>
-            <w:u w:val="single"/>
-          </w:rPr>
-          <w:t>申15:15</w:t>
-        </w:r>
-      </w:hyperlink>
-      <w:r>
-        <w:rPr>
-          <w:lang w:val="zh_TW" w:bidi="zh_TW"/>
-        </w:rPr>
-        <w:t>）。同樣的想法延續至其他有需要和拯救的時刻，比如被擄時期。神是國族的拯救者（比如，</w:t>
-      </w:r>
-      <w:hyperlink r:id="rId131">
-        <w:r>
-          <w:rPr>
-            <w:lang w:val="zh_TW" w:bidi="zh_TW"/>
-          </w:rPr>
-          <w:rPr>
-            <w:color w:val="0000EE"/>
-            <w:u w:val="single"/>
-          </w:rPr>
-          <w:t>賽29:22</w:t>
-        </w:r>
-      </w:hyperlink>
-      <w:r>
-        <w:rPr>
-          <w:lang w:val="zh_TW" w:bidi="zh_TW"/>
-        </w:rPr>
-        <w:t>，</w:t>
-      </w:r>
-      <w:hyperlink r:id="rId132">
-        <w:r>
-          <w:rPr>
-            <w:lang w:val="zh_TW" w:bidi="zh_TW"/>
-          </w:rPr>
-          <w:rPr>
-            <w:color w:val="0000EE"/>
-            <w:u w:val="single"/>
-          </w:rPr>
-          <w:t>35:10</w:t>
-        </w:r>
-      </w:hyperlink>
-      <w:r>
-        <w:rPr>
-          <w:lang w:val="zh_TW" w:bidi="zh_TW"/>
-        </w:rPr>
-        <w:t>，</w:t>
-      </w:r>
-      <w:hyperlink r:id="rId133">
-        <w:r>
-          <w:rPr>
-            <w:lang w:val="zh_TW" w:bidi="zh_TW"/>
-          </w:rPr>
-          <w:rPr>
-            <w:color w:val="0000EE"/>
-            <w:u w:val="single"/>
-          </w:rPr>
-          <w:t>43:1</w:t>
-        </w:r>
-      </w:hyperlink>
-      <w:r>
-        <w:rPr>
-          <w:lang w:val="zh_TW" w:bidi="zh_TW"/>
-        </w:rPr>
-        <w:t>，</w:t>
-      </w:r>
-      <w:hyperlink r:id="rId134">
-        <w:r>
-          <w:rPr>
-            <w:lang w:val="zh_TW" w:bidi="zh_TW"/>
-          </w:rPr>
-          <w:rPr>
-            <w:color w:val="0000EE"/>
-            <w:u w:val="single"/>
-          </w:rPr>
-          <w:t>44:22</w:t>
-        </w:r>
-      </w:hyperlink>
-      <w:r>
-        <w:rPr>
-          <w:lang w:val="zh_TW" w:bidi="zh_TW"/>
-        </w:rPr>
-        <w:t>；</w:t>
-      </w:r>
-      <w:hyperlink r:id="rId135">
-        <w:r>
-          <w:rPr>
-            <w:lang w:val="zh_TW" w:bidi="zh_TW"/>
-          </w:rPr>
-          <w:rPr>
-            <w:color w:val="0000EE"/>
-            <w:u w:val="single"/>
-          </w:rPr>
-          <w:t>耶31:11</w:t>
-        </w:r>
-      </w:hyperlink>
-      <w:r>
-        <w:rPr>
-          <w:lang w:val="zh_TW" w:bidi="zh_TW"/>
-        </w:rPr>
-        <w:t>）。</w:t>
-      </w:r>
-    </w:p>
-    <w:p>
-      <w:pPr/>
-      <w:r>
-        <w:rPr>
-          <w:lang w:val="zh_TW" w:bidi="zh_TW"/>
-        </w:rPr>
-      </w:r>
-      <w:r>
-        <w:rPr>
-          <w:lang w:val="zh_TW" w:bidi="zh_TW"/>
-        </w:rPr>
-        <w:t>同樣，經文沒有任何暗示神為釋放祂的子民而付上贖金。神以自己的大能救贖。「</w:t>
-      </w:r>
-      <w:r>
-        <w:rPr>
-          <w:lang w:val="zh_TW" w:bidi="zh_TW"/>
-        </w:rPr>
-        <w:t>耶和華如此說</w:t>
-      </w:r>
-      <w:r>
-        <w:rPr>
-          <w:lang w:val="zh_TW" w:bidi="zh_TW"/>
-        </w:rPr>
-        <w:t>：『</w:t>
-      </w:r>
-      <w:r>
-        <w:rPr>
-          <w:lang w:val="zh_TW" w:bidi="zh_TW"/>
-        </w:rPr>
-        <w:t>你們是無價被賣的，也必無銀被贖</w:t>
-      </w:r>
-      <w:r>
-        <w:rPr>
-          <w:lang w:val="zh_TW" w:bidi="zh_TW"/>
-        </w:rPr>
-        <w:t>』」（</w:t>
-      </w:r>
-      <w:hyperlink r:id="rId136">
-        <w:r>
-          <w:rPr>
-            <w:lang w:val="zh_TW" w:bidi="zh_TW"/>
-          </w:rPr>
-          <w:rPr>
-            <w:color w:val="0000EE"/>
-            <w:u w:val="single"/>
-          </w:rPr>
-          <w:t>賽52:3</w:t>
-        </w:r>
-      </w:hyperlink>
-      <w:r>
-        <w:rPr>
-          <w:lang w:val="zh_TW" w:bidi="zh_TW"/>
-        </w:rPr>
-        <w:t>）。當居魯士讓百姓自由時，同樣沒有支付贖價（</w:t>
-      </w:r>
-      <w:hyperlink r:id="rId137">
-        <w:r>
-          <w:rPr>
-            <w:lang w:val="zh_TW" w:bidi="zh_TW"/>
-          </w:rPr>
-          <w:rPr>
-            <w:color w:val="0000EE"/>
-            <w:u w:val="single"/>
-          </w:rPr>
-          <w:t>45:13</w:t>
-        </w:r>
-      </w:hyperlink>
-      <w:r>
-        <w:rPr>
-          <w:lang w:val="zh_TW" w:bidi="zh_TW"/>
-        </w:rPr>
-        <w:t>）。</w:t>
-      </w:r>
-    </w:p>
-    <w:p>
-      <w:pPr/>
-      <w:r>
-        <w:rPr>
-          <w:lang w:val="zh_TW" w:bidi="zh_TW"/>
-        </w:rPr>
-      </w:r>
-      <w:r>
-        <w:rPr>
-          <w:lang w:val="zh_TW" w:bidi="zh_TW"/>
-        </w:rPr>
-        <w:t>在基督教社群中，尤其是在教會的早期，出現了需要支付贖金來贖罪的想法。事實上，人們經常被教導說，罪人實際上是被撒但囚禁。基督的死是神支付給撒但的贖金，以釋放罪人。這種教導並沒有聖經支持。基督的死是一種贖罪或挽回的行為，但這並不意味著祂的死是支付給撒但的贖金。聖經沒有任何地方，描繪神與撒但進行這樣的商業交易。十字架的救贖工作肯定屬於神的奧秘。</w:t>
-      </w:r>
-    </w:p>
-    <w:p>
-      <w:pPr>
-        <w:pStyle w:val="Heading3"/>
-      </w:pPr>
-      <w:r>
-        <w:rPr>
-          <w:lang w:val="zh_TW" w:bidi="zh_TW"/>
-        </w:rPr>
-        <w:t>救贖與彌賽亞</w:t>
-      </w:r>
-    </w:p>
-    <w:p>
-      <w:pPr/>
-      <w:r>
-        <w:rPr>
-          <w:lang w:val="zh_TW" w:bidi="zh_TW"/>
-        </w:rPr>
-      </w:r>
-      <w:r>
-        <w:rPr>
-          <w:lang w:val="zh_TW" w:bidi="zh_TW"/>
-        </w:rPr>
-        <w:t>在舊約中，救贖與彌賽亞的盼望密切相關。從出埃及的時候起，神就被啟示是拯救者。在被擄期間，救贖的盼望非常強烈。先知不斷言說神為救贖者或拯救者。這個盼望最終會透過神的受膏者，即彌賽亞來成就，祂就是大衛的後裔（</w:t>
-      </w:r>
-      <w:hyperlink r:id="rId138">
-        <w:r>
-          <w:rPr>
-            <w:lang w:val="zh_TW" w:bidi="zh_TW"/>
-          </w:rPr>
-          <w:rPr>
-            <w:color w:val="0000EE"/>
-            <w:u w:val="single"/>
-          </w:rPr>
-          <w:t>賽9:1–6</w:t>
-        </w:r>
-      </w:hyperlink>
-      <w:r>
-        <w:rPr>
-          <w:lang w:val="zh_TW" w:bidi="zh_TW"/>
-        </w:rPr>
-        <w:t>，</w:t>
-      </w:r>
-      <w:hyperlink r:id="rId139">
-        <w:r>
-          <w:rPr>
-            <w:lang w:val="zh_TW" w:bidi="zh_TW"/>
-          </w:rPr>
-          <w:rPr>
-            <w:color w:val="0000EE"/>
-            <w:u w:val="single"/>
-          </w:rPr>
-          <w:t>11:1–9</w:t>
-        </w:r>
-      </w:hyperlink>
-      <w:r>
-        <w:rPr>
-          <w:lang w:val="zh_TW" w:bidi="zh_TW"/>
-        </w:rPr>
-        <w:t>；</w:t>
-      </w:r>
-      <w:hyperlink r:id="rId86">
-        <w:r>
-          <w:rPr>
-            <w:lang w:val="zh_TW" w:bidi="zh_TW"/>
-          </w:rPr>
-          <w:rPr>
-            <w:color w:val="0000EE"/>
-            <w:u w:val="single"/>
-          </w:rPr>
-          <w:t>耶23:5–6</w:t>
-        </w:r>
-      </w:hyperlink>
-      <w:r>
-        <w:rPr>
-          <w:lang w:val="zh_TW" w:bidi="zh_TW"/>
-        </w:rPr>
-        <w:t>）。</w:t>
-      </w:r>
-    </w:p>
-    <w:p>
-      <w:pPr/>
-      <w:r>
-        <w:rPr>
-          <w:lang w:val="zh_TW" w:bidi="zh_TW"/>
-        </w:rPr>
-      </w:r>
-      <w:r>
-        <w:rPr>
-          <w:lang w:val="zh_TW" w:bidi="zh_TW"/>
-        </w:rPr>
-        <w:t>彌賽亞的盼望在被擄和逼迫期間變得更加強烈。事實上，在漫長的逼迫時期中，這種對彌賽亞拯救者的盼望，比以往任何時候都更強烈。這段時期通常被稱為兩約之間，持續了大約四個世紀，從最後一位先知直到施洗約翰和耶穌時代。</w:t>
-      </w:r>
-    </w:p>
-    <w:p>
-      <w:pPr/>
-      <w:r>
-        <w:rPr>
-          <w:lang w:val="zh_TW" w:bidi="zh_TW"/>
-        </w:rPr>
-      </w:r>
-      <w:r>
-        <w:rPr>
-          <w:lang w:val="zh_TW" w:bidi="zh_TW"/>
-        </w:rPr>
-        <w:t>基督徒相信在耶穌基督（或耶穌彌賽亞）裡，我們看到舊約救贖概念的實現。救贖的意象在福音書非常明顯。施洗約翰將拿撒勒的耶穌，描繪為應驗了神救贖的國度（</w:t>
-      </w:r>
-      <w:hyperlink r:id="rId140">
-        <w:r>
-          <w:rPr>
-            <w:lang w:val="zh_TW" w:bidi="zh_TW"/>
-          </w:rPr>
-          <w:rPr>
-            <w:color w:val="0000EE"/>
-            <w:u w:val="single"/>
-          </w:rPr>
-          <w:t>太3:12</w:t>
-        </w:r>
-      </w:hyperlink>
-      <w:r>
-        <w:rPr>
-          <w:lang w:val="zh_TW" w:bidi="zh_TW"/>
-        </w:rPr>
-        <w:t>），因此是以色列的彌賽亞。耶穌這位人子的來臨，是要捨命作多人的贖價（</w:t>
-      </w:r>
-      <w:hyperlink r:id="rId141">
-        <w:r>
-          <w:rPr>
-            <w:lang w:val="zh_TW" w:bidi="zh_TW"/>
-          </w:rPr>
-          <w:rPr>
-            <w:color w:val="0000EE"/>
-            <w:u w:val="single"/>
-          </w:rPr>
-          <w:t>太20:28</w:t>
-        </w:r>
-      </w:hyperlink>
-      <w:r>
-        <w:rPr>
-          <w:lang w:val="zh_TW" w:bidi="zh_TW"/>
-        </w:rPr>
-        <w:t>；</w:t>
-      </w:r>
-      <w:hyperlink r:id="rId142">
-        <w:r>
-          <w:rPr>
-            <w:lang w:val="zh_TW" w:bidi="zh_TW"/>
-          </w:rPr>
-          <w:rPr>
-            <w:color w:val="0000EE"/>
-            <w:u w:val="single"/>
-          </w:rPr>
-          <w:t>可10:45</w:t>
-        </w:r>
-      </w:hyperlink>
-      <w:r>
-        <w:rPr>
-          <w:lang w:val="zh_TW" w:bidi="zh_TW"/>
-        </w:rPr>
-        <w:t>）。彌賽亞的工作是代贖和具替代意義的。</w:t>
-      </w:r>
-    </w:p>
-    <w:p>
-      <w:pPr/>
-      <w:r>
-        <w:rPr>
-          <w:lang w:val="zh_TW" w:bidi="zh_TW"/>
-        </w:rPr>
-      </w:r>
-      <w:r>
-        <w:rPr>
-          <w:lang w:val="zh_TW" w:bidi="zh_TW"/>
-        </w:rPr>
-        <w:t>同樣的思想尤其見保羅著作。基督是向父獻上的挽回祭（</w:t>
-      </w:r>
-      <w:hyperlink r:id="rId143">
-        <w:r>
-          <w:rPr>
-            <w:lang w:val="zh_TW" w:bidi="zh_TW"/>
-          </w:rPr>
-          <w:rPr>
-            <w:color w:val="0000EE"/>
-            <w:u w:val="single"/>
-          </w:rPr>
-          <w:t>羅3:25</w:t>
-        </w:r>
-      </w:hyperlink>
-      <w:r>
-        <w:rPr>
-          <w:lang w:val="zh_TW" w:bidi="zh_TW"/>
-        </w:rPr>
-        <w:t>）。救贖是藉耶穌捨去生命（</w:t>
-      </w:r>
-      <w:hyperlink r:id="rId144">
-        <w:r>
-          <w:rPr>
-            <w:lang w:val="zh_TW" w:bidi="zh_TW"/>
-          </w:rPr>
-          <w:rPr>
-            <w:color w:val="0000EE"/>
-            <w:u w:val="single"/>
-          </w:rPr>
-          <w:t>徒20:28</w:t>
-        </w:r>
-      </w:hyperlink>
-      <w:r>
-        <w:rPr>
-          <w:lang w:val="zh_TW" w:bidi="zh_TW"/>
-        </w:rPr>
-        <w:t>），買贖百姓（</w:t>
-      </w:r>
-      <w:hyperlink r:id="rId145">
-        <w:r>
-          <w:rPr>
-            <w:lang w:val="zh_TW" w:bidi="zh_TW"/>
-          </w:rPr>
-          <w:rPr>
-            <w:color w:val="0000EE"/>
-            <w:u w:val="single"/>
-          </w:rPr>
-          <w:t>彼前2:9</w:t>
-        </w:r>
-      </w:hyperlink>
-      <w:r>
-        <w:rPr>
-          <w:lang w:val="zh_TW" w:bidi="zh_TW"/>
-        </w:rPr>
-        <w:t>；另見</w:t>
-      </w:r>
-      <w:hyperlink r:id="rId146">
-        <w:r>
-          <w:rPr>
-            <w:lang w:val="zh_TW" w:bidi="zh_TW"/>
-          </w:rPr>
-          <w:rPr>
-            <w:color w:val="0000EE"/>
-            <w:u w:val="single"/>
-          </w:rPr>
-          <w:t>林前7:22–24</w:t>
-        </w:r>
-      </w:hyperlink>
-      <w:r>
-        <w:rPr>
-          <w:lang w:val="zh_TW" w:bidi="zh_TW"/>
-        </w:rPr>
-        <w:t>；</w:t>
-      </w:r>
-      <w:hyperlink r:id="rId147">
-        <w:r>
-          <w:rPr>
-            <w:lang w:val="zh_TW" w:bidi="zh_TW"/>
-          </w:rPr>
-          <w:rPr>
-            <w:color w:val="0000EE"/>
-            <w:u w:val="single"/>
-          </w:rPr>
-          <w:t>林後5:14–17</w:t>
-        </w:r>
-      </w:hyperlink>
-      <w:r>
-        <w:rPr>
-          <w:lang w:val="zh_TW" w:bidi="zh_TW"/>
-        </w:rPr>
-        <w:t>）。這些都是用來表達救贖或贖罪核心思想的詞語或表達方式。耶穌基督是在自己身上，成就聖經救贖概念的人，並藉著祂的犧牲為罪人賜下救贖。</w:t>
-      </w:r>
-    </w:p>
-    <w:p>
-      <w:pPr/>
-      <w:r>
-        <w:rPr>
-          <w:lang w:val="zh_TW" w:bidi="zh_TW"/>
-        </w:rPr>
-      </w:r>
-      <w:r>
-        <w:rPr>
-          <w:lang w:val="zh_TW" w:bidi="zh_TW"/>
-        </w:rPr>
-        <w:t>救贖的概念對神的百姓有深刻意義。在舊約中，這概念說明了一個真理：神是其立約百姓的救主。雖然以色列因否認神的律法而陷入罪中，但神並沒有毀滅他們，而是在他們悔改時再悅納他們。</w:t>
-      </w:r>
-    </w:p>
-    <w:p>
-      <w:pPr/>
-      <w:r>
-        <w:rPr>
-          <w:lang w:val="zh_TW" w:bidi="zh_TW"/>
-        </w:rPr>
-      </w:r>
-      <w:r>
-        <w:rPr>
-          <w:lang w:val="zh_TW" w:bidi="zh_TW"/>
-        </w:rPr>
-        <w:t>尤其是在在先知書中，神的救贖工作會藉彌賽亞及其救贖的犧牲來完成。耶穌的追隨者相信祂是彌賽亞，會為整個世界提供救贖。與救贖的概念相伴的是神的愛，這是得著永生的基礎（</w:t>
-      </w:r>
-      <w:hyperlink r:id="rId148">
-        <w:r>
-          <w:rPr>
-            <w:lang w:val="zh_TW" w:bidi="zh_TW"/>
-          </w:rPr>
-          <w:rPr>
-            <w:color w:val="0000EE"/>
-            <w:u w:val="single"/>
-          </w:rPr>
-          <w:t>約3:16</w:t>
-        </w:r>
-      </w:hyperlink>
-      <w:r>
-        <w:rPr>
-          <w:lang w:val="zh_TW" w:bidi="zh_TW"/>
-        </w:rPr>
-        <w:t>）。相信的人會從罪的束縛中解脫，並再次得著救贖之神的喜悅。</w:t>
-      </w:r>
-    </w:p>
-    <w:p>
-      <w:pPr/>
-      <w:r>
-        <w:rPr>
-          <w:lang w:val="zh_TW" w:bidi="zh_TW"/>
-        </w:rPr>
-      </w:r>
-      <w:r>
-        <w:rPr>
-          <w:i/>
-          <w:lang w:val="zh_TW" w:bidi="zh_TW"/>
-        </w:rPr>
-        <w:t>另見</w:t>
-      </w:r>
-      <w:r>
-        <w:rPr>
-          <w:lang w:val="zh_TW" w:bidi="zh_TW"/>
-        </w:rPr>
-        <w:t xml:space="preserve"> </w:t>
-      </w:r>
-      <w:r>
-        <w:rPr>
-          <w:lang w:val="zh_TW" w:bidi="zh_TW"/>
-        </w:rPr>
-        <w:t>贖罪</w:t>
-      </w:r>
-      <w:r>
-        <w:rPr>
-          <w:lang w:val="zh_TW" w:bidi="zh_TW"/>
-        </w:rPr>
-        <w:t>、</w:t>
-      </w:r>
-      <w:r>
-        <w:rPr>
-          <w:lang w:val="zh_TW" w:bidi="zh_TW"/>
-        </w:rPr>
-        <w:t>贖價</w:t>
-      </w:r>
-      <w:r>
-        <w:rPr>
-          <w:lang w:val="zh_TW" w:bidi="zh_TW"/>
-        </w:rPr>
-        <w:t>、</w:t>
-      </w:r>
-      <w:r>
-        <w:rPr>
-          <w:lang w:val="zh_TW" w:bidi="zh_TW"/>
-        </w:rPr>
-        <w:t>救恩</w:t>
-      </w:r>
-      <w:r>
-        <w:rPr>
-          <w:lang w:val="zh_TW" w:bidi="zh_TW"/>
-        </w:rPr>
-        <w:t>。</w:t>
-      </w:r>
-      <w:r>
-        <w:rPr>
-          <w:lang w:val="zh_TW" w:bidi="zh_TW"/>
-        </w:rPr>
-      </w:r>
-      <w:r>
-        <w:rPr>
-          <w:lang w:val="zh_TW" w:bidi="zh_TW"/>
-        </w:rPr>
-      </w:r>
-    </w:p>
-    <w:p>
-      <w:pPr/>
-      <w:r>
-        <w:rPr>
-          <w:lang w:val="zh_TW" w:bidi="zh_TW"/>
-        </w:rPr>
-      </w:r>
-    </w:p>
-    <w:p>
-      <w:pPr>
-        <w:pStyle w:val="Heading2"/>
-      </w:pPr>
-      <w:r>
-        <w:rPr>
-          <w:lang w:val="zh_TW" w:bidi="zh_TW"/>
-        </w:rPr>
-        <w:t>救主</w:t>
-      </w:r>
-      <w:r>
-        <w:rPr>
-          <w:lang w:val="zh_TW" w:bidi="zh_TW"/>
-        </w:rPr>
-      </w:r>
-    </w:p>
-    <w:p>
-      <w:pPr/>
-      <w:r>
-        <w:rPr>
-          <w:lang w:val="zh_TW" w:bidi="zh_TW"/>
-        </w:rPr>
-      </w:r>
-      <w:r>
-        <w:rPr>
-          <w:lang w:val="zh_TW" w:bidi="zh_TW"/>
-        </w:rPr>
-        <w:t>施行拯救或救援的那一位。「救主（savior）」這個詞在聖經中最常用來指神和耶穌基督。將耶穌理解為救主是接受聖經信息的一個關鍵真理。英文聖經在舊約中使用savior（救主）來翻譯希伯來文詞語</w:t>
-      </w:r>
-      <w:r>
-        <w:rPr>
-          <w:i/>
-          <w:lang w:val="zh_TW" w:bidi="zh_TW"/>
-        </w:rPr>
-        <w:t>yasha'</w:t>
-      </w:r>
-      <w:r>
-        <w:rPr>
-          <w:lang w:val="zh_TW" w:bidi="zh_TW"/>
-        </w:rPr>
-        <w:t xml:space="preserve"> 的各種形式，這個詞的意思是「拯救（save）」、「救助（deliver）」或「救援（rescue）」。通常，「救主」這個詞用來翻譯動詞 </w:t>
-      </w:r>
-      <w:r>
-        <w:rPr>
-          <w:i/>
-          <w:lang w:val="zh_TW" w:bidi="zh_TW"/>
-        </w:rPr>
-        <w:t xml:space="preserve">moshia‘ </w:t>
-      </w:r>
-      <w:r>
-        <w:rPr>
-          <w:lang w:val="zh_TW" w:bidi="zh_TW"/>
-        </w:rPr>
-        <w:t>的分詞形式 ，意思是「施行拯救的那一位」。以這種方式使用時，「救主」在舊約中出現13或14次，具體數量取決於所使用的譯本。</w:t>
-      </w:r>
-    </w:p>
-    <w:p>
-      <w:pPr/>
-      <w:r>
-        <w:rPr>
-          <w:lang w:val="zh_TW" w:bidi="zh_TW"/>
-        </w:rPr>
-      </w:r>
-      <w:r>
-        <w:rPr>
-          <w:lang w:val="zh_TW" w:bidi="zh_TW"/>
-        </w:rPr>
-        <w:t>「救主」這個詞的基本理解是那位實行拯救或救援的人，這在</w:t>
-      </w:r>
-      <w:hyperlink r:id="rId149">
-        <w:r>
-          <w:rPr>
-            <w:lang w:val="zh_TW" w:bidi="zh_TW"/>
-          </w:rPr>
-          <w:rPr>
-            <w:color w:val="0000EE"/>
-            <w:u w:val="single"/>
-          </w:rPr>
-          <w:t>申命記二十二章27節</w:t>
-        </w:r>
-      </w:hyperlink>
-      <w:r>
-        <w:rPr>
-          <w:lang w:val="zh_TW" w:bidi="zh_TW"/>
-        </w:rPr>
-        <w:t>得到體現，那裡的律法預見一種在需要時沒有救助者在附近的情況。</w:t>
-      </w:r>
-      <w:r>
-        <w:rPr>
-          <w:i/>
-          <w:lang w:val="zh_TW" w:bidi="zh_TW"/>
-        </w:rPr>
-        <w:t>Moshia‘</w:t>
-      </w:r>
-      <w:r>
-        <w:rPr>
-          <w:lang w:val="zh_TW" w:bidi="zh_TW"/>
-        </w:rPr>
-        <w:t xml:space="preserve"> 這個詞也應用於個人身上，例如俄陀聶和以笏都被稱為「拯救者」（</w:t>
-      </w:r>
-      <w:hyperlink r:id="rId150">
-        <w:r>
-          <w:rPr>
-            <w:lang w:val="zh_TW" w:bidi="zh_TW"/>
-          </w:rPr>
-          <w:rPr>
-            <w:color w:val="0000EE"/>
-            <w:u w:val="single"/>
-          </w:rPr>
-          <w:t>士3:9、15</w:t>
-        </w:r>
-      </w:hyperlink>
-      <w:r>
-        <w:rPr>
-          <w:lang w:val="zh_TW" w:bidi="zh_TW"/>
-        </w:rPr>
-        <w:t>），而</w:t>
-      </w:r>
-      <w:hyperlink r:id="rId151">
-        <w:r>
-          <w:rPr>
-            <w:lang w:val="zh_TW" w:bidi="zh_TW"/>
-          </w:rPr>
-          <w:rPr>
-            <w:color w:val="0000EE"/>
-            <w:u w:val="single"/>
-          </w:rPr>
-          <w:t>尼希米記九章27節</w:t>
-        </w:r>
-      </w:hyperlink>
-      <w:r>
-        <w:rPr>
-          <w:lang w:val="zh_TW" w:bidi="zh_TW"/>
-        </w:rPr>
-        <w:t>提到神所差遣的士師們被稱為神所差遣的拯救者。</w:t>
-      </w:r>
-      <w:hyperlink r:id="rId152">
-        <w:r>
-          <w:rPr>
-            <w:lang w:val="zh_TW" w:bidi="zh_TW"/>
-          </w:rPr>
-          <w:rPr>
-            <w:color w:val="0000EE"/>
-            <w:u w:val="single"/>
-          </w:rPr>
-          <w:t>列王紀下十三章5節</w:t>
-        </w:r>
-      </w:hyperlink>
-      <w:r>
-        <w:rPr>
-          <w:lang w:val="zh_TW" w:bidi="zh_TW"/>
-        </w:rPr>
-        <w:t>記載了主給以色列一位救主，指的是他們從亞蘭人手中得救。有些人認為這位拯救者是指猶大王耶羅波安二世；另一些人則認為是一位外邦君王，通常是哈馬的扎基爾（Zakir）王。然而，經文並未明確指出這位救主是誰。經文的重點在於神為祂的子民差遣了這位拯救者。在舊約中，大多數提到「救主」的經文是指神自己是以色列的救主，即使這個稱謂有時被用於其他人身上，也會明確指出這是神差遣或興起的。以色列人明白神是他們的救主，並在讚美的詩歌中（</w:t>
-      </w:r>
-      <w:hyperlink r:id="rId153">
-        <w:r>
-          <w:rPr>
-            <w:lang w:val="zh_TW" w:bidi="zh_TW"/>
-          </w:rPr>
-          <w:rPr>
-            <w:color w:val="0000EE"/>
-            <w:u w:val="single"/>
-          </w:rPr>
-          <w:t>詩17:7</w:t>
-        </w:r>
-      </w:hyperlink>
-      <w:r>
-        <w:rPr>
-          <w:lang w:val="zh_TW" w:bidi="zh_TW"/>
-        </w:rPr>
-        <w:t>，</w:t>
-      </w:r>
-      <w:hyperlink r:id="rId154">
-        <w:r>
-          <w:rPr>
-            <w:lang w:val="zh_TW" w:bidi="zh_TW"/>
-          </w:rPr>
-          <w:rPr>
-            <w:color w:val="0000EE"/>
-            <w:u w:val="single"/>
-          </w:rPr>
-          <w:t>106:1–12</w:t>
-        </w:r>
-      </w:hyperlink>
-      <w:r>
-        <w:rPr>
-          <w:lang w:val="zh_TW" w:bidi="zh_TW"/>
-        </w:rPr>
-        <w:t>）和求救的呼聲中宣告這一點（</w:t>
-      </w:r>
-      <w:hyperlink r:id="rId155">
-        <w:r>
-          <w:rPr>
-            <w:lang w:val="zh_TW" w:bidi="zh_TW"/>
-          </w:rPr>
-          <w:rPr>
-            <w:color w:val="0000EE"/>
-            <w:u w:val="single"/>
-          </w:rPr>
-          <w:t>耶14:8</w:t>
-        </w:r>
-      </w:hyperlink>
-      <w:r>
-        <w:rPr>
-          <w:lang w:val="zh_TW" w:bidi="zh_TW"/>
-        </w:rPr>
-        <w:t>）。大衛這樣稱頌神：「是我的高臺，是我的避難所。我的救主」（</w:t>
-      </w:r>
-      <w:hyperlink r:id="rId156">
-        <w:r>
-          <w:rPr>
-            <w:lang w:val="zh_TW" w:bidi="zh_TW"/>
-          </w:rPr>
-          <w:rPr>
-            <w:color w:val="0000EE"/>
-            <w:u w:val="single"/>
-          </w:rPr>
-          <w:t>撒下22:3</w:t>
-        </w:r>
-      </w:hyperlink>
-      <w:r>
-        <w:rPr>
-          <w:lang w:val="zh_TW" w:bidi="zh_TW"/>
-        </w:rPr>
-        <w:t>）。詩篇的作者經常稱頌耶和華為他們的「幫助」或「拯救」（</w:t>
-      </w:r>
-      <w:hyperlink r:id="rId157">
-        <w:r>
-          <w:rPr>
-            <w:lang w:val="zh_TW" w:bidi="zh_TW"/>
-          </w:rPr>
-          <w:rPr>
-            <w:color w:val="0000EE"/>
-            <w:u w:val="single"/>
-          </w:rPr>
-          <w:t>詩27:9</w:t>
-        </w:r>
-      </w:hyperlink>
-      <w:r>
-        <w:rPr>
-          <w:lang w:val="zh_TW" w:bidi="zh_TW"/>
-        </w:rPr>
-        <w:t>，</w:t>
-      </w:r>
-      <w:hyperlink r:id="rId75">
-        <w:r>
-          <w:rPr>
-            <w:lang w:val="zh_TW" w:bidi="zh_TW"/>
-          </w:rPr>
-          <w:rPr>
-            <w:color w:val="0000EE"/>
-            <w:u w:val="single"/>
-          </w:rPr>
-          <w:t>38:22</w:t>
-        </w:r>
-      </w:hyperlink>
-      <w:r>
-        <w:rPr>
-          <w:lang w:val="zh_TW" w:bidi="zh_TW"/>
-        </w:rPr>
-        <w:t>，</w:t>
-      </w:r>
-      <w:hyperlink r:id="rId158">
-        <w:r>
-          <w:rPr>
-            <w:lang w:val="zh_TW" w:bidi="zh_TW"/>
-          </w:rPr>
-          <w:rPr>
-            <w:color w:val="0000EE"/>
-            <w:u w:val="single"/>
-          </w:rPr>
-          <w:t>42:5、11</w:t>
-        </w:r>
-      </w:hyperlink>
-      <w:r>
-        <w:rPr>
-          <w:lang w:val="zh_TW" w:bidi="zh_TW"/>
-        </w:rPr>
-        <w:t>，</w:t>
-      </w:r>
-      <w:hyperlink r:id="rId80">
-        <w:r>
-          <w:rPr>
-            <w:lang w:val="zh_TW" w:bidi="zh_TW"/>
-          </w:rPr>
-          <w:rPr>
-            <w:color w:val="0000EE"/>
-            <w:u w:val="single"/>
-          </w:rPr>
-          <w:t>65:5</w:t>
-        </w:r>
-      </w:hyperlink>
-      <w:r>
-        <w:rPr>
-          <w:lang w:val="zh_TW" w:bidi="zh_TW"/>
-        </w:rPr>
-        <w:t>，</w:t>
-      </w:r>
-      <w:hyperlink r:id="rId159">
-        <w:r>
-          <w:rPr>
-            <w:lang w:val="zh_TW" w:bidi="zh_TW"/>
-          </w:rPr>
-          <w:rPr>
-            <w:color w:val="0000EE"/>
-            <w:u w:val="single"/>
-          </w:rPr>
-          <w:t>68:19</w:t>
-        </w:r>
-      </w:hyperlink>
-      <w:r>
-        <w:rPr>
-          <w:lang w:val="zh_TW" w:bidi="zh_TW"/>
-        </w:rPr>
-        <w:t>，</w:t>
-      </w:r>
-      <w:hyperlink r:id="rId160">
-        <w:r>
-          <w:rPr>
-            <w:lang w:val="zh_TW" w:bidi="zh_TW"/>
-          </w:rPr>
-          <w:rPr>
-            <w:color w:val="0000EE"/>
-            <w:u w:val="single"/>
-          </w:rPr>
-          <w:t>79:9</w:t>
-        </w:r>
-      </w:hyperlink>
-      <w:r>
-        <w:rPr>
-          <w:lang w:val="zh_TW" w:bidi="zh_TW"/>
-        </w:rPr>
-        <w:t>，</w:t>
-      </w:r>
-      <w:hyperlink r:id="rId161">
-        <w:r>
-          <w:rPr>
-            <w:lang w:val="zh_TW" w:bidi="zh_TW"/>
-          </w:rPr>
-          <w:rPr>
-            <w:color w:val="0000EE"/>
-            <w:u w:val="single"/>
-          </w:rPr>
-          <w:t>85:4</w:t>
-        </w:r>
-      </w:hyperlink>
-      <w:r>
-        <w:rPr>
-          <w:lang w:val="zh_TW" w:bidi="zh_TW"/>
-        </w:rPr>
-        <w:t>，</w:t>
-      </w:r>
-      <w:hyperlink r:id="rId162">
-        <w:r>
-          <w:rPr>
-            <w:lang w:val="zh_TW" w:bidi="zh_TW"/>
-          </w:rPr>
-          <w:rPr>
-            <w:color w:val="0000EE"/>
-            <w:u w:val="single"/>
-          </w:rPr>
-          <w:t>89:26</w:t>
-        </w:r>
-      </w:hyperlink>
-      <w:r>
-        <w:rPr>
-          <w:lang w:val="zh_TW" w:bidi="zh_TW"/>
-        </w:rPr>
-        <w:t>）。對以色列人來說，出埃及無疑是他們最偉大的拯救經歷，並奠定了他們認識神是救主的基礎。詩篇的作者在回憶以色列鑄造金牛犢的罪時，宣告說：「忘了神—他們的救主；他曾在埃及行大事」（</w:t>
-      </w:r>
-      <w:hyperlink r:id="rId163">
-        <w:r>
-          <w:rPr>
-            <w:lang w:val="zh_TW" w:bidi="zh_TW"/>
-          </w:rPr>
-          <w:rPr>
-            <w:color w:val="0000EE"/>
-            <w:u w:val="single"/>
-          </w:rPr>
-          <w:t>詩106:21</w:t>
-        </w:r>
-      </w:hyperlink>
-      <w:r>
-        <w:rPr>
-          <w:lang w:val="zh_TW" w:bidi="zh_TW"/>
-        </w:rPr>
-        <w:t>；參</w:t>
-      </w:r>
-      <w:hyperlink r:id="rId164">
-        <w:r>
-          <w:rPr>
-            <w:lang w:val="zh_TW" w:bidi="zh_TW"/>
-          </w:rPr>
-          <w:rPr>
-            <w:color w:val="0000EE"/>
-            <w:u w:val="single"/>
-          </w:rPr>
-          <w:t>賽63:11</w:t>
-        </w:r>
-      </w:hyperlink>
-      <w:r>
-        <w:rPr>
-          <w:lang w:val="zh_TW" w:bidi="zh_TW"/>
-        </w:rPr>
-        <w:t>；</w:t>
-      </w:r>
-      <w:hyperlink r:id="rId165">
-        <w:r>
-          <w:rPr>
-            <w:lang w:val="zh_TW" w:bidi="zh_TW"/>
-          </w:rPr>
-          <w:rPr>
-            <w:color w:val="0000EE"/>
-            <w:u w:val="single"/>
-          </w:rPr>
-          <w:t>何13:4–6</w:t>
-        </w:r>
-      </w:hyperlink>
-      <w:r>
-        <w:rPr>
-          <w:lang w:val="zh_TW" w:bidi="zh_TW"/>
-        </w:rPr>
-        <w:t>）。在以賽亞書中，「救主」這個稱謂經常用來強調神的獨一性。神被視為唯一的救主，與外邦的神祇和偶像形成鮮明對比：「惟有我是耶和華； 除我以外沒有救主。我曾指示，我曾拯救，我曾說明，並且在你們中間沒有別神。 」（</w:t>
-      </w:r>
-      <w:hyperlink r:id="rId166">
-        <w:r>
-          <w:rPr>
-            <w:lang w:val="zh_TW" w:bidi="zh_TW"/>
-          </w:rPr>
-          <w:rPr>
-            <w:color w:val="0000EE"/>
-            <w:u w:val="single"/>
-          </w:rPr>
-          <w:t>賽43:11–12</w:t>
-        </w:r>
-      </w:hyperlink>
-      <w:r>
-        <w:rPr>
-          <w:lang w:val="zh_TW" w:bidi="zh_TW"/>
-        </w:rPr>
-        <w:t>）。以賽亞進一步指出，神會藉著以色列未來的祝福與復興，顯明祂自己為救主（</w:t>
-      </w:r>
-      <w:hyperlink r:id="rId167">
-        <w:r>
-          <w:rPr>
-            <w:lang w:val="zh_TW" w:bidi="zh_TW"/>
-          </w:rPr>
-          <w:rPr>
-            <w:color w:val="0000EE"/>
-            <w:u w:val="single"/>
-          </w:rPr>
-          <w:t>49:26</w:t>
-        </w:r>
-      </w:hyperlink>
-      <w:r>
-        <w:rPr>
-          <w:lang w:val="zh_TW" w:bidi="zh_TW"/>
-        </w:rPr>
-        <w:t>，</w:t>
-      </w:r>
-      <w:hyperlink r:id="rId168">
-        <w:r>
-          <w:rPr>
-            <w:lang w:val="zh_TW" w:bidi="zh_TW"/>
-          </w:rPr>
-          <w:rPr>
-            <w:color w:val="0000EE"/>
-            <w:u w:val="single"/>
-          </w:rPr>
-          <w:t>60:16</w:t>
-        </w:r>
-      </w:hyperlink>
-      <w:r>
-        <w:rPr>
-          <w:lang w:val="zh_TW" w:bidi="zh_TW"/>
-        </w:rPr>
-        <w:t>）。雖然「救主」這個稱謂在舊約中並未直接應用於彌賽亞，但像</w:t>
-      </w:r>
-      <w:hyperlink r:id="rId87">
-        <w:r>
-          <w:rPr>
-            <w:lang w:val="zh_TW" w:bidi="zh_TW"/>
-          </w:rPr>
-          <w:rPr>
-            <w:color w:val="0000EE"/>
-            <w:u w:val="single"/>
-          </w:rPr>
-          <w:t>撒迦利亞書九章9節</w:t>
-        </w:r>
-      </w:hyperlink>
-      <w:r>
-        <w:rPr>
-          <w:lang w:val="zh_TW" w:bidi="zh_TW"/>
-        </w:rPr>
-        <w:t>這樣的經文暗示了神的受膏者將是一位拯救者。一些次經使用「救主」來稱呼神，有些則使用「永恆的救主」（</w:t>
-      </w:r>
-      <w:hyperlink r:id="rId169">
-        <w:r>
-          <w:rPr>
-            <w:lang w:val="zh_TW" w:bidi="zh_TW"/>
-          </w:rPr>
-          <w:rPr>
-            <w:color w:val="0000EE"/>
-            <w:u w:val="single"/>
-          </w:rPr>
-          <w:t>巴錄書4:22</w:t>
-        </w:r>
-      </w:hyperlink>
-      <w:r>
-        <w:rPr>
-          <w:lang w:val="zh_TW" w:bidi="zh_TW"/>
-        </w:rPr>
-        <w:t>）或「以色列永遠的救主」（</w:t>
-      </w:r>
-      <w:hyperlink r:id="rId170">
-        <w:r>
-          <w:rPr>
-            <w:lang w:val="zh_TW" w:bidi="zh_TW"/>
-          </w:rPr>
-          <w:rPr>
-            <w:color w:val="0000EE"/>
-            <w:u w:val="single"/>
-          </w:rPr>
-          <w:t>馬加比三書7:16</w:t>
-        </w:r>
-      </w:hyperlink>
-      <w:r>
-        <w:rPr>
-          <w:lang w:val="zh_TW" w:bidi="zh_TW"/>
-        </w:rPr>
-        <w:t>）這崇高的稱號。這種後期的用法也說明了神是能拯救以色列的那一位。</w:t>
-      </w:r>
-    </w:p>
-    <w:p>
-      <w:pPr/>
-      <w:r>
-        <w:rPr>
-          <w:lang w:val="zh_TW" w:bidi="zh_TW"/>
-        </w:rPr>
-      </w:r>
-      <w:r>
-        <w:rPr>
-          <w:lang w:val="zh_TW" w:bidi="zh_TW"/>
-        </w:rPr>
-        <w:t>希臘文獻中使用的soter（「救主」、「拯救者」來自動詞sozo，意思是「拯救」、「救援」）同時指神和人。例如，希羅多德一度將雅典人稱為希臘的「救主」（</w:t>
-      </w:r>
-      <w:r>
-        <w:rPr>
-          <w:i/>
-          <w:lang w:val="zh_TW" w:bidi="zh_TW"/>
-        </w:rPr>
-        <w:t>波斯戰爭Persian Wars</w:t>
-      </w:r>
-      <w:r>
-        <w:rPr>
-          <w:lang w:val="zh_TW" w:bidi="zh_TW"/>
-        </w:rPr>
-        <w:t>7.139.5）。在七十士譯本中，soter（「救主」）用來翻譯希伯來文yasha‘（「拯救」）的各種形式。Soter在新約中出現24次，並且專門用於神和耶穌基督（8次用於神，16次用於基督）。soter在新約出現的24次中，10次出現在書信中，5次出現在彼得後書中。在</w:t>
-      </w:r>
-      <w:hyperlink r:id="rId171">
-        <w:r>
-          <w:rPr>
-            <w:lang w:val="zh_TW" w:bidi="zh_TW"/>
-          </w:rPr>
-          <w:rPr>
-            <w:color w:val="0000EE"/>
-            <w:u w:val="single"/>
-          </w:rPr>
-          <w:t>路加福音一章47節</w:t>
-        </w:r>
-      </w:hyperlink>
-      <w:r>
-        <w:rPr>
-          <w:lang w:val="zh_TW" w:bidi="zh_TW"/>
-        </w:rPr>
-        <w:t>，馬利亞在她的讚美詩中稱頌神為救主，這反映了舊約的影響。耶穌的名字（希臘文是約書亞）意思是「主是拯救」，這名字是預表耶穌作為救主的功能（</w:t>
-      </w:r>
-      <w:hyperlink r:id="rId172">
-        <w:r>
-          <w:rPr>
-            <w:lang w:val="zh_TW" w:bidi="zh_TW"/>
-          </w:rPr>
-          <w:rPr>
-            <w:color w:val="0000EE"/>
-            <w:u w:val="single"/>
-          </w:rPr>
-          <w:t>太1:21</w:t>
-        </w:r>
-      </w:hyperlink>
-      <w:r>
-        <w:rPr>
-          <w:lang w:val="zh_TW" w:bidi="zh_TW"/>
-        </w:rPr>
-        <w:t>）。作為救主，耶穌完成了神所應許的救贖計劃（</w:t>
-      </w:r>
-      <w:hyperlink r:id="rId173">
-        <w:r>
-          <w:rPr>
-            <w:lang w:val="zh_TW" w:bidi="zh_TW"/>
-          </w:rPr>
-          <w:rPr>
-            <w:color w:val="0000EE"/>
-            <w:u w:val="single"/>
-          </w:rPr>
-          <w:t>徒13:23</w:t>
-        </w:r>
-      </w:hyperlink>
-      <w:r>
-        <w:rPr>
-          <w:lang w:val="zh_TW" w:bidi="zh_TW"/>
-        </w:rPr>
-        <w:t>；</w:t>
-      </w:r>
-      <w:hyperlink r:id="rId174">
-        <w:r>
-          <w:rPr>
-            <w:lang w:val="zh_TW" w:bidi="zh_TW"/>
-          </w:rPr>
-          <w:rPr>
-            <w:color w:val="0000EE"/>
-            <w:u w:val="single"/>
-          </w:rPr>
-          <w:t>多3:4</w:t>
-        </w:r>
-      </w:hyperlink>
-      <w:r>
-        <w:rPr>
-          <w:lang w:val="zh_TW" w:bidi="zh_TW"/>
-        </w:rPr>
-        <w:t>），為人類提供了救贖（</w:t>
-      </w:r>
-      <w:hyperlink r:id="rId175">
-        <w:r>
-          <w:rPr>
-            <w:lang w:val="zh_TW" w:bidi="zh_TW"/>
-          </w:rPr>
-          <w:rPr>
-            <w:color w:val="0000EE"/>
-            <w:u w:val="single"/>
-          </w:rPr>
-          <w:t>多2:13–14</w:t>
-        </w:r>
-      </w:hyperlink>
-      <w:r>
-        <w:rPr>
-          <w:lang w:val="zh_TW" w:bidi="zh_TW"/>
-        </w:rPr>
-        <w:t>），並成為信徒的盼望（</w:t>
-      </w:r>
-      <w:hyperlink r:id="rId176">
-        <w:r>
-          <w:rPr>
-            <w:lang w:val="zh_TW" w:bidi="zh_TW"/>
-          </w:rPr>
-          <w:rPr>
-            <w:color w:val="0000EE"/>
-            <w:u w:val="single"/>
-          </w:rPr>
-          <w:t>腓3:20–21</w:t>
-        </w:r>
-      </w:hyperlink>
-      <w:r>
-        <w:rPr>
-          <w:lang w:val="zh_TW" w:bidi="zh_TW"/>
-        </w:rPr>
-        <w:t>）。「救主」這個詞本身固有的概念是救人或將人從危險中拯救到安全的位置。耶穌已經將信徒從罪和死中拯救出來，帶入到永生和生命中（</w:t>
-      </w:r>
-      <w:hyperlink r:id="rId177">
-        <w:r>
-          <w:rPr>
-            <w:lang w:val="zh_TW" w:bidi="zh_TW"/>
-          </w:rPr>
-          <w:rPr>
-            <w:color w:val="0000EE"/>
-            <w:u w:val="single"/>
-          </w:rPr>
-          <w:t>提後1:10</w:t>
-        </w:r>
-      </w:hyperlink>
-      <w:r>
-        <w:rPr>
-          <w:lang w:val="zh_TW" w:bidi="zh_TW"/>
-        </w:rPr>
-        <w:t>）。雖然耶穌從未稱自己為救主（soter），但天使在耶穌降生時宣告祂為救主（</w:t>
-      </w:r>
-      <w:hyperlink r:id="rId178">
-        <w:r>
-          <w:rPr>
-            <w:lang w:val="zh_TW" w:bidi="zh_TW"/>
-          </w:rPr>
-          <w:rPr>
-            <w:color w:val="0000EE"/>
-            <w:u w:val="single"/>
-          </w:rPr>
-          <w:t>路2:11</w:t>
-        </w:r>
-      </w:hyperlink>
-      <w:r>
-        <w:rPr>
-          <w:lang w:val="zh_TW" w:bidi="zh_TW"/>
-        </w:rPr>
-        <w:t>），聽到耶穌話語的人承認耶穌是救主（</w:t>
-      </w:r>
-      <w:hyperlink r:id="rId179">
-        <w:r>
-          <w:rPr>
-            <w:lang w:val="zh_TW" w:bidi="zh_TW"/>
-          </w:rPr>
-          <w:rPr>
-            <w:color w:val="0000EE"/>
-            <w:u w:val="single"/>
-          </w:rPr>
-          <w:t>約4:42</w:t>
-        </w:r>
-      </w:hyperlink>
-      <w:r>
-        <w:rPr>
-          <w:lang w:val="zh_TW" w:bidi="zh_TW"/>
-        </w:rPr>
-        <w:t>），早期教會也宣告耶穌為救主（</w:t>
-      </w:r>
-      <w:hyperlink r:id="rId180">
-        <w:r>
-          <w:rPr>
-            <w:lang w:val="zh_TW" w:bidi="zh_TW"/>
-          </w:rPr>
-          <w:rPr>
-            <w:color w:val="0000EE"/>
-            <w:u w:val="single"/>
-          </w:rPr>
-          <w:t>徒5:31</w:t>
-        </w:r>
-      </w:hyperlink>
-      <w:r>
-        <w:rPr>
-          <w:lang w:val="zh_TW" w:bidi="zh_TW"/>
-        </w:rPr>
-        <w:t>，</w:t>
-      </w:r>
-      <w:hyperlink r:id="rId173">
-        <w:r>
-          <w:rPr>
-            <w:lang w:val="zh_TW" w:bidi="zh_TW"/>
-          </w:rPr>
-          <w:rPr>
-            <w:color w:val="0000EE"/>
-            <w:u w:val="single"/>
-          </w:rPr>
-          <w:t>13:23</w:t>
-        </w:r>
-      </w:hyperlink>
-      <w:r>
-        <w:rPr>
-          <w:lang w:val="zh_TW" w:bidi="zh_TW"/>
-        </w:rPr>
-        <w:t>）。救恩是耶穌使命的核心（</w:t>
-      </w:r>
-      <w:hyperlink r:id="rId181">
-        <w:r>
-          <w:rPr>
-            <w:lang w:val="zh_TW" w:bidi="zh_TW"/>
-          </w:rPr>
-          <w:rPr>
-            <w:color w:val="0000EE"/>
-            <w:u w:val="single"/>
-          </w:rPr>
-          <w:t>路19:10</w:t>
-        </w:r>
-      </w:hyperlink>
-      <w:r>
-        <w:rPr>
-          <w:lang w:val="zh_TW" w:bidi="zh_TW"/>
-        </w:rPr>
-        <w:t>）。保羅教導說，基督是教會現在（</w:t>
-      </w:r>
-      <w:hyperlink r:id="rId182">
-        <w:r>
-          <w:rPr>
-            <w:lang w:val="zh_TW" w:bidi="zh_TW"/>
-          </w:rPr>
-          <w:rPr>
-            <w:color w:val="0000EE"/>
-            <w:u w:val="single"/>
-          </w:rPr>
-          <w:t>弗5:23</w:t>
-        </w:r>
-      </w:hyperlink>
-      <w:r>
-        <w:rPr>
-          <w:lang w:val="zh_TW" w:bidi="zh_TW"/>
-        </w:rPr>
-        <w:t>）和將來（</w:t>
-      </w:r>
-      <w:hyperlink r:id="rId183">
-        <w:r>
-          <w:rPr>
-            <w:lang w:val="zh_TW" w:bidi="zh_TW"/>
-          </w:rPr>
-          <w:rPr>
-            <w:color w:val="0000EE"/>
-            <w:u w:val="single"/>
-          </w:rPr>
-          <w:t>腓3:20</w:t>
-        </w:r>
-      </w:hyperlink>
-      <w:r>
-        <w:rPr>
-          <w:lang w:val="zh_TW" w:bidi="zh_TW"/>
-        </w:rPr>
-        <w:t>）的救主。</w:t>
-      </w:r>
-    </w:p>
-    <w:p>
-      <w:pPr/>
-      <w:r>
-        <w:rPr>
-          <w:lang w:val="zh_TW" w:bidi="zh_TW"/>
-        </w:rPr>
-      </w:r>
-      <w:r>
-        <w:rPr>
-          <w:lang w:val="zh_TW" w:bidi="zh_TW"/>
-        </w:rPr>
-        <w:t>救主這個稱謂在教牧書信中應用於神，並且明確地代表神是所有人的救主（</w:t>
-      </w:r>
-      <w:hyperlink r:id="rId184">
-        <w:r>
-          <w:rPr>
-            <w:lang w:val="zh_TW" w:bidi="zh_TW"/>
-          </w:rPr>
-          <w:rPr>
-            <w:color w:val="0000EE"/>
-            <w:u w:val="single"/>
-          </w:rPr>
-          <w:t>提前2:3</w:t>
-        </w:r>
-      </w:hyperlink>
-      <w:r>
-        <w:rPr>
-          <w:lang w:val="zh_TW" w:bidi="zh_TW"/>
-        </w:rPr>
-        <w:t>，</w:t>
-      </w:r>
-      <w:hyperlink r:id="rId185">
-        <w:r>
-          <w:rPr>
-            <w:lang w:val="zh_TW" w:bidi="zh_TW"/>
-          </w:rPr>
-          <w:rPr>
-            <w:color w:val="0000EE"/>
-            <w:u w:val="single"/>
-          </w:rPr>
-          <w:t>4:10</w:t>
-        </w:r>
-      </w:hyperlink>
-      <w:r>
-        <w:rPr>
-          <w:lang w:val="zh_TW" w:bidi="zh_TW"/>
-        </w:rPr>
-        <w:t>）。教牧書信還明確地稱耶穌為救主（</w:t>
-      </w:r>
-      <w:hyperlink r:id="rId177">
-        <w:r>
-          <w:rPr>
-            <w:lang w:val="zh_TW" w:bidi="zh_TW"/>
-          </w:rPr>
-          <w:rPr>
-            <w:color w:val="0000EE"/>
-            <w:u w:val="single"/>
-          </w:rPr>
-          <w:t>提後1:10</w:t>
-        </w:r>
-      </w:hyperlink>
-      <w:r>
-        <w:rPr>
-          <w:lang w:val="zh_TW" w:bidi="zh_TW"/>
-        </w:rPr>
-        <w:t>；</w:t>
-      </w:r>
-      <w:hyperlink r:id="rId186">
-        <w:r>
-          <w:rPr>
-            <w:lang w:val="zh_TW" w:bidi="zh_TW"/>
-          </w:rPr>
-          <w:rPr>
-            <w:color w:val="0000EE"/>
-            <w:u w:val="single"/>
-          </w:rPr>
-          <w:t>多3:6</w:t>
-        </w:r>
-      </w:hyperlink>
-      <w:r>
-        <w:rPr>
-          <w:lang w:val="zh_TW" w:bidi="zh_TW"/>
-        </w:rPr>
-        <w:t>），在某些情況下也宣稱祂耶穌是神—救主（</w:t>
-      </w:r>
-      <w:hyperlink r:id="rId187">
-        <w:r>
-          <w:rPr>
-            <w:lang w:val="zh_TW" w:bidi="zh_TW"/>
-          </w:rPr>
-          <w:rPr>
-            <w:color w:val="0000EE"/>
-            <w:u w:val="single"/>
-          </w:rPr>
-          <w:t>多2:13，</w:t>
-        </w:r>
-      </w:hyperlink>
-      <w:hyperlink r:id="rId188">
-        <w:r>
-          <w:rPr>
-            <w:lang w:val="zh_TW" w:bidi="zh_TW"/>
-          </w:rPr>
-          <w:rPr>
-            <w:color w:val="0000EE"/>
-            <w:u w:val="single"/>
-          </w:rPr>
-          <w:t>3:4–6</w:t>
-        </w:r>
-      </w:hyperlink>
-      <w:r>
-        <w:rPr>
-          <w:lang w:val="zh_TW" w:bidi="zh_TW"/>
-        </w:rPr>
-        <w:t>）在整卷彼得後書中，救主是耶穌基督的稱謂（例如，</w:t>
-      </w:r>
-      <w:hyperlink r:id="rId189">
-        <w:r>
-          <w:rPr>
-            <w:lang w:val="zh_TW" w:bidi="zh_TW"/>
-          </w:rPr>
-          <w:rPr>
-            <w:color w:val="0000EE"/>
-            <w:u w:val="single"/>
-          </w:rPr>
-          <w:t>彼後2:20</w:t>
-        </w:r>
-      </w:hyperlink>
-      <w:r>
-        <w:rPr>
-          <w:lang w:val="zh_TW" w:bidi="zh_TW"/>
-        </w:rPr>
-        <w:t>）。約翰在他的第一封書信中，用這個詞來描述耶穌是父差來拯救世人的救主（</w:t>
-      </w:r>
-      <w:hyperlink r:id="rId190">
-        <w:r>
-          <w:rPr>
-            <w:lang w:val="zh_TW" w:bidi="zh_TW"/>
-          </w:rPr>
-          <w:rPr>
-            <w:color w:val="0000EE"/>
-            <w:u w:val="single"/>
-          </w:rPr>
-          <w:t>約一4:14</w:t>
-        </w:r>
-      </w:hyperlink>
-      <w:r>
-        <w:rPr>
-          <w:lang w:val="zh_TW" w:bidi="zh_TW"/>
-        </w:rPr>
-        <w:t>）。</w:t>
-      </w:r>
-    </w:p>
-    <w:p>
-      <w:pPr/>
-      <w:r>
-        <w:rPr>
-          <w:lang w:val="zh_TW" w:bidi="zh_TW"/>
-        </w:rPr>
-      </w:r>
-      <w:r>
-        <w:rPr>
-          <w:i/>
-          <w:lang w:val="zh_TW" w:bidi="zh_TW"/>
-        </w:rPr>
-        <w:t>另見</w:t>
-      </w:r>
-      <w:r>
-        <w:rPr>
-          <w:lang w:val="zh_TW" w:bidi="zh_TW"/>
-        </w:rPr>
-        <w:t xml:space="preserve"> </w:t>
-      </w:r>
-      <w:r>
-        <w:rPr>
-          <w:lang w:val="zh_TW" w:bidi="zh_TW"/>
-        </w:rPr>
-        <w:t>救恩</w:t>
-      </w:r>
-      <w:r>
-        <w:rPr>
-          <w:lang w:val="zh_TW" w:bidi="zh_TW"/>
-        </w:rPr>
-        <w:t>。</w:t>
-      </w:r>
-      <w:r>
-        <w:rPr>
-          <w:lang w:val="zh_TW" w:bidi="zh_TW"/>
-        </w:rPr>
-      </w:r>
-      <w:r>
-        <w:rPr>
-          <w:lang w:val="zh_TW" w:bidi="zh_TW"/>
-        </w:rPr>
-      </w:r>
-    </w:p>
-    <w:p>
-      <w:pPr/>
-      <w:r>
-        <w:rPr>
-          <w:lang w:val="zh_TW" w:bidi="zh_TW"/>
-        </w:rPr>
-      </w:r>
-    </w:p>
-    <w:p>
-      <w:pPr>
-        <w:pStyle w:val="Heading2"/>
-      </w:pPr>
-      <w:r>
-        <w:rPr>
-          <w:lang w:val="zh_TW" w:bidi="zh_TW"/>
-        </w:rPr>
-        <w:t>舊人與新人</w:t>
-      </w:r>
-      <w:r>
-        <w:rPr>
-          <w:lang w:val="zh_TW" w:bidi="zh_TW"/>
-        </w:rPr>
-      </w:r>
-    </w:p>
-    <w:p>
-      <w:pPr/>
-      <w:r>
-        <w:rPr>
-          <w:lang w:val="zh_TW" w:bidi="zh_TW"/>
-        </w:rPr>
-      </w:r>
-      <w:r>
-        <w:rPr>
-          <w:lang w:val="zh_TW" w:bidi="zh_TW"/>
-        </w:rPr>
-        <w:t>聖經用這個概念，描述人在基督裡的狀態。人按照神的形像被造，目的是要與祂相交（</w:t>
-      </w:r>
-      <w:hyperlink r:id="rId191">
-        <w:r>
-          <w:rPr>
-            <w:lang w:val="zh_TW" w:bidi="zh_TW"/>
-          </w:rPr>
-          <w:rPr>
-            <w:color w:val="0000EE"/>
-            <w:u w:val="single"/>
-          </w:rPr>
-          <w:t>創1:26–27</w:t>
-        </w:r>
-      </w:hyperlink>
-      <w:r>
-        <w:rPr>
-          <w:lang w:val="zh_TW" w:bidi="zh_TW"/>
-        </w:rPr>
-        <w:t>）。神曾在具體的情境中，向亞當和夏娃表明祂的旨意（</w:t>
-      </w:r>
-      <w:hyperlink r:id="rId192">
-        <w:r>
-          <w:rPr>
-            <w:lang w:val="zh_TW" w:bidi="zh_TW"/>
-          </w:rPr>
-          <w:rPr>
-            <w:color w:val="0000EE"/>
-            <w:u w:val="single"/>
-          </w:rPr>
-          <w:t>創2:15–17</w:t>
-        </w:r>
-      </w:hyperlink>
-      <w:r>
-        <w:rPr>
-          <w:lang w:val="zh_TW" w:bidi="zh_TW"/>
-        </w:rPr>
-        <w:t>），然而他們卻運用自由意志，違背了神的命令（</w:t>
-      </w:r>
-      <w:hyperlink r:id="rId193">
-        <w:r>
-          <w:rPr>
-            <w:lang w:val="zh_TW" w:bidi="zh_TW"/>
-          </w:rPr>
-          <w:rPr>
-            <w:color w:val="0000EE"/>
-            <w:u w:val="single"/>
-          </w:rPr>
-          <w:t>創3:1–7</w:t>
-        </w:r>
-      </w:hyperlink>
-      <w:r>
-        <w:rPr>
-          <w:lang w:val="zh_TW" w:bidi="zh_TW"/>
-        </w:rPr>
-        <w:t>）。因此，人類都死在罪中（</w:t>
-      </w:r>
-      <w:hyperlink r:id="rId194">
-        <w:r>
-          <w:rPr>
-            <w:lang w:val="zh_TW" w:bidi="zh_TW"/>
-          </w:rPr>
-          <w:rPr>
-            <w:color w:val="0000EE"/>
-            <w:u w:val="single"/>
-          </w:rPr>
-          <w:t>羅5:12–21</w:t>
-        </w:r>
-      </w:hyperlink>
-      <w:r>
-        <w:rPr>
-          <w:lang w:val="zh_TW" w:bidi="zh_TW"/>
-        </w:rPr>
-        <w:t>；</w:t>
-      </w:r>
-      <w:hyperlink r:id="rId195">
-        <w:r>
-          <w:rPr>
-            <w:lang w:val="zh_TW" w:bidi="zh_TW"/>
-          </w:rPr>
-          <w:rPr>
-            <w:color w:val="0000EE"/>
-            <w:u w:val="single"/>
-          </w:rPr>
-          <w:t>弗2:1–3</w:t>
-        </w:r>
-      </w:hyperlink>
-      <w:r>
-        <w:rPr>
-          <w:lang w:val="zh_TW" w:bidi="zh_TW"/>
-        </w:rPr>
-        <w:t>）。亞當和夏娃的罪被傳遞給全人類（即原罪），人生來就帶有犯罪的傾向（</w:t>
-      </w:r>
-      <w:hyperlink r:id="rId196">
-        <w:r>
-          <w:rPr>
-            <w:lang w:val="zh_TW" w:bidi="zh_TW"/>
-          </w:rPr>
-          <w:rPr>
-            <w:color w:val="0000EE"/>
-            <w:u w:val="single"/>
-          </w:rPr>
-          <w:t>詩51:5</w:t>
-        </w:r>
-      </w:hyperlink>
-      <w:r>
-        <w:rPr>
-          <w:lang w:val="zh_TW" w:bidi="zh_TW"/>
-        </w:rPr>
-        <w:t>），一旦達到道德責任的年齡，人便會開始犯罪。保羅稱這種狀態為「舊人」，舊人雖然可以遵守部份律法，並作出善行，但舊人永遠無法靠自己所做足夠的善事來換取救恩。舊人必須被更新為「新人」，否則將承受罪的惡果。唯有神能成就這種徹底的改變，人只能憑信心領受神白白的恩典。</w:t>
-      </w:r>
-    </w:p>
-    <w:p>
-      <w:pPr/>
-      <w:r>
-        <w:rPr>
-          <w:lang w:val="zh_TW" w:bidi="zh_TW"/>
-        </w:rPr>
-      </w:r>
-      <w:r>
-        <w:rPr>
-          <w:lang w:val="zh_TW" w:bidi="zh_TW"/>
-        </w:rPr>
-        <w:t>大衛在</w:t>
-      </w:r>
-      <w:hyperlink r:id="rId197">
-        <w:r>
-          <w:rPr>
-            <w:lang w:val="zh_TW" w:bidi="zh_TW"/>
-          </w:rPr>
-          <w:rPr>
-            <w:color w:val="0000EE"/>
-            <w:u w:val="single"/>
-          </w:rPr>
-          <w:t>詩篇五十一篇</w:t>
-        </w:r>
-      </w:hyperlink>
-      <w:r>
-        <w:rPr>
-          <w:lang w:val="zh_TW" w:bidi="zh_TW"/>
-        </w:rPr>
-        <w:t>中向神呼求，求祂除去自己罪孽的罪咎。在第</w:t>
-      </w:r>
-      <w:hyperlink r:id="rId198">
-        <w:r>
-          <w:rPr>
-            <w:lang w:val="zh_TW" w:bidi="zh_TW"/>
-          </w:rPr>
-          <w:rPr>
-            <w:color w:val="0000EE"/>
-            <w:u w:val="single"/>
-          </w:rPr>
-          <w:t>10</w:t>
-        </w:r>
-      </w:hyperlink>
-      <w:r>
-        <w:rPr>
-          <w:lang w:val="zh_TW" w:bidi="zh_TW"/>
-        </w:rPr>
-        <w:t>節，他懇求說：「神啊，求你為我造清潔的心，使我裡面重新有正直的靈。」神在</w:t>
-      </w:r>
-      <w:hyperlink r:id="rId199">
-        <w:r>
-          <w:rPr>
-            <w:lang w:val="zh_TW" w:bidi="zh_TW"/>
-          </w:rPr>
-          <w:rPr>
-            <w:color w:val="0000EE"/>
-            <w:u w:val="single"/>
-          </w:rPr>
-          <w:t>以西結書十一章19節</w:t>
-        </w:r>
-      </w:hyperlink>
-      <w:r>
-        <w:rPr>
-          <w:lang w:val="zh_TW" w:bidi="zh_TW"/>
-        </w:rPr>
-        <w:t>，</w:t>
-      </w:r>
-      <w:hyperlink r:id="rId200">
-        <w:r>
-          <w:rPr>
-            <w:lang w:val="zh_TW" w:bidi="zh_TW"/>
-          </w:rPr>
-          <w:rPr>
-            <w:color w:val="0000EE"/>
-            <w:u w:val="single"/>
-          </w:rPr>
-          <w:t>十八章31節</w:t>
-        </w:r>
-      </w:hyperlink>
-      <w:r>
-        <w:rPr>
-          <w:lang w:val="zh_TW" w:bidi="zh_TW"/>
-        </w:rPr>
-        <w:t>和</w:t>
-      </w:r>
-      <w:hyperlink r:id="rId201">
-        <w:r>
-          <w:rPr>
-            <w:lang w:val="zh_TW" w:bidi="zh_TW"/>
-          </w:rPr>
-          <w:rPr>
-            <w:color w:val="0000EE"/>
-            <w:u w:val="single"/>
-          </w:rPr>
-          <w:t>三十六章26節</w:t>
-        </w:r>
-      </w:hyperlink>
-      <w:r>
-        <w:rPr>
-          <w:lang w:val="zh_TW" w:bidi="zh_TW"/>
-        </w:rPr>
-        <w:t>中，應許悔改的罪人一顆新心和新靈。在</w:t>
-      </w:r>
-      <w:hyperlink r:id="rId202">
-        <w:r>
-          <w:rPr>
-            <w:lang w:val="zh_TW" w:bidi="zh_TW"/>
-          </w:rPr>
-          <w:rPr>
-            <w:color w:val="0000EE"/>
-            <w:u w:val="single"/>
-          </w:rPr>
-          <w:t>羅馬書六章5至11節</w:t>
-        </w:r>
-      </w:hyperlink>
-      <w:r>
-        <w:rPr>
-          <w:lang w:val="zh_TW" w:bidi="zh_TW"/>
-        </w:rPr>
-        <w:t>中，保羅指出舊人已經與基督同釘十字架，因此他得出結論：「這樣，你們向罪也當看自己是死的；向神在基督耶穌裡，卻當看自己是活的」（</w:t>
-      </w:r>
-      <w:hyperlink r:id="rId203">
-        <w:r>
-          <w:rPr>
-            <w:lang w:val="zh_TW" w:bidi="zh_TW"/>
-          </w:rPr>
-          <w:rPr>
-            <w:color w:val="0000EE"/>
-            <w:u w:val="single"/>
-          </w:rPr>
-          <w:t>6:11</w:t>
-        </w:r>
-      </w:hyperlink>
-      <w:r>
-        <w:rPr>
-          <w:lang w:val="zh_TW" w:bidi="zh_TW"/>
-        </w:rPr>
-        <w:t>）。在</w:t>
-      </w:r>
-      <w:hyperlink r:id="rId204">
-        <w:r>
-          <w:rPr>
-            <w:lang w:val="zh_TW" w:bidi="zh_TW"/>
-          </w:rPr>
-          <w:rPr>
-            <w:color w:val="0000EE"/>
-            <w:u w:val="single"/>
-          </w:rPr>
-          <w:t>以弗所書四章22至24節</w:t>
-        </w:r>
-      </w:hyperlink>
-      <w:r>
-        <w:rPr>
-          <w:lang w:val="zh_TW" w:bidi="zh_TW"/>
-        </w:rPr>
-        <w:t>和</w:t>
-      </w:r>
-      <w:hyperlink r:id="rId205">
-        <w:r>
-          <w:rPr>
-            <w:lang w:val="zh_TW" w:bidi="zh_TW"/>
-          </w:rPr>
-          <w:rPr>
-            <w:color w:val="0000EE"/>
-            <w:u w:val="single"/>
-          </w:rPr>
-          <w:t>歌羅西書三章9至10節</w:t>
-        </w:r>
-      </w:hyperlink>
-      <w:r>
-        <w:rPr>
-          <w:lang w:val="zh_TW" w:bidi="zh_TW"/>
-        </w:rPr>
-        <w:t>中，他教導信徒明白，他們已經脫去舊人，穿上新人。耶穌也將這種徹底的改變稱為「重生」——不是肉身的第二次出生（正如尼哥底母所誤解的），而是屬靈的出生（</w:t>
-      </w:r>
-      <w:hyperlink r:id="rId206">
-        <w:r>
-          <w:rPr>
-            <w:lang w:val="zh_TW" w:bidi="zh_TW"/>
-          </w:rPr>
-          <w:rPr>
-            <w:color w:val="0000EE"/>
-            <w:u w:val="single"/>
-          </w:rPr>
-          <w:t>約3:6</w:t>
-        </w:r>
-      </w:hyperlink>
-      <w:r>
-        <w:rPr>
-          <w:lang w:val="zh_TW" w:bidi="zh_TW"/>
-        </w:rPr>
-        <w:t>）。唯有神的恩典能將舊人變成新人，舊人是藉著信心接受神的恩典，但這信心本身也是神的恩賜（</w:t>
-      </w:r>
-      <w:hyperlink r:id="rId207">
-        <w:r>
-          <w:rPr>
-            <w:lang w:val="zh_TW" w:bidi="zh_TW"/>
-          </w:rPr>
-          <w:rPr>
-            <w:color w:val="0000EE"/>
-            <w:u w:val="single"/>
-          </w:rPr>
-          <w:t>弗2:8</w:t>
-        </w:r>
-      </w:hyperlink>
-      <w:r>
-        <w:rPr>
-          <w:lang w:val="zh_TW" w:bidi="zh_TW"/>
-        </w:rPr>
-        <w:t>）。新人因此成為神的兒女。然而，新人並非立刻完全無瑕。他仍須在今生與罪爭戰，不斷努力追求聖潔，越來越接近完全成聖的理想。他只有在將來的復活裡才會達到那完全（</w:t>
-      </w:r>
-      <w:hyperlink r:id="rId208">
-        <w:r>
-          <w:rPr>
-            <w:lang w:val="zh_TW" w:bidi="zh_TW"/>
-          </w:rPr>
-          <w:rPr>
-            <w:color w:val="0000EE"/>
-            <w:u w:val="single"/>
-          </w:rPr>
-          <w:t>林前15:42–45</w:t>
-        </w:r>
-      </w:hyperlink>
-      <w:r>
-        <w:rPr>
-          <w:lang w:val="zh_TW" w:bidi="zh_TW"/>
-        </w:rPr>
-        <w:t>），到那時「一切都更新了」（</w:t>
-      </w:r>
-      <w:hyperlink r:id="rId209">
-        <w:r>
-          <w:rPr>
-            <w:lang w:val="zh_TW" w:bidi="zh_TW"/>
-          </w:rPr>
-          <w:rPr>
-            <w:color w:val="0000EE"/>
-            <w:u w:val="single"/>
-          </w:rPr>
-          <w:t>啟21:5</w:t>
-        </w:r>
-      </w:hyperlink>
-      <w:r>
-        <w:rPr>
-          <w:lang w:val="zh_TW" w:bidi="zh_TW"/>
-        </w:rPr>
-        <w:t>）。</w:t>
-      </w:r>
-    </w:p>
-    <w:p>
-      <w:pPr/>
-      <w:r>
-        <w:rPr>
-          <w:lang w:val="zh_TW" w:bidi="zh_TW"/>
-        </w:rPr>
-      </w:r>
-      <w:r>
-        <w:rPr>
-          <w:i/>
-          <w:lang w:val="zh_TW" w:bidi="zh_TW"/>
-        </w:rPr>
-        <w:t>另見</w:t>
-      </w:r>
-      <w:r>
-        <w:rPr>
-          <w:lang w:val="zh_TW" w:bidi="zh_TW"/>
-        </w:rPr>
-        <w:t>亞當（人）</w:t>
-      </w:r>
-      <w:r>
-        <w:rPr>
-          <w:lang w:val="zh_TW" w:bidi="zh_TW"/>
-        </w:rPr>
-        <w:t>、</w:t>
-      </w:r>
-      <w:r>
-        <w:rPr>
-          <w:lang w:val="zh_TW" w:bidi="zh_TW"/>
-        </w:rPr>
-        <w:t>人</w:t>
-      </w:r>
-      <w:r>
-        <w:rPr>
-          <w:lang w:val="zh_TW" w:bidi="zh_TW"/>
-        </w:rPr>
-        <w:t>、</w:t>
-      </w:r>
-      <w:r>
-        <w:rPr>
-          <w:lang w:val="zh_TW" w:bidi="zh_TW"/>
-        </w:rPr>
-        <w:t>屬血氣的人</w:t>
-      </w:r>
-      <w:r>
-        <w:rPr>
-          <w:lang w:val="zh_TW" w:bidi="zh_TW"/>
-        </w:rPr>
-        <w:t>、</w:t>
-      </w:r>
-      <w:r>
-        <w:rPr>
-          <w:lang w:val="zh_TW" w:bidi="zh_TW"/>
-        </w:rPr>
-        <w:t>重生</w:t>
-      </w:r>
-      <w:r>
-        <w:rPr>
-          <w:lang w:val="zh_TW" w:bidi="zh_TW"/>
-        </w:rPr>
-        <w:t>。</w:t>
+          <w:lang w:val="zh_TW" w:bidi="zh_TW"/>
+        </w:rPr>
+        <w:t>與埃及金字塔一樣，這些廟塔的底座是正方形的。但它們並非斜面設計，而是由一系列隨著高度增加而逐層縮小的平台所組成。每層之間設有階梯或坡道供人通行，頂層則設有供奉神像的聖所或祭壇，由祭司在那裡舉行宗教儀式。那座位於巴比倫壯觀的七層金字塔型廟宇，其底部邊長將近300英尺（91.4公尺），高度也大約相同。</w:t>
       </w:r>
       <w:r>
         <w:rPr>

--- a/zht/docx/074.content.docx
+++ b/zht/docx/074.content.docx
@@ -149,7 +149,7 @@
         <w:rPr>
           <w:lang w:val="zh_TW" w:bidi="zh_TW"/>
         </w:rPr>
-        <w:t>jin</w:t>
+        <w:t>jie</w:t>
       </w:r>
       <w:r>
         <w:rPr>
@@ -212,7 +212,7 @@
         <w:rPr>
           <w:lang w:val="zh_TW" w:bidi="zh_TW"/>
         </w:rPr>
-        <w:t>金錢</w:t>
+        <w:t>結伴的客旅</w:t>
       </w:r>
       <w:r>
         <w:rPr>
@@ -231,7 +231,79 @@
         <w:rPr>
           <w:lang w:val="zh_TW" w:bidi="zh_TW"/>
         </w:rPr>
-        <w:t>交換媒介、價值衡量單位及支付方式。</w:t>
+        <w:t>結伴的客旅是聖經時代由商人、朝聖者或其它客旅組成的隊伍。他們會結伴同行，以便彼此保護。客旅通常使用馱獸運載貨物或個人物品。在公元前1100年左右以前，人們主要使用驢子把貨物從一個地區運往另一個地區；之後，駱駝逐漸普及。古代巴勒斯坦位於地中海與埃及，以及敘利亞、美索不達米亞、阿拉伯和更東方地區之間，因此遍布貿易路線。以色列人對結伴的客旅十分熟悉；在舊約聖經時期，許多結伴的客旅來自外約旦和阿拉伯地區。阿拉伯結伴的客旅經常運送香料和乳香等貨物，這些商品獲利豐厚。示巴的統治者也從事這種貿易（</w:t>
+      </w:r>
+      <w:hyperlink r:id="rId13">
+        <w:r>
+          <w:rPr>
+            <w:lang w:val="zh_TW" w:bidi="zh_TW"/>
+          </w:rPr>
+          <w:rPr>
+            <w:color w:val="0000EE"/>
+            <w:u w:val="single"/>
+          </w:rPr>
+          <w:t>王上10:2</w:t>
+        </w:r>
+      </w:hyperlink>
+      <w:r>
+        <w:rPr>
+          <w:lang w:val="zh_TW" w:bidi="zh_TW"/>
+        </w:rPr>
+        <w:t>）。結伴的客旅的規模取決於交通往來的多寡、路途的危險程度，以及駱駝的供應情況。有時約40隻駱駝會連成一隊，前一隻駱駝鞍上的繩索繫到後一隻駱駝的鼻環上。結伴的客旅可以排成單列前進，也可以三、四隻駱駝並排行走。在炎熱天氣或長途旅程中，一隻駱駝大約可以馱運350磅（159公斤）的貨物；在涼爽天氣或短途旅程中，牠可以馱運更多物品。約瑟曾被賣給一支前往埃及的香料結伴的客旅，成為奴僕（</w:t>
+      </w:r>
+      <w:hyperlink r:id="rId14">
+        <w:r>
+          <w:rPr>
+            <w:lang w:val="zh_TW" w:bidi="zh_TW"/>
+          </w:rPr>
+          <w:rPr>
+            <w:color w:val="0000EE"/>
+            <w:u w:val="single"/>
+          </w:rPr>
+          <w:t>創37:25–28</w:t>
+        </w:r>
+      </w:hyperlink>
+      <w:r>
+        <w:rPr>
+          <w:lang w:val="zh_TW" w:bidi="zh_TW"/>
+        </w:rPr>
+        <w:t>）。有時，劫掠的隊伍也會組成結伴的客旅行動（</w:t>
+      </w:r>
+      <w:hyperlink r:id="rId15">
+        <w:r>
+          <w:rPr>
+            <w:lang w:val="zh_TW" w:bidi="zh_TW"/>
+          </w:rPr>
+          <w:rPr>
+            <w:color w:val="0000EE"/>
+            <w:u w:val="single"/>
+          </w:rPr>
+          <w:t>士6:3–5</w:t>
+        </w:r>
+      </w:hyperlink>
+      <w:r>
+        <w:rPr>
+          <w:lang w:val="zh_TW" w:bidi="zh_TW"/>
+        </w:rPr>
+        <w:t>；</w:t>
+      </w:r>
+      <w:hyperlink r:id="rId16">
+        <w:r>
+          <w:rPr>
+            <w:lang w:val="zh_TW" w:bidi="zh_TW"/>
+          </w:rPr>
+          <w:rPr>
+            <w:color w:val="0000EE"/>
+            <w:u w:val="single"/>
+          </w:rPr>
+          <w:t>撒上30:1–20</w:t>
+        </w:r>
+      </w:hyperlink>
+      <w:r>
+        <w:rPr>
+          <w:lang w:val="zh_TW" w:bidi="zh_TW"/>
+        </w:rPr>
+        <w:t>）。</w:t>
       </w:r>
     </w:p>
     <w:p>
@@ -243,39 +315,38 @@
       </w:r>
       <w:r>
         <w:rPr>
-          <w:lang w:val="zh_TW" w:bidi="zh_TW"/>
-        </w:rPr>
-        <w:t>金錢的發展起初是為了提供一種便利的交換媒介，以補充並逐步取代以物易物；然而這兩種制度在許多世紀中同時並行。從族長時代直到今天，財富常會以物資與貴金屬來衡量，尤其是金與銀；它們至今仍是普遍可接受的交換媒介。</w:t>
-      </w:r>
-      <w:hyperlink r:id="rId13">
-        <w:r>
-          <w:rPr>
-            <w:lang w:val="zh_TW" w:bidi="zh_TW"/>
-          </w:rPr>
-          <w:rPr>
-            <w:color w:val="0000EE"/>
-            <w:u w:val="single"/>
-          </w:rPr>
-          <w:t>創世記十三章2節</w:t>
-        </w:r>
-      </w:hyperlink>
-      <w:r>
-        <w:rPr>
-          <w:lang w:val="zh_TW" w:bidi="zh_TW"/>
-        </w:rPr>
-        <w:t>中就描述亞伯拉罕「</w:t>
-      </w:r>
-      <w:r>
-        <w:rPr>
-          <w:lang w:val="zh_TW" w:bidi="zh_TW"/>
-        </w:rPr>
-        <w:t>亞伯蘭的金、銀、牲畜極多。</w:t>
-      </w:r>
-      <w:r>
-        <w:rPr>
-          <w:lang w:val="zh_TW" w:bidi="zh_TW"/>
-        </w:rPr>
-        <w:t>」</w:t>
+          <w:i/>
+          <w:lang w:val="zh_TW" w:bidi="zh_TW"/>
+        </w:rPr>
+        <w:t>另見</w:t>
+      </w:r>
+      <w:r>
+        <w:rPr>
+          <w:lang w:val="zh_TW" w:bidi="zh_TW"/>
+        </w:rPr>
+        <w:t xml:space="preserve"> </w:t>
+      </w:r>
+      <w:r>
+        <w:rPr>
+          <w:lang w:val="zh_TW" w:bidi="zh_TW"/>
+        </w:rPr>
+        <w:t>旅行</w:t>
+      </w:r>
+      <w:r>
+        <w:rPr>
+          <w:lang w:val="zh_TW" w:bidi="zh_TW"/>
+        </w:rPr>
+        <w:t>。</w:t>
+      </w:r>
+      <w:r>
+        <w:rPr>
+          <w:lang w:val="zh_TW" w:bidi="zh_TW"/>
+        </w:rPr>
+      </w:r>
+      <w:r>
+        <w:rPr>
+          <w:lang w:val="zh_TW" w:bidi="zh_TW"/>
+        </w:rPr>
       </w:r>
     </w:p>
     <w:p>
@@ -285,151 +356,21 @@
           <w:lang w:val="zh_TW" w:bidi="zh_TW"/>
         </w:rPr>
       </w:r>
-      <w:r>
-        <w:rPr>
-          <w:lang w:val="zh_TW" w:bidi="zh_TW"/>
-        </w:rPr>
-        <w:t>在遊牧或半遊牧社會中，財富往往是以牲畜數量來衡量；因此，雖然其體積龐大，牲畜本身</w:t>
-      </w:r>
-      <w:r>
-        <w:rPr>
-          <w:lang w:val="zh_TW" w:bidi="zh_TW"/>
-        </w:rPr>
-        <w:t>成了一種容易被接受、也易於估值的交換媒介</w:t>
-      </w:r>
-      <w:r>
-        <w:rPr>
-          <w:lang w:val="zh_TW" w:bidi="zh_TW"/>
-        </w:rPr>
-        <w:t xml:space="preserve">。牲畜在價值、財富與交換標準上的重要性，甚至可從拉丁文的金錢一詞 </w:t>
-      </w:r>
-      <w:r>
-        <w:rPr>
-          <w:i/>
-          <w:lang w:val="zh_TW" w:bidi="zh_TW"/>
-        </w:rPr>
-        <w:t>pecunia</w:t>
-      </w:r>
-      <w:r>
-        <w:rPr>
-          <w:lang w:val="zh_TW" w:bidi="zh_TW"/>
-        </w:rPr>
-        <w:t xml:space="preserve"> 看出：它直接源自 </w:t>
-      </w:r>
-      <w:r>
-        <w:rPr>
-          <w:i/>
-          <w:lang w:val="zh_TW" w:bidi="zh_TW"/>
-        </w:rPr>
-        <w:t>pecus</w:t>
-      </w:r>
-      <w:r>
-        <w:rPr>
-          <w:lang w:val="zh_TW" w:bidi="zh_TW"/>
-        </w:rPr>
-        <w:t>（意為「牛」）。在宗教用途上，以牲畜繳納稅賦或奉獻尤其被看為是合宜的；這不但提高了牲畜作為交換媒介的普遍性，也使聖殿在某種意義上成為大型牲畜群（以及較小動物與農產）的集散與置放之處。若某些物品無法直接用於聖殿禮儀，便可透過交易換取所需的物資。相較於動物（如羊、驢），易腐敗的食物較不受歡迎；但木材、酒與蜂蜜仍</w:t>
-      </w:r>
-      <w:r>
-        <w:rPr>
-          <w:lang w:val="zh_TW" w:bidi="zh_TW"/>
-        </w:rPr>
-        <w:t>經常被作為一種貨幣形式使用</w:t>
-      </w:r>
-      <w:r>
-        <w:rPr>
-          <w:lang w:val="zh_TW" w:bidi="zh_TW"/>
-        </w:rPr>
-        <w:t>（</w:t>
-      </w:r>
-      <w:hyperlink r:id="rId14">
-        <w:r>
-          <w:rPr>
-            <w:lang w:val="zh_TW" w:bidi="zh_TW"/>
-          </w:rPr>
-          <w:rPr>
-            <w:color w:val="0000EE"/>
-            <w:u w:val="single"/>
-          </w:rPr>
-          <w:t>撒上8:15</w:t>
-        </w:r>
-      </w:hyperlink>
-      <w:r>
-        <w:rPr>
-          <w:lang w:val="zh_TW" w:bidi="zh_TW"/>
-        </w:rPr>
-        <w:t>；</w:t>
-      </w:r>
-      <w:hyperlink r:id="rId15">
-        <w:r>
-          <w:rPr>
-            <w:lang w:val="zh_TW" w:bidi="zh_TW"/>
-          </w:rPr>
-          <w:rPr>
-            <w:color w:val="0000EE"/>
-            <w:u w:val="single"/>
-          </w:rPr>
-          <w:t>王下3:4</w:t>
-        </w:r>
-      </w:hyperlink>
-      <w:r>
-        <w:rPr>
-          <w:lang w:val="zh_TW" w:bidi="zh_TW"/>
-        </w:rPr>
-        <w:t>；</w:t>
-      </w:r>
-      <w:hyperlink r:id="rId16">
-        <w:r>
-          <w:rPr>
-            <w:lang w:val="zh_TW" w:bidi="zh_TW"/>
-          </w:rPr>
-          <w:rPr>
-            <w:color w:val="0000EE"/>
-            <w:u w:val="single"/>
-          </w:rPr>
-          <w:t>結45:13–16</w:t>
-        </w:r>
-      </w:hyperlink>
-      <w:r>
-        <w:rPr>
-          <w:lang w:val="zh_TW" w:bidi="zh_TW"/>
-        </w:rPr>
-        <w:t>）。公私稅賦、進貢與各樣債務，都可用此類方式清償。所羅門為建殿之事酬謝泰爾王希蘭，就以小麥與橄欖油支付（</w:t>
-      </w:r>
-      <w:hyperlink r:id="rId17">
-        <w:r>
-          <w:rPr>
-            <w:lang w:val="zh_TW" w:bidi="zh_TW"/>
-          </w:rPr>
-          <w:rPr>
-            <w:color w:val="0000EE"/>
-            <w:u w:val="single"/>
-          </w:rPr>
-          <w:t>王上5:11</w:t>
-        </w:r>
-      </w:hyperlink>
-      <w:r>
-        <w:rPr>
-          <w:lang w:val="zh_TW" w:bidi="zh_TW"/>
-        </w:rPr>
-        <w:t>），在公元前八世紀，稅賦也常以罐裝的酒或橄欖油作為繳納形式。</w:t>
-      </w:r>
-      <w:hyperlink r:id="rId15">
-        <w:r>
-          <w:rPr>
-            <w:lang w:val="zh_TW" w:bidi="zh_TW"/>
-          </w:rPr>
-          <w:rPr>
-            <w:color w:val="0000EE"/>
-            <w:u w:val="single"/>
-          </w:rPr>
-          <w:t>列王紀下三章4節</w:t>
-        </w:r>
-      </w:hyperlink>
-      <w:r>
-        <w:rPr>
-          <w:lang w:val="zh_TW" w:bidi="zh_TW"/>
-        </w:rPr>
-        <w:t>中則記載了以羊和羊毛作為貢品的的情形。</w:t>
+    </w:p>
+    <w:p>
+      <w:pPr>
+        <w:pStyle w:val="Heading2"/>
+      </w:pPr>
+      <w:r>
+        <w:rPr>
+          <w:lang w:val="zh_TW" w:bidi="zh_TW"/>
+        </w:rPr>
+        <w:t>解釋者（Interpreter）</w:t>
+      </w:r>
+      <w:r>
+        <w:rPr>
+          <w:lang w:val="zh_TW" w:bidi="zh_TW"/>
+        </w:rPr>
       </w:r>
     </w:p>
     <w:p>
@@ -443,7 +384,7 @@
         <w:rPr>
           <w:lang w:val="zh_TW" w:bidi="zh_TW"/>
         </w:rPr>
-        <w:t>上述各種交換媒介皆屬可量度或可計數之物，人們也嘗試建立它們彼此之間的標準兌換比率。</w:t>
+        <w:t>幫助使用不同語言的人彼此溝通的人；也可指解釋夢境的人。</w:t>
       </w:r>
     </w:p>
     <w:p>
@@ -457,19 +398,25 @@
         <w:rPr>
           <w:lang w:val="zh_TW" w:bidi="zh_TW"/>
         </w:rPr>
-        <w:t>在古代近東，銀是較容易取得的貴金屬，</w:t>
-      </w:r>
-      <w:r>
-        <w:rPr>
-          <w:lang w:val="zh_TW" w:bidi="zh_TW"/>
-        </w:rPr>
-        <w:t>因此在買賣中最常被提及，起初是按重量計算，後來則以鑄幣的形式使用</w:t>
-      </w:r>
-      <w:r>
-        <w:rPr>
-          <w:lang w:val="zh_TW" w:bidi="zh_TW"/>
-        </w:rPr>
-        <w:t>。聖經中最早提到以銀作為交換媒介的例子之一，是在</w:t>
+        <w:t>約瑟與兄弟們交談時，假裝需要解釋者來傳話（</w:t>
+      </w:r>
+      <w:hyperlink r:id="rId17">
+        <w:r>
+          <w:rPr>
+            <w:lang w:val="zh_TW" w:bidi="zh_TW"/>
+          </w:rPr>
+          <w:rPr>
+            <w:color w:val="0000EE"/>
+            <w:u w:val="single"/>
+          </w:rPr>
+          <w:t>創42:23</w:t>
+        </w:r>
+      </w:hyperlink>
+      <w:r>
+        <w:rPr>
+          <w:lang w:val="zh_TW" w:bidi="zh_TW"/>
+        </w:rPr>
+        <w:t>）。此外，人也需要解夢（</w:t>
       </w:r>
       <w:hyperlink r:id="rId18">
         <w:r>
@@ -480,14 +427,14 @@
             <w:color w:val="0000EE"/>
             <w:u w:val="single"/>
           </w:rPr>
-          <w:t>創世記二十章14至16節</w:t>
+          <w:t>創40:8</w:t>
         </w:r>
       </w:hyperlink>
       <w:r>
         <w:rPr>
           <w:lang w:val="zh_TW" w:bidi="zh_TW"/>
         </w:rPr>
-        <w:t>：亞伯拉罕除了得到牲畜與奴僕，還收受了一千銀子。亞伯拉罕又用了四百舍客勒購買麥比拉田與洞穴（</w:t>
+        <w:t>，</w:t>
       </w:r>
       <w:hyperlink r:id="rId19">
         <w:r>
@@ -498,14 +445,14 @@
             <w:color w:val="0000EE"/>
             <w:u w:val="single"/>
           </w:rPr>
-          <w:t>創23:15–16</w:t>
+          <w:t>41:15–16</w:t>
         </w:r>
       </w:hyperlink>
       <w:r>
         <w:rPr>
           <w:lang w:val="zh_TW" w:bidi="zh_TW"/>
         </w:rPr>
-        <w:t>），按照當時的慣例，銀子須在賣主面前秤重，並由見證人核驗（參</w:t>
+        <w:t>；</w:t>
       </w:r>
       <w:hyperlink r:id="rId20">
         <w:r>
@@ -516,7 +463,211 @@
             <w:color w:val="0000EE"/>
             <w:u w:val="single"/>
           </w:rPr>
-          <w:t>耶32:9–10</w:t>
+          <w:t>但2章</w:t>
+        </w:r>
+      </w:hyperlink>
+      <w:r>
+        <w:rPr>
+          <w:lang w:val="zh_TW" w:bidi="zh_TW"/>
+        </w:rPr>
+        <w:t>，</w:t>
+      </w:r>
+      <w:hyperlink r:id="rId21">
+        <w:r>
+          <w:rPr>
+            <w:lang w:val="zh_TW" w:bidi="zh_TW"/>
+          </w:rPr>
+          <w:rPr>
+            <w:color w:val="0000EE"/>
+            <w:u w:val="single"/>
+          </w:rPr>
+          <w:t>4:6</w:t>
+        </w:r>
+      </w:hyperlink>
+      <w:hyperlink r:id="rId22">
+        <w:r>
+          <w:rPr>
+            <w:lang w:val="zh_TW" w:bidi="zh_TW"/>
+          </w:rPr>
+          <w:rPr>
+            <w:color w:val="0000EE"/>
+            <w:u w:val="single"/>
+          </w:rPr>
+          <w:t>–</w:t>
+        </w:r>
+      </w:hyperlink>
+      <w:hyperlink r:id="rId21">
+        <w:r>
+          <w:rPr>
+            <w:lang w:val="zh_TW" w:bidi="zh_TW"/>
+          </w:rPr>
+          <w:rPr>
+            <w:color w:val="0000EE"/>
+            <w:u w:val="single"/>
+          </w:rPr>
+          <w:t>9</w:t>
+        </w:r>
+      </w:hyperlink>
+      <w:r>
+        <w:rPr>
+          <w:lang w:val="zh_TW" w:bidi="zh_TW"/>
+        </w:rPr>
+        <w:t>、</w:t>
+      </w:r>
+      <w:hyperlink r:id="rId21">
+        <w:r>
+          <w:rPr>
+            <w:lang w:val="zh_TW" w:bidi="zh_TW"/>
+          </w:rPr>
+          <w:rPr>
+            <w:color w:val="0000EE"/>
+            <w:u w:val="single"/>
+          </w:rPr>
+          <w:t>18</w:t>
+        </w:r>
+      </w:hyperlink>
+      <w:hyperlink r:id="rId22">
+        <w:r>
+          <w:rPr>
+            <w:lang w:val="zh_TW" w:bidi="zh_TW"/>
+          </w:rPr>
+          <w:rPr>
+            <w:color w:val="0000EE"/>
+            <w:u w:val="single"/>
+          </w:rPr>
+          <w:t>–</w:t>
+        </w:r>
+      </w:hyperlink>
+      <w:hyperlink r:id="rId21">
+        <w:r>
+          <w:rPr>
+            <w:lang w:val="zh_TW" w:bidi="zh_TW"/>
+          </w:rPr>
+          <w:rPr>
+            <w:color w:val="0000EE"/>
+            <w:u w:val="single"/>
+          </w:rPr>
+          <w:t>24</w:t>
+        </w:r>
+      </w:hyperlink>
+      <w:r>
+        <w:rPr>
+          <w:lang w:val="zh_TW" w:bidi="zh_TW"/>
+        </w:rPr>
+        <w:t>，</w:t>
+      </w:r>
+      <w:hyperlink r:id="rId23">
+        <w:r>
+          <w:rPr>
+            <w:lang w:val="zh_TW" w:bidi="zh_TW"/>
+          </w:rPr>
+          <w:rPr>
+            <w:color w:val="0000EE"/>
+            <w:u w:val="single"/>
+          </w:rPr>
+          <w:t>5:7</w:t>
+        </w:r>
+      </w:hyperlink>
+      <w:hyperlink r:id="rId24">
+        <w:r>
+          <w:rPr>
+            <w:lang w:val="zh_TW" w:bidi="zh_TW"/>
+          </w:rPr>
+          <w:rPr>
+            <w:color w:val="0000EE"/>
+            <w:u w:val="single"/>
+          </w:rPr>
+          <w:t>–</w:t>
+        </w:r>
+      </w:hyperlink>
+      <w:hyperlink r:id="rId23">
+        <w:r>
+          <w:rPr>
+            <w:lang w:val="zh_TW" w:bidi="zh_TW"/>
+          </w:rPr>
+          <w:rPr>
+            <w:color w:val="0000EE"/>
+            <w:u w:val="single"/>
+          </w:rPr>
+          <w:t>8</w:t>
+        </w:r>
+      </w:hyperlink>
+      <w:r>
+        <w:rPr>
+          <w:lang w:val="zh_TW" w:bidi="zh_TW"/>
+        </w:rPr>
+        <w:t>、</w:t>
+      </w:r>
+      <w:hyperlink r:id="rId23">
+        <w:r>
+          <w:rPr>
+            <w:lang w:val="zh_TW" w:bidi="zh_TW"/>
+          </w:rPr>
+          <w:rPr>
+            <w:color w:val="0000EE"/>
+            <w:u w:val="single"/>
+          </w:rPr>
+          <w:t>12</w:t>
+        </w:r>
+      </w:hyperlink>
+      <w:hyperlink r:id="rId24">
+        <w:r>
+          <w:rPr>
+            <w:lang w:val="zh_TW" w:bidi="zh_TW"/>
+          </w:rPr>
+          <w:rPr>
+            <w:color w:val="0000EE"/>
+            <w:u w:val="single"/>
+          </w:rPr>
+          <w:t>–</w:t>
+        </w:r>
+      </w:hyperlink>
+      <w:hyperlink r:id="rId23">
+        <w:r>
+          <w:rPr>
+            <w:lang w:val="zh_TW" w:bidi="zh_TW"/>
+          </w:rPr>
+          <w:rPr>
+            <w:color w:val="0000EE"/>
+            <w:u w:val="single"/>
+          </w:rPr>
+          <w:t>17</w:t>
+        </w:r>
+      </w:hyperlink>
+      <w:r>
+        <w:rPr>
+          <w:lang w:val="zh_TW" w:bidi="zh_TW"/>
+        </w:rPr>
+        <w:t>，</w:t>
+      </w:r>
+      <w:hyperlink r:id="rId25">
+        <w:r>
+          <w:rPr>
+            <w:lang w:val="zh_TW" w:bidi="zh_TW"/>
+          </w:rPr>
+          <w:rPr>
+            <w:color w:val="0000EE"/>
+            <w:u w:val="single"/>
+          </w:rPr>
+          <w:t>7:16</w:t>
+        </w:r>
+      </w:hyperlink>
+      <w:r>
+        <w:rPr>
+          <w:lang w:val="zh_TW" w:bidi="zh_TW"/>
+        </w:rPr>
+        <w:t>）。有時，解釋者也指居中調解的人（</w:t>
+      </w:r>
+      <w:hyperlink r:id="rId26">
+        <w:r>
+          <w:rPr>
+            <w:lang w:val="zh_TW" w:bidi="zh_TW"/>
+          </w:rPr>
+          <w:rPr>
+            <w:color w:val="0000EE"/>
+            <w:u w:val="single"/>
+          </w:rPr>
+          <w:t>伯33:23</w:t>
         </w:r>
       </w:hyperlink>
       <w:r>
@@ -537,9 +688,9 @@
         <w:rPr>
           <w:lang w:val="zh_TW" w:bidi="zh_TW"/>
         </w:rPr>
-        <w:t>由於這些事件約在公元前二千年，「舍客勒」一詞在此不應理解為後期所熟悉的硬幣名稱，而是指某一固定重量的銀。後來，約瑟的兄長們以二十舍客勒銀子把他賣給了旅行的商人（</w:t>
-      </w:r>
-      <w:hyperlink r:id="rId21">
+        <w:t>當以斯拉和尼希米向被擄歸回的猶太人宣讀摩西律法時，他們也充當解釋者或翻譯者（</w:t>
+      </w:r>
+      <w:hyperlink r:id="rId27">
         <w:r>
           <w:rPr>
             <w:lang w:val="zh_TW" w:bidi="zh_TW"/>
@@ -548,106 +699,14 @@
             <w:color w:val="0000EE"/>
             <w:u w:val="single"/>
           </w:rPr>
-          <w:t>創37:28</w:t>
+          <w:t>尼8:8–9</w:t>
         </w:r>
       </w:hyperlink>
       <w:r>
         <w:rPr>
           <w:lang w:val="zh_TW" w:bidi="zh_TW"/>
         </w:rPr>
-        <w:t>）。此外，</w:t>
-      </w:r>
-      <w:hyperlink r:id="rId22">
-        <w:r>
-          <w:rPr>
-            <w:lang w:val="zh_TW" w:bidi="zh_TW"/>
-          </w:rPr>
-          <w:rPr>
-            <w:color w:val="0000EE"/>
-            <w:u w:val="single"/>
-          </w:rPr>
-          <w:t>創世記三十三章19節</w:t>
-        </w:r>
-      </w:hyperlink>
-      <w:r>
-        <w:rPr>
-          <w:lang w:val="zh_TW" w:bidi="zh_TW"/>
-        </w:rPr>
-        <w:t>提到另一種金屬重量單位——</w:t>
-      </w:r>
-      <w:r>
-        <w:rPr>
-          <w:i/>
-          <w:lang w:val="zh_TW" w:bidi="zh_TW"/>
-        </w:rPr>
-        <w:t>克斯塔</w:t>
-      </w:r>
-      <w:r>
-        <w:rPr>
-          <w:lang w:val="zh_TW" w:bidi="zh_TW"/>
-        </w:rPr>
-        <w:t>（</w:t>
-      </w:r>
-      <w:r>
-        <w:rPr>
-          <w:i/>
-          <w:lang w:val="zh_TW" w:bidi="zh_TW"/>
-        </w:rPr>
-        <w:t>kesitah</w:t>
-      </w:r>
-      <w:r>
-        <w:rPr>
-          <w:lang w:val="zh_TW" w:bidi="zh_TW"/>
-        </w:rPr>
-        <w:t>；譯註：和合本未譯為「</w:t>
-      </w:r>
-      <w:r>
-        <w:rPr>
-          <w:lang w:val="zh_TW" w:bidi="zh_TW"/>
-        </w:rPr>
-        <w:t>一百塊銀子」</w:t>
-      </w:r>
-      <w:r>
-        <w:rPr>
-          <w:lang w:val="zh_TW" w:bidi="zh_TW"/>
-        </w:rPr>
-        <w:t>）——與雅各購買一塊田地有關；這個用語在</w:t>
-      </w:r>
-      <w:hyperlink r:id="rId23">
-        <w:r>
-          <w:rPr>
-            <w:lang w:val="zh_TW" w:bidi="zh_TW"/>
-          </w:rPr>
-          <w:rPr>
-            <w:color w:val="0000EE"/>
-            <w:u w:val="single"/>
-          </w:rPr>
-          <w:t>約書亞記二十四章32節</w:t>
-        </w:r>
-      </w:hyperlink>
-      <w:r>
-        <w:rPr>
-          <w:lang w:val="zh_TW" w:bidi="zh_TW"/>
-        </w:rPr>
-        <w:t>和</w:t>
-      </w:r>
-      <w:hyperlink r:id="rId24">
-        <w:r>
-          <w:rPr>
-            <w:lang w:val="zh_TW" w:bidi="zh_TW"/>
-          </w:rPr>
-          <w:rPr>
-            <w:color w:val="0000EE"/>
-            <w:u w:val="single"/>
-          </w:rPr>
-          <w:t>約伯記四十二章11節</w:t>
-        </w:r>
-      </w:hyperlink>
-      <w:r>
-        <w:rPr>
-          <w:lang w:val="zh_TW" w:bidi="zh_TW"/>
-        </w:rPr>
-        <w:t>中再次出現（譯註：和合本未譯出此單位）。這個單位可能代表相當於一隻羊的貨幣價值的數量。</w:t>
+        <w:t>）。那些百姓大概已經不懂希伯來文。</w:t>
       </w:r>
     </w:p>
     <w:p>
@@ -661,35 +720,27 @@
         <w:rPr>
           <w:lang w:val="zh_TW" w:bidi="zh_TW"/>
         </w:rPr>
-        <w:t>隨著時間的推移，大型牲畜與實物作為交換媒介顯得笨重不便，金屬</w:t>
-      </w:r>
-      <w:r>
-        <w:rPr>
-          <w:lang w:val="zh_TW" w:bidi="zh_TW"/>
-        </w:rPr>
-        <w:t>因此逐漸受到青睞</w:t>
-      </w:r>
-      <w:r>
-        <w:rPr>
-          <w:lang w:val="zh_TW" w:bidi="zh_TW"/>
-        </w:rPr>
-        <w:t>。然而，大量貴金屬的運輸仍是一大難題，因此人們需要設計出便於辨識、取用與存放有價金屬的方式。</w:t>
+        <w:t>在新約聖經時代，解釋者可以：</w:t>
       </w:r>
     </w:p>
     <w:p>
-      <w:pPr/>
-      <w:r>
-        <w:rPr>
-          <w:lang w:val="zh_TW" w:bidi="zh_TW"/>
-        </w:rPr>
-      </w:r>
-      <w:r>
-        <w:rPr>
-          <w:lang w:val="zh_TW" w:bidi="zh_TW"/>
-        </w:rPr>
-        <w:t>多年來，交易用金屬被設計為較一致的形狀。埃及浮雕顯示出銀可堆疊或捆綁成束；雅各的兒子們從埃及買糧，也可能是以類似方式運送銀錢（</w:t>
-      </w:r>
-      <w:hyperlink r:id="rId25">
+      <w:pPr>
+        <w:pStyle w:val="ListBullet"/>
+        <w:spacing w:line="240" w:lineRule="auto"/>
+        <w:ind w:left="720"/>
+      </w:pPr>
+      <w:r>
+        <w:rPr>
+          <w:lang w:val="zh_TW" w:bidi="zh_TW"/>
+        </w:rPr>
+      </w:r>
+      <w:r>
+        <w:rPr>
+          <w:lang w:val="zh_TW" w:bidi="zh_TW"/>
+        </w:rPr>
+        <w:t>解釋說方言之人的話（</w:t>
+      </w:r>
+      <w:hyperlink r:id="rId28">
         <w:r>
           <w:rPr>
             <w:lang w:val="zh_TW" w:bidi="zh_TW"/>
@@ -698,16 +749,34 @@
             <w:color w:val="0000EE"/>
             <w:u w:val="single"/>
           </w:rPr>
-          <w:t>創42:35</w:t>
+          <w:t>林前14:28</w:t>
         </w:r>
       </w:hyperlink>
       <w:r>
         <w:rPr>
           <w:lang w:val="zh_TW" w:bidi="zh_TW"/>
         </w:rPr>
-        <w:t>）。大約在公元前1500年，已有鑄成錠、條、舌形或動物頭形的金屬塊流通，亦有金圓片與金線圈。最受歡迎、也最容易被接受的金屬貨幣形式，往往是那些野被設計為首飾的物件。米甸人的戰利品中包括金鍊子、手鐲、印戒與耳環（</w:t>
-      </w:r>
-      <w:hyperlink r:id="rId26">
+        <w:t>）</w:t>
+      </w:r>
+    </w:p>
+    <w:p>
+      <w:pPr>
+        <w:pStyle w:val="ListBullet"/>
+        <w:spacing w:line="240" w:lineRule="auto"/>
+        <w:ind w:left="720"/>
+      </w:pPr>
+      <w:r>
+        <w:rPr>
+          <w:lang w:val="zh_TW" w:bidi="zh_TW"/>
+        </w:rPr>
+      </w:r>
+      <w:r>
+        <w:rPr>
+          <w:lang w:val="zh_TW" w:bidi="zh_TW"/>
+        </w:rPr>
+        <w:t>傳譯不同的語言（</w:t>
+      </w:r>
+      <w:hyperlink r:id="rId29">
         <w:r>
           <w:rPr>
             <w:lang w:val="zh_TW" w:bidi="zh_TW"/>
@@ -716,16 +785,34 @@
             <w:color w:val="0000EE"/>
             <w:u w:val="single"/>
           </w:rPr>
-          <w:t>民31:50</w:t>
+          <w:t>徒2:6</w:t>
         </w:r>
       </w:hyperlink>
       <w:r>
         <w:rPr>
           <w:lang w:val="zh_TW" w:bidi="zh_TW"/>
         </w:rPr>
-        <w:t>）。其中手鐲與戒指很可能具有相對標準化的重量，因而可直接充當貨幣使用。利百加從未婚夫所得的禮物，也以特定重量呈現：半舍客勒重的金環，以及兩個共重十舍客勒的金手鐲（</w:t>
-      </w:r>
-      <w:hyperlink r:id="rId27">
+        <w:t>）</w:t>
+      </w:r>
+    </w:p>
+    <w:p>
+      <w:pPr>
+        <w:pStyle w:val="ListBullet"/>
+        <w:spacing w:line="240" w:lineRule="auto"/>
+        <w:ind w:left="720"/>
+      </w:pPr>
+      <w:r>
+        <w:rPr>
+          <w:lang w:val="zh_TW" w:bidi="zh_TW"/>
+        </w:rPr>
+      </w:r>
+      <w:r>
+        <w:rPr>
+          <w:lang w:val="zh_TW" w:bidi="zh_TW"/>
+        </w:rPr>
+        <w:t>解釋聖經（</w:t>
+      </w:r>
+      <w:hyperlink r:id="rId30">
         <w:r>
           <w:rPr>
             <w:lang w:val="zh_TW" w:bidi="zh_TW"/>
@@ -734,876 +821,14 @@
             <w:color w:val="0000EE"/>
             <w:u w:val="single"/>
           </w:rPr>
-          <w:t>創24:22</w:t>
+          <w:t>路24:27</w:t>
         </w:r>
       </w:hyperlink>
       <w:r>
         <w:rPr>
           <w:lang w:val="zh_TW" w:bidi="zh_TW"/>
         </w:rPr>
-        <w:t>）。約伯從親族那裡得到一個金環（</w:t>
-      </w:r>
-      <w:hyperlink r:id="rId24">
-        <w:r>
-          <w:rPr>
-            <w:lang w:val="zh_TW" w:bidi="zh_TW"/>
-          </w:rPr>
-          <w:rPr>
-            <w:color w:val="0000EE"/>
-            <w:u w:val="single"/>
-          </w:rPr>
-          <w:t>伯42:11</w:t>
-        </w:r>
-      </w:hyperlink>
-      <w:r>
-        <w:rPr>
-          <w:lang w:val="zh_TW" w:bidi="zh_TW"/>
-        </w:rPr>
-        <w:t>），若金環不代表某種固定貨幣的價值，眾人不太可能不約而同送出同類型的禮物。</w:t>
-      </w:r>
-    </w:p>
-    <w:p>
-      <w:pPr/>
-      <w:r>
-        <w:rPr>
-          <w:lang w:val="zh_TW" w:bidi="zh_TW"/>
-        </w:rPr>
-      </w:r>
-      <w:hyperlink r:id="rId28">
-        <w:r>
-          <w:rPr>
-            <w:lang w:val="zh_TW" w:bidi="zh_TW"/>
-          </w:rPr>
-          <w:rPr>
-            <w:color w:val="0000EE"/>
-            <w:u w:val="single"/>
-          </w:rPr>
-          <w:t>申命記十四章25節</w:t>
-        </w:r>
-      </w:hyperlink>
-      <w:r>
-        <w:rPr>
-          <w:lang w:val="zh_TW" w:bidi="zh_TW"/>
-        </w:rPr>
-        <w:t>中提到「</w:t>
-      </w:r>
-      <w:r>
-        <w:rPr>
-          <w:lang w:val="zh_TW" w:bidi="zh_TW"/>
-        </w:rPr>
-        <w:t>將銀子包起來</w:t>
-      </w:r>
-      <w:r>
-        <w:rPr>
-          <w:lang w:val="zh_TW" w:bidi="zh_TW"/>
-        </w:rPr>
-        <w:t>」，這暗示著可以將銀條綁在一起或將銀環串起來。無論是哪種方式，運輸都會更加方便。</w:t>
-      </w:r>
-    </w:p>
-    <w:p>
-      <w:pPr/>
-      <w:r>
-        <w:rPr>
-          <w:lang w:val="zh_TW" w:bidi="zh_TW"/>
-        </w:rPr>
-      </w:r>
-      <w:r>
-        <w:rPr>
-          <w:lang w:val="zh_TW" w:bidi="zh_TW"/>
-        </w:rPr>
-        <w:t>摩西時代提到的銀重量價值可以從購買力的角度來理解。一隻公羊可以用兩舍客勒購買，而五十舍客勒是約一賀梅珥（homer）大麥的價格（</w:t>
-      </w:r>
-      <w:hyperlink r:id="rId29">
-        <w:r>
-          <w:rPr>
-            <w:lang w:val="zh_TW" w:bidi="zh_TW"/>
-          </w:rPr>
-          <w:rPr>
-            <w:color w:val="0000EE"/>
-            <w:u w:val="single"/>
-          </w:rPr>
-          <w:t>利27:16</w:t>
-        </w:r>
-      </w:hyperlink>
-      <w:r>
-        <w:rPr>
-          <w:lang w:val="zh_TW" w:bidi="zh_TW"/>
-        </w:rPr>
-        <w:t>）。在以利沙的時代的豐收年，一舍客勒可以買到一</w:t>
-      </w:r>
-      <w:r>
-        <w:rPr>
-          <w:lang w:val="zh_TW" w:bidi="zh_TW"/>
-        </w:rPr>
-        <w:t>細亞（seah）</w:t>
-      </w:r>
-      <w:r>
-        <w:rPr>
-          <w:lang w:val="zh_TW" w:bidi="zh_TW"/>
-        </w:rPr>
-        <w:t>細麵或二</w:t>
-      </w:r>
-      <w:r>
-        <w:rPr>
-          <w:lang w:val="zh_TW" w:bidi="zh_TW"/>
-        </w:rPr>
-        <w:t>細亞</w:t>
-      </w:r>
-      <w:r>
-        <w:rPr>
-          <w:lang w:val="zh_TW" w:bidi="zh_TW"/>
-        </w:rPr>
-        <w:t>的大麥（</w:t>
-      </w:r>
-      <w:hyperlink r:id="rId30">
-        <w:r>
-          <w:rPr>
-            <w:lang w:val="zh_TW" w:bidi="zh_TW"/>
-          </w:rPr>
-          <w:rPr>
-            <w:color w:val="0000EE"/>
-            <w:u w:val="single"/>
-          </w:rPr>
-          <w:t>王下7:16</w:t>
-        </w:r>
-      </w:hyperlink>
-      <w:r>
-        <w:rPr>
-          <w:lang w:val="zh_TW" w:bidi="zh_TW"/>
-        </w:rPr>
-        <w:t>）。當然，這類貨幣估值會受到供需問題等經濟因素的影響。</w:t>
-      </w:r>
-    </w:p>
-    <w:p>
-      <w:pPr/>
-      <w:r>
-        <w:rPr>
-          <w:lang w:val="zh_TW" w:bidi="zh_TW"/>
-        </w:rPr>
-      </w:r>
-      <w:r>
-        <w:rPr>
-          <w:lang w:val="zh_TW" w:bidi="zh_TW"/>
-        </w:rPr>
-        <w:t>目測估算在判斷貨幣價值時並不準確，且毫無疑問，在金屬稱重和檢查中，欺詐行為相當普遍。稱重是重大交易的必要程序，但也十分耗時。為確保重量——通常是青銅、鐵或經加工的石塊——的準確度，這些石塊上常帶有某種印記。這種做法一旦普及，人們就能很自然就會進一步將印記標記在作為貨幣的金屬物件本身（如舌形塊、金屬條、手鐲等）上。下一步，便是把銀塊加以打印以證明其貨幣價值，這就是硬幣的前身。在被擄時期以前的古代近東並無硬幣的概念。因此，任何在此之前提到的金錢，無論有無印記，都指的是金條、手鐲、戒指或其它金屬物品。</w:t>
-      </w:r>
-    </w:p>
-    <w:p>
-      <w:pPr/>
-      <w:r>
-        <w:rPr>
-          <w:lang w:val="zh_TW" w:bidi="zh_TW"/>
-        </w:rPr>
-      </w:r>
-      <w:r>
-        <w:rPr>
-          <w:lang w:val="zh_TW" w:bidi="zh_TW"/>
-        </w:rPr>
-        <w:t>最早的鑄幣來自小亞細亞的呂底亞王國，傳統上歸功於該地極富有的統治者哥羅塞（Croesus；公元前560至546年）。呂底亞硬幣多以銀金礦（electrum，天然金銀合金）鑄造，上面刻有獅子和公牛的圖案；與多數早期硬幣相似，其背面僅有一個打孔印記。</w:t>
-      </w:r>
-    </w:p>
-    <w:p>
-      <w:pPr/>
-      <w:r>
-        <w:rPr>
-          <w:lang w:val="zh_TW" w:bidi="zh_TW"/>
-        </w:rPr>
-      </w:r>
-      <w:r>
-        <w:rPr>
-          <w:lang w:val="zh_TW" w:bidi="zh_TW"/>
-        </w:rPr>
-        <w:t>最初硬幣不僅代表價值，其重量本身也相當於其所含金銀的價值。因此，許多早期硬幣曾受到一些古代懷疑者的嚴格測試，他們希望確保硬幣是純銀，而非外部鍍銀的廉價金屬。</w:t>
-      </w:r>
-    </w:p>
-    <w:p>
-      <w:pPr/>
-      <w:r>
-        <w:rPr>
-          <w:lang w:val="zh_TW" w:bidi="zh_TW"/>
-        </w:rPr>
-      </w:r>
-      <w:r>
-        <w:rPr>
-          <w:lang w:val="zh_TW" w:bidi="zh_TW"/>
-        </w:rPr>
-        <w:t>銀或金的純度也會影響硬幣的流通與接受程度。故在希臘羅馬時期，泰爾所發行的「四德拉克馬」（tetradrachma）因金屬純度而成了最廣泛被接受的銀幣之一。</w:t>
-      </w:r>
-    </w:p>
-    <w:p>
-      <w:pPr/>
-      <w:r>
-        <w:rPr>
-          <w:lang w:val="zh_TW" w:bidi="zh_TW"/>
-        </w:rPr>
-      </w:r>
-      <w:r>
-        <w:rPr>
-          <w:lang w:val="zh_TW" w:bidi="zh_TW"/>
-        </w:rPr>
-        <w:t>硬幣的使用並未使稱重完全消失；因自硬幣在公元前六世紀硬幣出現以來，刮削、剪邊的詐騙行為極為常見，並困擾著後續所有的鑄幣。直到十八世紀末的英國，藉著在較貴重的硬幣邊緣刻溝（milling / reeding）的工藝，才有效抑制此問題。</w:t>
-      </w:r>
-    </w:p>
-    <w:p>
-      <w:pPr/>
-      <w:r>
-        <w:rPr>
-          <w:lang w:val="zh_TW" w:bidi="zh_TW"/>
-        </w:rPr>
-      </w:r>
-      <w:r>
-        <w:rPr>
-          <w:lang w:val="zh_TW" w:bidi="zh_TW"/>
-        </w:rPr>
-        <w:t>在公元前六世紀，當猶太人自巴比倫被擄歸回時，硬幣以及其它形式的金銀也用於重建耶路撒冷聖殿的捐獻中。文中提到的金幣為「達利克（daric）」；此詞顯然是源於波斯大流士一世（Darius I ，公元前521–486年）之名，並廣為通行，甚至出現在較晚撰寫、卻追述更早時代的經文中（參</w:t>
-      </w:r>
-      <w:hyperlink r:id="rId31">
-        <w:r>
-          <w:rPr>
-            <w:lang w:val="zh_TW" w:bidi="zh_TW"/>
-          </w:rPr>
-          <w:rPr>
-            <w:color w:val="0000EE"/>
-            <w:u w:val="single"/>
-          </w:rPr>
-          <w:t>代上29:7</w:t>
-        </w:r>
-      </w:hyperlink>
-      <w:r>
-        <w:rPr>
-          <w:lang w:val="zh_TW" w:bidi="zh_TW"/>
-        </w:rPr>
-        <w:t>）。</w:t>
-      </w:r>
-    </w:p>
-    <w:p>
-      <w:pPr/>
-      <w:r>
-        <w:rPr>
-          <w:lang w:val="zh_TW" w:bidi="zh_TW"/>
-        </w:rPr>
-      </w:r>
-      <w:r>
-        <w:rPr>
-          <w:lang w:val="zh_TW" w:bidi="zh_TW"/>
-        </w:rPr>
-        <w:t>在公元前六世紀之前，具備製造硬幣所需技能的工匠很少，因此最早的達里克金幣可能是在撒狄（Sardis）鑄造的。當波斯人佔領該地區時，接管了鑄幣廠，但生產方式仍照舊進行。</w:t>
-      </w:r>
-    </w:p>
-    <w:p>
-      <w:pPr/>
-      <w:r>
-        <w:rPr>
-          <w:lang w:val="zh_TW" w:bidi="zh_TW"/>
-        </w:rPr>
-      </w:r>
-      <w:r>
-        <w:rPr>
-          <w:lang w:val="zh_TW" w:bidi="zh_TW"/>
-        </w:rPr>
-        <w:t>波斯帝國西部地區可能較常使用銀幣而非金幣。根據一些傳統說法，鑄幣在希臘埃伊納島（Aegina）發展的時間，大約與呂底亞人首次採用硬幣概念的時期相當。目前出土可考的最早希臘銀幣之一可追溯至公元前六世紀，鑄造於希臘北部。</w:t>
-      </w:r>
-    </w:p>
-    <w:p>
-      <w:pPr/>
-      <w:r>
-        <w:rPr>
-          <w:lang w:val="zh_TW" w:bidi="zh_TW"/>
-        </w:rPr>
-      </w:r>
-      <w:r>
-        <w:rPr>
-          <w:lang w:val="zh_TW" w:bidi="zh_TW"/>
-        </w:rPr>
-        <w:t>當時流通的還有公元前五世紀雅典四德拉克馬硬幣，其正反兩面皆有模具，硬幣上描繪了雅典娜女神（Athena）頭像和雅典娜的貓頭鷹（Owl of Athena）。</w:t>
-      </w:r>
-    </w:p>
-    <w:p>
-      <w:pPr/>
-      <w:r>
-        <w:rPr>
-          <w:lang w:val="zh_TW" w:bidi="zh_TW"/>
-        </w:rPr>
-      </w:r>
-      <w:r>
-        <w:rPr>
-          <w:lang w:val="zh_TW" w:bidi="zh_TW"/>
-        </w:rPr>
-        <w:t>雖然許多同時期硬幣的含銀量下降，雅典四德拉克馬卻長期維持高純度；在政治動盪、地方貨幣純度可疑的地區，自然提高了其接受度。由於含銀量穩定，且希臘勢力迅速擴張，雅典四德拉克馬在約二百年間幾乎是以同一方式持續鑄造並使用；許多這類硬幣在整個東地中海地區的寶藏中都有出土。</w:t>
-      </w:r>
-    </w:p>
-    <w:p>
-      <w:pPr/>
-      <w:r>
-        <w:rPr>
-          <w:lang w:val="zh_TW" w:bidi="zh_TW"/>
-        </w:rPr>
-      </w:r>
-      <w:r>
-        <w:rPr>
-          <w:lang w:val="zh_TW" w:bidi="zh_TW"/>
-        </w:rPr>
-        <w:t>毫無疑問，到公元前四世紀時，猶太地已有當地的鑄幣廠，因考古發掘出了仿雅典四德拉克馬的銀幣，但其上刻有「伊胡得（Jehud）」字樣。</w:t>
-      </w:r>
-    </w:p>
-    <w:p>
-      <w:pPr/>
-      <w:r>
-        <w:rPr>
-          <w:lang w:val="zh_TW" w:bidi="zh_TW"/>
-        </w:rPr>
-      </w:r>
-      <w:r>
-        <w:rPr>
-          <w:lang w:val="zh_TW" w:bidi="zh_TW"/>
-        </w:rPr>
-        <w:t>由於希臘和羅馬時代貿易的廣泛發展，來自大城市的硬幣在地中海沿岸地區普遍被接受。這些硬幣在內陸地區也得到青睞，尤其是商路穿越之處，或屬於較大帝國統治範圍的區域。</w:t>
-      </w:r>
-    </w:p>
-    <w:p>
-      <w:pPr/>
-      <w:r>
-        <w:rPr>
-          <w:lang w:val="zh_TW" w:bidi="zh_TW"/>
-        </w:rPr>
-      </w:r>
-      <w:r>
-        <w:rPr>
-          <w:lang w:val="zh_TW" w:bidi="zh_TW"/>
-        </w:rPr>
-        <w:t>在公元前四世紀末，迦薩、約帕和泰爾設立了鑄幣廠以生產當地貨幣。在這個時期，西頓繼續作為銀幣的重要供應地，這一地位自公元前五世紀以來一直保持不變。</w:t>
-      </w:r>
-    </w:p>
-    <w:p>
-      <w:pPr/>
-      <w:r>
-        <w:rPr>
-          <w:lang w:val="zh_TW" w:bidi="zh_TW"/>
-        </w:rPr>
-      </w:r>
-      <w:r>
-        <w:rPr>
-          <w:lang w:val="zh_TW" w:bidi="zh_TW"/>
-        </w:rPr>
-        <w:t>當西流古王朝（Seleucids）在公元前198年取得猶太地控制權後，因敘利亞人試圖將猶太人希臘化，一個政治動盪時期便開始了。猶太人對希臘文化的反感與對傳統信仰干涉的抵抗日益升高，終於在馬加比家族之父瑪他提亞的領導下，於公元前167年發起了一場游擊起義。</w:t>
-      </w:r>
-    </w:p>
-    <w:p>
-      <w:pPr/>
-      <w:r>
-        <w:rPr>
-          <w:lang w:val="zh_TW" w:bidi="zh_TW"/>
-        </w:rPr>
-      </w:r>
-      <w:r>
-        <w:rPr>
-          <w:lang w:val="zh_TW" w:bidi="zh_TW"/>
-        </w:rPr>
-        <w:t>當戰情一度有利於馬加比人時，敘利亞王安提阿古（Antiochus ）授予西門·馬加比（Simon Maccabeus）鑄造自己錢幣的權利（</w:t>
-      </w:r>
-      <w:hyperlink r:id="rId32">
-        <w:r>
-          <w:rPr>
-            <w:lang w:val="zh_TW" w:bidi="zh_TW"/>
-          </w:rPr>
-          <w:rPr>
-            <w:color w:val="0000EE"/>
-            <w:u w:val="single"/>
-          </w:rPr>
-          <w:t>馬加比一書15:6</w:t>
-        </w:r>
-      </w:hyperlink>
-      <w:r>
-        <w:rPr>
-          <w:lang w:val="zh_TW" w:bidi="zh_TW"/>
-        </w:rPr>
-        <w:t>），但在他能夠利用這一象徵獨立的權利之前，權力的平衡再次改變。猶太地再次成為附庸國，鑄幣許可也迅速被撤回。</w:t>
-      </w:r>
-    </w:p>
-    <w:p>
-      <w:pPr/>
-      <w:r>
-        <w:rPr>
-          <w:lang w:val="zh_TW" w:bidi="zh_TW"/>
-        </w:rPr>
-      </w:r>
-      <w:r>
-        <w:rPr>
-          <w:lang w:val="zh_TW" w:bidi="zh_TW"/>
-        </w:rPr>
-        <w:t>西門・馬加比的兒子約翰・許爾堪（John Hyrcanus）成功擊敗衰弱的敘利亞人，並在公元前129年宣告獨立。大約在公元前110年鑄造的小型青銅幣，正面刻有花冠，並附上「約哈難（Johanan）大祭司與猶太人的會眾」的銘文；背面則展示了帶有罌粟頭的雙重豐饒之角（double cornucopia），二者皆是希臘象徵豐饒的圖案。這些錢幣被視為最早出現的猶太錢幣。</w:t>
-      </w:r>
-    </w:p>
-    <w:p>
-      <w:pPr/>
-      <w:r>
-        <w:rPr>
-          <w:lang w:val="zh_TW" w:bidi="zh_TW"/>
-        </w:rPr>
-      </w:r>
-      <w:r>
-        <w:rPr>
-          <w:lang w:val="zh_TW" w:bidi="zh_TW"/>
-        </w:rPr>
-        <w:t>由於缺乏熟練的工匠和良好的鑄幣廠，這些硬幣造型簡單樸素也就不足為奇。因此，它們與當時許多硬幣複雜且精美的設計風格迥異。</w:t>
-      </w:r>
-    </w:p>
-    <w:p>
-      <w:pPr/>
-      <w:r>
-        <w:rPr>
-          <w:lang w:val="zh_TW" w:bidi="zh_TW"/>
-        </w:rPr>
-      </w:r>
-      <w:r>
-        <w:rPr>
-          <w:lang w:val="zh_TW" w:bidi="zh_TW"/>
-        </w:rPr>
-        <w:t>同時，根據西流古的命令，泰爾和西頓的腓尼基城市繼續鑄造銀幣。直到羅馬時代，這些銀幣在巴勒斯坦的日常使用中一直是最受歡迎的，並且與羅馬貨幣長期並行流通。</w:t>
-      </w:r>
-    </w:p>
-    <w:p>
-      <w:pPr/>
-      <w:r>
-        <w:rPr>
-          <w:lang w:val="zh_TW" w:bidi="zh_TW"/>
-        </w:rPr>
-      </w:r>
-      <w:r>
-        <w:rPr>
-          <w:i/>
-          <w:lang w:val="zh_TW" w:bidi="zh_TW"/>
-        </w:rPr>
-        <w:t>另見</w:t>
-      </w:r>
-      <w:r>
-        <w:rPr>
-          <w:lang w:val="zh_TW" w:bidi="zh_TW"/>
-        </w:rPr>
-        <w:t>銀行業者、銀行業</w:t>
-      </w:r>
-      <w:r>
-        <w:rPr>
-          <w:lang w:val="zh_TW" w:bidi="zh_TW"/>
-        </w:rPr>
-        <w:t>；</w:t>
-      </w:r>
-      <w:r>
-        <w:rPr>
-          <w:lang w:val="zh_TW" w:bidi="zh_TW"/>
-        </w:rPr>
-        <w:t>銀錢</w:t>
-      </w:r>
-      <w:r>
-        <w:rPr>
-          <w:lang w:val="zh_TW" w:bidi="zh_TW"/>
-        </w:rPr>
-        <w:t>；</w:t>
-      </w:r>
-      <w:r>
-        <w:rPr>
-          <w:lang w:val="zh_TW" w:bidi="zh_TW"/>
-        </w:rPr>
-        <w:t>錢幣兌換者</w:t>
-      </w:r>
-      <w:r>
-        <w:rPr>
-          <w:lang w:val="zh_TW" w:bidi="zh_TW"/>
-        </w:rPr>
-        <w:t>。</w:t>
-      </w:r>
-      <w:r>
-        <w:rPr>
-          <w:lang w:val="zh_TW" w:bidi="zh_TW"/>
-        </w:rPr>
-      </w:r>
-      <w:r>
-        <w:rPr>
-          <w:lang w:val="zh_TW" w:bidi="zh_TW"/>
-        </w:rPr>
-      </w:r>
-    </w:p>
-    <w:p>
-      <w:pPr/>
-      <w:r>
-        <w:rPr>
-          <w:lang w:val="zh_TW" w:bidi="zh_TW"/>
-        </w:rPr>
-      </w:r>
-    </w:p>
-    <w:p>
-      <w:pPr>
-        <w:pStyle w:val="Heading2"/>
-      </w:pPr>
-      <w:r>
-        <w:rPr>
-          <w:lang w:val="zh_TW" w:bidi="zh_TW"/>
-        </w:rPr>
-        <w:t>金屬工匠</w:t>
-      </w:r>
-      <w:r>
-        <w:rPr>
-          <w:lang w:val="zh_TW" w:bidi="zh_TW"/>
-        </w:rPr>
-      </w:r>
-    </w:p>
-    <w:p>
-      <w:pPr/>
-      <w:r>
-        <w:rPr>
-          <w:lang w:val="zh_TW" w:bidi="zh_TW"/>
-        </w:rPr>
-      </w:r>
-      <w:r>
-        <w:rPr>
-          <w:lang w:val="zh_TW" w:bidi="zh_TW"/>
-        </w:rPr>
-        <w:t>金屬工人；即鐵匠。聖經中最早被提及的金屬工匠是土八‧該隱（</w:t>
-      </w:r>
-      <w:hyperlink r:id="rId33">
-        <w:r>
-          <w:rPr>
-            <w:lang w:val="zh_TW" w:bidi="zh_TW"/>
-          </w:rPr>
-          <w:rPr>
-            <w:color w:val="0000EE"/>
-            <w:u w:val="single"/>
-          </w:rPr>
-          <w:t>創4:22</w:t>
-        </w:r>
-      </w:hyperlink>
-      <w:r>
-        <w:rPr>
-          <w:lang w:val="zh_TW" w:bidi="zh_TW"/>
-        </w:rPr>
-        <w:t>）。這個詞涵蓋了各種類型的金屬工匠：銅、青銅、鐵、銀和金。銀匠在</w:t>
-      </w:r>
-      <w:hyperlink r:id="rId34">
-        <w:r>
-          <w:rPr>
-            <w:lang w:val="zh_TW" w:bidi="zh_TW"/>
-          </w:rPr>
-          <w:rPr>
-            <w:color w:val="0000EE"/>
-            <w:u w:val="single"/>
-          </w:rPr>
-          <w:t>士師記十七章4節</w:t>
-        </w:r>
-      </w:hyperlink>
-      <w:r>
-        <w:rPr>
-          <w:lang w:val="zh_TW" w:bidi="zh_TW"/>
-        </w:rPr>
-        <w:t>和</w:t>
-      </w:r>
-      <w:hyperlink r:id="rId35">
-        <w:r>
-          <w:rPr>
-            <w:lang w:val="zh_TW" w:bidi="zh_TW"/>
-          </w:rPr>
-          <w:rPr>
-            <w:color w:val="0000EE"/>
-            <w:u w:val="single"/>
-          </w:rPr>
-          <w:t>使徒行傳十九章24節</w:t>
-        </w:r>
-      </w:hyperlink>
-      <w:r>
-        <w:rPr>
-          <w:lang w:val="zh_TW" w:bidi="zh_TW"/>
-        </w:rPr>
-        <w:t>中提到。直至撒母耳時期，以色列境內的鐵匠稀少，甚至可能不存在，以致以色列人必須到非利士人的鐵匠那裡，打磨他們的鐵製工具（</w:t>
-      </w:r>
-      <w:hyperlink r:id="rId36">
-        <w:r>
-          <w:rPr>
-            <w:lang w:val="zh_TW" w:bidi="zh_TW"/>
-          </w:rPr>
-          <w:rPr>
-            <w:color w:val="0000EE"/>
-            <w:u w:val="single"/>
-          </w:rPr>
-          <w:t>撒上13:19</w:t>
-        </w:r>
-      </w:hyperlink>
-      <w:r>
-        <w:rPr>
-          <w:lang w:val="zh_TW" w:bidi="zh_TW"/>
-        </w:rPr>
-        <w:t>）。到了列王時代，以色列的鐵匠十分活躍，但後來被尼布甲尼撒擄走（</w:t>
-      </w:r>
-      <w:hyperlink r:id="rId37">
-        <w:r>
-          <w:rPr>
-            <w:lang w:val="zh_TW" w:bidi="zh_TW"/>
-          </w:rPr>
-          <w:rPr>
-            <w:color w:val="0000EE"/>
-            <w:u w:val="single"/>
-          </w:rPr>
-          <w:t>王下24:14–16</w:t>
-        </w:r>
-      </w:hyperlink>
-      <w:r>
-        <w:rPr>
-          <w:lang w:val="zh_TW" w:bidi="zh_TW"/>
-        </w:rPr>
-        <w:t>；</w:t>
-      </w:r>
-      <w:hyperlink r:id="rId38">
-        <w:r>
-          <w:rPr>
-            <w:lang w:val="zh_TW" w:bidi="zh_TW"/>
-          </w:rPr>
-          <w:rPr>
-            <w:color w:val="0000EE"/>
-            <w:u w:val="single"/>
-          </w:rPr>
-          <w:t>耶24:1</w:t>
-        </w:r>
-      </w:hyperlink>
-      <w:r>
-        <w:rPr>
-          <w:lang w:val="zh_TW" w:bidi="zh_TW"/>
-        </w:rPr>
-        <w:t>，</w:t>
-      </w:r>
-      <w:hyperlink r:id="rId39">
-        <w:r>
-          <w:rPr>
-            <w:lang w:val="zh_TW" w:bidi="zh_TW"/>
-          </w:rPr>
-          <w:rPr>
-            <w:color w:val="0000EE"/>
-            <w:u w:val="single"/>
-          </w:rPr>
-          <w:t>29:2</w:t>
-        </w:r>
-      </w:hyperlink>
-      <w:r>
-        <w:rPr>
-          <w:lang w:val="zh_TW" w:bidi="zh_TW"/>
-        </w:rPr>
-        <w:t>）。關於鐵匠工作的細節在多處經文中有所描述（</w:t>
-      </w:r>
-      <w:hyperlink r:id="rId40">
-        <w:r>
-          <w:rPr>
-            <w:lang w:val="zh_TW" w:bidi="zh_TW"/>
-          </w:rPr>
-          <w:rPr>
-            <w:color w:val="0000EE"/>
-            <w:u w:val="single"/>
-          </w:rPr>
-          <w:t>箴25:4</w:t>
-        </w:r>
-      </w:hyperlink>
-      <w:r>
-        <w:rPr>
-          <w:lang w:val="zh_TW" w:bidi="zh_TW"/>
-        </w:rPr>
-        <w:t>；</w:t>
-      </w:r>
-      <w:hyperlink r:id="rId41">
-        <w:r>
-          <w:rPr>
-            <w:lang w:val="zh_TW" w:bidi="zh_TW"/>
-          </w:rPr>
-          <w:rPr>
-            <w:color w:val="0000EE"/>
-            <w:u w:val="single"/>
-          </w:rPr>
-          <w:t>賽44:12</w:t>
-        </w:r>
-      </w:hyperlink>
-      <w:r>
-        <w:rPr>
-          <w:lang w:val="zh_TW" w:bidi="zh_TW"/>
-        </w:rPr>
-        <w:t>，</w:t>
-      </w:r>
-      <w:hyperlink r:id="rId42">
-        <w:r>
-          <w:rPr>
-            <w:lang w:val="zh_TW" w:bidi="zh_TW"/>
-          </w:rPr>
-          <w:rPr>
-            <w:color w:val="0000EE"/>
-            <w:u w:val="single"/>
-          </w:rPr>
-          <w:t>54:16</w:t>
-        </w:r>
-      </w:hyperlink>
-      <w:r>
-        <w:rPr>
-          <w:lang w:val="zh_TW" w:bidi="zh_TW"/>
-        </w:rPr>
-        <w:t>）。在</w:t>
-      </w:r>
-      <w:hyperlink r:id="rId43">
-        <w:r>
-          <w:rPr>
-            <w:lang w:val="zh_TW" w:bidi="zh_TW"/>
-          </w:rPr>
-          <w:rPr>
-            <w:color w:val="0000EE"/>
-            <w:u w:val="single"/>
-          </w:rPr>
-          <w:t>撒迦利亞書一章20節</w:t>
-        </w:r>
-      </w:hyperlink>
-      <w:r>
-        <w:rPr>
-          <w:lang w:val="zh_TW" w:bidi="zh_TW"/>
-        </w:rPr>
-        <w:t>中提到的匠人可能是鐵匠或鍛工。</w:t>
-      </w:r>
-    </w:p>
-    <w:p>
-      <w:pPr/>
-      <w:r>
-        <w:rPr>
-          <w:lang w:val="zh_TW" w:bidi="zh_TW"/>
-        </w:rPr>
-      </w:r>
-      <w:r>
-        <w:rPr>
-          <w:i/>
-          <w:lang w:val="zh_TW" w:bidi="zh_TW"/>
-        </w:rPr>
-        <w:t>另見</w:t>
-      </w:r>
-      <w:r>
-        <w:rPr>
-          <w:lang w:val="zh_TW" w:bidi="zh_TW"/>
-        </w:rPr>
-        <w:t>礦物和金屬</w:t>
-      </w:r>
-      <w:r>
-        <w:rPr>
-          <w:lang w:val="zh_TW" w:bidi="zh_TW"/>
-        </w:rPr>
-        <w:t>；</w:t>
-      </w:r>
-      <w:r>
-        <w:rPr>
-          <w:lang w:val="zh_TW" w:bidi="zh_TW"/>
-        </w:rPr>
-        <w:t>珍貴的寶石</w:t>
-      </w:r>
-      <w:r>
-        <w:rPr>
-          <w:lang w:val="zh_TW" w:bidi="zh_TW"/>
-        </w:rPr>
-        <w:t>。</w:t>
-      </w:r>
-      <w:r>
-        <w:rPr>
-          <w:lang w:val="zh_TW" w:bidi="zh_TW"/>
-        </w:rPr>
-      </w:r>
-      <w:r>
-        <w:rPr>
-          <w:lang w:val="zh_TW" w:bidi="zh_TW"/>
-        </w:rPr>
-      </w:r>
-    </w:p>
-    <w:p>
-      <w:pPr/>
-      <w:r>
-        <w:rPr>
-          <w:lang w:val="zh_TW" w:bidi="zh_TW"/>
-        </w:rPr>
-      </w:r>
-    </w:p>
-    <w:p>
-      <w:pPr>
-        <w:pStyle w:val="Heading2"/>
-      </w:pPr>
-      <w:r>
-        <w:rPr>
-          <w:lang w:val="zh_TW" w:bidi="zh_TW"/>
-        </w:rPr>
-        <w:t>金字塔型廟宇</w:t>
-      </w:r>
-      <w:r>
-        <w:rPr>
-          <w:lang w:val="zh_TW" w:bidi="zh_TW"/>
-        </w:rPr>
-      </w:r>
-    </w:p>
-    <w:p>
-      <w:pPr/>
-      <w:r>
-        <w:rPr>
-          <w:lang w:val="zh_TW" w:bidi="zh_TW"/>
-        </w:rPr>
-      </w:r>
-      <w:r>
-        <w:rPr>
-          <w:lang w:val="zh_TW" w:bidi="zh_TW"/>
-        </w:rPr>
-        <w:t>這個詞的意思是「廟塔」。金字塔型廟宇的外觀與埃及的階梯金字塔相似，主要用於崇拜。</w:t>
-      </w:r>
-    </w:p>
-    <w:p>
-      <w:pPr/>
-      <w:r>
-        <w:rPr>
-          <w:lang w:val="zh_TW" w:bidi="zh_TW"/>
-        </w:rPr>
-      </w:r>
-      <w:r>
-        <w:rPr>
-          <w:lang w:val="zh_TW" w:bidi="zh_TW"/>
-        </w:rPr>
-        <w:t>美索不達米亞的大城市中經常建有金字塔型廟宇。一般認為，巴別塔就是以這類建築為原型而建造的（</w:t>
-      </w:r>
-      <w:hyperlink r:id="rId44">
-        <w:r>
-          <w:rPr>
-            <w:lang w:val="zh_TW" w:bidi="zh_TW"/>
-          </w:rPr>
-          <w:rPr>
-            <w:color w:val="0000EE"/>
-            <w:u w:val="single"/>
-          </w:rPr>
-          <w:t>創11:1–9</w:t>
-        </w:r>
-      </w:hyperlink>
-      <w:r>
-        <w:rPr>
-          <w:lang w:val="zh_TW" w:bidi="zh_TW"/>
-        </w:rPr>
-        <w:t>）。</w:t>
-      </w:r>
-    </w:p>
-    <w:p>
-      <w:pPr/>
-      <w:r>
-        <w:rPr>
-          <w:lang w:val="zh_TW" w:bidi="zh_TW"/>
-        </w:rPr>
-      </w:r>
-      <w:r>
-        <w:rPr>
-          <w:lang w:val="zh_TW" w:bidi="zh_TW"/>
-        </w:rPr>
-        <w:t>當時的人們普遍相信神靈居住在高處，因此認為在丘陵或山上崇拜更為合適。然而，美索不達米亞地區既沒有丘陵，也缺乏合適的建築石材。於是美索不達米亞人便用泥磚建築。這些由泥磚築成的金字塔型廟宇被設計成仿山丘的形態，讓崇拜者或祭司能夠藉此更接近神靈。</w:t>
-      </w:r>
-    </w:p>
-    <w:p>
-      <w:pPr/>
-      <w:r>
-        <w:rPr>
-          <w:lang w:val="zh_TW" w:bidi="zh_TW"/>
-        </w:rPr>
-      </w:r>
-      <w:r>
-        <w:rPr>
-          <w:lang w:val="zh_TW" w:bidi="zh_TW"/>
-        </w:rPr>
-        <w:t>與埃及金字塔一樣，這些廟塔的底座是正方形的。但它們並非斜面設計，而是由一系列隨著高度增加而逐層縮小的平台所組成。每層之間設有階梯或坡道供人通行，頂層則設有供奉神像的聖所或祭壇，由祭司在那裡舉行宗教儀式。那座位於巴比倫壯觀的七層金字塔型廟宇，其底部邊長將近300英尺（91.4公尺），高度也大約相同。</w:t>
+        <w:t>）</w:t>
       </w:r>
       <w:r>
         <w:rPr>

--- a/zht/docx/074.content.docx
+++ b/zht/docx/074.content.docx
@@ -233,72 +233,48 @@
         </w:rPr>
         <w:t>結伴的客旅是聖經時代由商人、朝聖者或其它客旅組成的隊伍。他們會結伴同行，以便彼此保護。客旅通常使用馱獸運載貨物或個人物品。在公元前1100年左右以前，人們主要使用驢子把貨物從一個地區運往另一個地區；之後，駱駝逐漸普及。古代巴勒斯坦位於地中海與埃及，以及敘利亞、美索不達米亞、阿拉伯和更東方地區之間，因此遍布貿易路線。以色列人對結伴的客旅十分熟悉；在舊約聖經時期，許多結伴的客旅來自外約旦和阿拉伯地區。阿拉伯結伴的客旅經常運送香料和乳香等貨物，這些商品獲利豐厚。示巴的統治者也從事這種貿易（</w:t>
       </w:r>
-      <w:hyperlink r:id="rId13">
-        <w:r>
-          <w:rPr>
-            <w:lang w:val="zh_TW" w:bidi="zh_TW"/>
-          </w:rPr>
-          <w:rPr>
-            <w:color w:val="0000EE"/>
-            <w:u w:val="single"/>
-          </w:rPr>
-          <w:t>王上10:2</w:t>
-        </w:r>
-      </w:hyperlink>
+      <w:r>
+        <w:rPr>
+          <w:lang w:val="zh_TW" w:bidi="zh_TW"/>
+        </w:rPr>
+        <w:t>王上10:2</w:t>
+      </w:r>
       <w:r>
         <w:rPr>
           <w:lang w:val="zh_TW" w:bidi="zh_TW"/>
         </w:rPr>
         <w:t>）。結伴的客旅的規模取決於交通往來的多寡、路途的危險程度，以及駱駝的供應情況。有時約40隻駱駝會連成一隊，前一隻駱駝鞍上的繩索繫到後一隻駱駝的鼻環上。結伴的客旅可以排成單列前進，也可以三、四隻駱駝並排行走。在炎熱天氣或長途旅程中，一隻駱駝大約可以馱運350磅（159公斤）的貨物；在涼爽天氣或短途旅程中，牠可以馱運更多物品。約瑟曾被賣給一支前往埃及的香料結伴的客旅，成為奴僕（</w:t>
       </w:r>
-      <w:hyperlink r:id="rId14">
-        <w:r>
-          <w:rPr>
-            <w:lang w:val="zh_TW" w:bidi="zh_TW"/>
-          </w:rPr>
-          <w:rPr>
-            <w:color w:val="0000EE"/>
-            <w:u w:val="single"/>
-          </w:rPr>
-          <w:t>創37:25–28</w:t>
-        </w:r>
-      </w:hyperlink>
+      <w:r>
+        <w:rPr>
+          <w:lang w:val="zh_TW" w:bidi="zh_TW"/>
+        </w:rPr>
+        <w:t>創37:25–28</w:t>
+      </w:r>
       <w:r>
         <w:rPr>
           <w:lang w:val="zh_TW" w:bidi="zh_TW"/>
         </w:rPr>
         <w:t>）。有時，劫掠的隊伍也會組成結伴的客旅行動（</w:t>
       </w:r>
-      <w:hyperlink r:id="rId15">
-        <w:r>
-          <w:rPr>
-            <w:lang w:val="zh_TW" w:bidi="zh_TW"/>
-          </w:rPr>
-          <w:rPr>
-            <w:color w:val="0000EE"/>
-            <w:u w:val="single"/>
-          </w:rPr>
-          <w:t>士6:3–5</w:t>
-        </w:r>
-      </w:hyperlink>
+      <w:r>
+        <w:rPr>
+          <w:lang w:val="zh_TW" w:bidi="zh_TW"/>
+        </w:rPr>
+        <w:t>士6:3–5</w:t>
+      </w:r>
       <w:r>
         <w:rPr>
           <w:lang w:val="zh_TW" w:bidi="zh_TW"/>
         </w:rPr>
         <w:t>；</w:t>
       </w:r>
-      <w:hyperlink r:id="rId16">
-        <w:r>
-          <w:rPr>
-            <w:lang w:val="zh_TW" w:bidi="zh_TW"/>
-          </w:rPr>
-          <w:rPr>
-            <w:color w:val="0000EE"/>
-            <w:u w:val="single"/>
-          </w:rPr>
-          <w:t>撒上30:1–20</w:t>
-        </w:r>
-      </w:hyperlink>
+      <w:r>
+        <w:rPr>
+          <w:lang w:val="zh_TW" w:bidi="zh_TW"/>
+        </w:rPr>
+        <w:t>撒上30:1–20</w:t>
+      </w:r>
       <w:r>
         <w:rPr>
           <w:lang w:val="zh_TW" w:bidi="zh_TW"/>
@@ -400,276 +376,168 @@
         </w:rPr>
         <w:t>約瑟與兄弟們交談時，假裝需要解釋者來傳話（</w:t>
       </w:r>
-      <w:hyperlink r:id="rId17">
-        <w:r>
-          <w:rPr>
-            <w:lang w:val="zh_TW" w:bidi="zh_TW"/>
-          </w:rPr>
-          <w:rPr>
-            <w:color w:val="0000EE"/>
-            <w:u w:val="single"/>
-          </w:rPr>
-          <w:t>創42:23</w:t>
-        </w:r>
-      </w:hyperlink>
+      <w:r>
+        <w:rPr>
+          <w:lang w:val="zh_TW" w:bidi="zh_TW"/>
+        </w:rPr>
+        <w:t>創42:23</w:t>
+      </w:r>
       <w:r>
         <w:rPr>
           <w:lang w:val="zh_TW" w:bidi="zh_TW"/>
         </w:rPr>
         <w:t>）。此外，人也需要解夢（</w:t>
       </w:r>
-      <w:hyperlink r:id="rId18">
-        <w:r>
-          <w:rPr>
-            <w:lang w:val="zh_TW" w:bidi="zh_TW"/>
-          </w:rPr>
-          <w:rPr>
-            <w:color w:val="0000EE"/>
-            <w:u w:val="single"/>
-          </w:rPr>
-          <w:t>創40:8</w:t>
-        </w:r>
-      </w:hyperlink>
+      <w:r>
+        <w:rPr>
+          <w:lang w:val="zh_TW" w:bidi="zh_TW"/>
+        </w:rPr>
+        <w:t>創40:8</w:t>
+      </w:r>
       <w:r>
         <w:rPr>
           <w:lang w:val="zh_TW" w:bidi="zh_TW"/>
         </w:rPr>
         <w:t>，</w:t>
       </w:r>
-      <w:hyperlink r:id="rId19">
-        <w:r>
-          <w:rPr>
-            <w:lang w:val="zh_TW" w:bidi="zh_TW"/>
-          </w:rPr>
-          <w:rPr>
-            <w:color w:val="0000EE"/>
-            <w:u w:val="single"/>
-          </w:rPr>
-          <w:t>41:15–16</w:t>
-        </w:r>
-      </w:hyperlink>
+      <w:r>
+        <w:rPr>
+          <w:lang w:val="zh_TW" w:bidi="zh_TW"/>
+        </w:rPr>
+        <w:t>41:15–16</w:t>
+      </w:r>
       <w:r>
         <w:rPr>
           <w:lang w:val="zh_TW" w:bidi="zh_TW"/>
         </w:rPr>
         <w:t>；</w:t>
       </w:r>
-      <w:hyperlink r:id="rId20">
-        <w:r>
-          <w:rPr>
-            <w:lang w:val="zh_TW" w:bidi="zh_TW"/>
-          </w:rPr>
-          <w:rPr>
-            <w:color w:val="0000EE"/>
-            <w:u w:val="single"/>
-          </w:rPr>
-          <w:t>但2章</w:t>
-        </w:r>
-      </w:hyperlink>
+      <w:r>
+        <w:rPr>
+          <w:lang w:val="zh_TW" w:bidi="zh_TW"/>
+        </w:rPr>
+        <w:t>但2章</w:t>
+      </w:r>
       <w:r>
         <w:rPr>
           <w:lang w:val="zh_TW" w:bidi="zh_TW"/>
         </w:rPr>
         <w:t>，</w:t>
       </w:r>
-      <w:hyperlink r:id="rId21">
-        <w:r>
-          <w:rPr>
-            <w:lang w:val="zh_TW" w:bidi="zh_TW"/>
-          </w:rPr>
-          <w:rPr>
-            <w:color w:val="0000EE"/>
-            <w:u w:val="single"/>
-          </w:rPr>
-          <w:t>4:6</w:t>
-        </w:r>
-      </w:hyperlink>
-      <w:hyperlink r:id="rId22">
-        <w:r>
-          <w:rPr>
-            <w:lang w:val="zh_TW" w:bidi="zh_TW"/>
-          </w:rPr>
-          <w:rPr>
-            <w:color w:val="0000EE"/>
-            <w:u w:val="single"/>
-          </w:rPr>
-          <w:t>–</w:t>
-        </w:r>
-      </w:hyperlink>
-      <w:hyperlink r:id="rId21">
-        <w:r>
-          <w:rPr>
-            <w:lang w:val="zh_TW" w:bidi="zh_TW"/>
-          </w:rPr>
-          <w:rPr>
-            <w:color w:val="0000EE"/>
-            <w:u w:val="single"/>
-          </w:rPr>
-          <w:t>9</w:t>
-        </w:r>
-      </w:hyperlink>
+      <w:r>
+        <w:rPr>
+          <w:lang w:val="zh_TW" w:bidi="zh_TW"/>
+        </w:rPr>
+        <w:t>4:6</w:t>
+      </w:r>
+      <w:r>
+        <w:rPr>
+          <w:lang w:val="zh_TW" w:bidi="zh_TW"/>
+        </w:rPr>
+        <w:t>–</w:t>
+      </w:r>
+      <w:r>
+        <w:rPr>
+          <w:lang w:val="zh_TW" w:bidi="zh_TW"/>
+        </w:rPr>
+        <w:t>9</w:t>
+      </w:r>
       <w:r>
         <w:rPr>
           <w:lang w:val="zh_TW" w:bidi="zh_TW"/>
         </w:rPr>
         <w:t>、</w:t>
       </w:r>
-      <w:hyperlink r:id="rId21">
-        <w:r>
-          <w:rPr>
-            <w:lang w:val="zh_TW" w:bidi="zh_TW"/>
-          </w:rPr>
-          <w:rPr>
-            <w:color w:val="0000EE"/>
-            <w:u w:val="single"/>
-          </w:rPr>
-          <w:t>18</w:t>
-        </w:r>
-      </w:hyperlink>
-      <w:hyperlink r:id="rId22">
-        <w:r>
-          <w:rPr>
-            <w:lang w:val="zh_TW" w:bidi="zh_TW"/>
-          </w:rPr>
-          <w:rPr>
-            <w:color w:val="0000EE"/>
-            <w:u w:val="single"/>
-          </w:rPr>
-          <w:t>–</w:t>
-        </w:r>
-      </w:hyperlink>
-      <w:hyperlink r:id="rId21">
-        <w:r>
-          <w:rPr>
-            <w:lang w:val="zh_TW" w:bidi="zh_TW"/>
-          </w:rPr>
-          <w:rPr>
-            <w:color w:val="0000EE"/>
-            <w:u w:val="single"/>
-          </w:rPr>
-          <w:t>24</w:t>
-        </w:r>
-      </w:hyperlink>
+      <w:r>
+        <w:rPr>
+          <w:lang w:val="zh_TW" w:bidi="zh_TW"/>
+        </w:rPr>
+        <w:t>18</w:t>
+      </w:r>
+      <w:r>
+        <w:rPr>
+          <w:lang w:val="zh_TW" w:bidi="zh_TW"/>
+        </w:rPr>
+        <w:t>–</w:t>
+      </w:r>
+      <w:r>
+        <w:rPr>
+          <w:lang w:val="zh_TW" w:bidi="zh_TW"/>
+        </w:rPr>
+        <w:t>24</w:t>
+      </w:r>
       <w:r>
         <w:rPr>
           <w:lang w:val="zh_TW" w:bidi="zh_TW"/>
         </w:rPr>
         <w:t>，</w:t>
       </w:r>
-      <w:hyperlink r:id="rId23">
-        <w:r>
-          <w:rPr>
-            <w:lang w:val="zh_TW" w:bidi="zh_TW"/>
-          </w:rPr>
-          <w:rPr>
-            <w:color w:val="0000EE"/>
-            <w:u w:val="single"/>
-          </w:rPr>
-          <w:t>5:7</w:t>
-        </w:r>
-      </w:hyperlink>
-      <w:hyperlink r:id="rId24">
-        <w:r>
-          <w:rPr>
-            <w:lang w:val="zh_TW" w:bidi="zh_TW"/>
-          </w:rPr>
-          <w:rPr>
-            <w:color w:val="0000EE"/>
-            <w:u w:val="single"/>
-          </w:rPr>
-          <w:t>–</w:t>
-        </w:r>
-      </w:hyperlink>
-      <w:hyperlink r:id="rId23">
-        <w:r>
-          <w:rPr>
-            <w:lang w:val="zh_TW" w:bidi="zh_TW"/>
-          </w:rPr>
-          <w:rPr>
-            <w:color w:val="0000EE"/>
-            <w:u w:val="single"/>
-          </w:rPr>
-          <w:t>8</w:t>
-        </w:r>
-      </w:hyperlink>
+      <w:r>
+        <w:rPr>
+          <w:lang w:val="zh_TW" w:bidi="zh_TW"/>
+        </w:rPr>
+        <w:t>5:7</w:t>
+      </w:r>
+      <w:r>
+        <w:rPr>
+          <w:lang w:val="zh_TW" w:bidi="zh_TW"/>
+        </w:rPr>
+        <w:t>–</w:t>
+      </w:r>
+      <w:r>
+        <w:rPr>
+          <w:lang w:val="zh_TW" w:bidi="zh_TW"/>
+        </w:rPr>
+        <w:t>8</w:t>
+      </w:r>
       <w:r>
         <w:rPr>
           <w:lang w:val="zh_TW" w:bidi="zh_TW"/>
         </w:rPr>
         <w:t>、</w:t>
       </w:r>
-      <w:hyperlink r:id="rId23">
-        <w:r>
-          <w:rPr>
-            <w:lang w:val="zh_TW" w:bidi="zh_TW"/>
-          </w:rPr>
-          <w:rPr>
-            <w:color w:val="0000EE"/>
-            <w:u w:val="single"/>
-          </w:rPr>
-          <w:t>12</w:t>
-        </w:r>
-      </w:hyperlink>
-      <w:hyperlink r:id="rId24">
-        <w:r>
-          <w:rPr>
-            <w:lang w:val="zh_TW" w:bidi="zh_TW"/>
-          </w:rPr>
-          <w:rPr>
-            <w:color w:val="0000EE"/>
-            <w:u w:val="single"/>
-          </w:rPr>
-          <w:t>–</w:t>
-        </w:r>
-      </w:hyperlink>
-      <w:hyperlink r:id="rId23">
-        <w:r>
-          <w:rPr>
-            <w:lang w:val="zh_TW" w:bidi="zh_TW"/>
-          </w:rPr>
-          <w:rPr>
-            <w:color w:val="0000EE"/>
-            <w:u w:val="single"/>
-          </w:rPr>
-          <w:t>17</w:t>
-        </w:r>
-      </w:hyperlink>
+      <w:r>
+        <w:rPr>
+          <w:lang w:val="zh_TW" w:bidi="zh_TW"/>
+        </w:rPr>
+        <w:t>12</w:t>
+      </w:r>
+      <w:r>
+        <w:rPr>
+          <w:lang w:val="zh_TW" w:bidi="zh_TW"/>
+        </w:rPr>
+        <w:t>–</w:t>
+      </w:r>
+      <w:r>
+        <w:rPr>
+          <w:lang w:val="zh_TW" w:bidi="zh_TW"/>
+        </w:rPr>
+        <w:t>17</w:t>
+      </w:r>
       <w:r>
         <w:rPr>
           <w:lang w:val="zh_TW" w:bidi="zh_TW"/>
         </w:rPr>
         <w:t>，</w:t>
       </w:r>
-      <w:hyperlink r:id="rId25">
-        <w:r>
-          <w:rPr>
-            <w:lang w:val="zh_TW" w:bidi="zh_TW"/>
-          </w:rPr>
-          <w:rPr>
-            <w:color w:val="0000EE"/>
-            <w:u w:val="single"/>
-          </w:rPr>
-          <w:t>7:16</w:t>
-        </w:r>
-      </w:hyperlink>
+      <w:r>
+        <w:rPr>
+          <w:lang w:val="zh_TW" w:bidi="zh_TW"/>
+        </w:rPr>
+        <w:t>7:16</w:t>
+      </w:r>
       <w:r>
         <w:rPr>
           <w:lang w:val="zh_TW" w:bidi="zh_TW"/>
         </w:rPr>
         <w:t>）。有時，解釋者也指居中調解的人（</w:t>
       </w:r>
-      <w:hyperlink r:id="rId26">
-        <w:r>
-          <w:rPr>
-            <w:lang w:val="zh_TW" w:bidi="zh_TW"/>
-          </w:rPr>
-          <w:rPr>
-            <w:color w:val="0000EE"/>
-            <w:u w:val="single"/>
-          </w:rPr>
-          <w:t>伯33:23</w:t>
-        </w:r>
-      </w:hyperlink>
+      <w:r>
+        <w:rPr>
+          <w:lang w:val="zh_TW" w:bidi="zh_TW"/>
+        </w:rPr>
+        <w:t>伯33:23</w:t>
+      </w:r>
       <w:r>
         <w:rPr>
           <w:lang w:val="zh_TW" w:bidi="zh_TW"/>
@@ -690,18 +558,12 @@
         </w:rPr>
         <w:t>當以斯拉和尼希米向被擄歸回的猶太人宣讀摩西律法時，他們也充當解釋者或翻譯者（</w:t>
       </w:r>
-      <w:hyperlink r:id="rId27">
-        <w:r>
-          <w:rPr>
-            <w:lang w:val="zh_TW" w:bidi="zh_TW"/>
-          </w:rPr>
-          <w:rPr>
-            <w:color w:val="0000EE"/>
-            <w:u w:val="single"/>
-          </w:rPr>
-          <w:t>尼8:8–9</w:t>
-        </w:r>
-      </w:hyperlink>
+      <w:r>
+        <w:rPr>
+          <w:lang w:val="zh_TW" w:bidi="zh_TW"/>
+        </w:rPr>
+        <w:t>尼8:8–9</w:t>
+      </w:r>
       <w:r>
         <w:rPr>
           <w:lang w:val="zh_TW" w:bidi="zh_TW"/>
@@ -740,18 +602,12 @@
         </w:rPr>
         <w:t>解釋說方言之人的話（</w:t>
       </w:r>
-      <w:hyperlink r:id="rId28">
-        <w:r>
-          <w:rPr>
-            <w:lang w:val="zh_TW" w:bidi="zh_TW"/>
-          </w:rPr>
-          <w:rPr>
-            <w:color w:val="0000EE"/>
-            <w:u w:val="single"/>
-          </w:rPr>
-          <w:t>林前14:28</w:t>
-        </w:r>
-      </w:hyperlink>
+      <w:r>
+        <w:rPr>
+          <w:lang w:val="zh_TW" w:bidi="zh_TW"/>
+        </w:rPr>
+        <w:t>林前14:28</w:t>
+      </w:r>
       <w:r>
         <w:rPr>
           <w:lang w:val="zh_TW" w:bidi="zh_TW"/>
@@ -776,18 +632,12 @@
         </w:rPr>
         <w:t>傳譯不同的語言（</w:t>
       </w:r>
-      <w:hyperlink r:id="rId29">
-        <w:r>
-          <w:rPr>
-            <w:lang w:val="zh_TW" w:bidi="zh_TW"/>
-          </w:rPr>
-          <w:rPr>
-            <w:color w:val="0000EE"/>
-            <w:u w:val="single"/>
-          </w:rPr>
-          <w:t>徒2:6</w:t>
-        </w:r>
-      </w:hyperlink>
+      <w:r>
+        <w:rPr>
+          <w:lang w:val="zh_TW" w:bidi="zh_TW"/>
+        </w:rPr>
+        <w:t>徒2:6</w:t>
+      </w:r>
       <w:r>
         <w:rPr>
           <w:lang w:val="zh_TW" w:bidi="zh_TW"/>
@@ -812,18 +662,12 @@
         </w:rPr>
         <w:t>解釋聖經（</w:t>
       </w:r>
-      <w:hyperlink r:id="rId30">
-        <w:r>
-          <w:rPr>
-            <w:lang w:val="zh_TW" w:bidi="zh_TW"/>
-          </w:rPr>
-          <w:rPr>
-            <w:color w:val="0000EE"/>
-            <w:u w:val="single"/>
-          </w:rPr>
-          <w:t>路24:27</w:t>
-        </w:r>
-      </w:hyperlink>
+      <w:r>
+        <w:rPr>
+          <w:lang w:val="zh_TW" w:bidi="zh_TW"/>
+        </w:rPr>
+        <w:t>路24:27</w:t>
+      </w:r>
       <w:r>
         <w:rPr>
           <w:lang w:val="zh_TW" w:bidi="zh_TW"/>
